--- a/set_maker/templ2.docx
+++ b/set_maker/templ2.docx
@@ -6152,8 +6152,1129 @@
         <w:t>{% endfor %}{% endfor %}</w:t>
       </w:r>
     </w:p>
+    <w:p>
+      <w:pPr>
+        <w:sectPr>
+          <w:pgSz w:w="11907" w:h="16839" w:code="9"/>
+          <w:pgMar w:top="397" w:right="454" w:bottom="397" w:left="851" w:header="0" w:footer="170" w:gutter="0"/>
+          <w:cols w:space="708"/>
+          <w:docGrid w:linePitch="360"/>
+        </w:sectPr>
+      </w:pPr>
+    </w:p>
+    <w:p>
+      <w:pPr>
+        <w:pStyle w:val="11"/>
+      </w:pPr>
+      <w:r>
+        <w:t>Уставки РЗА</w:t>
+      </w:r>
+    </w:p>
+    <w:p>
+      <w:pPr>
+        <w:pStyle w:val="20"/>
+      </w:pPr>
+      <w:r>
+        <w:t>Группа уставок №1 {% for rza_funcs_key, rza_funcs in rza_funcs.modules.items() %}</w:t>
+      </w:r>
+    </w:p>
+    <w:p>
+      <w:pPr>
+        <w:pStyle w:val="30"/>
+      </w:pPr>
+      <w:r>
+        <w:t>{{ rza_funcs.type }}{% for rza_func_key, rza_func in rza_funcs.inputs.items() %}</w:t>
+      </w:r>
+    </w:p>
+    <w:p>
+      <w:pPr>
+        <w:pStyle w:val="a7"/>
+      </w:pPr>
+      <w:r>
+        <w:t>{{ rza_func.name }}</w:t>
+      </w:r>
+    </w:p>
+    <w:tbl>
+      <w:tblPr>
+        <w:tblStyle w:val="510"/>
+        <w:tblW w:type="auto" w:w="0"/>
+        <w:tblLook w:firstColumn="1" w:firstRow="1" w:lastColumn="0" w:lastRow="0" w:noHBand="0" w:noVBand="1" w:val="04A0"/>
+        <w:tblLayout w:type="fixed"/>
+      </w:tblPr>
+      <w:tblGrid>
+        <w:gridCol w:w="1178"/>
+        <w:gridCol w:w="1178"/>
+        <w:gridCol w:w="1178"/>
+        <w:gridCol w:w="1178"/>
+        <w:gridCol w:w="1178"/>
+        <w:gridCol w:w="1178"/>
+        <w:gridCol w:w="1178"/>
+        <w:gridCol w:w="1178"/>
+        <w:gridCol w:w="1178"/>
+      </w:tblGrid>
+      <w:tr>
+        <w:trPr>
+          <w:tblHeader w:val="true"/>
+        </w:trPr>
+        <w:tc>
+          <w:tcPr>
+            <w:tcW w:type="dxa" w:w="403"/>
+            <w:vMerge w:val="restart"/>
+            <w:vAlign w:val="center"/>
+          </w:tcPr>
+          <w:p>
+            <w:pPr>
+              <w:pStyle w:val="affa"/>
+              <w:jc w:val="center"/>
+            </w:pPr>
+            <w:r>
+              <w:t>№</w:t>
+            </w:r>
+          </w:p>
+        </w:tc>
+        <w:tc>
+          <w:tcPr>
+            <w:tcW w:type="dxa" w:w="1771"/>
+            <w:vMerge w:val="restart"/>
+            <w:vAlign w:val="center"/>
+          </w:tcPr>
+          <w:p>
+            <w:pPr>
+              <w:pStyle w:val="affa"/>
+              <w:jc w:val="center"/>
+            </w:pPr>
+            <w:r>
+              <w:t>Описание</w:t>
+            </w:r>
+          </w:p>
+        </w:tc>
+        <w:tc>
+          <w:tcPr>
+            <w:tcW w:type="dxa" w:w="576"/>
+            <w:gridSpan w:val="2"/>
+            <w:vAlign w:val="center"/>
+          </w:tcPr>
+          <w:p>
+            <w:pPr>
+              <w:pStyle w:val="affa"/>
+              <w:jc w:val="center"/>
+            </w:pPr>
+            <w:r>
+              <w:t>Наименование</w:t>
+            </w:r>
+          </w:p>
+        </w:tc>
+        <w:tc>
+          <w:tcPr>
+            <w:tcW w:type="dxa" w:w="2304"/>
+            <w:vMerge w:val="restart"/>
+            <w:vAlign w:val="center"/>
+          </w:tcPr>
+          <w:p>
+            <w:pPr>
+              <w:pStyle w:val="affa"/>
+              <w:jc w:val="center"/>
+            </w:pPr>
+            <w:r>
+              <w:t>Значение / Диапазон</w:t>
+            </w:r>
+          </w:p>
+        </w:tc>
+        <w:tc>
+          <w:tcPr>
+            <w:tcW w:type="dxa" w:w="792"/>
+            <w:vMerge w:val="restart"/>
+            <w:vAlign w:val="center"/>
+          </w:tcPr>
+          <w:p>
+            <w:pPr>
+              <w:pStyle w:val="affa"/>
+              <w:jc w:val="center"/>
+            </w:pPr>
+            <w:r>
+              <w:t>Ед. изм.</w:t>
+            </w:r>
+          </w:p>
+        </w:tc>
+        <w:tc>
+          <w:tcPr>
+            <w:tcW w:type="dxa" w:w="648"/>
+            <w:vMerge w:val="restart"/>
+            <w:vAlign w:val="center"/>
+          </w:tcPr>
+          <w:p>
+            <w:pPr>
+              <w:pStyle w:val="affa"/>
+              <w:jc w:val="center"/>
+            </w:pPr>
+            <w:r>
+              <w:t>Шаг</w:t>
+            </w:r>
+          </w:p>
+        </w:tc>
+        <w:tc>
+          <w:tcPr>
+            <w:tcW w:type="dxa" w:w="1296"/>
+            <w:vMerge w:val="restart"/>
+            <w:vAlign w:val="center"/>
+          </w:tcPr>
+          <w:p>
+            <w:pPr>
+              <w:pStyle w:val="affa"/>
+              <w:jc w:val="center"/>
+            </w:pPr>
+            <w:r>
+              <w:t>Значение по умолчанию</w:t>
+            </w:r>
+          </w:p>
+        </w:tc>
+        <w:tc>
+          <w:tcPr>
+            <w:tcW w:type="dxa" w:w="1512"/>
+            <w:vMerge w:val="restart"/>
+            <w:vAlign w:val="center"/>
+          </w:tcPr>
+          <w:p>
+            <w:pPr>
+              <w:pStyle w:val="affa"/>
+              <w:jc w:val="center"/>
+            </w:pPr>
+            <w:r>
+              <w:t>Уставка</w:t>
+            </w:r>
+          </w:p>
+        </w:tc>
+      </w:tr>
+      <w:tr>
+        <w:trPr>
+          <w:tblHeader w:val="true"/>
+        </w:trPr>
+        <w:tc>
+          <w:tcPr>
+            <w:tcW w:type="dxa" w:w="1178"/>
+            <w:vMerge/>
+          </w:tcPr>
+          <w:p/>
+        </w:tc>
+        <w:tc>
+          <w:tcPr>
+            <w:tcW w:type="dxa" w:w="1178"/>
+            <w:vMerge/>
+          </w:tcPr>
+          <w:p/>
+        </w:tc>
+        <w:tc>
+          <w:tcPr>
+            <w:tcW w:type="dxa" w:w="1296"/>
+          </w:tcPr>
+          <w:p>
+            <w:pPr>
+              <w:jc w:val="center"/>
+            </w:pPr>
+            <w:r>
+              <w:t>ПО</w:t>
+            </w:r>
+          </w:p>
+        </w:tc>
+        <w:tc>
+          <w:tcPr>
+            <w:tcW w:type="dxa" w:w="576"/>
+          </w:tcPr>
+          <w:p>
+            <w:r>
+              <w:t>ФСУ</w:t>
+            </w:r>
+          </w:p>
+        </w:tc>
+        <w:tc>
+          <w:tcPr>
+            <w:tcW w:type="dxa" w:w="1178"/>
+            <w:vMerge/>
+          </w:tcPr>
+          <w:p/>
+        </w:tc>
+        <w:tc>
+          <w:tcPr>
+            <w:tcW w:type="dxa" w:w="1178"/>
+            <w:vMerge/>
+          </w:tcPr>
+          <w:p/>
+        </w:tc>
+        <w:tc>
+          <w:tcPr>
+            <w:tcW w:type="dxa" w:w="1178"/>
+            <w:vMerge/>
+          </w:tcPr>
+          <w:p/>
+        </w:tc>
+        <w:tc>
+          <w:tcPr>
+            <w:tcW w:type="dxa" w:w="1178"/>
+            <w:vMerge/>
+          </w:tcPr>
+          <w:p/>
+        </w:tc>
+        <w:tc>
+          <w:tcPr>
+            <w:tcW w:type="dxa" w:w="1178"/>
+            <w:vMerge/>
+          </w:tcPr>
+          <w:p/>
+        </w:tc>
+      </w:tr>
+      <w:tr>
+        <w:tc>
+          <w:tcPr>
+            <w:tcW w:type="dxa" w:w="1512"/>
+            <w:gridSpan w:val="9"/>
+          </w:tcPr>
+          <w:p>
+            <w:r>
+              <w:t>{%tr for param_name, param_data in rza_func.properties.items() %}</w:t>
+            </w:r>
+          </w:p>
+        </w:tc>
+      </w:tr>
+      <w:tr>
+        <w:tc>
+          <w:tcPr>
+            <w:tcW w:type="dxa" w:w="403"/>
+          </w:tcPr>
+          <w:p>
+            <w:pPr>
+              <w:jc w:val="center"/>
+            </w:pPr>
+            <w:r>
+              <w:t>{{ loop.index }}</w:t>
+            </w:r>
+          </w:p>
+        </w:tc>
+        <w:tc>
+          <w:tcPr>
+            <w:tcW w:type="dxa" w:w="1771"/>
+          </w:tcPr>
+          <w:p>
+            <w:r>
+              <w:t>{{ param_data.description }}</w:t>
+            </w:r>
+          </w:p>
+        </w:tc>
+        <w:tc>
+          <w:tcPr>
+            <w:tcW w:type="dxa" w:w="1296"/>
+          </w:tcPr>
+          <w:p>
+            <w:r>
+              <w:t>{{ param_data.name_in_software }}</w:t>
+            </w:r>
+          </w:p>
+        </w:tc>
+        <w:tc>
+          <w:tcPr>
+            <w:tcW w:type="dxa" w:w="576"/>
+          </w:tcPr>
+          <w:p>
+            <w:pPr>
+              <w:jc w:val="center"/>
+            </w:pPr>
+            <w:r>
+              <w:t>{{ param_data.name_in_fsu }}</w:t>
+            </w:r>
+          </w:p>
+        </w:tc>
+        <w:tc>
+          <w:tcPr>
+            <w:tcW w:type="dxa" w:w="2304"/>
+          </w:tcPr>
+          <w:p>
+            <w:r>
+              <w:t>{{ param_data.value_range }}</w:t>
+            </w:r>
+          </w:p>
+        </w:tc>
+        <w:tc>
+          <w:tcPr>
+            <w:tcW w:type="dxa" w:w="792"/>
+          </w:tcPr>
+          <w:p>
+            <w:pPr>
+              <w:jc w:val="center"/>
+            </w:pPr>
+            <w:r>
+              <w:t>{{ param_data.unit }}</w:t>
+            </w:r>
+          </w:p>
+        </w:tc>
+        <w:tc>
+          <w:tcPr>
+            <w:tcW w:type="dxa" w:w="648"/>
+          </w:tcPr>
+          <w:p>
+            <w:pPr>
+              <w:jc w:val="center"/>
+            </w:pPr>
+            <w:r>
+              <w:t>{{ param_data.step }}</w:t>
+            </w:r>
+          </w:p>
+        </w:tc>
+        <w:tc>
+          <w:tcPr>
+            <w:tcW w:type="dxa" w:w="1296"/>
+          </w:tcPr>
+          <w:p>
+            <w:pPr>
+              <w:jc w:val="center"/>
+            </w:pPr>
+            <w:r>
+              <w:t>{{ param_data.default_value }}</w:t>
+            </w:r>
+          </w:p>
+        </w:tc>
+        <w:tc>
+          <w:tcPr>
+            <w:tcW w:type="dxa" w:w="1512"/>
+          </w:tcPr>
+          <w:p>
+            <w:r>
+              <w:t>{{ param_data.setpoint }}</w:t>
+            </w:r>
+          </w:p>
+        </w:tc>
+      </w:tr>
+      <w:tr>
+        <w:tc>
+          <w:tcPr>
+            <w:tcW w:type="dxa" w:w="1512"/>
+            <w:gridSpan w:val="9"/>
+          </w:tcPr>
+          <w:p>
+            <w:pPr>
+              <w:pStyle w:val="affa"/>
+            </w:pPr>
+            <w:r>
+              <w:t>{%tr endfor %}</w:t>
+            </w:r>
+          </w:p>
+        </w:tc>
+      </w:tr>
+    </w:tbl>
+    <w:p>
+      <w:pPr>
+        <w:pStyle w:val="TAGS"/>
+      </w:pPr>
+      <w:r>
+        <w:t>{% endfor %}{% endfor %}</w:t>
+      </w:r>
+    </w:p>
+    <w:p>
+      <w:pPr>
+        <w:sectPr>
+          <w:pgSz w:w="11907" w:h="16839" w:code="9"/>
+          <w:pgMar w:top="397" w:right="454" w:bottom="397" w:left="851" w:header="0" w:footer="170" w:gutter="0"/>
+          <w:cols w:space="708"/>
+          <w:docGrid w:linePitch="360"/>
+        </w:sectPr>
+      </w:pPr>
+    </w:p>
+    <w:p>
+      <w:pPr>
+        <w:pStyle w:val="11"/>
+      </w:pPr>
+      <w:r>
+        <w:t>Настройка регистрации</w:t>
+      </w:r>
+    </w:p>
+    <w:p>
+      <w:pPr>
+        <w:pStyle w:val="afff0"/>
+      </w:pPr>
+      <w:r>
+        <w:t>Возможна регистрация не более 200 сигналов. {% for regs_key, regs in regs.inputs.items() %}</w:t>
+      </w:r>
+    </w:p>
+    <w:p>
+      <w:pPr>
+        <w:pStyle w:val="a7"/>
+      </w:pPr>
+      <w:r>
+        <w:t>{{ regs.name }}</w:t>
+      </w:r>
+    </w:p>
+    <w:tbl>
+      <w:tblPr>
+        <w:tblStyle w:val="65"/>
+        <w:tblW w:type="auto" w:w="0"/>
+        <w:tblLook w:firstColumn="1" w:firstRow="1" w:lastColumn="0" w:lastRow="0" w:noHBand="0" w:noVBand="1" w:val="04A0"/>
+        <w:tblLayout w:type="fixed"/>
+      </w:tblPr>
+      <w:tblGrid>
+        <w:gridCol w:w="3107"/>
+        <w:gridCol w:w="3107"/>
+        <w:gridCol w:w="3107"/>
+        <w:gridCol w:w="3107"/>
+        <w:gridCol w:w="3107"/>
+      </w:tblGrid>
+      <w:tr>
+        <w:trPr>
+          <w:tblHeader w:val="true"/>
+        </w:trPr>
+        <w:tc>
+          <w:tcPr>
+            <w:tcW w:type="dxa" w:w="2160"/>
+            <w:gridSpan w:val="2"/>
+            <w:vAlign w:val="center"/>
+          </w:tcPr>
+          <w:p>
+            <w:pPr>
+              <w:pStyle w:val="affa"/>
+              <w:jc w:val="center"/>
+            </w:pPr>
+            <w:r>
+              <w:t>Параметр</w:t>
+            </w:r>
+          </w:p>
+        </w:tc>
+        <w:tc>
+          <w:tcPr>
+            <w:tcW w:type="dxa" w:w="2304"/>
+            <w:vMerge w:val="restart"/>
+            <w:vAlign w:val="center"/>
+          </w:tcPr>
+          <w:p>
+            <w:pPr>
+              <w:pStyle w:val="affa"/>
+              <w:jc w:val="center"/>
+            </w:pPr>
+            <w:r>
+              <w:t>Журнал событий регистрация (Не выполняется /По переднему фронту/ По заднему фронту/ По любому изменению)</w:t>
+            </w:r>
+          </w:p>
+        </w:tc>
+        <w:tc>
+          <w:tcPr>
+            <w:tcW w:type="dxa" w:w="2304"/>
+            <w:vMerge w:val="restart"/>
+            <w:vAlign w:val="center"/>
+          </w:tcPr>
+          <w:p>
+            <w:pPr>
+              <w:pStyle w:val="affa"/>
+              <w:jc w:val="center"/>
+            </w:pPr>
+            <w:r>
+              <w:t>Осциллограф Пуск (Не выполняется/ По переднему фронту/ По заднему фронту/ По любому изменению)</w:t>
+            </w:r>
+          </w:p>
+        </w:tc>
+        <w:tc>
+          <w:tcPr>
+            <w:tcW w:type="dxa" w:w="2304"/>
+            <w:vMerge w:val="restart"/>
+            <w:vAlign w:val="center"/>
+          </w:tcPr>
+          <w:p>
+            <w:pPr>
+              <w:pStyle w:val="affa"/>
+              <w:jc w:val="center"/>
+            </w:pPr>
+            <w:r>
+              <w:t>Осциллограф регистрация (Выведено/ Введено)</w:t>
+            </w:r>
+          </w:p>
+        </w:tc>
+      </w:tr>
+      <w:tr>
+        <w:trPr>
+          <w:tblHeader w:val="true"/>
+        </w:trPr>
+        <w:tc>
+          <w:tcPr>
+            <w:tcW w:type="dxa" w:w="6480"/>
+          </w:tcPr>
+          <w:p>
+            <w:pPr>
+              <w:jc w:val="center"/>
+            </w:pPr>
+            <w:r>
+              <w:t>Наименование</w:t>
+            </w:r>
+          </w:p>
+        </w:tc>
+        <w:tc>
+          <w:tcPr>
+            <w:tcW w:type="dxa" w:w="2160"/>
+          </w:tcPr>
+          <w:p>
+            <w:pPr>
+              <w:jc w:val="center"/>
+            </w:pPr>
+            <w:r>
+              <w:t>Обозначение ФСУ</w:t>
+            </w:r>
+          </w:p>
+        </w:tc>
+        <w:tc>
+          <w:tcPr>
+            <w:tcW w:type="dxa" w:w="3107"/>
+            <w:vMerge/>
+          </w:tcPr>
+          <w:p/>
+        </w:tc>
+        <w:tc>
+          <w:tcPr>
+            <w:tcW w:type="dxa" w:w="3107"/>
+            <w:vMerge/>
+          </w:tcPr>
+          <w:p/>
+        </w:tc>
+        <w:tc>
+          <w:tcPr>
+            <w:tcW w:type="dxa" w:w="3107"/>
+            <w:vMerge/>
+          </w:tcPr>
+          <w:p/>
+        </w:tc>
+      </w:tr>
+      <w:tr>
+        <w:tc>
+          <w:tcPr>
+            <w:tcW w:type="dxa" w:w="2304"/>
+            <w:gridSpan w:val="5"/>
+          </w:tcPr>
+          <w:p>
+            <w:r>
+              <w:t>{%tr for param_name, param_data in regs.properties.items() %}</w:t>
+            </w:r>
+          </w:p>
+        </w:tc>
+      </w:tr>
+      <w:tr>
+        <w:tc>
+          <w:tcPr>
+            <w:tcW w:type="dxa" w:w="6480"/>
+          </w:tcPr>
+          <w:p>
+            <w:r>
+              <w:t>{{ param_data.name }}</w:t>
+            </w:r>
+          </w:p>
+        </w:tc>
+        <w:tc>
+          <w:tcPr>
+            <w:tcW w:type="dxa" w:w="2160"/>
+          </w:tcPr>
+          <w:p>
+            <w:r>
+              <w:t>{{ param_data.fsu }}</w:t>
+            </w:r>
+          </w:p>
+        </w:tc>
+        <w:tc>
+          <w:tcPr>
+            <w:tcW w:type="dxa" w:w="2304"/>
+          </w:tcPr>
+          <w:p>
+            <w:pPr>
+              <w:jc w:val="center"/>
+            </w:pPr>
+            <w:sdt>
+              <w:sdtPr>
+                <w:alias w:val=""/>
+                <w:tag w:val=""/>
+                <w:id w:val="0"/>
+                <w:dropDownList>
+                  <w:listItem w:displayText="Выберите элемент" w:value=""/>
+                  <w:listItem w:displayText="Не выполняется" w:value="Не выполняется"/>
+                  <w:listItem w:displayText="По переднему фронту" w:value="По переднему фронту"/>
+                  <w:listItem w:displayText="По заднему фронту" w:value="По заднему фронту"/>
+                  <w:listItem w:displayText="По любому изменению" w:value="По любому изменению"/>
+                </w:dropDownList>
+                <w:showingPlcHdr/>
+                <w:placeholder>
+                  <w:docPart w:val=""/>
+                </w:placeholder>
+              </w:sdtPr>
+              <w:sdtContent>
+                <w:r>
+                  <w:rPr>
+                    <w:color w:val="808080"/>
+                    <w:sz w:val="24"/>
+                    <w:i/>
+                    <!-- курсив -->
+                    <!-- <w:b/> полужирный -->
+                    <w:spacing w:val="10"/>
+                    <!-- интервал между символами -->
+                  </w:rPr>
+                  <w:t>Выберите элемент</w:t>
+                </w:r>
+              </w:sdtContent>
+            </w:sdt>
+          </w:p>
+        </w:tc>
+        <w:tc>
+          <w:tcPr>
+            <w:tcW w:type="dxa" w:w="2304"/>
+          </w:tcPr>
+          <w:p>
+            <w:pPr>
+              <w:jc w:val="center"/>
+            </w:pPr>
+            <w:sdt>
+              <w:sdtPr>
+                <w:alias w:val=""/>
+                <w:tag w:val=""/>
+                <w:id w:val="0"/>
+                <w:dropDownList>
+                  <w:listItem w:displayText="Выберите элемент" w:value=""/>
+                  <w:listItem w:displayText="Не выполняется" w:value="Не выполняется"/>
+                  <w:listItem w:displayText="По переднему фронту" w:value="По переднему фронту"/>
+                  <w:listItem w:displayText="По заднему фронту" w:value="По заднему фронту"/>
+                  <w:listItem w:displayText="По любому изменению" w:value="По любому изменению"/>
+                </w:dropDownList>
+                <w:showingPlcHdr/>
+                <w:placeholder>
+                  <w:docPart w:val=""/>
+                </w:placeholder>
+              </w:sdtPr>
+              <w:sdtContent>
+                <w:r>
+                  <w:rPr>
+                    <w:color w:val="808080"/>
+                    <w:sz w:val="24"/>
+                    <w:i/>
+                    <!-- курсив -->
+                    <!-- <w:b/> полужирный -->
+                    <w:spacing w:val="10"/>
+                    <!-- интервал между символами -->
+                  </w:rPr>
+                  <w:t>Выберите элемент</w:t>
+                </w:r>
+              </w:sdtContent>
+            </w:sdt>
+          </w:p>
+        </w:tc>
+        <w:tc>
+          <w:tcPr>
+            <w:tcW w:type="dxa" w:w="2304"/>
+          </w:tcPr>
+          <w:p>
+            <w:pPr>
+              <w:jc w:val="center"/>
+            </w:pPr>
+            <w:sdt>
+              <w:sdtPr>
+                <w:alias w:val=""/>
+                <w:tag w:val=""/>
+                <w:id w:val="0"/>
+                <w:dropDownList>
+                  <w:listItem w:displayText="Выберите элемент" w:value=""/>
+                  <w:listItem w:displayText="Выведено" w:value="Выведено"/>
+                  <w:listItem w:displayText="Введено" w:value="Введено"/>
+                </w:dropDownList>
+                <w:showingPlcHdr/>
+                <w:placeholder>
+                  <w:docPart w:val=""/>
+                </w:placeholder>
+              </w:sdtPr>
+              <w:sdtContent>
+                <w:r>
+                  <w:rPr>
+                    <w:color w:val="808080"/>
+                    <w:sz w:val="24"/>
+                    <w:i/>
+                    <!-- курсив -->
+                    <!-- <w:b/> полужирный -->
+                    <w:spacing w:val="10"/>
+                    <!-- интервал между символами -->
+                  </w:rPr>
+                  <w:t>Выберите элемент</w:t>
+                </w:r>
+              </w:sdtContent>
+            </w:sdt>
+          </w:p>
+        </w:tc>
+      </w:tr>
+      <w:tr>
+        <w:tc>
+          <w:tcPr>
+            <w:tcW w:type="dxa" w:w="2304"/>
+            <w:gridSpan w:val="5"/>
+          </w:tcPr>
+          <w:p>
+            <w:pPr>
+              <w:pStyle w:val="affa"/>
+            </w:pPr>
+            <w:r>
+              <w:t>{%tr endfor %}</w:t>
+            </w:r>
+          </w:p>
+        </w:tc>
+      </w:tr>
+    </w:tbl>
+    <w:p>
+      <w:pPr>
+        <w:pStyle w:val="TAGS"/>
+      </w:pPr>
+      <w:r>
+        <w:t>{% endfor %}</w:t>
+      </w:r>
+    </w:p>
+    <w:p>
+      <w:pPr>
+        <w:sectPr>
+          <w:pgSz w:w="16839" w:h="16839" w:code="9" w:orient="landscape"/>
+          <w:pgMar w:top="397" w:right="454" w:bottom="397" w:left="851" w:header="0" w:footer="170" w:gutter="0"/>
+          <w:cols w:space="708"/>
+          <w:docGrid w:linePitch="360"/>
+        </w:sectPr>
+      </w:pPr>
+    </w:p>
+    <w:p>
+      <w:pPr>
+        <w:pStyle w:val="11"/>
+      </w:pPr>
+      <w:r>
+        <w:t>Матрица дискретных входов и выходных реле</w:t>
+      </w:r>
+    </w:p>
+    <w:p>
+      <w:pPr>
+        <w:pStyle w:val="afff0"/>
+      </w:pPr>
+      <w:r>
+        <w:t>Возможна регистрация не более 200 сигналов. {% for regs_key, regs in regs.inputs.items() %}</w:t>
+      </w:r>
+    </w:p>
+    <w:p>
+      <w:pPr>
+        <w:pStyle w:val="a7"/>
+      </w:pPr>
+      <w:r>
+        <w:t>{{ regs.name }}</w:t>
+      </w:r>
+    </w:p>
+    <w:tbl>
+      <w:tblPr>
+        <w:tblStyle w:val="65"/>
+        <w:tblW w:type="auto" w:w="0"/>
+        <w:tblLook w:firstColumn="1" w:firstRow="1" w:lastColumn="0" w:lastRow="0" w:noHBand="0" w:noVBand="1" w:val="04A0"/>
+        <w:tblLayout w:type="fixed"/>
+      </w:tblPr>
+      <w:tblGrid>
+        <w:gridCol w:w="3107"/>
+        <w:gridCol w:w="3107"/>
+        <w:gridCol w:w="3107"/>
+        <w:gridCol w:w="3107"/>
+        <w:gridCol w:w="3107"/>
+      </w:tblGrid>
+      <w:tr>
+        <w:trPr>
+          <w:tblHeader w:val="true"/>
+        </w:trPr>
+        <w:tc>
+          <w:tcPr>
+            <w:tcW w:type="dxa" w:w="2160"/>
+            <w:gridSpan w:val="2"/>
+            <w:vAlign w:val="center"/>
+          </w:tcPr>
+          <w:p>
+            <w:pPr>
+              <w:pStyle w:val="affa"/>
+              <w:jc w:val="center"/>
+            </w:pPr>
+            <w:r>
+              <w:t>Параметр</w:t>
+            </w:r>
+          </w:p>
+        </w:tc>
+        <w:tc>
+          <w:tcPr>
+            <w:tcW w:type="dxa" w:w="2304"/>
+            <w:vMerge w:val="restart"/>
+            <w:vAlign w:val="center"/>
+          </w:tcPr>
+          <w:p>
+            <w:pPr>
+              <w:pStyle w:val="affa"/>
+              <w:jc w:val="center"/>
+            </w:pPr>
+            <w:r>
+              <w:t>Журнал событий регистрация (Не выполняется /По переднему фронту/ По заднему фронту/ По любому изменению)</w:t>
+            </w:r>
+          </w:p>
+        </w:tc>
+        <w:tc>
+          <w:tcPr>
+            <w:tcW w:type="dxa" w:w="2304"/>
+            <w:vMerge w:val="restart"/>
+            <w:vAlign w:val="center"/>
+          </w:tcPr>
+          <w:p>
+            <w:pPr>
+              <w:pStyle w:val="affa"/>
+              <w:jc w:val="center"/>
+            </w:pPr>
+            <w:r>
+              <w:t>Осциллограф Пуск (Не выполняется/ По переднему фронту/ По заднему фронту/ По любому изменению)</w:t>
+            </w:r>
+          </w:p>
+        </w:tc>
+        <w:tc>
+          <w:tcPr>
+            <w:tcW w:type="dxa" w:w="2304"/>
+            <w:vMerge w:val="restart"/>
+            <w:vAlign w:val="center"/>
+          </w:tcPr>
+          <w:p>
+            <w:pPr>
+              <w:pStyle w:val="affa"/>
+              <w:jc w:val="center"/>
+            </w:pPr>
+            <w:r>
+              <w:t>Осциллограф регистрация (Выведено/ Введено)</w:t>
+            </w:r>
+          </w:p>
+        </w:tc>
+      </w:tr>
+      <w:tr>
+        <w:trPr>
+          <w:tblHeader w:val="true"/>
+        </w:trPr>
+        <w:tc>
+          <w:tcPr>
+            <w:tcW w:type="dxa" w:w="6480"/>
+          </w:tcPr>
+          <w:p>
+            <w:pPr>
+              <w:jc w:val="center"/>
+            </w:pPr>
+            <w:r>
+              <w:t>Наименование</w:t>
+            </w:r>
+          </w:p>
+        </w:tc>
+        <w:tc>
+          <w:tcPr>
+            <w:tcW w:type="dxa" w:w="2160"/>
+          </w:tcPr>
+          <w:p>
+            <w:pPr>
+              <w:jc w:val="center"/>
+            </w:pPr>
+            <w:r>
+              <w:t>Обозначение ФСУ</w:t>
+            </w:r>
+          </w:p>
+        </w:tc>
+        <w:tc>
+          <w:tcPr>
+            <w:tcW w:type="dxa" w:w="3107"/>
+            <w:vMerge/>
+          </w:tcPr>
+          <w:p/>
+        </w:tc>
+        <w:tc>
+          <w:tcPr>
+            <w:tcW w:type="dxa" w:w="3107"/>
+            <w:vMerge/>
+          </w:tcPr>
+          <w:p/>
+        </w:tc>
+        <w:tc>
+          <w:tcPr>
+            <w:tcW w:type="dxa" w:w="3107"/>
+            <w:vMerge/>
+          </w:tcPr>
+          <w:p/>
+        </w:tc>
+      </w:tr>
+      <w:tr>
+        <w:tc>
+          <w:tcPr>
+            <w:tcW w:type="dxa" w:w="2304"/>
+            <w:gridSpan w:val="5"/>
+          </w:tcPr>
+          <w:p>
+            <w:r>
+              <w:t>{%tr for param_name, param_data in regs.properties.items() %}</w:t>
+            </w:r>
+          </w:p>
+        </w:tc>
+      </w:tr>
+      <w:tr>
+        <w:tc>
+          <w:tcPr>
+            <w:tcW w:type="dxa" w:w="6480"/>
+          </w:tcPr>
+          <w:p>
+            <w:r>
+              <w:t>{{ param_data.name }}</w:t>
+            </w:r>
+          </w:p>
+        </w:tc>
+        <w:tc>
+          <w:tcPr>
+            <w:tcW w:type="dxa" w:w="2160"/>
+          </w:tcPr>
+          <w:p>
+            <w:r>
+              <w:t>{{ param_data.fsu }}</w:t>
+            </w:r>
+          </w:p>
+        </w:tc>
+        <w:tc>
+          <w:tcPr>
+            <w:tcW w:type="dxa" w:w="2304"/>
+          </w:tcPr>
+          <w:p>
+            <w:pPr>
+              <w:jc w:val="center"/>
+            </w:pPr>
+            <w:sdt>
+              <w:sdtPr>
+                <w:alias w:val=""/>
+                <w:tag w:val=""/>
+                <w:id w:val="0"/>
+                <w:dropDownList>
+                  <w:listItem w:displayText="Выберите элемент" w:value=""/>
+                  <w:listItem w:displayText="Не выполняется" w:value="Не выполняется"/>
+                  <w:listItem w:displayText="По переднему фронту" w:value="По переднему фронту"/>
+                  <w:listItem w:displayText="По заднему фронту" w:value="По заднему фронту"/>
+                  <w:listItem w:displayText="По любому изменению" w:value="По любому изменению"/>
+                </w:dropDownList>
+                <w:showingPlcHdr/>
+                <w:placeholder>
+                  <w:docPart w:val=""/>
+                </w:placeholder>
+              </w:sdtPr>
+              <w:sdtContent>
+                <w:r>
+                  <w:rPr>
+                    <w:color w:val="808080"/>
+                    <w:sz w:val="24"/>
+                    <w:i/>
+                    <!-- курсив -->
+                    <!-- <w:b/> полужирный -->
+                    <w:spacing w:val="10"/>
+                    <!-- интервал между символами -->
+                  </w:rPr>
+                  <w:t>Выберите элемент</w:t>
+                </w:r>
+              </w:sdtContent>
+            </w:sdt>
+          </w:p>
+        </w:tc>
+        <w:tc>
+          <w:tcPr>
+            <w:tcW w:type="dxa" w:w="2304"/>
+          </w:tcPr>
+          <w:p>
+            <w:pPr>
+              <w:jc w:val="center"/>
+            </w:pPr>
+            <w:sdt>
+              <w:sdtPr>
+                <w:alias w:val=""/>
+                <w:tag w:val=""/>
+                <w:id w:val="0"/>
+                <w:dropDownList>
+                  <w:listItem w:displayText="Выберите элемент" w:value=""/>
+                  <w:listItem w:displayText="Не выполняется" w:value="Не выполняется"/>
+                  <w:listItem w:displayText="По переднему фронту" w:value="По переднему фронту"/>
+                  <w:listItem w:displayText="По заднему фронту" w:value="По заднему фронту"/>
+                  <w:listItem w:displayText="По любому изменению" w:value="По любому изменению"/>
+                </w:dropDownList>
+                <w:showingPlcHdr/>
+                <w:placeholder>
+                  <w:docPart w:val=""/>
+                </w:placeholder>
+              </w:sdtPr>
+              <w:sdtContent>
+                <w:r>
+                  <w:rPr>
+                    <w:color w:val="808080"/>
+                    <w:sz w:val="24"/>
+                    <w:i/>
+                    <!-- курсив -->
+                    <!-- <w:b/> полужирный -->
+                    <w:spacing w:val="10"/>
+                    <!-- интервал между символами -->
+                  </w:rPr>
+                  <w:t>Выберите элемент</w:t>
+                </w:r>
+              </w:sdtContent>
+            </w:sdt>
+          </w:p>
+        </w:tc>
+        <w:tc>
+          <w:tcPr>
+            <w:tcW w:type="dxa" w:w="2304"/>
+          </w:tcPr>
+          <w:p>
+            <w:pPr>
+              <w:jc w:val="center"/>
+            </w:pPr>
+            <w:sdt>
+              <w:sdtPr>
+                <w:alias w:val=""/>
+                <w:tag w:val=""/>
+                <w:id w:val="0"/>
+                <w:dropDownList>
+                  <w:listItem w:displayText="Выберите элемент" w:value=""/>
+                  <w:listItem w:displayText="Выведено" w:value="Выведено"/>
+                  <w:listItem w:displayText="Введено" w:value="Введено"/>
+                </w:dropDownList>
+                <w:showingPlcHdr/>
+                <w:placeholder>
+                  <w:docPart w:val=""/>
+                </w:placeholder>
+              </w:sdtPr>
+              <w:sdtContent>
+                <w:r>
+                  <w:rPr>
+                    <w:color w:val="808080"/>
+                    <w:sz w:val="24"/>
+                    <w:i/>
+                    <!-- курсив -->
+                    <!-- <w:b/> полужирный -->
+                    <w:spacing w:val="10"/>
+                    <!-- интервал между символами -->
+                  </w:rPr>
+                  <w:t>Выберите элемент</w:t>
+                </w:r>
+              </w:sdtContent>
+            </w:sdt>
+          </w:p>
+        </w:tc>
+      </w:tr>
+      <w:tr>
+        <w:tc>
+          <w:tcPr>
+            <w:tcW w:type="dxa" w:w="2304"/>
+            <w:gridSpan w:val="5"/>
+          </w:tcPr>
+          <w:p>
+            <w:pPr>
+              <w:pStyle w:val="affa"/>
+            </w:pPr>
+            <w:r>
+              <w:t>{%tr endfor %}</w:t>
+            </w:r>
+          </w:p>
+        </w:tc>
+      </w:tr>
+    </w:tbl>
+    <w:p>
+      <w:pPr>
+        <w:pStyle w:val="TAGS"/>
+      </w:pPr>
+      <w:r>
+        <w:t>{% endfor %}</w:t>
+      </w:r>
+    </w:p>
     <w:sectPr>
-      <w:pgSz w:w="11907" w:h="16839" w:code="9"/>
+      <w:pgSz w:w="16839" w:h="16839" w:code="9" w:orient="landscape"/>
       <w:pgMar w:top="397" w:right="454" w:bottom="397" w:left="851" w:header="0" w:footer="170" w:gutter="0"/>
       <w:cols w:space="708"/>
       <w:docGrid w:linePitch="360"/>
@@ -6234,7 +7355,7 @@
         <w:noProof/>
         <w:szCs w:val="24"/>
       </w:rPr>
-      <w:t>5</w:t>
+      <w:t>4</w:t>
     </w:r>
     <w:r>
       <w:rPr>
@@ -15269,6 +16390,27 @@
     <w:uiPriority w:val="99"/>
     <w:rsid w:val="00D76C1B"/>
   </w:style>
+  <w:style w:type="table" w:customStyle="1" w:styleId="65">
+    <w:name w:val="Стиль6"/>
+    <w:basedOn w:val="510"/>
+    <w:uiPriority w:val="99"/>
+    <w:rsid w:val="00140E4D"/>
+    <w:tblPr>
+      <w:tblStyleRowBandSize w:val="1"/>
+    </w:tblPr>
+    <w:tblStylePr w:type="firstRow">
+      <w:tblPr/>
+      <w:tcPr>
+        <w:vAlign w:val="center"/>
+      </w:tcPr>
+    </w:tblStylePr>
+    <w:tblStylePr w:type="band1Horz">
+      <w:tblPr/>
+      <w:tcPr>
+        <w:shd w:val="clear" w:color="auto" w:fill="D9D9D9" w:themeFill="background1" w:themeFillShade="D9"/>
+      </w:tcPr>
+    </w:tblStylePr>
+  </w:style>
 </w:styles>
 </file>
 
@@ -15570,11 +16712,13 @@
     <w:rsid w:val="00A4061C"/>
     <w:rsid w:val="00A436FC"/>
     <w:rsid w:val="00A949B1"/>
+    <w:rsid w:val="00AE76CC"/>
     <w:rsid w:val="00AE7F01"/>
     <w:rsid w:val="00B45FB1"/>
     <w:rsid w:val="00BD646C"/>
     <w:rsid w:val="00C83915"/>
     <w:rsid w:val="00CE3CAC"/>
+    <w:rsid w:val="00CE50D4"/>
     <w:rsid w:val="00D54719"/>
     <w:rsid w:val="00D95B8B"/>
     <w:rsid w:val="00DA23D8"/>
@@ -27438,7 +28582,7 @@
 </file>
 
 <file path=customXml/itemProps1.xml><?xml version="1.0" encoding="utf-8"?>
-<ds:datastoreItem xmlns:ds="http://schemas.openxmlformats.org/officeDocument/2006/customXml" ds:itemID="{BA6B134C-9145-4D41-BB87-D525575C8E7B}">
+<ds:datastoreItem xmlns:ds="http://schemas.openxmlformats.org/officeDocument/2006/customXml" ds:itemID="{7E428D6B-7BE8-4604-BEC0-52981E5C7437}">
   <ds:schemaRefs>
     <ds:schemaRef ds:uri="http://schemas.openxmlformats.org/officeDocument/2006/bibliography"/>
   </ds:schemaRefs>

--- a/set_maker/templ2.docx
+++ b/set_maker/templ2.docx
@@ -5355,65 +5355,112 @@
       <w:pPr>
         <w:pStyle w:val="TAGS"/>
       </w:pPr>
-      <w:bookmarkStart w:id="5" w:name="_GoBack"/>
-      <w:bookmarkEnd w:id="5"/>
     </w:p>
     <w:p>
       <w:pPr>
         <w:pStyle w:val="20"/>
+        <w:rPr>
+          <w:lang w:val="en-US"/>
+        </w:rPr>
       </w:pPr>
       <w:r>
-        <w:t>Модули дискретных входов {% for bin_inputs_key, bin_inputs in bin_inputs.modules.items() %}</w:t>
+        <w:t>Модули</w:t>
+      </w:r>
+      <w:r>
+        <w:rPr>
+          <w:lang w:val="en-US"/>
+        </w:rPr>
+        <w:t xml:space="preserve"> </w:t>
+      </w:r>
+      <w:r>
+        <w:t>дискретных</w:t>
+      </w:r>
+      <w:r>
+        <w:rPr>
+          <w:lang w:val="en-US"/>
+        </w:rPr>
+        <w:t xml:space="preserve"> </w:t>
+      </w:r>
+      <w:r>
+        <w:t>входов</w:t>
+      </w:r>
+      <w:r>
+        <w:rPr>
+          <w:lang w:val="en-US"/>
+        </w:rPr>
+        <w:t xml:space="preserve"> {% for bin_inputs_key, bin_inputs in bin_inputs.modules.items() %}</w:t>
       </w:r>
     </w:p>
     <w:p>
       <w:pPr>
         <w:pStyle w:val="30"/>
+        <w:rPr>
+          <w:lang w:val="en-US"/>
+        </w:rPr>
       </w:pPr>
       <w:r>
-        <w:t>Слот {{ bin_inputs.inserted_in_slot }}. Тип {{ bin_inputs.type }}{% for bin_input_key, bin_input in bin_inputs.inputs.items() %}</w:t>
+        <w:t>Слот</w:t>
+      </w:r>
+      <w:r>
+        <w:rPr>
+          <w:lang w:val="en-US"/>
+        </w:rPr>
+        <w:t xml:space="preserve"> {{ bin_inputs.inserted_in_slot }}. </w:t>
+      </w:r>
+      <w:r>
+        <w:t>Тип</w:t>
+      </w:r>
+      <w:r>
+        <w:rPr>
+          <w:lang w:val="en-US"/>
+        </w:rPr>
+        <w:t xml:space="preserve"> {{ bin_inputs.type }}{% for bin_input_key, bin_input in bin_inputs.inputs.items() %}</w:t>
       </w:r>
     </w:p>
     <w:p>
       <w:pPr>
         <w:pStyle w:val="a7"/>
       </w:pPr>
+      <w:proofErr w:type="gramStart"/>
       <w:r>
-        <w:t>{{ bin_input.name }}</w:t>
+        <w:t>{{ bin_input.name</w:t>
+      </w:r>
+      <w:proofErr w:type="gramEnd"/>
+      <w:r>
+        <w:t xml:space="preserve"> }}</w:t>
       </w:r>
     </w:p>
     <w:tbl>
       <w:tblPr>
         <w:tblStyle w:val="510"/>
-        <w:tblW w:type="auto" w:w="0"/>
-        <w:tblLook w:firstColumn="1" w:firstRow="1" w:lastColumn="0" w:lastRow="0" w:noHBand="0" w:noVBand="1" w:val="04A0"/>
+        <w:tblW w:w="0" w:type="auto"/>
         <w:tblLayout w:type="fixed"/>
+        <w:tblLook w:val="04A0" w:firstRow="1" w:lastRow="0" w:firstColumn="1" w:lastColumn="0" w:noHBand="0" w:noVBand="1"/>
       </w:tblPr>
       <w:tblGrid>
-        <w:gridCol w:w="1178"/>
-        <w:gridCol w:w="1178"/>
-        <w:gridCol w:w="1178"/>
-        <w:gridCol w:w="1178"/>
-        <w:gridCol w:w="1178"/>
-        <w:gridCol w:w="1178"/>
-        <w:gridCol w:w="1178"/>
-        <w:gridCol w:w="1178"/>
-        <w:gridCol w:w="1178"/>
+        <w:gridCol w:w="403"/>
+        <w:gridCol w:w="1771"/>
+        <w:gridCol w:w="1296"/>
+        <w:gridCol w:w="576"/>
+        <w:gridCol w:w="2304"/>
+        <w:gridCol w:w="792"/>
+        <w:gridCol w:w="648"/>
+        <w:gridCol w:w="1296"/>
+        <w:gridCol w:w="1512"/>
       </w:tblGrid>
       <w:tr>
         <w:trPr>
-          <w:tblHeader w:val="true"/>
+          <w:cnfStyle w:val="100000000000" w:firstRow="1" w:lastRow="0" w:firstColumn="0" w:lastColumn="0" w:oddVBand="0" w:evenVBand="0" w:oddHBand="0" w:evenHBand="0" w:firstRowFirstColumn="0" w:firstRowLastColumn="0" w:lastRowFirstColumn="0" w:lastRowLastColumn="0"/>
+          <w:tblHeader/>
         </w:trPr>
         <w:tc>
           <w:tcPr>
-            <w:tcW w:type="dxa" w:w="403"/>
+            <w:tcW w:w="403" w:type="dxa"/>
             <w:vMerge w:val="restart"/>
-            <w:vAlign w:val="center"/>
           </w:tcPr>
           <w:p>
             <w:pPr>
               <w:pStyle w:val="affa"/>
-              <w:jc w:val="center"/>
             </w:pPr>
             <w:r>
               <w:t>№</w:t>
@@ -5422,14 +5469,12 @@
         </w:tc>
         <w:tc>
           <w:tcPr>
-            <w:tcW w:type="dxa" w:w="1771"/>
+            <w:tcW w:w="1771" w:type="dxa"/>
             <w:vMerge w:val="restart"/>
-            <w:vAlign w:val="center"/>
           </w:tcPr>
           <w:p>
             <w:pPr>
               <w:pStyle w:val="affa"/>
-              <w:jc w:val="center"/>
             </w:pPr>
             <w:r>
               <w:t>Описание</w:t>
@@ -5438,14 +5483,12 @@
         </w:tc>
         <w:tc>
           <w:tcPr>
-            <w:tcW w:type="dxa" w:w="576"/>
+            <w:tcW w:w="576" w:type="dxa"/>
             <w:gridSpan w:val="2"/>
-            <w:vAlign w:val="center"/>
           </w:tcPr>
           <w:p>
             <w:pPr>
               <w:pStyle w:val="affa"/>
-              <w:jc w:val="center"/>
             </w:pPr>
             <w:r>
               <w:t>Наименование</w:t>
@@ -5454,14 +5497,12 @@
         </w:tc>
         <w:tc>
           <w:tcPr>
-            <w:tcW w:type="dxa" w:w="2304"/>
+            <w:tcW w:w="2304" w:type="dxa"/>
             <w:vMerge w:val="restart"/>
-            <w:vAlign w:val="center"/>
           </w:tcPr>
           <w:p>
             <w:pPr>
               <w:pStyle w:val="affa"/>
-              <w:jc w:val="center"/>
             </w:pPr>
             <w:r>
               <w:t>Значение / Диапазон</w:t>
@@ -5470,14 +5511,12 @@
         </w:tc>
         <w:tc>
           <w:tcPr>
-            <w:tcW w:type="dxa" w:w="792"/>
+            <w:tcW w:w="792" w:type="dxa"/>
             <w:vMerge w:val="restart"/>
-            <w:vAlign w:val="center"/>
           </w:tcPr>
           <w:p>
             <w:pPr>
               <w:pStyle w:val="affa"/>
-              <w:jc w:val="center"/>
             </w:pPr>
             <w:r>
               <w:t>Ед. изм.</w:t>
@@ -5486,14 +5525,12 @@
         </w:tc>
         <w:tc>
           <w:tcPr>
-            <w:tcW w:type="dxa" w:w="648"/>
+            <w:tcW w:w="648" w:type="dxa"/>
             <w:vMerge w:val="restart"/>
-            <w:vAlign w:val="center"/>
           </w:tcPr>
           <w:p>
             <w:pPr>
               <w:pStyle w:val="affa"/>
-              <w:jc w:val="center"/>
             </w:pPr>
             <w:r>
               <w:t>Шаг</w:t>
@@ -5502,14 +5539,12 @@
         </w:tc>
         <w:tc>
           <w:tcPr>
-            <w:tcW w:type="dxa" w:w="1296"/>
+            <w:tcW w:w="1296" w:type="dxa"/>
             <w:vMerge w:val="restart"/>
-            <w:vAlign w:val="center"/>
           </w:tcPr>
           <w:p>
             <w:pPr>
               <w:pStyle w:val="affa"/>
-              <w:jc w:val="center"/>
             </w:pPr>
             <w:r>
               <w:t>Значение по умолчанию</w:t>
@@ -5518,14 +5553,12 @@
         </w:tc>
         <w:tc>
           <w:tcPr>
-            <w:tcW w:type="dxa" w:w="1512"/>
+            <w:tcW w:w="1512" w:type="dxa"/>
             <w:vMerge w:val="restart"/>
-            <w:vAlign w:val="center"/>
           </w:tcPr>
           <w:p>
             <w:pPr>
               <w:pStyle w:val="affa"/>
-              <w:jc w:val="center"/>
             </w:pPr>
             <w:r>
               <w:t>Уставка</w:t>
@@ -5535,25 +5568,26 @@
       </w:tr>
       <w:tr>
         <w:trPr>
-          <w:tblHeader w:val="true"/>
+          <w:cnfStyle w:val="100000000000" w:firstRow="1" w:lastRow="0" w:firstColumn="0" w:lastColumn="0" w:oddVBand="0" w:evenVBand="0" w:oddHBand="0" w:evenHBand="0" w:firstRowFirstColumn="0" w:firstRowLastColumn="0" w:lastRowFirstColumn="0" w:lastRowLastColumn="0"/>
+          <w:tblHeader/>
         </w:trPr>
         <w:tc>
           <w:tcPr>
-            <w:tcW w:type="dxa" w:w="1178"/>
+            <w:tcW w:w="1178" w:type="dxa"/>
             <w:vMerge/>
           </w:tcPr>
           <w:p/>
         </w:tc>
         <w:tc>
           <w:tcPr>
-            <w:tcW w:type="dxa" w:w="1178"/>
+            <w:tcW w:w="1178" w:type="dxa"/>
             <w:vMerge/>
           </w:tcPr>
           <w:p/>
         </w:tc>
         <w:tc>
           <w:tcPr>
-            <w:tcW w:type="dxa" w:w="1296"/>
+            <w:tcW w:w="1296" w:type="dxa"/>
           </w:tcPr>
           <w:p>
             <w:pPr>
@@ -5566,7 +5600,7 @@
         </w:tc>
         <w:tc>
           <w:tcPr>
-            <w:tcW w:type="dxa" w:w="576"/>
+            <w:tcW w:w="576" w:type="dxa"/>
           </w:tcPr>
           <w:p>
             <w:r>
@@ -5576,35 +5610,35 @@
         </w:tc>
         <w:tc>
           <w:tcPr>
-            <w:tcW w:type="dxa" w:w="1178"/>
+            <w:tcW w:w="1178" w:type="dxa"/>
             <w:vMerge/>
           </w:tcPr>
           <w:p/>
         </w:tc>
         <w:tc>
           <w:tcPr>
-            <w:tcW w:type="dxa" w:w="1178"/>
+            <w:tcW w:w="1178" w:type="dxa"/>
             <w:vMerge/>
           </w:tcPr>
           <w:p/>
         </w:tc>
         <w:tc>
           <w:tcPr>
-            <w:tcW w:type="dxa" w:w="1178"/>
+            <w:tcW w:w="1178" w:type="dxa"/>
             <w:vMerge/>
           </w:tcPr>
           <w:p/>
         </w:tc>
         <w:tc>
           <w:tcPr>
-            <w:tcW w:type="dxa" w:w="1178"/>
+            <w:tcW w:w="1178" w:type="dxa"/>
             <w:vMerge/>
           </w:tcPr>
           <w:p/>
         </w:tc>
         <w:tc>
           <w:tcPr>
-            <w:tcW w:type="dxa" w:w="1178"/>
+            <w:tcW w:w="1178" w:type="dxa"/>
             <w:vMerge/>
           </w:tcPr>
           <w:p/>
@@ -5613,11 +5647,19 @@
       <w:tr>
         <w:tc>
           <w:tcPr>
-            <w:tcW w:type="dxa" w:w="1512"/>
+            <w:tcW w:w="1512" w:type="dxa"/>
             <w:gridSpan w:val="9"/>
           </w:tcPr>
           <w:p>
+            <w:pPr>
+              <w:rPr>
+                <w:lang w:val="en-US"/>
+              </w:rPr>
+            </w:pPr>
             <w:r>
+              <w:rPr>
+                <w:lang w:val="en-US"/>
+              </w:rPr>
               <w:t>{%tr for param_name, param_data in bin_input.properties.items() %}</w:t>
             </w:r>
           </w:p>
@@ -5626,7 +5668,7 @@
       <w:tr>
         <w:tc>
           <w:tcPr>
-            <w:tcW w:type="dxa" w:w="403"/>
+            <w:tcW w:w="403" w:type="dxa"/>
           </w:tcPr>
           <w:p>
             <w:pPr>
@@ -5639,7 +5681,7 @@
         </w:tc>
         <w:tc>
           <w:tcPr>
-            <w:tcW w:type="dxa" w:w="1771"/>
+            <w:tcW w:w="1771" w:type="dxa"/>
           </w:tcPr>
           <w:p>
             <w:r>
@@ -5649,30 +5691,44 @@
         </w:tc>
         <w:tc>
           <w:tcPr>
-            <w:tcW w:type="dxa" w:w="1296"/>
+            <w:tcW w:w="1296" w:type="dxa"/>
           </w:tcPr>
           <w:p>
+            <w:pPr>
+              <w:rPr>
+                <w:lang w:val="en-US"/>
+              </w:rPr>
+            </w:pPr>
             <w:r>
+              <w:rPr>
+                <w:lang w:val="en-US"/>
+              </w:rPr>
               <w:t>{{ param_data.name_in_software }}</w:t>
             </w:r>
           </w:p>
         </w:tc>
         <w:tc>
           <w:tcPr>
-            <w:tcW w:type="dxa" w:w="576"/>
+            <w:tcW w:w="576" w:type="dxa"/>
           </w:tcPr>
           <w:p>
             <w:pPr>
               <w:jc w:val="center"/>
+              <w:rPr>
+                <w:lang w:val="en-US"/>
+              </w:rPr>
             </w:pPr>
             <w:r>
+              <w:rPr>
+                <w:lang w:val="en-US"/>
+              </w:rPr>
               <w:t>{{ param_data.name_in_fsu }}</w:t>
             </w:r>
           </w:p>
         </w:tc>
         <w:tc>
           <w:tcPr>
-            <w:tcW w:type="dxa" w:w="2304"/>
+            <w:tcW w:w="2304" w:type="dxa"/>
           </w:tcPr>
           <w:p>
             <w:r>
@@ -5682,7 +5738,7 @@
         </w:tc>
         <w:tc>
           <w:tcPr>
-            <w:tcW w:type="dxa" w:w="792"/>
+            <w:tcW w:w="792" w:type="dxa"/>
           </w:tcPr>
           <w:p>
             <w:pPr>
@@ -5695,7 +5751,7 @@
         </w:tc>
         <w:tc>
           <w:tcPr>
-            <w:tcW w:type="dxa" w:w="648"/>
+            <w:tcW w:w="648" w:type="dxa"/>
           </w:tcPr>
           <w:p>
             <w:pPr>
@@ -5708,7 +5764,7 @@
         </w:tc>
         <w:tc>
           <w:tcPr>
-            <w:tcW w:type="dxa" w:w="1296"/>
+            <w:tcW w:w="1296" w:type="dxa"/>
           </w:tcPr>
           <w:p>
             <w:pPr>
@@ -5721,7 +5777,7 @@
         </w:tc>
         <w:tc>
           <w:tcPr>
-            <w:tcW w:type="dxa" w:w="1512"/>
+            <w:tcW w:w="1512" w:type="dxa"/>
           </w:tcPr>
           <w:p>
             <w:r>
@@ -5733,7 +5789,7 @@
       <w:tr>
         <w:tc>
           <w:tcPr>
-            <w:tcW w:type="dxa" w:w="1512"/>
+            <w:tcW w:w="1512" w:type="dxa"/>
             <w:gridSpan w:val="9"/>
           </w:tcPr>
           <w:p>
@@ -5752,65 +5808,122 @@
         <w:pStyle w:val="TAGS"/>
       </w:pPr>
       <w:r>
-        <w:t>{% endfor %}{% endfor %}</w:t>
+        <w:t xml:space="preserve">{% endfor </w:t>
+      </w:r>
+      <w:proofErr w:type="gramStart"/>
+      <w:r>
+        <w:t>%}{</w:t>
+      </w:r>
+      <w:proofErr w:type="gramEnd"/>
+      <w:r>
+        <w:t>% endfor %}</w:t>
       </w:r>
     </w:p>
     <w:p>
       <w:pPr>
         <w:pStyle w:val="20"/>
+        <w:rPr>
+          <w:lang w:val="en-US"/>
+        </w:rPr>
       </w:pPr>
       <w:r>
-        <w:t>Модули дискретных выходов {% for bin_outputs_key, bin_outputs in bin_outputs.modules.items() %}</w:t>
+        <w:t>Модули</w:t>
+      </w:r>
+      <w:r>
+        <w:rPr>
+          <w:lang w:val="en-US"/>
+        </w:rPr>
+        <w:t xml:space="preserve"> </w:t>
+      </w:r>
+      <w:r>
+        <w:t>дискретных</w:t>
+      </w:r>
+      <w:r>
+        <w:rPr>
+          <w:lang w:val="en-US"/>
+        </w:rPr>
+        <w:t xml:space="preserve"> </w:t>
+      </w:r>
+      <w:r>
+        <w:t>выходов</w:t>
+      </w:r>
+      <w:r>
+        <w:rPr>
+          <w:lang w:val="en-US"/>
+        </w:rPr>
+        <w:t xml:space="preserve"> {% for bin_outputs_key, bin_outputs in bin_outputs.modules.items() %}</w:t>
       </w:r>
     </w:p>
     <w:p>
       <w:pPr>
         <w:pStyle w:val="30"/>
+        <w:rPr>
+          <w:lang w:val="en-US"/>
+        </w:rPr>
       </w:pPr>
       <w:r>
-        <w:t>Слот {{ bin_outputs.inserted_in_slot }}. Тип {{ bin_outputs.type }}{% for bin_output_key, bin_output in bin_outputs.inputs.items() %}</w:t>
+        <w:t>Слот</w:t>
+      </w:r>
+      <w:r>
+        <w:rPr>
+          <w:lang w:val="en-US"/>
+        </w:rPr>
+        <w:t xml:space="preserve"> {{ bin_outputs.inserted_in_slot }}. </w:t>
+      </w:r>
+      <w:r>
+        <w:t>Тип</w:t>
+      </w:r>
+      <w:r>
+        <w:rPr>
+          <w:lang w:val="en-US"/>
+        </w:rPr>
+        <w:t xml:space="preserve"> {{ bin_outputs.type }}{% for bin_output_key, bin_output in bin_outputs.inputs.items() %}</w:t>
       </w:r>
     </w:p>
     <w:p>
       <w:pPr>
         <w:pStyle w:val="a7"/>
       </w:pPr>
+      <w:proofErr w:type="gramStart"/>
       <w:r>
-        <w:t>{{ bin_output.name }}</w:t>
+        <w:t>{{ bin_output.name</w:t>
+      </w:r>
+      <w:proofErr w:type="gramEnd"/>
+      <w:r>
+        <w:t xml:space="preserve"> }}</w:t>
       </w:r>
     </w:p>
     <w:tbl>
       <w:tblPr>
         <w:tblStyle w:val="510"/>
-        <w:tblW w:type="auto" w:w="0"/>
-        <w:tblLook w:firstColumn="1" w:firstRow="1" w:lastColumn="0" w:lastRow="0" w:noHBand="0" w:noVBand="1" w:val="04A0"/>
+        <w:tblW w:w="0" w:type="auto"/>
         <w:tblLayout w:type="fixed"/>
+        <w:tblLook w:val="04A0" w:firstRow="1" w:lastRow="0" w:firstColumn="1" w:lastColumn="0" w:noHBand="0" w:noVBand="1"/>
       </w:tblPr>
       <w:tblGrid>
-        <w:gridCol w:w="1178"/>
-        <w:gridCol w:w="1178"/>
-        <w:gridCol w:w="1178"/>
-        <w:gridCol w:w="1178"/>
-        <w:gridCol w:w="1178"/>
-        <w:gridCol w:w="1178"/>
-        <w:gridCol w:w="1178"/>
-        <w:gridCol w:w="1178"/>
-        <w:gridCol w:w="1178"/>
+        <w:gridCol w:w="403"/>
+        <w:gridCol w:w="1771"/>
+        <w:gridCol w:w="1296"/>
+        <w:gridCol w:w="576"/>
+        <w:gridCol w:w="2304"/>
+        <w:gridCol w:w="792"/>
+        <w:gridCol w:w="648"/>
+        <w:gridCol w:w="1296"/>
+        <w:gridCol w:w="1512"/>
       </w:tblGrid>
       <w:tr>
         <w:trPr>
-          <w:tblHeader w:val="true"/>
+          <w:cnfStyle w:val="100000000000" w:firstRow="1" w:lastRow="0" w:firstColumn="0" w:lastColumn="0" w:oddVBand="0" w:evenVBand="0" w:oddHBand="0" w:evenHBand="0" w:firstRowFirstColumn="0" w:firstRowLastColumn="0" w:lastRowFirstColumn="0" w:lastRowLastColumn="0"/>
+          <w:tblHeader/>
         </w:trPr>
         <w:tc>
           <w:tcPr>
-            <w:tcW w:type="dxa" w:w="403"/>
+            <w:tcW w:w="403" w:type="dxa"/>
             <w:vMerge w:val="restart"/>
-            <w:vAlign w:val="center"/>
           </w:tcPr>
           <w:p>
             <w:pPr>
               <w:pStyle w:val="affa"/>
-              <w:jc w:val="center"/>
             </w:pPr>
             <w:r>
               <w:t>№</w:t>
@@ -5819,14 +5932,12 @@
         </w:tc>
         <w:tc>
           <w:tcPr>
-            <w:tcW w:type="dxa" w:w="1771"/>
+            <w:tcW w:w="1771" w:type="dxa"/>
             <w:vMerge w:val="restart"/>
-            <w:vAlign w:val="center"/>
           </w:tcPr>
           <w:p>
             <w:pPr>
               <w:pStyle w:val="affa"/>
-              <w:jc w:val="center"/>
             </w:pPr>
             <w:r>
               <w:t>Описание</w:t>
@@ -5835,14 +5946,12 @@
         </w:tc>
         <w:tc>
           <w:tcPr>
-            <w:tcW w:type="dxa" w:w="576"/>
+            <w:tcW w:w="576" w:type="dxa"/>
             <w:gridSpan w:val="2"/>
-            <w:vAlign w:val="center"/>
           </w:tcPr>
           <w:p>
             <w:pPr>
               <w:pStyle w:val="affa"/>
-              <w:jc w:val="center"/>
             </w:pPr>
             <w:r>
               <w:t>Наименование</w:t>
@@ -5851,14 +5960,12 @@
         </w:tc>
         <w:tc>
           <w:tcPr>
-            <w:tcW w:type="dxa" w:w="2304"/>
+            <w:tcW w:w="2304" w:type="dxa"/>
             <w:vMerge w:val="restart"/>
-            <w:vAlign w:val="center"/>
           </w:tcPr>
           <w:p>
             <w:pPr>
               <w:pStyle w:val="affa"/>
-              <w:jc w:val="center"/>
             </w:pPr>
             <w:r>
               <w:t>Значение / Диапазон</w:t>
@@ -5867,14 +5974,12 @@
         </w:tc>
         <w:tc>
           <w:tcPr>
-            <w:tcW w:type="dxa" w:w="792"/>
+            <w:tcW w:w="792" w:type="dxa"/>
             <w:vMerge w:val="restart"/>
-            <w:vAlign w:val="center"/>
           </w:tcPr>
           <w:p>
             <w:pPr>
               <w:pStyle w:val="affa"/>
-              <w:jc w:val="center"/>
             </w:pPr>
             <w:r>
               <w:t>Ед. изм.</w:t>
@@ -5883,14 +5988,12 @@
         </w:tc>
         <w:tc>
           <w:tcPr>
-            <w:tcW w:type="dxa" w:w="648"/>
+            <w:tcW w:w="648" w:type="dxa"/>
             <w:vMerge w:val="restart"/>
-            <w:vAlign w:val="center"/>
           </w:tcPr>
           <w:p>
             <w:pPr>
               <w:pStyle w:val="affa"/>
-              <w:jc w:val="center"/>
             </w:pPr>
             <w:r>
               <w:t>Шаг</w:t>
@@ -5899,14 +6002,12 @@
         </w:tc>
         <w:tc>
           <w:tcPr>
-            <w:tcW w:type="dxa" w:w="1296"/>
+            <w:tcW w:w="1296" w:type="dxa"/>
             <w:vMerge w:val="restart"/>
-            <w:vAlign w:val="center"/>
           </w:tcPr>
           <w:p>
             <w:pPr>
               <w:pStyle w:val="affa"/>
-              <w:jc w:val="center"/>
             </w:pPr>
             <w:r>
               <w:t>Значение по умолчанию</w:t>
@@ -5915,14 +6016,12 @@
         </w:tc>
         <w:tc>
           <w:tcPr>
-            <w:tcW w:type="dxa" w:w="1512"/>
+            <w:tcW w:w="1512" w:type="dxa"/>
             <w:vMerge w:val="restart"/>
-            <w:vAlign w:val="center"/>
           </w:tcPr>
           <w:p>
             <w:pPr>
               <w:pStyle w:val="affa"/>
-              <w:jc w:val="center"/>
             </w:pPr>
             <w:r>
               <w:t>Уставка</w:t>
@@ -5932,25 +6031,26 @@
       </w:tr>
       <w:tr>
         <w:trPr>
-          <w:tblHeader w:val="true"/>
+          <w:cnfStyle w:val="100000000000" w:firstRow="1" w:lastRow="0" w:firstColumn="0" w:lastColumn="0" w:oddVBand="0" w:evenVBand="0" w:oddHBand="0" w:evenHBand="0" w:firstRowFirstColumn="0" w:firstRowLastColumn="0" w:lastRowFirstColumn="0" w:lastRowLastColumn="0"/>
+          <w:tblHeader/>
         </w:trPr>
         <w:tc>
           <w:tcPr>
-            <w:tcW w:type="dxa" w:w="1178"/>
+            <w:tcW w:w="1178" w:type="dxa"/>
             <w:vMerge/>
           </w:tcPr>
           <w:p/>
         </w:tc>
         <w:tc>
           <w:tcPr>
-            <w:tcW w:type="dxa" w:w="1178"/>
+            <w:tcW w:w="1178" w:type="dxa"/>
             <w:vMerge/>
           </w:tcPr>
           <w:p/>
         </w:tc>
         <w:tc>
           <w:tcPr>
-            <w:tcW w:type="dxa" w:w="1296"/>
+            <w:tcW w:w="1296" w:type="dxa"/>
           </w:tcPr>
           <w:p>
             <w:pPr>
@@ -5963,7 +6063,7 @@
         </w:tc>
         <w:tc>
           <w:tcPr>
-            <w:tcW w:type="dxa" w:w="576"/>
+            <w:tcW w:w="576" w:type="dxa"/>
           </w:tcPr>
           <w:p>
             <w:r>
@@ -5973,35 +6073,35 @@
         </w:tc>
         <w:tc>
           <w:tcPr>
-            <w:tcW w:type="dxa" w:w="1178"/>
+            <w:tcW w:w="1178" w:type="dxa"/>
             <w:vMerge/>
           </w:tcPr>
           <w:p/>
         </w:tc>
         <w:tc>
           <w:tcPr>
-            <w:tcW w:type="dxa" w:w="1178"/>
+            <w:tcW w:w="1178" w:type="dxa"/>
             <w:vMerge/>
           </w:tcPr>
           <w:p/>
         </w:tc>
         <w:tc>
           <w:tcPr>
-            <w:tcW w:type="dxa" w:w="1178"/>
+            <w:tcW w:w="1178" w:type="dxa"/>
             <w:vMerge/>
           </w:tcPr>
           <w:p/>
         </w:tc>
         <w:tc>
           <w:tcPr>
-            <w:tcW w:type="dxa" w:w="1178"/>
+            <w:tcW w:w="1178" w:type="dxa"/>
             <w:vMerge/>
           </w:tcPr>
           <w:p/>
         </w:tc>
         <w:tc>
           <w:tcPr>
-            <w:tcW w:type="dxa" w:w="1178"/>
+            <w:tcW w:w="1178" w:type="dxa"/>
             <w:vMerge/>
           </w:tcPr>
           <w:p/>
@@ -6010,11 +6110,19 @@
       <w:tr>
         <w:tc>
           <w:tcPr>
-            <w:tcW w:type="dxa" w:w="1512"/>
+            <w:tcW w:w="1512" w:type="dxa"/>
             <w:gridSpan w:val="9"/>
           </w:tcPr>
           <w:p>
+            <w:pPr>
+              <w:rPr>
+                <w:lang w:val="en-US"/>
+              </w:rPr>
+            </w:pPr>
             <w:r>
+              <w:rPr>
+                <w:lang w:val="en-US"/>
+              </w:rPr>
               <w:t>{%tr for param_name, param_data in bin_output.properties.items() %}</w:t>
             </w:r>
           </w:p>
@@ -6023,7 +6131,7 @@
       <w:tr>
         <w:tc>
           <w:tcPr>
-            <w:tcW w:type="dxa" w:w="403"/>
+            <w:tcW w:w="403" w:type="dxa"/>
           </w:tcPr>
           <w:p>
             <w:pPr>
@@ -6036,7 +6144,7 @@
         </w:tc>
         <w:tc>
           <w:tcPr>
-            <w:tcW w:type="dxa" w:w="1771"/>
+            <w:tcW w:w="1771" w:type="dxa"/>
           </w:tcPr>
           <w:p>
             <w:r>
@@ -6046,30 +6154,44 @@
         </w:tc>
         <w:tc>
           <w:tcPr>
-            <w:tcW w:type="dxa" w:w="1296"/>
+            <w:tcW w:w="1296" w:type="dxa"/>
           </w:tcPr>
           <w:p>
+            <w:pPr>
+              <w:rPr>
+                <w:lang w:val="en-US"/>
+              </w:rPr>
+            </w:pPr>
             <w:r>
+              <w:rPr>
+                <w:lang w:val="en-US"/>
+              </w:rPr>
               <w:t>{{ param_data.name_in_software }}</w:t>
             </w:r>
           </w:p>
         </w:tc>
         <w:tc>
           <w:tcPr>
-            <w:tcW w:type="dxa" w:w="576"/>
+            <w:tcW w:w="576" w:type="dxa"/>
           </w:tcPr>
           <w:p>
             <w:pPr>
               <w:jc w:val="center"/>
+              <w:rPr>
+                <w:lang w:val="en-US"/>
+              </w:rPr>
             </w:pPr>
             <w:r>
+              <w:rPr>
+                <w:lang w:val="en-US"/>
+              </w:rPr>
               <w:t>{{ param_data.name_in_fsu }}</w:t>
             </w:r>
           </w:p>
         </w:tc>
         <w:tc>
           <w:tcPr>
-            <w:tcW w:type="dxa" w:w="2304"/>
+            <w:tcW w:w="2304" w:type="dxa"/>
           </w:tcPr>
           <w:p>
             <w:r>
@@ -6079,7 +6201,7 @@
         </w:tc>
         <w:tc>
           <w:tcPr>
-            <w:tcW w:type="dxa" w:w="792"/>
+            <w:tcW w:w="792" w:type="dxa"/>
           </w:tcPr>
           <w:p>
             <w:pPr>
@@ -6092,7 +6214,7 @@
         </w:tc>
         <w:tc>
           <w:tcPr>
-            <w:tcW w:type="dxa" w:w="648"/>
+            <w:tcW w:w="648" w:type="dxa"/>
           </w:tcPr>
           <w:p>
             <w:pPr>
@@ -6105,7 +6227,7 @@
         </w:tc>
         <w:tc>
           <w:tcPr>
-            <w:tcW w:type="dxa" w:w="1296"/>
+            <w:tcW w:w="1296" w:type="dxa"/>
           </w:tcPr>
           <w:p>
             <w:pPr>
@@ -6118,7 +6240,7 @@
         </w:tc>
         <w:tc>
           <w:tcPr>
-            <w:tcW w:type="dxa" w:w="1512"/>
+            <w:tcW w:w="1512" w:type="dxa"/>
           </w:tcPr>
           <w:p>
             <w:r>
@@ -6130,7 +6252,7 @@
       <w:tr>
         <w:tc>
           <w:tcPr>
-            <w:tcW w:type="dxa" w:w="1512"/>
+            <w:tcW w:w="1512" w:type="dxa"/>
             <w:gridSpan w:val="9"/>
           </w:tcPr>
           <w:p>
@@ -6149,7 +6271,15 @@
         <w:pStyle w:val="TAGS"/>
       </w:pPr>
       <w:r>
-        <w:t>{% endfor %}{% endfor %}</w:t>
+        <w:t xml:space="preserve">{% endfor </w:t>
+      </w:r>
+      <w:proofErr w:type="gramStart"/>
+      <w:r>
+        <w:t>%}{</w:t>
+      </w:r>
+      <w:proofErr w:type="gramEnd"/>
+      <w:r>
+        <w:t>% endfor %}</w:t>
       </w:r>
     </w:p>
     <w:p>
@@ -6167,22 +6297,47 @@
         <w:pStyle w:val="11"/>
       </w:pPr>
       <w:r>
+        <w:lastRenderedPageBreak/>
         <w:t>Уставки РЗА</w:t>
       </w:r>
     </w:p>
     <w:p>
       <w:pPr>
         <w:pStyle w:val="20"/>
+        <w:rPr>
+          <w:lang w:val="en-US"/>
+        </w:rPr>
       </w:pPr>
       <w:r>
-        <w:t>Группа уставок №1 {% for rza_funcs_key, rza_funcs in rza_funcs.modules.items() %}</w:t>
+        <w:t>Группа</w:t>
+      </w:r>
+      <w:r>
+        <w:rPr>
+          <w:lang w:val="en-US"/>
+        </w:rPr>
+        <w:t xml:space="preserve"> </w:t>
+      </w:r>
+      <w:r>
+        <w:t>уставок</w:t>
+      </w:r>
+      <w:r>
+        <w:rPr>
+          <w:lang w:val="en-US"/>
+        </w:rPr>
+        <w:t xml:space="preserve"> №1 {% for rza_funcs_key, rza_funcs in rza_funcs.modules.items() %}</w:t>
       </w:r>
     </w:p>
     <w:p>
       <w:pPr>
         <w:pStyle w:val="30"/>
+        <w:rPr>
+          <w:lang w:val="en-US"/>
+        </w:rPr>
       </w:pPr>
       <w:r>
+        <w:rPr>
+          <w:lang w:val="en-US"/>
+        </w:rPr>
         <w:t>{{ rza_funcs.type }}{% for rza_func_key, rza_func in rza_funcs.inputs.items() %}</w:t>
       </w:r>
     </w:p>
@@ -6190,42 +6345,46 @@
       <w:pPr>
         <w:pStyle w:val="a7"/>
       </w:pPr>
+      <w:proofErr w:type="gramStart"/>
       <w:r>
-        <w:t>{{ rza_func.name }}</w:t>
+        <w:t>{{ rza_func.name</w:t>
+      </w:r>
+      <w:proofErr w:type="gramEnd"/>
+      <w:r>
+        <w:t xml:space="preserve"> }}</w:t>
       </w:r>
     </w:p>
     <w:tbl>
       <w:tblPr>
         <w:tblStyle w:val="510"/>
-        <w:tblW w:type="auto" w:w="0"/>
-        <w:tblLook w:firstColumn="1" w:firstRow="1" w:lastColumn="0" w:lastRow="0" w:noHBand="0" w:noVBand="1" w:val="04A0"/>
+        <w:tblW w:w="0" w:type="auto"/>
         <w:tblLayout w:type="fixed"/>
+        <w:tblLook w:val="04A0" w:firstRow="1" w:lastRow="0" w:firstColumn="1" w:lastColumn="0" w:noHBand="0" w:noVBand="1"/>
       </w:tblPr>
       <w:tblGrid>
-        <w:gridCol w:w="1178"/>
-        <w:gridCol w:w="1178"/>
-        <w:gridCol w:w="1178"/>
-        <w:gridCol w:w="1178"/>
-        <w:gridCol w:w="1178"/>
-        <w:gridCol w:w="1178"/>
-        <w:gridCol w:w="1178"/>
-        <w:gridCol w:w="1178"/>
-        <w:gridCol w:w="1178"/>
+        <w:gridCol w:w="403"/>
+        <w:gridCol w:w="1771"/>
+        <w:gridCol w:w="1296"/>
+        <w:gridCol w:w="576"/>
+        <w:gridCol w:w="2304"/>
+        <w:gridCol w:w="792"/>
+        <w:gridCol w:w="648"/>
+        <w:gridCol w:w="1296"/>
+        <w:gridCol w:w="1512"/>
       </w:tblGrid>
       <w:tr>
         <w:trPr>
-          <w:tblHeader w:val="true"/>
+          <w:cnfStyle w:val="100000000000" w:firstRow="1" w:lastRow="0" w:firstColumn="0" w:lastColumn="0" w:oddVBand="0" w:evenVBand="0" w:oddHBand="0" w:evenHBand="0" w:firstRowFirstColumn="0" w:firstRowLastColumn="0" w:lastRowFirstColumn="0" w:lastRowLastColumn="0"/>
+          <w:tblHeader/>
         </w:trPr>
         <w:tc>
           <w:tcPr>
-            <w:tcW w:type="dxa" w:w="403"/>
+            <w:tcW w:w="403" w:type="dxa"/>
             <w:vMerge w:val="restart"/>
-            <w:vAlign w:val="center"/>
           </w:tcPr>
           <w:p>
             <w:pPr>
               <w:pStyle w:val="affa"/>
-              <w:jc w:val="center"/>
             </w:pPr>
             <w:r>
               <w:t>№</w:t>
@@ -6234,14 +6393,12 @@
         </w:tc>
         <w:tc>
           <w:tcPr>
-            <w:tcW w:type="dxa" w:w="1771"/>
+            <w:tcW w:w="1771" w:type="dxa"/>
             <w:vMerge w:val="restart"/>
-            <w:vAlign w:val="center"/>
           </w:tcPr>
           <w:p>
             <w:pPr>
               <w:pStyle w:val="affa"/>
-              <w:jc w:val="center"/>
             </w:pPr>
             <w:r>
               <w:t>Описание</w:t>
@@ -6250,14 +6407,12 @@
         </w:tc>
         <w:tc>
           <w:tcPr>
-            <w:tcW w:type="dxa" w:w="576"/>
+            <w:tcW w:w="576" w:type="dxa"/>
             <w:gridSpan w:val="2"/>
-            <w:vAlign w:val="center"/>
           </w:tcPr>
           <w:p>
             <w:pPr>
               <w:pStyle w:val="affa"/>
-              <w:jc w:val="center"/>
             </w:pPr>
             <w:r>
               <w:t>Наименование</w:t>
@@ -6266,14 +6421,12 @@
         </w:tc>
         <w:tc>
           <w:tcPr>
-            <w:tcW w:type="dxa" w:w="2304"/>
+            <w:tcW w:w="2304" w:type="dxa"/>
             <w:vMerge w:val="restart"/>
-            <w:vAlign w:val="center"/>
           </w:tcPr>
           <w:p>
             <w:pPr>
               <w:pStyle w:val="affa"/>
-              <w:jc w:val="center"/>
             </w:pPr>
             <w:r>
               <w:t>Значение / Диапазон</w:t>
@@ -6282,14 +6435,12 @@
         </w:tc>
         <w:tc>
           <w:tcPr>
-            <w:tcW w:type="dxa" w:w="792"/>
+            <w:tcW w:w="792" w:type="dxa"/>
             <w:vMerge w:val="restart"/>
-            <w:vAlign w:val="center"/>
           </w:tcPr>
           <w:p>
             <w:pPr>
               <w:pStyle w:val="affa"/>
-              <w:jc w:val="center"/>
             </w:pPr>
             <w:r>
               <w:t>Ед. изм.</w:t>
@@ -6298,14 +6449,12 @@
         </w:tc>
         <w:tc>
           <w:tcPr>
-            <w:tcW w:type="dxa" w:w="648"/>
+            <w:tcW w:w="648" w:type="dxa"/>
             <w:vMerge w:val="restart"/>
-            <w:vAlign w:val="center"/>
           </w:tcPr>
           <w:p>
             <w:pPr>
               <w:pStyle w:val="affa"/>
-              <w:jc w:val="center"/>
             </w:pPr>
             <w:r>
               <w:t>Шаг</w:t>
@@ -6314,14 +6463,12 @@
         </w:tc>
         <w:tc>
           <w:tcPr>
-            <w:tcW w:type="dxa" w:w="1296"/>
+            <w:tcW w:w="1296" w:type="dxa"/>
             <w:vMerge w:val="restart"/>
-            <w:vAlign w:val="center"/>
           </w:tcPr>
           <w:p>
             <w:pPr>
               <w:pStyle w:val="affa"/>
-              <w:jc w:val="center"/>
             </w:pPr>
             <w:r>
               <w:t>Значение по умолчанию</w:t>
@@ -6330,14 +6477,12 @@
         </w:tc>
         <w:tc>
           <w:tcPr>
-            <w:tcW w:type="dxa" w:w="1512"/>
+            <w:tcW w:w="1512" w:type="dxa"/>
             <w:vMerge w:val="restart"/>
-            <w:vAlign w:val="center"/>
           </w:tcPr>
           <w:p>
             <w:pPr>
               <w:pStyle w:val="affa"/>
-              <w:jc w:val="center"/>
             </w:pPr>
             <w:r>
               <w:t>Уставка</w:t>
@@ -6347,25 +6492,26 @@
       </w:tr>
       <w:tr>
         <w:trPr>
-          <w:tblHeader w:val="true"/>
+          <w:cnfStyle w:val="100000000000" w:firstRow="1" w:lastRow="0" w:firstColumn="0" w:lastColumn="0" w:oddVBand="0" w:evenVBand="0" w:oddHBand="0" w:evenHBand="0" w:firstRowFirstColumn="0" w:firstRowLastColumn="0" w:lastRowFirstColumn="0" w:lastRowLastColumn="0"/>
+          <w:tblHeader/>
         </w:trPr>
         <w:tc>
           <w:tcPr>
-            <w:tcW w:type="dxa" w:w="1178"/>
+            <w:tcW w:w="1178" w:type="dxa"/>
             <w:vMerge/>
           </w:tcPr>
           <w:p/>
         </w:tc>
         <w:tc>
           <w:tcPr>
-            <w:tcW w:type="dxa" w:w="1178"/>
+            <w:tcW w:w="1178" w:type="dxa"/>
             <w:vMerge/>
           </w:tcPr>
           <w:p/>
         </w:tc>
         <w:tc>
           <w:tcPr>
-            <w:tcW w:type="dxa" w:w="1296"/>
+            <w:tcW w:w="1296" w:type="dxa"/>
           </w:tcPr>
           <w:p>
             <w:pPr>
@@ -6378,7 +6524,7 @@
         </w:tc>
         <w:tc>
           <w:tcPr>
-            <w:tcW w:type="dxa" w:w="576"/>
+            <w:tcW w:w="576" w:type="dxa"/>
           </w:tcPr>
           <w:p>
             <w:r>
@@ -6388,35 +6534,35 @@
         </w:tc>
         <w:tc>
           <w:tcPr>
-            <w:tcW w:type="dxa" w:w="1178"/>
+            <w:tcW w:w="1178" w:type="dxa"/>
             <w:vMerge/>
           </w:tcPr>
           <w:p/>
         </w:tc>
         <w:tc>
           <w:tcPr>
-            <w:tcW w:type="dxa" w:w="1178"/>
+            <w:tcW w:w="1178" w:type="dxa"/>
             <w:vMerge/>
           </w:tcPr>
           <w:p/>
         </w:tc>
         <w:tc>
           <w:tcPr>
-            <w:tcW w:type="dxa" w:w="1178"/>
+            <w:tcW w:w="1178" w:type="dxa"/>
             <w:vMerge/>
           </w:tcPr>
           <w:p/>
         </w:tc>
         <w:tc>
           <w:tcPr>
-            <w:tcW w:type="dxa" w:w="1178"/>
+            <w:tcW w:w="1178" w:type="dxa"/>
             <w:vMerge/>
           </w:tcPr>
           <w:p/>
         </w:tc>
         <w:tc>
           <w:tcPr>
-            <w:tcW w:type="dxa" w:w="1178"/>
+            <w:tcW w:w="1178" w:type="dxa"/>
             <w:vMerge/>
           </w:tcPr>
           <w:p/>
@@ -6425,11 +6571,19 @@
       <w:tr>
         <w:tc>
           <w:tcPr>
-            <w:tcW w:type="dxa" w:w="1512"/>
+            <w:tcW w:w="1512" w:type="dxa"/>
             <w:gridSpan w:val="9"/>
           </w:tcPr>
           <w:p>
+            <w:pPr>
+              <w:rPr>
+                <w:lang w:val="en-US"/>
+              </w:rPr>
+            </w:pPr>
             <w:r>
+              <w:rPr>
+                <w:lang w:val="en-US"/>
+              </w:rPr>
               <w:t>{%tr for param_name, param_data in rza_func.properties.items() %}</w:t>
             </w:r>
           </w:p>
@@ -6438,7 +6592,7 @@
       <w:tr>
         <w:tc>
           <w:tcPr>
-            <w:tcW w:type="dxa" w:w="403"/>
+            <w:tcW w:w="403" w:type="dxa"/>
           </w:tcPr>
           <w:p>
             <w:pPr>
@@ -6451,7 +6605,7 @@
         </w:tc>
         <w:tc>
           <w:tcPr>
-            <w:tcW w:type="dxa" w:w="1771"/>
+            <w:tcW w:w="1771" w:type="dxa"/>
           </w:tcPr>
           <w:p>
             <w:r>
@@ -6461,30 +6615,44 @@
         </w:tc>
         <w:tc>
           <w:tcPr>
-            <w:tcW w:type="dxa" w:w="1296"/>
+            <w:tcW w:w="1296" w:type="dxa"/>
           </w:tcPr>
           <w:p>
+            <w:pPr>
+              <w:rPr>
+                <w:lang w:val="en-US"/>
+              </w:rPr>
+            </w:pPr>
             <w:r>
+              <w:rPr>
+                <w:lang w:val="en-US"/>
+              </w:rPr>
               <w:t>{{ param_data.name_in_software }}</w:t>
             </w:r>
           </w:p>
         </w:tc>
         <w:tc>
           <w:tcPr>
-            <w:tcW w:type="dxa" w:w="576"/>
+            <w:tcW w:w="576" w:type="dxa"/>
           </w:tcPr>
           <w:p>
             <w:pPr>
               <w:jc w:val="center"/>
+              <w:rPr>
+                <w:lang w:val="en-US"/>
+              </w:rPr>
             </w:pPr>
             <w:r>
+              <w:rPr>
+                <w:lang w:val="en-US"/>
+              </w:rPr>
               <w:t>{{ param_data.name_in_fsu }}</w:t>
             </w:r>
           </w:p>
         </w:tc>
         <w:tc>
           <w:tcPr>
-            <w:tcW w:type="dxa" w:w="2304"/>
+            <w:tcW w:w="2304" w:type="dxa"/>
           </w:tcPr>
           <w:p>
             <w:r>
@@ -6494,7 +6662,7 @@
         </w:tc>
         <w:tc>
           <w:tcPr>
-            <w:tcW w:type="dxa" w:w="792"/>
+            <w:tcW w:w="792" w:type="dxa"/>
           </w:tcPr>
           <w:p>
             <w:pPr>
@@ -6507,7 +6675,7 @@
         </w:tc>
         <w:tc>
           <w:tcPr>
-            <w:tcW w:type="dxa" w:w="648"/>
+            <w:tcW w:w="648" w:type="dxa"/>
           </w:tcPr>
           <w:p>
             <w:pPr>
@@ -6520,7 +6688,7 @@
         </w:tc>
         <w:tc>
           <w:tcPr>
-            <w:tcW w:type="dxa" w:w="1296"/>
+            <w:tcW w:w="1296" w:type="dxa"/>
           </w:tcPr>
           <w:p>
             <w:pPr>
@@ -6533,7 +6701,7 @@
         </w:tc>
         <w:tc>
           <w:tcPr>
-            <w:tcW w:type="dxa" w:w="1512"/>
+            <w:tcW w:w="1512" w:type="dxa"/>
           </w:tcPr>
           <w:p>
             <w:r>
@@ -6545,7 +6713,7 @@
       <w:tr>
         <w:tc>
           <w:tcPr>
-            <w:tcW w:type="dxa" w:w="1512"/>
+            <w:tcW w:w="1512" w:type="dxa"/>
             <w:gridSpan w:val="9"/>
           </w:tcPr>
           <w:p>
@@ -6564,7 +6732,15 @@
         <w:pStyle w:val="TAGS"/>
       </w:pPr>
       <w:r>
-        <w:t>{% endfor %}{% endfor %}</w:t>
+        <w:t xml:space="preserve">{% endfor </w:t>
+      </w:r>
+      <w:proofErr w:type="gramStart"/>
+      <w:r>
+        <w:t>%}{</w:t>
+      </w:r>
+      <w:proofErr w:type="gramEnd"/>
+      <w:r>
+        <w:t>% endfor %}</w:t>
       </w:r>
     </w:p>
     <w:p>
@@ -6582,53 +6758,81 @@
         <w:pStyle w:val="11"/>
       </w:pPr>
       <w:r>
+        <w:lastRenderedPageBreak/>
         <w:t>Настройка регистрации</w:t>
       </w:r>
     </w:p>
     <w:p>
       <w:pPr>
         <w:pStyle w:val="afff0"/>
+        <w:rPr>
+          <w:lang w:val="en-US"/>
+        </w:rPr>
       </w:pPr>
       <w:r>
-        <w:t>Возможна регистрация не более 200 сигналов. {% for regs_key, regs in regs.inputs.items() %}</w:t>
+        <w:t xml:space="preserve">Возможна регистрация не более 200 сигналов. </w:t>
+      </w:r>
+      <w:r>
+        <w:rPr>
+          <w:lang w:val="en-US"/>
+        </w:rPr>
+        <w:t xml:space="preserve">{% for regs_key, regs in </w:t>
+      </w:r>
+      <w:proofErr w:type="gramStart"/>
+      <w:r>
+        <w:rPr>
+          <w:lang w:val="en-US"/>
+        </w:rPr>
+        <w:t>regs.inputs.items(</w:t>
+      </w:r>
+      <w:proofErr w:type="gramEnd"/>
+      <w:r>
+        <w:rPr>
+          <w:lang w:val="en-US"/>
+        </w:rPr>
+        <w:t>) %}</w:t>
       </w:r>
     </w:p>
     <w:p>
       <w:pPr>
         <w:pStyle w:val="a7"/>
       </w:pPr>
+      <w:proofErr w:type="gramStart"/>
       <w:r>
-        <w:t>{{ regs.name }}</w:t>
+        <w:t>{{ regs.name</w:t>
+      </w:r>
+      <w:proofErr w:type="gramEnd"/>
+      <w:r>
+        <w:t xml:space="preserve"> }}</w:t>
       </w:r>
     </w:p>
     <w:tbl>
       <w:tblPr>
         <w:tblStyle w:val="65"/>
-        <w:tblW w:type="auto" w:w="0"/>
-        <w:tblLook w:firstColumn="1" w:firstRow="1" w:lastColumn="0" w:lastRow="0" w:noHBand="0" w:noVBand="1" w:val="04A0"/>
+        <w:tblW w:w="0" w:type="auto"/>
         <w:tblLayout w:type="fixed"/>
+        <w:tblLook w:val="04A0" w:firstRow="1" w:lastRow="0" w:firstColumn="1" w:lastColumn="0" w:noHBand="0" w:noVBand="1"/>
       </w:tblPr>
       <w:tblGrid>
-        <w:gridCol w:w="3107"/>
-        <w:gridCol w:w="3107"/>
-        <w:gridCol w:w="3107"/>
-        <w:gridCol w:w="3107"/>
-        <w:gridCol w:w="3107"/>
+        <w:gridCol w:w="6480"/>
+        <w:gridCol w:w="2160"/>
+        <w:gridCol w:w="2304"/>
+        <w:gridCol w:w="2304"/>
+        <w:gridCol w:w="2304"/>
       </w:tblGrid>
       <w:tr>
         <w:trPr>
-          <w:tblHeader w:val="true"/>
+          <w:cnfStyle w:val="100000000000" w:firstRow="1" w:lastRow="0" w:firstColumn="0" w:lastColumn="0" w:oddVBand="0" w:evenVBand="0" w:oddHBand="0" w:evenHBand="0" w:firstRowFirstColumn="0" w:firstRowLastColumn="0" w:lastRowFirstColumn="0" w:lastRowLastColumn="0"/>
+          <w:tblHeader/>
         </w:trPr>
         <w:tc>
           <w:tcPr>
-            <w:tcW w:type="dxa" w:w="2160"/>
+            <w:tcW w:w="2160" w:type="dxa"/>
             <w:gridSpan w:val="2"/>
-            <w:vAlign w:val="center"/>
           </w:tcPr>
           <w:p>
             <w:pPr>
               <w:pStyle w:val="affa"/>
-              <w:jc w:val="center"/>
             </w:pPr>
             <w:r>
               <w:t>Параметр</w:t>
@@ -6637,46 +6841,52 @@
         </w:tc>
         <w:tc>
           <w:tcPr>
-            <w:tcW w:type="dxa" w:w="2304"/>
+            <w:tcW w:w="2304" w:type="dxa"/>
             <w:vMerge w:val="restart"/>
-            <w:vAlign w:val="center"/>
           </w:tcPr>
           <w:p>
             <w:pPr>
               <w:pStyle w:val="affa"/>
-              <w:jc w:val="center"/>
+              <w:rPr>
+                <w:lang w:val="ru-RU"/>
+              </w:rPr>
             </w:pPr>
             <w:r>
+              <w:rPr>
+                <w:lang w:val="ru-RU"/>
+              </w:rPr>
               <w:t>Журнал событий регистрация (Не выполняется /По переднему фронту/ По заднему фронту/ По любому изменению)</w:t>
             </w:r>
           </w:p>
         </w:tc>
         <w:tc>
           <w:tcPr>
-            <w:tcW w:type="dxa" w:w="2304"/>
+            <w:tcW w:w="2304" w:type="dxa"/>
             <w:vMerge w:val="restart"/>
-            <w:vAlign w:val="center"/>
           </w:tcPr>
           <w:p>
             <w:pPr>
               <w:pStyle w:val="affa"/>
-              <w:jc w:val="center"/>
+              <w:rPr>
+                <w:lang w:val="ru-RU"/>
+              </w:rPr>
             </w:pPr>
             <w:r>
+              <w:rPr>
+                <w:lang w:val="ru-RU"/>
+              </w:rPr>
               <w:t>Осциллограф Пуск (Не выполняется/ По переднему фронту/ По заднему фронту/ По любому изменению)</w:t>
             </w:r>
           </w:p>
         </w:tc>
         <w:tc>
           <w:tcPr>
-            <w:tcW w:type="dxa" w:w="2304"/>
+            <w:tcW w:w="2304" w:type="dxa"/>
             <w:vMerge w:val="restart"/>
-            <w:vAlign w:val="center"/>
           </w:tcPr>
           <w:p>
             <w:pPr>
               <w:pStyle w:val="affa"/>
-              <w:jc w:val="center"/>
             </w:pPr>
             <w:r>
               <w:t>Осциллограф регистрация (Выведено/ Введено)</w:t>
@@ -6686,11 +6896,12 @@
       </w:tr>
       <w:tr>
         <w:trPr>
-          <w:tblHeader w:val="true"/>
+          <w:cnfStyle w:val="100000000000" w:firstRow="1" w:lastRow="0" w:firstColumn="0" w:lastColumn="0" w:oddVBand="0" w:evenVBand="0" w:oddHBand="0" w:evenHBand="0" w:firstRowFirstColumn="0" w:firstRowLastColumn="0" w:lastRowFirstColumn="0" w:lastRowLastColumn="0"/>
+          <w:tblHeader/>
         </w:trPr>
         <w:tc>
           <w:tcPr>
-            <w:tcW w:type="dxa" w:w="6480"/>
+            <w:tcW w:w="6480" w:type="dxa"/>
           </w:tcPr>
           <w:p>
             <w:pPr>
@@ -6703,7 +6914,7 @@
         </w:tc>
         <w:tc>
           <w:tcPr>
-            <w:tcW w:type="dxa" w:w="2160"/>
+            <w:tcW w:w="2160" w:type="dxa"/>
           </w:tcPr>
           <w:p>
             <w:pPr>
@@ -6716,34 +6927,45 @@
         </w:tc>
         <w:tc>
           <w:tcPr>
-            <w:tcW w:type="dxa" w:w="3107"/>
+            <w:tcW w:w="3107" w:type="dxa"/>
             <w:vMerge/>
           </w:tcPr>
           <w:p/>
         </w:tc>
         <w:tc>
           <w:tcPr>
-            <w:tcW w:type="dxa" w:w="3107"/>
+            <w:tcW w:w="3107" w:type="dxa"/>
             <w:vMerge/>
           </w:tcPr>
           <w:p/>
         </w:tc>
         <w:tc>
           <w:tcPr>
-            <w:tcW w:type="dxa" w:w="3107"/>
+            <w:tcW w:w="3107" w:type="dxa"/>
             <w:vMerge/>
           </w:tcPr>
           <w:p/>
         </w:tc>
       </w:tr>
       <w:tr>
+        <w:trPr>
+          <w:cnfStyle w:val="000000100000" w:firstRow="0" w:lastRow="0" w:firstColumn="0" w:lastColumn="0" w:oddVBand="0" w:evenVBand="0" w:oddHBand="1" w:evenHBand="0" w:firstRowFirstColumn="0" w:firstRowLastColumn="0" w:lastRowFirstColumn="0" w:lastRowLastColumn="0"/>
+        </w:trPr>
         <w:tc>
           <w:tcPr>
-            <w:tcW w:type="dxa" w:w="2304"/>
+            <w:tcW w:w="2304" w:type="dxa"/>
             <w:gridSpan w:val="5"/>
           </w:tcPr>
           <w:p>
+            <w:pPr>
+              <w:rPr>
+                <w:lang w:val="en-US"/>
+              </w:rPr>
+            </w:pPr>
             <w:r>
+              <w:rPr>
+                <w:lang w:val="en-US"/>
+              </w:rPr>
               <w:t>{%tr for param_name, param_data in regs.properties.items() %}</w:t>
             </w:r>
           </w:p>
@@ -6752,7 +6974,7 @@
       <w:tr>
         <w:tc>
           <w:tcPr>
-            <w:tcW w:type="dxa" w:w="6480"/>
+            <w:tcW w:w="6480" w:type="dxa"/>
           </w:tcPr>
           <w:p>
             <w:r>
@@ -6762,7 +6984,7 @@
         </w:tc>
         <w:tc>
           <w:tcPr>
-            <w:tcW w:type="dxa" w:w="2160"/>
+            <w:tcW w:w="2160" w:type="dxa"/>
           </w:tcPr>
           <w:p>
             <w:r>
@@ -6772,7 +6994,7 @@
         </w:tc>
         <w:tc>
           <w:tcPr>
-            <w:tcW w:type="dxa" w:w="2304"/>
+            <w:tcW w:w="2304" w:type="dxa"/>
           </w:tcPr>
           <w:p>
             <w:pPr>
@@ -6782,31 +7004,25 @@
               <w:sdtPr>
                 <w:alias w:val=""/>
                 <w:tag w:val=""/>
-                <w:id w:val="0"/>
+                <w:id w:val="-275646694"/>
+                <w:showingPlcHdr/>
                 <w:dropDownList>
-                  <w:listItem w:displayText="Выберите элемент" w:value=""/>
+                  <w:listItem w:displayText="Не назначено" w:value=""/>
                   <w:listItem w:displayText="Не выполняется" w:value="Не выполняется"/>
                   <w:listItem w:displayText="По переднему фронту" w:value="По переднему фронту"/>
                   <w:listItem w:displayText="По заднему фронту" w:value="По заднему фронту"/>
                   <w:listItem w:displayText="По любому изменению" w:value="По любому изменению"/>
                 </w:dropDownList>
-                <w:showingPlcHdr/>
-                <w:placeholder>
-                  <w:docPart w:val=""/>
-                </w:placeholder>
               </w:sdtPr>
+              <w:sdtEndPr/>
               <w:sdtContent>
                 <w:r>
                   <w:rPr>
+                    <w:i/>
                     <w:color w:val="808080"/>
-                    <w:sz w:val="24"/>
-                    <w:i/>
-                    <!-- курсив -->
-                    <!-- <w:b/> полужирный -->
                     <w:spacing w:val="10"/>
-                    <!-- интервал между символами -->
                   </w:rPr>
-                  <w:t>Выберите элемент</w:t>
+                  <w:t>Не назначено</w:t>
                 </w:r>
               </w:sdtContent>
             </w:sdt>
@@ -6814,7 +7030,7 @@
         </w:tc>
         <w:tc>
           <w:tcPr>
-            <w:tcW w:type="dxa" w:w="2304"/>
+            <w:tcW w:w="2304" w:type="dxa"/>
           </w:tcPr>
           <w:p>
             <w:pPr>
@@ -6824,31 +7040,25 @@
               <w:sdtPr>
                 <w:alias w:val=""/>
                 <w:tag w:val=""/>
-                <w:id w:val="0"/>
+                <w:id w:val="558672461"/>
+                <w:showingPlcHdr/>
                 <w:dropDownList>
-                  <w:listItem w:displayText="Выберите элемент" w:value=""/>
+                  <w:listItem w:displayText="Не назначено" w:value=""/>
                   <w:listItem w:displayText="Не выполняется" w:value="Не выполняется"/>
                   <w:listItem w:displayText="По переднему фронту" w:value="По переднему фронту"/>
                   <w:listItem w:displayText="По заднему фронту" w:value="По заднему фронту"/>
                   <w:listItem w:displayText="По любому изменению" w:value="По любому изменению"/>
                 </w:dropDownList>
-                <w:showingPlcHdr/>
-                <w:placeholder>
-                  <w:docPart w:val=""/>
-                </w:placeholder>
               </w:sdtPr>
+              <w:sdtEndPr/>
               <w:sdtContent>
                 <w:r>
                   <w:rPr>
+                    <w:i/>
                     <w:color w:val="808080"/>
-                    <w:sz w:val="24"/>
-                    <w:i/>
-                    <!-- курсив -->
-                    <!-- <w:b/> полужирный -->
                     <w:spacing w:val="10"/>
-                    <!-- интервал между символами -->
                   </w:rPr>
-                  <w:t>Выберите элемент</w:t>
+                  <w:t>Не назначено</w:t>
                 </w:r>
               </w:sdtContent>
             </w:sdt>
@@ -6856,7 +7066,7 @@
         </w:tc>
         <w:tc>
           <w:tcPr>
-            <w:tcW w:type="dxa" w:w="2304"/>
+            <w:tcW w:w="2304" w:type="dxa"/>
           </w:tcPr>
           <w:p>
             <w:pPr>
@@ -6866,29 +7076,23 @@
               <w:sdtPr>
                 <w:alias w:val=""/>
                 <w:tag w:val=""/>
-                <w:id w:val="0"/>
+                <w:id w:val="-1341386548"/>
+                <w:showingPlcHdr/>
                 <w:dropDownList>
-                  <w:listItem w:displayText="Выберите элемент" w:value=""/>
+                  <w:listItem w:displayText="Не назначено" w:value=""/>
                   <w:listItem w:displayText="Выведено" w:value="Выведено"/>
                   <w:listItem w:displayText="Введено" w:value="Введено"/>
                 </w:dropDownList>
-                <w:showingPlcHdr/>
-                <w:placeholder>
-                  <w:docPart w:val=""/>
-                </w:placeholder>
               </w:sdtPr>
+              <w:sdtEndPr/>
               <w:sdtContent>
                 <w:r>
                   <w:rPr>
+                    <w:i/>
                     <w:color w:val="808080"/>
-                    <w:sz w:val="24"/>
-                    <w:i/>
-                    <!-- курсив -->
-                    <!-- <w:b/> полужирный -->
                     <w:spacing w:val="10"/>
-                    <!-- интервал между символами -->
                   </w:rPr>
-                  <w:t>Выберите элемент</w:t>
+                  <w:t>Не назначено</w:t>
                 </w:r>
               </w:sdtContent>
             </w:sdt>
@@ -6896,9 +7100,12 @@
         </w:tc>
       </w:tr>
       <w:tr>
+        <w:trPr>
+          <w:cnfStyle w:val="000000100000" w:firstRow="0" w:lastRow="0" w:firstColumn="0" w:lastColumn="0" w:oddVBand="0" w:evenVBand="0" w:oddHBand="1" w:evenHBand="0" w:firstRowFirstColumn="0" w:firstRowLastColumn="0" w:lastRowFirstColumn="0" w:lastRowLastColumn="0"/>
+        </w:trPr>
         <w:tc>
           <w:tcPr>
-            <w:tcW w:type="dxa" w:w="2304"/>
+            <w:tcW w:w="2304" w:type="dxa"/>
             <w:gridSpan w:val="5"/>
           </w:tcPr>
           <w:p>
@@ -6923,7 +7130,7 @@
     <w:p>
       <w:pPr>
         <w:sectPr>
-          <w:pgSz w:w="16839" w:h="16839" w:code="9" w:orient="landscape"/>
+          <w:pgSz w:w="16839" w:h="16839" w:orient="landscape" w:code="9"/>
           <w:pgMar w:top="397" w:right="454" w:bottom="397" w:left="851" w:header="0" w:footer="170" w:gutter="0"/>
           <w:cols w:space="708"/>
           <w:docGrid w:linePitch="360"/>
@@ -6933,179 +7140,308 @@
     <w:p>
       <w:pPr>
         <w:pStyle w:val="11"/>
+        <w:rPr>
+          <w:lang w:val="ru-RU"/>
+        </w:rPr>
       </w:pPr>
       <w:r>
+        <w:rPr>
+          <w:lang w:val="ru-RU"/>
+        </w:rPr>
+        <w:lastRenderedPageBreak/>
         <w:t>Матрица дискретных входов и выходных реле</w:t>
       </w:r>
     </w:p>
     <w:p>
       <w:pPr>
         <w:pStyle w:val="afff0"/>
+        <w:rPr>
+          <w:lang w:val="en-US"/>
+        </w:rPr>
       </w:pPr>
       <w:r>
-        <w:t>Возможна регистрация не более 200 сигналов. {% for regs_key, regs in regs.inputs.items() %}</w:t>
+        <w:t xml:space="preserve">Возможна регистрация не более 200 сигналов. </w:t>
+      </w:r>
+      <w:r>
+        <w:rPr>
+          <w:lang w:val="en-US"/>
+        </w:rPr>
+        <w:t xml:space="preserve">{% </w:t>
+      </w:r>
+      <w:r>
+        <w:rPr>
+          <w:lang w:val="en-US"/>
+        </w:rPr>
+        <w:t>for bin_outputs_key, bin_outputs in bin_</w:t>
+      </w:r>
+      <w:proofErr w:type="gramStart"/>
+      <w:r>
+        <w:rPr>
+          <w:lang w:val="en-US"/>
+        </w:rPr>
+        <w:t>outputs.modules.items(</w:t>
+      </w:r>
+      <w:proofErr w:type="gramEnd"/>
+      <w:r>
+        <w:rPr>
+          <w:lang w:val="en-US"/>
+        </w:rPr>
+        <w:t>)</w:t>
+      </w:r>
+      <w:r>
+        <w:rPr>
+          <w:lang w:val="en-US"/>
+        </w:rPr>
+        <w:t xml:space="preserve"> %}</w:t>
       </w:r>
     </w:p>
     <w:p>
       <w:pPr>
         <w:pStyle w:val="a7"/>
+        <w:rPr>
+          <w:lang w:val="en-US"/>
+        </w:rPr>
       </w:pPr>
       <w:r>
-        <w:t>{{ regs.name }}</w:t>
+        <w:t>Слот</w:t>
+      </w:r>
+      <w:r>
+        <w:rPr>
+          <w:lang w:val="en-US"/>
+        </w:rPr>
+        <w:t xml:space="preserve"> </w:t>
+      </w:r>
+      <w:proofErr w:type="gramStart"/>
+      <w:r>
+        <w:rPr>
+          <w:lang w:val="en-US"/>
+        </w:rPr>
+        <w:t>{{ bin</w:t>
+      </w:r>
+      <w:proofErr w:type="gramEnd"/>
+      <w:r>
+        <w:rPr>
+          <w:lang w:val="en-US"/>
+        </w:rPr>
+        <w:t xml:space="preserve">_outputs.inserted_in_slot }}. </w:t>
+      </w:r>
+      <w:r>
+        <w:t>Тип</w:t>
+      </w:r>
+      <w:r>
+        <w:rPr>
+          <w:lang w:val="en-US"/>
+        </w:rPr>
+        <w:t xml:space="preserve"> </w:t>
+      </w:r>
+      <w:proofErr w:type="gramStart"/>
+      <w:r>
+        <w:rPr>
+          <w:lang w:val="en-US"/>
+        </w:rPr>
+        <w:t>{{ bin</w:t>
+      </w:r>
+      <w:proofErr w:type="gramEnd"/>
+      <w:r>
+        <w:rPr>
+          <w:lang w:val="en-US"/>
+        </w:rPr>
+        <w:t>_outputs.type }}</w:t>
       </w:r>
     </w:p>
     <w:tbl>
       <w:tblPr>
         <w:tblStyle w:val="65"/>
-        <w:tblW w:type="auto" w:w="0"/>
-        <w:tblLook w:firstColumn="1" w:firstRow="1" w:lastColumn="0" w:lastRow="0" w:noHBand="0" w:noVBand="1" w:val="04A0"/>
+        <w:tblW w:w="0" w:type="auto"/>
         <w:tblLayout w:type="fixed"/>
+        <w:tblLook w:val="04A0" w:firstRow="1" w:lastRow="0" w:firstColumn="1" w:lastColumn="0" w:noHBand="0" w:noVBand="1"/>
       </w:tblPr>
       <w:tblGrid>
-        <w:gridCol w:w="3107"/>
-        <w:gridCol w:w="3107"/>
-        <w:gridCol w:w="3107"/>
-        <w:gridCol w:w="3107"/>
-        <w:gridCol w:w="3107"/>
+        <w:gridCol w:w="2880"/>
+        <w:gridCol w:w="2448"/>
+        <w:gridCol w:w="2448"/>
+        <w:gridCol w:w="2448"/>
+        <w:gridCol w:w="2448"/>
+        <w:gridCol w:w="2448"/>
       </w:tblGrid>
       <w:tr>
         <w:trPr>
-          <w:tblHeader w:val="true"/>
+          <w:cnfStyle w:val="100000000000" w:firstRow="1" w:lastRow="0" w:firstColumn="0" w:lastColumn="0" w:oddVBand="0" w:evenVBand="0" w:oddHBand="0" w:evenHBand="0" w:firstRowFirstColumn="0" w:firstRowLastColumn="0" w:lastRowFirstColumn="0" w:lastRowLastColumn="0"/>
+          <w:tblHeader/>
         </w:trPr>
         <w:tc>
           <w:tcPr>
-            <w:tcW w:type="dxa" w:w="2160"/>
-            <w:gridSpan w:val="2"/>
-            <w:vAlign w:val="center"/>
+            <w:tcW w:w="2880" w:type="dxa"/>
+            <w:vMerge w:val="restart"/>
           </w:tcPr>
           <w:p>
             <w:pPr>
               <w:pStyle w:val="affa"/>
-              <w:jc w:val="center"/>
             </w:pPr>
             <w:r>
-              <w:t>Параметр</w:t>
+              <w:t>Выходное реле</w:t>
             </w:r>
           </w:p>
         </w:tc>
         <w:tc>
           <w:tcPr>
-            <w:tcW w:type="dxa" w:w="2304"/>
-            <w:vMerge w:val="restart"/>
-            <w:vAlign w:val="center"/>
+            <w:tcW w:w="2448" w:type="dxa"/>
+            <w:gridSpan w:val="5"/>
           </w:tcPr>
           <w:p>
             <w:pPr>
               <w:pStyle w:val="affa"/>
-              <w:jc w:val="center"/>
             </w:pPr>
             <w:r>
-              <w:t>Журнал событий регистрация (Не выполняется /По переднему фронту/ По заднему фронту/ По любому изменению)</w:t>
-            </w:r>
-          </w:p>
-        </w:tc>
-        <w:tc>
-          <w:tcPr>
-            <w:tcW w:type="dxa" w:w="2304"/>
-            <w:vMerge w:val="restart"/>
-            <w:vAlign w:val="center"/>
-          </w:tcPr>
-          <w:p>
-            <w:pPr>
-              <w:pStyle w:val="affa"/>
-              <w:jc w:val="center"/>
-            </w:pPr>
-            <w:r>
-              <w:t>Осциллограф Пуск (Не выполняется/ По переднему фронту/ По заднему фронту/ По любому изменению)</w:t>
-            </w:r>
-          </w:p>
-        </w:tc>
-        <w:tc>
-          <w:tcPr>
-            <w:tcW w:type="dxa" w:w="2304"/>
-            <w:vMerge w:val="restart"/>
-            <w:vAlign w:val="center"/>
-          </w:tcPr>
-          <w:p>
-            <w:pPr>
-              <w:pStyle w:val="affa"/>
-              <w:jc w:val="center"/>
-            </w:pPr>
-            <w:r>
-              <w:t>Осциллограф регистрация (Выведено/ Введено)</w:t>
+              <w:t>Назначенные сигналы</w:t>
             </w:r>
           </w:p>
         </w:tc>
       </w:tr>
       <w:tr>
         <w:trPr>
-          <w:tblHeader w:val="true"/>
+          <w:cnfStyle w:val="100000000000" w:firstRow="1" w:lastRow="0" w:firstColumn="0" w:lastColumn="0" w:oddVBand="0" w:evenVBand="0" w:oddHBand="0" w:evenHBand="0" w:firstRowFirstColumn="0" w:firstRowLastColumn="0" w:lastRowFirstColumn="0" w:lastRowLastColumn="0"/>
+          <w:tblHeader/>
         </w:trPr>
         <w:tc>
           <w:tcPr>
-            <w:tcW w:type="dxa" w:w="6480"/>
+            <w:tcW w:w="2589" w:type="dxa"/>
+            <w:vMerge/>
+          </w:tcPr>
+          <w:p/>
+        </w:tc>
+        <w:tc>
+          <w:tcPr>
+            <w:tcW w:w="2448" w:type="dxa"/>
           </w:tcPr>
           <w:p>
             <w:pPr>
               <w:jc w:val="center"/>
             </w:pPr>
             <w:r>
-              <w:t>Наименование</w:t>
+              <w:t>1</w:t>
             </w:r>
           </w:p>
         </w:tc>
         <w:tc>
           <w:tcPr>
-            <w:tcW w:type="dxa" w:w="2160"/>
+            <w:tcW w:w="2448" w:type="dxa"/>
           </w:tcPr>
           <w:p>
             <w:pPr>
               <w:jc w:val="center"/>
             </w:pPr>
             <w:r>
-              <w:t>Обозначение ФСУ</w:t>
+              <w:t>2</w:t>
             </w:r>
           </w:p>
         </w:tc>
         <w:tc>
           <w:tcPr>
-            <w:tcW w:type="dxa" w:w="3107"/>
-            <w:vMerge/>
+            <w:tcW w:w="2448" w:type="dxa"/>
           </w:tcPr>
-          <w:p/>
+          <w:p>
+            <w:pPr>
+              <w:jc w:val="center"/>
+            </w:pPr>
+            <w:r>
+              <w:t>3</w:t>
+            </w:r>
+          </w:p>
         </w:tc>
         <w:tc>
           <w:tcPr>
-            <w:tcW w:type="dxa" w:w="3107"/>
-            <w:vMerge/>
+            <w:tcW w:w="2448" w:type="dxa"/>
           </w:tcPr>
-          <w:p/>
+          <w:p>
+            <w:pPr>
+              <w:jc w:val="center"/>
+            </w:pPr>
+            <w:r>
+              <w:t>4</w:t>
+            </w:r>
+          </w:p>
         </w:tc>
         <w:tc>
           <w:tcPr>
-            <w:tcW w:type="dxa" w:w="3107"/>
-            <w:vMerge/>
+            <w:tcW w:w="2448" w:type="dxa"/>
           </w:tcPr>
-          <w:p/>
+          <w:p>
+            <w:pPr>
+              <w:jc w:val="center"/>
+            </w:pPr>
+            <w:r>
+              <w:t>5</w:t>
+            </w:r>
+          </w:p>
         </w:tc>
       </w:tr>
       <w:tr>
+        <w:trPr>
+          <w:cnfStyle w:val="000000100000" w:firstRow="0" w:lastRow="0" w:firstColumn="0" w:lastColumn="0" w:oddVBand="0" w:evenVBand="0" w:oddHBand="1" w:evenHBand="0" w:firstRowFirstColumn="0" w:firstRowLastColumn="0" w:lastRowFirstColumn="0" w:lastRowLastColumn="0"/>
+        </w:trPr>
         <w:tc>
           <w:tcPr>
-            <w:tcW w:type="dxa" w:w="2304"/>
+            <w:tcW w:w="2448" w:type="dxa"/>
             <w:gridSpan w:val="5"/>
           </w:tcPr>
           <w:p>
+            <w:pPr>
+              <w:rPr>
+                <w:lang w:val="en-US"/>
+              </w:rPr>
+            </w:pPr>
             <w:r>
-              <w:t>{%tr for param_name, param_data in regs.properties.items() %}</w:t>
+              <w:rPr>
+                <w:lang w:val="en-US"/>
+              </w:rPr>
+              <w:t>{%tr for param_name, param_data in bin_output</w:t>
             </w:r>
+            <w:r>
+              <w:rPr>
+                <w:lang w:val="en-US"/>
+              </w:rPr>
+              <w:t>s</w:t>
+            </w:r>
+            <w:r>
+              <w:rPr>
+                <w:lang w:val="en-US"/>
+              </w:rPr>
+              <w:t>.</w:t>
+            </w:r>
+            <w:r>
+              <w:rPr>
+                <w:lang w:val="en-US"/>
+              </w:rPr>
+              <w:t>inputs.</w:t>
+            </w:r>
+            <w:bookmarkStart w:id="5" w:name="_GoBack"/>
+            <w:bookmarkEnd w:id="5"/>
+            <w:r>
+              <w:rPr>
+                <w:lang w:val="en-US"/>
+              </w:rPr>
+              <w:t>items() %}</w:t>
+            </w:r>
+          </w:p>
+        </w:tc>
+        <w:tc>
+          <w:tcPr>
+            <w:tcW w:w="2448" w:type="dxa"/>
+          </w:tcPr>
+          <w:p>
+            <w:pPr>
+              <w:rPr>
+                <w:lang w:val="en-US"/>
+              </w:rPr>
+            </w:pPr>
           </w:p>
         </w:tc>
       </w:tr>
       <w:tr>
         <w:tc>
           <w:tcPr>
-            <w:tcW w:type="dxa" w:w="6480"/>
+            <w:tcW w:w="2880" w:type="dxa"/>
           </w:tcPr>
           <w:p>
             <w:r>
@@ -7115,17 +7451,7 @@
         </w:tc>
         <w:tc>
           <w:tcPr>
-            <w:tcW w:type="dxa" w:w="2160"/>
-          </w:tcPr>
-          <w:p>
-            <w:r>
-              <w:t>{{ param_data.fsu }}</w:t>
-            </w:r>
-          </w:p>
-        </w:tc>
-        <w:tc>
-          <w:tcPr>
-            <w:tcW w:type="dxa" w:w="2304"/>
+            <w:tcW w:w="2448" w:type="dxa"/>
           </w:tcPr>
           <w:p>
             <w:pPr>
@@ -7135,31 +7461,82 @@
               <w:sdtPr>
                 <w:alias w:val=""/>
                 <w:tag w:val=""/>
-                <w:id w:val="0"/>
+                <w:id w:val="-1501952481"/>
+                <w:showingPlcHdr/>
                 <w:dropDownList>
-                  <w:listItem w:displayText="Выберите элемент" w:value=""/>
-                  <w:listItem w:displayText="Не выполняется" w:value="Не выполняется"/>
-                  <w:listItem w:displayText="По переднему фронту" w:value="По переднему фронту"/>
-                  <w:listItem w:displayText="По заднему фронту" w:value="По заднему фронту"/>
-                  <w:listItem w:displayText="По любому изменению" w:value="По любому изменению"/>
+                  <w:listItem w:displayText="Не назначено" w:value=""/>
+                  <w:listItem w:displayText="ЛО ГЗоткл / ЛО: Функция введена в работу" w:value="ЛО ГЗоткл / ЛО: Функция введена в работу"/>
+                  <w:listItem w:displayText="ЛО ГЗоткл / ЛО: Функция оперативно выведена из работы" w:value="ЛО ГЗоткл / ЛО: Функция оперативно выведена из работы"/>
+                  <w:listItem w:displayText="ЛО ГЗоткл / ЛО: Блокировка ГЗоткл" w:value="ЛО ГЗоткл / ЛО: Блокировка ГЗоткл"/>
+                  <w:listItem w:displayText="ЛО ГЗоткл / ЛО: Срабатывание на сигнал" w:value="ЛО ГЗоткл / ЛО: Срабатывание на сигнал"/>
+                  <w:listItem w:displayText="ЛО ГЗоткл / ЛО: Срабатывание" w:value="ЛО ГЗоткл / ЛО: Срабатывание"/>
+                  <w:listItem w:displayText="ДЗТ / БВКЗ: Срабатывание БВКЗ" w:value="ДЗТ / БВКЗ: Срабатывание БВКЗ"/>
+                  <w:listItem w:displayText="ДЗТ / БВКЗ: Срабатывание БВКЗ по фазе А" w:value="ДЗТ / БВКЗ: Срабатывание БВКЗ по фазе А"/>
+                  <w:listItem w:displayText="ДЗТ / БВКЗ: Срабатывание БВКЗ по фазе В" w:value="ДЗТ / БВКЗ: Срабатывание БВКЗ по фазе В"/>
+                  <w:listItem w:displayText="ДЗТ / БВКЗ: Срабатывание БВКЗ по фазе С" w:value="ДЗТ / БВКЗ: Срабатывание БВКЗ по фазе С"/>
+                  <w:listItem w:displayText="ДЗТ / Д2Г: Пуск Д2Г" w:value="ДЗТ / Д2Г: Пуск Д2Г"/>
+                  <w:listItem w:displayText="ДЗТ / Д2Г: Пуск Д2Г по фазе A" w:value="ДЗТ / Д2Г: Пуск Д2Г по фазе A"/>
+                  <w:listItem w:displayText="ДЗТ / Д2Г: Пуск Д2Г по фазе В" w:value="ДЗТ / Д2Г: Пуск Д2Г по фазе В"/>
+                  <w:listItem w:displayText="ДЗТ / Д2Г: Пуск Д2Г по фазе С" w:value="ДЗТ / Д2Г: Пуск Д2Г по фазе С"/>
+                  <w:listItem w:displayText="ДЗТ / Д5Г: Пуск Д5Г" w:value="ДЗТ / Д5Г: Пуск Д5Г"/>
+                  <w:listItem w:displayText="ДЗТ / Д5Г: Пуск Д5Г по фазе A" w:value="ДЗТ / Д5Г: Пуск Д5Г по фазе A"/>
+                  <w:listItem w:displayText="ДЗТ / Д5Г: Пуск Д5Г по фазе В" w:value="ДЗТ / Д5Г: Пуск Д5Г по фазе В"/>
+                  <w:listItem w:displayText="ДЗТ / Д5Г: Пуск Д5Г по фазе С" w:value="ДЗТ / Д5Г: Пуск Д5Г по фазе С"/>
+                  <w:listItem w:displayText="ДЗТ / ДТЗт: Пуск" w:value="ДЗТ / ДТЗт: Пуск"/>
+                  <w:listItem w:displayText="ДЗТ / ДТЗт: Пуск ДТО по фазе A" w:value="ДЗТ / ДТЗт: Пуск ДТО по фазе A"/>
+                  <w:listItem w:displayText="ДЗТ / ДТЗт: Пуск ДТО по фазе В" w:value="ДЗТ / ДТЗт: Пуск ДТО по фазе В"/>
+                  <w:listItem w:displayText="ДЗТ / ДТЗт: Пуск ДТО по фазе С" w:value="ДЗТ / ДТЗт: Пуск ДТО по фазе С"/>
+                  <w:listItem w:displayText="ДЗТ / ДТЗт: Срабатывание ДТЗт" w:value="ДЗТ / ДТЗт: Срабатывание ДТЗт"/>
+                  <w:listItem w:displayText="ДЗТ / ДТЗт: Срабатывание ДТЗт по фазе A" w:value="ДЗТ / ДТЗт: Срабатывание ДТЗт по фазе A"/>
+                  <w:listItem w:displayText="ДЗТ / ДТЗт: Срабатывание ДТЗт по фазе В" w:value="ДЗТ / ДТЗт: Срабатывание ДТЗт по фазе В"/>
+                  <w:listItem w:displayText="ДЗТ / ДТЗт: Срабатывание ДТЗт по фазе С" w:value="ДЗТ / ДТЗт: Срабатывание ДТЗт по фазе С"/>
+                  <w:listItem w:displayText="ДЗТ / ДТЗт: Срабатывание ДТЗт на сигнал" w:value="ДЗТ / ДТЗт: Срабатывание ДТЗт на сигнал"/>
+                  <w:listItem w:displayText="ДЗТ / ДТЗт: Срабатывание ДТЗт по фазе A на сигнал" w:value="ДЗТ / ДТЗт: Срабатывание ДТЗт по фазе A на сигнал"/>
+                  <w:listItem w:displayText="ДЗТ / ДТЗт: Срабатывание ДТЗт по фазе В на сигнал" w:value="ДЗТ / ДТЗт: Срабатывание ДТЗт по фазе В на сигнал"/>
+                  <w:listItem w:displayText="ДЗТ / ДТЗт: Срабатывание ДТЗт по фазе С на сигнал" w:value="ДЗТ / ДТЗт: Срабатывание ДТЗт по фазе С на сигнал"/>
+                  <w:listItem w:displayText="ДЗТ / ДТЗт: Функция введена в работу" w:value="ДЗТ / ДТЗт: Функция введена в работу"/>
+                  <w:listItem w:displayText="ДЗТ / ДТЗт: Функция оперативно выведена из работы" w:value="ДЗТ / ДТЗт: Функция оперативно выведена из работы"/>
+                  <w:listItem w:displayText="ДЗТ / ДТО: Пуск" w:value="ДЗТ / ДТО: Пуск"/>
+                  <w:listItem w:displayText="ДЗТ / ДТО: Пуск ДТО по фазе A" w:value="ДЗТ / ДТО: Пуск ДТО по фазе A"/>
+                  <w:listItem w:displayText="ДЗТ / ДТО: Пуск ДТО по фазе В" w:value="ДЗТ / ДТО: Пуск ДТО по фазе В"/>
+                  <w:listItem w:displayText="ДЗТ / ДТО: Пуск ДТО по фазе С" w:value="ДЗТ / ДТО: Пуск ДТО по фазе С"/>
+                  <w:listItem w:displayText="ДЗТ / ДТО: Срабатывание ДТО" w:value="ДЗТ / ДТО: Срабатывание ДТО"/>
+                  <w:listItem w:displayText="ДЗТ / ДТО: Срабатывание ДТО по фазе A" w:value="ДЗТ / ДТО: Срабатывание ДТО по фазе A"/>
+                  <w:listItem w:displayText="ДЗТ / ДТО: Срабатывание ДТО по фазе В" w:value="ДЗТ / ДТО: Срабатывание ДТО по фазе В"/>
+                  <w:listItem w:displayText="ДЗТ / ДТО: Срабатывание ДТО по фазе С" w:value="ДЗТ / ДТО: Срабатывание ДТО по фазе С"/>
+                  <w:listItem w:displayText="ДЗТ / ДТО: Срабатывание ДТО на сигнал" w:value="ДЗТ / ДТО: Срабатывание ДТО на сигнал"/>
+                  <w:listItem w:displayText="ДЗТ / ДТО: Срабатывание ДТО по фазе A на сигнал" w:value="ДЗТ / ДТО: Срабатывание ДТО по фазе A на сигнал"/>
+                  <w:listItem w:displayText="ДЗТ / ДТО: Срабатывание ДТО по фазе В на сигнал" w:value="ДЗТ / ДТО: Срабатывание ДТО по фазе В на сигнал"/>
+                  <w:listItem w:displayText="ДЗТ / ДТО: Срабатывание ДТО по фазе С на сигнал" w:value="ДЗТ / ДТО: Срабатывание ДТО по фазе С на сигнал"/>
+                  <w:listItem w:displayText="ДЗТ / ДТО: Функция введена в работу" w:value="ДЗТ / ДТО: Функция введена в работу"/>
+                  <w:listItem w:displayText="ДЗТ / ДТО: Функция оперативно выведена из работы" w:value="ДЗТ / ДТО: Функция оперативно выведена из работы"/>
+                  <w:listItem w:displayText="ДЗТ / КЦТнеб: Срабатывание КЦНнеб" w:value="ДЗТ / КЦТнеб: Срабатывание КЦНнеб"/>
+                  <w:listItem w:displayText="ДЗТ / КЦТнеб: Срабатывание КЦНнеб фазы А" w:value="ДЗТ / КЦТнеб: Срабатывание КЦНнеб фазы А"/>
+                  <w:listItem w:displayText="ДЗТ / КЦТнеб: Срабатывание КЦНнеб фазы В" w:value="ДЗТ / КЦТнеб: Срабатывание КЦНнеб фазы В"/>
+                  <w:listItem w:displayText="ДЗТ / КЦТнеб: Срабатывание КЦНнеб фазы С" w:value="ДЗТ / КЦТнеб: Срабатывание КЦНнеб фазы С"/>
+                  <w:listItem w:displayText="ДЗТ / КЦТнеб: Функция введена в работу" w:value="ДЗТ / КЦТнеб: Функция введена в работу"/>
+                  <w:listItem w:displayText="ДЗТ / КЦТнеб: Функция оперативно выведена из работы" w:value="ДЗТ / КЦТнеб: Функция оперативно выведена из работы"/>
+                  <w:listItem w:displayText="ЛО Т / ЗАВР: Функция введена в работу" w:value="ЛО Т / ЗАВР: Функция введена в работу"/>
+                  <w:listItem w:displayText="ЛО Т / ЗАВР: Функция оперативно выведена из работы" w:value="ЛО Т / ЗАВР: Функция оперативно выведена из работы"/>
+                  <w:listItem w:displayText="ЛО Т / ЗАВР: Запрет АВР" w:value="ЛО Т / ЗАВР: Запрет АВР"/>
+                  <w:listItem w:displayText="ЛО Т / ЛО: Функция введена в работу" w:value="ЛО Т / ЛО: Функция введена в работу"/>
+                  <w:listItem w:displayText="ЛО Т / ЛО: Функция оперативно выведена из работы" w:value="ЛО Т / ЛО: Функция оперативно выведена из работы"/>
+                  <w:listItem w:displayText="ЛО Т / ЛО: Пуск" w:value="ЛО Т / ЛО: Пуск"/>
+                  <w:listItem w:displayText="ЛО Т / ЛО: Срабатывание" w:value="ЛО Т / ЛО: Срабатывание"/>
+                  <w:listItem w:displayText="ЛО Т / ЗАПВ: Функция введена в работу" w:value="ЛО Т / ЗАПВ: Функция введена в работу"/>
+                  <w:listItem w:displayText="ЛО Т / ЗАПВ: Функция оперативно выведена из работы" w:value="ЛО Т / ЗАПВ: Функция оперативно выведена из работы"/>
+                  <w:listItem w:displayText="ЛО Т / ЗАПВ: Запрет АПВ" w:value="ЛО Т / ЗАПВ: Запрет АПВ"/>
                 </w:dropDownList>
-                <w:showingPlcHdr/>
-                <w:placeholder>
-                  <w:docPart w:val=""/>
-                </w:placeholder>
               </w:sdtPr>
+              <w:sdtEndPr/>
               <w:sdtContent>
                 <w:r>
                   <w:rPr>
+                    <w:i/>
                     <w:color w:val="808080"/>
-                    <w:sz w:val="24"/>
-                    <w:i/>
-                    <!-- курсив -->
-                    <!-- <w:b/> полужирный -->
                     <w:spacing w:val="10"/>
-                    <!-- интервал между символами -->
                   </w:rPr>
-                  <w:t>Выберите элемент</w:t>
+                  <w:t>Не назначено</w:t>
                 </w:r>
               </w:sdtContent>
             </w:sdt>
@@ -7167,7 +7544,7 @@
         </w:tc>
         <w:tc>
           <w:tcPr>
-            <w:tcW w:type="dxa" w:w="2304"/>
+            <w:tcW w:w="2448" w:type="dxa"/>
           </w:tcPr>
           <w:p>
             <w:pPr>
@@ -7177,31 +7554,82 @@
               <w:sdtPr>
                 <w:alias w:val=""/>
                 <w:tag w:val=""/>
-                <w:id w:val="0"/>
+                <w:id w:val="507728119"/>
+                <w:showingPlcHdr/>
                 <w:dropDownList>
-                  <w:listItem w:displayText="Выберите элемент" w:value=""/>
-                  <w:listItem w:displayText="Не выполняется" w:value="Не выполняется"/>
-                  <w:listItem w:displayText="По переднему фронту" w:value="По переднему фронту"/>
-                  <w:listItem w:displayText="По заднему фронту" w:value="По заднему фронту"/>
-                  <w:listItem w:displayText="По любому изменению" w:value="По любому изменению"/>
+                  <w:listItem w:displayText="Не назначено" w:value=""/>
+                  <w:listItem w:displayText="ЛО ГЗоткл / ЛО: Функция введена в работу" w:value="ЛО ГЗоткл / ЛО: Функция введена в работу"/>
+                  <w:listItem w:displayText="ЛО ГЗоткл / ЛО: Функция оперативно выведена из работы" w:value="ЛО ГЗоткл / ЛО: Функция оперативно выведена из работы"/>
+                  <w:listItem w:displayText="ЛО ГЗоткл / ЛО: Блокировка ГЗоткл" w:value="ЛО ГЗоткл / ЛО: Блокировка ГЗоткл"/>
+                  <w:listItem w:displayText="ЛО ГЗоткл / ЛО: Срабатывание на сигнал" w:value="ЛО ГЗоткл / ЛО: Срабатывание на сигнал"/>
+                  <w:listItem w:displayText="ЛО ГЗоткл / ЛО: Срабатывание" w:value="ЛО ГЗоткл / ЛО: Срабатывание"/>
+                  <w:listItem w:displayText="ДЗТ / БВКЗ: Срабатывание БВКЗ" w:value="ДЗТ / БВКЗ: Срабатывание БВКЗ"/>
+                  <w:listItem w:displayText="ДЗТ / БВКЗ: Срабатывание БВКЗ по фазе А" w:value="ДЗТ / БВКЗ: Срабатывание БВКЗ по фазе А"/>
+                  <w:listItem w:displayText="ДЗТ / БВКЗ: Срабатывание БВКЗ по фазе В" w:value="ДЗТ / БВКЗ: Срабатывание БВКЗ по фазе В"/>
+                  <w:listItem w:displayText="ДЗТ / БВКЗ: Срабатывание БВКЗ по фазе С" w:value="ДЗТ / БВКЗ: Срабатывание БВКЗ по фазе С"/>
+                  <w:listItem w:displayText="ДЗТ / Д2Г: Пуск Д2Г" w:value="ДЗТ / Д2Г: Пуск Д2Г"/>
+                  <w:listItem w:displayText="ДЗТ / Д2Г: Пуск Д2Г по фазе A" w:value="ДЗТ / Д2Г: Пуск Д2Г по фазе A"/>
+                  <w:listItem w:displayText="ДЗТ / Д2Г: Пуск Д2Г по фазе В" w:value="ДЗТ / Д2Г: Пуск Д2Г по фазе В"/>
+                  <w:listItem w:displayText="ДЗТ / Д2Г: Пуск Д2Г по фазе С" w:value="ДЗТ / Д2Г: Пуск Д2Г по фазе С"/>
+                  <w:listItem w:displayText="ДЗТ / Д5Г: Пуск Д5Г" w:value="ДЗТ / Д5Г: Пуск Д5Г"/>
+                  <w:listItem w:displayText="ДЗТ / Д5Г: Пуск Д5Г по фазе A" w:value="ДЗТ / Д5Г: Пуск Д5Г по фазе A"/>
+                  <w:listItem w:displayText="ДЗТ / Д5Г: Пуск Д5Г по фазе В" w:value="ДЗТ / Д5Г: Пуск Д5Г по фазе В"/>
+                  <w:listItem w:displayText="ДЗТ / Д5Г: Пуск Д5Г по фазе С" w:value="ДЗТ / Д5Г: Пуск Д5Г по фазе С"/>
+                  <w:listItem w:displayText="ДЗТ / ДТЗт: Пуск" w:value="ДЗТ / ДТЗт: Пуск"/>
+                  <w:listItem w:displayText="ДЗТ / ДТЗт: Пуск ДТО по фазе A" w:value="ДЗТ / ДТЗт: Пуск ДТО по фазе A"/>
+                  <w:listItem w:displayText="ДЗТ / ДТЗт: Пуск ДТО по фазе В" w:value="ДЗТ / ДТЗт: Пуск ДТО по фазе В"/>
+                  <w:listItem w:displayText="ДЗТ / ДТЗт: Пуск ДТО по фазе С" w:value="ДЗТ / ДТЗт: Пуск ДТО по фазе С"/>
+                  <w:listItem w:displayText="ДЗТ / ДТЗт: Срабатывание ДТЗт" w:value="ДЗТ / ДТЗт: Срабатывание ДТЗт"/>
+                  <w:listItem w:displayText="ДЗТ / ДТЗт: Срабатывание ДТЗт по фазе A" w:value="ДЗТ / ДТЗт: Срабатывание ДТЗт по фазе A"/>
+                  <w:listItem w:displayText="ДЗТ / ДТЗт: Срабатывание ДТЗт по фазе В" w:value="ДЗТ / ДТЗт: Срабатывание ДТЗт по фазе В"/>
+                  <w:listItem w:displayText="ДЗТ / ДТЗт: Срабатывание ДТЗт по фазе С" w:value="ДЗТ / ДТЗт: Срабатывание ДТЗт по фазе С"/>
+                  <w:listItem w:displayText="ДЗТ / ДТЗт: Срабатывание ДТЗт на сигнал" w:value="ДЗТ / ДТЗт: Срабатывание ДТЗт на сигнал"/>
+                  <w:listItem w:displayText="ДЗТ / ДТЗт: Срабатывание ДТЗт по фазе A на сигнал" w:value="ДЗТ / ДТЗт: Срабатывание ДТЗт по фазе A на сигнал"/>
+                  <w:listItem w:displayText="ДЗТ / ДТЗт: Срабатывание ДТЗт по фазе В на сигнал" w:value="ДЗТ / ДТЗт: Срабатывание ДТЗт по фазе В на сигнал"/>
+                  <w:listItem w:displayText="ДЗТ / ДТЗт: Срабатывание ДТЗт по фазе С на сигнал" w:value="ДЗТ / ДТЗт: Срабатывание ДТЗт по фазе С на сигнал"/>
+                  <w:listItem w:displayText="ДЗТ / ДТЗт: Функция введена в работу" w:value="ДЗТ / ДТЗт: Функция введена в работу"/>
+                  <w:listItem w:displayText="ДЗТ / ДТЗт: Функция оперативно выведена из работы" w:value="ДЗТ / ДТЗт: Функция оперативно выведена из работы"/>
+                  <w:listItem w:displayText="ДЗТ / ДТО: Пуск" w:value="ДЗТ / ДТО: Пуск"/>
+                  <w:listItem w:displayText="ДЗТ / ДТО: Пуск ДТО по фазе A" w:value="ДЗТ / ДТО: Пуск ДТО по фазе A"/>
+                  <w:listItem w:displayText="ДЗТ / ДТО: Пуск ДТО по фазе В" w:value="ДЗТ / ДТО: Пуск ДТО по фазе В"/>
+                  <w:listItem w:displayText="ДЗТ / ДТО: Пуск ДТО по фазе С" w:value="ДЗТ / ДТО: Пуск ДТО по фазе С"/>
+                  <w:listItem w:displayText="ДЗТ / ДТО: Срабатывание ДТО" w:value="ДЗТ / ДТО: Срабатывание ДТО"/>
+                  <w:listItem w:displayText="ДЗТ / ДТО: Срабатывание ДТО по фазе A" w:value="ДЗТ / ДТО: Срабатывание ДТО по фазе A"/>
+                  <w:listItem w:displayText="ДЗТ / ДТО: Срабатывание ДТО по фазе В" w:value="ДЗТ / ДТО: Срабатывание ДТО по фазе В"/>
+                  <w:listItem w:displayText="ДЗТ / ДТО: Срабатывание ДТО по фазе С" w:value="ДЗТ / ДТО: Срабатывание ДТО по фазе С"/>
+                  <w:listItem w:displayText="ДЗТ / ДТО: Срабатывание ДТО на сигнал" w:value="ДЗТ / ДТО: Срабатывание ДТО на сигнал"/>
+                  <w:listItem w:displayText="ДЗТ / ДТО: Срабатывание ДТО по фазе A на сигнал" w:value="ДЗТ / ДТО: Срабатывание ДТО по фазе A на сигнал"/>
+                  <w:listItem w:displayText="ДЗТ / ДТО: Срабатывание ДТО по фазе В на сигнал" w:value="ДЗТ / ДТО: Срабатывание ДТО по фазе В на сигнал"/>
+                  <w:listItem w:displayText="ДЗТ / ДТО: Срабатывание ДТО по фазе С на сигнал" w:value="ДЗТ / ДТО: Срабатывание ДТО по фазе С на сигнал"/>
+                  <w:listItem w:displayText="ДЗТ / ДТО: Функция введена в работу" w:value="ДЗТ / ДТО: Функция введена в работу"/>
+                  <w:listItem w:displayText="ДЗТ / ДТО: Функция оперативно выведена из работы" w:value="ДЗТ / ДТО: Функция оперативно выведена из работы"/>
+                  <w:listItem w:displayText="ДЗТ / КЦТнеб: Срабатывание КЦНнеб" w:value="ДЗТ / КЦТнеб: Срабатывание КЦНнеб"/>
+                  <w:listItem w:displayText="ДЗТ / КЦТнеб: Срабатывание КЦНнеб фазы А" w:value="ДЗТ / КЦТнеб: Срабатывание КЦНнеб фазы А"/>
+                  <w:listItem w:displayText="ДЗТ / КЦТнеб: Срабатывание КЦНнеб фазы В" w:value="ДЗТ / КЦТнеб: Срабатывание КЦНнеб фазы В"/>
+                  <w:listItem w:displayText="ДЗТ / КЦТнеб: Срабатывание КЦНнеб фазы С" w:value="ДЗТ / КЦТнеб: Срабатывание КЦНнеб фазы С"/>
+                  <w:listItem w:displayText="ДЗТ / КЦТнеб: Функция введена в работу" w:value="ДЗТ / КЦТнеб: Функция введена в работу"/>
+                  <w:listItem w:displayText="ДЗТ / КЦТнеб: Функция оперативно выведена из работы" w:value="ДЗТ / КЦТнеб: Функция оперативно выведена из работы"/>
+                  <w:listItem w:displayText="ЛО Т / ЗАВР: Функция введена в работу" w:value="ЛО Т / ЗАВР: Функция введена в работу"/>
+                  <w:listItem w:displayText="ЛО Т / ЗАВР: Функция оперативно выведена из работы" w:value="ЛО Т / ЗАВР: Функция оперативно выведена из работы"/>
+                  <w:listItem w:displayText="ЛО Т / ЗАВР: Запрет АВР" w:value="ЛО Т / ЗАВР: Запрет АВР"/>
+                  <w:listItem w:displayText="ЛО Т / ЛО: Функция введена в работу" w:value="ЛО Т / ЛО: Функция введена в работу"/>
+                  <w:listItem w:displayText="ЛО Т / ЛО: Функция оперативно выведена из работы" w:value="ЛО Т / ЛО: Функция оперативно выведена из работы"/>
+                  <w:listItem w:displayText="ЛО Т / ЛО: Пуск" w:value="ЛО Т / ЛО: Пуск"/>
+                  <w:listItem w:displayText="ЛО Т / ЛО: Срабатывание" w:value="ЛО Т / ЛО: Срабатывание"/>
+                  <w:listItem w:displayText="ЛО Т / ЗАПВ: Функция введена в работу" w:value="ЛО Т / ЗАПВ: Функция введена в работу"/>
+                  <w:listItem w:displayText="ЛО Т / ЗАПВ: Функция оперативно выведена из работы" w:value="ЛО Т / ЗАПВ: Функция оперативно выведена из работы"/>
+                  <w:listItem w:displayText="ЛО Т / ЗАПВ: Запрет АПВ" w:value="ЛО Т / ЗАПВ: Запрет АПВ"/>
                 </w:dropDownList>
-                <w:showingPlcHdr/>
-                <w:placeholder>
-                  <w:docPart w:val=""/>
-                </w:placeholder>
               </w:sdtPr>
+              <w:sdtEndPr/>
               <w:sdtContent>
                 <w:r>
                   <w:rPr>
+                    <w:i/>
                     <w:color w:val="808080"/>
-                    <w:sz w:val="24"/>
-                    <w:i/>
-                    <!-- курсив -->
-                    <!-- <w:b/> полужирный -->
                     <w:spacing w:val="10"/>
-                    <!-- интервал между символами -->
                   </w:rPr>
-                  <w:t>Выберите элемент</w:t>
+                  <w:t>Не назначено</w:t>
                 </w:r>
               </w:sdtContent>
             </w:sdt>
@@ -7209,7 +7637,7 @@
         </w:tc>
         <w:tc>
           <w:tcPr>
-            <w:tcW w:type="dxa" w:w="2304"/>
+            <w:tcW w:w="2448" w:type="dxa"/>
           </w:tcPr>
           <w:p>
             <w:pPr>
@@ -7219,29 +7647,268 @@
               <w:sdtPr>
                 <w:alias w:val=""/>
                 <w:tag w:val=""/>
-                <w:id w:val="0"/>
+                <w:id w:val="1874266465"/>
+                <w:showingPlcHdr/>
                 <w:dropDownList>
-                  <w:listItem w:displayText="Выберите элемент" w:value=""/>
-                  <w:listItem w:displayText="Выведено" w:value="Выведено"/>
-                  <w:listItem w:displayText="Введено" w:value="Введено"/>
+                  <w:listItem w:displayText="Не назначено" w:value=""/>
+                  <w:listItem w:displayText="ЛО ГЗоткл / ЛО: Функция введена в работу" w:value="ЛО ГЗоткл / ЛО: Функция введена в работу"/>
+                  <w:listItem w:displayText="ЛО ГЗоткл / ЛО: Функция оперативно выведена из работы" w:value="ЛО ГЗоткл / ЛО: Функция оперативно выведена из работы"/>
+                  <w:listItem w:displayText="ЛО ГЗоткл / ЛО: Блокировка ГЗоткл" w:value="ЛО ГЗоткл / ЛО: Блокировка ГЗоткл"/>
+                  <w:listItem w:displayText="ЛО ГЗоткл / ЛО: Срабатывание на сигнал" w:value="ЛО ГЗоткл / ЛО: Срабатывание на сигнал"/>
+                  <w:listItem w:displayText="ЛО ГЗоткл / ЛО: Срабатывание" w:value="ЛО ГЗоткл / ЛО: Срабатывание"/>
+                  <w:listItem w:displayText="ДЗТ / БВКЗ: Срабатывание БВКЗ" w:value="ДЗТ / БВКЗ: Срабатывание БВКЗ"/>
+                  <w:listItem w:displayText="ДЗТ / БВКЗ: Срабатывание БВКЗ по фазе А" w:value="ДЗТ / БВКЗ: Срабатывание БВКЗ по фазе А"/>
+                  <w:listItem w:displayText="ДЗТ / БВКЗ: Срабатывание БВКЗ по фазе В" w:value="ДЗТ / БВКЗ: Срабатывание БВКЗ по фазе В"/>
+                  <w:listItem w:displayText="ДЗТ / БВКЗ: Срабатывание БВКЗ по фазе С" w:value="ДЗТ / БВКЗ: Срабатывание БВКЗ по фазе С"/>
+                  <w:listItem w:displayText="ДЗТ / Д2Г: Пуск Д2Г" w:value="ДЗТ / Д2Г: Пуск Д2Г"/>
+                  <w:listItem w:displayText="ДЗТ / Д2Г: Пуск Д2Г по фазе A" w:value="ДЗТ / Д2Г: Пуск Д2Г по фазе A"/>
+                  <w:listItem w:displayText="ДЗТ / Д2Г: Пуск Д2Г по фазе В" w:value="ДЗТ / Д2Г: Пуск Д2Г по фазе В"/>
+                  <w:listItem w:displayText="ДЗТ / Д2Г: Пуск Д2Г по фазе С" w:value="ДЗТ / Д2Г: Пуск Д2Г по фазе С"/>
+                  <w:listItem w:displayText="ДЗТ / Д5Г: Пуск Д5Г" w:value="ДЗТ / Д5Г: Пуск Д5Г"/>
+                  <w:listItem w:displayText="ДЗТ / Д5Г: Пуск Д5Г по фазе A" w:value="ДЗТ / Д5Г: Пуск Д5Г по фазе A"/>
+                  <w:listItem w:displayText="ДЗТ / Д5Г: Пуск Д5Г по фазе В" w:value="ДЗТ / Д5Г: Пуск Д5Г по фазе В"/>
+                  <w:listItem w:displayText="ДЗТ / Д5Г: Пуск Д5Г по фазе С" w:value="ДЗТ / Д5Г: Пуск Д5Г по фазе С"/>
+                  <w:listItem w:displayText="ДЗТ / ДТЗт: Пуск" w:value="ДЗТ / ДТЗт: Пуск"/>
+                  <w:listItem w:displayText="ДЗТ / ДТЗт: Пуск ДТО по фазе A" w:value="ДЗТ / ДТЗт: Пуск ДТО по фазе A"/>
+                  <w:listItem w:displayText="ДЗТ / ДТЗт: Пуск ДТО по фазе В" w:value="ДЗТ / ДТЗт: Пуск ДТО по фазе В"/>
+                  <w:listItem w:displayText="ДЗТ / ДТЗт: Пуск ДТО по фазе С" w:value="ДЗТ / ДТЗт: Пуск ДТО по фазе С"/>
+                  <w:listItem w:displayText="ДЗТ / ДТЗт: Срабатывание ДТЗт" w:value="ДЗТ / ДТЗт: Срабатывание ДТЗт"/>
+                  <w:listItem w:displayText="ДЗТ / ДТЗт: Срабатывание ДТЗт по фазе A" w:value="ДЗТ / ДТЗт: Срабатывание ДТЗт по фазе A"/>
+                  <w:listItem w:displayText="ДЗТ / ДТЗт: Срабатывание ДТЗт по фазе В" w:value="ДЗТ / ДТЗт: Срабатывание ДТЗт по фазе В"/>
+                  <w:listItem w:displayText="ДЗТ / ДТЗт: Срабатывание ДТЗт по фазе С" w:value="ДЗТ / ДТЗт: Срабатывание ДТЗт по фазе С"/>
+                  <w:listItem w:displayText="ДЗТ / ДТЗт: Срабатывание ДТЗт на сигнал" w:value="ДЗТ / ДТЗт: Срабатывание ДТЗт на сигнал"/>
+                  <w:listItem w:displayText="ДЗТ / ДТЗт: Срабатывание ДТЗт по фазе A на сигнал" w:value="ДЗТ / ДТЗт: Срабатывание ДТЗт по фазе A на сигнал"/>
+                  <w:listItem w:displayText="ДЗТ / ДТЗт: Срабатывание ДТЗт по фазе В на сигнал" w:value="ДЗТ / ДТЗт: Срабатывание ДТЗт по фазе В на сигнал"/>
+                  <w:listItem w:displayText="ДЗТ / ДТЗт: Срабатывание ДТЗт по фазе С на сигнал" w:value="ДЗТ / ДТЗт: Срабатывание ДТЗт по фазе С на сигнал"/>
+                  <w:listItem w:displayText="ДЗТ / ДТЗт: Функция введена в работу" w:value="ДЗТ / ДТЗт: Функция введена в работу"/>
+                  <w:listItem w:displayText="ДЗТ / ДТЗт: Функция оперативно выведена из работы" w:value="ДЗТ / ДТЗт: Функция оперативно выведена из работы"/>
+                  <w:listItem w:displayText="ДЗТ / ДТО: Пуск" w:value="ДЗТ / ДТО: Пуск"/>
+                  <w:listItem w:displayText="ДЗТ / ДТО: Пуск ДТО по фазе A" w:value="ДЗТ / ДТО: Пуск ДТО по фазе A"/>
+                  <w:listItem w:displayText="ДЗТ / ДТО: Пуск ДТО по фазе В" w:value="ДЗТ / ДТО: Пуск ДТО по фазе В"/>
+                  <w:listItem w:displayText="ДЗТ / ДТО: Пуск ДТО по фазе С" w:value="ДЗТ / ДТО: Пуск ДТО по фазе С"/>
+                  <w:listItem w:displayText="ДЗТ / ДТО: Срабатывание ДТО" w:value="ДЗТ / ДТО: Срабатывание ДТО"/>
+                  <w:listItem w:displayText="ДЗТ / ДТО: Срабатывание ДТО по фазе A" w:value="ДЗТ / ДТО: Срабатывание ДТО по фазе A"/>
+                  <w:listItem w:displayText="ДЗТ / ДТО: Срабатывание ДТО по фазе В" w:value="ДЗТ / ДТО: Срабатывание ДТО по фазе В"/>
+                  <w:listItem w:displayText="ДЗТ / ДТО: Срабатывание ДТО по фазе С" w:value="ДЗТ / ДТО: Срабатывание ДТО по фазе С"/>
+                  <w:listItem w:displayText="ДЗТ / ДТО: Срабатывание ДТО на сигнал" w:value="ДЗТ / ДТО: Срабатывание ДТО на сигнал"/>
+                  <w:listItem w:displayText="ДЗТ / ДТО: Срабатывание ДТО по фазе A на сигнал" w:value="ДЗТ / ДТО: Срабатывание ДТО по фазе A на сигнал"/>
+                  <w:listItem w:displayText="ДЗТ / ДТО: Срабатывание ДТО по фазе В на сигнал" w:value="ДЗТ / ДТО: Срабатывание ДТО по фазе В на сигнал"/>
+                  <w:listItem w:displayText="ДЗТ / ДТО: Срабатывание ДТО по фазе С на сигнал" w:value="ДЗТ / ДТО: Срабатывание ДТО по фазе С на сигнал"/>
+                  <w:listItem w:displayText="ДЗТ / ДТО: Функция введена в работу" w:value="ДЗТ / ДТО: Функция введена в работу"/>
+                  <w:listItem w:displayText="ДЗТ / ДТО: Функция оперативно выведена из работы" w:value="ДЗТ / ДТО: Функция оперативно выведена из работы"/>
+                  <w:listItem w:displayText="ДЗТ / КЦТнеб: Срабатывание КЦНнеб" w:value="ДЗТ / КЦТнеб: Срабатывание КЦНнеб"/>
+                  <w:listItem w:displayText="ДЗТ / КЦТнеб: Срабатывание КЦНнеб фазы А" w:value="ДЗТ / КЦТнеб: Срабатывание КЦНнеб фазы А"/>
+                  <w:listItem w:displayText="ДЗТ / КЦТнеб: Срабатывание КЦНнеб фазы В" w:value="ДЗТ / КЦТнеб: Срабатывание КЦНнеб фазы В"/>
+                  <w:listItem w:displayText="ДЗТ / КЦТнеб: Срабатывание КЦНнеб фазы С" w:value="ДЗТ / КЦТнеб: Срабатывание КЦНнеб фазы С"/>
+                  <w:listItem w:displayText="ДЗТ / КЦТнеб: Функция введена в работу" w:value="ДЗТ / КЦТнеб: Функция введена в работу"/>
+                  <w:listItem w:displayText="ДЗТ / КЦТнеб: Функция оперативно выведена из работы" w:value="ДЗТ / КЦТнеб: Функция оперативно выведена из работы"/>
+                  <w:listItem w:displayText="ЛО Т / ЗАВР: Функция введена в работу" w:value="ЛО Т / ЗАВР: Функция введена в работу"/>
+                  <w:listItem w:displayText="ЛО Т / ЗАВР: Функция оперативно выведена из работы" w:value="ЛО Т / ЗАВР: Функция оперативно выведена из работы"/>
+                  <w:listItem w:displayText="ЛО Т / ЗАВР: Запрет АВР" w:value="ЛО Т / ЗАВР: Запрет АВР"/>
+                  <w:listItem w:displayText="ЛО Т / ЛО: Функция введена в работу" w:value="ЛО Т / ЛО: Функция введена в работу"/>
+                  <w:listItem w:displayText="ЛО Т / ЛО: Функция оперативно выведена из работы" w:value="ЛО Т / ЛО: Функция оперативно выведена из работы"/>
+                  <w:listItem w:displayText="ЛО Т / ЛО: Пуск" w:value="ЛО Т / ЛО: Пуск"/>
+                  <w:listItem w:displayText="ЛО Т / ЛО: Срабатывание" w:value="ЛО Т / ЛО: Срабатывание"/>
+                  <w:listItem w:displayText="ЛО Т / ЗАПВ: Функция введена в работу" w:value="ЛО Т / ЗАПВ: Функция введена в работу"/>
+                  <w:listItem w:displayText="ЛО Т / ЗАПВ: Функция оперативно выведена из работы" w:value="ЛО Т / ЗАПВ: Функция оперативно выведена из работы"/>
+                  <w:listItem w:displayText="ЛО Т / ЗАПВ: Запрет АПВ" w:value="ЛО Т / ЗАПВ: Запрет АПВ"/>
                 </w:dropDownList>
-                <w:showingPlcHdr/>
-                <w:placeholder>
-                  <w:docPart w:val=""/>
-                </w:placeholder>
               </w:sdtPr>
+              <w:sdtEndPr/>
               <w:sdtContent>
                 <w:r>
                   <w:rPr>
+                    <w:i/>
                     <w:color w:val="808080"/>
-                    <w:sz w:val="24"/>
+                    <w:spacing w:val="10"/>
+                  </w:rPr>
+                  <w:t>Не назначено</w:t>
+                </w:r>
+              </w:sdtContent>
+            </w:sdt>
+          </w:p>
+        </w:tc>
+        <w:tc>
+          <w:tcPr>
+            <w:tcW w:w="2448" w:type="dxa"/>
+          </w:tcPr>
+          <w:p>
+            <w:pPr>
+              <w:jc w:val="center"/>
+            </w:pPr>
+            <w:sdt>
+              <w:sdtPr>
+                <w:alias w:val=""/>
+                <w:tag w:val=""/>
+                <w:id w:val="158120393"/>
+                <w:showingPlcHdr/>
+                <w:dropDownList>
+                  <w:listItem w:displayText="Не назначено" w:value=""/>
+                  <w:listItem w:displayText="ЛО ГЗоткл / ЛО: Функция введена в работу" w:value="ЛО ГЗоткл / ЛО: Функция введена в работу"/>
+                  <w:listItem w:displayText="ЛО ГЗоткл / ЛО: Функция оперативно выведена из работы" w:value="ЛО ГЗоткл / ЛО: Функция оперативно выведена из работы"/>
+                  <w:listItem w:displayText="ЛО ГЗоткл / ЛО: Блокировка ГЗоткл" w:value="ЛО ГЗоткл / ЛО: Блокировка ГЗоткл"/>
+                  <w:listItem w:displayText="ЛО ГЗоткл / ЛО: Срабатывание на сигнал" w:value="ЛО ГЗоткл / ЛО: Срабатывание на сигнал"/>
+                  <w:listItem w:displayText="ЛО ГЗоткл / ЛО: Срабатывание" w:value="ЛО ГЗоткл / ЛО: Срабатывание"/>
+                  <w:listItem w:displayText="ДЗТ / БВКЗ: Срабатывание БВКЗ" w:value="ДЗТ / БВКЗ: Срабатывание БВКЗ"/>
+                  <w:listItem w:displayText="ДЗТ / БВКЗ: Срабатывание БВКЗ по фазе А" w:value="ДЗТ / БВКЗ: Срабатывание БВКЗ по фазе А"/>
+                  <w:listItem w:displayText="ДЗТ / БВКЗ: Срабатывание БВКЗ по фазе В" w:value="ДЗТ / БВКЗ: Срабатывание БВКЗ по фазе В"/>
+                  <w:listItem w:displayText="ДЗТ / БВКЗ: Срабатывание БВКЗ по фазе С" w:value="ДЗТ / БВКЗ: Срабатывание БВКЗ по фазе С"/>
+                  <w:listItem w:displayText="ДЗТ / Д2Г: Пуск Д2Г" w:value="ДЗТ / Д2Г: Пуск Д2Г"/>
+                  <w:listItem w:displayText="ДЗТ / Д2Г: Пуск Д2Г по фазе A" w:value="ДЗТ / Д2Г: Пуск Д2Г по фазе A"/>
+                  <w:listItem w:displayText="ДЗТ / Д2Г: Пуск Д2Г по фазе В" w:value="ДЗТ / Д2Г: Пуск Д2Г по фазе В"/>
+                  <w:listItem w:displayText="ДЗТ / Д2Г: Пуск Д2Г по фазе С" w:value="ДЗТ / Д2Г: Пуск Д2Г по фазе С"/>
+                  <w:listItem w:displayText="ДЗТ / Д5Г: Пуск Д5Г" w:value="ДЗТ / Д5Г: Пуск Д5Г"/>
+                  <w:listItem w:displayText="ДЗТ / Д5Г: Пуск Д5Г по фазе A" w:value="ДЗТ / Д5Г: Пуск Д5Г по фазе A"/>
+                  <w:listItem w:displayText="ДЗТ / Д5Г: Пуск Д5Г по фазе В" w:value="ДЗТ / Д5Г: Пуск Д5Г по фазе В"/>
+                  <w:listItem w:displayText="ДЗТ / Д5Г: Пуск Д5Г по фазе С" w:value="ДЗТ / Д5Г: Пуск Д5Г по фазе С"/>
+                  <w:listItem w:displayText="ДЗТ / ДТЗт: Пуск" w:value="ДЗТ / ДТЗт: Пуск"/>
+                  <w:listItem w:displayText="ДЗТ / ДТЗт: Пуск ДТО по фазе A" w:value="ДЗТ / ДТЗт: Пуск ДТО по фазе A"/>
+                  <w:listItem w:displayText="ДЗТ / ДТЗт: Пуск ДТО по фазе В" w:value="ДЗТ / ДТЗт: Пуск ДТО по фазе В"/>
+                  <w:listItem w:displayText="ДЗТ / ДТЗт: Пуск ДТО по фазе С" w:value="ДЗТ / ДТЗт: Пуск ДТО по фазе С"/>
+                  <w:listItem w:displayText="ДЗТ / ДТЗт: Срабатывание ДТЗт" w:value="ДЗТ / ДТЗт: Срабатывание ДТЗт"/>
+                  <w:listItem w:displayText="ДЗТ / ДТЗт: Срабатывание ДТЗт по фазе A" w:value="ДЗТ / ДТЗт: Срабатывание ДТЗт по фазе A"/>
+                  <w:listItem w:displayText="ДЗТ / ДТЗт: Срабатывание ДТЗт по фазе В" w:value="ДЗТ / ДТЗт: Срабатывание ДТЗт по фазе В"/>
+                  <w:listItem w:displayText="ДЗТ / ДТЗт: Срабатывание ДТЗт по фазе С" w:value="ДЗТ / ДТЗт: Срабатывание ДТЗт по фазе С"/>
+                  <w:listItem w:displayText="ДЗТ / ДТЗт: Срабатывание ДТЗт на сигнал" w:value="ДЗТ / ДТЗт: Срабатывание ДТЗт на сигнал"/>
+                  <w:listItem w:displayText="ДЗТ / ДТЗт: Срабатывание ДТЗт по фазе A на сигнал" w:value="ДЗТ / ДТЗт: Срабатывание ДТЗт по фазе A на сигнал"/>
+                  <w:listItem w:displayText="ДЗТ / ДТЗт: Срабатывание ДТЗт по фазе В на сигнал" w:value="ДЗТ / ДТЗт: Срабатывание ДТЗт по фазе В на сигнал"/>
+                  <w:listItem w:displayText="ДЗТ / ДТЗт: Срабатывание ДТЗт по фазе С на сигнал" w:value="ДЗТ / ДТЗт: Срабатывание ДТЗт по фазе С на сигнал"/>
+                  <w:listItem w:displayText="ДЗТ / ДТЗт: Функция введена в работу" w:value="ДЗТ / ДТЗт: Функция введена в работу"/>
+                  <w:listItem w:displayText="ДЗТ / ДТЗт: Функция оперативно выведена из работы" w:value="ДЗТ / ДТЗт: Функция оперативно выведена из работы"/>
+                  <w:listItem w:displayText="ДЗТ / ДТО: Пуск" w:value="ДЗТ / ДТО: Пуск"/>
+                  <w:listItem w:displayText="ДЗТ / ДТО: Пуск ДТО по фазе A" w:value="ДЗТ / ДТО: Пуск ДТО по фазе A"/>
+                  <w:listItem w:displayText="ДЗТ / ДТО: Пуск ДТО по фазе В" w:value="ДЗТ / ДТО: Пуск ДТО по фазе В"/>
+                  <w:listItem w:displayText="ДЗТ / ДТО: Пуск ДТО по фазе С" w:value="ДЗТ / ДТО: Пуск ДТО по фазе С"/>
+                  <w:listItem w:displayText="ДЗТ / ДТО: Срабатывание ДТО" w:value="ДЗТ / ДТО: Срабатывание ДТО"/>
+                  <w:listItem w:displayText="ДЗТ / ДТО: Срабатывание ДТО по фазе A" w:value="ДЗТ / ДТО: Срабатывание ДТО по фазе A"/>
+                  <w:listItem w:displayText="ДЗТ / ДТО: Срабатывание ДТО по фазе В" w:value="ДЗТ / ДТО: Срабатывание ДТО по фазе В"/>
+                  <w:listItem w:displayText="ДЗТ / ДТО: Срабатывание ДТО по фазе С" w:value="ДЗТ / ДТО: Срабатывание ДТО по фазе С"/>
+                  <w:listItem w:displayText="ДЗТ / ДТО: Срабатывание ДТО на сигнал" w:value="ДЗТ / ДТО: Срабатывание ДТО на сигнал"/>
+                  <w:listItem w:displayText="ДЗТ / ДТО: Срабатывание ДТО по фазе A на сигнал" w:value="ДЗТ / ДТО: Срабатывание ДТО по фазе A на сигнал"/>
+                  <w:listItem w:displayText="ДЗТ / ДТО: Срабатывание ДТО по фазе В на сигнал" w:value="ДЗТ / ДТО: Срабатывание ДТО по фазе В на сигнал"/>
+                  <w:listItem w:displayText="ДЗТ / ДТО: Срабатывание ДТО по фазе С на сигнал" w:value="ДЗТ / ДТО: Срабатывание ДТО по фазе С на сигнал"/>
+                  <w:listItem w:displayText="ДЗТ / ДТО: Функция введена в работу" w:value="ДЗТ / ДТО: Функция введена в работу"/>
+                  <w:listItem w:displayText="ДЗТ / ДТО: Функция оперативно выведена из работы" w:value="ДЗТ / ДТО: Функция оперативно выведена из работы"/>
+                  <w:listItem w:displayText="ДЗТ / КЦТнеб: Срабатывание КЦНнеб" w:value="ДЗТ / КЦТнеб: Срабатывание КЦНнеб"/>
+                  <w:listItem w:displayText="ДЗТ / КЦТнеб: Срабатывание КЦНнеб фазы А" w:value="ДЗТ / КЦТнеб: Срабатывание КЦНнеб фазы А"/>
+                  <w:listItem w:displayText="ДЗТ / КЦТнеб: Срабатывание КЦНнеб фазы В" w:value="ДЗТ / КЦТнеб: Срабатывание КЦНнеб фазы В"/>
+                  <w:listItem w:displayText="ДЗТ / КЦТнеб: Срабатывание КЦНнеб фазы С" w:value="ДЗТ / КЦТнеб: Срабатывание КЦНнеб фазы С"/>
+                  <w:listItem w:displayText="ДЗТ / КЦТнеб: Функция введена в работу" w:value="ДЗТ / КЦТнеб: Функция введена в работу"/>
+                  <w:listItem w:displayText="ДЗТ / КЦТнеб: Функция оперативно выведена из работы" w:value="ДЗТ / КЦТнеб: Функция оперативно выведена из работы"/>
+                  <w:listItem w:displayText="ЛО Т / ЗАВР: Функция введена в работу" w:value="ЛО Т / ЗАВР: Функция введена в работу"/>
+                  <w:listItem w:displayText="ЛО Т / ЗАВР: Функция оперативно выведена из работы" w:value="ЛО Т / ЗАВР: Функция оперативно выведена из работы"/>
+                  <w:listItem w:displayText="ЛО Т / ЗАВР: Запрет АВР" w:value="ЛО Т / ЗАВР: Запрет АВР"/>
+                  <w:listItem w:displayText="ЛО Т / ЛО: Функция введена в работу" w:value="ЛО Т / ЛО: Функция введена в работу"/>
+                  <w:listItem w:displayText="ЛО Т / ЛО: Функция оперативно выведена из работы" w:value="ЛО Т / ЛО: Функция оперативно выведена из работы"/>
+                  <w:listItem w:displayText="ЛО Т / ЛО: Пуск" w:value="ЛО Т / ЛО: Пуск"/>
+                  <w:listItem w:displayText="ЛО Т / ЛО: Срабатывание" w:value="ЛО Т / ЛО: Срабатывание"/>
+                  <w:listItem w:displayText="ЛО Т / ЗАПВ: Функция введена в работу" w:value="ЛО Т / ЗАПВ: Функция введена в работу"/>
+                  <w:listItem w:displayText="ЛО Т / ЗАПВ: Функция оперативно выведена из работы" w:value="ЛО Т / ЗАПВ: Функция оперативно выведена из работы"/>
+                  <w:listItem w:displayText="ЛО Т / ЗАПВ: Запрет АПВ" w:value="ЛО Т / ЗАПВ: Запрет АПВ"/>
+                </w:dropDownList>
+              </w:sdtPr>
+              <w:sdtEndPr/>
+              <w:sdtContent>
+                <w:r>
+                  <w:rPr>
                     <w:i/>
-                    <!-- курсив -->
-                    <!-- <w:b/> полужирный -->
+                    <w:color w:val="808080"/>
                     <w:spacing w:val="10"/>
-                    <!-- интервал между символами -->
                   </w:rPr>
-                  <w:t>Выберите элемент</w:t>
+                  <w:t>Не назначено</w:t>
+                </w:r>
+              </w:sdtContent>
+            </w:sdt>
+          </w:p>
+        </w:tc>
+        <w:tc>
+          <w:tcPr>
+            <w:tcW w:w="2448" w:type="dxa"/>
+          </w:tcPr>
+          <w:p>
+            <w:pPr>
+              <w:jc w:val="center"/>
+            </w:pPr>
+            <w:sdt>
+              <w:sdtPr>
+                <w:alias w:val=""/>
+                <w:tag w:val=""/>
+                <w:id w:val="-1327275766"/>
+                <w:showingPlcHdr/>
+                <w:dropDownList>
+                  <w:listItem w:displayText="Не назначено" w:value=""/>
+                  <w:listItem w:displayText="ЛО ГЗоткл / ЛО: Функция введена в работу" w:value="ЛО ГЗоткл / ЛО: Функция введена в работу"/>
+                  <w:listItem w:displayText="ЛО ГЗоткл / ЛО: Функция оперативно выведена из работы" w:value="ЛО ГЗоткл / ЛО: Функция оперативно выведена из работы"/>
+                  <w:listItem w:displayText="ЛО ГЗоткл / ЛО: Блокировка ГЗоткл" w:value="ЛО ГЗоткл / ЛО: Блокировка ГЗоткл"/>
+                  <w:listItem w:displayText="ЛО ГЗоткл / ЛО: Срабатывание на сигнал" w:value="ЛО ГЗоткл / ЛО: Срабатывание на сигнал"/>
+                  <w:listItem w:displayText="ЛО ГЗоткл / ЛО: Срабатывание" w:value="ЛО ГЗоткл / ЛО: Срабатывание"/>
+                  <w:listItem w:displayText="ДЗТ / БВКЗ: Срабатывание БВКЗ" w:value="ДЗТ / БВКЗ: Срабатывание БВКЗ"/>
+                  <w:listItem w:displayText="ДЗТ / БВКЗ: Срабатывание БВКЗ по фазе А" w:value="ДЗТ / БВКЗ: Срабатывание БВКЗ по фазе А"/>
+                  <w:listItem w:displayText="ДЗТ / БВКЗ: Срабатывание БВКЗ по фазе В" w:value="ДЗТ / БВКЗ: Срабатывание БВКЗ по фазе В"/>
+                  <w:listItem w:displayText="ДЗТ / БВКЗ: Срабатывание БВКЗ по фазе С" w:value="ДЗТ / БВКЗ: Срабатывание БВКЗ по фазе С"/>
+                  <w:listItem w:displayText="ДЗТ / Д2Г: Пуск Д2Г" w:value="ДЗТ / Д2Г: Пуск Д2Г"/>
+                  <w:listItem w:displayText="ДЗТ / Д2Г: Пуск Д2Г по фазе A" w:value="ДЗТ / Д2Г: Пуск Д2Г по фазе A"/>
+                  <w:listItem w:displayText="ДЗТ / Д2Г: Пуск Д2Г по фазе В" w:value="ДЗТ / Д2Г: Пуск Д2Г по фазе В"/>
+                  <w:listItem w:displayText="ДЗТ / Д2Г: Пуск Д2Г по фазе С" w:value="ДЗТ / Д2Г: Пуск Д2Г по фазе С"/>
+                  <w:listItem w:displayText="ДЗТ / Д5Г: Пуск Д5Г" w:value="ДЗТ / Д5Г: Пуск Д5Г"/>
+                  <w:listItem w:displayText="ДЗТ / Д5Г: Пуск Д5Г по фазе A" w:value="ДЗТ / Д5Г: Пуск Д5Г по фазе A"/>
+                  <w:listItem w:displayText="ДЗТ / Д5Г: Пуск Д5Г по фазе В" w:value="ДЗТ / Д5Г: Пуск Д5Г по фазе В"/>
+                  <w:listItem w:displayText="ДЗТ / Д5Г: Пуск Д5Г по фазе С" w:value="ДЗТ / Д5Г: Пуск Д5Г по фазе С"/>
+                  <w:listItem w:displayText="ДЗТ / ДТЗт: Пуск" w:value="ДЗТ / ДТЗт: Пуск"/>
+                  <w:listItem w:displayText="ДЗТ / ДТЗт: Пуск ДТО по фазе A" w:value="ДЗТ / ДТЗт: Пуск ДТО по фазе A"/>
+                  <w:listItem w:displayText="ДЗТ / ДТЗт: Пуск ДТО по фазе В" w:value="ДЗТ / ДТЗт: Пуск ДТО по фазе В"/>
+                  <w:listItem w:displayText="ДЗТ / ДТЗт: Пуск ДТО по фазе С" w:value="ДЗТ / ДТЗт: Пуск ДТО по фазе С"/>
+                  <w:listItem w:displayText="ДЗТ / ДТЗт: Срабатывание ДТЗт" w:value="ДЗТ / ДТЗт: Срабатывание ДТЗт"/>
+                  <w:listItem w:displayText="ДЗТ / ДТЗт: Срабатывание ДТЗт по фазе A" w:value="ДЗТ / ДТЗт: Срабатывание ДТЗт по фазе A"/>
+                  <w:listItem w:displayText="ДЗТ / ДТЗт: Срабатывание ДТЗт по фазе В" w:value="ДЗТ / ДТЗт: Срабатывание ДТЗт по фазе В"/>
+                  <w:listItem w:displayText="ДЗТ / ДТЗт: Срабатывание ДТЗт по фазе С" w:value="ДЗТ / ДТЗт: Срабатывание ДТЗт по фазе С"/>
+                  <w:listItem w:displayText="ДЗТ / ДТЗт: Срабатывание ДТЗт на сигнал" w:value="ДЗТ / ДТЗт: Срабатывание ДТЗт на сигнал"/>
+                  <w:listItem w:displayText="ДЗТ / ДТЗт: Срабатывание ДТЗт по фазе A на сигнал" w:value="ДЗТ / ДТЗт: Срабатывание ДТЗт по фазе A на сигнал"/>
+                  <w:listItem w:displayText="ДЗТ / ДТЗт: Срабатывание ДТЗт по фазе В на сигнал" w:value="ДЗТ / ДТЗт: Срабатывание ДТЗт по фазе В на сигнал"/>
+                  <w:listItem w:displayText="ДЗТ / ДТЗт: Срабатывание ДТЗт по фазе С на сигнал" w:value="ДЗТ / ДТЗт: Срабатывание ДТЗт по фазе С на сигнал"/>
+                  <w:listItem w:displayText="ДЗТ / ДТЗт: Функция введена в работу" w:value="ДЗТ / ДТЗт: Функция введена в работу"/>
+                  <w:listItem w:displayText="ДЗТ / ДТЗт: Функция оперативно выведена из работы" w:value="ДЗТ / ДТЗт: Функция оперативно выведена из работы"/>
+                  <w:listItem w:displayText="ДЗТ / ДТО: Пуск" w:value="ДЗТ / ДТО: Пуск"/>
+                  <w:listItem w:displayText="ДЗТ / ДТО: Пуск ДТО по фазе A" w:value="ДЗТ / ДТО: Пуск ДТО по фазе A"/>
+                  <w:listItem w:displayText="ДЗТ / ДТО: Пуск ДТО по фазе В" w:value="ДЗТ / ДТО: Пуск ДТО по фазе В"/>
+                  <w:listItem w:displayText="ДЗТ / ДТО: Пуск ДТО по фазе С" w:value="ДЗТ / ДТО: Пуск ДТО по фазе С"/>
+                  <w:listItem w:displayText="ДЗТ / ДТО: Срабатывание ДТО" w:value="ДЗТ / ДТО: Срабатывание ДТО"/>
+                  <w:listItem w:displayText="ДЗТ / ДТО: Срабатывание ДТО по фазе A" w:value="ДЗТ / ДТО: Срабатывание ДТО по фазе A"/>
+                  <w:listItem w:displayText="ДЗТ / ДТО: Срабатывание ДТО по фазе В" w:value="ДЗТ / ДТО: Срабатывание ДТО по фазе В"/>
+                  <w:listItem w:displayText="ДЗТ / ДТО: Срабатывание ДТО по фазе С" w:value="ДЗТ / ДТО: Срабатывание ДТО по фазе С"/>
+                  <w:listItem w:displayText="ДЗТ / ДТО: Срабатывание ДТО на сигнал" w:value="ДЗТ / ДТО: Срабатывание ДТО на сигнал"/>
+                  <w:listItem w:displayText="ДЗТ / ДТО: Срабатывание ДТО по фазе A на сигнал" w:value="ДЗТ / ДТО: Срабатывание ДТО по фазе A на сигнал"/>
+                  <w:listItem w:displayText="ДЗТ / ДТО: Срабатывание ДТО по фазе В на сигнал" w:value="ДЗТ / ДТО: Срабатывание ДТО по фазе В на сигнал"/>
+                  <w:listItem w:displayText="ДЗТ / ДТО: Срабатывание ДТО по фазе С на сигнал" w:value="ДЗТ / ДТО: Срабатывание ДТО по фазе С на сигнал"/>
+                  <w:listItem w:displayText="ДЗТ / ДТО: Функция введена в работу" w:value="ДЗТ / ДТО: Функция введена в работу"/>
+                  <w:listItem w:displayText="ДЗТ / ДТО: Функция оперативно выведена из работы" w:value="ДЗТ / ДТО: Функция оперативно выведена из работы"/>
+                  <w:listItem w:displayText="ДЗТ / КЦТнеб: Срабатывание КЦНнеб" w:value="ДЗТ / КЦТнеб: Срабатывание КЦНнеб"/>
+                  <w:listItem w:displayText="ДЗТ / КЦТнеб: Срабатывание КЦНнеб фазы А" w:value="ДЗТ / КЦТнеб: Срабатывание КЦНнеб фазы А"/>
+                  <w:listItem w:displayText="ДЗТ / КЦТнеб: Срабатывание КЦНнеб фазы В" w:value="ДЗТ / КЦТнеб: Срабатывание КЦНнеб фазы В"/>
+                  <w:listItem w:displayText="ДЗТ / КЦТнеб: Срабатывание КЦНнеб фазы С" w:value="ДЗТ / КЦТнеб: Срабатывание КЦНнеб фазы С"/>
+                  <w:listItem w:displayText="ДЗТ / КЦТнеб: Функция введена в работу" w:value="ДЗТ / КЦТнеб: Функция введена в работу"/>
+                  <w:listItem w:displayText="ДЗТ / КЦТнеб: Функция оперативно выведена из работы" w:value="ДЗТ / КЦТнеб: Функция оперативно выведена из работы"/>
+                  <w:listItem w:displayText="ЛО Т / ЗАВР: Функция введена в работу" w:value="ЛО Т / ЗАВР: Функция введена в работу"/>
+                  <w:listItem w:displayText="ЛО Т / ЗАВР: Функция оперативно выведена из работы" w:value="ЛО Т / ЗАВР: Функция оперативно выведена из работы"/>
+                  <w:listItem w:displayText="ЛО Т / ЗАВР: Запрет АВР" w:value="ЛО Т / ЗАВР: Запрет АВР"/>
+                  <w:listItem w:displayText="ЛО Т / ЛО: Функция введена в работу" w:value="ЛО Т / ЛО: Функция введена в работу"/>
+                  <w:listItem w:displayText="ЛО Т / ЛО: Функция оперативно выведена из работы" w:value="ЛО Т / ЛО: Функция оперативно выведена из работы"/>
+                  <w:listItem w:displayText="ЛО Т / ЛО: Пуск" w:value="ЛО Т / ЛО: Пуск"/>
+                  <w:listItem w:displayText="ЛО Т / ЛО: Срабатывание" w:value="ЛО Т / ЛО: Срабатывание"/>
+                  <w:listItem w:displayText="ЛО Т / ЗАПВ: Функция введена в работу" w:value="ЛО Т / ЗАПВ: Функция введена в работу"/>
+                  <w:listItem w:displayText="ЛО Т / ЗАПВ: Функция оперативно выведена из работы" w:value="ЛО Т / ЗАПВ: Функция оперативно выведена из работы"/>
+                  <w:listItem w:displayText="ЛО Т / ЗАПВ: Запрет АПВ" w:value="ЛО Т / ЗАПВ: Запрет АПВ"/>
+                </w:dropDownList>
+              </w:sdtPr>
+              <w:sdtEndPr/>
+              <w:sdtContent>
+                <w:r>
+                  <w:rPr>
+                    <w:i/>
+                    <w:color w:val="808080"/>
+                    <w:spacing w:val="10"/>
+                  </w:rPr>
+                  <w:t>Не назначено</w:t>
                 </w:r>
               </w:sdtContent>
             </w:sdt>
@@ -7249,9 +7916,12 @@
         </w:tc>
       </w:tr>
       <w:tr>
+        <w:trPr>
+          <w:cnfStyle w:val="000000100000" w:firstRow="0" w:lastRow="0" w:firstColumn="0" w:lastColumn="0" w:oddVBand="0" w:evenVBand="0" w:oddHBand="1" w:evenHBand="0" w:firstRowFirstColumn="0" w:firstRowLastColumn="0" w:lastRowFirstColumn="0" w:lastRowLastColumn="0"/>
+        </w:trPr>
         <w:tc>
           <w:tcPr>
-            <w:tcW w:type="dxa" w:w="2304"/>
+            <w:tcW w:w="2448" w:type="dxa"/>
             <w:gridSpan w:val="5"/>
           </w:tcPr>
           <w:p>
@@ -7263,6 +7933,16 @@
             </w:r>
           </w:p>
         </w:tc>
+        <w:tc>
+          <w:tcPr>
+            <w:tcW w:w="2448" w:type="dxa"/>
+          </w:tcPr>
+          <w:p>
+            <w:pPr>
+              <w:pStyle w:val="affa"/>
+            </w:pPr>
+          </w:p>
+        </w:tc>
       </w:tr>
     </w:tbl>
     <w:p>
@@ -7273,8 +7953,13 @@
         <w:t>{% endfor %}</w:t>
       </w:r>
     </w:p>
+    <w:p>
+      <w:pPr>
+        <w:pStyle w:val="TAGS"/>
+      </w:pPr>
+    </w:p>
     <w:sectPr>
-      <w:pgSz w:w="16839" w:h="16839" w:code="9" w:orient="landscape"/>
+      <w:pgSz w:w="16839" w:h="16839" w:orient="landscape" w:code="9"/>
       <w:pgMar w:top="397" w:right="454" w:bottom="397" w:left="851" w:header="0" w:footer="170" w:gutter="0"/>
       <w:cols w:space="708"/>
       <w:docGrid w:linePitch="360"/>
@@ -7355,7 +8040,7 @@
         <w:noProof/>
         <w:szCs w:val="24"/>
       </w:rPr>
-      <w:t>4</w:t>
+      <w:t>7</w:t>
     </w:r>
     <w:r>
       <w:rPr>
@@ -16677,16 +17362,19 @@
     <w:rsidRoot w:val="007C608A"/>
     <w:rsid w:val="00070057"/>
     <w:rsid w:val="0010213D"/>
+    <w:rsid w:val="00106535"/>
     <w:rsid w:val="001239C7"/>
     <w:rsid w:val="0014336D"/>
     <w:rsid w:val="001D780E"/>
     <w:rsid w:val="002224C9"/>
     <w:rsid w:val="00271A17"/>
+    <w:rsid w:val="00271B3C"/>
     <w:rsid w:val="00283B7E"/>
     <w:rsid w:val="002A75EF"/>
     <w:rsid w:val="002B15B6"/>
     <w:rsid w:val="002F41A2"/>
     <w:rsid w:val="00375ECA"/>
+    <w:rsid w:val="00401ACF"/>
     <w:rsid w:val="004071DF"/>
     <w:rsid w:val="004932BB"/>
     <w:rsid w:val="004A2D6E"/>
@@ -16695,6 +17383,7 @@
     <w:rsid w:val="0058450E"/>
     <w:rsid w:val="005E33C0"/>
     <w:rsid w:val="00651EFB"/>
+    <w:rsid w:val="006526A0"/>
     <w:rsid w:val="00662D1E"/>
     <w:rsid w:val="006F7246"/>
     <w:rsid w:val="007935A9"/>
@@ -28582,7 +29271,7 @@
 </file>
 
 <file path=customXml/itemProps1.xml><?xml version="1.0" encoding="utf-8"?>
-<ds:datastoreItem xmlns:ds="http://schemas.openxmlformats.org/officeDocument/2006/customXml" ds:itemID="{7E428D6B-7BE8-4604-BEC0-52981E5C7437}">
+<ds:datastoreItem xmlns:ds="http://schemas.openxmlformats.org/officeDocument/2006/customXml" ds:itemID="{C0C1D086-4942-4069-82FB-3DB73FE0A3CF}">
   <ds:schemaRefs>
     <ds:schemaRef ds:uri="http://schemas.openxmlformats.org/officeDocument/2006/bibliography"/>
   </ds:schemaRefs>

--- a/set_maker/templ2.docx
+++ b/set_maker/templ2.docx
@@ -5355,112 +5355,65 @@
       <w:pPr>
         <w:pStyle w:val="TAGS"/>
       </w:pPr>
+      <w:bookmarkStart w:id="5" w:name="_GoBack"/>
+      <w:bookmarkEnd w:id="5"/>
     </w:p>
     <w:p>
       <w:pPr>
         <w:pStyle w:val="20"/>
-        <w:rPr>
-          <w:lang w:val="en-US"/>
-        </w:rPr>
       </w:pPr>
       <w:r>
-        <w:t>Модули</w:t>
-      </w:r>
-      <w:r>
-        <w:rPr>
-          <w:lang w:val="en-US"/>
-        </w:rPr>
-        <w:t xml:space="preserve"> </w:t>
-      </w:r>
-      <w:r>
-        <w:t>дискретных</w:t>
-      </w:r>
-      <w:r>
-        <w:rPr>
-          <w:lang w:val="en-US"/>
-        </w:rPr>
-        <w:t xml:space="preserve"> </w:t>
-      </w:r>
-      <w:r>
-        <w:t>входов</w:t>
-      </w:r>
-      <w:r>
-        <w:rPr>
-          <w:lang w:val="en-US"/>
-        </w:rPr>
-        <w:t xml:space="preserve"> {% for bin_inputs_key, bin_inputs in bin_inputs.modules.items() %}</w:t>
+        <w:t>Модули дискретных входов {% for bin_inputs_key, bin_inputs in bin_inputs.modules.items() %}</w:t>
       </w:r>
     </w:p>
     <w:p>
       <w:pPr>
         <w:pStyle w:val="30"/>
-        <w:rPr>
-          <w:lang w:val="en-US"/>
-        </w:rPr>
       </w:pPr>
       <w:r>
-        <w:t>Слот</w:t>
-      </w:r>
-      <w:r>
-        <w:rPr>
-          <w:lang w:val="en-US"/>
-        </w:rPr>
-        <w:t xml:space="preserve"> {{ bin_inputs.inserted_in_slot }}. </w:t>
-      </w:r>
-      <w:r>
-        <w:t>Тип</w:t>
-      </w:r>
-      <w:r>
-        <w:rPr>
-          <w:lang w:val="en-US"/>
-        </w:rPr>
-        <w:t xml:space="preserve"> {{ bin_inputs.type }}{% for bin_input_key, bin_input in bin_inputs.inputs.items() %}</w:t>
+        <w:t>Слот {{ bin_inputs.inserted_in_slot }}. Тип {{ bin_inputs.type }}{% for bin_input_key, bin_input in bin_inputs.inputs.items() %}</w:t>
       </w:r>
     </w:p>
     <w:p>
       <w:pPr>
         <w:pStyle w:val="a7"/>
       </w:pPr>
-      <w:proofErr w:type="gramStart"/>
       <w:r>
-        <w:t>{{ bin_input.name</w:t>
-      </w:r>
-      <w:proofErr w:type="gramEnd"/>
-      <w:r>
-        <w:t xml:space="preserve"> }}</w:t>
+        <w:t>{{ bin_input.name }}</w:t>
       </w:r>
     </w:p>
     <w:tbl>
       <w:tblPr>
         <w:tblStyle w:val="510"/>
-        <w:tblW w:w="0" w:type="auto"/>
+        <w:tblW w:type="auto" w:w="0"/>
+        <w:tblLook w:firstColumn="1" w:firstRow="1" w:lastColumn="0" w:lastRow="0" w:noHBand="0" w:noVBand="1" w:val="04A0"/>
         <w:tblLayout w:type="fixed"/>
-        <w:tblLook w:val="04A0" w:firstRow="1" w:lastRow="0" w:firstColumn="1" w:lastColumn="0" w:noHBand="0" w:noVBand="1"/>
       </w:tblPr>
       <w:tblGrid>
-        <w:gridCol w:w="403"/>
-        <w:gridCol w:w="1771"/>
-        <w:gridCol w:w="1296"/>
-        <w:gridCol w:w="576"/>
-        <w:gridCol w:w="2304"/>
-        <w:gridCol w:w="792"/>
-        <w:gridCol w:w="648"/>
-        <w:gridCol w:w="1296"/>
-        <w:gridCol w:w="1512"/>
+        <w:gridCol w:w="1178"/>
+        <w:gridCol w:w="1178"/>
+        <w:gridCol w:w="1178"/>
+        <w:gridCol w:w="1178"/>
+        <w:gridCol w:w="1178"/>
+        <w:gridCol w:w="1178"/>
+        <w:gridCol w:w="1178"/>
+        <w:gridCol w:w="1178"/>
+        <w:gridCol w:w="1178"/>
       </w:tblGrid>
       <w:tr>
         <w:trPr>
-          <w:cnfStyle w:val="100000000000" w:firstRow="1" w:lastRow="0" w:firstColumn="0" w:lastColumn="0" w:oddVBand="0" w:evenVBand="0" w:oddHBand="0" w:evenHBand="0" w:firstRowFirstColumn="0" w:firstRowLastColumn="0" w:lastRowFirstColumn="0" w:lastRowLastColumn="0"/>
-          <w:tblHeader/>
+          <w:tblHeader w:val="true"/>
         </w:trPr>
         <w:tc>
           <w:tcPr>
-            <w:tcW w:w="403" w:type="dxa"/>
+            <w:tcW w:type="dxa" w:w="403"/>
             <w:vMerge w:val="restart"/>
+            <w:vAlign w:val="center"/>
           </w:tcPr>
           <w:p>
             <w:pPr>
               <w:pStyle w:val="affa"/>
+              <w:jc w:val="center"/>
             </w:pPr>
             <w:r>
               <w:t>№</w:t>
@@ -5469,12 +5422,14 @@
         </w:tc>
         <w:tc>
           <w:tcPr>
-            <w:tcW w:w="1771" w:type="dxa"/>
+            <w:tcW w:type="dxa" w:w="1771"/>
             <w:vMerge w:val="restart"/>
+            <w:vAlign w:val="center"/>
           </w:tcPr>
           <w:p>
             <w:pPr>
               <w:pStyle w:val="affa"/>
+              <w:jc w:val="center"/>
             </w:pPr>
             <w:r>
               <w:t>Описание</w:t>
@@ -5483,12 +5438,14 @@
         </w:tc>
         <w:tc>
           <w:tcPr>
-            <w:tcW w:w="576" w:type="dxa"/>
+            <w:tcW w:type="dxa" w:w="576"/>
             <w:gridSpan w:val="2"/>
+            <w:vAlign w:val="center"/>
           </w:tcPr>
           <w:p>
             <w:pPr>
               <w:pStyle w:val="affa"/>
+              <w:jc w:val="center"/>
             </w:pPr>
             <w:r>
               <w:t>Наименование</w:t>
@@ -5497,12 +5454,14 @@
         </w:tc>
         <w:tc>
           <w:tcPr>
-            <w:tcW w:w="2304" w:type="dxa"/>
+            <w:tcW w:type="dxa" w:w="2304"/>
             <w:vMerge w:val="restart"/>
+            <w:vAlign w:val="center"/>
           </w:tcPr>
           <w:p>
             <w:pPr>
               <w:pStyle w:val="affa"/>
+              <w:jc w:val="center"/>
             </w:pPr>
             <w:r>
               <w:t>Значение / Диапазон</w:t>
@@ -5511,12 +5470,14 @@
         </w:tc>
         <w:tc>
           <w:tcPr>
-            <w:tcW w:w="792" w:type="dxa"/>
+            <w:tcW w:type="dxa" w:w="792"/>
             <w:vMerge w:val="restart"/>
+            <w:vAlign w:val="center"/>
           </w:tcPr>
           <w:p>
             <w:pPr>
               <w:pStyle w:val="affa"/>
+              <w:jc w:val="center"/>
             </w:pPr>
             <w:r>
               <w:t>Ед. изм.</w:t>
@@ -5525,12 +5486,14 @@
         </w:tc>
         <w:tc>
           <w:tcPr>
-            <w:tcW w:w="648" w:type="dxa"/>
+            <w:tcW w:type="dxa" w:w="648"/>
             <w:vMerge w:val="restart"/>
+            <w:vAlign w:val="center"/>
           </w:tcPr>
           <w:p>
             <w:pPr>
               <w:pStyle w:val="affa"/>
+              <w:jc w:val="center"/>
             </w:pPr>
             <w:r>
               <w:t>Шаг</w:t>
@@ -5539,12 +5502,14 @@
         </w:tc>
         <w:tc>
           <w:tcPr>
-            <w:tcW w:w="1296" w:type="dxa"/>
+            <w:tcW w:type="dxa" w:w="1296"/>
             <w:vMerge w:val="restart"/>
+            <w:vAlign w:val="center"/>
           </w:tcPr>
           <w:p>
             <w:pPr>
               <w:pStyle w:val="affa"/>
+              <w:jc w:val="center"/>
             </w:pPr>
             <w:r>
               <w:t>Значение по умолчанию</w:t>
@@ -5553,12 +5518,14 @@
         </w:tc>
         <w:tc>
           <w:tcPr>
-            <w:tcW w:w="1512" w:type="dxa"/>
+            <w:tcW w:type="dxa" w:w="1512"/>
             <w:vMerge w:val="restart"/>
+            <w:vAlign w:val="center"/>
           </w:tcPr>
           <w:p>
             <w:pPr>
               <w:pStyle w:val="affa"/>
+              <w:jc w:val="center"/>
             </w:pPr>
             <w:r>
               <w:t>Уставка</w:t>
@@ -5568,26 +5535,25 @@
       </w:tr>
       <w:tr>
         <w:trPr>
-          <w:cnfStyle w:val="100000000000" w:firstRow="1" w:lastRow="0" w:firstColumn="0" w:lastColumn="0" w:oddVBand="0" w:evenVBand="0" w:oddHBand="0" w:evenHBand="0" w:firstRowFirstColumn="0" w:firstRowLastColumn="0" w:lastRowFirstColumn="0" w:lastRowLastColumn="0"/>
-          <w:tblHeader/>
+          <w:tblHeader w:val="true"/>
         </w:trPr>
         <w:tc>
           <w:tcPr>
-            <w:tcW w:w="1178" w:type="dxa"/>
+            <w:tcW w:type="dxa" w:w="1178"/>
             <w:vMerge/>
           </w:tcPr>
           <w:p/>
         </w:tc>
         <w:tc>
           <w:tcPr>
-            <w:tcW w:w="1178" w:type="dxa"/>
+            <w:tcW w:type="dxa" w:w="1178"/>
             <w:vMerge/>
           </w:tcPr>
           <w:p/>
         </w:tc>
         <w:tc>
           <w:tcPr>
-            <w:tcW w:w="1296" w:type="dxa"/>
+            <w:tcW w:type="dxa" w:w="1296"/>
           </w:tcPr>
           <w:p>
             <w:pPr>
@@ -5600,7 +5566,7 @@
         </w:tc>
         <w:tc>
           <w:tcPr>
-            <w:tcW w:w="576" w:type="dxa"/>
+            <w:tcW w:type="dxa" w:w="576"/>
           </w:tcPr>
           <w:p>
             <w:r>
@@ -5610,35 +5576,35 @@
         </w:tc>
         <w:tc>
           <w:tcPr>
-            <w:tcW w:w="1178" w:type="dxa"/>
+            <w:tcW w:type="dxa" w:w="1178"/>
             <w:vMerge/>
           </w:tcPr>
           <w:p/>
         </w:tc>
         <w:tc>
           <w:tcPr>
-            <w:tcW w:w="1178" w:type="dxa"/>
+            <w:tcW w:type="dxa" w:w="1178"/>
             <w:vMerge/>
           </w:tcPr>
           <w:p/>
         </w:tc>
         <w:tc>
           <w:tcPr>
-            <w:tcW w:w="1178" w:type="dxa"/>
+            <w:tcW w:type="dxa" w:w="1178"/>
             <w:vMerge/>
           </w:tcPr>
           <w:p/>
         </w:tc>
         <w:tc>
           <w:tcPr>
-            <w:tcW w:w="1178" w:type="dxa"/>
+            <w:tcW w:type="dxa" w:w="1178"/>
             <w:vMerge/>
           </w:tcPr>
           <w:p/>
         </w:tc>
         <w:tc>
           <w:tcPr>
-            <w:tcW w:w="1178" w:type="dxa"/>
+            <w:tcW w:type="dxa" w:w="1178"/>
             <w:vMerge/>
           </w:tcPr>
           <w:p/>
@@ -5647,19 +5613,11 @@
       <w:tr>
         <w:tc>
           <w:tcPr>
-            <w:tcW w:w="1512" w:type="dxa"/>
+            <w:tcW w:type="dxa" w:w="1512"/>
             <w:gridSpan w:val="9"/>
           </w:tcPr>
           <w:p>
-            <w:pPr>
-              <w:rPr>
-                <w:lang w:val="en-US"/>
-              </w:rPr>
-            </w:pPr>
             <w:r>
-              <w:rPr>
-                <w:lang w:val="en-US"/>
-              </w:rPr>
               <w:t>{%tr for param_name, param_data in bin_input.properties.items() %}</w:t>
             </w:r>
           </w:p>
@@ -5668,7 +5626,7 @@
       <w:tr>
         <w:tc>
           <w:tcPr>
-            <w:tcW w:w="403" w:type="dxa"/>
+            <w:tcW w:type="dxa" w:w="403"/>
           </w:tcPr>
           <w:p>
             <w:pPr>
@@ -5681,7 +5639,7 @@
         </w:tc>
         <w:tc>
           <w:tcPr>
-            <w:tcW w:w="1771" w:type="dxa"/>
+            <w:tcW w:type="dxa" w:w="1771"/>
           </w:tcPr>
           <w:p>
             <w:r>
@@ -5691,44 +5649,30 @@
         </w:tc>
         <w:tc>
           <w:tcPr>
-            <w:tcW w:w="1296" w:type="dxa"/>
+            <w:tcW w:type="dxa" w:w="1296"/>
           </w:tcPr>
           <w:p>
-            <w:pPr>
-              <w:rPr>
-                <w:lang w:val="en-US"/>
-              </w:rPr>
-            </w:pPr>
             <w:r>
-              <w:rPr>
-                <w:lang w:val="en-US"/>
-              </w:rPr>
               <w:t>{{ param_data.name_in_software }}</w:t>
             </w:r>
           </w:p>
         </w:tc>
         <w:tc>
           <w:tcPr>
-            <w:tcW w:w="576" w:type="dxa"/>
+            <w:tcW w:type="dxa" w:w="576"/>
           </w:tcPr>
           <w:p>
             <w:pPr>
               <w:jc w:val="center"/>
-              <w:rPr>
-                <w:lang w:val="en-US"/>
-              </w:rPr>
             </w:pPr>
             <w:r>
-              <w:rPr>
-                <w:lang w:val="en-US"/>
-              </w:rPr>
               <w:t>{{ param_data.name_in_fsu }}</w:t>
             </w:r>
           </w:p>
         </w:tc>
         <w:tc>
           <w:tcPr>
-            <w:tcW w:w="2304" w:type="dxa"/>
+            <w:tcW w:type="dxa" w:w="2304"/>
           </w:tcPr>
           <w:p>
             <w:r>
@@ -5738,7 +5682,7 @@
         </w:tc>
         <w:tc>
           <w:tcPr>
-            <w:tcW w:w="792" w:type="dxa"/>
+            <w:tcW w:type="dxa" w:w="792"/>
           </w:tcPr>
           <w:p>
             <w:pPr>
@@ -5751,7 +5695,7 @@
         </w:tc>
         <w:tc>
           <w:tcPr>
-            <w:tcW w:w="648" w:type="dxa"/>
+            <w:tcW w:type="dxa" w:w="648"/>
           </w:tcPr>
           <w:p>
             <w:pPr>
@@ -5764,7 +5708,7 @@
         </w:tc>
         <w:tc>
           <w:tcPr>
-            <w:tcW w:w="1296" w:type="dxa"/>
+            <w:tcW w:type="dxa" w:w="1296"/>
           </w:tcPr>
           <w:p>
             <w:pPr>
@@ -5777,7 +5721,7 @@
         </w:tc>
         <w:tc>
           <w:tcPr>
-            <w:tcW w:w="1512" w:type="dxa"/>
+            <w:tcW w:type="dxa" w:w="1512"/>
           </w:tcPr>
           <w:p>
             <w:r>
@@ -5789,7 +5733,7 @@
       <w:tr>
         <w:tc>
           <w:tcPr>
-            <w:tcW w:w="1512" w:type="dxa"/>
+            <w:tcW w:type="dxa" w:w="1512"/>
             <w:gridSpan w:val="9"/>
           </w:tcPr>
           <w:p>
@@ -5808,122 +5752,65 @@
         <w:pStyle w:val="TAGS"/>
       </w:pPr>
       <w:r>
-        <w:t xml:space="preserve">{% endfor </w:t>
-      </w:r>
-      <w:proofErr w:type="gramStart"/>
-      <w:r>
-        <w:t>%}{</w:t>
-      </w:r>
-      <w:proofErr w:type="gramEnd"/>
-      <w:r>
-        <w:t>% endfor %}</w:t>
+        <w:t>{% endfor %}{% endfor %}</w:t>
       </w:r>
     </w:p>
     <w:p>
       <w:pPr>
         <w:pStyle w:val="20"/>
-        <w:rPr>
-          <w:lang w:val="en-US"/>
-        </w:rPr>
       </w:pPr>
       <w:r>
-        <w:t>Модули</w:t>
-      </w:r>
-      <w:r>
-        <w:rPr>
-          <w:lang w:val="en-US"/>
-        </w:rPr>
-        <w:t xml:space="preserve"> </w:t>
-      </w:r>
-      <w:r>
-        <w:t>дискретных</w:t>
-      </w:r>
-      <w:r>
-        <w:rPr>
-          <w:lang w:val="en-US"/>
-        </w:rPr>
-        <w:t xml:space="preserve"> </w:t>
-      </w:r>
-      <w:r>
-        <w:t>выходов</w:t>
-      </w:r>
-      <w:r>
-        <w:rPr>
-          <w:lang w:val="en-US"/>
-        </w:rPr>
-        <w:t xml:space="preserve"> {% for bin_outputs_key, bin_outputs in bin_outputs.modules.items() %}</w:t>
+        <w:t>Модули дискретных выходов {% for bin_outputs_key, bin_outputs in bin_outputs.modules.items() %}</w:t>
       </w:r>
     </w:p>
     <w:p>
       <w:pPr>
         <w:pStyle w:val="30"/>
-        <w:rPr>
-          <w:lang w:val="en-US"/>
-        </w:rPr>
       </w:pPr>
       <w:r>
-        <w:t>Слот</w:t>
-      </w:r>
-      <w:r>
-        <w:rPr>
-          <w:lang w:val="en-US"/>
-        </w:rPr>
-        <w:t xml:space="preserve"> {{ bin_outputs.inserted_in_slot }}. </w:t>
-      </w:r>
-      <w:r>
-        <w:t>Тип</w:t>
-      </w:r>
-      <w:r>
-        <w:rPr>
-          <w:lang w:val="en-US"/>
-        </w:rPr>
-        <w:t xml:space="preserve"> {{ bin_outputs.type }}{% for bin_output_key, bin_output in bin_outputs.inputs.items() %}</w:t>
+        <w:t>Слот {{ bin_outputs.inserted_in_slot }}. Тип {{ bin_outputs.type }}{% for bin_output_key, bin_output in bin_outputs.inputs.items() %}</w:t>
       </w:r>
     </w:p>
     <w:p>
       <w:pPr>
         <w:pStyle w:val="a7"/>
       </w:pPr>
-      <w:proofErr w:type="gramStart"/>
       <w:r>
-        <w:t>{{ bin_output.name</w:t>
-      </w:r>
-      <w:proofErr w:type="gramEnd"/>
-      <w:r>
-        <w:t xml:space="preserve"> }}</w:t>
+        <w:t>{{ bin_output.name }}</w:t>
       </w:r>
     </w:p>
     <w:tbl>
       <w:tblPr>
         <w:tblStyle w:val="510"/>
-        <w:tblW w:w="0" w:type="auto"/>
+        <w:tblW w:type="auto" w:w="0"/>
+        <w:tblLook w:firstColumn="1" w:firstRow="1" w:lastColumn="0" w:lastRow="0" w:noHBand="0" w:noVBand="1" w:val="04A0"/>
         <w:tblLayout w:type="fixed"/>
-        <w:tblLook w:val="04A0" w:firstRow="1" w:lastRow="0" w:firstColumn="1" w:lastColumn="0" w:noHBand="0" w:noVBand="1"/>
       </w:tblPr>
       <w:tblGrid>
-        <w:gridCol w:w="403"/>
-        <w:gridCol w:w="1771"/>
-        <w:gridCol w:w="1296"/>
-        <w:gridCol w:w="576"/>
-        <w:gridCol w:w="2304"/>
-        <w:gridCol w:w="792"/>
-        <w:gridCol w:w="648"/>
-        <w:gridCol w:w="1296"/>
-        <w:gridCol w:w="1512"/>
+        <w:gridCol w:w="1178"/>
+        <w:gridCol w:w="1178"/>
+        <w:gridCol w:w="1178"/>
+        <w:gridCol w:w="1178"/>
+        <w:gridCol w:w="1178"/>
+        <w:gridCol w:w="1178"/>
+        <w:gridCol w:w="1178"/>
+        <w:gridCol w:w="1178"/>
+        <w:gridCol w:w="1178"/>
       </w:tblGrid>
       <w:tr>
         <w:trPr>
-          <w:cnfStyle w:val="100000000000" w:firstRow="1" w:lastRow="0" w:firstColumn="0" w:lastColumn="0" w:oddVBand="0" w:evenVBand="0" w:oddHBand="0" w:evenHBand="0" w:firstRowFirstColumn="0" w:firstRowLastColumn="0" w:lastRowFirstColumn="0" w:lastRowLastColumn="0"/>
-          <w:tblHeader/>
+          <w:tblHeader w:val="true"/>
         </w:trPr>
         <w:tc>
           <w:tcPr>
-            <w:tcW w:w="403" w:type="dxa"/>
+            <w:tcW w:type="dxa" w:w="403"/>
             <w:vMerge w:val="restart"/>
+            <w:vAlign w:val="center"/>
           </w:tcPr>
           <w:p>
             <w:pPr>
               <w:pStyle w:val="affa"/>
+              <w:jc w:val="center"/>
             </w:pPr>
             <w:r>
               <w:t>№</w:t>
@@ -5932,12 +5819,14 @@
         </w:tc>
         <w:tc>
           <w:tcPr>
-            <w:tcW w:w="1771" w:type="dxa"/>
+            <w:tcW w:type="dxa" w:w="1771"/>
             <w:vMerge w:val="restart"/>
+            <w:vAlign w:val="center"/>
           </w:tcPr>
           <w:p>
             <w:pPr>
               <w:pStyle w:val="affa"/>
+              <w:jc w:val="center"/>
             </w:pPr>
             <w:r>
               <w:t>Описание</w:t>
@@ -5946,12 +5835,14 @@
         </w:tc>
         <w:tc>
           <w:tcPr>
-            <w:tcW w:w="576" w:type="dxa"/>
+            <w:tcW w:type="dxa" w:w="576"/>
             <w:gridSpan w:val="2"/>
+            <w:vAlign w:val="center"/>
           </w:tcPr>
           <w:p>
             <w:pPr>
               <w:pStyle w:val="affa"/>
+              <w:jc w:val="center"/>
             </w:pPr>
             <w:r>
               <w:t>Наименование</w:t>
@@ -5960,12 +5851,14 @@
         </w:tc>
         <w:tc>
           <w:tcPr>
-            <w:tcW w:w="2304" w:type="dxa"/>
+            <w:tcW w:type="dxa" w:w="2304"/>
             <w:vMerge w:val="restart"/>
+            <w:vAlign w:val="center"/>
           </w:tcPr>
           <w:p>
             <w:pPr>
               <w:pStyle w:val="affa"/>
+              <w:jc w:val="center"/>
             </w:pPr>
             <w:r>
               <w:t>Значение / Диапазон</w:t>
@@ -5974,12 +5867,14 @@
         </w:tc>
         <w:tc>
           <w:tcPr>
-            <w:tcW w:w="792" w:type="dxa"/>
+            <w:tcW w:type="dxa" w:w="792"/>
             <w:vMerge w:val="restart"/>
+            <w:vAlign w:val="center"/>
           </w:tcPr>
           <w:p>
             <w:pPr>
               <w:pStyle w:val="affa"/>
+              <w:jc w:val="center"/>
             </w:pPr>
             <w:r>
               <w:t>Ед. изм.</w:t>
@@ -5988,12 +5883,14 @@
         </w:tc>
         <w:tc>
           <w:tcPr>
-            <w:tcW w:w="648" w:type="dxa"/>
+            <w:tcW w:type="dxa" w:w="648"/>
             <w:vMerge w:val="restart"/>
+            <w:vAlign w:val="center"/>
           </w:tcPr>
           <w:p>
             <w:pPr>
               <w:pStyle w:val="affa"/>
+              <w:jc w:val="center"/>
             </w:pPr>
             <w:r>
               <w:t>Шаг</w:t>
@@ -6002,12 +5899,14 @@
         </w:tc>
         <w:tc>
           <w:tcPr>
-            <w:tcW w:w="1296" w:type="dxa"/>
+            <w:tcW w:type="dxa" w:w="1296"/>
             <w:vMerge w:val="restart"/>
+            <w:vAlign w:val="center"/>
           </w:tcPr>
           <w:p>
             <w:pPr>
               <w:pStyle w:val="affa"/>
+              <w:jc w:val="center"/>
             </w:pPr>
             <w:r>
               <w:t>Значение по умолчанию</w:t>
@@ -6016,12 +5915,14 @@
         </w:tc>
         <w:tc>
           <w:tcPr>
-            <w:tcW w:w="1512" w:type="dxa"/>
+            <w:tcW w:type="dxa" w:w="1512"/>
             <w:vMerge w:val="restart"/>
+            <w:vAlign w:val="center"/>
           </w:tcPr>
           <w:p>
             <w:pPr>
               <w:pStyle w:val="affa"/>
+              <w:jc w:val="center"/>
             </w:pPr>
             <w:r>
               <w:t>Уставка</w:t>
@@ -6031,26 +5932,25 @@
       </w:tr>
       <w:tr>
         <w:trPr>
-          <w:cnfStyle w:val="100000000000" w:firstRow="1" w:lastRow="0" w:firstColumn="0" w:lastColumn="0" w:oddVBand="0" w:evenVBand="0" w:oddHBand="0" w:evenHBand="0" w:firstRowFirstColumn="0" w:firstRowLastColumn="0" w:lastRowFirstColumn="0" w:lastRowLastColumn="0"/>
-          <w:tblHeader/>
+          <w:tblHeader w:val="true"/>
         </w:trPr>
         <w:tc>
           <w:tcPr>
-            <w:tcW w:w="1178" w:type="dxa"/>
+            <w:tcW w:type="dxa" w:w="1178"/>
             <w:vMerge/>
           </w:tcPr>
           <w:p/>
         </w:tc>
         <w:tc>
           <w:tcPr>
-            <w:tcW w:w="1178" w:type="dxa"/>
+            <w:tcW w:type="dxa" w:w="1178"/>
             <w:vMerge/>
           </w:tcPr>
           <w:p/>
         </w:tc>
         <w:tc>
           <w:tcPr>
-            <w:tcW w:w="1296" w:type="dxa"/>
+            <w:tcW w:type="dxa" w:w="1296"/>
           </w:tcPr>
           <w:p>
             <w:pPr>
@@ -6063,7 +5963,7 @@
         </w:tc>
         <w:tc>
           <w:tcPr>
-            <w:tcW w:w="576" w:type="dxa"/>
+            <w:tcW w:type="dxa" w:w="576"/>
           </w:tcPr>
           <w:p>
             <w:r>
@@ -6073,35 +5973,35 @@
         </w:tc>
         <w:tc>
           <w:tcPr>
-            <w:tcW w:w="1178" w:type="dxa"/>
+            <w:tcW w:type="dxa" w:w="1178"/>
             <w:vMerge/>
           </w:tcPr>
           <w:p/>
         </w:tc>
         <w:tc>
           <w:tcPr>
-            <w:tcW w:w="1178" w:type="dxa"/>
+            <w:tcW w:type="dxa" w:w="1178"/>
             <w:vMerge/>
           </w:tcPr>
           <w:p/>
         </w:tc>
         <w:tc>
           <w:tcPr>
-            <w:tcW w:w="1178" w:type="dxa"/>
+            <w:tcW w:type="dxa" w:w="1178"/>
             <w:vMerge/>
           </w:tcPr>
           <w:p/>
         </w:tc>
         <w:tc>
           <w:tcPr>
-            <w:tcW w:w="1178" w:type="dxa"/>
+            <w:tcW w:type="dxa" w:w="1178"/>
             <w:vMerge/>
           </w:tcPr>
           <w:p/>
         </w:tc>
         <w:tc>
           <w:tcPr>
-            <w:tcW w:w="1178" w:type="dxa"/>
+            <w:tcW w:type="dxa" w:w="1178"/>
             <w:vMerge/>
           </w:tcPr>
           <w:p/>
@@ -6110,19 +6010,11 @@
       <w:tr>
         <w:tc>
           <w:tcPr>
-            <w:tcW w:w="1512" w:type="dxa"/>
+            <w:tcW w:type="dxa" w:w="1512"/>
             <w:gridSpan w:val="9"/>
           </w:tcPr>
           <w:p>
-            <w:pPr>
-              <w:rPr>
-                <w:lang w:val="en-US"/>
-              </w:rPr>
-            </w:pPr>
             <w:r>
-              <w:rPr>
-                <w:lang w:val="en-US"/>
-              </w:rPr>
               <w:t>{%tr for param_name, param_data in bin_output.properties.items() %}</w:t>
             </w:r>
           </w:p>
@@ -6131,7 +6023,7 @@
       <w:tr>
         <w:tc>
           <w:tcPr>
-            <w:tcW w:w="403" w:type="dxa"/>
+            <w:tcW w:type="dxa" w:w="403"/>
           </w:tcPr>
           <w:p>
             <w:pPr>
@@ -6144,7 +6036,7 @@
         </w:tc>
         <w:tc>
           <w:tcPr>
-            <w:tcW w:w="1771" w:type="dxa"/>
+            <w:tcW w:type="dxa" w:w="1771"/>
           </w:tcPr>
           <w:p>
             <w:r>
@@ -6154,44 +6046,30 @@
         </w:tc>
         <w:tc>
           <w:tcPr>
-            <w:tcW w:w="1296" w:type="dxa"/>
+            <w:tcW w:type="dxa" w:w="1296"/>
           </w:tcPr>
           <w:p>
-            <w:pPr>
-              <w:rPr>
-                <w:lang w:val="en-US"/>
-              </w:rPr>
-            </w:pPr>
             <w:r>
-              <w:rPr>
-                <w:lang w:val="en-US"/>
-              </w:rPr>
               <w:t>{{ param_data.name_in_software }}</w:t>
             </w:r>
           </w:p>
         </w:tc>
         <w:tc>
           <w:tcPr>
-            <w:tcW w:w="576" w:type="dxa"/>
+            <w:tcW w:type="dxa" w:w="576"/>
           </w:tcPr>
           <w:p>
             <w:pPr>
               <w:jc w:val="center"/>
-              <w:rPr>
-                <w:lang w:val="en-US"/>
-              </w:rPr>
             </w:pPr>
             <w:r>
-              <w:rPr>
-                <w:lang w:val="en-US"/>
-              </w:rPr>
               <w:t>{{ param_data.name_in_fsu }}</w:t>
             </w:r>
           </w:p>
         </w:tc>
         <w:tc>
           <w:tcPr>
-            <w:tcW w:w="2304" w:type="dxa"/>
+            <w:tcW w:type="dxa" w:w="2304"/>
           </w:tcPr>
           <w:p>
             <w:r>
@@ -6201,7 +6079,7 @@
         </w:tc>
         <w:tc>
           <w:tcPr>
-            <w:tcW w:w="792" w:type="dxa"/>
+            <w:tcW w:type="dxa" w:w="792"/>
           </w:tcPr>
           <w:p>
             <w:pPr>
@@ -6214,7 +6092,7 @@
         </w:tc>
         <w:tc>
           <w:tcPr>
-            <w:tcW w:w="648" w:type="dxa"/>
+            <w:tcW w:type="dxa" w:w="648"/>
           </w:tcPr>
           <w:p>
             <w:pPr>
@@ -6227,7 +6105,7 @@
         </w:tc>
         <w:tc>
           <w:tcPr>
-            <w:tcW w:w="1296" w:type="dxa"/>
+            <w:tcW w:type="dxa" w:w="1296"/>
           </w:tcPr>
           <w:p>
             <w:pPr>
@@ -6240,7 +6118,7 @@
         </w:tc>
         <w:tc>
           <w:tcPr>
-            <w:tcW w:w="1512" w:type="dxa"/>
+            <w:tcW w:type="dxa" w:w="1512"/>
           </w:tcPr>
           <w:p>
             <w:r>
@@ -6252,7 +6130,7 @@
       <w:tr>
         <w:tc>
           <w:tcPr>
-            <w:tcW w:w="1512" w:type="dxa"/>
+            <w:tcW w:type="dxa" w:w="1512"/>
             <w:gridSpan w:val="9"/>
           </w:tcPr>
           <w:p>
@@ -6271,15 +6149,7 @@
         <w:pStyle w:val="TAGS"/>
       </w:pPr>
       <w:r>
-        <w:t xml:space="preserve">{% endfor </w:t>
-      </w:r>
-      <w:proofErr w:type="gramStart"/>
-      <w:r>
-        <w:t>%}{</w:t>
-      </w:r>
-      <w:proofErr w:type="gramEnd"/>
-      <w:r>
-        <w:t>% endfor %}</w:t>
+        <w:t>{% endfor %}{% endfor %}</w:t>
       </w:r>
     </w:p>
     <w:p>
@@ -6297,47 +6167,22 @@
         <w:pStyle w:val="11"/>
       </w:pPr>
       <w:r>
-        <w:lastRenderedPageBreak/>
         <w:t>Уставки РЗА</w:t>
       </w:r>
     </w:p>
     <w:p>
       <w:pPr>
         <w:pStyle w:val="20"/>
-        <w:rPr>
-          <w:lang w:val="en-US"/>
-        </w:rPr>
       </w:pPr>
       <w:r>
-        <w:t>Группа</w:t>
-      </w:r>
-      <w:r>
-        <w:rPr>
-          <w:lang w:val="en-US"/>
-        </w:rPr>
-        <w:t xml:space="preserve"> </w:t>
-      </w:r>
-      <w:r>
-        <w:t>уставок</w:t>
-      </w:r>
-      <w:r>
-        <w:rPr>
-          <w:lang w:val="en-US"/>
-        </w:rPr>
-        <w:t xml:space="preserve"> №1 {% for rza_funcs_key, rza_funcs in rza_funcs.modules.items() %}</w:t>
+        <w:t>Группа уставок №1 {% for rza_funcs_key, rza_funcs in rza_funcs.modules.items() %}</w:t>
       </w:r>
     </w:p>
     <w:p>
       <w:pPr>
         <w:pStyle w:val="30"/>
-        <w:rPr>
-          <w:lang w:val="en-US"/>
-        </w:rPr>
       </w:pPr>
       <w:r>
-        <w:rPr>
-          <w:lang w:val="en-US"/>
-        </w:rPr>
         <w:t>{{ rza_funcs.type }}{% for rza_func_key, rza_func in rza_funcs.inputs.items() %}</w:t>
       </w:r>
     </w:p>
@@ -6345,46 +6190,42 @@
       <w:pPr>
         <w:pStyle w:val="a7"/>
       </w:pPr>
-      <w:proofErr w:type="gramStart"/>
       <w:r>
-        <w:t>{{ rza_func.name</w:t>
-      </w:r>
-      <w:proofErr w:type="gramEnd"/>
-      <w:r>
-        <w:t xml:space="preserve"> }}</w:t>
+        <w:t>{{ rza_func.name }}</w:t>
       </w:r>
     </w:p>
     <w:tbl>
       <w:tblPr>
         <w:tblStyle w:val="510"/>
-        <w:tblW w:w="0" w:type="auto"/>
+        <w:tblW w:type="auto" w:w="0"/>
+        <w:tblLook w:firstColumn="1" w:firstRow="1" w:lastColumn="0" w:lastRow="0" w:noHBand="0" w:noVBand="1" w:val="04A0"/>
         <w:tblLayout w:type="fixed"/>
-        <w:tblLook w:val="04A0" w:firstRow="1" w:lastRow="0" w:firstColumn="1" w:lastColumn="0" w:noHBand="0" w:noVBand="1"/>
       </w:tblPr>
       <w:tblGrid>
-        <w:gridCol w:w="403"/>
-        <w:gridCol w:w="1771"/>
-        <w:gridCol w:w="1296"/>
-        <w:gridCol w:w="576"/>
-        <w:gridCol w:w="2304"/>
-        <w:gridCol w:w="792"/>
-        <w:gridCol w:w="648"/>
-        <w:gridCol w:w="1296"/>
-        <w:gridCol w:w="1512"/>
+        <w:gridCol w:w="1178"/>
+        <w:gridCol w:w="1178"/>
+        <w:gridCol w:w="1178"/>
+        <w:gridCol w:w="1178"/>
+        <w:gridCol w:w="1178"/>
+        <w:gridCol w:w="1178"/>
+        <w:gridCol w:w="1178"/>
+        <w:gridCol w:w="1178"/>
+        <w:gridCol w:w="1178"/>
       </w:tblGrid>
       <w:tr>
         <w:trPr>
-          <w:cnfStyle w:val="100000000000" w:firstRow="1" w:lastRow="0" w:firstColumn="0" w:lastColumn="0" w:oddVBand="0" w:evenVBand="0" w:oddHBand="0" w:evenHBand="0" w:firstRowFirstColumn="0" w:firstRowLastColumn="0" w:lastRowFirstColumn="0" w:lastRowLastColumn="0"/>
-          <w:tblHeader/>
+          <w:tblHeader w:val="true"/>
         </w:trPr>
         <w:tc>
           <w:tcPr>
-            <w:tcW w:w="403" w:type="dxa"/>
+            <w:tcW w:type="dxa" w:w="403"/>
             <w:vMerge w:val="restart"/>
+            <w:vAlign w:val="center"/>
           </w:tcPr>
           <w:p>
             <w:pPr>
               <w:pStyle w:val="affa"/>
+              <w:jc w:val="center"/>
             </w:pPr>
             <w:r>
               <w:t>№</w:t>
@@ -6393,12 +6234,14 @@
         </w:tc>
         <w:tc>
           <w:tcPr>
-            <w:tcW w:w="1771" w:type="dxa"/>
+            <w:tcW w:type="dxa" w:w="1771"/>
             <w:vMerge w:val="restart"/>
+            <w:vAlign w:val="center"/>
           </w:tcPr>
           <w:p>
             <w:pPr>
               <w:pStyle w:val="affa"/>
+              <w:jc w:val="center"/>
             </w:pPr>
             <w:r>
               <w:t>Описание</w:t>
@@ -6407,12 +6250,14 @@
         </w:tc>
         <w:tc>
           <w:tcPr>
-            <w:tcW w:w="576" w:type="dxa"/>
+            <w:tcW w:type="dxa" w:w="576"/>
             <w:gridSpan w:val="2"/>
+            <w:vAlign w:val="center"/>
           </w:tcPr>
           <w:p>
             <w:pPr>
               <w:pStyle w:val="affa"/>
+              <w:jc w:val="center"/>
             </w:pPr>
             <w:r>
               <w:t>Наименование</w:t>
@@ -6421,12 +6266,14 @@
         </w:tc>
         <w:tc>
           <w:tcPr>
-            <w:tcW w:w="2304" w:type="dxa"/>
+            <w:tcW w:type="dxa" w:w="2304"/>
             <w:vMerge w:val="restart"/>
+            <w:vAlign w:val="center"/>
           </w:tcPr>
           <w:p>
             <w:pPr>
               <w:pStyle w:val="affa"/>
+              <w:jc w:val="center"/>
             </w:pPr>
             <w:r>
               <w:t>Значение / Диапазон</w:t>
@@ -6435,12 +6282,14 @@
         </w:tc>
         <w:tc>
           <w:tcPr>
-            <w:tcW w:w="792" w:type="dxa"/>
+            <w:tcW w:type="dxa" w:w="792"/>
             <w:vMerge w:val="restart"/>
+            <w:vAlign w:val="center"/>
           </w:tcPr>
           <w:p>
             <w:pPr>
               <w:pStyle w:val="affa"/>
+              <w:jc w:val="center"/>
             </w:pPr>
             <w:r>
               <w:t>Ед. изм.</w:t>
@@ -6449,12 +6298,14 @@
         </w:tc>
         <w:tc>
           <w:tcPr>
-            <w:tcW w:w="648" w:type="dxa"/>
+            <w:tcW w:type="dxa" w:w="648"/>
             <w:vMerge w:val="restart"/>
+            <w:vAlign w:val="center"/>
           </w:tcPr>
           <w:p>
             <w:pPr>
               <w:pStyle w:val="affa"/>
+              <w:jc w:val="center"/>
             </w:pPr>
             <w:r>
               <w:t>Шаг</w:t>
@@ -6463,12 +6314,14 @@
         </w:tc>
         <w:tc>
           <w:tcPr>
-            <w:tcW w:w="1296" w:type="dxa"/>
+            <w:tcW w:type="dxa" w:w="1296"/>
             <w:vMerge w:val="restart"/>
+            <w:vAlign w:val="center"/>
           </w:tcPr>
           <w:p>
             <w:pPr>
               <w:pStyle w:val="affa"/>
+              <w:jc w:val="center"/>
             </w:pPr>
             <w:r>
               <w:t>Значение по умолчанию</w:t>
@@ -6477,12 +6330,14 @@
         </w:tc>
         <w:tc>
           <w:tcPr>
-            <w:tcW w:w="1512" w:type="dxa"/>
+            <w:tcW w:type="dxa" w:w="1512"/>
             <w:vMerge w:val="restart"/>
+            <w:vAlign w:val="center"/>
           </w:tcPr>
           <w:p>
             <w:pPr>
               <w:pStyle w:val="affa"/>
+              <w:jc w:val="center"/>
             </w:pPr>
             <w:r>
               <w:t>Уставка</w:t>
@@ -6492,26 +6347,25 @@
       </w:tr>
       <w:tr>
         <w:trPr>
-          <w:cnfStyle w:val="100000000000" w:firstRow="1" w:lastRow="0" w:firstColumn="0" w:lastColumn="0" w:oddVBand="0" w:evenVBand="0" w:oddHBand="0" w:evenHBand="0" w:firstRowFirstColumn="0" w:firstRowLastColumn="0" w:lastRowFirstColumn="0" w:lastRowLastColumn="0"/>
-          <w:tblHeader/>
+          <w:tblHeader w:val="true"/>
         </w:trPr>
         <w:tc>
           <w:tcPr>
-            <w:tcW w:w="1178" w:type="dxa"/>
+            <w:tcW w:type="dxa" w:w="1178"/>
             <w:vMerge/>
           </w:tcPr>
           <w:p/>
         </w:tc>
         <w:tc>
           <w:tcPr>
-            <w:tcW w:w="1178" w:type="dxa"/>
+            <w:tcW w:type="dxa" w:w="1178"/>
             <w:vMerge/>
           </w:tcPr>
           <w:p/>
         </w:tc>
         <w:tc>
           <w:tcPr>
-            <w:tcW w:w="1296" w:type="dxa"/>
+            <w:tcW w:type="dxa" w:w="1296"/>
           </w:tcPr>
           <w:p>
             <w:pPr>
@@ -6524,7 +6378,7 @@
         </w:tc>
         <w:tc>
           <w:tcPr>
-            <w:tcW w:w="576" w:type="dxa"/>
+            <w:tcW w:type="dxa" w:w="576"/>
           </w:tcPr>
           <w:p>
             <w:r>
@@ -6534,35 +6388,35 @@
         </w:tc>
         <w:tc>
           <w:tcPr>
-            <w:tcW w:w="1178" w:type="dxa"/>
+            <w:tcW w:type="dxa" w:w="1178"/>
             <w:vMerge/>
           </w:tcPr>
           <w:p/>
         </w:tc>
         <w:tc>
           <w:tcPr>
-            <w:tcW w:w="1178" w:type="dxa"/>
+            <w:tcW w:type="dxa" w:w="1178"/>
             <w:vMerge/>
           </w:tcPr>
           <w:p/>
         </w:tc>
         <w:tc>
           <w:tcPr>
-            <w:tcW w:w="1178" w:type="dxa"/>
+            <w:tcW w:type="dxa" w:w="1178"/>
             <w:vMerge/>
           </w:tcPr>
           <w:p/>
         </w:tc>
         <w:tc>
           <w:tcPr>
-            <w:tcW w:w="1178" w:type="dxa"/>
+            <w:tcW w:type="dxa" w:w="1178"/>
             <w:vMerge/>
           </w:tcPr>
           <w:p/>
         </w:tc>
         <w:tc>
           <w:tcPr>
-            <w:tcW w:w="1178" w:type="dxa"/>
+            <w:tcW w:type="dxa" w:w="1178"/>
             <w:vMerge/>
           </w:tcPr>
           <w:p/>
@@ -6571,19 +6425,11 @@
       <w:tr>
         <w:tc>
           <w:tcPr>
-            <w:tcW w:w="1512" w:type="dxa"/>
+            <w:tcW w:type="dxa" w:w="1512"/>
             <w:gridSpan w:val="9"/>
           </w:tcPr>
           <w:p>
-            <w:pPr>
-              <w:rPr>
-                <w:lang w:val="en-US"/>
-              </w:rPr>
-            </w:pPr>
             <w:r>
-              <w:rPr>
-                <w:lang w:val="en-US"/>
-              </w:rPr>
               <w:t>{%tr for param_name, param_data in rza_func.properties.items() %}</w:t>
             </w:r>
           </w:p>
@@ -6592,7 +6438,7 @@
       <w:tr>
         <w:tc>
           <w:tcPr>
-            <w:tcW w:w="403" w:type="dxa"/>
+            <w:tcW w:type="dxa" w:w="403"/>
           </w:tcPr>
           <w:p>
             <w:pPr>
@@ -6605,7 +6451,7 @@
         </w:tc>
         <w:tc>
           <w:tcPr>
-            <w:tcW w:w="1771" w:type="dxa"/>
+            <w:tcW w:type="dxa" w:w="1771"/>
           </w:tcPr>
           <w:p>
             <w:r>
@@ -6615,44 +6461,30 @@
         </w:tc>
         <w:tc>
           <w:tcPr>
-            <w:tcW w:w="1296" w:type="dxa"/>
+            <w:tcW w:type="dxa" w:w="1296"/>
           </w:tcPr>
           <w:p>
-            <w:pPr>
-              <w:rPr>
-                <w:lang w:val="en-US"/>
-              </w:rPr>
-            </w:pPr>
             <w:r>
-              <w:rPr>
-                <w:lang w:val="en-US"/>
-              </w:rPr>
               <w:t>{{ param_data.name_in_software }}</w:t>
             </w:r>
           </w:p>
         </w:tc>
         <w:tc>
           <w:tcPr>
-            <w:tcW w:w="576" w:type="dxa"/>
+            <w:tcW w:type="dxa" w:w="576"/>
           </w:tcPr>
           <w:p>
             <w:pPr>
               <w:jc w:val="center"/>
-              <w:rPr>
-                <w:lang w:val="en-US"/>
-              </w:rPr>
             </w:pPr>
             <w:r>
-              <w:rPr>
-                <w:lang w:val="en-US"/>
-              </w:rPr>
               <w:t>{{ param_data.name_in_fsu }}</w:t>
             </w:r>
           </w:p>
         </w:tc>
         <w:tc>
           <w:tcPr>
-            <w:tcW w:w="2304" w:type="dxa"/>
+            <w:tcW w:type="dxa" w:w="2304"/>
           </w:tcPr>
           <w:p>
             <w:r>
@@ -6662,7 +6494,7 @@
         </w:tc>
         <w:tc>
           <w:tcPr>
-            <w:tcW w:w="792" w:type="dxa"/>
+            <w:tcW w:type="dxa" w:w="792"/>
           </w:tcPr>
           <w:p>
             <w:pPr>
@@ -6675,7 +6507,7 @@
         </w:tc>
         <w:tc>
           <w:tcPr>
-            <w:tcW w:w="648" w:type="dxa"/>
+            <w:tcW w:type="dxa" w:w="648"/>
           </w:tcPr>
           <w:p>
             <w:pPr>
@@ -6688,7 +6520,7 @@
         </w:tc>
         <w:tc>
           <w:tcPr>
-            <w:tcW w:w="1296" w:type="dxa"/>
+            <w:tcW w:type="dxa" w:w="1296"/>
           </w:tcPr>
           <w:p>
             <w:pPr>
@@ -6701,7 +6533,7 @@
         </w:tc>
         <w:tc>
           <w:tcPr>
-            <w:tcW w:w="1512" w:type="dxa"/>
+            <w:tcW w:type="dxa" w:w="1512"/>
           </w:tcPr>
           <w:p>
             <w:r>
@@ -6713,7 +6545,7 @@
       <w:tr>
         <w:tc>
           <w:tcPr>
-            <w:tcW w:w="1512" w:type="dxa"/>
+            <w:tcW w:type="dxa" w:w="1512"/>
             <w:gridSpan w:val="9"/>
           </w:tcPr>
           <w:p>
@@ -6732,15 +6564,7 @@
         <w:pStyle w:val="TAGS"/>
       </w:pPr>
       <w:r>
-        <w:t xml:space="preserve">{% endfor </w:t>
-      </w:r>
-      <w:proofErr w:type="gramStart"/>
-      <w:r>
-        <w:t>%}{</w:t>
-      </w:r>
-      <w:proofErr w:type="gramEnd"/>
-      <w:r>
-        <w:t>% endfor %}</w:t>
+        <w:t>{% endfor %}{% endfor %}</w:t>
       </w:r>
     </w:p>
     <w:p>
@@ -6758,81 +6582,53 @@
         <w:pStyle w:val="11"/>
       </w:pPr>
       <w:r>
-        <w:lastRenderedPageBreak/>
         <w:t>Настройка регистрации</w:t>
       </w:r>
     </w:p>
     <w:p>
       <w:pPr>
         <w:pStyle w:val="afff0"/>
-        <w:rPr>
-          <w:lang w:val="en-US"/>
-        </w:rPr>
       </w:pPr>
       <w:r>
-        <w:t xml:space="preserve">Возможна регистрация не более 200 сигналов. </w:t>
-      </w:r>
-      <w:r>
-        <w:rPr>
-          <w:lang w:val="en-US"/>
-        </w:rPr>
-        <w:t xml:space="preserve">{% for regs_key, regs in </w:t>
-      </w:r>
-      <w:proofErr w:type="gramStart"/>
-      <w:r>
-        <w:rPr>
-          <w:lang w:val="en-US"/>
-        </w:rPr>
-        <w:t>regs.inputs.items(</w:t>
-      </w:r>
-      <w:proofErr w:type="gramEnd"/>
-      <w:r>
-        <w:rPr>
-          <w:lang w:val="en-US"/>
-        </w:rPr>
-        <w:t>) %}</w:t>
+        <w:t>Возможна регистрация не более 200 сигналов. {% for regs_key, regs in regs.inputs.items() %}</w:t>
       </w:r>
     </w:p>
     <w:p>
       <w:pPr>
         <w:pStyle w:val="a7"/>
       </w:pPr>
-      <w:proofErr w:type="gramStart"/>
       <w:r>
-        <w:t>{{ regs.name</w:t>
-      </w:r>
-      <w:proofErr w:type="gramEnd"/>
-      <w:r>
-        <w:t xml:space="preserve"> }}</w:t>
+        <w:t>{{ regs.name }}</w:t>
       </w:r>
     </w:p>
     <w:tbl>
       <w:tblPr>
         <w:tblStyle w:val="65"/>
-        <w:tblW w:w="0" w:type="auto"/>
+        <w:tblW w:type="auto" w:w="0"/>
+        <w:tblLook w:firstColumn="1" w:firstRow="1" w:lastColumn="0" w:lastRow="0" w:noHBand="0" w:noVBand="1" w:val="04A0"/>
         <w:tblLayout w:type="fixed"/>
-        <w:tblLook w:val="04A0" w:firstRow="1" w:lastRow="0" w:firstColumn="1" w:lastColumn="0" w:noHBand="0" w:noVBand="1"/>
       </w:tblPr>
       <w:tblGrid>
-        <w:gridCol w:w="6480"/>
-        <w:gridCol w:w="2160"/>
-        <w:gridCol w:w="2304"/>
-        <w:gridCol w:w="2304"/>
-        <w:gridCol w:w="2304"/>
+        <w:gridCol w:w="3107"/>
+        <w:gridCol w:w="3107"/>
+        <w:gridCol w:w="3107"/>
+        <w:gridCol w:w="3107"/>
+        <w:gridCol w:w="3107"/>
       </w:tblGrid>
       <w:tr>
         <w:trPr>
-          <w:cnfStyle w:val="100000000000" w:firstRow="1" w:lastRow="0" w:firstColumn="0" w:lastColumn="0" w:oddVBand="0" w:evenVBand="0" w:oddHBand="0" w:evenHBand="0" w:firstRowFirstColumn="0" w:firstRowLastColumn="0" w:lastRowFirstColumn="0" w:lastRowLastColumn="0"/>
-          <w:tblHeader/>
+          <w:tblHeader w:val="true"/>
         </w:trPr>
         <w:tc>
           <w:tcPr>
-            <w:tcW w:w="2160" w:type="dxa"/>
+            <w:tcW w:type="dxa" w:w="2160"/>
             <w:gridSpan w:val="2"/>
+            <w:vAlign w:val="center"/>
           </w:tcPr>
           <w:p>
             <w:pPr>
               <w:pStyle w:val="affa"/>
+              <w:jc w:val="center"/>
             </w:pPr>
             <w:r>
               <w:t>Параметр</w:t>
@@ -6841,52 +6637,46 @@
         </w:tc>
         <w:tc>
           <w:tcPr>
-            <w:tcW w:w="2304" w:type="dxa"/>
+            <w:tcW w:type="dxa" w:w="2304"/>
             <w:vMerge w:val="restart"/>
+            <w:vAlign w:val="center"/>
           </w:tcPr>
           <w:p>
             <w:pPr>
               <w:pStyle w:val="affa"/>
-              <w:rPr>
-                <w:lang w:val="ru-RU"/>
-              </w:rPr>
+              <w:jc w:val="center"/>
             </w:pPr>
             <w:r>
-              <w:rPr>
-                <w:lang w:val="ru-RU"/>
-              </w:rPr>
               <w:t>Журнал событий регистрация (Не выполняется /По переднему фронту/ По заднему фронту/ По любому изменению)</w:t>
             </w:r>
           </w:p>
         </w:tc>
         <w:tc>
           <w:tcPr>
-            <w:tcW w:w="2304" w:type="dxa"/>
+            <w:tcW w:type="dxa" w:w="2304"/>
             <w:vMerge w:val="restart"/>
+            <w:vAlign w:val="center"/>
           </w:tcPr>
           <w:p>
             <w:pPr>
               <w:pStyle w:val="affa"/>
-              <w:rPr>
-                <w:lang w:val="ru-RU"/>
-              </w:rPr>
+              <w:jc w:val="center"/>
             </w:pPr>
             <w:r>
-              <w:rPr>
-                <w:lang w:val="ru-RU"/>
-              </w:rPr>
               <w:t>Осциллограф Пуск (Не выполняется/ По переднему фронту/ По заднему фронту/ По любому изменению)</w:t>
             </w:r>
           </w:p>
         </w:tc>
         <w:tc>
           <w:tcPr>
-            <w:tcW w:w="2304" w:type="dxa"/>
+            <w:tcW w:type="dxa" w:w="2304"/>
             <w:vMerge w:val="restart"/>
+            <w:vAlign w:val="center"/>
           </w:tcPr>
           <w:p>
             <w:pPr>
               <w:pStyle w:val="affa"/>
+              <w:jc w:val="center"/>
             </w:pPr>
             <w:r>
               <w:t>Осциллограф регистрация (Выведено/ Введено)</w:t>
@@ -6896,12 +6686,11 @@
       </w:tr>
       <w:tr>
         <w:trPr>
-          <w:cnfStyle w:val="100000000000" w:firstRow="1" w:lastRow="0" w:firstColumn="0" w:lastColumn="0" w:oddVBand="0" w:evenVBand="0" w:oddHBand="0" w:evenHBand="0" w:firstRowFirstColumn="0" w:firstRowLastColumn="0" w:lastRowFirstColumn="0" w:lastRowLastColumn="0"/>
-          <w:tblHeader/>
+          <w:tblHeader w:val="true"/>
         </w:trPr>
         <w:tc>
           <w:tcPr>
-            <w:tcW w:w="6480" w:type="dxa"/>
+            <w:tcW w:type="dxa" w:w="6480"/>
           </w:tcPr>
           <w:p>
             <w:pPr>
@@ -6914,7 +6703,7 @@
         </w:tc>
         <w:tc>
           <w:tcPr>
-            <w:tcW w:w="2160" w:type="dxa"/>
+            <w:tcW w:type="dxa" w:w="2160"/>
           </w:tcPr>
           <w:p>
             <w:pPr>
@@ -6927,45 +6716,34 @@
         </w:tc>
         <w:tc>
           <w:tcPr>
-            <w:tcW w:w="3107" w:type="dxa"/>
+            <w:tcW w:type="dxa" w:w="3107"/>
             <w:vMerge/>
           </w:tcPr>
           <w:p/>
         </w:tc>
         <w:tc>
           <w:tcPr>
-            <w:tcW w:w="3107" w:type="dxa"/>
+            <w:tcW w:type="dxa" w:w="3107"/>
             <w:vMerge/>
           </w:tcPr>
           <w:p/>
         </w:tc>
         <w:tc>
           <w:tcPr>
-            <w:tcW w:w="3107" w:type="dxa"/>
+            <w:tcW w:type="dxa" w:w="3107"/>
             <w:vMerge/>
           </w:tcPr>
           <w:p/>
         </w:tc>
       </w:tr>
       <w:tr>
-        <w:trPr>
-          <w:cnfStyle w:val="000000100000" w:firstRow="0" w:lastRow="0" w:firstColumn="0" w:lastColumn="0" w:oddVBand="0" w:evenVBand="0" w:oddHBand="1" w:evenHBand="0" w:firstRowFirstColumn="0" w:firstRowLastColumn="0" w:lastRowFirstColumn="0" w:lastRowLastColumn="0"/>
-        </w:trPr>
         <w:tc>
           <w:tcPr>
-            <w:tcW w:w="2304" w:type="dxa"/>
+            <w:tcW w:type="dxa" w:w="2304"/>
             <w:gridSpan w:val="5"/>
           </w:tcPr>
           <w:p>
-            <w:pPr>
-              <w:rPr>
-                <w:lang w:val="en-US"/>
-              </w:rPr>
-            </w:pPr>
             <w:r>
-              <w:rPr>
-                <w:lang w:val="en-US"/>
-              </w:rPr>
               <w:t>{%tr for param_name, param_data in regs.properties.items() %}</w:t>
             </w:r>
           </w:p>
@@ -6974,7 +6752,7 @@
       <w:tr>
         <w:tc>
           <w:tcPr>
-            <w:tcW w:w="6480" w:type="dxa"/>
+            <w:tcW w:type="dxa" w:w="6480"/>
           </w:tcPr>
           <w:p>
             <w:r>
@@ -6984,7 +6762,7 @@
         </w:tc>
         <w:tc>
           <w:tcPr>
-            <w:tcW w:w="2160" w:type="dxa"/>
+            <w:tcW w:type="dxa" w:w="2160"/>
           </w:tcPr>
           <w:p>
             <w:r>
@@ -6994,7 +6772,7 @@
         </w:tc>
         <w:tc>
           <w:tcPr>
-            <w:tcW w:w="2304" w:type="dxa"/>
+            <w:tcW w:type="dxa" w:w="2304"/>
           </w:tcPr>
           <w:p>
             <w:pPr>
@@ -7004,8 +6782,7 @@
               <w:sdtPr>
                 <w:alias w:val=""/>
                 <w:tag w:val=""/>
-                <w:id w:val="-275646694"/>
-                <w:showingPlcHdr/>
+                <w:id w:val="0"/>
                 <w:dropDownList>
                   <w:listItem w:displayText="Не назначено" w:value=""/>
                   <w:listItem w:displayText="Не выполняется" w:value="Не выполняется"/>
@@ -7013,14 +6790,21 @@
                   <w:listItem w:displayText="По заднему фронту" w:value="По заднему фронту"/>
                   <w:listItem w:displayText="По любому изменению" w:value="По любому изменению"/>
                 </w:dropDownList>
+                <w:showingPlcHdr/>
+                <w:placeholder>
+                  <w:docPart w:val=""/>
+                </w:placeholder>
               </w:sdtPr>
-              <w:sdtEndPr/>
               <w:sdtContent>
                 <w:r>
                   <w:rPr>
+                    <w:color w:val="808080"/>
+                    <w:sz w:val="24"/>
                     <w:i/>
-                    <w:color w:val="808080"/>
+                    <!-- курсив -->
+                    <!-- <w:b/> полужирный -->
                     <w:spacing w:val="10"/>
+                    <!-- интервал между символами -->
                   </w:rPr>
                   <w:t>Не назначено</w:t>
                 </w:r>
@@ -7030,7 +6814,7 @@
         </w:tc>
         <w:tc>
           <w:tcPr>
-            <w:tcW w:w="2304" w:type="dxa"/>
+            <w:tcW w:type="dxa" w:w="2304"/>
           </w:tcPr>
           <w:p>
             <w:pPr>
@@ -7040,8 +6824,7 @@
               <w:sdtPr>
                 <w:alias w:val=""/>
                 <w:tag w:val=""/>
-                <w:id w:val="558672461"/>
-                <w:showingPlcHdr/>
+                <w:id w:val="0"/>
                 <w:dropDownList>
                   <w:listItem w:displayText="Не назначено" w:value=""/>
                   <w:listItem w:displayText="Не выполняется" w:value="Не выполняется"/>
@@ -7049,14 +6832,21 @@
                   <w:listItem w:displayText="По заднему фронту" w:value="По заднему фронту"/>
                   <w:listItem w:displayText="По любому изменению" w:value="По любому изменению"/>
                 </w:dropDownList>
+                <w:showingPlcHdr/>
+                <w:placeholder>
+                  <w:docPart w:val=""/>
+                </w:placeholder>
               </w:sdtPr>
-              <w:sdtEndPr/>
               <w:sdtContent>
                 <w:r>
                   <w:rPr>
+                    <w:color w:val="808080"/>
+                    <w:sz w:val="24"/>
                     <w:i/>
-                    <w:color w:val="808080"/>
+                    <!-- курсив -->
+                    <!-- <w:b/> полужирный -->
                     <w:spacing w:val="10"/>
+                    <!-- интервал между символами -->
                   </w:rPr>
                   <w:t>Не назначено</w:t>
                 </w:r>
@@ -7066,7 +6856,7 @@
         </w:tc>
         <w:tc>
           <w:tcPr>
-            <w:tcW w:w="2304" w:type="dxa"/>
+            <w:tcW w:type="dxa" w:w="2304"/>
           </w:tcPr>
           <w:p>
             <w:pPr>
@@ -7076,21 +6866,27 @@
               <w:sdtPr>
                 <w:alias w:val=""/>
                 <w:tag w:val=""/>
-                <w:id w:val="-1341386548"/>
-                <w:showingPlcHdr/>
+                <w:id w:val="0"/>
                 <w:dropDownList>
                   <w:listItem w:displayText="Не назначено" w:value=""/>
                   <w:listItem w:displayText="Выведено" w:value="Выведено"/>
                   <w:listItem w:displayText="Введено" w:value="Введено"/>
                 </w:dropDownList>
+                <w:showingPlcHdr/>
+                <w:placeholder>
+                  <w:docPart w:val=""/>
+                </w:placeholder>
               </w:sdtPr>
-              <w:sdtEndPr/>
               <w:sdtContent>
                 <w:r>
                   <w:rPr>
+                    <w:color w:val="808080"/>
+                    <w:sz w:val="24"/>
                     <w:i/>
-                    <w:color w:val="808080"/>
+                    <!-- курсив -->
+                    <!-- <w:b/> полужирный -->
                     <w:spacing w:val="10"/>
+                    <!-- интервал между символами -->
                   </w:rPr>
                   <w:t>Не назначено</w:t>
                 </w:r>
@@ -7100,12 +6896,9 @@
         </w:tc>
       </w:tr>
       <w:tr>
-        <w:trPr>
-          <w:cnfStyle w:val="000000100000" w:firstRow="0" w:lastRow="0" w:firstColumn="0" w:lastColumn="0" w:oddVBand="0" w:evenVBand="0" w:oddHBand="1" w:evenHBand="0" w:firstRowFirstColumn="0" w:firstRowLastColumn="0" w:lastRowFirstColumn="0" w:lastRowLastColumn="0"/>
-        </w:trPr>
         <w:tc>
           <w:tcPr>
-            <w:tcW w:w="2304" w:type="dxa"/>
+            <w:tcW w:type="dxa" w:w="2304"/>
             <w:gridSpan w:val="5"/>
           </w:tcPr>
           <w:p>
@@ -7130,7 +6923,7 @@
     <w:p>
       <w:pPr>
         <w:sectPr>
-          <w:pgSz w:w="16839" w:h="16839" w:orient="landscape" w:code="9"/>
+          <w:pgSz w:w="16839" w:h="16839" w:code="9" w:orient="landscape"/>
           <w:pgMar w:top="397" w:right="454" w:bottom="397" w:left="851" w:header="0" w:footer="170" w:gutter="0"/>
           <w:cols w:space="708"/>
           <w:docGrid w:linePitch="360"/>
@@ -7140,143 +6933,64 @@
     <w:p>
       <w:pPr>
         <w:pStyle w:val="11"/>
-        <w:rPr>
-          <w:lang w:val="ru-RU"/>
-        </w:rPr>
       </w:pPr>
       <w:r>
-        <w:rPr>
-          <w:lang w:val="ru-RU"/>
-        </w:rPr>
-        <w:lastRenderedPageBreak/>
         <w:t>Матрица дискретных входов и выходных реле</w:t>
       </w:r>
     </w:p>
     <w:p>
       <w:pPr>
-        <w:pStyle w:val="afff0"/>
-        <w:rPr>
-          <w:lang w:val="en-US"/>
-        </w:rPr>
+        <w:pStyle w:val="20"/>
       </w:pPr>
       <w:r>
-        <w:t xml:space="preserve">Возможна регистрация не более 200 сигналов. </w:t>
-      </w:r>
-      <w:r>
-        <w:rPr>
-          <w:lang w:val="en-US"/>
-        </w:rPr>
-        <w:t xml:space="preserve">{% </w:t>
-      </w:r>
-      <w:r>
-        <w:rPr>
-          <w:lang w:val="en-US"/>
-        </w:rPr>
-        <w:t>for bin_outputs_key, bin_outputs in bin_</w:t>
-      </w:r>
-      <w:proofErr w:type="gramStart"/>
-      <w:r>
-        <w:rPr>
-          <w:lang w:val="en-US"/>
-        </w:rPr>
-        <w:t>outputs.modules.items(</w:t>
-      </w:r>
-      <w:proofErr w:type="gramEnd"/>
-      <w:r>
-        <w:rPr>
-          <w:lang w:val="en-US"/>
-        </w:rPr>
-        <w:t>)</w:t>
-      </w:r>
-      <w:r>
-        <w:rPr>
-          <w:lang w:val="en-US"/>
-        </w:rPr>
-        <w:t xml:space="preserve"> %}</w:t>
+        <w:t>Выходные реле</w:t>
       </w:r>
     </w:p>
     <w:p>
       <w:pPr>
+        <w:pStyle w:val="afff0"/>
+      </w:pPr>
+      <w:r>
+        <w:t>Возможна регистрация не более 200 сигналов. {% for bin_outputs_key, bin_outputs in bin_outputs.modules.items() %}</w:t>
+      </w:r>
+    </w:p>
+    <w:p>
+      <w:pPr>
         <w:pStyle w:val="a7"/>
-        <w:rPr>
-          <w:lang w:val="en-US"/>
-        </w:rPr>
       </w:pPr>
       <w:r>
-        <w:t>Слот</w:t>
-      </w:r>
-      <w:r>
-        <w:rPr>
-          <w:lang w:val="en-US"/>
-        </w:rPr>
-        <w:t xml:space="preserve"> </w:t>
-      </w:r>
-      <w:proofErr w:type="gramStart"/>
-      <w:r>
-        <w:rPr>
-          <w:lang w:val="en-US"/>
-        </w:rPr>
-        <w:t>{{ bin</w:t>
-      </w:r>
-      <w:proofErr w:type="gramEnd"/>
-      <w:r>
-        <w:rPr>
-          <w:lang w:val="en-US"/>
-        </w:rPr>
-        <w:t xml:space="preserve">_outputs.inserted_in_slot }}. </w:t>
-      </w:r>
-      <w:r>
-        <w:t>Тип</w:t>
-      </w:r>
-      <w:r>
-        <w:rPr>
-          <w:lang w:val="en-US"/>
-        </w:rPr>
-        <w:t xml:space="preserve"> </w:t>
-      </w:r>
-      <w:proofErr w:type="gramStart"/>
-      <w:r>
-        <w:rPr>
-          <w:lang w:val="en-US"/>
-        </w:rPr>
-        <w:t>{{ bin</w:t>
-      </w:r>
-      <w:proofErr w:type="gramEnd"/>
-      <w:r>
-        <w:rPr>
-          <w:lang w:val="en-US"/>
-        </w:rPr>
-        <w:t>_outputs.type }}</w:t>
+        <w:t>Слот {{ bin_outputs.inserted_in_slot }}. Тип {{ bin_outputs.type }}</w:t>
       </w:r>
     </w:p>
     <w:tbl>
       <w:tblPr>
         <w:tblStyle w:val="65"/>
-        <w:tblW w:w="0" w:type="auto"/>
+        <w:tblW w:type="auto" w:w="0"/>
+        <w:tblLook w:firstColumn="1" w:firstRow="1" w:lastColumn="0" w:lastRow="0" w:noHBand="0" w:noVBand="1" w:val="04A0"/>
         <w:tblLayout w:type="fixed"/>
-        <w:tblLook w:val="04A0" w:firstRow="1" w:lastRow="0" w:firstColumn="1" w:lastColumn="0" w:noHBand="0" w:noVBand="1"/>
       </w:tblPr>
       <w:tblGrid>
-        <w:gridCol w:w="2880"/>
-        <w:gridCol w:w="2448"/>
-        <w:gridCol w:w="2448"/>
-        <w:gridCol w:w="2448"/>
-        <w:gridCol w:w="2448"/>
-        <w:gridCol w:w="2448"/>
+        <w:gridCol w:w="2589"/>
+        <w:gridCol w:w="2589"/>
+        <w:gridCol w:w="2589"/>
+        <w:gridCol w:w="2589"/>
+        <w:gridCol w:w="2589"/>
+        <w:gridCol w:w="2589"/>
       </w:tblGrid>
       <w:tr>
         <w:trPr>
-          <w:cnfStyle w:val="100000000000" w:firstRow="1" w:lastRow="0" w:firstColumn="0" w:lastColumn="0" w:oddVBand="0" w:evenVBand="0" w:oddHBand="0" w:evenHBand="0" w:firstRowFirstColumn="0" w:firstRowLastColumn="0" w:lastRowFirstColumn="0" w:lastRowLastColumn="0"/>
-          <w:tblHeader/>
+          <w:tblHeader w:val="true"/>
         </w:trPr>
         <w:tc>
           <w:tcPr>
-            <w:tcW w:w="2880" w:type="dxa"/>
+            <w:tcW w:type="dxa" w:w="2880"/>
             <w:vMerge w:val="restart"/>
+            <w:vAlign w:val="center"/>
           </w:tcPr>
           <w:p>
             <w:pPr>
               <w:pStyle w:val="affa"/>
+              <w:jc w:val="center"/>
             </w:pPr>
             <w:r>
               <w:t>Выходное реле</w:t>
@@ -7285,12 +6999,14 @@
         </w:tc>
         <w:tc>
           <w:tcPr>
-            <w:tcW w:w="2448" w:type="dxa"/>
+            <w:tcW w:type="dxa" w:w="2448"/>
             <w:gridSpan w:val="5"/>
+            <w:vAlign w:val="center"/>
           </w:tcPr>
           <w:p>
             <w:pPr>
               <w:pStyle w:val="affa"/>
+              <w:jc w:val="center"/>
             </w:pPr>
             <w:r>
               <w:t>Назначенные сигналы</w:t>
@@ -7300,19 +7016,18 @@
       </w:tr>
       <w:tr>
         <w:trPr>
-          <w:cnfStyle w:val="100000000000" w:firstRow="1" w:lastRow="0" w:firstColumn="0" w:lastColumn="0" w:oddVBand="0" w:evenVBand="0" w:oddHBand="0" w:evenHBand="0" w:firstRowFirstColumn="0" w:firstRowLastColumn="0" w:lastRowFirstColumn="0" w:lastRowLastColumn="0"/>
-          <w:tblHeader/>
+          <w:tblHeader w:val="true"/>
         </w:trPr>
         <w:tc>
           <w:tcPr>
-            <w:tcW w:w="2589" w:type="dxa"/>
+            <w:tcW w:type="dxa" w:w="2589"/>
             <w:vMerge/>
           </w:tcPr>
           <w:p/>
         </w:tc>
         <w:tc>
           <w:tcPr>
-            <w:tcW w:w="2448" w:type="dxa"/>
+            <w:tcW w:type="dxa" w:w="2448"/>
           </w:tcPr>
           <w:p>
             <w:pPr>
@@ -7325,7 +7040,7 @@
         </w:tc>
         <w:tc>
           <w:tcPr>
-            <w:tcW w:w="2448" w:type="dxa"/>
+            <w:tcW w:type="dxa" w:w="2448"/>
           </w:tcPr>
           <w:p>
             <w:pPr>
@@ -7338,7 +7053,7 @@
         </w:tc>
         <w:tc>
           <w:tcPr>
-            <w:tcW w:w="2448" w:type="dxa"/>
+            <w:tcW w:type="dxa" w:w="2448"/>
           </w:tcPr>
           <w:p>
             <w:pPr>
@@ -7351,7 +7066,7 @@
         </w:tc>
         <w:tc>
           <w:tcPr>
-            <w:tcW w:w="2448" w:type="dxa"/>
+            <w:tcW w:type="dxa" w:w="2448"/>
           </w:tcPr>
           <w:p>
             <w:pPr>
@@ -7364,7 +7079,7 @@
         </w:tc>
         <w:tc>
           <w:tcPr>
-            <w:tcW w:w="2448" w:type="dxa"/>
+            <w:tcW w:type="dxa" w:w="2448"/>
           </w:tcPr>
           <w:p>
             <w:pPr>
@@ -7377,71 +7092,28 @@
         </w:tc>
       </w:tr>
       <w:tr>
-        <w:trPr>
-          <w:cnfStyle w:val="000000100000" w:firstRow="0" w:lastRow="0" w:firstColumn="0" w:lastColumn="0" w:oddVBand="0" w:evenVBand="0" w:oddHBand="1" w:evenHBand="0" w:firstRowFirstColumn="0" w:firstRowLastColumn="0" w:lastRowFirstColumn="0" w:lastRowLastColumn="0"/>
-        </w:trPr>
         <w:tc>
           <w:tcPr>
-            <w:tcW w:w="2448" w:type="dxa"/>
+            <w:tcW w:type="dxa" w:w="2448"/>
             <w:gridSpan w:val="5"/>
           </w:tcPr>
           <w:p>
-            <w:pPr>
-              <w:rPr>
-                <w:lang w:val="en-US"/>
-              </w:rPr>
-            </w:pPr>
             <w:r>
-              <w:rPr>
-                <w:lang w:val="en-US"/>
-              </w:rPr>
-              <w:t>{%tr for param_name, param_data in bin_output</w:t>
-            </w:r>
-            <w:r>
-              <w:rPr>
-                <w:lang w:val="en-US"/>
-              </w:rPr>
-              <w:t>s</w:t>
-            </w:r>
-            <w:r>
-              <w:rPr>
-                <w:lang w:val="en-US"/>
-              </w:rPr>
-              <w:t>.</w:t>
-            </w:r>
-            <w:r>
-              <w:rPr>
-                <w:lang w:val="en-US"/>
-              </w:rPr>
-              <w:t>inputs.</w:t>
-            </w:r>
-            <w:bookmarkStart w:id="5" w:name="_GoBack"/>
-            <w:bookmarkEnd w:id="5"/>
-            <w:r>
-              <w:rPr>
-                <w:lang w:val="en-US"/>
-              </w:rPr>
-              <w:t>items() %}</w:t>
+              <w:t>{%tr for param_name, param_data in bin_outputs.inputs.items() %}</w:t>
             </w:r>
           </w:p>
         </w:tc>
         <w:tc>
           <w:tcPr>
-            <w:tcW w:w="2448" w:type="dxa"/>
+            <w:tcW w:type="dxa" w:w="2448"/>
           </w:tcPr>
-          <w:p>
-            <w:pPr>
-              <w:rPr>
-                <w:lang w:val="en-US"/>
-              </w:rPr>
-            </w:pPr>
-          </w:p>
+          <w:p/>
         </w:tc>
       </w:tr>
       <w:tr>
         <w:tc>
           <w:tcPr>
-            <w:tcW w:w="2880" w:type="dxa"/>
+            <w:tcW w:type="dxa" w:w="2880"/>
           </w:tcPr>
           <w:p>
             <w:r>
@@ -7451,7 +7123,7 @@
         </w:tc>
         <w:tc>
           <w:tcPr>
-            <w:tcW w:w="2448" w:type="dxa"/>
+            <w:tcW w:type="dxa" w:w="2448"/>
           </w:tcPr>
           <w:p>
             <w:pPr>
@@ -7461,8 +7133,7 @@
               <w:sdtPr>
                 <w:alias w:val=""/>
                 <w:tag w:val=""/>
-                <w:id w:val="-1501952481"/>
-                <w:showingPlcHdr/>
+                <w:id w:val="0"/>
                 <w:dropDownList>
                   <w:listItem w:displayText="Не назначено" w:value=""/>
                   <w:listItem w:displayText="ЛО ГЗоткл / ЛО: Функция введена в работу" w:value="ЛО ГЗоткл / ЛО: Функция введена в работу"/>
@@ -7516,6 +7187,40 @@
                   <w:listItem w:displayText="ДЗТ / КЦТнеб: Срабатывание КЦНнеб фазы С" w:value="ДЗТ / КЦТнеб: Срабатывание КЦНнеб фазы С"/>
                   <w:listItem w:displayText="ДЗТ / КЦТнеб: Функция введена в работу" w:value="ДЗТ / КЦТнеб: Функция введена в работу"/>
                   <w:listItem w:displayText="ДЗТ / КЦТнеб: Функция оперативно выведена из работы" w:value="ДЗТ / КЦТнеб: Функция оперативно выведена из работы"/>
+                  <w:listItem w:displayText="ПДС / ДУм РПН: Высокий уровень масла" w:value="ПДС / ДУм РПН: Высокий уровень масла"/>
+                  <w:listItem w:displayText="ПДС / ДУм РПН: Низкий уровень масла" w:value="ПДС / ДУм РПН: Низкий уровень масла"/>
+                  <w:listItem w:displayText="ПДС / ГЗ РПН: Отключение" w:value="ПДС / ГЗ РПН: Отключение"/>
+                  <w:listItem w:displayText="ПДС / ГЗ РПН: Низкая изоляция " w:value="ПДС / ГЗ РПН: Низкая изоляция "/>
+                  <w:listItem w:displayText="ПДС / ДУм расширителя: Высокий уровень масла" w:value="ПДС / ДУм расширителя: Высокий уровень масла"/>
+                  <w:listItem w:displayText="ПДС / ДУм расширителя: Низкий уровень масла" w:value="ПДС / ДУм расширителя: Низкий уровень масла"/>
+                  <w:listItem w:displayText="ПДС / ДТм: Отключение" w:value="ПДС / ДТм: Отключение"/>
+                  <w:listItem w:displayText="ПДС / ДТм: Сигнал" w:value="ПДС / ДТм: Сигнал"/>
+                  <w:listItem w:displayText="ПДС / ДТм: Низкая изоляция" w:value="ПДС / ДТм: Низкая изоляция"/>
+                  <w:listItem w:displayText="ПДС / ПК: Срабатывание" w:value="ПДС / ПК: Срабатывание"/>
+                  <w:listItem w:displayText="ПДС / ГЗ Т: Отключение" w:value="ПДС / ГЗ Т: Отключение"/>
+                  <w:listItem w:displayText="ПДС / ГЗ Т: Сигнал" w:value="ПДС / ГЗ Т: Сигнал"/>
+                  <w:listItem w:displayText="ПДС / ГЗ Т: Низкая изоляция ГЗоткл" w:value="ПДС / ГЗ Т: Низкая изоляция ГЗоткл"/>
+                  <w:listItem w:displayText="ПДС / ГЗ Т: Низкая изоляция ГЗсигн" w:value="ПДС / ГЗ Т: Низкая изоляция ГЗсигн"/>
+                  <w:listItem w:displayText="ПДС / КЦВ: Контроль цепи ЭМВ" w:value="ПДС / КЦВ: Контроль цепи ЭМВ"/>
+                  <w:listItem w:displayText="ПДС / КЦВ: Контроль цепи ЭМО1" w:value="ПДС / КЦВ: Контроль цепи ЭМО1"/>
+                  <w:listItem w:displayText="ПДС / КЦВ: Контроль цепи ЭМО2" w:value="ПДС / КЦВ: Контроль цепи ЭМО2"/>
+                  <w:listItem w:displayText="ПДС / КЦВ: Работа ЭМВ" w:value="ПДС / КЦВ: Работа ЭМВ"/>
+                  <w:listItem w:displayText="ПДС / КЦВ: Работа ЭМО1" w:value="ПДС / КЦВ: Работа ЭМО1"/>
+                  <w:listItem w:displayText="ПДС / КЦВ: Работа ЭМО2" w:value="ПДС / КЦВ: Работа ЭМО2"/>
+                  <w:listItem w:displayText="ПДС / ОК: Срабатывание" w:value="ПДС / ОК: Срабатывание"/>
+                  <w:listItem w:displayText="ПДС / КИ: Аварийный уровень изоляции" w:value="ПДС / КИ: Аварийный уровень изоляции"/>
+                  <w:listItem w:displayText="ПДС / КИ: Низкий уровень изоляции" w:value="ПДС / КИ: Низкий уровень изоляции"/>
+                  <w:listItem w:displayText="ПДС / РД: Отключение" w:value="ПДС / РД: Отключение"/>
+                  <w:listItem w:displayText="ПДС / РД: Низкая изоляция" w:value="ПДС / РД: Низкая изоляция"/>
+                  <w:listItem w:displayText="ПДС / КПруж: Пружина не заведена" w:value="ПДС / КПруж: Пружина не заведена"/>
+                  <w:listItem w:displayText="ПДС / ДТо: Отключение" w:value="ПДС / ДТо: Отключение"/>
+                  <w:listItem w:displayText="ПДС / ДТо: Сигнал" w:value="ПДС / ДТо: Сигнал"/>
+                  <w:listItem w:displayText="ПДС / ДТо: Низкая изоляция" w:value="ПДС / ДТо: Низкая изоляция"/>
+                  <w:listItem w:displayText="ПДС / В: Положение В (Отключено)" w:value="ПДС / В: Положение В (Отключено)"/>
+                  <w:listItem w:displayText="ПДС / В: Положение В (Включено)" w:value="ПДС / В: Положение В (Включено)"/>
+                  <w:listItem w:displayText="ПДС / В: Положение В (Не определено)" w:value="ПДС / В: Положение В (Не определено)"/>
+                  <w:listItem w:displayText="ПДС / В: Положение В (Неисправность)" w:value="ПДС / В: Положение В (Неисправность)"/>
+                  <w:listItem w:displayText="ПДС / В: Ключ М/Д привода В" w:value="ПДС / В: Ключ М/Д привода В"/>
                   <w:listItem w:displayText="ЛО Т / ЗАВР: Функция введена в работу" w:value="ЛО Т / ЗАВР: Функция введена в работу"/>
                   <w:listItem w:displayText="ЛО Т / ЗАВР: Функция оперативно выведена из работы" w:value="ЛО Т / ЗАВР: Функция оперативно выведена из работы"/>
                   <w:listItem w:displayText="ЛО Т / ЗАВР: Запрет АВР" w:value="ЛО Т / ЗАВР: Запрет АВР"/>
@@ -7527,14 +7232,21 @@
                   <w:listItem w:displayText="ЛО Т / ЗАПВ: Функция оперативно выведена из работы" w:value="ЛО Т / ЗАПВ: Функция оперативно выведена из работы"/>
                   <w:listItem w:displayText="ЛО Т / ЗАПВ: Запрет АПВ" w:value="ЛО Т / ЗАПВ: Запрет АПВ"/>
                 </w:dropDownList>
+                <w:showingPlcHdr/>
+                <w:placeholder>
+                  <w:docPart w:val=""/>
+                </w:placeholder>
               </w:sdtPr>
-              <w:sdtEndPr/>
               <w:sdtContent>
                 <w:r>
                   <w:rPr>
+                    <w:color w:val="808080"/>
+                    <w:sz w:val="24"/>
                     <w:i/>
-                    <w:color w:val="808080"/>
+                    <!-- курсив -->
+                    <!-- <w:b/> полужирный -->
                     <w:spacing w:val="10"/>
+                    <!-- интервал между символами -->
                   </w:rPr>
                   <w:t>Не назначено</w:t>
                 </w:r>
@@ -7544,7 +7256,7 @@
         </w:tc>
         <w:tc>
           <w:tcPr>
-            <w:tcW w:w="2448" w:type="dxa"/>
+            <w:tcW w:type="dxa" w:w="2448"/>
           </w:tcPr>
           <w:p>
             <w:pPr>
@@ -7554,8 +7266,7 @@
               <w:sdtPr>
                 <w:alias w:val=""/>
                 <w:tag w:val=""/>
-                <w:id w:val="507728119"/>
-                <w:showingPlcHdr/>
+                <w:id w:val="0"/>
                 <w:dropDownList>
                   <w:listItem w:displayText="Не назначено" w:value=""/>
                   <w:listItem w:displayText="ЛО ГЗоткл / ЛО: Функция введена в работу" w:value="ЛО ГЗоткл / ЛО: Функция введена в работу"/>
@@ -7609,6 +7320,40 @@
                   <w:listItem w:displayText="ДЗТ / КЦТнеб: Срабатывание КЦНнеб фазы С" w:value="ДЗТ / КЦТнеб: Срабатывание КЦНнеб фазы С"/>
                   <w:listItem w:displayText="ДЗТ / КЦТнеб: Функция введена в работу" w:value="ДЗТ / КЦТнеб: Функция введена в работу"/>
                   <w:listItem w:displayText="ДЗТ / КЦТнеб: Функция оперативно выведена из работы" w:value="ДЗТ / КЦТнеб: Функция оперативно выведена из работы"/>
+                  <w:listItem w:displayText="ПДС / ДУм РПН: Высокий уровень масла" w:value="ПДС / ДУм РПН: Высокий уровень масла"/>
+                  <w:listItem w:displayText="ПДС / ДУм РПН: Низкий уровень масла" w:value="ПДС / ДУм РПН: Низкий уровень масла"/>
+                  <w:listItem w:displayText="ПДС / ГЗ РПН: Отключение" w:value="ПДС / ГЗ РПН: Отключение"/>
+                  <w:listItem w:displayText="ПДС / ГЗ РПН: Низкая изоляция " w:value="ПДС / ГЗ РПН: Низкая изоляция "/>
+                  <w:listItem w:displayText="ПДС / ДУм расширителя: Высокий уровень масла" w:value="ПДС / ДУм расширителя: Высокий уровень масла"/>
+                  <w:listItem w:displayText="ПДС / ДУм расширителя: Низкий уровень масла" w:value="ПДС / ДУм расширителя: Низкий уровень масла"/>
+                  <w:listItem w:displayText="ПДС / ДТм: Отключение" w:value="ПДС / ДТм: Отключение"/>
+                  <w:listItem w:displayText="ПДС / ДТм: Сигнал" w:value="ПДС / ДТм: Сигнал"/>
+                  <w:listItem w:displayText="ПДС / ДТм: Низкая изоляция" w:value="ПДС / ДТм: Низкая изоляция"/>
+                  <w:listItem w:displayText="ПДС / ПК: Срабатывание" w:value="ПДС / ПК: Срабатывание"/>
+                  <w:listItem w:displayText="ПДС / ГЗ Т: Отключение" w:value="ПДС / ГЗ Т: Отключение"/>
+                  <w:listItem w:displayText="ПДС / ГЗ Т: Сигнал" w:value="ПДС / ГЗ Т: Сигнал"/>
+                  <w:listItem w:displayText="ПДС / ГЗ Т: Низкая изоляция ГЗоткл" w:value="ПДС / ГЗ Т: Низкая изоляция ГЗоткл"/>
+                  <w:listItem w:displayText="ПДС / ГЗ Т: Низкая изоляция ГЗсигн" w:value="ПДС / ГЗ Т: Низкая изоляция ГЗсигн"/>
+                  <w:listItem w:displayText="ПДС / КЦВ: Контроль цепи ЭМВ" w:value="ПДС / КЦВ: Контроль цепи ЭМВ"/>
+                  <w:listItem w:displayText="ПДС / КЦВ: Контроль цепи ЭМО1" w:value="ПДС / КЦВ: Контроль цепи ЭМО1"/>
+                  <w:listItem w:displayText="ПДС / КЦВ: Контроль цепи ЭМО2" w:value="ПДС / КЦВ: Контроль цепи ЭМО2"/>
+                  <w:listItem w:displayText="ПДС / КЦВ: Работа ЭМВ" w:value="ПДС / КЦВ: Работа ЭМВ"/>
+                  <w:listItem w:displayText="ПДС / КЦВ: Работа ЭМО1" w:value="ПДС / КЦВ: Работа ЭМО1"/>
+                  <w:listItem w:displayText="ПДС / КЦВ: Работа ЭМО2" w:value="ПДС / КЦВ: Работа ЭМО2"/>
+                  <w:listItem w:displayText="ПДС / ОК: Срабатывание" w:value="ПДС / ОК: Срабатывание"/>
+                  <w:listItem w:displayText="ПДС / КИ: Аварийный уровень изоляции" w:value="ПДС / КИ: Аварийный уровень изоляции"/>
+                  <w:listItem w:displayText="ПДС / КИ: Низкий уровень изоляции" w:value="ПДС / КИ: Низкий уровень изоляции"/>
+                  <w:listItem w:displayText="ПДС / РД: Отключение" w:value="ПДС / РД: Отключение"/>
+                  <w:listItem w:displayText="ПДС / РД: Низкая изоляция" w:value="ПДС / РД: Низкая изоляция"/>
+                  <w:listItem w:displayText="ПДС / КПруж: Пружина не заведена" w:value="ПДС / КПруж: Пружина не заведена"/>
+                  <w:listItem w:displayText="ПДС / ДТо: Отключение" w:value="ПДС / ДТо: Отключение"/>
+                  <w:listItem w:displayText="ПДС / ДТо: Сигнал" w:value="ПДС / ДТо: Сигнал"/>
+                  <w:listItem w:displayText="ПДС / ДТо: Низкая изоляция" w:value="ПДС / ДТо: Низкая изоляция"/>
+                  <w:listItem w:displayText="ПДС / В: Положение В (Отключено)" w:value="ПДС / В: Положение В (Отключено)"/>
+                  <w:listItem w:displayText="ПДС / В: Положение В (Включено)" w:value="ПДС / В: Положение В (Включено)"/>
+                  <w:listItem w:displayText="ПДС / В: Положение В (Не определено)" w:value="ПДС / В: Положение В (Не определено)"/>
+                  <w:listItem w:displayText="ПДС / В: Положение В (Неисправность)" w:value="ПДС / В: Положение В (Неисправность)"/>
+                  <w:listItem w:displayText="ПДС / В: Ключ М/Д привода В" w:value="ПДС / В: Ключ М/Д привода В"/>
                   <w:listItem w:displayText="ЛО Т / ЗАВР: Функция введена в работу" w:value="ЛО Т / ЗАВР: Функция введена в работу"/>
                   <w:listItem w:displayText="ЛО Т / ЗАВР: Функция оперативно выведена из работы" w:value="ЛО Т / ЗАВР: Функция оперативно выведена из работы"/>
                   <w:listItem w:displayText="ЛО Т / ЗАВР: Запрет АВР" w:value="ЛО Т / ЗАВР: Запрет АВР"/>
@@ -7620,14 +7365,21 @@
                   <w:listItem w:displayText="ЛО Т / ЗАПВ: Функция оперативно выведена из работы" w:value="ЛО Т / ЗАПВ: Функция оперативно выведена из работы"/>
                   <w:listItem w:displayText="ЛО Т / ЗАПВ: Запрет АПВ" w:value="ЛО Т / ЗАПВ: Запрет АПВ"/>
                 </w:dropDownList>
+                <w:showingPlcHdr/>
+                <w:placeholder>
+                  <w:docPart w:val=""/>
+                </w:placeholder>
               </w:sdtPr>
-              <w:sdtEndPr/>
               <w:sdtContent>
                 <w:r>
                   <w:rPr>
+                    <w:color w:val="808080"/>
+                    <w:sz w:val="24"/>
                     <w:i/>
-                    <w:color w:val="808080"/>
+                    <!-- курсив -->
+                    <!-- <w:b/> полужирный -->
                     <w:spacing w:val="10"/>
+                    <!-- интервал между символами -->
                   </w:rPr>
                   <w:t>Не назначено</w:t>
                 </w:r>
@@ -7637,7 +7389,7 @@
         </w:tc>
         <w:tc>
           <w:tcPr>
-            <w:tcW w:w="2448" w:type="dxa"/>
+            <w:tcW w:type="dxa" w:w="2448"/>
           </w:tcPr>
           <w:p>
             <w:pPr>
@@ -7647,8 +7399,7 @@
               <w:sdtPr>
                 <w:alias w:val=""/>
                 <w:tag w:val=""/>
-                <w:id w:val="1874266465"/>
-                <w:showingPlcHdr/>
+                <w:id w:val="0"/>
                 <w:dropDownList>
                   <w:listItem w:displayText="Не назначено" w:value=""/>
                   <w:listItem w:displayText="ЛО ГЗоткл / ЛО: Функция введена в работу" w:value="ЛО ГЗоткл / ЛО: Функция введена в работу"/>
@@ -7702,6 +7453,40 @@
                   <w:listItem w:displayText="ДЗТ / КЦТнеб: Срабатывание КЦНнеб фазы С" w:value="ДЗТ / КЦТнеб: Срабатывание КЦНнеб фазы С"/>
                   <w:listItem w:displayText="ДЗТ / КЦТнеб: Функция введена в работу" w:value="ДЗТ / КЦТнеб: Функция введена в работу"/>
                   <w:listItem w:displayText="ДЗТ / КЦТнеб: Функция оперативно выведена из работы" w:value="ДЗТ / КЦТнеб: Функция оперативно выведена из работы"/>
+                  <w:listItem w:displayText="ПДС / ДУм РПН: Высокий уровень масла" w:value="ПДС / ДУм РПН: Высокий уровень масла"/>
+                  <w:listItem w:displayText="ПДС / ДУм РПН: Низкий уровень масла" w:value="ПДС / ДУм РПН: Низкий уровень масла"/>
+                  <w:listItem w:displayText="ПДС / ГЗ РПН: Отключение" w:value="ПДС / ГЗ РПН: Отключение"/>
+                  <w:listItem w:displayText="ПДС / ГЗ РПН: Низкая изоляция " w:value="ПДС / ГЗ РПН: Низкая изоляция "/>
+                  <w:listItem w:displayText="ПДС / ДУм расширителя: Высокий уровень масла" w:value="ПДС / ДУм расширителя: Высокий уровень масла"/>
+                  <w:listItem w:displayText="ПДС / ДУм расширителя: Низкий уровень масла" w:value="ПДС / ДУм расширителя: Низкий уровень масла"/>
+                  <w:listItem w:displayText="ПДС / ДТм: Отключение" w:value="ПДС / ДТм: Отключение"/>
+                  <w:listItem w:displayText="ПДС / ДТм: Сигнал" w:value="ПДС / ДТм: Сигнал"/>
+                  <w:listItem w:displayText="ПДС / ДТм: Низкая изоляция" w:value="ПДС / ДТм: Низкая изоляция"/>
+                  <w:listItem w:displayText="ПДС / ПК: Срабатывание" w:value="ПДС / ПК: Срабатывание"/>
+                  <w:listItem w:displayText="ПДС / ГЗ Т: Отключение" w:value="ПДС / ГЗ Т: Отключение"/>
+                  <w:listItem w:displayText="ПДС / ГЗ Т: Сигнал" w:value="ПДС / ГЗ Т: Сигнал"/>
+                  <w:listItem w:displayText="ПДС / ГЗ Т: Низкая изоляция ГЗоткл" w:value="ПДС / ГЗ Т: Низкая изоляция ГЗоткл"/>
+                  <w:listItem w:displayText="ПДС / ГЗ Т: Низкая изоляция ГЗсигн" w:value="ПДС / ГЗ Т: Низкая изоляция ГЗсигн"/>
+                  <w:listItem w:displayText="ПДС / КЦВ: Контроль цепи ЭМВ" w:value="ПДС / КЦВ: Контроль цепи ЭМВ"/>
+                  <w:listItem w:displayText="ПДС / КЦВ: Контроль цепи ЭМО1" w:value="ПДС / КЦВ: Контроль цепи ЭМО1"/>
+                  <w:listItem w:displayText="ПДС / КЦВ: Контроль цепи ЭМО2" w:value="ПДС / КЦВ: Контроль цепи ЭМО2"/>
+                  <w:listItem w:displayText="ПДС / КЦВ: Работа ЭМВ" w:value="ПДС / КЦВ: Работа ЭМВ"/>
+                  <w:listItem w:displayText="ПДС / КЦВ: Работа ЭМО1" w:value="ПДС / КЦВ: Работа ЭМО1"/>
+                  <w:listItem w:displayText="ПДС / КЦВ: Работа ЭМО2" w:value="ПДС / КЦВ: Работа ЭМО2"/>
+                  <w:listItem w:displayText="ПДС / ОК: Срабатывание" w:value="ПДС / ОК: Срабатывание"/>
+                  <w:listItem w:displayText="ПДС / КИ: Аварийный уровень изоляции" w:value="ПДС / КИ: Аварийный уровень изоляции"/>
+                  <w:listItem w:displayText="ПДС / КИ: Низкий уровень изоляции" w:value="ПДС / КИ: Низкий уровень изоляции"/>
+                  <w:listItem w:displayText="ПДС / РД: Отключение" w:value="ПДС / РД: Отключение"/>
+                  <w:listItem w:displayText="ПДС / РД: Низкая изоляция" w:value="ПДС / РД: Низкая изоляция"/>
+                  <w:listItem w:displayText="ПДС / КПруж: Пружина не заведена" w:value="ПДС / КПруж: Пружина не заведена"/>
+                  <w:listItem w:displayText="ПДС / ДТо: Отключение" w:value="ПДС / ДТо: Отключение"/>
+                  <w:listItem w:displayText="ПДС / ДТо: Сигнал" w:value="ПДС / ДТо: Сигнал"/>
+                  <w:listItem w:displayText="ПДС / ДТо: Низкая изоляция" w:value="ПДС / ДТо: Низкая изоляция"/>
+                  <w:listItem w:displayText="ПДС / В: Положение В (Отключено)" w:value="ПДС / В: Положение В (Отключено)"/>
+                  <w:listItem w:displayText="ПДС / В: Положение В (Включено)" w:value="ПДС / В: Положение В (Включено)"/>
+                  <w:listItem w:displayText="ПДС / В: Положение В (Не определено)" w:value="ПДС / В: Положение В (Не определено)"/>
+                  <w:listItem w:displayText="ПДС / В: Положение В (Неисправность)" w:value="ПДС / В: Положение В (Неисправность)"/>
+                  <w:listItem w:displayText="ПДС / В: Ключ М/Д привода В" w:value="ПДС / В: Ключ М/Д привода В"/>
                   <w:listItem w:displayText="ЛО Т / ЗАВР: Функция введена в работу" w:value="ЛО Т / ЗАВР: Функция введена в работу"/>
                   <w:listItem w:displayText="ЛО Т / ЗАВР: Функция оперативно выведена из работы" w:value="ЛО Т / ЗАВР: Функция оперативно выведена из работы"/>
                   <w:listItem w:displayText="ЛО Т / ЗАВР: Запрет АВР" w:value="ЛО Т / ЗАВР: Запрет АВР"/>
@@ -7713,14 +7498,21 @@
                   <w:listItem w:displayText="ЛО Т / ЗАПВ: Функция оперативно выведена из работы" w:value="ЛО Т / ЗАПВ: Функция оперативно выведена из работы"/>
                   <w:listItem w:displayText="ЛО Т / ЗАПВ: Запрет АПВ" w:value="ЛО Т / ЗАПВ: Запрет АПВ"/>
                 </w:dropDownList>
+                <w:showingPlcHdr/>
+                <w:placeholder>
+                  <w:docPart w:val=""/>
+                </w:placeholder>
               </w:sdtPr>
-              <w:sdtEndPr/>
               <w:sdtContent>
                 <w:r>
                   <w:rPr>
+                    <w:color w:val="808080"/>
+                    <w:sz w:val="24"/>
                     <w:i/>
-                    <w:color w:val="808080"/>
+                    <!-- курсив -->
+                    <!-- <w:b/> полужирный -->
                     <w:spacing w:val="10"/>
+                    <!-- интервал между символами -->
                   </w:rPr>
                   <w:t>Не назначено</w:t>
                 </w:r>
@@ -7730,7 +7522,7 @@
         </w:tc>
         <w:tc>
           <w:tcPr>
-            <w:tcW w:w="2448" w:type="dxa"/>
+            <w:tcW w:type="dxa" w:w="2448"/>
           </w:tcPr>
           <w:p>
             <w:pPr>
@@ -7740,8 +7532,7 @@
               <w:sdtPr>
                 <w:alias w:val=""/>
                 <w:tag w:val=""/>
-                <w:id w:val="158120393"/>
-                <w:showingPlcHdr/>
+                <w:id w:val="0"/>
                 <w:dropDownList>
                   <w:listItem w:displayText="Не назначено" w:value=""/>
                   <w:listItem w:displayText="ЛО ГЗоткл / ЛО: Функция введена в работу" w:value="ЛО ГЗоткл / ЛО: Функция введена в работу"/>
@@ -7795,6 +7586,40 @@
                   <w:listItem w:displayText="ДЗТ / КЦТнеб: Срабатывание КЦНнеб фазы С" w:value="ДЗТ / КЦТнеб: Срабатывание КЦНнеб фазы С"/>
                   <w:listItem w:displayText="ДЗТ / КЦТнеб: Функция введена в работу" w:value="ДЗТ / КЦТнеб: Функция введена в работу"/>
                   <w:listItem w:displayText="ДЗТ / КЦТнеб: Функция оперативно выведена из работы" w:value="ДЗТ / КЦТнеб: Функция оперативно выведена из работы"/>
+                  <w:listItem w:displayText="ПДС / ДУм РПН: Высокий уровень масла" w:value="ПДС / ДУм РПН: Высокий уровень масла"/>
+                  <w:listItem w:displayText="ПДС / ДУм РПН: Низкий уровень масла" w:value="ПДС / ДУм РПН: Низкий уровень масла"/>
+                  <w:listItem w:displayText="ПДС / ГЗ РПН: Отключение" w:value="ПДС / ГЗ РПН: Отключение"/>
+                  <w:listItem w:displayText="ПДС / ГЗ РПН: Низкая изоляция " w:value="ПДС / ГЗ РПН: Низкая изоляция "/>
+                  <w:listItem w:displayText="ПДС / ДУм расширителя: Высокий уровень масла" w:value="ПДС / ДУм расширителя: Высокий уровень масла"/>
+                  <w:listItem w:displayText="ПДС / ДУм расширителя: Низкий уровень масла" w:value="ПДС / ДУм расширителя: Низкий уровень масла"/>
+                  <w:listItem w:displayText="ПДС / ДТм: Отключение" w:value="ПДС / ДТм: Отключение"/>
+                  <w:listItem w:displayText="ПДС / ДТм: Сигнал" w:value="ПДС / ДТм: Сигнал"/>
+                  <w:listItem w:displayText="ПДС / ДТм: Низкая изоляция" w:value="ПДС / ДТм: Низкая изоляция"/>
+                  <w:listItem w:displayText="ПДС / ПК: Срабатывание" w:value="ПДС / ПК: Срабатывание"/>
+                  <w:listItem w:displayText="ПДС / ГЗ Т: Отключение" w:value="ПДС / ГЗ Т: Отключение"/>
+                  <w:listItem w:displayText="ПДС / ГЗ Т: Сигнал" w:value="ПДС / ГЗ Т: Сигнал"/>
+                  <w:listItem w:displayText="ПДС / ГЗ Т: Низкая изоляция ГЗоткл" w:value="ПДС / ГЗ Т: Низкая изоляция ГЗоткл"/>
+                  <w:listItem w:displayText="ПДС / ГЗ Т: Низкая изоляция ГЗсигн" w:value="ПДС / ГЗ Т: Низкая изоляция ГЗсигн"/>
+                  <w:listItem w:displayText="ПДС / КЦВ: Контроль цепи ЭМВ" w:value="ПДС / КЦВ: Контроль цепи ЭМВ"/>
+                  <w:listItem w:displayText="ПДС / КЦВ: Контроль цепи ЭМО1" w:value="ПДС / КЦВ: Контроль цепи ЭМО1"/>
+                  <w:listItem w:displayText="ПДС / КЦВ: Контроль цепи ЭМО2" w:value="ПДС / КЦВ: Контроль цепи ЭМО2"/>
+                  <w:listItem w:displayText="ПДС / КЦВ: Работа ЭМВ" w:value="ПДС / КЦВ: Работа ЭМВ"/>
+                  <w:listItem w:displayText="ПДС / КЦВ: Работа ЭМО1" w:value="ПДС / КЦВ: Работа ЭМО1"/>
+                  <w:listItem w:displayText="ПДС / КЦВ: Работа ЭМО2" w:value="ПДС / КЦВ: Работа ЭМО2"/>
+                  <w:listItem w:displayText="ПДС / ОК: Срабатывание" w:value="ПДС / ОК: Срабатывание"/>
+                  <w:listItem w:displayText="ПДС / КИ: Аварийный уровень изоляции" w:value="ПДС / КИ: Аварийный уровень изоляции"/>
+                  <w:listItem w:displayText="ПДС / КИ: Низкий уровень изоляции" w:value="ПДС / КИ: Низкий уровень изоляции"/>
+                  <w:listItem w:displayText="ПДС / РД: Отключение" w:value="ПДС / РД: Отключение"/>
+                  <w:listItem w:displayText="ПДС / РД: Низкая изоляция" w:value="ПДС / РД: Низкая изоляция"/>
+                  <w:listItem w:displayText="ПДС / КПруж: Пружина не заведена" w:value="ПДС / КПруж: Пружина не заведена"/>
+                  <w:listItem w:displayText="ПДС / ДТо: Отключение" w:value="ПДС / ДТо: Отключение"/>
+                  <w:listItem w:displayText="ПДС / ДТо: Сигнал" w:value="ПДС / ДТо: Сигнал"/>
+                  <w:listItem w:displayText="ПДС / ДТо: Низкая изоляция" w:value="ПДС / ДТо: Низкая изоляция"/>
+                  <w:listItem w:displayText="ПДС / В: Положение В (Отключено)" w:value="ПДС / В: Положение В (Отключено)"/>
+                  <w:listItem w:displayText="ПДС / В: Положение В (Включено)" w:value="ПДС / В: Положение В (Включено)"/>
+                  <w:listItem w:displayText="ПДС / В: Положение В (Не определено)" w:value="ПДС / В: Положение В (Не определено)"/>
+                  <w:listItem w:displayText="ПДС / В: Положение В (Неисправность)" w:value="ПДС / В: Положение В (Неисправность)"/>
+                  <w:listItem w:displayText="ПДС / В: Ключ М/Д привода В" w:value="ПДС / В: Ключ М/Д привода В"/>
                   <w:listItem w:displayText="ЛО Т / ЗАВР: Функция введена в работу" w:value="ЛО Т / ЗАВР: Функция введена в работу"/>
                   <w:listItem w:displayText="ЛО Т / ЗАВР: Функция оперативно выведена из работы" w:value="ЛО Т / ЗАВР: Функция оперативно выведена из работы"/>
                   <w:listItem w:displayText="ЛО Т / ЗАВР: Запрет АВР" w:value="ЛО Т / ЗАВР: Запрет АВР"/>
@@ -7806,14 +7631,21 @@
                   <w:listItem w:displayText="ЛО Т / ЗАПВ: Функция оперативно выведена из работы" w:value="ЛО Т / ЗАПВ: Функция оперативно выведена из работы"/>
                   <w:listItem w:displayText="ЛО Т / ЗАПВ: Запрет АПВ" w:value="ЛО Т / ЗАПВ: Запрет АПВ"/>
                 </w:dropDownList>
+                <w:showingPlcHdr/>
+                <w:placeholder>
+                  <w:docPart w:val=""/>
+                </w:placeholder>
               </w:sdtPr>
-              <w:sdtEndPr/>
               <w:sdtContent>
                 <w:r>
                   <w:rPr>
+                    <w:color w:val="808080"/>
+                    <w:sz w:val="24"/>
                     <w:i/>
-                    <w:color w:val="808080"/>
+                    <!-- курсив -->
+                    <!-- <w:b/> полужирный -->
                     <w:spacing w:val="10"/>
+                    <!-- интервал между символами -->
                   </w:rPr>
                   <w:t>Не назначено</w:t>
                 </w:r>
@@ -7823,7 +7655,7 @@
         </w:tc>
         <w:tc>
           <w:tcPr>
-            <w:tcW w:w="2448" w:type="dxa"/>
+            <w:tcW w:type="dxa" w:w="2448"/>
           </w:tcPr>
           <w:p>
             <w:pPr>
@@ -7833,8 +7665,7 @@
               <w:sdtPr>
                 <w:alias w:val=""/>
                 <w:tag w:val=""/>
-                <w:id w:val="-1327275766"/>
-                <w:showingPlcHdr/>
+                <w:id w:val="0"/>
                 <w:dropDownList>
                   <w:listItem w:displayText="Не назначено" w:value=""/>
                   <w:listItem w:displayText="ЛО ГЗоткл / ЛО: Функция введена в работу" w:value="ЛО ГЗоткл / ЛО: Функция введена в работу"/>
@@ -7888,6 +7719,40 @@
                   <w:listItem w:displayText="ДЗТ / КЦТнеб: Срабатывание КЦНнеб фазы С" w:value="ДЗТ / КЦТнеб: Срабатывание КЦНнеб фазы С"/>
                   <w:listItem w:displayText="ДЗТ / КЦТнеб: Функция введена в работу" w:value="ДЗТ / КЦТнеб: Функция введена в работу"/>
                   <w:listItem w:displayText="ДЗТ / КЦТнеб: Функция оперативно выведена из работы" w:value="ДЗТ / КЦТнеб: Функция оперативно выведена из работы"/>
+                  <w:listItem w:displayText="ПДС / ДУм РПН: Высокий уровень масла" w:value="ПДС / ДУм РПН: Высокий уровень масла"/>
+                  <w:listItem w:displayText="ПДС / ДУм РПН: Низкий уровень масла" w:value="ПДС / ДУм РПН: Низкий уровень масла"/>
+                  <w:listItem w:displayText="ПДС / ГЗ РПН: Отключение" w:value="ПДС / ГЗ РПН: Отключение"/>
+                  <w:listItem w:displayText="ПДС / ГЗ РПН: Низкая изоляция " w:value="ПДС / ГЗ РПН: Низкая изоляция "/>
+                  <w:listItem w:displayText="ПДС / ДУм расширителя: Высокий уровень масла" w:value="ПДС / ДУм расширителя: Высокий уровень масла"/>
+                  <w:listItem w:displayText="ПДС / ДУм расширителя: Низкий уровень масла" w:value="ПДС / ДУм расширителя: Низкий уровень масла"/>
+                  <w:listItem w:displayText="ПДС / ДТм: Отключение" w:value="ПДС / ДТм: Отключение"/>
+                  <w:listItem w:displayText="ПДС / ДТм: Сигнал" w:value="ПДС / ДТм: Сигнал"/>
+                  <w:listItem w:displayText="ПДС / ДТм: Низкая изоляция" w:value="ПДС / ДТм: Низкая изоляция"/>
+                  <w:listItem w:displayText="ПДС / ПК: Срабатывание" w:value="ПДС / ПК: Срабатывание"/>
+                  <w:listItem w:displayText="ПДС / ГЗ Т: Отключение" w:value="ПДС / ГЗ Т: Отключение"/>
+                  <w:listItem w:displayText="ПДС / ГЗ Т: Сигнал" w:value="ПДС / ГЗ Т: Сигнал"/>
+                  <w:listItem w:displayText="ПДС / ГЗ Т: Низкая изоляция ГЗоткл" w:value="ПДС / ГЗ Т: Низкая изоляция ГЗоткл"/>
+                  <w:listItem w:displayText="ПДС / ГЗ Т: Низкая изоляция ГЗсигн" w:value="ПДС / ГЗ Т: Низкая изоляция ГЗсигн"/>
+                  <w:listItem w:displayText="ПДС / КЦВ: Контроль цепи ЭМВ" w:value="ПДС / КЦВ: Контроль цепи ЭМВ"/>
+                  <w:listItem w:displayText="ПДС / КЦВ: Контроль цепи ЭМО1" w:value="ПДС / КЦВ: Контроль цепи ЭМО1"/>
+                  <w:listItem w:displayText="ПДС / КЦВ: Контроль цепи ЭМО2" w:value="ПДС / КЦВ: Контроль цепи ЭМО2"/>
+                  <w:listItem w:displayText="ПДС / КЦВ: Работа ЭМВ" w:value="ПДС / КЦВ: Работа ЭМВ"/>
+                  <w:listItem w:displayText="ПДС / КЦВ: Работа ЭМО1" w:value="ПДС / КЦВ: Работа ЭМО1"/>
+                  <w:listItem w:displayText="ПДС / КЦВ: Работа ЭМО2" w:value="ПДС / КЦВ: Работа ЭМО2"/>
+                  <w:listItem w:displayText="ПДС / ОК: Срабатывание" w:value="ПДС / ОК: Срабатывание"/>
+                  <w:listItem w:displayText="ПДС / КИ: Аварийный уровень изоляции" w:value="ПДС / КИ: Аварийный уровень изоляции"/>
+                  <w:listItem w:displayText="ПДС / КИ: Низкий уровень изоляции" w:value="ПДС / КИ: Низкий уровень изоляции"/>
+                  <w:listItem w:displayText="ПДС / РД: Отключение" w:value="ПДС / РД: Отключение"/>
+                  <w:listItem w:displayText="ПДС / РД: Низкая изоляция" w:value="ПДС / РД: Низкая изоляция"/>
+                  <w:listItem w:displayText="ПДС / КПруж: Пружина не заведена" w:value="ПДС / КПруж: Пружина не заведена"/>
+                  <w:listItem w:displayText="ПДС / ДТо: Отключение" w:value="ПДС / ДТо: Отключение"/>
+                  <w:listItem w:displayText="ПДС / ДТо: Сигнал" w:value="ПДС / ДТо: Сигнал"/>
+                  <w:listItem w:displayText="ПДС / ДТо: Низкая изоляция" w:value="ПДС / ДТо: Низкая изоляция"/>
+                  <w:listItem w:displayText="ПДС / В: Положение В (Отключено)" w:value="ПДС / В: Положение В (Отключено)"/>
+                  <w:listItem w:displayText="ПДС / В: Положение В (Включено)" w:value="ПДС / В: Положение В (Включено)"/>
+                  <w:listItem w:displayText="ПДС / В: Положение В (Не определено)" w:value="ПДС / В: Положение В (Не определено)"/>
+                  <w:listItem w:displayText="ПДС / В: Положение В (Неисправность)" w:value="ПДС / В: Положение В (Неисправность)"/>
+                  <w:listItem w:displayText="ПДС / В: Ключ М/Д привода В" w:value="ПДС / В: Ключ М/Д привода В"/>
                   <w:listItem w:displayText="ЛО Т / ЗАВР: Функция введена в работу" w:value="ЛО Т / ЗАВР: Функция введена в работу"/>
                   <w:listItem w:displayText="ЛО Т / ЗАВР: Функция оперативно выведена из работы" w:value="ЛО Т / ЗАВР: Функция оперативно выведена из работы"/>
                   <w:listItem w:displayText="ЛО Т / ЗАВР: Запрет АВР" w:value="ЛО Т / ЗАВР: Запрет АВР"/>
@@ -7899,14 +7764,21 @@
                   <w:listItem w:displayText="ЛО Т / ЗАПВ: Функция оперативно выведена из работы" w:value="ЛО Т / ЗАПВ: Функция оперативно выведена из работы"/>
                   <w:listItem w:displayText="ЛО Т / ЗАПВ: Запрет АПВ" w:value="ЛО Т / ЗАПВ: Запрет АПВ"/>
                 </w:dropDownList>
+                <w:showingPlcHdr/>
+                <w:placeholder>
+                  <w:docPart w:val=""/>
+                </w:placeholder>
               </w:sdtPr>
-              <w:sdtEndPr/>
               <w:sdtContent>
                 <w:r>
                   <w:rPr>
+                    <w:color w:val="808080"/>
+                    <w:sz w:val="24"/>
                     <w:i/>
-                    <w:color w:val="808080"/>
+                    <!-- курсив -->
+                    <!-- <w:b/> полужирный -->
                     <w:spacing w:val="10"/>
+                    <!-- интервал между символами -->
                   </w:rPr>
                   <w:t>Не назначено</w:t>
                 </w:r>
@@ -7916,12 +7788,9 @@
         </w:tc>
       </w:tr>
       <w:tr>
-        <w:trPr>
-          <w:cnfStyle w:val="000000100000" w:firstRow="0" w:lastRow="0" w:firstColumn="0" w:lastColumn="0" w:oddVBand="0" w:evenVBand="0" w:oddHBand="1" w:evenHBand="0" w:firstRowFirstColumn="0" w:firstRowLastColumn="0" w:lastRowFirstColumn="0" w:lastRowLastColumn="0"/>
-        </w:trPr>
         <w:tc>
           <w:tcPr>
-            <w:tcW w:w="2448" w:type="dxa"/>
+            <w:tcW w:type="dxa" w:w="2448"/>
             <w:gridSpan w:val="5"/>
           </w:tcPr>
           <w:p>
@@ -7935,7 +7804,7 @@
         </w:tc>
         <w:tc>
           <w:tcPr>
-            <w:tcW w:w="2448" w:type="dxa"/>
+            <w:tcW w:type="dxa" w:w="2448"/>
           </w:tcPr>
           <w:p>
             <w:pPr>
@@ -7955,11 +7824,14 @@
     </w:p>
     <w:p>
       <w:pPr>
-        <w:pStyle w:val="TAGS"/>
-      </w:pPr>
+        <w:pStyle w:val="20"/>
+      </w:pPr>
+      <w:r>
+        <w:t>Дискретные входы</w:t>
+      </w:r>
     </w:p>
     <w:sectPr>
-      <w:pgSz w:w="16839" w:h="16839" w:orient="landscape" w:code="9"/>
+      <w:pgSz w:w="16839" w:h="16839" w:code="9" w:orient="landscape"/>
       <w:pgMar w:top="397" w:right="454" w:bottom="397" w:left="851" w:header="0" w:footer="170" w:gutter="0"/>
       <w:cols w:space="708"/>
       <w:docGrid w:linePitch="360"/>
@@ -8040,7 +7912,7 @@
         <w:noProof/>
         <w:szCs w:val="24"/>
       </w:rPr>
-      <w:t>7</w:t>
+      <w:t>4</w:t>
     </w:r>
     <w:r>
       <w:rPr>
@@ -17362,19 +17234,16 @@
     <w:rsidRoot w:val="007C608A"/>
     <w:rsid w:val="00070057"/>
     <w:rsid w:val="0010213D"/>
-    <w:rsid w:val="00106535"/>
     <w:rsid w:val="001239C7"/>
     <w:rsid w:val="0014336D"/>
     <w:rsid w:val="001D780E"/>
     <w:rsid w:val="002224C9"/>
     <w:rsid w:val="00271A17"/>
-    <w:rsid w:val="00271B3C"/>
     <w:rsid w:val="00283B7E"/>
     <w:rsid w:val="002A75EF"/>
     <w:rsid w:val="002B15B6"/>
     <w:rsid w:val="002F41A2"/>
     <w:rsid w:val="00375ECA"/>
-    <w:rsid w:val="00401ACF"/>
     <w:rsid w:val="004071DF"/>
     <w:rsid w:val="004932BB"/>
     <w:rsid w:val="004A2D6E"/>
@@ -17383,7 +17252,6 @@
     <w:rsid w:val="0058450E"/>
     <w:rsid w:val="005E33C0"/>
     <w:rsid w:val="00651EFB"/>
-    <w:rsid w:val="006526A0"/>
     <w:rsid w:val="00662D1E"/>
     <w:rsid w:val="006F7246"/>
     <w:rsid w:val="007935A9"/>
@@ -29271,7 +29139,7 @@
 </file>
 
 <file path=customXml/itemProps1.xml><?xml version="1.0" encoding="utf-8"?>
-<ds:datastoreItem xmlns:ds="http://schemas.openxmlformats.org/officeDocument/2006/customXml" ds:itemID="{C0C1D086-4942-4069-82FB-3DB73FE0A3CF}">
+<ds:datastoreItem xmlns:ds="http://schemas.openxmlformats.org/officeDocument/2006/customXml" ds:itemID="{7E428D6B-7BE8-4604-BEC0-52981E5C7437}">
   <ds:schemaRefs>
     <ds:schemaRef ds:uri="http://schemas.openxmlformats.org/officeDocument/2006/bibliography"/>
   </ds:schemaRefs>

--- a/set_maker/templ2.docx
+++ b/set_maker/templ2.docx
@@ -7830,6 +7830,567 @@
         <w:t>Дискретные входы</w:t>
       </w:r>
     </w:p>
+    <w:p>
+      <w:pPr>
+        <w:pStyle w:val="afff0"/>
+      </w:pPr>
+      <w:r>
+        <w:t>Возможна регистрация не более 200 сигналов. {% for bin_inputs_key, bin_inputs in bin_inputs.modules.items() %}</w:t>
+      </w:r>
+    </w:p>
+    <w:p>
+      <w:pPr>
+        <w:pStyle w:val="a7"/>
+      </w:pPr>
+      <w:r>
+        <w:t>Слот {{ bin_inputs.inserted_in_slot }}. Тип {{ bin_inputs.type }}</w:t>
+      </w:r>
+    </w:p>
+    <w:tbl>
+      <w:tblPr>
+        <w:tblStyle w:val="65"/>
+        <w:tblW w:type="auto" w:w="0"/>
+        <w:tblLook w:firstColumn="1" w:firstRow="1" w:lastColumn="0" w:lastRow="0" w:noHBand="0" w:noVBand="1" w:val="04A0"/>
+        <w:tblLayout w:type="fixed"/>
+      </w:tblPr>
+      <w:tblGrid>
+        <w:gridCol w:w="2589"/>
+        <w:gridCol w:w="2589"/>
+        <w:gridCol w:w="2589"/>
+        <w:gridCol w:w="2589"/>
+        <w:gridCol w:w="2589"/>
+        <w:gridCol w:w="2589"/>
+      </w:tblGrid>
+      <w:tr>
+        <w:trPr>
+          <w:tblHeader w:val="true"/>
+        </w:trPr>
+        <w:tc>
+          <w:tcPr>
+            <w:tcW w:type="dxa" w:w="2880"/>
+            <w:vMerge w:val="restart"/>
+            <w:vAlign w:val="center"/>
+          </w:tcPr>
+          <w:p>
+            <w:pPr>
+              <w:pStyle w:val="affa"/>
+              <w:jc w:val="center"/>
+            </w:pPr>
+            <w:r>
+              <w:t>Дискретный вход</w:t>
+            </w:r>
+          </w:p>
+        </w:tc>
+        <w:tc>
+          <w:tcPr>
+            <w:tcW w:type="dxa" w:w="2448"/>
+            <w:gridSpan w:val="5"/>
+            <w:vAlign w:val="center"/>
+          </w:tcPr>
+          <w:p>
+            <w:pPr>
+              <w:pStyle w:val="affa"/>
+              <w:jc w:val="center"/>
+            </w:pPr>
+            <w:r>
+              <w:t>Назначенные сигналы</w:t>
+            </w:r>
+          </w:p>
+        </w:tc>
+      </w:tr>
+      <w:tr>
+        <w:trPr>
+          <w:tblHeader w:val="true"/>
+        </w:trPr>
+        <w:tc>
+          <w:tcPr>
+            <w:tcW w:type="dxa" w:w="2589"/>
+            <w:vMerge/>
+          </w:tcPr>
+          <w:p/>
+        </w:tc>
+        <w:tc>
+          <w:tcPr>
+            <w:tcW w:type="dxa" w:w="2448"/>
+          </w:tcPr>
+          <w:p>
+            <w:pPr>
+              <w:jc w:val="center"/>
+            </w:pPr>
+            <w:r>
+              <w:t>1</w:t>
+            </w:r>
+          </w:p>
+        </w:tc>
+        <w:tc>
+          <w:tcPr>
+            <w:tcW w:type="dxa" w:w="2448"/>
+          </w:tcPr>
+          <w:p>
+            <w:pPr>
+              <w:jc w:val="center"/>
+            </w:pPr>
+            <w:r>
+              <w:t>2</w:t>
+            </w:r>
+          </w:p>
+        </w:tc>
+        <w:tc>
+          <w:tcPr>
+            <w:tcW w:type="dxa" w:w="2448"/>
+          </w:tcPr>
+          <w:p>
+            <w:pPr>
+              <w:jc w:val="center"/>
+            </w:pPr>
+            <w:r>
+              <w:t>3</w:t>
+            </w:r>
+          </w:p>
+        </w:tc>
+        <w:tc>
+          <w:tcPr>
+            <w:tcW w:type="dxa" w:w="2448"/>
+          </w:tcPr>
+          <w:p>
+            <w:pPr>
+              <w:jc w:val="center"/>
+            </w:pPr>
+            <w:r>
+              <w:t>4</w:t>
+            </w:r>
+          </w:p>
+        </w:tc>
+        <w:tc>
+          <w:tcPr>
+            <w:tcW w:type="dxa" w:w="2448"/>
+          </w:tcPr>
+          <w:p>
+            <w:pPr>
+              <w:jc w:val="center"/>
+            </w:pPr>
+            <w:r>
+              <w:t>5</w:t>
+            </w:r>
+          </w:p>
+        </w:tc>
+      </w:tr>
+      <w:tr>
+        <w:tc>
+          <w:tcPr>
+            <w:tcW w:type="dxa" w:w="2448"/>
+            <w:gridSpan w:val="5"/>
+          </w:tcPr>
+          <w:p>
+            <w:r>
+              <w:t>{%tr for param_name, param_data in bin_inputs.inputs.items() %}</w:t>
+            </w:r>
+          </w:p>
+        </w:tc>
+        <w:tc>
+          <w:tcPr>
+            <w:tcW w:type="dxa" w:w="2448"/>
+          </w:tcPr>
+          <w:p/>
+        </w:tc>
+      </w:tr>
+      <w:tr>
+        <w:tc>
+          <w:tcPr>
+            <w:tcW w:type="dxa" w:w="2880"/>
+          </w:tcPr>
+          <w:p>
+            <w:r>
+              <w:t>{{ param_data.name }}</w:t>
+            </w:r>
+          </w:p>
+        </w:tc>
+        <w:tc>
+          <w:tcPr>
+            <w:tcW w:type="dxa" w:w="2448"/>
+          </w:tcPr>
+          <w:p>
+            <w:pPr>
+              <w:jc w:val="center"/>
+            </w:pPr>
+            <w:sdt>
+              <w:sdtPr>
+                <w:alias w:val=""/>
+                <w:tag w:val=""/>
+                <w:id w:val="0"/>
+                <w:dropDownList>
+                  <w:listItem w:displayText="Не назначено" w:value=""/>
+                  <w:listItem w:displayText="Повыш. t обмотки " w:value="Повыш. t обмотки "/>
+                  <w:listItem w:displayText="Контроль цепи ЭМО2 " w:value="Контроль цепи ЭМО2 "/>
+                  <w:listItem w:displayText="Откл.конт.газ. реле " w:value="Откл.конт.газ. реле "/>
+                  <w:listItem w:displayText="Конт.струйн. реле " w:value="Конт.струйн. реле "/>
+                  <w:listItem w:displayText="Выс.ур.масла РПН " w:value="Выс.ур.масла РПН "/>
+                  <w:listItem w:displayText="Контроль цепи ЭМВ " w:value="Контроль цепи ЭМВ "/>
+                  <w:listItem w:displayText="Авар.уров.изоляц. В " w:value="Авар.уров.изоляц. В "/>
+                  <w:listItem w:displayText="Сигн.конт.газ. реле " w:value="Сигн.конт.газ. реле "/>
+                  <w:listItem w:displayText="Пружина не заведена " w:value="Пружина не заведена "/>
+                  <w:listItem w:displayText="Работа ЭМВ " w:value="Работа ЭМВ "/>
+                  <w:listItem w:displayText="Работа ЭМО2 " w:value="Работа ЭМО2 "/>
+                  <w:listItem w:displayText="Сраб. КИГЗ_РПН " w:value="Сраб. КИГЗ_РПН "/>
+                  <w:listItem w:displayText="Низк.ур.масла РПН " w:value="Низк.ур.масла РПН "/>
+                  <w:listItem w:displayText="В отключен (б/к) " w:value="В отключен (б/к) "/>
+                  <w:listItem w:displayText="Выс.ур.масла тр. " w:value="Выс.ур.масла тр. "/>
+                  <w:listItem w:displayText="Сраб.пред.клапана " w:value="Сраб.пред.клапана "/>
+                  <w:listItem w:displayText="Сраб. КИ ГЗ_откл " w:value="Сраб. КИ ГЗ_откл "/>
+                  <w:listItem w:displayText="Сраб.отсеч.клапана " w:value="Сраб.отсеч.клапана "/>
+                  <w:listItem w:displayText="Работа ЭМО1 " w:value="Работа ЭМО1 "/>
+                  <w:listItem w:displayText="Авар. t масла " w:value="Авар. t масла "/>
+                  <w:listItem w:displayText="Сраб. датч. давл. " w:value="Сраб. датч. давл. "/>
+                  <w:listItem w:displayText="Авар. t обмотки " w:value="Авар. t обмотки "/>
+                  <w:listItem w:displayText="Ключ М/Д привода " w:value="Ключ М/Д привода "/>
+                  <w:listItem w:displayText="Низк.ур.масла тр. " w:value="Низк.ур.масла тр. "/>
+                  <w:listItem w:displayText="Контроль цепи ЭМО1 " w:value="Контроль цепи ЭМО1 "/>
+                  <w:listItem w:displayText="Повыш. t масла " w:value="Повыш. t масла "/>
+                  <w:listItem w:displayText="Сраб. КИ датч.давл. " w:value="Сраб. КИ датч.давл. "/>
+                  <w:listItem w:displayText="В включен (б/к) " w:value="В включен (б/к) "/>
+                  <w:listItem w:displayText="Сраб. КИ ДТм " w:value="Сраб. КИ ДТм "/>
+                  <w:listItem w:displayText="Сраб. КИ ГЗ_сигн " w:value="Сраб. КИ ГЗ_сигн "/>
+                  <w:listItem w:displayText="Сраб. КИ Дто " w:value="Сраб. КИ Дто "/>
+                  <w:listItem w:displayText="Низ.уров.изоляц. В " w:value="Низ.уров.изоляц. В "/>
+                </w:dropDownList>
+                <w:showingPlcHdr/>
+                <w:placeholder>
+                  <w:docPart w:val=""/>
+                </w:placeholder>
+              </w:sdtPr>
+              <w:sdtContent>
+                <w:r>
+                  <w:rPr>
+                    <w:color w:val="808080"/>
+                    <w:sz w:val="24"/>
+                    <w:i/>
+                    <!-- курсив -->
+                    <!-- <w:b/> полужирный -->
+                    <w:spacing w:val="10"/>
+                    <!-- интервал между символами -->
+                  </w:rPr>
+                  <w:t>Не назначено</w:t>
+                </w:r>
+              </w:sdtContent>
+            </w:sdt>
+          </w:p>
+        </w:tc>
+        <w:tc>
+          <w:tcPr>
+            <w:tcW w:type="dxa" w:w="2448"/>
+          </w:tcPr>
+          <w:p>
+            <w:pPr>
+              <w:jc w:val="center"/>
+            </w:pPr>
+            <w:sdt>
+              <w:sdtPr>
+                <w:alias w:val=""/>
+                <w:tag w:val=""/>
+                <w:id w:val="0"/>
+                <w:dropDownList>
+                  <w:listItem w:displayText="Не назначено" w:value=""/>
+                  <w:listItem w:displayText="Повыш. t обмотки " w:value="Повыш. t обмотки "/>
+                  <w:listItem w:displayText="Контроль цепи ЭМО2 " w:value="Контроль цепи ЭМО2 "/>
+                  <w:listItem w:displayText="Откл.конт.газ. реле " w:value="Откл.конт.газ. реле "/>
+                  <w:listItem w:displayText="Конт.струйн. реле " w:value="Конт.струйн. реле "/>
+                  <w:listItem w:displayText="Выс.ур.масла РПН " w:value="Выс.ур.масла РПН "/>
+                  <w:listItem w:displayText="Контроль цепи ЭМВ " w:value="Контроль цепи ЭМВ "/>
+                  <w:listItem w:displayText="Авар.уров.изоляц. В " w:value="Авар.уров.изоляц. В "/>
+                  <w:listItem w:displayText="Сигн.конт.газ. реле " w:value="Сигн.конт.газ. реле "/>
+                  <w:listItem w:displayText="Пружина не заведена " w:value="Пружина не заведена "/>
+                  <w:listItem w:displayText="Работа ЭМВ " w:value="Работа ЭМВ "/>
+                  <w:listItem w:displayText="Работа ЭМО2 " w:value="Работа ЭМО2 "/>
+                  <w:listItem w:displayText="Сраб. КИГЗ_РПН " w:value="Сраб. КИГЗ_РПН "/>
+                  <w:listItem w:displayText="Низк.ур.масла РПН " w:value="Низк.ур.масла РПН "/>
+                  <w:listItem w:displayText="В отключен (б/к) " w:value="В отключен (б/к) "/>
+                  <w:listItem w:displayText="Выс.ур.масла тр. " w:value="Выс.ур.масла тр. "/>
+                  <w:listItem w:displayText="Сраб.пред.клапана " w:value="Сраб.пред.клапана "/>
+                  <w:listItem w:displayText="Сраб. КИ ГЗ_откл " w:value="Сраб. КИ ГЗ_откл "/>
+                  <w:listItem w:displayText="Сраб.отсеч.клапана " w:value="Сраб.отсеч.клапана "/>
+                  <w:listItem w:displayText="Работа ЭМО1 " w:value="Работа ЭМО1 "/>
+                  <w:listItem w:displayText="Авар. t масла " w:value="Авар. t масла "/>
+                  <w:listItem w:displayText="Сраб. датч. давл. " w:value="Сраб. датч. давл. "/>
+                  <w:listItem w:displayText="Авар. t обмотки " w:value="Авар. t обмотки "/>
+                  <w:listItem w:displayText="Ключ М/Д привода " w:value="Ключ М/Д привода "/>
+                  <w:listItem w:displayText="Низк.ур.масла тр. " w:value="Низк.ур.масла тр. "/>
+                  <w:listItem w:displayText="Контроль цепи ЭМО1 " w:value="Контроль цепи ЭМО1 "/>
+                  <w:listItem w:displayText="Повыш. t масла " w:value="Повыш. t масла "/>
+                  <w:listItem w:displayText="Сраб. КИ датч.давл. " w:value="Сраб. КИ датч.давл. "/>
+                  <w:listItem w:displayText="В включен (б/к) " w:value="В включен (б/к) "/>
+                  <w:listItem w:displayText="Сраб. КИ ДТм " w:value="Сраб. КИ ДТм "/>
+                  <w:listItem w:displayText="Сраб. КИ ГЗ_сигн " w:value="Сраб. КИ ГЗ_сигн "/>
+                  <w:listItem w:displayText="Сраб. КИ Дто " w:value="Сраб. КИ Дто "/>
+                  <w:listItem w:displayText="Низ.уров.изоляц. В " w:value="Низ.уров.изоляц. В "/>
+                </w:dropDownList>
+                <w:showingPlcHdr/>
+                <w:placeholder>
+                  <w:docPart w:val=""/>
+                </w:placeholder>
+              </w:sdtPr>
+              <w:sdtContent>
+                <w:r>
+                  <w:rPr>
+                    <w:color w:val="808080"/>
+                    <w:sz w:val="24"/>
+                    <w:i/>
+                    <!-- курсив -->
+                    <!-- <w:b/> полужирный -->
+                    <w:spacing w:val="10"/>
+                    <!-- интервал между символами -->
+                  </w:rPr>
+                  <w:t>Не назначено</w:t>
+                </w:r>
+              </w:sdtContent>
+            </w:sdt>
+          </w:p>
+        </w:tc>
+        <w:tc>
+          <w:tcPr>
+            <w:tcW w:type="dxa" w:w="2448"/>
+          </w:tcPr>
+          <w:p>
+            <w:pPr>
+              <w:jc w:val="center"/>
+            </w:pPr>
+            <w:sdt>
+              <w:sdtPr>
+                <w:alias w:val=""/>
+                <w:tag w:val=""/>
+                <w:id w:val="0"/>
+                <w:dropDownList>
+                  <w:listItem w:displayText="Не назначено" w:value=""/>
+                  <w:listItem w:displayText="Повыш. t обмотки " w:value="Повыш. t обмотки "/>
+                  <w:listItem w:displayText="Контроль цепи ЭМО2 " w:value="Контроль цепи ЭМО2 "/>
+                  <w:listItem w:displayText="Откл.конт.газ. реле " w:value="Откл.конт.газ. реле "/>
+                  <w:listItem w:displayText="Конт.струйн. реле " w:value="Конт.струйн. реле "/>
+                  <w:listItem w:displayText="Выс.ур.масла РПН " w:value="Выс.ур.масла РПН "/>
+                  <w:listItem w:displayText="Контроль цепи ЭМВ " w:value="Контроль цепи ЭМВ "/>
+                  <w:listItem w:displayText="Авар.уров.изоляц. В " w:value="Авар.уров.изоляц. В "/>
+                  <w:listItem w:displayText="Сигн.конт.газ. реле " w:value="Сигн.конт.газ. реле "/>
+                  <w:listItem w:displayText="Пружина не заведена " w:value="Пружина не заведена "/>
+                  <w:listItem w:displayText="Работа ЭМВ " w:value="Работа ЭМВ "/>
+                  <w:listItem w:displayText="Работа ЭМО2 " w:value="Работа ЭМО2 "/>
+                  <w:listItem w:displayText="Сраб. КИГЗ_РПН " w:value="Сраб. КИГЗ_РПН "/>
+                  <w:listItem w:displayText="Низк.ур.масла РПН " w:value="Низк.ур.масла РПН "/>
+                  <w:listItem w:displayText="В отключен (б/к) " w:value="В отключен (б/к) "/>
+                  <w:listItem w:displayText="Выс.ур.масла тр. " w:value="Выс.ур.масла тр. "/>
+                  <w:listItem w:displayText="Сраб.пред.клапана " w:value="Сраб.пред.клапана "/>
+                  <w:listItem w:displayText="Сраб. КИ ГЗ_откл " w:value="Сраб. КИ ГЗ_откл "/>
+                  <w:listItem w:displayText="Сраб.отсеч.клапана " w:value="Сраб.отсеч.клапана "/>
+                  <w:listItem w:displayText="Работа ЭМО1 " w:value="Работа ЭМО1 "/>
+                  <w:listItem w:displayText="Авар. t масла " w:value="Авар. t масла "/>
+                  <w:listItem w:displayText="Сраб. датч. давл. " w:value="Сраб. датч. давл. "/>
+                  <w:listItem w:displayText="Авар. t обмотки " w:value="Авар. t обмотки "/>
+                  <w:listItem w:displayText="Ключ М/Д привода " w:value="Ключ М/Д привода "/>
+                  <w:listItem w:displayText="Низк.ур.масла тр. " w:value="Низк.ур.масла тр. "/>
+                  <w:listItem w:displayText="Контроль цепи ЭМО1 " w:value="Контроль цепи ЭМО1 "/>
+                  <w:listItem w:displayText="Повыш. t масла " w:value="Повыш. t масла "/>
+                  <w:listItem w:displayText="Сраб. КИ датч.давл. " w:value="Сраб. КИ датч.давл. "/>
+                  <w:listItem w:displayText="В включен (б/к) " w:value="В включен (б/к) "/>
+                  <w:listItem w:displayText="Сраб. КИ ДТм " w:value="Сраб. КИ ДТм "/>
+                  <w:listItem w:displayText="Сраб. КИ ГЗ_сигн " w:value="Сраб. КИ ГЗ_сигн "/>
+                  <w:listItem w:displayText="Сраб. КИ Дто " w:value="Сраб. КИ Дто "/>
+                  <w:listItem w:displayText="Низ.уров.изоляц. В " w:value="Низ.уров.изоляц. В "/>
+                </w:dropDownList>
+                <w:showingPlcHdr/>
+                <w:placeholder>
+                  <w:docPart w:val=""/>
+                </w:placeholder>
+              </w:sdtPr>
+              <w:sdtContent>
+                <w:r>
+                  <w:rPr>
+                    <w:color w:val="808080"/>
+                    <w:sz w:val="24"/>
+                    <w:i/>
+                    <!-- курсив -->
+                    <!-- <w:b/> полужирный -->
+                    <w:spacing w:val="10"/>
+                    <!-- интервал между символами -->
+                  </w:rPr>
+                  <w:t>Не назначено</w:t>
+                </w:r>
+              </w:sdtContent>
+            </w:sdt>
+          </w:p>
+        </w:tc>
+        <w:tc>
+          <w:tcPr>
+            <w:tcW w:type="dxa" w:w="2448"/>
+          </w:tcPr>
+          <w:p>
+            <w:pPr>
+              <w:jc w:val="center"/>
+            </w:pPr>
+            <w:sdt>
+              <w:sdtPr>
+                <w:alias w:val=""/>
+                <w:tag w:val=""/>
+                <w:id w:val="0"/>
+                <w:dropDownList>
+                  <w:listItem w:displayText="Не назначено" w:value=""/>
+                  <w:listItem w:displayText="Повыш. t обмотки " w:value="Повыш. t обмотки "/>
+                  <w:listItem w:displayText="Контроль цепи ЭМО2 " w:value="Контроль цепи ЭМО2 "/>
+                  <w:listItem w:displayText="Откл.конт.газ. реле " w:value="Откл.конт.газ. реле "/>
+                  <w:listItem w:displayText="Конт.струйн. реле " w:value="Конт.струйн. реле "/>
+                  <w:listItem w:displayText="Выс.ур.масла РПН " w:value="Выс.ур.масла РПН "/>
+                  <w:listItem w:displayText="Контроль цепи ЭМВ " w:value="Контроль цепи ЭМВ "/>
+                  <w:listItem w:displayText="Авар.уров.изоляц. В " w:value="Авар.уров.изоляц. В "/>
+                  <w:listItem w:displayText="Сигн.конт.газ. реле " w:value="Сигн.конт.газ. реле "/>
+                  <w:listItem w:displayText="Пружина не заведена " w:value="Пружина не заведена "/>
+                  <w:listItem w:displayText="Работа ЭМВ " w:value="Работа ЭМВ "/>
+                  <w:listItem w:displayText="Работа ЭМО2 " w:value="Работа ЭМО2 "/>
+                  <w:listItem w:displayText="Сраб. КИГЗ_РПН " w:value="Сраб. КИГЗ_РПН "/>
+                  <w:listItem w:displayText="Низк.ур.масла РПН " w:value="Низк.ур.масла РПН "/>
+                  <w:listItem w:displayText="В отключен (б/к) " w:value="В отключен (б/к) "/>
+                  <w:listItem w:displayText="Выс.ур.масла тр. " w:value="Выс.ур.масла тр. "/>
+                  <w:listItem w:displayText="Сраб.пред.клапана " w:value="Сраб.пред.клапана "/>
+                  <w:listItem w:displayText="Сраб. КИ ГЗ_откл " w:value="Сраб. КИ ГЗ_откл "/>
+                  <w:listItem w:displayText="Сраб.отсеч.клапана " w:value="Сраб.отсеч.клапана "/>
+                  <w:listItem w:displayText="Работа ЭМО1 " w:value="Работа ЭМО1 "/>
+                  <w:listItem w:displayText="Авар. t масла " w:value="Авар. t масла "/>
+                  <w:listItem w:displayText="Сраб. датч. давл. " w:value="Сраб. датч. давл. "/>
+                  <w:listItem w:displayText="Авар. t обмотки " w:value="Авар. t обмотки "/>
+                  <w:listItem w:displayText="Ключ М/Д привода " w:value="Ключ М/Д привода "/>
+                  <w:listItem w:displayText="Низк.ур.масла тр. " w:value="Низк.ур.масла тр. "/>
+                  <w:listItem w:displayText="Контроль цепи ЭМО1 " w:value="Контроль цепи ЭМО1 "/>
+                  <w:listItem w:displayText="Повыш. t масла " w:value="Повыш. t масла "/>
+                  <w:listItem w:displayText="Сраб. КИ датч.давл. " w:value="Сраб. КИ датч.давл. "/>
+                  <w:listItem w:displayText="В включен (б/к) " w:value="В включен (б/к) "/>
+                  <w:listItem w:displayText="Сраб. КИ ДТм " w:value="Сраб. КИ ДТм "/>
+                  <w:listItem w:displayText="Сраб. КИ ГЗ_сигн " w:value="Сраб. КИ ГЗ_сигн "/>
+                  <w:listItem w:displayText="Сраб. КИ Дто " w:value="Сраб. КИ Дто "/>
+                  <w:listItem w:displayText="Низ.уров.изоляц. В " w:value="Низ.уров.изоляц. В "/>
+                </w:dropDownList>
+                <w:showingPlcHdr/>
+                <w:placeholder>
+                  <w:docPart w:val=""/>
+                </w:placeholder>
+              </w:sdtPr>
+              <w:sdtContent>
+                <w:r>
+                  <w:rPr>
+                    <w:color w:val="808080"/>
+                    <w:sz w:val="24"/>
+                    <w:i/>
+                    <!-- курсив -->
+                    <!-- <w:b/> полужирный -->
+                    <w:spacing w:val="10"/>
+                    <!-- интервал между символами -->
+                  </w:rPr>
+                  <w:t>Не назначено</w:t>
+                </w:r>
+              </w:sdtContent>
+            </w:sdt>
+          </w:p>
+        </w:tc>
+        <w:tc>
+          <w:tcPr>
+            <w:tcW w:type="dxa" w:w="2448"/>
+          </w:tcPr>
+          <w:p>
+            <w:pPr>
+              <w:jc w:val="center"/>
+            </w:pPr>
+            <w:sdt>
+              <w:sdtPr>
+                <w:alias w:val=""/>
+                <w:tag w:val=""/>
+                <w:id w:val="0"/>
+                <w:dropDownList>
+                  <w:listItem w:displayText="Не назначено" w:value=""/>
+                  <w:listItem w:displayText="Повыш. t обмотки " w:value="Повыш. t обмотки "/>
+                  <w:listItem w:displayText="Контроль цепи ЭМО2 " w:value="Контроль цепи ЭМО2 "/>
+                  <w:listItem w:displayText="Откл.конт.газ. реле " w:value="Откл.конт.газ. реле "/>
+                  <w:listItem w:displayText="Конт.струйн. реле " w:value="Конт.струйн. реле "/>
+                  <w:listItem w:displayText="Выс.ур.масла РПН " w:value="Выс.ур.масла РПН "/>
+                  <w:listItem w:displayText="Контроль цепи ЭМВ " w:value="Контроль цепи ЭМВ "/>
+                  <w:listItem w:displayText="Авар.уров.изоляц. В " w:value="Авар.уров.изоляц. В "/>
+                  <w:listItem w:displayText="Сигн.конт.газ. реле " w:value="Сигн.конт.газ. реле "/>
+                  <w:listItem w:displayText="Пружина не заведена " w:value="Пружина не заведена "/>
+                  <w:listItem w:displayText="Работа ЭМВ " w:value="Работа ЭМВ "/>
+                  <w:listItem w:displayText="Работа ЭМО2 " w:value="Работа ЭМО2 "/>
+                  <w:listItem w:displayText="Сраб. КИГЗ_РПН " w:value="Сраб. КИГЗ_РПН "/>
+                  <w:listItem w:displayText="Низк.ур.масла РПН " w:value="Низк.ур.масла РПН "/>
+                  <w:listItem w:displayText="В отключен (б/к) " w:value="В отключен (б/к) "/>
+                  <w:listItem w:displayText="Выс.ур.масла тр. " w:value="Выс.ур.масла тр. "/>
+                  <w:listItem w:displayText="Сраб.пред.клапана " w:value="Сраб.пред.клапана "/>
+                  <w:listItem w:displayText="Сраб. КИ ГЗ_откл " w:value="Сраб. КИ ГЗ_откл "/>
+                  <w:listItem w:displayText="Сраб.отсеч.клапана " w:value="Сраб.отсеч.клапана "/>
+                  <w:listItem w:displayText="Работа ЭМО1 " w:value="Работа ЭМО1 "/>
+                  <w:listItem w:displayText="Авар. t масла " w:value="Авар. t масла "/>
+                  <w:listItem w:displayText="Сраб. датч. давл. " w:value="Сраб. датч. давл. "/>
+                  <w:listItem w:displayText="Авар. t обмотки " w:value="Авар. t обмотки "/>
+                  <w:listItem w:displayText="Ключ М/Д привода " w:value="Ключ М/Д привода "/>
+                  <w:listItem w:displayText="Низк.ур.масла тр. " w:value="Низк.ур.масла тр. "/>
+                  <w:listItem w:displayText="Контроль цепи ЭМО1 " w:value="Контроль цепи ЭМО1 "/>
+                  <w:listItem w:displayText="Повыш. t масла " w:value="Повыш. t масла "/>
+                  <w:listItem w:displayText="Сраб. КИ датч.давл. " w:value="Сраб. КИ датч.давл. "/>
+                  <w:listItem w:displayText="В включен (б/к) " w:value="В включен (б/к) "/>
+                  <w:listItem w:displayText="Сраб. КИ ДТм " w:value="Сраб. КИ ДТм "/>
+                  <w:listItem w:displayText="Сраб. КИ ГЗ_сигн " w:value="Сраб. КИ ГЗ_сигн "/>
+                  <w:listItem w:displayText="Сраб. КИ Дто " w:value="Сраб. КИ Дто "/>
+                  <w:listItem w:displayText="Низ.уров.изоляц. В " w:value="Низ.уров.изоляц. В "/>
+                </w:dropDownList>
+                <w:showingPlcHdr/>
+                <w:placeholder>
+                  <w:docPart w:val=""/>
+                </w:placeholder>
+              </w:sdtPr>
+              <w:sdtContent>
+                <w:r>
+                  <w:rPr>
+                    <w:color w:val="808080"/>
+                    <w:sz w:val="24"/>
+                    <w:i/>
+                    <!-- курсив -->
+                    <!-- <w:b/> полужирный -->
+                    <w:spacing w:val="10"/>
+                    <!-- интервал между символами -->
+                  </w:rPr>
+                  <w:t>Не назначено</w:t>
+                </w:r>
+              </w:sdtContent>
+            </w:sdt>
+          </w:p>
+        </w:tc>
+      </w:tr>
+      <w:tr>
+        <w:tc>
+          <w:tcPr>
+            <w:tcW w:type="dxa" w:w="2448"/>
+            <w:gridSpan w:val="5"/>
+          </w:tcPr>
+          <w:p>
+            <w:pPr>
+              <w:pStyle w:val="affa"/>
+            </w:pPr>
+            <w:r>
+              <w:t>{%tr endfor %}</w:t>
+            </w:r>
+          </w:p>
+        </w:tc>
+        <w:tc>
+          <w:tcPr>
+            <w:tcW w:type="dxa" w:w="2448"/>
+          </w:tcPr>
+          <w:p>
+            <w:pPr>
+              <w:pStyle w:val="affa"/>
+            </w:pPr>
+          </w:p>
+        </w:tc>
+      </w:tr>
+    </w:tbl>
+    <w:p>
+      <w:pPr>
+        <w:pStyle w:val="TAGS"/>
+      </w:pPr>
+      <w:r>
+        <w:t>{% endfor %}</w:t>
+      </w:r>
+    </w:p>
     <w:sectPr>
       <w:pgSz w:w="16839" w:h="16839" w:code="9" w:orient="landscape"/>
       <w:pgMar w:top="397" w:right="454" w:bottom="397" w:left="851" w:header="0" w:footer="170" w:gutter="0"/>

--- a/set_maker/templ2.docx
+++ b/set_maker/templ2.docx
@@ -5341,16 +5341,6 @@
         </w:tc>
       </w:tr>
     </w:tbl>
-    <w:p>
-      <w:pPr>
-        <w:pStyle w:val="TAGS"/>
-      </w:pPr>
-    </w:p>
-    <w:p>
-      <w:pPr>
-        <w:pStyle w:val="TAGS"/>
-      </w:pPr>
-    </w:p>
     <w:p>
       <w:pPr>
         <w:pStyle w:val="TAGS"/>
@@ -6943,6 +6933,199 @@
         <w:pStyle w:val="20"/>
       </w:pPr>
       <w:r>
+        <w:t>Дискретные входы</w:t>
+      </w:r>
+    </w:p>
+    <w:p>
+      <w:pPr>
+        <w:pStyle w:val="afff0"/>
+      </w:pPr>
+      <w:r>
+        <w:t>Для дискретного входа возможно подключение только одного сигнала. {% for bin_inputs_key, bin_inputs in bin_inputs.modules.items() %}</w:t>
+      </w:r>
+    </w:p>
+    <w:p>
+      <w:pPr>
+        <w:pStyle w:val="a7"/>
+      </w:pPr>
+      <w:r>
+        <w:t>Слот {{ bin_inputs.inserted_in_slot }}. Тип {{ bin_inputs.type }}</w:t>
+      </w:r>
+    </w:p>
+    <w:tbl>
+      <w:tblPr>
+        <w:tblStyle w:val="65"/>
+        <w:tblW w:type="auto" w:w="0"/>
+        <w:tblLook w:firstColumn="1" w:firstRow="1" w:lastColumn="0" w:lastRow="0" w:noHBand="0" w:noVBand="1" w:val="04A0"/>
+        <w:tblLayout w:type="fixed"/>
+      </w:tblPr>
+      <w:tblGrid>
+        <w:gridCol w:w="7767"/>
+        <w:gridCol w:w="7767"/>
+      </w:tblGrid>
+      <w:tr>
+        <w:trPr>
+          <w:tblHeader w:val="true"/>
+        </w:trPr>
+        <w:tc>
+          <w:tcPr>
+            <w:tcW w:type="dxa" w:w="2880"/>
+            <w:vAlign w:val="center"/>
+          </w:tcPr>
+          <w:p>
+            <w:pPr>
+              <w:pStyle w:val="affa"/>
+              <w:jc w:val="center"/>
+            </w:pPr>
+            <w:r>
+              <w:t>Дискретный вход</w:t>
+            </w:r>
+          </w:p>
+        </w:tc>
+        <w:tc>
+          <w:tcPr>
+            <w:tcW w:type="dxa" w:w="5760"/>
+            <w:vAlign w:val="center"/>
+          </w:tcPr>
+          <w:p>
+            <w:pPr>
+              <w:pStyle w:val="affa"/>
+              <w:jc w:val="center"/>
+            </w:pPr>
+            <w:r>
+              <w:t>Назначенный сигнал</w:t>
+            </w:r>
+          </w:p>
+        </w:tc>
+      </w:tr>
+      <w:tr>
+        <w:trPr>
+          <w:tblHeader w:val="true"/>
+        </w:trPr>
+        <w:tc>
+          <w:tcPr>
+            <w:tcW w:type="dxa" w:w="5760"/>
+            <w:gridSpan w:val="2"/>
+          </w:tcPr>
+          <w:p>
+            <w:r>
+              <w:t>{%tr for param_name, param_data in bin_inputs.inputs.items() %}</w:t>
+            </w:r>
+          </w:p>
+        </w:tc>
+      </w:tr>
+      <w:tr>
+        <w:tc>
+          <w:tcPr>
+            <w:tcW w:type="dxa" w:w="2880"/>
+          </w:tcPr>
+          <w:p>
+            <w:r>
+              <w:t>{{ param_data.name }}</w:t>
+            </w:r>
+          </w:p>
+        </w:tc>
+        <w:tc>
+          <w:tcPr>
+            <w:tcW w:type="dxa" w:w="5760"/>
+          </w:tcPr>
+          <w:p>
+            <w:pPr>
+              <w:jc w:val="center"/>
+            </w:pPr>
+            <w:sdt>
+              <w:sdtPr>
+                <w:alias w:val=""/>
+                <w:tag w:val=""/>
+                <w:id w:val="0"/>
+                <w:dropDownList>
+                  <w:listItem w:displayText="Не назначено" w:value=""/>
+                  <w:listItem w:displayText="Повыш. t обмотки " w:value="Повыш. t обмотки "/>
+                  <w:listItem w:displayText="Контроль цепи ЭМО2 " w:value="Контроль цепи ЭМО2 "/>
+                  <w:listItem w:displayText="Откл.конт.газ. реле " w:value="Откл.конт.газ. реле "/>
+                  <w:listItem w:displayText="Конт.струйн. реле " w:value="Конт.струйн. реле "/>
+                  <w:listItem w:displayText="Выс.ур.масла РПН " w:value="Выс.ур.масла РПН "/>
+                  <w:listItem w:displayText="Контроль цепи ЭМВ " w:value="Контроль цепи ЭМВ "/>
+                  <w:listItem w:displayText="Авар.уров.изоляц. В " w:value="Авар.уров.изоляц. В "/>
+                  <w:listItem w:displayText="Сигн.конт.газ. реле " w:value="Сигн.конт.газ. реле "/>
+                  <w:listItem w:displayText="Пружина не заведена " w:value="Пружина не заведена "/>
+                  <w:listItem w:displayText="Работа ЭМВ " w:value="Работа ЭМВ "/>
+                  <w:listItem w:displayText="Работа ЭМО2 " w:value="Работа ЭМО2 "/>
+                  <w:listItem w:displayText="Сраб. КИГЗ_РПН " w:value="Сраб. КИГЗ_РПН "/>
+                  <w:listItem w:displayText="Низк.ур.масла РПН " w:value="Низк.ур.масла РПН "/>
+                  <w:listItem w:displayText="В отключен (б/к) " w:value="В отключен (б/к) "/>
+                  <w:listItem w:displayText="Выс.ур.масла тр. " w:value="Выс.ур.масла тр. "/>
+                  <w:listItem w:displayText="Сраб.пред.клапана " w:value="Сраб.пред.клапана "/>
+                  <w:listItem w:displayText="Сраб. КИ ГЗ_откл " w:value="Сраб. КИ ГЗ_откл "/>
+                  <w:listItem w:displayText="Сраб.отсеч.клапана " w:value="Сраб.отсеч.клапана "/>
+                  <w:listItem w:displayText="Работа ЭМО1 " w:value="Работа ЭМО1 "/>
+                  <w:listItem w:displayText="Авар. t масла " w:value="Авар. t масла "/>
+                  <w:listItem w:displayText="Сраб. датч. давл. " w:value="Сраб. датч. давл. "/>
+                  <w:listItem w:displayText="Авар. t обмотки " w:value="Авар. t обмотки "/>
+                  <w:listItem w:displayText="Ключ М/Д привода " w:value="Ключ М/Д привода "/>
+                  <w:listItem w:displayText="Низк.ур.масла тр. " w:value="Низк.ур.масла тр. "/>
+                  <w:listItem w:displayText="Контроль цепи ЭМО1 " w:value="Контроль цепи ЭМО1 "/>
+                  <w:listItem w:displayText="Повыш. t масла " w:value="Повыш. t масла "/>
+                  <w:listItem w:displayText="Сраб. КИ датч.давл. " w:value="Сраб. КИ датч.давл. "/>
+                  <w:listItem w:displayText="В включен (б/к) " w:value="В включен (б/к) "/>
+                  <w:listItem w:displayText="Сраб. КИ ДТм " w:value="Сраб. КИ ДТм "/>
+                  <w:listItem w:displayText="Сраб. КИ ГЗ_сигн " w:value="Сраб. КИ ГЗ_сигн "/>
+                  <w:listItem w:displayText="Сраб. КИ Дто " w:value="Сраб. КИ Дто "/>
+                  <w:listItem w:displayText="Низ.уров.изоляц. В " w:value="Низ.уров.изоляц. В "/>
+                </w:dropDownList>
+                <w:showingPlcHdr/>
+                <w:placeholder>
+                  <w:docPart w:val=""/>
+                </w:placeholder>
+              </w:sdtPr>
+              <w:sdtContent>
+                <w:r>
+                  <w:rPr>
+                    <w:color w:val="808080"/>
+                    <w:sz w:val="24"/>
+                    <w:i/>
+                    <!-- курсив -->
+                    <!-- <w:b/> полужирный -->
+                    <w:spacing w:val="10"/>
+                    <!-- интервал между символами -->
+                  </w:rPr>
+                  <w:t>Не назначено</w:t>
+                </w:r>
+              </w:sdtContent>
+            </w:sdt>
+          </w:p>
+        </w:tc>
+      </w:tr>
+      <w:tr>
+        <w:tc>
+          <w:tcPr>
+            <w:tcW w:type="dxa" w:w="5760"/>
+            <w:gridSpan w:val="2"/>
+          </w:tcPr>
+          <w:p>
+            <w:pPr>
+              <w:pStyle w:val="affa"/>
+            </w:pPr>
+            <w:r>
+              <w:t>{%tr endfor %}</w:t>
+            </w:r>
+          </w:p>
+        </w:tc>
+      </w:tr>
+    </w:tbl>
+    <w:p>
+      <w:pPr>
+        <w:pStyle w:val="TAGS"/>
+      </w:pPr>
+      <w:r>
+        <w:t>{% endfor %}</w:t>
+      </w:r>
+    </w:p>
+    <w:p>
+      <w:pPr>
+        <w:pStyle w:val="20"/>
+      </w:pPr>
+      <w:r>
         <w:t>Выходные реле</w:t>
       </w:r>
     </w:p>
@@ -6951,7 +7134,7 @@
         <w:pStyle w:val="afff0"/>
       </w:pPr>
       <w:r>
-        <w:t>Возможна регистрация не более 200 сигналов. {% for bin_outputs_key, bin_outputs in bin_outputs.modules.items() %}</w:t>
+        <w:t>Возможно подключение до пяти сигналов на одно выходное реле. {% for bin_outputs_key, bin_outputs in bin_outputs.modules.items() %}</w:t>
       </w:r>
     </w:p>
     <w:p>
@@ -7824,26 +8007,44 @@
     </w:p>
     <w:p>
       <w:pPr>
-        <w:pStyle w:val="20"/>
+        <w:sectPr>
+          <w:pgSz w:w="16839" w:h="16839" w:code="9" w:orient="landscape"/>
+          <w:pgMar w:top="397" w:right="454" w:bottom="397" w:left="851" w:header="0" w:footer="170" w:gutter="0"/>
+          <w:cols w:space="708"/>
+          <w:docGrid w:linePitch="360"/>
+        </w:sectPr>
+      </w:pPr>
+    </w:p>
+    <w:p>
+      <w:pPr>
+        <w:pStyle w:val="11"/>
       </w:pPr>
       <w:r>
-        <w:t>Дискретные входы</w:t>
+        <w:t>НАСТРОЙКА СВЕТОДИОДОВ И ФУНКЦИОНАЛЬНЫХ КЛАВИШ</w:t>
       </w:r>
     </w:p>
     <w:p>
       <w:pPr>
-        <w:pStyle w:val="afff0"/>
+        <w:pStyle w:val="20"/>
       </w:pPr>
       <w:r>
-        <w:t>Возможна регистрация не более 200 сигналов. {% for bin_inputs_key, bin_inputs in bin_inputs.modules.items() %}</w:t>
+        <w:t>Светодиоды</w:t>
       </w:r>
     </w:p>
     <w:p>
       <w:pPr>
+        <w:pStyle w:val="afff0"/>
+      </w:pPr>
+      <w:r>
+        <w:t>Для дискретного входа возможно подключение только одного сигнала. {% for leds_key, leds in leds.modules.items() %}</w:t>
+      </w:r>
+    </w:p>
+    <w:p>
+      <w:pPr>
         <w:pStyle w:val="a7"/>
       </w:pPr>
       <w:r>
-        <w:t>Слот {{ bin_inputs.inserted_in_slot }}. Тип {{ bin_inputs.type }}</w:t>
+        <w:t>{{ leds.type }}</w:t>
       </w:r>
     </w:p>
     <w:tbl>
@@ -7854,12 +8055,9 @@
         <w:tblLayout w:type="fixed"/>
       </w:tblPr>
       <w:tblGrid>
-        <w:gridCol w:w="2589"/>
-        <w:gridCol w:w="2589"/>
-        <w:gridCol w:w="2589"/>
-        <w:gridCol w:w="2589"/>
-        <w:gridCol w:w="2589"/>
-        <w:gridCol w:w="2589"/>
+        <w:gridCol w:w="5178"/>
+        <w:gridCol w:w="5178"/>
+        <w:gridCol w:w="5178"/>
       </w:tblGrid>
       <w:tr>
         <w:trPr>
@@ -7868,7 +8066,6 @@
         <w:tc>
           <w:tcPr>
             <w:tcW w:type="dxa" w:w="2880"/>
-            <w:vMerge w:val="restart"/>
             <w:vAlign w:val="center"/>
           </w:tcPr>
           <w:p>
@@ -7877,14 +8074,13 @@
               <w:jc w:val="center"/>
             </w:pPr>
             <w:r>
-              <w:t>Дискретный вход</w:t>
+              <w:t>Светодиод</w:t>
             </w:r>
           </w:p>
         </w:tc>
         <w:tc>
           <w:tcPr>
-            <w:tcW w:type="dxa" w:w="2448"/>
-            <w:gridSpan w:val="5"/>
+            <w:tcW w:type="dxa" w:w="2880"/>
             <w:vAlign w:val="center"/>
           </w:tcPr>
           <w:p>
@@ -7893,7 +8089,22 @@
               <w:jc w:val="center"/>
             </w:pPr>
             <w:r>
-              <w:t>Назначенные сигналы</w:t>
+              <w:t>Режим работы</w:t>
+            </w:r>
+          </w:p>
+        </w:tc>
+        <w:tc>
+          <w:tcPr>
+            <w:tcW w:type="dxa" w:w="5760"/>
+            <w:vAlign w:val="center"/>
+          </w:tcPr>
+          <w:p>
+            <w:pPr>
+              <w:pStyle w:val="affa"/>
+              <w:jc w:val="center"/>
+            </w:pPr>
+            <w:r>
+              <w:t>Назначенный сигнал</w:t>
             </w:r>
           </w:p>
         </w:tc>
@@ -7904,94 +8115,14 @@
         </w:trPr>
         <w:tc>
           <w:tcPr>
-            <w:tcW w:type="dxa" w:w="2589"/>
-            <w:vMerge/>
-          </w:tcPr>
-          <w:p/>
-        </w:tc>
-        <w:tc>
-          <w:tcPr>
-            <w:tcW w:type="dxa" w:w="2448"/>
-          </w:tcPr>
-          <w:p>
-            <w:pPr>
-              <w:jc w:val="center"/>
-            </w:pPr>
-            <w:r>
-              <w:t>1</w:t>
-            </w:r>
-          </w:p>
-        </w:tc>
-        <w:tc>
-          <w:tcPr>
-            <w:tcW w:type="dxa" w:w="2448"/>
-          </w:tcPr>
-          <w:p>
-            <w:pPr>
-              <w:jc w:val="center"/>
-            </w:pPr>
-            <w:r>
-              <w:t>2</w:t>
-            </w:r>
-          </w:p>
-        </w:tc>
-        <w:tc>
-          <w:tcPr>
-            <w:tcW w:type="dxa" w:w="2448"/>
-          </w:tcPr>
-          <w:p>
-            <w:pPr>
-              <w:jc w:val="center"/>
-            </w:pPr>
-            <w:r>
-              <w:t>3</w:t>
-            </w:r>
-          </w:p>
-        </w:tc>
-        <w:tc>
-          <w:tcPr>
-            <w:tcW w:type="dxa" w:w="2448"/>
-          </w:tcPr>
-          <w:p>
-            <w:pPr>
-              <w:jc w:val="center"/>
-            </w:pPr>
-            <w:r>
-              <w:t>4</w:t>
-            </w:r>
-          </w:p>
-        </w:tc>
-        <w:tc>
-          <w:tcPr>
-            <w:tcW w:type="dxa" w:w="2448"/>
-          </w:tcPr>
-          <w:p>
-            <w:pPr>
-              <w:jc w:val="center"/>
-            </w:pPr>
-            <w:r>
-              <w:t>5</w:t>
-            </w:r>
-          </w:p>
-        </w:tc>
-      </w:tr>
-      <w:tr>
-        <w:tc>
-          <w:tcPr>
-            <w:tcW w:type="dxa" w:w="2448"/>
-            <w:gridSpan w:val="5"/>
+            <w:tcW w:type="dxa" w:w="5760"/>
+            <w:gridSpan w:val="3"/>
           </w:tcPr>
           <w:p>
             <w:r>
-              <w:t>{%tr for param_name, param_data in bin_inputs.inputs.items() %}</w:t>
+              <w:t>{%tr for param_name, param_data in leds.inputs.items() %}</w:t>
             </w:r>
           </w:p>
-        </w:tc>
-        <w:tc>
-          <w:tcPr>
-            <w:tcW w:type="dxa" w:w="2448"/>
-          </w:tcPr>
-          <w:p/>
         </w:tc>
       </w:tr>
       <w:tr>
@@ -8007,7 +8138,7 @@
         </w:tc>
         <w:tc>
           <w:tcPr>
-            <w:tcW w:type="dxa" w:w="2448"/>
+            <w:tcW w:type="dxa" w:w="2880"/>
           </w:tcPr>
           <w:p>
             <w:pPr>
@@ -8019,39 +8150,9 @@
                 <w:tag w:val=""/>
                 <w:id w:val="0"/>
                 <w:dropDownList>
-                  <w:listItem w:displayText="Не назначено" w:value=""/>
-                  <w:listItem w:displayText="Повыш. t обмотки " w:value="Повыш. t обмотки "/>
-                  <w:listItem w:displayText="Контроль цепи ЭМО2 " w:value="Контроль цепи ЭМО2 "/>
-                  <w:listItem w:displayText="Откл.конт.газ. реле " w:value="Откл.конт.газ. реле "/>
-                  <w:listItem w:displayText="Конт.струйн. реле " w:value="Конт.струйн. реле "/>
-                  <w:listItem w:displayText="Выс.ур.масла РПН " w:value="Выс.ур.масла РПН "/>
-                  <w:listItem w:displayText="Контроль цепи ЭМВ " w:value="Контроль цепи ЭМВ "/>
-                  <w:listItem w:displayText="Авар.уров.изоляц. В " w:value="Авар.уров.изоляц. В "/>
-                  <w:listItem w:displayText="Сигн.конт.газ. реле " w:value="Сигн.конт.газ. реле "/>
-                  <w:listItem w:displayText="Пружина не заведена " w:value="Пружина не заведена "/>
-                  <w:listItem w:displayText="Работа ЭМВ " w:value="Работа ЭМВ "/>
-                  <w:listItem w:displayText="Работа ЭМО2 " w:value="Работа ЭМО2 "/>
-                  <w:listItem w:displayText="Сраб. КИГЗ_РПН " w:value="Сраб. КИГЗ_РПН "/>
-                  <w:listItem w:displayText="Низк.ур.масла РПН " w:value="Низк.ур.масла РПН "/>
-                  <w:listItem w:displayText="В отключен (б/к) " w:value="В отключен (б/к) "/>
-                  <w:listItem w:displayText="Выс.ур.масла тр. " w:value="Выс.ур.масла тр. "/>
-                  <w:listItem w:displayText="Сраб.пред.клапана " w:value="Сраб.пред.клапана "/>
-                  <w:listItem w:displayText="Сраб. КИ ГЗ_откл " w:value="Сраб. КИ ГЗ_откл "/>
-                  <w:listItem w:displayText="Сраб.отсеч.клапана " w:value="Сраб.отсеч.клапана "/>
-                  <w:listItem w:displayText="Работа ЭМО1 " w:value="Работа ЭМО1 "/>
-                  <w:listItem w:displayText="Авар. t масла " w:value="Авар. t масла "/>
-                  <w:listItem w:displayText="Сраб. датч. давл. " w:value="Сраб. датч. давл. "/>
-                  <w:listItem w:displayText="Авар. t обмотки " w:value="Авар. t обмотки "/>
-                  <w:listItem w:displayText="Ключ М/Д привода " w:value="Ключ М/Д привода "/>
-                  <w:listItem w:displayText="Низк.ур.масла тр. " w:value="Низк.ур.масла тр. "/>
-                  <w:listItem w:displayText="Контроль цепи ЭМО1 " w:value="Контроль цепи ЭМО1 "/>
-                  <w:listItem w:displayText="Повыш. t масла " w:value="Повыш. t масла "/>
-                  <w:listItem w:displayText="Сраб. КИ датч.давл. " w:value="Сраб. КИ датч.давл. "/>
-                  <w:listItem w:displayText="В включен (б/к) " w:value="В включен (б/к) "/>
-                  <w:listItem w:displayText="Сраб. КИ ДТм " w:value="Сраб. КИ ДТм "/>
-                  <w:listItem w:displayText="Сраб. КИ ГЗ_сигн " w:value="Сраб. КИ ГЗ_сигн "/>
-                  <w:listItem w:displayText="Сраб. КИ Дто " w:value="Сраб. КИ Дто "/>
-                  <w:listItem w:displayText="Низ.уров.изоляц. В " w:value="Низ.уров.изоляц. В "/>
+                  <w:listItem w:displayText="По умолчанию" w:value=""/>
+                  <w:listItem w:displayText="С фиксацией" w:value="С фиксацией"/>
+                  <w:listItem w:displayText="Без фиксации" w:value="Без фиксации"/>
                 </w:dropDownList>
                 <w:showingPlcHdr/>
                 <w:placeholder>
@@ -8069,7 +8170,7 @@
                     <w:spacing w:val="10"/>
                     <!-- интервал между символами -->
                   </w:rPr>
-                  <w:t>Не назначено</w:t>
+                  <w:t>По умолчанию</w:t>
                 </w:r>
               </w:sdtContent>
             </w:sdt>
@@ -8077,7 +8178,7 @@
         </w:tc>
         <w:tc>
           <w:tcPr>
-            <w:tcW w:type="dxa" w:w="2448"/>
+            <w:tcW w:type="dxa" w:w="5760"/>
           </w:tcPr>
           <w:p>
             <w:pPr>
@@ -8090,248 +8191,101 @@
                 <w:id w:val="0"/>
                 <w:dropDownList>
                   <w:listItem w:displayText="Не назначено" w:value=""/>
-                  <w:listItem w:displayText="Повыш. t обмотки " w:value="Повыш. t обмотки "/>
-                  <w:listItem w:displayText="Контроль цепи ЭМО2 " w:value="Контроль цепи ЭМО2 "/>
-                  <w:listItem w:displayText="Откл.конт.газ. реле " w:value="Откл.конт.газ. реле "/>
-                  <w:listItem w:displayText="Конт.струйн. реле " w:value="Конт.струйн. реле "/>
-                  <w:listItem w:displayText="Выс.ур.масла РПН " w:value="Выс.ур.масла РПН "/>
-                  <w:listItem w:displayText="Контроль цепи ЭМВ " w:value="Контроль цепи ЭМВ "/>
-                  <w:listItem w:displayText="Авар.уров.изоляц. В " w:value="Авар.уров.изоляц. В "/>
-                  <w:listItem w:displayText="Сигн.конт.газ. реле " w:value="Сигн.конт.газ. реле "/>
-                  <w:listItem w:displayText="Пружина не заведена " w:value="Пружина не заведена "/>
-                  <w:listItem w:displayText="Работа ЭМВ " w:value="Работа ЭМВ "/>
-                  <w:listItem w:displayText="Работа ЭМО2 " w:value="Работа ЭМО2 "/>
-                  <w:listItem w:displayText="Сраб. КИГЗ_РПН " w:value="Сраб. КИГЗ_РПН "/>
-                  <w:listItem w:displayText="Низк.ур.масла РПН " w:value="Низк.ур.масла РПН "/>
-                  <w:listItem w:displayText="В отключен (б/к) " w:value="В отключен (б/к) "/>
-                  <w:listItem w:displayText="Выс.ур.масла тр. " w:value="Выс.ур.масла тр. "/>
-                  <w:listItem w:displayText="Сраб.пред.клапана " w:value="Сраб.пред.клапана "/>
-                  <w:listItem w:displayText="Сраб. КИ ГЗ_откл " w:value="Сраб. КИ ГЗ_откл "/>
-                  <w:listItem w:displayText="Сраб.отсеч.клапана " w:value="Сраб.отсеч.клапана "/>
-                  <w:listItem w:displayText="Работа ЭМО1 " w:value="Работа ЭМО1 "/>
-                  <w:listItem w:displayText="Авар. t масла " w:value="Авар. t масла "/>
-                  <w:listItem w:displayText="Сраб. датч. давл. " w:value="Сраб. датч. давл. "/>
-                  <w:listItem w:displayText="Авар. t обмотки " w:value="Авар. t обмотки "/>
-                  <w:listItem w:displayText="Ключ М/Д привода " w:value="Ключ М/Д привода "/>
-                  <w:listItem w:displayText="Низк.ур.масла тр. " w:value="Низк.ур.масла тр. "/>
-                  <w:listItem w:displayText="Контроль цепи ЭМО1 " w:value="Контроль цепи ЭМО1 "/>
-                  <w:listItem w:displayText="Повыш. t масла " w:value="Повыш. t масла "/>
-                  <w:listItem w:displayText="Сраб. КИ датч.давл. " w:value="Сраб. КИ датч.давл. "/>
-                  <w:listItem w:displayText="В включен (б/к) " w:value="В включен (б/к) "/>
-                  <w:listItem w:displayText="Сраб. КИ ДТм " w:value="Сраб. КИ ДТм "/>
-                  <w:listItem w:displayText="Сраб. КИ ГЗ_сигн " w:value="Сраб. КИ ГЗ_сигн "/>
-                  <w:listItem w:displayText="Сраб. КИ Дто " w:value="Сраб. КИ Дто "/>
-                  <w:listItem w:displayText="Низ.уров.изоляц. В " w:value="Низ.уров.изоляц. В "/>
-                </w:dropDownList>
-                <w:showingPlcHdr/>
-                <w:placeholder>
-                  <w:docPart w:val=""/>
-                </w:placeholder>
-              </w:sdtPr>
-              <w:sdtContent>
-                <w:r>
-                  <w:rPr>
-                    <w:color w:val="808080"/>
-                    <w:sz w:val="24"/>
-                    <w:i/>
-                    <!-- курсив -->
-                    <!-- <w:b/> полужирный -->
-                    <w:spacing w:val="10"/>
-                    <!-- интервал между символами -->
-                  </w:rPr>
-                  <w:t>Не назначено</w:t>
-                </w:r>
-              </w:sdtContent>
-            </w:sdt>
-          </w:p>
-        </w:tc>
-        <w:tc>
-          <w:tcPr>
-            <w:tcW w:type="dxa" w:w="2448"/>
-          </w:tcPr>
-          <w:p>
-            <w:pPr>
-              <w:jc w:val="center"/>
-            </w:pPr>
-            <w:sdt>
-              <w:sdtPr>
-                <w:alias w:val=""/>
-                <w:tag w:val=""/>
-                <w:id w:val="0"/>
-                <w:dropDownList>
-                  <w:listItem w:displayText="Не назначено" w:value=""/>
-                  <w:listItem w:displayText="Повыш. t обмотки " w:value="Повыш. t обмотки "/>
-                  <w:listItem w:displayText="Контроль цепи ЭМО2 " w:value="Контроль цепи ЭМО2 "/>
-                  <w:listItem w:displayText="Откл.конт.газ. реле " w:value="Откл.конт.газ. реле "/>
-                  <w:listItem w:displayText="Конт.струйн. реле " w:value="Конт.струйн. реле "/>
-                  <w:listItem w:displayText="Выс.ур.масла РПН " w:value="Выс.ур.масла РПН "/>
-                  <w:listItem w:displayText="Контроль цепи ЭМВ " w:value="Контроль цепи ЭМВ "/>
-                  <w:listItem w:displayText="Авар.уров.изоляц. В " w:value="Авар.уров.изоляц. В "/>
-                  <w:listItem w:displayText="Сигн.конт.газ. реле " w:value="Сигн.конт.газ. реле "/>
-                  <w:listItem w:displayText="Пружина не заведена " w:value="Пружина не заведена "/>
-                  <w:listItem w:displayText="Работа ЭМВ " w:value="Работа ЭМВ "/>
-                  <w:listItem w:displayText="Работа ЭМО2 " w:value="Работа ЭМО2 "/>
-                  <w:listItem w:displayText="Сраб. КИГЗ_РПН " w:value="Сраб. КИГЗ_РПН "/>
-                  <w:listItem w:displayText="Низк.ур.масла РПН " w:value="Низк.ур.масла РПН "/>
-                  <w:listItem w:displayText="В отключен (б/к) " w:value="В отключен (б/к) "/>
-                  <w:listItem w:displayText="Выс.ур.масла тр. " w:value="Выс.ур.масла тр. "/>
-                  <w:listItem w:displayText="Сраб.пред.клапана " w:value="Сраб.пред.клапана "/>
-                  <w:listItem w:displayText="Сраб. КИ ГЗ_откл " w:value="Сраб. КИ ГЗ_откл "/>
-                  <w:listItem w:displayText="Сраб.отсеч.клапана " w:value="Сраб.отсеч.клапана "/>
-                  <w:listItem w:displayText="Работа ЭМО1 " w:value="Работа ЭМО1 "/>
-                  <w:listItem w:displayText="Авар. t масла " w:value="Авар. t масла "/>
-                  <w:listItem w:displayText="Сраб. датч. давл. " w:value="Сраб. датч. давл. "/>
-                  <w:listItem w:displayText="Авар. t обмотки " w:value="Авар. t обмотки "/>
-                  <w:listItem w:displayText="Ключ М/Д привода " w:value="Ключ М/Д привода "/>
-                  <w:listItem w:displayText="Низк.ур.масла тр. " w:value="Низк.ур.масла тр. "/>
-                  <w:listItem w:displayText="Контроль цепи ЭМО1 " w:value="Контроль цепи ЭМО1 "/>
-                  <w:listItem w:displayText="Повыш. t масла " w:value="Повыш. t масла "/>
-                  <w:listItem w:displayText="Сраб. КИ датч.давл. " w:value="Сраб. КИ датч.давл. "/>
-                  <w:listItem w:displayText="В включен (б/к) " w:value="В включен (б/к) "/>
-                  <w:listItem w:displayText="Сраб. КИ ДТм " w:value="Сраб. КИ ДТм "/>
-                  <w:listItem w:displayText="Сраб. КИ ГЗ_сигн " w:value="Сраб. КИ ГЗ_сигн "/>
-                  <w:listItem w:displayText="Сраб. КИ Дто " w:value="Сраб. КИ Дто "/>
-                  <w:listItem w:displayText="Низ.уров.изоляц. В " w:value="Низ.уров.изоляц. В "/>
-                </w:dropDownList>
-                <w:showingPlcHdr/>
-                <w:placeholder>
-                  <w:docPart w:val=""/>
-                </w:placeholder>
-              </w:sdtPr>
-              <w:sdtContent>
-                <w:r>
-                  <w:rPr>
-                    <w:color w:val="808080"/>
-                    <w:sz w:val="24"/>
-                    <w:i/>
-                    <!-- курсив -->
-                    <!-- <w:b/> полужирный -->
-                    <w:spacing w:val="10"/>
-                    <!-- интервал между символами -->
-                  </w:rPr>
-                  <w:t>Не назначено</w:t>
-                </w:r>
-              </w:sdtContent>
-            </w:sdt>
-          </w:p>
-        </w:tc>
-        <w:tc>
-          <w:tcPr>
-            <w:tcW w:type="dxa" w:w="2448"/>
-          </w:tcPr>
-          <w:p>
-            <w:pPr>
-              <w:jc w:val="center"/>
-            </w:pPr>
-            <w:sdt>
-              <w:sdtPr>
-                <w:alias w:val=""/>
-                <w:tag w:val=""/>
-                <w:id w:val="0"/>
-                <w:dropDownList>
-                  <w:listItem w:displayText="Не назначено" w:value=""/>
-                  <w:listItem w:displayText="Повыш. t обмотки " w:value="Повыш. t обмотки "/>
-                  <w:listItem w:displayText="Контроль цепи ЭМО2 " w:value="Контроль цепи ЭМО2 "/>
-                  <w:listItem w:displayText="Откл.конт.газ. реле " w:value="Откл.конт.газ. реле "/>
-                  <w:listItem w:displayText="Конт.струйн. реле " w:value="Конт.струйн. реле "/>
-                  <w:listItem w:displayText="Выс.ур.масла РПН " w:value="Выс.ур.масла РПН "/>
-                  <w:listItem w:displayText="Контроль цепи ЭМВ " w:value="Контроль цепи ЭМВ "/>
-                  <w:listItem w:displayText="Авар.уров.изоляц. В " w:value="Авар.уров.изоляц. В "/>
-                  <w:listItem w:displayText="Сигн.конт.газ. реле " w:value="Сигн.конт.газ. реле "/>
-                  <w:listItem w:displayText="Пружина не заведена " w:value="Пружина не заведена "/>
-                  <w:listItem w:displayText="Работа ЭМВ " w:value="Работа ЭМВ "/>
-                  <w:listItem w:displayText="Работа ЭМО2 " w:value="Работа ЭМО2 "/>
-                  <w:listItem w:displayText="Сраб. КИГЗ_РПН " w:value="Сраб. КИГЗ_РПН "/>
-                  <w:listItem w:displayText="Низк.ур.масла РПН " w:value="Низк.ур.масла РПН "/>
-                  <w:listItem w:displayText="В отключен (б/к) " w:value="В отключен (б/к) "/>
-                  <w:listItem w:displayText="Выс.ур.масла тр. " w:value="Выс.ур.масла тр. "/>
-                  <w:listItem w:displayText="Сраб.пред.клапана " w:value="Сраб.пред.клапана "/>
-                  <w:listItem w:displayText="Сраб. КИ ГЗ_откл " w:value="Сраб. КИ ГЗ_откл "/>
-                  <w:listItem w:displayText="Сраб.отсеч.клапана " w:value="Сраб.отсеч.клапана "/>
-                  <w:listItem w:displayText="Работа ЭМО1 " w:value="Работа ЭМО1 "/>
-                  <w:listItem w:displayText="Авар. t масла " w:value="Авар. t масла "/>
-                  <w:listItem w:displayText="Сраб. датч. давл. " w:value="Сраб. датч. давл. "/>
-                  <w:listItem w:displayText="Авар. t обмотки " w:value="Авар. t обмотки "/>
-                  <w:listItem w:displayText="Ключ М/Д привода " w:value="Ключ М/Д привода "/>
-                  <w:listItem w:displayText="Низк.ур.масла тр. " w:value="Низк.ур.масла тр. "/>
-                  <w:listItem w:displayText="Контроль цепи ЭМО1 " w:value="Контроль цепи ЭМО1 "/>
-                  <w:listItem w:displayText="Повыш. t масла " w:value="Повыш. t масла "/>
-                  <w:listItem w:displayText="Сраб. КИ датч.давл. " w:value="Сраб. КИ датч.давл. "/>
-                  <w:listItem w:displayText="В включен (б/к) " w:value="В включен (б/к) "/>
-                  <w:listItem w:displayText="Сраб. КИ ДТм " w:value="Сраб. КИ ДТм "/>
-                  <w:listItem w:displayText="Сраб. КИ ГЗ_сигн " w:value="Сраб. КИ ГЗ_сигн "/>
-                  <w:listItem w:displayText="Сраб. КИ Дто " w:value="Сраб. КИ Дто "/>
-                  <w:listItem w:displayText="Низ.уров.изоляц. В " w:value="Низ.уров.изоляц. В "/>
-                </w:dropDownList>
-                <w:showingPlcHdr/>
-                <w:placeholder>
-                  <w:docPart w:val=""/>
-                </w:placeholder>
-              </w:sdtPr>
-              <w:sdtContent>
-                <w:r>
-                  <w:rPr>
-                    <w:color w:val="808080"/>
-                    <w:sz w:val="24"/>
-                    <w:i/>
-                    <!-- курсив -->
-                    <!-- <w:b/> полужирный -->
-                    <w:spacing w:val="10"/>
-                    <!-- интервал между символами -->
-                  </w:rPr>
-                  <w:t>Не назначено</w:t>
-                </w:r>
-              </w:sdtContent>
-            </w:sdt>
-          </w:p>
-        </w:tc>
-        <w:tc>
-          <w:tcPr>
-            <w:tcW w:type="dxa" w:w="2448"/>
-          </w:tcPr>
-          <w:p>
-            <w:pPr>
-              <w:jc w:val="center"/>
-            </w:pPr>
-            <w:sdt>
-              <w:sdtPr>
-                <w:alias w:val=""/>
-                <w:tag w:val=""/>
-                <w:id w:val="0"/>
-                <w:dropDownList>
-                  <w:listItem w:displayText="Не назначено" w:value=""/>
-                  <w:listItem w:displayText="Повыш. t обмотки " w:value="Повыш. t обмотки "/>
-                  <w:listItem w:displayText="Контроль цепи ЭМО2 " w:value="Контроль цепи ЭМО2 "/>
-                  <w:listItem w:displayText="Откл.конт.газ. реле " w:value="Откл.конт.газ. реле "/>
-                  <w:listItem w:displayText="Конт.струйн. реле " w:value="Конт.струйн. реле "/>
-                  <w:listItem w:displayText="Выс.ур.масла РПН " w:value="Выс.ур.масла РПН "/>
-                  <w:listItem w:displayText="Контроль цепи ЭМВ " w:value="Контроль цепи ЭМВ "/>
-                  <w:listItem w:displayText="Авар.уров.изоляц. В " w:value="Авар.уров.изоляц. В "/>
-                  <w:listItem w:displayText="Сигн.конт.газ. реле " w:value="Сигн.конт.газ. реле "/>
-                  <w:listItem w:displayText="Пружина не заведена " w:value="Пружина не заведена "/>
-                  <w:listItem w:displayText="Работа ЭМВ " w:value="Работа ЭМВ "/>
-                  <w:listItem w:displayText="Работа ЭМО2 " w:value="Работа ЭМО2 "/>
-                  <w:listItem w:displayText="Сраб. КИГЗ_РПН " w:value="Сраб. КИГЗ_РПН "/>
-                  <w:listItem w:displayText="Низк.ур.масла РПН " w:value="Низк.ур.масла РПН "/>
-                  <w:listItem w:displayText="В отключен (б/к) " w:value="В отключен (б/к) "/>
-                  <w:listItem w:displayText="Выс.ур.масла тр. " w:value="Выс.ур.масла тр. "/>
-                  <w:listItem w:displayText="Сраб.пред.клапана " w:value="Сраб.пред.клапана "/>
-                  <w:listItem w:displayText="Сраб. КИ ГЗ_откл " w:value="Сраб. КИ ГЗ_откл "/>
-                  <w:listItem w:displayText="Сраб.отсеч.клапана " w:value="Сраб.отсеч.клапана "/>
-                  <w:listItem w:displayText="Работа ЭМО1 " w:value="Работа ЭМО1 "/>
-                  <w:listItem w:displayText="Авар. t масла " w:value="Авар. t масла "/>
-                  <w:listItem w:displayText="Сраб. датч. давл. " w:value="Сраб. датч. давл. "/>
-                  <w:listItem w:displayText="Авар. t обмотки " w:value="Авар. t обмотки "/>
-                  <w:listItem w:displayText="Ключ М/Д привода " w:value="Ключ М/Д привода "/>
-                  <w:listItem w:displayText="Низк.ур.масла тр. " w:value="Низк.ур.масла тр. "/>
-                  <w:listItem w:displayText="Контроль цепи ЭМО1 " w:value="Контроль цепи ЭМО1 "/>
-                  <w:listItem w:displayText="Повыш. t масла " w:value="Повыш. t масла "/>
-                  <w:listItem w:displayText="Сраб. КИ датч.давл. " w:value="Сраб. КИ датч.давл. "/>
-                  <w:listItem w:displayText="В включен (б/к) " w:value="В включен (б/к) "/>
-                  <w:listItem w:displayText="Сраб. КИ ДТм " w:value="Сраб. КИ ДТм "/>
-                  <w:listItem w:displayText="Сраб. КИ ГЗ_сигн " w:value="Сраб. КИ ГЗ_сигн "/>
-                  <w:listItem w:displayText="Сраб. КИ Дто " w:value="Сраб. КИ Дто "/>
-                  <w:listItem w:displayText="Низ.уров.изоляц. В " w:value="Низ.уров.изоляц. В "/>
+                  <w:listItem w:displayText="ЛО ГЗоткл / ЛО: Функция введена в работу" w:value="ЛО ГЗоткл / ЛО: Функция введена в работу"/>
+                  <w:listItem w:displayText="ЛО ГЗоткл / ЛО: Функция оперативно выведена из работы" w:value="ЛО ГЗоткл / ЛО: Функция оперативно выведена из работы"/>
+                  <w:listItem w:displayText="ЛО ГЗоткл / ЛО: Блокировка ГЗоткл" w:value="ЛО ГЗоткл / ЛО: Блокировка ГЗоткл"/>
+                  <w:listItem w:displayText="ЛО ГЗоткл / ЛО: Срабатывание на сигнал" w:value="ЛО ГЗоткл / ЛО: Срабатывание на сигнал"/>
+                  <w:listItem w:displayText="ЛО ГЗоткл / ЛО: Срабатывание" w:value="ЛО ГЗоткл / ЛО: Срабатывание"/>
+                  <w:listItem w:displayText="ДЗТ / БВКЗ: Срабатывание БВКЗ" w:value="ДЗТ / БВКЗ: Срабатывание БВКЗ"/>
+                  <w:listItem w:displayText="ДЗТ / БВКЗ: Срабатывание БВКЗ по фазе А" w:value="ДЗТ / БВКЗ: Срабатывание БВКЗ по фазе А"/>
+                  <w:listItem w:displayText="ДЗТ / БВКЗ: Срабатывание БВКЗ по фазе В" w:value="ДЗТ / БВКЗ: Срабатывание БВКЗ по фазе В"/>
+                  <w:listItem w:displayText="ДЗТ / БВКЗ: Срабатывание БВКЗ по фазе С" w:value="ДЗТ / БВКЗ: Срабатывание БВКЗ по фазе С"/>
+                  <w:listItem w:displayText="ДЗТ / Д2Г: Пуск Д2Г" w:value="ДЗТ / Д2Г: Пуск Д2Г"/>
+                  <w:listItem w:displayText="ДЗТ / Д2Г: Пуск Д2Г по фазе A" w:value="ДЗТ / Д2Г: Пуск Д2Г по фазе A"/>
+                  <w:listItem w:displayText="ДЗТ / Д2Г: Пуск Д2Г по фазе В" w:value="ДЗТ / Д2Г: Пуск Д2Г по фазе В"/>
+                  <w:listItem w:displayText="ДЗТ / Д2Г: Пуск Д2Г по фазе С" w:value="ДЗТ / Д2Г: Пуск Д2Г по фазе С"/>
+                  <w:listItem w:displayText="ДЗТ / Д5Г: Пуск Д5Г" w:value="ДЗТ / Д5Г: Пуск Д5Г"/>
+                  <w:listItem w:displayText="ДЗТ / Д5Г: Пуск Д5Г по фазе A" w:value="ДЗТ / Д5Г: Пуск Д5Г по фазе A"/>
+                  <w:listItem w:displayText="ДЗТ / Д5Г: Пуск Д5Г по фазе В" w:value="ДЗТ / Д5Г: Пуск Д5Г по фазе В"/>
+                  <w:listItem w:displayText="ДЗТ / Д5Г: Пуск Д5Г по фазе С" w:value="ДЗТ / Д5Г: Пуск Д5Г по фазе С"/>
+                  <w:listItem w:displayText="ДЗТ / ДТЗт: Пуск" w:value="ДЗТ / ДТЗт: Пуск"/>
+                  <w:listItem w:displayText="ДЗТ / ДТЗт: Пуск ДТО по фазе A" w:value="ДЗТ / ДТЗт: Пуск ДТО по фазе A"/>
+                  <w:listItem w:displayText="ДЗТ / ДТЗт: Пуск ДТО по фазе В" w:value="ДЗТ / ДТЗт: Пуск ДТО по фазе В"/>
+                  <w:listItem w:displayText="ДЗТ / ДТЗт: Пуск ДТО по фазе С" w:value="ДЗТ / ДТЗт: Пуск ДТО по фазе С"/>
+                  <w:listItem w:displayText="ДЗТ / ДТЗт: Срабатывание ДТЗт" w:value="ДЗТ / ДТЗт: Срабатывание ДТЗт"/>
+                  <w:listItem w:displayText="ДЗТ / ДТЗт: Срабатывание ДТЗт по фазе A" w:value="ДЗТ / ДТЗт: Срабатывание ДТЗт по фазе A"/>
+                  <w:listItem w:displayText="ДЗТ / ДТЗт: Срабатывание ДТЗт по фазе В" w:value="ДЗТ / ДТЗт: Срабатывание ДТЗт по фазе В"/>
+                  <w:listItem w:displayText="ДЗТ / ДТЗт: Срабатывание ДТЗт по фазе С" w:value="ДЗТ / ДТЗт: Срабатывание ДТЗт по фазе С"/>
+                  <w:listItem w:displayText="ДЗТ / ДТЗт: Срабатывание ДТЗт на сигнал" w:value="ДЗТ / ДТЗт: Срабатывание ДТЗт на сигнал"/>
+                  <w:listItem w:displayText="ДЗТ / ДТЗт: Срабатывание ДТЗт по фазе A на сигнал" w:value="ДЗТ / ДТЗт: Срабатывание ДТЗт по фазе A на сигнал"/>
+                  <w:listItem w:displayText="ДЗТ / ДТЗт: Срабатывание ДТЗт по фазе В на сигнал" w:value="ДЗТ / ДТЗт: Срабатывание ДТЗт по фазе В на сигнал"/>
+                  <w:listItem w:displayText="ДЗТ / ДТЗт: Срабатывание ДТЗт по фазе С на сигнал" w:value="ДЗТ / ДТЗт: Срабатывание ДТЗт по фазе С на сигнал"/>
+                  <w:listItem w:displayText="ДЗТ / ДТЗт: Функция введена в работу" w:value="ДЗТ / ДТЗт: Функция введена в работу"/>
+                  <w:listItem w:displayText="ДЗТ / ДТЗт: Функция оперативно выведена из работы" w:value="ДЗТ / ДТЗт: Функция оперативно выведена из работы"/>
+                  <w:listItem w:displayText="ДЗТ / ДТО: Пуск" w:value="ДЗТ / ДТО: Пуск"/>
+                  <w:listItem w:displayText="ДЗТ / ДТО: Пуск ДТО по фазе A" w:value="ДЗТ / ДТО: Пуск ДТО по фазе A"/>
+                  <w:listItem w:displayText="ДЗТ / ДТО: Пуск ДТО по фазе В" w:value="ДЗТ / ДТО: Пуск ДТО по фазе В"/>
+                  <w:listItem w:displayText="ДЗТ / ДТО: Пуск ДТО по фазе С" w:value="ДЗТ / ДТО: Пуск ДТО по фазе С"/>
+                  <w:listItem w:displayText="ДЗТ / ДТО: Срабатывание ДТО" w:value="ДЗТ / ДТО: Срабатывание ДТО"/>
+                  <w:listItem w:displayText="ДЗТ / ДТО: Срабатывание ДТО по фазе A" w:value="ДЗТ / ДТО: Срабатывание ДТО по фазе A"/>
+                  <w:listItem w:displayText="ДЗТ / ДТО: Срабатывание ДТО по фазе В" w:value="ДЗТ / ДТО: Срабатывание ДТО по фазе В"/>
+                  <w:listItem w:displayText="ДЗТ / ДТО: Срабатывание ДТО по фазе С" w:value="ДЗТ / ДТО: Срабатывание ДТО по фазе С"/>
+                  <w:listItem w:displayText="ДЗТ / ДТО: Срабатывание ДТО на сигнал" w:value="ДЗТ / ДТО: Срабатывание ДТО на сигнал"/>
+                  <w:listItem w:displayText="ДЗТ / ДТО: Срабатывание ДТО по фазе A на сигнал" w:value="ДЗТ / ДТО: Срабатывание ДТО по фазе A на сигнал"/>
+                  <w:listItem w:displayText="ДЗТ / ДТО: Срабатывание ДТО по фазе В на сигнал" w:value="ДЗТ / ДТО: Срабатывание ДТО по фазе В на сигнал"/>
+                  <w:listItem w:displayText="ДЗТ / ДТО: Срабатывание ДТО по фазе С на сигнал" w:value="ДЗТ / ДТО: Срабатывание ДТО по фазе С на сигнал"/>
+                  <w:listItem w:displayText="ДЗТ / ДТО: Функция введена в работу" w:value="ДЗТ / ДТО: Функция введена в работу"/>
+                  <w:listItem w:displayText="ДЗТ / ДТО: Функция оперативно выведена из работы" w:value="ДЗТ / ДТО: Функция оперативно выведена из работы"/>
+                  <w:listItem w:displayText="ДЗТ / КЦТнеб: Срабатывание КЦНнеб" w:value="ДЗТ / КЦТнеб: Срабатывание КЦНнеб"/>
+                  <w:listItem w:displayText="ДЗТ / КЦТнеб: Срабатывание КЦНнеб фазы А" w:value="ДЗТ / КЦТнеб: Срабатывание КЦНнеб фазы А"/>
+                  <w:listItem w:displayText="ДЗТ / КЦТнеб: Срабатывание КЦНнеб фазы В" w:value="ДЗТ / КЦТнеб: Срабатывание КЦНнеб фазы В"/>
+                  <w:listItem w:displayText="ДЗТ / КЦТнеб: Срабатывание КЦНнеб фазы С" w:value="ДЗТ / КЦТнеб: Срабатывание КЦНнеб фазы С"/>
+                  <w:listItem w:displayText="ДЗТ / КЦТнеб: Функция введена в работу" w:value="ДЗТ / КЦТнеб: Функция введена в работу"/>
+                  <w:listItem w:displayText="ДЗТ / КЦТнеб: Функция оперативно выведена из работы" w:value="ДЗТ / КЦТнеб: Функция оперативно выведена из работы"/>
+                  <w:listItem w:displayText="ПДС / ДУм РПН: Высокий уровень масла" w:value="ПДС / ДУм РПН: Высокий уровень масла"/>
+                  <w:listItem w:displayText="ПДС / ДУм РПН: Низкий уровень масла" w:value="ПДС / ДУм РПН: Низкий уровень масла"/>
+                  <w:listItem w:displayText="ПДС / ГЗ РПН: Отключение" w:value="ПДС / ГЗ РПН: Отключение"/>
+                  <w:listItem w:displayText="ПДС / ГЗ РПН: Низкая изоляция " w:value="ПДС / ГЗ РПН: Низкая изоляция "/>
+                  <w:listItem w:displayText="ПДС / ДУм расширителя: Высокий уровень масла" w:value="ПДС / ДУм расширителя: Высокий уровень масла"/>
+                  <w:listItem w:displayText="ПДС / ДУм расширителя: Низкий уровень масла" w:value="ПДС / ДУм расширителя: Низкий уровень масла"/>
+                  <w:listItem w:displayText="ПДС / ДТм: Отключение" w:value="ПДС / ДТм: Отключение"/>
+                  <w:listItem w:displayText="ПДС / ДТм: Сигнал" w:value="ПДС / ДТм: Сигнал"/>
+                  <w:listItem w:displayText="ПДС / ДТм: Низкая изоляция" w:value="ПДС / ДТм: Низкая изоляция"/>
+                  <w:listItem w:displayText="ПДС / ПК: Срабатывание" w:value="ПДС / ПК: Срабатывание"/>
+                  <w:listItem w:displayText="ПДС / ГЗ Т: Отключение" w:value="ПДС / ГЗ Т: Отключение"/>
+                  <w:listItem w:displayText="ПДС / ГЗ Т: Сигнал" w:value="ПДС / ГЗ Т: Сигнал"/>
+                  <w:listItem w:displayText="ПДС / ГЗ Т: Низкая изоляция ГЗоткл" w:value="ПДС / ГЗ Т: Низкая изоляция ГЗоткл"/>
+                  <w:listItem w:displayText="ПДС / ГЗ Т: Низкая изоляция ГЗсигн" w:value="ПДС / ГЗ Т: Низкая изоляция ГЗсигн"/>
+                  <w:listItem w:displayText="ПДС / КЦВ: Контроль цепи ЭМВ" w:value="ПДС / КЦВ: Контроль цепи ЭМВ"/>
+                  <w:listItem w:displayText="ПДС / КЦВ: Контроль цепи ЭМО1" w:value="ПДС / КЦВ: Контроль цепи ЭМО1"/>
+                  <w:listItem w:displayText="ПДС / КЦВ: Контроль цепи ЭМО2" w:value="ПДС / КЦВ: Контроль цепи ЭМО2"/>
+                  <w:listItem w:displayText="ПДС / КЦВ: Работа ЭМВ" w:value="ПДС / КЦВ: Работа ЭМВ"/>
+                  <w:listItem w:displayText="ПДС / КЦВ: Работа ЭМО1" w:value="ПДС / КЦВ: Работа ЭМО1"/>
+                  <w:listItem w:displayText="ПДС / КЦВ: Работа ЭМО2" w:value="ПДС / КЦВ: Работа ЭМО2"/>
+                  <w:listItem w:displayText="ПДС / ОК: Срабатывание" w:value="ПДС / ОК: Срабатывание"/>
+                  <w:listItem w:displayText="ПДС / КИ: Аварийный уровень изоляции" w:value="ПДС / КИ: Аварийный уровень изоляции"/>
+                  <w:listItem w:displayText="ПДС / КИ: Низкий уровень изоляции" w:value="ПДС / КИ: Низкий уровень изоляции"/>
+                  <w:listItem w:displayText="ПДС / РД: Отключение" w:value="ПДС / РД: Отключение"/>
+                  <w:listItem w:displayText="ПДС / РД: Низкая изоляция" w:value="ПДС / РД: Низкая изоляция"/>
+                  <w:listItem w:displayText="ПДС / КПруж: Пружина не заведена" w:value="ПДС / КПруж: Пружина не заведена"/>
+                  <w:listItem w:displayText="ПДС / ДТо: Отключение" w:value="ПДС / ДТо: Отключение"/>
+                  <w:listItem w:displayText="ПДС / ДТо: Сигнал" w:value="ПДС / ДТо: Сигнал"/>
+                  <w:listItem w:displayText="ПДС / ДТо: Низкая изоляция" w:value="ПДС / ДТо: Низкая изоляция"/>
+                  <w:listItem w:displayText="ПДС / В: Положение В (Отключено)" w:value="ПДС / В: Положение В (Отключено)"/>
+                  <w:listItem w:displayText="ПДС / В: Положение В (Включено)" w:value="ПДС / В: Положение В (Включено)"/>
+                  <w:listItem w:displayText="ПДС / В: Положение В (Не определено)" w:value="ПДС / В: Положение В (Не определено)"/>
+                  <w:listItem w:displayText="ПДС / В: Положение В (Неисправность)" w:value="ПДС / В: Положение В (Неисправность)"/>
+                  <w:listItem w:displayText="ПДС / В: Ключ М/Д привода В" w:value="ПДС / В: Ключ М/Д привода В"/>
+                  <w:listItem w:displayText="ЛО Т / ЗАВР: Функция введена в работу" w:value="ЛО Т / ЗАВР: Функция введена в работу"/>
+                  <w:listItem w:displayText="ЛО Т / ЗАВР: Функция оперативно выведена из работы" w:value="ЛО Т / ЗАВР: Функция оперативно выведена из работы"/>
+                  <w:listItem w:displayText="ЛО Т / ЗАВР: Запрет АВР" w:value="ЛО Т / ЗАВР: Запрет АВР"/>
+                  <w:listItem w:displayText="ЛО Т / ЛО: Функция введена в работу" w:value="ЛО Т / ЛО: Функция введена в работу"/>
+                  <w:listItem w:displayText="ЛО Т / ЛО: Функция оперативно выведена из работы" w:value="ЛО Т / ЛО: Функция оперативно выведена из работы"/>
+                  <w:listItem w:displayText="ЛО Т / ЛО: Пуск" w:value="ЛО Т / ЛО: Пуск"/>
+                  <w:listItem w:displayText="ЛО Т / ЛО: Срабатывание" w:value="ЛО Т / ЛО: Срабатывание"/>
+                  <w:listItem w:displayText="ЛО Т / ЗАПВ: Функция введена в работу" w:value="ЛО Т / ЗАПВ: Функция введена в работу"/>
+                  <w:listItem w:displayText="ЛО Т / ЗАПВ: Функция оперативно выведена из работы" w:value="ЛО Т / ЗАПВ: Функция оперативно выведена из работы"/>
+                  <w:listItem w:displayText="ЛО Т / ЗАПВ: Запрет АПВ" w:value="ЛО Т / ЗАПВ: Запрет АПВ"/>
                 </w:dropDownList>
                 <w:showingPlcHdr/>
                 <w:placeholder>
@@ -8359,8 +8313,8 @@
       <w:tr>
         <w:tc>
           <w:tcPr>
-            <w:tcW w:type="dxa" w:w="2448"/>
-            <w:gridSpan w:val="5"/>
+            <w:tcW w:type="dxa" w:w="5760"/>
+            <w:gridSpan w:val="3"/>
           </w:tcPr>
           <w:p>
             <w:pPr>
@@ -8369,16 +8323,6 @@
             <w:r>
               <w:t>{%tr endfor %}</w:t>
             </w:r>
-          </w:p>
-        </w:tc>
-        <w:tc>
-          <w:tcPr>
-            <w:tcW w:type="dxa" w:w="2448"/>
-          </w:tcPr>
-          <w:p>
-            <w:pPr>
-              <w:pStyle w:val="affa"/>
-            </w:pPr>
           </w:p>
         </w:tc>
       </w:tr>
@@ -17512,10 +17456,14 @@
     <w:name w:val="Стиль6"/>
     <w:basedOn w:val="510"/>
     <w:uiPriority w:val="99"/>
-    <w:rsid w:val="00140E4D"/>
+    <w:rsid w:val="00D61ECE"/>
     <w:tblPr>
       <w:tblStyleRowBandSize w:val="1"/>
+      <w:jc w:val="left"/>
     </w:tblPr>
+    <w:trPr>
+      <w:jc w:val="left"/>
+    </w:trPr>
     <w:tblStylePr w:type="firstRow">
       <w:tblPr/>
       <w:tcPr>
@@ -17823,6 +17771,7 @@
     <w:rsid w:val="008228D7"/>
     <w:rsid w:val="008B22A3"/>
     <w:rsid w:val="008D3521"/>
+    <w:rsid w:val="00946361"/>
     <w:rsid w:val="009B28D6"/>
     <w:rsid w:val="009C34F8"/>
     <w:rsid w:val="009D54AF"/>
@@ -29700,7 +29649,7 @@
 </file>
 
 <file path=customXml/itemProps1.xml><?xml version="1.0" encoding="utf-8"?>
-<ds:datastoreItem xmlns:ds="http://schemas.openxmlformats.org/officeDocument/2006/customXml" ds:itemID="{7E428D6B-7BE8-4604-BEC0-52981E5C7437}">
+<ds:datastoreItem xmlns:ds="http://schemas.openxmlformats.org/officeDocument/2006/customXml" ds:itemID="{04D519BA-46DC-48F5-BD22-2F2EE4FE7A18}">
   <ds:schemaRefs>
     <ds:schemaRef ds:uri="http://schemas.openxmlformats.org/officeDocument/2006/bibliography"/>
   </ds:schemaRefs>

--- a/set_maker/templ2.docx
+++ b/set_maker/templ2.docx
@@ -7040,38 +7040,38 @@
                 <w:id w:val="0"/>
                 <w:dropDownList>
                   <w:listItem w:displayText="Не назначено" w:value=""/>
-                  <w:listItem w:displayText="Повыш. t обмотки " w:value="Повыш. t обмотки "/>
-                  <w:listItem w:displayText="Контроль цепи ЭМО2 " w:value="Контроль цепи ЭМО2 "/>
-                  <w:listItem w:displayText="Откл.конт.газ. реле " w:value="Откл.конт.газ. реле "/>
-                  <w:listItem w:displayText="Конт.струйн. реле " w:value="Конт.струйн. реле "/>
-                  <w:listItem w:displayText="Выс.ур.масла РПН " w:value="Выс.ур.масла РПН "/>
-                  <w:listItem w:displayText="Контроль цепи ЭМВ " w:value="Контроль цепи ЭМВ "/>
-                  <w:listItem w:displayText="Авар.уров.изоляц. В " w:value="Авар.уров.изоляц. В "/>
-                  <w:listItem w:displayText="Сигн.конт.газ. реле " w:value="Сигн.конт.газ. реле "/>
-                  <w:listItem w:displayText="Пружина не заведена " w:value="Пружина не заведена "/>
-                  <w:listItem w:displayText="Работа ЭМВ " w:value="Работа ЭМВ "/>
-                  <w:listItem w:displayText="Работа ЭМО2 " w:value="Работа ЭМО2 "/>
-                  <w:listItem w:displayText="Сраб. КИГЗ_РПН " w:value="Сраб. КИГЗ_РПН "/>
-                  <w:listItem w:displayText="Низк.ур.масла РПН " w:value="Низк.ур.масла РПН "/>
-                  <w:listItem w:displayText="В отключен (б/к) " w:value="В отключен (б/к) "/>
-                  <w:listItem w:displayText="Выс.ур.масла тр. " w:value="Выс.ур.масла тр. "/>
-                  <w:listItem w:displayText="Сраб.пред.клапана " w:value="Сраб.пред.клапана "/>
-                  <w:listItem w:displayText="Сраб. КИ ГЗ_откл " w:value="Сраб. КИ ГЗ_откл "/>
-                  <w:listItem w:displayText="Сраб.отсеч.клапана " w:value="Сраб.отсеч.клапана "/>
-                  <w:listItem w:displayText="Работа ЭМО1 " w:value="Работа ЭМО1 "/>
-                  <w:listItem w:displayText="Авар. t масла " w:value="Авар. t масла "/>
-                  <w:listItem w:displayText="Сраб. датч. давл. " w:value="Сраб. датч. давл. "/>
-                  <w:listItem w:displayText="Авар. t обмотки " w:value="Авар. t обмотки "/>
+                  <w:listItem w:displayText="Повыш. t масла " w:value="Повыш. t масла "/>
                   <w:listItem w:displayText="Ключ М/Д привода " w:value="Ключ М/Д привода "/>
                   <w:listItem w:displayText="Низк.ур.масла тр. " w:value="Низк.ур.масла тр. "/>
                   <w:listItem w:displayText="Контроль цепи ЭМО1 " w:value="Контроль цепи ЭМО1 "/>
-                  <w:listItem w:displayText="Повыш. t масла " w:value="Повыш. t масла "/>
+                  <w:listItem w:displayText="Конт.струйн. реле " w:value="Конт.струйн. реле "/>
+                  <w:listItem w:displayText="Низ.уров.изоляц. В " w:value="Низ.уров.изоляц. В "/>
+                  <w:listItem w:displayText="Сраб. КИ ГЗ_сигн " w:value="Сраб. КИ ГЗ_сигн "/>
+                  <w:listItem w:displayText="Контроль цепи ЭМО2 " w:value="Контроль цепи ЭМО2 "/>
+                  <w:listItem w:displayText="Работа ЭМО1 " w:value="Работа ЭМО1 "/>
+                  <w:listItem w:displayText="Сраб. КИ ГЗ_откл " w:value="Сраб. КИ ГЗ_откл "/>
+                  <w:listItem w:displayText="Авар. t масла " w:value="Авар. t масла "/>
+                  <w:listItem w:displayText="Сраб.отсеч.клапана " w:value="Сраб.отсеч.клапана "/>
+                  <w:listItem w:displayText="Сраб.пред.клапана " w:value="Сраб.пред.клапана "/>
+                  <w:listItem w:displayText="Работа ЭМО2 " w:value="Работа ЭМО2 "/>
+                  <w:listItem w:displayText="Работа ЭМВ " w:value="Работа ЭМВ "/>
                   <w:listItem w:displayText="Сраб. КИ датч.давл. " w:value="Сраб. КИ датч.давл. "/>
+                  <w:listItem w:displayText="Сраб. КИГЗ_РПН " w:value="Сраб. КИГЗ_РПН "/>
+                  <w:listItem w:displayText="Сраб. датч. давл. " w:value="Сраб. датч. давл. "/>
+                  <w:listItem w:displayText="Сигн.конт.газ. реле " w:value="Сигн.конт.газ. реле "/>
+                  <w:listItem w:displayText="Авар.уров.изоляц. В " w:value="Авар.уров.изоляц. В "/>
+                  <w:listItem w:displayText="В отключен (б/к) " w:value="В отключен (б/к) "/>
+                  <w:listItem w:displayText="Откл.конт.газ. реле " w:value="Откл.конт.газ. реле "/>
+                  <w:listItem w:displayText="Сраб. КИ ДТм " w:value="Сраб. КИ ДТм "/>
+                  <w:listItem w:displayText="Выс.ур.масла РПН " w:value="Выс.ур.масла РПН "/>
+                  <w:listItem w:displayText="Пружина не заведена " w:value="Пружина не заведена "/>
+                  <w:listItem w:displayText="Авар. t обмотки " w:value="Авар. t обмотки "/>
                   <w:listItem w:displayText="В включен (б/к) " w:value="В включен (б/к) "/>
-                  <w:listItem w:displayText="Сраб. КИ ДТм " w:value="Сраб. КИ ДТм "/>
-                  <w:listItem w:displayText="Сраб. КИ ГЗ_сигн " w:value="Сраб. КИ ГЗ_сигн "/>
                   <w:listItem w:displayText="Сраб. КИ Дто " w:value="Сраб. КИ Дто "/>
-                  <w:listItem w:displayText="Низ.уров.изоляц. В " w:value="Низ.уров.изоляц. В "/>
+                  <w:listItem w:displayText="Выс.ур.масла тр. " w:value="Выс.ур.масла тр. "/>
+                  <w:listItem w:displayText="Контроль цепи ЭМВ " w:value="Контроль цепи ЭМВ "/>
+                  <w:listItem w:displayText="Повыш. t обмотки " w:value="Повыш. t обмотки "/>
+                  <w:listItem w:displayText="Низк.ур.масла РПН " w:value="Низк.ур.масла РПН "/>
                 </w:dropDownList>
                 <w:showingPlcHdr/>
                 <w:placeholder>
@@ -8335,6 +8335,181 @@
         <w:t>{% endfor %}</w:t>
       </w:r>
     </w:p>
+    <w:p>
+      <w:pPr>
+        <w:pStyle w:val="20"/>
+      </w:pPr>
+      <w:r>
+        <w:t>Функциональные клавиши</w:t>
+      </w:r>
+    </w:p>
+    <w:p>
+      <w:pPr>
+        <w:pStyle w:val="afff0"/>
+      </w:pPr>
+      <w:r>
+        <w:t>Для функциональной клавиши возможно подключение только одного управляющего сигнала. {% for fks_key, fks in fks.modules.items() %}</w:t>
+      </w:r>
+    </w:p>
+    <w:p>
+      <w:pPr>
+        <w:pStyle w:val="a7"/>
+      </w:pPr>
+      <w:r>
+        <w:t>{{ fks.type }}</w:t>
+      </w:r>
+    </w:p>
+    <w:tbl>
+      <w:tblPr>
+        <w:tblStyle w:val="65"/>
+        <w:tblW w:type="auto" w:w="0"/>
+        <w:tblLook w:firstColumn="1" w:firstRow="1" w:lastColumn="0" w:lastRow="0" w:noHBand="0" w:noVBand="1" w:val="04A0"/>
+        <w:tblLayout w:type="fixed"/>
+      </w:tblPr>
+      <w:tblGrid>
+        <w:gridCol w:w="7767"/>
+        <w:gridCol w:w="7767"/>
+      </w:tblGrid>
+      <w:tr>
+        <w:trPr>
+          <w:tblHeader w:val="true"/>
+        </w:trPr>
+        <w:tc>
+          <w:tcPr>
+            <w:tcW w:type="dxa" w:w="2880"/>
+            <w:vAlign w:val="center"/>
+          </w:tcPr>
+          <w:p>
+            <w:pPr>
+              <w:pStyle w:val="affa"/>
+              <w:jc w:val="center"/>
+            </w:pPr>
+            <w:r>
+              <w:t>Функциональная клавиша</w:t>
+            </w:r>
+          </w:p>
+        </w:tc>
+        <w:tc>
+          <w:tcPr>
+            <w:tcW w:type="dxa" w:w="5760"/>
+            <w:vAlign w:val="center"/>
+          </w:tcPr>
+          <w:p>
+            <w:pPr>
+              <w:pStyle w:val="affa"/>
+              <w:jc w:val="center"/>
+            </w:pPr>
+            <w:r>
+              <w:t>Назначенный сигнал</w:t>
+            </w:r>
+          </w:p>
+        </w:tc>
+      </w:tr>
+      <w:tr>
+        <w:trPr>
+          <w:tblHeader w:val="true"/>
+        </w:trPr>
+        <w:tc>
+          <w:tcPr>
+            <w:tcW w:type="dxa" w:w="5760"/>
+            <w:gridSpan w:val="2"/>
+          </w:tcPr>
+          <w:p>
+            <w:r>
+              <w:t>{%tr for param_name, param_data in fks.inputs.items() %}</w:t>
+            </w:r>
+          </w:p>
+        </w:tc>
+      </w:tr>
+      <w:tr>
+        <w:tc>
+          <w:tcPr>
+            <w:tcW w:type="dxa" w:w="2880"/>
+          </w:tcPr>
+          <w:p>
+            <w:r>
+              <w:t>{{ param_data.name }}</w:t>
+            </w:r>
+          </w:p>
+        </w:tc>
+        <w:tc>
+          <w:tcPr>
+            <w:tcW w:type="dxa" w:w="5760"/>
+          </w:tcPr>
+          <w:p>
+            <w:pPr>
+              <w:jc w:val="center"/>
+            </w:pPr>
+            <w:sdt>
+              <w:sdtPr>
+                <w:alias w:val=""/>
+                <w:tag w:val=""/>
+                <w:id w:val="0"/>
+                <w:dropDownList>
+                  <w:listItem w:displayText="Не назначено" w:value=""/>
+                  <w:listItem w:displayText="ОВ ГЗоткл " w:value="ОВ ГЗоткл "/>
+                  <w:listItem w:displayText="ОВ ДТО " w:value="ОВ ДТО "/>
+                  <w:listItem w:displayText="ОВ ЛО Т / ЗАВР " w:value="ОВ ЛО Т / ЗАВР "/>
+                  <w:listItem w:displayText="ОВ ДТЗт " w:value="ОВ ДТЗт "/>
+                  <w:listItem w:displayText="Сброс блок. ГЗ,ТЗ " w:value="Сброс блок. ГЗ,ТЗ "/>
+                  <w:listItem w:displayText="ОВ КЦТнеб " w:value="ОВ КЦТнеб "/>
+                  <w:listItem w:displayText="ОВ ЛО Т / ЛО " w:value="ОВ ЛО Т / ЛО "/>
+                  <w:listItem w:displayText="ОВ ЛО Т " w:value="ОВ ЛО Т "/>
+                  <w:listItem w:displayText="ОВ ПДС " w:value="ОВ ПДС "/>
+                  <w:listItem w:displayText="ОВ ЛО Т / ЗАПВ " w:value="ОВ ЛО Т / ЗАПВ "/>
+                  <w:listItem w:displayText="ОВ ДЗТ " w:value="ОВ ДЗТ "/>
+                  <w:listItem w:displayText="ГЗоткл на сигн " w:value="ГЗоткл на сигн "/>
+                  <w:listItem w:displayText="ДТЗт на сигн " w:value="ДТЗт на сигн "/>
+                  <w:listItem w:displayText="ДТО на сигн " w:value="ДТО на сигн "/>
+                </w:dropDownList>
+                <w:showingPlcHdr/>
+                <w:placeholder>
+                  <w:docPart w:val=""/>
+                </w:placeholder>
+              </w:sdtPr>
+              <w:sdtContent>
+                <w:r>
+                  <w:rPr>
+                    <w:color w:val="808080"/>
+                    <w:sz w:val="24"/>
+                    <w:i/>
+                    <!-- курсив -->
+                    <!-- <w:b/> полужирный -->
+                    <w:spacing w:val="10"/>
+                    <!-- интервал между символами -->
+                  </w:rPr>
+                  <w:t>Не назначено</w:t>
+                </w:r>
+              </w:sdtContent>
+            </w:sdt>
+          </w:p>
+        </w:tc>
+      </w:tr>
+      <w:tr>
+        <w:tc>
+          <w:tcPr>
+            <w:tcW w:type="dxa" w:w="5760"/>
+            <w:gridSpan w:val="2"/>
+          </w:tcPr>
+          <w:p>
+            <w:pPr>
+              <w:pStyle w:val="affa"/>
+            </w:pPr>
+            <w:r>
+              <w:t>{%tr endfor %}</w:t>
+            </w:r>
+          </w:p>
+        </w:tc>
+      </w:tr>
+    </w:tbl>
+    <w:p>
+      <w:pPr>
+        <w:pStyle w:val="TAGS"/>
+      </w:pPr>
+      <w:r>
+        <w:t>{% endfor %}</w:t>
+      </w:r>
+    </w:p>
     <w:sectPr>
       <w:pgSz w:w="16839" w:h="16839" w:code="9" w:orient="landscape"/>
       <w:pgMar w:top="397" w:right="454" w:bottom="397" w:left="851" w:header="0" w:footer="170" w:gutter="0"/>

--- a/set_maker/templ2.docx
+++ b/set_maker/templ2.docx
@@ -6157,7 +6157,7 @@
         <w:pStyle w:val="11"/>
       </w:pPr>
       <w:r>
-        <w:t>Уставки РЗА</w:t>
+        <w:t>УСТАВКИ РЗА</w:t>
       </w:r>
     </w:p>
     <w:p>
@@ -6572,7 +6572,7 @@
         <w:pStyle w:val="11"/>
       </w:pPr>
       <w:r>
-        <w:t>Настройка регистрации</w:t>
+        <w:t>НАСТРОЙКА ПАРАМЕТРОВ РЕГИСТРАЦИИ</w:t>
       </w:r>
     </w:p>
     <w:p>
@@ -6925,7 +6925,7 @@
         <w:pStyle w:val="11"/>
       </w:pPr>
       <w:r>
-        <w:t>Матрица дискретных входов и выходных реле</w:t>
+        <w:t>ПАРАМЕТРИРОВАНИЕ ДИСКРЕТНЫХ ВХОДОВ И ВЫХОДНЫХ РЕЛЕ</w:t>
       </w:r>
     </w:p>
     <w:p>

--- a/set_maker/templ2.docx
+++ b/set_maker/templ2.docx
@@ -7040,38 +7040,57 @@
                 <w:id w:val="0"/>
                 <w:dropDownList>
                   <w:listItem w:displayText="Не назначено" w:value=""/>
+                  <w:listItem w:displayText="t масла ЗПО " w:value="t масла ЗПО "/>
+                  <w:listItem w:displayText="Авар. t масла " w:value="Авар. t масла "/>
+                  <w:listItem w:displayText="Авар. t обмотки " w:value="Авар. t обмотки "/>
+                  <w:listItem w:displayText="Внеш. откл. от СО " w:value="Внеш. откл. от СО "/>
+                  <w:listItem w:displayText="Внеш.откл. от ЗДЗ1 " w:value="Внеш.откл. от ЗДЗ1 "/>
+                  <w:listItem w:displayText="Внеш.откл. от ЗДЗ2 " w:value="Внеш.откл. от ЗДЗ2 "/>
+                  <w:listItem w:displayText="Внеш.откл. от УРОВ1 " w:value="Внеш.откл. от УРОВ1 "/>
+                  <w:listItem w:displayText="Внеш.откл. от УРОВ2 " w:value="Внеш.откл. от УРОВ2 "/>
+                  <w:listItem w:displayText="Выс.ур.масла РПН " w:value="Выс.ур.масла РПН "/>
+                  <w:listItem w:displayText="Выс.ур.масла тр. " w:value="Выс.ур.масла тр. "/>
+                  <w:listItem w:displayText="Дверь шкафа/отсека " w:value="Дверь шкафа/отсека "/>
+                  <w:listItem w:displayText="Конт.струйн. реле " w:value="Конт.струйн. реле "/>
+                  <w:listItem w:displayText="Неиспр. сист. охл. " w:value="Неиспр. сист. охл. "/>
+                  <w:listItem w:displayText="Низк. t масла РПН " w:value="Низк. t масла РПН "/>
+                  <w:listItem w:displayText="Низк.ур.масла РПН " w:value="Низк.ур.масла РПН "/>
+                  <w:listItem w:displayText="Низк.ур.масла тр. " w:value="Низк.ур.масла тр. "/>
+                  <w:listItem w:displayText="ОТ цепей ГЗ " w:value="ОТ цепей ГЗ "/>
+                  <w:listItem w:displayText="ОТ цепей ЗДЗ1 " w:value="ОТ цепей ЗДЗ1 "/>
+                  <w:listItem w:displayText="ОТ цепей ЗДЗ2 " w:value="ОТ цепей ЗДЗ2 "/>
+                  <w:listItem w:displayText="ОТ цепей ТЗ " w:value="ОТ цепей ТЗ "/>
+                  <w:listItem w:displayText="ОТ цепей УРОВ1 " w:value="ОТ цепей УРОВ1 "/>
+                  <w:listItem w:displayText="ОТ цепей УРОВ2 " w:value="ОТ цепей УРОВ2 "/>
+                  <w:listItem w:displayText="Отказ сист.охл. " w:value="Отказ сист.охл. "/>
+                  <w:listItem w:displayText="Откл.конт.газ. реле " w:value="Откл.конт.газ. реле "/>
                   <w:listItem w:displayText="Повыш. t масла " w:value="Повыш. t масла "/>
-                  <w:listItem w:displayText="Ключ М/Д привода " w:value="Ключ М/Д привода "/>
-                  <w:listItem w:displayText="Низк.ур.масла тр. " w:value="Низк.ур.масла тр. "/>
-                  <w:listItem w:displayText="Контроль цепи ЭМО1 " w:value="Контроль цепи ЭМО1 "/>
-                  <w:listItem w:displayText="Конт.струйн. реле " w:value="Конт.струйн. реле "/>
-                  <w:listItem w:displayText="Низ.уров.изоляц. В " w:value="Низ.уров.изоляц. В "/>
+                  <w:listItem w:displayText="Повыш. t обмотки " w:value="Повыш. t обмотки "/>
+                  <w:listItem w:displayText="Положение SA1 " w:value="Положение SA1 "/>
+                  <w:listItem w:displayText="Положение SA2 " w:value="Положение SA2 "/>
+                  <w:listItem w:displayText="Положение SA3 " w:value="Положение SA3 "/>
+                  <w:listItem w:displayText="Положение SA4 " w:value="Положение SA4 "/>
+                  <w:listItem w:displayText="Положение SG1 " w:value="Положение SG1 "/>
+                  <w:listItem w:displayText="Положение SG2 " w:value="Положение SG2 "/>
+                  <w:listItem w:displayText="Положение SG3 " w:value="Положение SG3 "/>
+                  <w:listItem w:displayText="Пуск УРОВ внешний " w:value="Пуск УРОВ внешний "/>
+                  <w:listItem w:displayText="Сигн. внешн. 1 " w:value="Сигн. внешн. 1 "/>
+                  <w:listItem w:displayText="Сигн. внешн. 2 " w:value="Сигн. внешн. 2 "/>
+                  <w:listItem w:displayText="Сигн. внешн. 3 " w:value="Сигн. внешн. 3 "/>
+                  <w:listItem w:displayText="Сигн. внешн. 4 " w:value="Сигн. внешн. 4 "/>
+                  <w:listItem w:displayText="Сигн.конт.газ. реле " w:value="Сигн.конт.газ. реле "/>
+                  <w:listItem w:displayText="Сраб. КИ ГЗ_РПН " w:value="Сраб. КИ ГЗ_РПН "/>
+                  <w:listItem w:displayText="Сраб. КИ ГЗ_откл " w:value="Сраб. КИ ГЗ_откл "/>
                   <w:listItem w:displayText="Сраб. КИ ГЗ_сигн " w:value="Сраб. КИ ГЗ_сигн "/>
-                  <w:listItem w:displayText="Контроль цепи ЭМО2 " w:value="Контроль цепи ЭМО2 "/>
-                  <w:listItem w:displayText="Работа ЭМО1 " w:value="Работа ЭМО1 "/>
-                  <w:listItem w:displayText="Сраб. КИ ГЗ_откл " w:value="Сраб. КИ ГЗ_откл "/>
-                  <w:listItem w:displayText="Авар. t масла " w:value="Авар. t масла "/>
-                  <w:listItem w:displayText="Сраб.отсеч.клапана " w:value="Сраб.отсеч.клапана "/>
-                  <w:listItem w:displayText="Сраб.пред.клапана " w:value="Сраб.пред.клапана "/>
-                  <w:listItem w:displayText="Работа ЭМО2 " w:value="Работа ЭМО2 "/>
-                  <w:listItem w:displayText="Работа ЭМВ " w:value="Работа ЭМВ "/>
+                  <w:listItem w:displayText="Сраб. КИ ДТм " w:value="Сраб. КИ ДТм "/>
+                  <w:listItem w:displayText="Сраб. КИ ДТо " w:value="Сраб. КИ ДТо "/>
+                  <w:listItem w:displayText="Сраб. КИ Дто " w:value="Сраб. КИ Дто "/>
                   <w:listItem w:displayText="Сраб. КИ датч.давл. " w:value="Сраб. КИ датч.давл. "/>
                   <w:listItem w:displayText="Сраб. КИГЗ_РПН " w:value="Сраб. КИГЗ_РПН "/>
                   <w:listItem w:displayText="Сраб. датч. давл. " w:value="Сраб. датч. давл. "/>
-                  <w:listItem w:displayText="Сигн.конт.газ. реле " w:value="Сигн.конт.газ. реле "/>
-                  <w:listItem w:displayText="Авар.уров.изоляц. В " w:value="Авар.уров.изоляц. В "/>
-                  <w:listItem w:displayText="В отключен (б/к) " w:value="В отключен (б/к) "/>
-                  <w:listItem w:displayText="Откл.конт.газ. реле " w:value="Откл.конт.газ. реле "/>
-                  <w:listItem w:displayText="Сраб. КИ ДТм " w:value="Сраб. КИ ДТм "/>
-                  <w:listItem w:displayText="Выс.ур.масла РПН " w:value="Выс.ур.масла РПН "/>
-                  <w:listItem w:displayText="Пружина не заведена " w:value="Пружина не заведена "/>
-                  <w:listItem w:displayText="Авар. t обмотки " w:value="Авар. t обмотки "/>
-                  <w:listItem w:displayText="В включен (б/к) " w:value="В включен (б/к) "/>
-                  <w:listItem w:displayText="Сраб. КИ Дто " w:value="Сраб. КИ Дто "/>
-                  <w:listItem w:displayText="Выс.ур.масла тр. " w:value="Выс.ур.масла тр. "/>
-                  <w:listItem w:displayText="Контроль цепи ЭМВ " w:value="Контроль цепи ЭМВ "/>
-                  <w:listItem w:displayText="Повыш. t обмотки " w:value="Повыш. t обмотки "/>
-                  <w:listItem w:displayText="Низк.ур.масла РПН " w:value="Низк.ур.масла РПН "/>
+                  <w:listItem w:displayText="Сраб. датч.давл. " w:value="Сраб. датч.давл. "/>
+                  <w:listItem w:displayText="Сраб.отсеч.клапана " w:value="Сраб.отсеч.клапана "/>
+                  <w:listItem w:displayText="Сраб.пред.клапана " w:value="Сраб.пред.клапана "/>
                 </w:dropDownList>
                 <w:showingPlcHdr/>
                 <w:placeholder>
@@ -7319,11 +7338,6 @@
                 <w:id w:val="0"/>
                 <w:dropDownList>
                   <w:listItem w:displayText="Не назначено" w:value=""/>
-                  <w:listItem w:displayText="ЛО ГЗоткл / ЛО: Функция введена в работу" w:value="ЛО ГЗоткл / ЛО: Функция введена в работу"/>
-                  <w:listItem w:displayText="ЛО ГЗоткл / ЛО: Функция оперативно выведена из работы" w:value="ЛО ГЗоткл / ЛО: Функция оперативно выведена из работы"/>
-                  <w:listItem w:displayText="ЛО ГЗоткл / ЛО: Блокировка ГЗоткл" w:value="ЛО ГЗоткл / ЛО: Блокировка ГЗоткл"/>
-                  <w:listItem w:displayText="ЛО ГЗоткл / ЛО: Срабатывание на сигнал" w:value="ЛО ГЗоткл / ЛО: Срабатывание на сигнал"/>
-                  <w:listItem w:displayText="ЛО ГЗоткл / ЛО: Срабатывание" w:value="ЛО ГЗоткл / ЛО: Срабатывание"/>
                   <w:listItem w:displayText="ДЗТ / БВКЗ: Срабатывание БВКЗ" w:value="ДЗТ / БВКЗ: Срабатывание БВКЗ"/>
                   <w:listItem w:displayText="ДЗТ / БВКЗ: Срабатывание БВКЗ по фазе А" w:value="ДЗТ / БВКЗ: Срабатывание БВКЗ по фазе А"/>
                   <w:listItem w:displayText="ДЗТ / БВКЗ: Срабатывание БВКЗ по фазе В" w:value="ДЗТ / БВКЗ: Срабатывание БВКЗ по фазе В"/>
@@ -7341,12 +7355,12 @@
                   <w:listItem w:displayText="ДЗТ / ДТЗт: Пуск ДТО по фазе В" w:value="ДЗТ / ДТЗт: Пуск ДТО по фазе В"/>
                   <w:listItem w:displayText="ДЗТ / ДТЗт: Пуск ДТО по фазе С" w:value="ДЗТ / ДТЗт: Пуск ДТО по фазе С"/>
                   <w:listItem w:displayText="ДЗТ / ДТЗт: Срабатывание ДТЗт" w:value="ДЗТ / ДТЗт: Срабатывание ДТЗт"/>
+                  <w:listItem w:displayText="ДЗТ / ДТЗт: Срабатывание ДТЗт на сигнал" w:value="ДЗТ / ДТЗт: Срабатывание ДТЗт на сигнал"/>
                   <w:listItem w:displayText="ДЗТ / ДТЗт: Срабатывание ДТЗт по фазе A" w:value="ДЗТ / ДТЗт: Срабатывание ДТЗт по фазе A"/>
+                  <w:listItem w:displayText="ДЗТ / ДТЗт: Срабатывание ДТЗт по фазе A на сигнал" w:value="ДЗТ / ДТЗт: Срабатывание ДТЗт по фазе A на сигнал"/>
                   <w:listItem w:displayText="ДЗТ / ДТЗт: Срабатывание ДТЗт по фазе В" w:value="ДЗТ / ДТЗт: Срабатывание ДТЗт по фазе В"/>
+                  <w:listItem w:displayText="ДЗТ / ДТЗт: Срабатывание ДТЗт по фазе В на сигнал" w:value="ДЗТ / ДТЗт: Срабатывание ДТЗт по фазе В на сигнал"/>
                   <w:listItem w:displayText="ДЗТ / ДТЗт: Срабатывание ДТЗт по фазе С" w:value="ДЗТ / ДТЗт: Срабатывание ДТЗт по фазе С"/>
-                  <w:listItem w:displayText="ДЗТ / ДТЗт: Срабатывание ДТЗт на сигнал" w:value="ДЗТ / ДТЗт: Срабатывание ДТЗт на сигнал"/>
-                  <w:listItem w:displayText="ДЗТ / ДТЗт: Срабатывание ДТЗт по фазе A на сигнал" w:value="ДЗТ / ДТЗт: Срабатывание ДТЗт по фазе A на сигнал"/>
-                  <w:listItem w:displayText="ДЗТ / ДТЗт: Срабатывание ДТЗт по фазе В на сигнал" w:value="ДЗТ / ДТЗт: Срабатывание ДТЗт по фазе В на сигнал"/>
                   <w:listItem w:displayText="ДЗТ / ДТЗт: Срабатывание ДТЗт по фазе С на сигнал" w:value="ДЗТ / ДТЗт: Срабатывание ДТЗт по фазе С на сигнал"/>
                   <w:listItem w:displayText="ДЗТ / ДТЗт: Функция введена в работу" w:value="ДЗТ / ДТЗт: Функция введена в работу"/>
                   <w:listItem w:displayText="ДЗТ / ДТЗт: Функция оперативно выведена из работы" w:value="ДЗТ / ДТЗт: Функция оперативно выведена из работы"/>
@@ -7355,12 +7369,12 @@
                   <w:listItem w:displayText="ДЗТ / ДТО: Пуск ДТО по фазе В" w:value="ДЗТ / ДТО: Пуск ДТО по фазе В"/>
                   <w:listItem w:displayText="ДЗТ / ДТО: Пуск ДТО по фазе С" w:value="ДЗТ / ДТО: Пуск ДТО по фазе С"/>
                   <w:listItem w:displayText="ДЗТ / ДТО: Срабатывание ДТО" w:value="ДЗТ / ДТО: Срабатывание ДТО"/>
+                  <w:listItem w:displayText="ДЗТ / ДТО: Срабатывание ДТО на сигнал" w:value="ДЗТ / ДТО: Срабатывание ДТО на сигнал"/>
                   <w:listItem w:displayText="ДЗТ / ДТО: Срабатывание ДТО по фазе A" w:value="ДЗТ / ДТО: Срабатывание ДТО по фазе A"/>
+                  <w:listItem w:displayText="ДЗТ / ДТО: Срабатывание ДТО по фазе A на сигнал" w:value="ДЗТ / ДТО: Срабатывание ДТО по фазе A на сигнал"/>
                   <w:listItem w:displayText="ДЗТ / ДТО: Срабатывание ДТО по фазе В" w:value="ДЗТ / ДТО: Срабатывание ДТО по фазе В"/>
+                  <w:listItem w:displayText="ДЗТ / ДТО: Срабатывание ДТО по фазе В на сигнал" w:value="ДЗТ / ДТО: Срабатывание ДТО по фазе В на сигнал"/>
                   <w:listItem w:displayText="ДЗТ / ДТО: Срабатывание ДТО по фазе С" w:value="ДЗТ / ДТО: Срабатывание ДТО по фазе С"/>
-                  <w:listItem w:displayText="ДЗТ / ДТО: Срабатывание ДТО на сигнал" w:value="ДЗТ / ДТО: Срабатывание ДТО на сигнал"/>
-                  <w:listItem w:displayText="ДЗТ / ДТО: Срабатывание ДТО по фазе A на сигнал" w:value="ДЗТ / ДТО: Срабатывание ДТО по фазе A на сигнал"/>
-                  <w:listItem w:displayText="ДЗТ / ДТО: Срабатывание ДТО по фазе В на сигнал" w:value="ДЗТ / ДТО: Срабатывание ДТО по фазе В на сигнал"/>
                   <w:listItem w:displayText="ДЗТ / ДТО: Срабатывание ДТО по фазе С на сигнал" w:value="ДЗТ / ДТО: Срабатывание ДТО по фазе С на сигнал"/>
                   <w:listItem w:displayText="ДЗТ / ДТО: Функция введена в работу" w:value="ДЗТ / ДТО: Функция введена в работу"/>
                   <w:listItem w:displayText="ДЗТ / ДТО: Функция оперативно выведена из работы" w:value="ДЗТ / ДТО: Функция оперативно выведена из работы"/>
@@ -7370,50 +7384,508 @@
                   <w:listItem w:displayText="ДЗТ / КЦТнеб: Срабатывание КЦНнеб фазы С" w:value="ДЗТ / КЦТнеб: Срабатывание КЦНнеб фазы С"/>
                   <w:listItem w:displayText="ДЗТ / КЦТнеб: Функция введена в работу" w:value="ДЗТ / КЦТнеб: Функция введена в работу"/>
                   <w:listItem w:displayText="ДЗТ / КЦТнеб: Функция оперативно выведена из работы" w:value="ДЗТ / КЦТнеб: Функция оперативно выведена из работы"/>
+                  <w:listItem w:displayText="ЗП / ЗП ВН: Пуск" w:value="ЗП / ЗП ВН: Пуск"/>
+                  <w:listItem w:displayText="ЗП / ЗП ВН: Пуск ИО максимального тока" w:value="ЗП / ЗП ВН: Пуск ИО максимального тока"/>
+                  <w:listItem w:displayText="ЗП / ЗП ВН: Срабатывание ЗП ВН" w:value="ЗП / ЗП ВН: Срабатывание ЗП ВН"/>
+                  <w:listItem w:displayText="ЗП / ЗП ВН: Срабатывание ЗП ВН на сигнал" w:value="ЗП / ЗП ВН: Срабатывание ЗП ВН на сигнал"/>
+                  <w:listItem w:displayText="ЗП / ЗП ВН: Функция введена в работу" w:value="ЗП / ЗП ВН: Функция введена в работу"/>
+                  <w:listItem w:displayText="ЗП / ЗП ВН: Функция оперативно выведена из работы" w:value="ЗП / ЗП ВН: Функция оперативно выведена из работы"/>
+                  <w:listItem w:displayText="ЗП / ЗП НН1: Пуск" w:value="ЗП / ЗП НН1: Пуск"/>
+                  <w:listItem w:displayText="ЗП / ЗП НН1: Пуск ИО максимального тока" w:value="ЗП / ЗП НН1: Пуск ИО максимального тока"/>
+                  <w:listItem w:displayText="ЗП / ЗП НН1: Срабатывание ЗП НН1" w:value="ЗП / ЗП НН1: Срабатывание ЗП НН1"/>
+                  <w:listItem w:displayText="ЗП / ЗП НН1: Срабатывание ЗП НН1 на сигнал" w:value="ЗП / ЗП НН1: Срабатывание ЗП НН1 на сигнал"/>
+                  <w:listItem w:displayText="ЗП / ЗП НН1: Функция введена в работу" w:value="ЗП / ЗП НН1: Функция введена в работу"/>
+                  <w:listItem w:displayText="ЗП / ЗП НН1: Функция оперативно выведена из работы" w:value="ЗП / ЗП НН1: Функция оперативно выведена из работы"/>
+                  <w:listItem w:displayText="ЗП / ЗП НН2: Пуск" w:value="ЗП / ЗП НН2: Пуск"/>
+                  <w:listItem w:displayText="ЗП / ЗП НН2: Пуск ИО максимального тока" w:value="ЗП / ЗП НН2: Пуск ИО максимального тока"/>
+                  <w:listItem w:displayText="ЗП / ЗП НН2: Срабатывание ЗП НН2" w:value="ЗП / ЗП НН2: Срабатывание ЗП НН2"/>
+                  <w:listItem w:displayText="ЗП / ЗП НН2: Срабатывание ЗП НН2 на сигнал" w:value="ЗП / ЗП НН2: Срабатывание ЗП НН2 на сигнал"/>
+                  <w:listItem w:displayText="ЗП / ЗП НН2: Функция введена в работу" w:value="ЗП / ЗП НН2: Функция введена в работу"/>
+                  <w:listItem w:displayText="ЗП / ЗП НН2: Функция оперативно выведена из работы" w:value="ЗП / ЗП НН2: Функция оперативно выведена из работы"/>
+                  <w:listItem w:displayText="ЗПО / ЗПО: Пуск" w:value="ЗПО / ЗПО: Пуск"/>
+                  <w:listItem w:displayText="ЗПО / ЗПО: Срабатывание ЗПО" w:value="ЗПО / ЗПО: Срабатывание ЗПО"/>
+                  <w:listItem w:displayText="ЗПО / ЗПО: Срабатывание ЗПО на сигнал" w:value="ЗПО / ЗПО: Срабатывание ЗПО на сигнал"/>
+                  <w:listItem w:displayText="ЗПО / ЗПО: Функция введена в работу" w:value="ЗПО / ЗПО: Функция введена в работу"/>
+                  <w:listItem w:displayText="ЗПО / ЗПО: Функция оперативно выведена из работы" w:value="ЗПО / ЗПО: Функция оперативно выведена из работы"/>
+                  <w:listItem w:displayText="КЦТ / КЦТст1: Пуск при асимметрии" w:value="КЦТ / КЦТст1: Пуск при асимметрии"/>
+                  <w:listItem w:displayText="КЦТ / КЦТст1: Пуск при обрыве провода" w:value="КЦТ / КЦТст1: Пуск при обрыве провода"/>
+                  <w:listItem w:displayText="КЦТ / КЦТст1: Срабатывание при асимметрии" w:value="КЦТ / КЦТст1: Срабатывание при асимметрии"/>
+                  <w:listItem w:displayText="КЦТ / КЦТст1: Срабатывание при обрыве провода" w:value="КЦТ / КЦТст1: Срабатывание при обрыве провода"/>
+                  <w:listItem w:displayText="КЦТ / КЦТст1: Функция введена в работу" w:value="КЦТ / КЦТст1: Функция введена в работу"/>
+                  <w:listItem w:displayText="КЦТ / КЦТст1: Функция оперативно выведена из работы" w:value="КЦТ / КЦТст1: Функция оперативно выведена из работы"/>
+                  <w:listItem w:displayText="КЦТ / КЦТст2: Пуск при асимметрии" w:value="КЦТ / КЦТст2: Пуск при асимметрии"/>
+                  <w:listItem w:displayText="КЦТ / КЦТст2: Пуск при обрыве провода" w:value="КЦТ / КЦТст2: Пуск при обрыве провода"/>
+                  <w:listItem w:displayText="КЦТ / КЦТст2: Срабатывание при асимметрии" w:value="КЦТ / КЦТст2: Срабатывание при асимметрии"/>
+                  <w:listItem w:displayText="КЦТ / КЦТст2: Срабатывание при обрыве провода" w:value="КЦТ / КЦТст2: Срабатывание при обрыве провода"/>
+                  <w:listItem w:displayText="КЦТ / КЦТст2: Функция введена в работу" w:value="КЦТ / КЦТст2: Функция введена в работу"/>
+                  <w:listItem w:displayText="КЦТ / КЦТст2: Функция оперативно выведена из работы" w:value="КЦТ / КЦТст2: Функция оперативно выведена из работы"/>
+                  <w:listItem w:displayText="КЦТ / КЦТст3: Пуск при асимметрии" w:value="КЦТ / КЦТст3: Пуск при асимметрии"/>
+                  <w:listItem w:displayText="КЦТ / КЦТст3: Пуск при обрыве провода" w:value="КЦТ / КЦТст3: Пуск при обрыве провода"/>
+                  <w:listItem w:displayText="КЦТ / КЦТст3: Срабатывание при асимметрии" w:value="КЦТ / КЦТст3: Срабатывание при асимметрии"/>
+                  <w:listItem w:displayText="КЦТ / КЦТст3: Срабатывание при обрыве провода" w:value="КЦТ / КЦТст3: Срабатывание при обрыве провода"/>
+                  <w:listItem w:displayText="КЦТ / КЦТст3: Функция введена в работу" w:value="КЦТ / КЦТст3: Функция введена в работу"/>
+                  <w:listItem w:displayText="КЦТ / КЦТст3: Функция оперативно выведена из работы" w:value="КЦТ / КЦТст3: Функция оперативно выведена из работы"/>
+                  <w:listItem w:displayText="ЛО ВН / ЛО: Отключение" w:value="ЛО ВН / ЛО: Отключение"/>
+                  <w:listItem w:displayText="ЛО ВН / ЛО: Отключить аварийно" w:value="ЛО ВН / ЛО: Отключить аварийно"/>
+                  <w:listItem w:displayText="ЛО ВН / ЛО: Функция введена в работу" w:value="ЛО ВН / ЛО: Функция введена в работу"/>
+                  <w:listItem w:displayText="ЛО ВН / ЛО: Функция оперативно выведена из работы" w:value="ЛО ВН / ЛО: Функция оперативно выведена из работы"/>
+                  <w:listItem w:displayText="ЛО ГЗ РПН / ЛО: Блокировка ГЗ РПН" w:value="ЛО ГЗ РПН / ЛО: Блокировка ГЗ РПН"/>
+                  <w:listItem w:displayText="ЛО ГЗ РПН / ЛО: Срабатывание" w:value="ЛО ГЗ РПН / ЛО: Срабатывание"/>
+                  <w:listItem w:displayText="ЛО ГЗ РПН / ЛО: Срабатывание на сигнал" w:value="ЛО ГЗ РПН / ЛО: Срабатывание на сигнал"/>
+                  <w:listItem w:displayText="ЛО ГЗ РПН / ЛО: Функция введена в работу" w:value="ЛО ГЗ РПН / ЛО: Функция введена в работу"/>
+                  <w:listItem w:displayText="ЛО ГЗ РПН / ЛО: Функция оперативно выведена из работы" w:value="ЛО ГЗ РПН / ЛО: Функция оперативно выведена из работы"/>
+                  <w:listItem w:displayText="ЛО ГЗоткл / ЛО: Блокировка ГЗоткл" w:value="ЛО ГЗоткл / ЛО: Блокировка ГЗоткл"/>
+                  <w:listItem w:displayText="ЛО ГЗоткл / ЛО: Срабатывание" w:value="ЛО ГЗоткл / ЛО: Срабатывание"/>
+                  <w:listItem w:displayText="ЛО ГЗоткл / ЛО: Срабатывание на сигнал" w:value="ЛО ГЗоткл / ЛО: Срабатывание на сигнал"/>
+                  <w:listItem w:displayText="ЛО ГЗоткл / ЛО: Функция введена в работу" w:value="ЛО ГЗоткл / ЛО: Функция введена в работу"/>
+                  <w:listItem w:displayText="ЛО ГЗоткл / ЛО: Функция оперативно выведена из работы" w:value="ЛО ГЗоткл / ЛО: Функция оперативно выведена из работы"/>
+                  <w:listItem w:displayText="ЛО ГЗсигн / ЛО: Блокировка ГЗсигн" w:value="ЛО ГЗсигн / ЛО: Блокировка ГЗсигн"/>
+                  <w:listItem w:displayText="ЛО ГЗсигн / ЛО: Срабатывание" w:value="ЛО ГЗсигн / ЛО: Срабатывание"/>
+                  <w:listItem w:displayText="ЛО ГЗсигн / ЛО: Срабатывание на сигнал" w:value="ЛО ГЗсигн / ЛО: Срабатывание на сигнал"/>
+                  <w:listItem w:displayText="ЛО ГЗсигн / ЛО: Функция введена в работу" w:value="ЛО ГЗсигн / ЛО: Функция введена в работу"/>
+                  <w:listItem w:displayText="ЛО ГЗсигн / ЛО: Функция оперативно выведена из работы" w:value="ЛО ГЗсигн / ЛО: Функция оперативно выведена из работы"/>
+                  <w:listItem w:displayText="ЛО Т / ЗАПВ: Запрет АПВ" w:value="ЛО Т / ЗАПВ: Запрет АПВ"/>
+                  <w:listItem w:displayText="ЛО Т / ЗАПВ: Функция введена в работу" w:value="ЛО Т / ЗАПВ: Функция введена в работу"/>
+                  <w:listItem w:displayText="ЛО Т / ЗАПВ: Функция оперативно выведена из работы" w:value="ЛО Т / ЗАПВ: Функция оперативно выведена из работы"/>
+                  <w:listItem w:displayText="ЛО Т / ЛО: Пуск" w:value="ЛО Т / ЛО: Пуск"/>
+                  <w:listItem w:displayText="ЛО Т / ЛО: Срабатывание" w:value="ЛО Т / ЛО: Срабатывание"/>
+                  <w:listItem w:displayText="ЛО Т / ЛО: Функция введена в работу" w:value="ЛО Т / ЛО: Функция введена в работу"/>
+                  <w:listItem w:displayText="ЛО Т / ЛО: Функция оперативно выведена из работы" w:value="ЛО Т / ЛО: Функция оперативно выведена из работы"/>
+                  <w:listItem w:displayText="ЛО ТЗ / ЛО ДТм: Срабатывание" w:value="ЛО ТЗ / ЛО ДТм: Срабатывание"/>
+                  <w:listItem w:displayText="ЛО ТЗ / ЛО ДТм: Срабатывание датчика температуры масла заблокировано" w:value="ЛО ТЗ / ЛО ДТм: Срабатывание датчика температуры масла заблокировано"/>
+                  <w:listItem w:displayText="ЛО ТЗ / ЛО ДТм: Срабатывание на сигнал" w:value="ЛО ТЗ / ЛО ДТм: Срабатывание на сигнал"/>
+                  <w:listItem w:displayText="ЛО ТЗ / ЛО ДТм: Функция введена в работу" w:value="ЛО ТЗ / ЛО ДТм: Функция введена в работу"/>
+                  <w:listItem w:displayText="ЛО ТЗ / ЛО ДТм: Функция оперативно выведена из работы" w:value="ЛО ТЗ / ЛО ДТм: Функция оперативно выведена из работы"/>
+                  <w:listItem w:displayText="ЛО ТЗ / ЛО ДТо: Срабатывание" w:value="ЛО ТЗ / ЛО ДТо: Срабатывание"/>
+                  <w:listItem w:displayText="ЛО ТЗ / ЛО ДТо: Срабатывание датчика температуры обмотки заблокировано" w:value="ЛО ТЗ / ЛО ДТо: Срабатывание датчика температуры обмотки заблокировано"/>
+                  <w:listItem w:displayText="ЛО ТЗ / ЛО ДТо: Срабатывание на сигнал" w:value="ЛО ТЗ / ЛО ДТо: Срабатывание на сигнал"/>
+                  <w:listItem w:displayText="ЛО ТЗ / ЛО ДТо: Функция введена в работу" w:value="ЛО ТЗ / ЛО ДТо: Функция введена в работу"/>
+                  <w:listItem w:displayText="ЛО ТЗ / ЛО ДТо: Функция оперативно выведена из работы" w:value="ЛО ТЗ / ЛО ДТо: Функция оперативно выведена из работы"/>
+                  <w:listItem w:displayText="ЛО ТЗ / ЛО РД: Срабатывание" w:value="ЛО ТЗ / ЛО РД: Срабатывание"/>
+                  <w:listItem w:displayText="ЛО ТЗ / ЛО РД: Срабатывание на сигнал" w:value="ЛО ТЗ / ЛО РД: Срабатывание на сигнал"/>
+                  <w:listItem w:displayText="ЛО ТЗ / ЛО РД: Срабатывание реле давления заблокировано" w:value="ЛО ТЗ / ЛО РД: Срабатывание реле давления заблокировано"/>
+                  <w:listItem w:displayText="ЛО ТЗ / ЛО РД: Функция введена в работу" w:value="ЛО ТЗ / ЛО РД: Функция введена в работу"/>
+                  <w:listItem w:displayText="ЛО ТЗ / ЛО РД: Функция оперативно выведена из работы" w:value="ЛО ТЗ / ЛО РД: Функция оперативно выведена из работы"/>
+                  <w:listItem w:displayText="ЛО ТС / ЛО ДУм расширителя: Срабатывание" w:value="ЛО ТС / ЛО ДУм расширителя: Срабатывание"/>
+                  <w:listItem w:displayText="ЛО ТС / ЛО ДУм расширителя: Срабатывание на сигнал" w:value="ЛО ТС / ЛО ДУм расширителя: Срабатывание на сигнал"/>
+                  <w:listItem w:displayText="ЛО ТС / ЛО ДУм расширителя: Функция введена в работу" w:value="ЛО ТС / ЛО ДУм расширителя: Функция введена в работу"/>
+                  <w:listItem w:displayText="ЛО ТС / ЛО ДУм расширителя: Функция оперативно выведена из работы" w:value="ЛО ТС / ЛО ДУм расширителя: Функция оперативно выведена из работы"/>
+                  <w:listItem w:displayText="ЛО ТС / ЛО ОК: Срабатывание" w:value="ЛО ТС / ЛО ОК: Срабатывание"/>
+                  <w:listItem w:displayText="ЛО ТС / ЛО ОК: Срабатывание на сигнал" w:value="ЛО ТС / ЛО ОК: Срабатывание на сигнал"/>
+                  <w:listItem w:displayText="ЛО ТС / ЛО ОК: Функция введена в работу" w:value="ЛО ТС / ЛО ОК: Функция введена в работу"/>
+                  <w:listItem w:displayText="ЛО ТС / ЛО ОК: Функция оперативно выведена из работы" w:value="ЛО ТС / ЛО ОК: Функция оперативно выведена из работы"/>
+                  <w:listItem w:displayText="ЛО ТС / ЛО ПК: Срабатывание" w:value="ЛО ТС / ЛО ПК: Срабатывание"/>
+                  <w:listItem w:displayText="ЛО ТС / ЛО ПК: Срабатывание на сигнал" w:value="ЛО ТС / ЛО ПК: Срабатывание на сигнал"/>
+                  <w:listItem w:displayText="ЛО ТС / ЛО ПК: Функция введена в работу" w:value="ЛО ТС / ЛО ПК: Функция введена в работу"/>
+                  <w:listItem w:displayText="ЛО ТС / ЛО ПК: Функция оперативно выведена из работы" w:value="ЛО ТС / ЛО ПК: Функция оперативно выведена из работы"/>
+                  <w:listItem w:displayText="ПДС / ГЗ РПН: Низкая изоляция " w:value="ПДС / ГЗ РПН: Низкая изоляция "/>
+                  <w:listItem w:displayText="ПДС / ГЗ РПН: Отключение" w:value="ПДС / ГЗ РПН: Отключение"/>
+                  <w:listItem w:displayText="ПДС / ГЗ Т: Низкая изоляция ГЗоткл" w:value="ПДС / ГЗ Т: Низкая изоляция ГЗоткл"/>
+                  <w:listItem w:displayText="ПДС / ГЗ Т: Низкая изоляция ГЗсигн" w:value="ПДС / ГЗ Т: Низкая изоляция ГЗсигн"/>
+                  <w:listItem w:displayText="ПДС / ГЗ Т: Отключение" w:value="ПДС / ГЗ Т: Отключение"/>
+                  <w:listItem w:displayText="ПДС / ГЗ Т: Сигнал" w:value="ПДС / ГЗ Т: Сигнал"/>
+                  <w:listItem w:displayText="ПДС / ДТм РПН: Срабатывание" w:value="ПДС / ДТм РПН: Срабатывание"/>
+                  <w:listItem w:displayText="ПДС / ДТм: Низкая изоляция" w:value="ПДС / ДТм: Низкая изоляция"/>
+                  <w:listItem w:displayText="ПДС / ДТм: Отключение" w:value="ПДС / ДТм: Отключение"/>
+                  <w:listItem w:displayText="ПДС / ДТм: Сигнал" w:value="ПДС / ДТм: Сигнал"/>
+                  <w:listItem w:displayText="ПДС / ДТо: Низкая изоляция" w:value="ПДС / ДТо: Низкая изоляция"/>
+                  <w:listItem w:displayText="ПДС / ДТо: Отключение" w:value="ПДС / ДТо: Отключение"/>
+                  <w:listItem w:displayText="ПДС / ДТо: Сигнал" w:value="ПДС / ДТо: Сигнал"/>
                   <w:listItem w:displayText="ПДС / ДУм РПН: Высокий уровень масла" w:value="ПДС / ДУм РПН: Высокий уровень масла"/>
                   <w:listItem w:displayText="ПДС / ДУм РПН: Низкий уровень масла" w:value="ПДС / ДУм РПН: Низкий уровень масла"/>
-                  <w:listItem w:displayText="ПДС / ГЗ РПН: Отключение" w:value="ПДС / ГЗ РПН: Отключение"/>
-                  <w:listItem w:displayText="ПДС / ГЗ РПН: Низкая изоляция " w:value="ПДС / ГЗ РПН: Низкая изоляция "/>
                   <w:listItem w:displayText="ПДС / ДУм расширителя: Высокий уровень масла" w:value="ПДС / ДУм расширителя: Высокий уровень масла"/>
                   <w:listItem w:displayText="ПДС / ДУм расширителя: Низкий уровень масла" w:value="ПДС / ДУм расширителя: Низкий уровень масла"/>
-                  <w:listItem w:displayText="ПДС / ДТм: Отключение" w:value="ПДС / ДТм: Отключение"/>
-                  <w:listItem w:displayText="ПДС / ДТм: Сигнал" w:value="ПДС / ДТм: Сигнал"/>
-                  <w:listItem w:displayText="ПДС / ДТм: Низкая изоляция" w:value="ПДС / ДТм: Низкая изоляция"/>
+                  <w:listItem w:displayText="ПДС / КСО: Авария" w:value="ПДС / КСО: Авария"/>
+                  <w:listItem w:displayText="ПДС / КСО: Неисправность" w:value="ПДС / КСО: Неисправность"/>
+                  <w:listItem w:displayText="ПДС / ОК: Срабатывание" w:value="ПДС / ОК: Срабатывание"/>
                   <w:listItem w:displayText="ПДС / ПК: Срабатывание" w:value="ПДС / ПК: Срабатывание"/>
-                  <w:listItem w:displayText="ПДС / ГЗ Т: Отключение" w:value="ПДС / ГЗ Т: Отключение"/>
-                  <w:listItem w:displayText="ПДС / ГЗ Т: Сигнал" w:value="ПДС / ГЗ Т: Сигнал"/>
-                  <w:listItem w:displayText="ПДС / ГЗ Т: Низкая изоляция ГЗоткл" w:value="ПДС / ГЗ Т: Низкая изоляция ГЗоткл"/>
-                  <w:listItem w:displayText="ПДС / ГЗ Т: Низкая изоляция ГЗсигн" w:value="ПДС / ГЗ Т: Низкая изоляция ГЗсигн"/>
-                  <w:listItem w:displayText="ПДС / КЦВ: Контроль цепи ЭМВ" w:value="ПДС / КЦВ: Контроль цепи ЭМВ"/>
-                  <w:listItem w:displayText="ПДС / КЦВ: Контроль цепи ЭМО1" w:value="ПДС / КЦВ: Контроль цепи ЭМО1"/>
-                  <w:listItem w:displayText="ПДС / КЦВ: Контроль цепи ЭМО2" w:value="ПДС / КЦВ: Контроль цепи ЭМО2"/>
-                  <w:listItem w:displayText="ПДС / КЦВ: Работа ЭМВ" w:value="ПДС / КЦВ: Работа ЭМВ"/>
-                  <w:listItem w:displayText="ПДС / КЦВ: Работа ЭМО1" w:value="ПДС / КЦВ: Работа ЭМО1"/>
-                  <w:listItem w:displayText="ПДС / КЦВ: Работа ЭМО2" w:value="ПДС / КЦВ: Работа ЭМО2"/>
-                  <w:listItem w:displayText="ПДС / ОК: Срабатывание" w:value="ПДС / ОК: Срабатывание"/>
-                  <w:listItem w:displayText="ПДС / КИ: Аварийный уровень изоляции" w:value="ПДС / КИ: Аварийный уровень изоляции"/>
-                  <w:listItem w:displayText="ПДС / КИ: Низкий уровень изоляции" w:value="ПДС / КИ: Низкий уровень изоляции"/>
+                  <w:listItem w:displayText="ПДС / РД: Низкая изоляция" w:value="ПДС / РД: Низкая изоляция"/>
                   <w:listItem w:displayText="ПДС / РД: Отключение" w:value="ПДС / РД: Отключение"/>
-                  <w:listItem w:displayText="ПДС / РД: Низкая изоляция" w:value="ПДС / РД: Низкая изоляция"/>
-                  <w:listItem w:displayText="ПДС / КПруж: Пружина не заведена" w:value="ПДС / КПруж: Пружина не заведена"/>
-                  <w:listItem w:displayText="ПДС / ДТо: Отключение" w:value="ПДС / ДТо: Отключение"/>
-                  <w:listItem w:displayText="ПДС / ДТо: Сигнал" w:value="ПДС / ДТо: Сигнал"/>
-                  <w:listItem w:displayText="ПДС / ДТо: Низкая изоляция" w:value="ПДС / ДТо: Низкая изоляция"/>
-                  <w:listItem w:displayText="ПДС / В: Положение В (Отключено)" w:value="ПДС / В: Положение В (Отключено)"/>
-                  <w:listItem w:displayText="ПДС / В: Положение В (Включено)" w:value="ПДС / В: Положение В (Включено)"/>
-                  <w:listItem w:displayText="ПДС / В: Положение В (Не определено)" w:value="ПДС / В: Положение В (Не определено)"/>
-                  <w:listItem w:displayText="ПДС / В: Положение В (Неисправность)" w:value="ПДС / В: Положение В (Неисправность)"/>
-                  <w:listItem w:displayText="ПДС / В: Ключ М/Д привода В" w:value="ПДС / В: Ключ М/Д привода В"/>
-                  <w:listItem w:displayText="ЛО Т / ЗАВР: Функция введена в работу" w:value="ЛО Т / ЗАВР: Функция введена в работу"/>
-                  <w:listItem w:displayText="ЛО Т / ЗАВР: Функция оперативно выведена из работы" w:value="ЛО Т / ЗАВР: Функция оперативно выведена из работы"/>
-                  <w:listItem w:displayText="ЛО Т / ЗАВР: Запрет АВР" w:value="ЛО Т / ЗАВР: Запрет АВР"/>
-                  <w:listItem w:displayText="ЛО Т / ЛО: Функция введена в работу" w:value="ЛО Т / ЛО: Функция введена в работу"/>
-                  <w:listItem w:displayText="ЛО Т / ЛО: Функция оперативно выведена из работы" w:value="ЛО Т / ЛО: Функция оперативно выведена из работы"/>
-                  <w:listItem w:displayText="ЛО Т / ЛО: Пуск" w:value="ЛО Т / ЛО: Пуск"/>
-                  <w:listItem w:displayText="ЛО Т / ЛО: Срабатывание" w:value="ЛО Т / ЛО: Срабатывание"/>
-                  <w:listItem w:displayText="ЛО Т / ЗАПВ: Функция введена в работу" w:value="ЛО Т / ЗАПВ: Функция введена в работу"/>
-                  <w:listItem w:displayText="ЛО Т / ЗАПВ: Функция оперативно выведена из работы" w:value="ЛО Т / ЗАПВ: Функция оперативно выведена из работы"/>
-                  <w:listItem w:displayText="ЛО Т / ЗАПВ: Запрет АПВ" w:value="ЛО Т / ЗАПВ: Запрет АПВ"/>
+                  <w:listItem w:displayText="ПДС НКУ / SA1: Цепь введена" w:value="ПДС НКУ / SA1: Цепь введена"/>
+                  <w:listItem w:displayText="ПДС НКУ / SA2: Цепь введена" w:value="ПДС НКУ / SA2: Цепь введена"/>
+                  <w:listItem w:displayText="ПДС НКУ / SA3: Цепь введена" w:value="ПДС НКУ / SA3: Цепь введена"/>
+                  <w:listItem w:displayText="ПДС НКУ / SA4: Цепь введена" w:value="ПДС НКУ / SA4: Цепь введена"/>
+                  <w:listItem w:displayText="ПДС НКУ / SG1: Рабочее положение" w:value="ПДС НКУ / SG1: Рабочее положение"/>
+                  <w:listItem w:displayText="ПДС НКУ / SG2: Рабочее положение" w:value="ПДС НКУ / SG2: Рабочее положение"/>
+                  <w:listItem w:displayText="ПДС НКУ / SG3: Рабочее положение" w:value="ПДС НКУ / SG3: Рабочее положение"/>
+                  <w:listItem w:displayText="ПДС НКУ / ВнешСигн1: Срабатывание" w:value="ПДС НКУ / ВнешСигн1: Срабатывание"/>
+                  <w:listItem w:displayText="ПДС НКУ / ВнешСигн2: Срабатывание" w:value="ПДС НКУ / ВнешСигн2: Срабатывание"/>
+                  <w:listItem w:displayText="ПДС НКУ / ВнешСигн3: Срабатывание" w:value="ПДС НКУ / ВнешСигн3: Срабатывание"/>
+                  <w:listItem w:displayText="ПДС НКУ / ВнешСигн4: Срабатывание" w:value="ПДС НКУ / ВнешСигн4: Срабатывание"/>
+                  <w:listItem w:displayText="ПДС НКУ / Дверь: Дверь шкафа закрыта" w:value="ПДС НКУ / Дверь: Дверь шкафа закрыта"/>
+                  <w:listItem w:displayText="ПДС НКУ / Дверь: Дверь шкафа открыта" w:value="ПДС НКУ / Дверь: Дверь шкафа открыта"/>
+                  <w:listItem w:displayText="ПДС НКУ / ОТ ГЗ: Неисправность" w:value="ПДС НКУ / ОТ ГЗ: Неисправность"/>
+                  <w:listItem w:displayText="ПДС НКУ / ОТ ЗДЗ1: Неисправность" w:value="ПДС НКУ / ОТ ЗДЗ1: Неисправность"/>
+                  <w:listItem w:displayText="ПДС НКУ / ОТ ЗДЗ2: Неисправность" w:value="ПДС НКУ / ОТ ЗДЗ2: Неисправность"/>
+                  <w:listItem w:displayText="ПДС НКУ / ОТ ИЭУ ТН1: Неисправность" w:value="ПДС НКУ / ОТ ИЭУ ТН1: Неисправность"/>
+                  <w:listItem w:displayText="ПДС НКУ / ОТ ИЭУ ТН2: Неисправность" w:value="ПДС НКУ / ОТ ИЭУ ТН2: Неисправность"/>
+                  <w:listItem w:displayText="ПДС НКУ / ОТ ТЗ, ТС: Неисправность" w:value="ПДС НКУ / ОТ ТЗ, ТС: Неисправность"/>
+                  <w:listItem w:displayText="ПДС НКУ / ОТ УРОВ1: Неисправность" w:value="ПДС НКУ / ОТ УРОВ1: Неисправность"/>
+                  <w:listItem w:displayText="ПДС НКУ / ОТ УРОВ2: Неисправность" w:value="ПДС НКУ / ОТ УРОВ2: Неисправность"/>
+                  <w:listItem w:displayText="Пред. сигн. / ПС: Пуск предупредительной сигнализации" w:value="Пред. сигн. / ПС: Пуск предупредительной сигнализации"/>
+                  <w:listItem w:displayText="Пред. сигн. / ПС: Пуск предупредительной сигнализации (импульс)" w:value="Пред. сигн. / ПС: Пуск предупредительной сигнализации (импульс)"/>
+                  <w:listItem w:displayText="РТПО / РТПО ВН: Пуск" w:value="РТПО / РТПО ВН: Пуск"/>
+                  <w:listItem w:displayText="РТПО / РТПО ВН: Функция введена в работу" w:value="РТПО / РТПО ВН: Функция введена в работу"/>
+                  <w:listItem w:displayText="РТПО / РТПО ВН: Функция оперативно выведена из работы" w:value="РТПО / РТПО ВН: Функция оперативно выведена из работы"/>
+                  <w:listItem w:displayText="РТПО / РТПО НН1: Пуск" w:value="РТПО / РТПО НН1: Пуск"/>
+                  <w:listItem w:displayText="РТПО / РТПО НН1: Функция введена в работу" w:value="РТПО / РТПО НН1: Функция введена в работу"/>
+                  <w:listItem w:displayText="РТПО / РТПО НН1: Функция оперативно выведена из работы" w:value="РТПО / РТПО НН1: Функция оперативно выведена из работы"/>
+                  <w:listItem w:displayText="РТПО / РТПО НН2: Пуск" w:value="РТПО / РТПО НН2: Пуск"/>
+                  <w:listItem w:displayText="РТПО / РТПО НН2: Функция введена в работу" w:value="РТПО / РТПО НН2: Функция введена в работу"/>
+                  <w:listItem w:displayText="РТПО / РТПО НН2: Функция оперативно выведена из работы" w:value="РТПО / РТПО НН2: Функция оперативно выведена из работы"/>
+                  <w:listItem w:displayText="РТПО / РТПО_общ: Пуск" w:value="РТПО / РТПО_общ: Пуск"/>
+                  <w:listItem w:displayText="РТПО / РТПО_общ: Функция введена в работу" w:value="РТПО / РТПО_общ: Функция введена в работу"/>
+                  <w:listItem w:displayText="РТПО / РТПО_общ: Функция оперативно выведена из работы" w:value="РТПО / РТПО_общ: Функция оперативно выведена из работы"/>
+                  <w:listItem w:displayText="СИСТ / БУ: Индикация местного управления" w:value="СИСТ / БУ: Индикация местного управления"/>
+                  <w:listItem w:displayText="СИСТ / Диагностика: Изменение встраиваемого ПО" w:value="СИСТ / Диагностика: Изменение встраиваемого ПО"/>
+                  <w:listItem w:displayText="СИСТ / Диагностика: Индикация логического узла-прокси" w:value="СИСТ / Диагностика: Индикация логического узла-прокси"/>
+                  <w:listItem w:displayText="СИСТ / Диагностика: Индикация наличия оперативного питания" w:value="СИСТ / Диагностика: Индикация наличия оперативного питания"/>
+                  <w:listItem w:displayText="СИСТ / Диагностика: Индикация потери оперативного питания" w:value="СИСТ / Диагностика: Индикация потери оперативного питания"/>
+                  <w:listItem w:displayText="СИСТ / Диагностика: Индикация работы по летнему времени" w:value="СИСТ / Диагностика: Индикация работы по летнему времени"/>
+                  <w:listItem w:displayText="СИСТ / Диагностика: Конфигурация изменена" w:value="СИСТ / Диагностика: Конфигурация изменена"/>
+                  <w:listItem w:displayText="СИСТ / Диагностика: Неисправность АЦП" w:value="СИСТ / Диагностика: Неисправность АЦП"/>
+                  <w:listItem w:displayText="СИСТ / Диагностика: Неисправность ЦП" w:value="СИСТ / Диагностика: Неисправность ЦП"/>
+                  <w:listItem w:displayText="СИСТ / Диагностика: Неисправность встроенного ПО" w:value="СИСТ / Диагностика: Неисправность встроенного ПО"/>
+                  <w:listItem w:displayText="СИСТ / Диагностика: Неисправность модуля аналоговых входов (слот М12)" w:value="СИСТ / Диагностика: Неисправность модуля аналоговых входов (слот М12)"/>
+                  <w:listItem w:displayText="СИСТ / Диагностика: Неисправность модуля дискретных входов/выходов (слот М10)" w:value="СИСТ / Диагностика: Неисправность модуля дискретных входов/выходов (слот М10)"/>
+                  <w:listItem w:displayText="СИСТ / Диагностика: Неисправность модуля дискретных входов/выходов (слот М11)" w:value="СИСТ / Диагностика: Неисправность модуля дискретных входов/выходов (слот М11)"/>
+                  <w:listItem w:displayText="СИСТ / Диагностика: Неисправность модуля дискретных входов/выходов (слот М3)" w:value="СИСТ / Диагностика: Неисправность модуля дискретных входов/выходов (слот М3)"/>
+                  <w:listItem w:displayText="СИСТ / Диагностика: Неисправность модуля дискретных входов/выходов (слот М4)" w:value="СИСТ / Диагностика: Неисправность модуля дискретных входов/выходов (слот М4)"/>
+                  <w:listItem w:displayText="СИСТ / Диагностика: Неисправность модуля дискретных входов/выходов (слот М8)" w:value="СИСТ / Диагностика: Неисправность модуля дискретных входов/выходов (слот М8)"/>
+                  <w:listItem w:displayText="СИСТ / Диагностика: Неисправность модуля дискретных входов/выходов (слот М9)" w:value="СИСТ / Диагностика: Неисправность модуля дискретных входов/выходов (слот М9)"/>
+                  <w:listItem w:displayText="СИСТ / Диагностика: Неисправность цепей оперативного питания" w:value="СИСТ / Диагностика: Неисправность цепей оперативного питания"/>
+                  <w:listItem w:displayText="СИСТ / Диагностика: Необходимость корректировки конфигурации на прием GOOSE 1" w:value="СИСТ / Диагностика: Необходимость корректировки конфигурации на прием GOOSE 1"/>
+                  <w:listItem w:displayText="СИСТ / Диагностика: Необходимость корректировки конфигурации на прием GOOSE 2" w:value="СИСТ / Диагностика: Необходимость корректировки конфигурации на прием GOOSE 2"/>
+                  <w:listItem w:displayText="СИСТ / Диагностика: Необходимость корректировки конфигурации на прием GOOSE 3" w:value="СИСТ / Диагностика: Необходимость корректировки конфигурации на прием GOOSE 3"/>
+                  <w:listItem w:displayText="СИСТ / Диагностика: Необходимость корректировки конфигурации на прием GOOSE 4" w:value="СИСТ / Диагностика: Необходимость корректировки конфигурации на прием GOOSE 4"/>
+                  <w:listItem w:displayText="СИСТ / Диагностика: Необходимость корректировки конфигурации на прием GOOSE 5" w:value="СИСТ / Диагностика: Необходимость корректировки конфигурации на прием GOOSE 5"/>
+                  <w:listItem w:displayText="СИСТ / Диагностика: Необходимость корректировки конфигурации на прием GOOSE 6" w:value="СИСТ / Диагностика: Необходимость корректировки конфигурации на прием GOOSE 6"/>
+                  <w:listItem w:displayText="СИСТ / Диагностика: Необходимость корректировки конфигурации на прием GOOSE 7" w:value="СИСТ / Диагностика: Необходимость корректировки конфигурации на прием GOOSE 7"/>
+                  <w:listItem w:displayText="СИСТ / Диагностика: Необходимость корректировки конфигурации на прием GOOSE 8" w:value="СИСТ / Диагностика: Необходимость корректировки конфигурации на прием GOOSE 8"/>
+                  <w:listItem w:displayText="СИСТ / Диагностика: Отказ источника питания" w:value="СИСТ / Диагностика: Отказ источника питания"/>
+                  <w:listItem w:displayText="СИСТ / Диагностика: Ошибка авторизации" w:value="СИСТ / Диагностика: Ошибка авторизации"/>
+                  <w:listItem w:displayText="СИСТ / Диагностика: Ошибка конфигурации" w:value="СИСТ / Диагностика: Ошибка конфигурации"/>
+                  <w:listItem w:displayText="СИСТ / Диагностика: Подписка на дублированное GOOSE 1 сообщение с признаком симуляции" w:value="СИСТ / Диагностика: Подписка на дублированное GOOSE 1 сообщение с признаком симуляции"/>
+                  <w:listItem w:displayText="СИСТ / Диагностика: Подписка на дублированное GOOSE 2 сообщение с признаком симуляции" w:value="СИСТ / Диагностика: Подписка на дублированное GOOSE 2 сообщение с признаком симуляции"/>
+                  <w:listItem w:displayText="СИСТ / Диагностика: Подписка на дублированное GOOSE 3 сообщение с признаком симуляции" w:value="СИСТ / Диагностика: Подписка на дублированное GOOSE 3 сообщение с признаком симуляции"/>
+                  <w:listItem w:displayText="СИСТ / Диагностика: Подписка на дублированное GOOSE 4 сообщение с признаком симуляции" w:value="СИСТ / Диагностика: Подписка на дублированное GOOSE 4 сообщение с признаком симуляции"/>
+                  <w:listItem w:displayText="СИСТ / Диагностика: Подписка на дублированное GOOSE 5 сообщение с признаком симуляции" w:value="СИСТ / Диагностика: Подписка на дублированное GOOSE 5 сообщение с признаком симуляции"/>
+                  <w:listItem w:displayText="СИСТ / Диагностика: Подписка на дублированное GOOSE 6 сообщение с признаком симуляции" w:value="СИСТ / Диагностика: Подписка на дублированное GOOSE 6 сообщение с признаком симуляции"/>
+                  <w:listItem w:displayText="СИСТ / Диагностика: Подписка на дублированное GOOSE 7 сообщение с признаком симуляции" w:value="СИСТ / Диагностика: Подписка на дублированное GOOSE 7 сообщение с признаком симуляции"/>
+                  <w:listItem w:displayText="СИСТ / Диагностика: Подписка на дублированное GOOSE 8 сообщение с признаком симуляции" w:value="СИСТ / Диагностика: Подписка на дублированное GOOSE 8 сообщение с признаком симуляции"/>
+                  <w:listItem w:displayText="СИСТ / Диагностика: Сброс часов или памяти вследствие перезагрузки" w:value="СИСТ / Диагностика: Сброс часов или памяти вследствие перезагрузки"/>
+                  <w:listItem w:displayText="СИСТ / Диагностика: Сигнал готовности к работе" w:value="СИСТ / Диагностика: Сигнал готовности к работе"/>
+                  <w:listItem w:displayText="СИСТ / Диагностика: Состояние подписки GOOSE 1" w:value="СИСТ / Диагностика: Состояние подписки GOOSE 1"/>
+                  <w:listItem w:displayText="СИСТ / Диагностика: Состояние подписки GOOSE 2" w:value="СИСТ / Диагностика: Состояние подписки GOOSE 2"/>
+                  <w:listItem w:displayText="СИСТ / Диагностика: Состояние подписки GOOSE 3" w:value="СИСТ / Диагностика: Состояние подписки GOOSE 3"/>
+                  <w:listItem w:displayText="СИСТ / Диагностика: Состояние подписки GOOSE 4" w:value="СИСТ / Диагностика: Состояние подписки GOOSE 4"/>
+                  <w:listItem w:displayText="СИСТ / Диагностика: Состояние подписки GOOSE 5" w:value="СИСТ / Диагностика: Состояние подписки GOOSE 5"/>
+                  <w:listItem w:displayText="СИСТ / Диагностика: Состояние подписки GOOSE 6" w:value="СИСТ / Диагностика: Состояние подписки GOOSE 6"/>
+                  <w:listItem w:displayText="СИСТ / Диагностика: Состояние подписки GOOSE 7" w:value="СИСТ / Диагностика: Состояние подписки GOOSE 7"/>
+                  <w:listItem w:displayText="СИСТ / Диагностика: Состояние подписки GOOSE 8" w:value="СИСТ / Диагностика: Состояние подписки GOOSE 8"/>
+                  <w:listItem w:displayText="СИСТ / Диагностика: Установлено подключение через сервисный порт" w:value="СИСТ / Диагностика: Установлено подключение через сервисный порт"/>
+                  <w:listItem w:displayText="СИСТ / ПлДВх10: Состояние ДВх1" w:value="СИСТ / ПлДВх10: Состояние ДВх1"/>
+                  <w:listItem w:displayText="СИСТ / ПлДВх10: Состояние ДВх10" w:value="СИСТ / ПлДВх10: Состояние ДВх10"/>
+                  <w:listItem w:displayText="СИСТ / ПлДВх10: Состояние ДВх11" w:value="СИСТ / ПлДВх10: Состояние ДВх11"/>
+                  <w:listItem w:displayText="СИСТ / ПлДВх10: Состояние ДВх12" w:value="СИСТ / ПлДВх10: Состояние ДВх12"/>
+                  <w:listItem w:displayText="СИСТ / ПлДВх10: Состояние ДВх13" w:value="СИСТ / ПлДВх10: Состояние ДВх13"/>
+                  <w:listItem w:displayText="СИСТ / ПлДВх10: Состояние ДВх14" w:value="СИСТ / ПлДВх10: Состояние ДВх14"/>
+                  <w:listItem w:displayText="СИСТ / ПлДВх10: Состояние ДВх2" w:value="СИСТ / ПлДВх10: Состояние ДВх2"/>
+                  <w:listItem w:displayText="СИСТ / ПлДВх10: Состояние ДВх3" w:value="СИСТ / ПлДВх10: Состояние ДВх3"/>
+                  <w:listItem w:displayText="СИСТ / ПлДВх10: Состояние ДВх4" w:value="СИСТ / ПлДВх10: Состояние ДВх4"/>
+                  <w:listItem w:displayText="СИСТ / ПлДВх10: Состояние ДВх5" w:value="СИСТ / ПлДВх10: Состояние ДВх5"/>
+                  <w:listItem w:displayText="СИСТ / ПлДВх10: Состояние ДВх6" w:value="СИСТ / ПлДВх10: Состояние ДВх6"/>
+                  <w:listItem w:displayText="СИСТ / ПлДВх10: Состояние ДВх7" w:value="СИСТ / ПлДВх10: Состояние ДВх7"/>
+                  <w:listItem w:displayText="СИСТ / ПлДВх10: Состояние ДВх8" w:value="СИСТ / ПлДВх10: Состояние ДВх8"/>
+                  <w:listItem w:displayText="СИСТ / ПлДВх10: Состояние ДВх9" w:value="СИСТ / ПлДВх10: Состояние ДВх9"/>
+                  <w:listItem w:displayText="СИСТ / ПлДВх11: Состояние ДВх1" w:value="СИСТ / ПлДВх11: Состояние ДВх1"/>
+                  <w:listItem w:displayText="СИСТ / ПлДВх11: Состояние ДВх10" w:value="СИСТ / ПлДВх11: Состояние ДВх10"/>
+                  <w:listItem w:displayText="СИСТ / ПлДВх11: Состояние ДВх11" w:value="СИСТ / ПлДВх11: Состояние ДВх11"/>
+                  <w:listItem w:displayText="СИСТ / ПлДВх11: Состояние ДВх12" w:value="СИСТ / ПлДВх11: Состояние ДВх12"/>
+                  <w:listItem w:displayText="СИСТ / ПлДВх11: Состояние ДВх13" w:value="СИСТ / ПлДВх11: Состояние ДВх13"/>
+                  <w:listItem w:displayText="СИСТ / ПлДВх11: Состояние ДВх14" w:value="СИСТ / ПлДВх11: Состояние ДВх14"/>
+                  <w:listItem w:displayText="СИСТ / ПлДВх11: Состояние ДВх2" w:value="СИСТ / ПлДВх11: Состояние ДВх2"/>
+                  <w:listItem w:displayText="СИСТ / ПлДВх11: Состояние ДВх3" w:value="СИСТ / ПлДВх11: Состояние ДВх3"/>
+                  <w:listItem w:displayText="СИСТ / ПлДВх11: Состояние ДВх4" w:value="СИСТ / ПлДВх11: Состояние ДВх4"/>
+                  <w:listItem w:displayText="СИСТ / ПлДВх11: Состояние ДВх5" w:value="СИСТ / ПлДВх11: Состояние ДВх5"/>
+                  <w:listItem w:displayText="СИСТ / ПлДВх11: Состояние ДВх6" w:value="СИСТ / ПлДВх11: Состояние ДВх6"/>
+                  <w:listItem w:displayText="СИСТ / ПлДВх11: Состояние ДВх7" w:value="СИСТ / ПлДВх11: Состояние ДВх7"/>
+                  <w:listItem w:displayText="СИСТ / ПлДВх11: Состояние ДВх8" w:value="СИСТ / ПлДВх11: Состояние ДВх8"/>
+                  <w:listItem w:displayText="СИСТ / ПлДВх11: Состояние ДВх9" w:value="СИСТ / ПлДВх11: Состояние ДВх9"/>
+                  <w:listItem w:displayText="СИСТ / ПлДВх2: Состояние ДВх1" w:value="СИСТ / ПлДВх2: Состояние ДВх1"/>
+                  <w:listItem w:displayText="СИСТ / ПлДВх2: Состояние ДВх10" w:value="СИСТ / ПлДВх2: Состояние ДВх10"/>
+                  <w:listItem w:displayText="СИСТ / ПлДВх2: Состояние ДВх11" w:value="СИСТ / ПлДВх2: Состояние ДВх11"/>
+                  <w:listItem w:displayText="СИСТ / ПлДВх2: Состояние ДВх12" w:value="СИСТ / ПлДВх2: Состояние ДВх12"/>
+                  <w:listItem w:displayText="СИСТ / ПлДВх2: Состояние ДВх13" w:value="СИСТ / ПлДВх2: Состояние ДВх13"/>
+                  <w:listItem w:displayText="СИСТ / ПлДВх2: Состояние ДВх14" w:value="СИСТ / ПлДВх2: Состояние ДВх14"/>
+                  <w:listItem w:displayText="СИСТ / ПлДВх2: Состояние ДВх2" w:value="СИСТ / ПлДВх2: Состояние ДВх2"/>
+                  <w:listItem w:displayText="СИСТ / ПлДВх2: Состояние ДВх3" w:value="СИСТ / ПлДВх2: Состояние ДВх3"/>
+                  <w:listItem w:displayText="СИСТ / ПлДВх2: Состояние ДВх4" w:value="СИСТ / ПлДВх2: Состояние ДВх4"/>
+                  <w:listItem w:displayText="СИСТ / ПлДВх2: Состояние ДВх5" w:value="СИСТ / ПлДВх2: Состояние ДВх5"/>
+                  <w:listItem w:displayText="СИСТ / ПлДВх2: Состояние ДВх6" w:value="СИСТ / ПлДВх2: Состояние ДВх6"/>
+                  <w:listItem w:displayText="СИСТ / ПлДВх2: Состояние ДВх7" w:value="СИСТ / ПлДВх2: Состояние ДВх7"/>
+                  <w:listItem w:displayText="СИСТ / ПлДВх2: Состояние ДВх8" w:value="СИСТ / ПлДВх2: Состояние ДВх8"/>
+                  <w:listItem w:displayText="СИСТ / ПлДВх2: Состояние ДВх9" w:value="СИСТ / ПлДВх2: Состояние ДВх9"/>
+                  <w:listItem w:displayText="СИСТ / ПлДВх3: Состояние ДВх1" w:value="СИСТ / ПлДВх3: Состояние ДВх1"/>
+                  <w:listItem w:displayText="СИСТ / ПлДВх3: Состояние ДВх10" w:value="СИСТ / ПлДВх3: Состояние ДВх10"/>
+                  <w:listItem w:displayText="СИСТ / ПлДВх3: Состояние ДВх11" w:value="СИСТ / ПлДВх3: Состояние ДВх11"/>
+                  <w:listItem w:displayText="СИСТ / ПлДВх3: Состояние ДВх12" w:value="СИСТ / ПлДВх3: Состояние ДВх12"/>
+                  <w:listItem w:displayText="СИСТ / ПлДВх3: Состояние ДВх13" w:value="СИСТ / ПлДВх3: Состояние ДВх13"/>
+                  <w:listItem w:displayText="СИСТ / ПлДВх3: Состояние ДВх14" w:value="СИСТ / ПлДВх3: Состояние ДВх14"/>
+                  <w:listItem w:displayText="СИСТ / ПлДВх3: Состояние ДВх2" w:value="СИСТ / ПлДВх3: Состояние ДВх2"/>
+                  <w:listItem w:displayText="СИСТ / ПлДВх3: Состояние ДВх3" w:value="СИСТ / ПлДВх3: Состояние ДВх3"/>
+                  <w:listItem w:displayText="СИСТ / ПлДВх3: Состояние ДВх4" w:value="СИСТ / ПлДВх3: Состояние ДВх4"/>
+                  <w:listItem w:displayText="СИСТ / ПлДВх3: Состояние ДВх5" w:value="СИСТ / ПлДВх3: Состояние ДВх5"/>
+                  <w:listItem w:displayText="СИСТ / ПлДВх3: Состояние ДВх6" w:value="СИСТ / ПлДВх3: Состояние ДВх6"/>
+                  <w:listItem w:displayText="СИСТ / ПлДВх3: Состояние ДВх7" w:value="СИСТ / ПлДВх3: Состояние ДВх7"/>
+                  <w:listItem w:displayText="СИСТ / ПлДВх3: Состояние ДВх8" w:value="СИСТ / ПлДВх3: Состояние ДВх8"/>
+                  <w:listItem w:displayText="СИСТ / ПлДВх3: Состояние ДВх9" w:value="СИСТ / ПлДВх3: Состояние ДВх9"/>
+                  <w:listItem w:displayText="СИСТ / ПлДВх4: Состояние ДВх1" w:value="СИСТ / ПлДВх4: Состояние ДВх1"/>
+                  <w:listItem w:displayText="СИСТ / ПлДВх4: Состояние ДВх10" w:value="СИСТ / ПлДВх4: Состояние ДВх10"/>
+                  <w:listItem w:displayText="СИСТ / ПлДВх4: Состояние ДВх11" w:value="СИСТ / ПлДВх4: Состояние ДВх11"/>
+                  <w:listItem w:displayText="СИСТ / ПлДВх4: Состояние ДВх12" w:value="СИСТ / ПлДВх4: Состояние ДВх12"/>
+                  <w:listItem w:displayText="СИСТ / ПлДВх4: Состояние ДВх13" w:value="СИСТ / ПлДВх4: Состояние ДВх13"/>
+                  <w:listItem w:displayText="СИСТ / ПлДВх4: Состояние ДВх14" w:value="СИСТ / ПлДВх4: Состояние ДВх14"/>
+                  <w:listItem w:displayText="СИСТ / ПлДВх4: Состояние ДВх2" w:value="СИСТ / ПлДВх4: Состояние ДВх2"/>
+                  <w:listItem w:displayText="СИСТ / ПлДВх4: Состояние ДВх3" w:value="СИСТ / ПлДВх4: Состояние ДВх3"/>
+                  <w:listItem w:displayText="СИСТ / ПлДВх4: Состояние ДВх4" w:value="СИСТ / ПлДВх4: Состояние ДВх4"/>
+                  <w:listItem w:displayText="СИСТ / ПлДВх4: Состояние ДВх5" w:value="СИСТ / ПлДВх4: Состояние ДВх5"/>
+                  <w:listItem w:displayText="СИСТ / ПлДВх4: Состояние ДВх6" w:value="СИСТ / ПлДВх4: Состояние ДВх6"/>
+                  <w:listItem w:displayText="СИСТ / ПлДВх4: Состояние ДВх7" w:value="СИСТ / ПлДВх4: Состояние ДВх7"/>
+                  <w:listItem w:displayText="СИСТ / ПлДВх4: Состояние ДВх8" w:value="СИСТ / ПлДВх4: Состояние ДВх8"/>
+                  <w:listItem w:displayText="СИСТ / ПлДВх4: Состояние ДВх9" w:value="СИСТ / ПлДВх4: Состояние ДВх9"/>
+                  <w:listItem w:displayText="СИСТ / ПлДВх5: Состояние ДВх1" w:value="СИСТ / ПлДВх5: Состояние ДВх1"/>
+                  <w:listItem w:displayText="СИСТ / ПлДВх5: Состояние ДВх10" w:value="СИСТ / ПлДВх5: Состояние ДВх10"/>
+                  <w:listItem w:displayText="СИСТ / ПлДВх5: Состояние ДВх11" w:value="СИСТ / ПлДВх5: Состояние ДВх11"/>
+                  <w:listItem w:displayText="СИСТ / ПлДВх5: Состояние ДВх12" w:value="СИСТ / ПлДВх5: Состояние ДВх12"/>
+                  <w:listItem w:displayText="СИСТ / ПлДВх5: Состояние ДВх13" w:value="СИСТ / ПлДВх5: Состояние ДВх13"/>
+                  <w:listItem w:displayText="СИСТ / ПлДВх5: Состояние ДВх14" w:value="СИСТ / ПлДВх5: Состояние ДВх14"/>
+                  <w:listItem w:displayText="СИСТ / ПлДВх5: Состояние ДВх2" w:value="СИСТ / ПлДВх5: Состояние ДВх2"/>
+                  <w:listItem w:displayText="СИСТ / ПлДВх5: Состояние ДВх3" w:value="СИСТ / ПлДВх5: Состояние ДВх3"/>
+                  <w:listItem w:displayText="СИСТ / ПлДВх5: Состояние ДВх4" w:value="СИСТ / ПлДВх5: Состояние ДВх4"/>
+                  <w:listItem w:displayText="СИСТ / ПлДВх5: Состояние ДВх5" w:value="СИСТ / ПлДВх5: Состояние ДВх5"/>
+                  <w:listItem w:displayText="СИСТ / ПлДВх5: Состояние ДВх6" w:value="СИСТ / ПлДВх5: Состояние ДВх6"/>
+                  <w:listItem w:displayText="СИСТ / ПлДВх5: Состояние ДВх7" w:value="СИСТ / ПлДВх5: Состояние ДВх7"/>
+                  <w:listItem w:displayText="СИСТ / ПлДВх5: Состояние ДВх8" w:value="СИСТ / ПлДВх5: Состояние ДВх8"/>
+                  <w:listItem w:displayText="СИСТ / ПлДВх5: Состояние ДВх9" w:value="СИСТ / ПлДВх5: Состояние ДВх9"/>
+                  <w:listItem w:displayText="СИСТ / ПлДВх6: Состояние ДВх1" w:value="СИСТ / ПлДВх6: Состояние ДВх1"/>
+                  <w:listItem w:displayText="СИСТ / ПлДВх6: Состояние ДВх10" w:value="СИСТ / ПлДВх6: Состояние ДВх10"/>
+                  <w:listItem w:displayText="СИСТ / ПлДВх6: Состояние ДВх11" w:value="СИСТ / ПлДВх6: Состояние ДВх11"/>
+                  <w:listItem w:displayText="СИСТ / ПлДВх6: Состояние ДВх12" w:value="СИСТ / ПлДВх6: Состояние ДВх12"/>
+                  <w:listItem w:displayText="СИСТ / ПлДВх6: Состояние ДВх13" w:value="СИСТ / ПлДВх6: Состояние ДВх13"/>
+                  <w:listItem w:displayText="СИСТ / ПлДВх6: Состояние ДВх14" w:value="СИСТ / ПлДВх6: Состояние ДВх14"/>
+                  <w:listItem w:displayText="СИСТ / ПлДВх6: Состояние ДВх2" w:value="СИСТ / ПлДВх6: Состояние ДВх2"/>
+                  <w:listItem w:displayText="СИСТ / ПлДВх6: Состояние ДВх3" w:value="СИСТ / ПлДВх6: Состояние ДВх3"/>
+                  <w:listItem w:displayText="СИСТ / ПлДВх6: Состояние ДВх4" w:value="СИСТ / ПлДВх6: Состояние ДВх4"/>
+                  <w:listItem w:displayText="СИСТ / ПлДВх6: Состояние ДВх5" w:value="СИСТ / ПлДВх6: Состояние ДВх5"/>
+                  <w:listItem w:displayText="СИСТ / ПлДВх6: Состояние ДВх6" w:value="СИСТ / ПлДВх6: Состояние ДВх6"/>
+                  <w:listItem w:displayText="СИСТ / ПлДВх6: Состояние ДВх7" w:value="СИСТ / ПлДВх6: Состояние ДВх7"/>
+                  <w:listItem w:displayText="СИСТ / ПлДВх6: Состояние ДВх8" w:value="СИСТ / ПлДВх6: Состояние ДВх8"/>
+                  <w:listItem w:displayText="СИСТ / ПлДВх6: Состояние ДВх9" w:value="СИСТ / ПлДВх6: Состояние ДВх9"/>
+                  <w:listItem w:displayText="СИСТ / ПлДВх7: Состояние ДВх1" w:value="СИСТ / ПлДВх7: Состояние ДВх1"/>
+                  <w:listItem w:displayText="СИСТ / ПлДВх7: Состояние ДВх10" w:value="СИСТ / ПлДВх7: Состояние ДВх10"/>
+                  <w:listItem w:displayText="СИСТ / ПлДВх7: Состояние ДВх11" w:value="СИСТ / ПлДВх7: Состояние ДВх11"/>
+                  <w:listItem w:displayText="СИСТ / ПлДВх7: Состояние ДВх12" w:value="СИСТ / ПлДВх7: Состояние ДВх12"/>
+                  <w:listItem w:displayText="СИСТ / ПлДВх7: Состояние ДВх13" w:value="СИСТ / ПлДВх7: Состояние ДВх13"/>
+                  <w:listItem w:displayText="СИСТ / ПлДВх7: Состояние ДВх14" w:value="СИСТ / ПлДВх7: Состояние ДВх14"/>
+                  <w:listItem w:displayText="СИСТ / ПлДВх7: Состояние ДВх2" w:value="СИСТ / ПлДВх7: Состояние ДВх2"/>
+                  <w:listItem w:displayText="СИСТ / ПлДВх7: Состояние ДВх3" w:value="СИСТ / ПлДВх7: Состояние ДВх3"/>
+                  <w:listItem w:displayText="СИСТ / ПлДВх7: Состояние ДВх4" w:value="СИСТ / ПлДВх7: Состояние ДВх4"/>
+                  <w:listItem w:displayText="СИСТ / ПлДВх7: Состояние ДВх5" w:value="СИСТ / ПлДВх7: Состояние ДВх5"/>
+                  <w:listItem w:displayText="СИСТ / ПлДВх7: Состояние ДВх6" w:value="СИСТ / ПлДВх7: Состояние ДВх6"/>
+                  <w:listItem w:displayText="СИСТ / ПлДВх7: Состояние ДВх7" w:value="СИСТ / ПлДВх7: Состояние ДВх7"/>
+                  <w:listItem w:displayText="СИСТ / ПлДВх7: Состояние ДВх8" w:value="СИСТ / ПлДВх7: Состояние ДВх8"/>
+                  <w:listItem w:displayText="СИСТ / ПлДВх7: Состояние ДВх9" w:value="СИСТ / ПлДВх7: Состояние ДВх9"/>
+                  <w:listItem w:displayText="СИСТ / ПлДВх8: Состояние ДВх1" w:value="СИСТ / ПлДВх8: Состояние ДВх1"/>
+                  <w:listItem w:displayText="СИСТ / ПлДВх8: Состояние ДВх10" w:value="СИСТ / ПлДВх8: Состояние ДВх10"/>
+                  <w:listItem w:displayText="СИСТ / ПлДВх8: Состояние ДВх11" w:value="СИСТ / ПлДВх8: Состояние ДВх11"/>
+                  <w:listItem w:displayText="СИСТ / ПлДВх8: Состояние ДВх12" w:value="СИСТ / ПлДВх8: Состояние ДВх12"/>
+                  <w:listItem w:displayText="СИСТ / ПлДВх8: Состояние ДВх13" w:value="СИСТ / ПлДВх8: Состояние ДВх13"/>
+                  <w:listItem w:displayText="СИСТ / ПлДВх8: Состояние ДВх14" w:value="СИСТ / ПлДВх8: Состояние ДВх14"/>
+                  <w:listItem w:displayText="СИСТ / ПлДВх8: Состояние ДВх2" w:value="СИСТ / ПлДВх8: Состояние ДВх2"/>
+                  <w:listItem w:displayText="СИСТ / ПлДВх8: Состояние ДВх3" w:value="СИСТ / ПлДВх8: Состояние ДВх3"/>
+                  <w:listItem w:displayText="СИСТ / ПлДВх8: Состояние ДВх4" w:value="СИСТ / ПлДВх8: Состояние ДВх4"/>
+                  <w:listItem w:displayText="СИСТ / ПлДВх8: Состояние ДВх5" w:value="СИСТ / ПлДВх8: Состояние ДВх5"/>
+                  <w:listItem w:displayText="СИСТ / ПлДВх8: Состояние ДВх6" w:value="СИСТ / ПлДВх8: Состояние ДВх6"/>
+                  <w:listItem w:displayText="СИСТ / ПлДВх8: Состояние ДВх7" w:value="СИСТ / ПлДВх8: Состояние ДВх7"/>
+                  <w:listItem w:displayText="СИСТ / ПлДВх8: Состояние ДВх8" w:value="СИСТ / ПлДВх8: Состояние ДВх8"/>
+                  <w:listItem w:displayText="СИСТ / ПлДВх8: Состояние ДВх9" w:value="СИСТ / ПлДВх8: Состояние ДВх9"/>
+                  <w:listItem w:displayText="СИСТ / ПлДВх9: Состояние ДВх1" w:value="СИСТ / ПлДВх9: Состояние ДВх1"/>
+                  <w:listItem w:displayText="СИСТ / ПлДВх9: Состояние ДВх10" w:value="СИСТ / ПлДВх9: Состояние ДВх10"/>
+                  <w:listItem w:displayText="СИСТ / ПлДВх9: Состояние ДВх11" w:value="СИСТ / ПлДВх9: Состояние ДВх11"/>
+                  <w:listItem w:displayText="СИСТ / ПлДВх9: Состояние ДВх12" w:value="СИСТ / ПлДВх9: Состояние ДВх12"/>
+                  <w:listItem w:displayText="СИСТ / ПлДВх9: Состояние ДВх13" w:value="СИСТ / ПлДВх9: Состояние ДВх13"/>
+                  <w:listItem w:displayText="СИСТ / ПлДВх9: Состояние ДВх14" w:value="СИСТ / ПлДВх9: Состояние ДВх14"/>
+                  <w:listItem w:displayText="СИСТ / ПлДВх9: Состояние ДВх2" w:value="СИСТ / ПлДВх9: Состояние ДВх2"/>
+                  <w:listItem w:displayText="СИСТ / ПлДВх9: Состояние ДВх3" w:value="СИСТ / ПлДВх9: Состояние ДВх3"/>
+                  <w:listItem w:displayText="СИСТ / ПлДВх9: Состояние ДВх4" w:value="СИСТ / ПлДВх9: Состояние ДВх4"/>
+                  <w:listItem w:displayText="СИСТ / ПлДВх9: Состояние ДВх5" w:value="СИСТ / ПлДВх9: Состояние ДВх5"/>
+                  <w:listItem w:displayText="СИСТ / ПлДВх9: Состояние ДВх6" w:value="СИСТ / ПлДВх9: Состояние ДВх6"/>
+                  <w:listItem w:displayText="СИСТ / ПлДВх9: Состояние ДВх7" w:value="СИСТ / ПлДВх9: Состояние ДВх7"/>
+                  <w:listItem w:displayText="СИСТ / ПлДВх9: Состояние ДВх8" w:value="СИСТ / ПлДВх9: Состояние ДВх8"/>
+                  <w:listItem w:displayText="СИСТ / ПлДВх9: Состояние ДВх9" w:value="СИСТ / ПлДВх9: Состояние ДВх9"/>
+                  <w:listItem w:displayText="СИСТ / ПлДВых10: Состояние ДВых1" w:value="СИСТ / ПлДВых10: Состояние ДВых1"/>
+                  <w:listItem w:displayText="СИСТ / ПлДВых10: Состояние ДВых2" w:value="СИСТ / ПлДВых10: Состояние ДВых2"/>
+                  <w:listItem w:displayText="СИСТ / ПлДВых10: Состояние ДВых3" w:value="СИСТ / ПлДВых10: Состояние ДВых3"/>
+                  <w:listItem w:displayText="СИСТ / ПлДВых10: Состояние ДВых4" w:value="СИСТ / ПлДВых10: Состояние ДВых4"/>
+                  <w:listItem w:displayText="СИСТ / ПлДВых10: Состояние ДВых5" w:value="СИСТ / ПлДВых10: Состояние ДВых5"/>
+                  <w:listItem w:displayText="СИСТ / ПлДВых10: Состояние ДВых6" w:value="СИСТ / ПлДВых10: Состояние ДВых6"/>
+                  <w:listItem w:displayText="СИСТ / ПлДВых10: Состояние ДВых7" w:value="СИСТ / ПлДВых10: Состояние ДВых7"/>
+                  <w:listItem w:displayText="СИСТ / ПлДВых10: Состояние ДВых8" w:value="СИСТ / ПлДВых10: Состояние ДВых8"/>
+                  <w:listItem w:displayText="СИСТ / ПлДВых11: Состояние ДВых1" w:value="СИСТ / ПлДВых11: Состояние ДВых1"/>
+                  <w:listItem w:displayText="СИСТ / ПлДВых11: Состояние ДВых2" w:value="СИСТ / ПлДВых11: Состояние ДВых2"/>
+                  <w:listItem w:displayText="СИСТ / ПлДВых11: Состояние ДВых3" w:value="СИСТ / ПлДВых11: Состояние ДВых3"/>
+                  <w:listItem w:displayText="СИСТ / ПлДВых11: Состояние ДВых4" w:value="СИСТ / ПлДВых11: Состояние ДВых4"/>
+                  <w:listItem w:displayText="СИСТ / ПлДВых11: Состояние ДВых5" w:value="СИСТ / ПлДВых11: Состояние ДВых5"/>
+                  <w:listItem w:displayText="СИСТ / ПлДВых11: Состояние ДВых6" w:value="СИСТ / ПлДВых11: Состояние ДВых6"/>
+                  <w:listItem w:displayText="СИСТ / ПлДВых11: Состояние ДВых7" w:value="СИСТ / ПлДВых11: Состояние ДВых7"/>
+                  <w:listItem w:displayText="СИСТ / ПлДВых11: Состояние ДВых8" w:value="СИСТ / ПлДВых11: Состояние ДВых8"/>
+                  <w:listItem w:displayText="СИСТ / ПлДВых2: Состояние ДВых1" w:value="СИСТ / ПлДВых2: Состояние ДВых1"/>
+                  <w:listItem w:displayText="СИСТ / ПлДВых2: Состояние ДВых2" w:value="СИСТ / ПлДВых2: Состояние ДВых2"/>
+                  <w:listItem w:displayText="СИСТ / ПлДВых2: Состояние ДВых3" w:value="СИСТ / ПлДВых2: Состояние ДВых3"/>
+                  <w:listItem w:displayText="СИСТ / ПлДВых2: Состояние ДВых4" w:value="СИСТ / ПлДВых2: Состояние ДВых4"/>
+                  <w:listItem w:displayText="СИСТ / ПлДВых2: Состояние ДВых5" w:value="СИСТ / ПлДВых2: Состояние ДВых5"/>
+                  <w:listItem w:displayText="СИСТ / ПлДВых2: Состояние ДВых6" w:value="СИСТ / ПлДВых2: Состояние ДВых6"/>
+                  <w:listItem w:displayText="СИСТ / ПлДВых2: Состояние ДВых7" w:value="СИСТ / ПлДВых2: Состояние ДВых7"/>
+                  <w:listItem w:displayText="СИСТ / ПлДВых2: Состояние ДВых8" w:value="СИСТ / ПлДВых2: Состояние ДВых8"/>
+                  <w:listItem w:displayText="СИСТ / ПлДВых3: Состояние ДВых1" w:value="СИСТ / ПлДВых3: Состояние ДВых1"/>
+                  <w:listItem w:displayText="СИСТ / ПлДВых3: Состояние ДВых2" w:value="СИСТ / ПлДВых3: Состояние ДВых2"/>
+                  <w:listItem w:displayText="СИСТ / ПлДВых3: Состояние ДВых3" w:value="СИСТ / ПлДВых3: Состояние ДВых3"/>
+                  <w:listItem w:displayText="СИСТ / ПлДВых3: Состояние ДВых4" w:value="СИСТ / ПлДВых3: Состояние ДВых4"/>
+                  <w:listItem w:displayText="СИСТ / ПлДВых3: Состояние ДВых5" w:value="СИСТ / ПлДВых3: Состояние ДВых5"/>
+                  <w:listItem w:displayText="СИСТ / ПлДВых3: Состояние ДВых6" w:value="СИСТ / ПлДВых3: Состояние ДВых6"/>
+                  <w:listItem w:displayText="СИСТ / ПлДВых3: Состояние ДВых7" w:value="СИСТ / ПлДВых3: Состояние ДВых7"/>
+                  <w:listItem w:displayText="СИСТ / ПлДВых3: Состояние ДВых8" w:value="СИСТ / ПлДВых3: Состояние ДВых8"/>
+                  <w:listItem w:displayText="СИСТ / ПлДВых4: Состояние ДВых1" w:value="СИСТ / ПлДВых4: Состояние ДВых1"/>
+                  <w:listItem w:displayText="СИСТ / ПлДВых4: Состояние ДВых2" w:value="СИСТ / ПлДВых4: Состояние ДВых2"/>
+                  <w:listItem w:displayText="СИСТ / ПлДВых4: Состояние ДВых3" w:value="СИСТ / ПлДВых4: Состояние ДВых3"/>
+                  <w:listItem w:displayText="СИСТ / ПлДВых4: Состояние ДВых4" w:value="СИСТ / ПлДВых4: Состояние ДВых4"/>
+                  <w:listItem w:displayText="СИСТ / ПлДВых4: Состояние ДВых5" w:value="СИСТ / ПлДВых4: Состояние ДВых5"/>
+                  <w:listItem w:displayText="СИСТ / ПлДВых4: Состояние ДВых6" w:value="СИСТ / ПлДВых4: Состояние ДВых6"/>
+                  <w:listItem w:displayText="СИСТ / ПлДВых4: Состояние ДВых7" w:value="СИСТ / ПлДВых4: Состояние ДВых7"/>
+                  <w:listItem w:displayText="СИСТ / ПлДВых4: Состояние ДВых8" w:value="СИСТ / ПлДВых4: Состояние ДВых8"/>
+                  <w:listItem w:displayText="СИСТ / ПлДВых5: Состояние ДВых1" w:value="СИСТ / ПлДВых5: Состояние ДВых1"/>
+                  <w:listItem w:displayText="СИСТ / ПлДВых5: Состояние ДВых2" w:value="СИСТ / ПлДВых5: Состояние ДВых2"/>
+                  <w:listItem w:displayText="СИСТ / ПлДВых5: Состояние ДВых3" w:value="СИСТ / ПлДВых5: Состояние ДВых3"/>
+                  <w:listItem w:displayText="СИСТ / ПлДВых5: Состояние ДВых4" w:value="СИСТ / ПлДВых5: Состояние ДВых4"/>
+                  <w:listItem w:displayText="СИСТ / ПлДВых5: Состояние ДВых5" w:value="СИСТ / ПлДВых5: Состояние ДВых5"/>
+                  <w:listItem w:displayText="СИСТ / ПлДВых5: Состояние ДВых6" w:value="СИСТ / ПлДВых5: Состояние ДВых6"/>
+                  <w:listItem w:displayText="СИСТ / ПлДВых5: Состояние ДВых7" w:value="СИСТ / ПлДВых5: Состояние ДВых7"/>
+                  <w:listItem w:displayText="СИСТ / ПлДВых5: Состояние ДВых8" w:value="СИСТ / ПлДВых5: Состояние ДВых8"/>
+                  <w:listItem w:displayText="СИСТ / ПлДВых6: Состояние ДВых1" w:value="СИСТ / ПлДВых6: Состояние ДВых1"/>
+                  <w:listItem w:displayText="СИСТ / ПлДВых6: Состояние ДВых2" w:value="СИСТ / ПлДВых6: Состояние ДВых2"/>
+                  <w:listItem w:displayText="СИСТ / ПлДВых6: Состояние ДВых3" w:value="СИСТ / ПлДВых6: Состояние ДВых3"/>
+                  <w:listItem w:displayText="СИСТ / ПлДВых6: Состояние ДВых4" w:value="СИСТ / ПлДВых6: Состояние ДВых4"/>
+                  <w:listItem w:displayText="СИСТ / ПлДВых6: Состояние ДВых5" w:value="СИСТ / ПлДВых6: Состояние ДВых5"/>
+                  <w:listItem w:displayText="СИСТ / ПлДВых6: Состояние ДВых6" w:value="СИСТ / ПлДВых6: Состояние ДВых6"/>
+                  <w:listItem w:displayText="СИСТ / ПлДВых6: Состояние ДВых7" w:value="СИСТ / ПлДВых6: Состояние ДВых7"/>
+                  <w:listItem w:displayText="СИСТ / ПлДВых6: Состояние ДВых8" w:value="СИСТ / ПлДВых6: Состояние ДВых8"/>
+                  <w:listItem w:displayText="СИСТ / ПлДВых7: Состояние ДВых1" w:value="СИСТ / ПлДВых7: Состояние ДВых1"/>
+                  <w:listItem w:displayText="СИСТ / ПлДВых7: Состояние ДВых2" w:value="СИСТ / ПлДВых7: Состояние ДВых2"/>
+                  <w:listItem w:displayText="СИСТ / ПлДВых7: Состояние ДВых3" w:value="СИСТ / ПлДВых7: Состояние ДВых3"/>
+                  <w:listItem w:displayText="СИСТ / ПлДВых7: Состояние ДВых4" w:value="СИСТ / ПлДВых7: Состояние ДВых4"/>
+                  <w:listItem w:displayText="СИСТ / ПлДВых7: Состояние ДВых5" w:value="СИСТ / ПлДВых7: Состояние ДВых5"/>
+                  <w:listItem w:displayText="СИСТ / ПлДВых7: Состояние ДВых6" w:value="СИСТ / ПлДВых7: Состояние ДВых6"/>
+                  <w:listItem w:displayText="СИСТ / ПлДВых7: Состояние ДВых7" w:value="СИСТ / ПлДВых7: Состояние ДВых7"/>
+                  <w:listItem w:displayText="СИСТ / ПлДВых7: Состояние ДВых8" w:value="СИСТ / ПлДВых7: Состояние ДВых8"/>
+                  <w:listItem w:displayText="СИСТ / ПлДВых8: Состояние ДВых1" w:value="СИСТ / ПлДВых8: Состояние ДВых1"/>
+                  <w:listItem w:displayText="СИСТ / ПлДВых8: Состояние ДВых2" w:value="СИСТ / ПлДВых8: Состояние ДВых2"/>
+                  <w:listItem w:displayText="СИСТ / ПлДВых8: Состояние ДВых3" w:value="СИСТ / ПлДВых8: Состояние ДВых3"/>
+                  <w:listItem w:displayText="СИСТ / ПлДВых8: Состояние ДВых4" w:value="СИСТ / ПлДВых8: Состояние ДВых4"/>
+                  <w:listItem w:displayText="СИСТ / ПлДВых8: Состояние ДВых5" w:value="СИСТ / ПлДВых8: Состояние ДВых5"/>
+                  <w:listItem w:displayText="СИСТ / ПлДВых8: Состояние ДВых6" w:value="СИСТ / ПлДВых8: Состояние ДВых6"/>
+                  <w:listItem w:displayText="СИСТ / ПлДВых8: Состояние ДВых7" w:value="СИСТ / ПлДВых8: Состояние ДВых7"/>
+                  <w:listItem w:displayText="СИСТ / ПлДВых8: Состояние ДВых8" w:value="СИСТ / ПлДВых8: Состояние ДВых8"/>
+                  <w:listItem w:displayText="СИСТ / ПлДВых9: Состояние ДВых1" w:value="СИСТ / ПлДВых9: Состояние ДВых1"/>
+                  <w:listItem w:displayText="СИСТ / ПлДВых9: Состояние ДВых2" w:value="СИСТ / ПлДВых9: Состояние ДВых2"/>
+                  <w:listItem w:displayText="СИСТ / ПлДВых9: Состояние ДВых3" w:value="СИСТ / ПлДВых9: Состояние ДВых3"/>
+                  <w:listItem w:displayText="СИСТ / ПлДВых9: Состояние ДВых4" w:value="СИСТ / ПлДВых9: Состояние ДВых4"/>
+                  <w:listItem w:displayText="СИСТ / ПлДВых9: Состояние ДВых5" w:value="СИСТ / ПлДВых9: Состояние ДВых5"/>
+                  <w:listItem w:displayText="СИСТ / ПлДВых9: Состояние ДВых6" w:value="СИСТ / ПлДВых9: Состояние ДВых6"/>
+                  <w:listItem w:displayText="СИСТ / ПлДВых9: Состояние ДВых7" w:value="СИСТ / ПлДВых9: Состояние ДВых7"/>
+                  <w:listItem w:displayText="СИСТ / ПлДВых9: Состояние ДВых8" w:value="СИСТ / ПлДВых9: Состояние ДВых8"/>
+                  <w:listItem w:displayText="СИСТ / СД ФК: Действие на В ВН" w:value="СИСТ / СД ФК: Действие на В ВН"/>
+                  <w:listItem w:displayText="СИСТ / СД ФК: Действие на В НН1" w:value="СИСТ / СД ФК: Действие на В НН1"/>
+                  <w:listItem w:displayText="СИСТ / СД ФК: Действие на В НН2" w:value="СИСТ / СД ФК: Действие на В НН2"/>
+                  <w:listItem w:displayText="СИСТ / СД ФК: Комплект" w:value="СИСТ / СД ФК: Комплект"/>
+                  <w:listItem w:displayText="СИСТ / СД ФК: Режим работы ГЗ РПН" w:value="СИСТ / СД ФК: Режим работы ГЗ РПН"/>
+                  <w:listItem w:displayText="СИСТ / СД ФК: Режим работы ГЗ Т откл" w:value="СИСТ / СД ФК: Режим работы ГЗ Т откл"/>
+                  <w:listItem w:displayText="СИСТ / СД ФК: Режим работы ГЗ Т сигн" w:value="СИСТ / СД ФК: Режим работы ГЗ Т сигн"/>
+                  <w:listItem w:displayText="СИСТ / СД ФК: Режим работы ДЗТ" w:value="СИСТ / СД ФК: Режим работы ДЗТ"/>
+                  <w:listItem w:displayText="СИСТ / СД ФК: Режим работы ЗПО" w:value="СИСТ / СД ФК: Режим работы ЗПО"/>
+                  <w:listItem w:displayText="СИСТ / СД ФК: Режим работы УРОВ" w:value="СИСТ / СД ФК: Режим работы УРОВ"/>
+                  <w:listItem w:displayText="СИСТ / СД ФК: Управление ИЭУ" w:value="СИСТ / СД ФК: Управление ИЭУ"/>
+                  <w:listItem w:displayText="СИСТ / СД: БИ выведены" w:value="СИСТ / СД: БИ выведены"/>
+                  <w:listItem w:displayText="СИСТ / СД: Внешнее отключение" w:value="СИСТ / СД: Внешнее отключение"/>
+                  <w:listItem w:displayText="СИСТ / СД: Выходные цепи разобраны" w:value="СИСТ / СД: Выходные цепи разобраны"/>
+                  <w:listItem w:displayText="СИСТ / СД: Неисправность ШС-А" w:value="СИСТ / СД: Неисправность ШС-А"/>
+                  <w:listItem w:displayText="СИСТ / СД: Неисправность ШС-В" w:value="СИСТ / СД: Неисправность ШС-В"/>
+                  <w:listItem w:displayText="СИСТ / СД: Неисправность опер. тока ГЗ" w:value="СИСТ / СД: Неисправность опер. тока ГЗ"/>
+                  <w:listItem w:displayText="СИСТ / СД: Неисправность опер. тока ТЗ, ТС" w:value="СИСТ / СД: Неисправность опер. тока ТЗ, ТС"/>
+                  <w:listItem w:displayText="СИСТ / СД: Неисправность цепей ГЗ РПН" w:value="СИСТ / СД: Неисправность цепей ГЗ РПН"/>
+                  <w:listItem w:displayText="СИСТ / СД: Неисправность цепей ГЗ Т" w:value="СИСТ / СД: Неисправность цепей ГЗ Т"/>
+                  <w:listItem w:displayText="СИСТ / СД: Неисправность цепей ТЗ" w:value="СИСТ / СД: Неисправность цепей ТЗ"/>
+                  <w:listItem w:displayText="СИСТ / СД: Потеря GOOSE" w:value="СИСТ / СД: Потеря GOOSE"/>
+                  <w:listItem w:displayText="СИСТ / СД: Пуск ЗПО" w:value="СИСТ / СД: Пуск ЗПО"/>
+                  <w:listItem w:displayText="СИСТ / СД: Срабатывание ГЗ РПН" w:value="СИСТ / СД: Срабатывание ГЗ РПН"/>
+                  <w:listItem w:displayText="СИСТ / СД: Срабатывание ГЗоткл" w:value="СИСТ / СД: Срабатывание ГЗоткл"/>
+                  <w:listItem w:displayText="СИСТ / СД: Срабатывание ГЗсигн" w:value="СИСТ / СД: Срабатывание ГЗсигн"/>
+                  <w:listItem w:displayText="СИСТ / СД: Срабатывание ДЗТ" w:value="СИСТ / СД: Срабатывание ДЗТ"/>
+                  <w:listItem w:displayText="СИСТ / СД: Срабатывание ЗП" w:value="СИСТ / СД: Срабатывание ЗП"/>
+                  <w:listItem w:displayText="СИСТ / СД: Срабатывание ТЗоткл" w:value="СИСТ / СД: Срабатывание ТЗоткл"/>
+                  <w:listItem w:displayText="СИСТ / СД: Срабатывание ТЗсигн" w:value="СИСТ / СД: Срабатывание ТЗсигн"/>
+                  <w:listItem w:displayText="СИСТ / СД: Срабатывание УРОВ" w:value="СИСТ / СД: Срабатывание УРОВ"/>
+                  <w:listItem w:displayText="СИСТ / ФК: Действие на В ВН" w:value="СИСТ / ФК: Действие на В ВН"/>
+                  <w:listItem w:displayText="СИСТ / ФК: Действие на В НН1" w:value="СИСТ / ФК: Действие на В НН1"/>
+                  <w:listItem w:displayText="СИСТ / ФК: Действие на В НН2" w:value="СИСТ / ФК: Действие на В НН2"/>
+                  <w:listItem w:displayText="СИСТ / ФК: Комплект" w:value="СИСТ / ФК: Комплект"/>
+                  <w:listItem w:displayText="СИСТ / ФК: Режим работы ГЗ РПН" w:value="СИСТ / ФК: Режим работы ГЗ РПН"/>
+                  <w:listItem w:displayText="СИСТ / ФК: Режим работы ГЗ Т откл" w:value="СИСТ / ФК: Режим работы ГЗ Т откл"/>
+                  <w:listItem w:displayText="СИСТ / ФК: Режим работы ГЗ Т сигн" w:value="СИСТ / ФК: Режим работы ГЗ Т сигн"/>
+                  <w:listItem w:displayText="СИСТ / ФК: Режим работы ДЗТ" w:value="СИСТ / ФК: Режим работы ДЗТ"/>
+                  <w:listItem w:displayText="СИСТ / ФК: Режим работы ЗПО" w:value="СИСТ / ФК: Режим работы ЗПО"/>
+                  <w:listItem w:displayText="СИСТ / ФК: Режим работы УРОВ" w:value="СИСТ / ФК: Режим работы УРОВ"/>
+                  <w:listItem w:displayText="СИСТ / ФК: Управление ИЭУ" w:value="СИСТ / ФК: Управление ИЭУ"/>
+                  <w:listItem w:displayText="СИСТ / ШС: Переполнение буфера входных данных" w:value="СИСТ / ШС: Переполнение буфера входных данных"/>
+                  <w:listItem w:displayText="СИСТ / ШС: Переполнение буфера выходных данных" w:value="СИСТ / ШС: Переполнение буфера выходных данных"/>
+                  <w:listItem w:displayText="СИСТ / ШС: Состояние основного канала" w:value="СИСТ / ШС: Состояние основного канала"/>
+                  <w:listItem w:displayText="СИСТ / ШС: Состояние резервного канала" w:value="СИСТ / ШС: Состояние резервного канала"/>
+                  <w:listItem w:displayText="Сборка сигн. / СС: БИ выведены" w:value="Сборка сигн. / СС: БИ выведены"/>
+                  <w:listItem w:displayText="Сборка сигн. / СС: Внешнее отключение" w:value="Сборка сигн. / СС: Внешнее отключение"/>
+                  <w:listItem w:displayText="Сборка сигн. / СС: Выходные цепи разобраны" w:value="Сборка сигн. / СС: Выходные цепи разобраны"/>
+                  <w:listItem w:displayText="Сборка сигн. / СС: ГЗ заблокирована" w:value="Сборка сигн. / СС: ГЗ заблокирована"/>
+                  <w:listItem w:displayText="Сборка сигн. / СС: Контроль оперативного тока" w:value="Сборка сигн. / СС: Контроль оперативного тока"/>
+                  <w:listItem w:displayText="Сборка сигн. / СС: Контроль оперативного тока НН" w:value="Сборка сигн. / СС: Контроль оперативного тока НН"/>
+                  <w:listItem w:displayText="Сборка сигн. / СС: Низкая изоляция ГЗ" w:value="Сборка сигн. / СС: Низкая изоляция ГЗ"/>
+                  <w:listItem w:displayText="Сборка сигн. / СС: Низкая изоляция ТЗ" w:value="Сборка сигн. / СС: Низкая изоляция ТЗ"/>
+                  <w:listItem w:displayText="Сборка сигн. / СС: Сигнализация от ГЗ" w:value="Сборка сигн. / СС: Сигнализация от ГЗ"/>
+                  <w:listItem w:displayText="Сборка сигн. / СС: Сигнализация от ТЗ" w:value="Сборка сигн. / СС: Сигнализация от ТЗ"/>
+                  <w:listItem w:displayText="Сборка сигн. / СС: Сигнализация от ТС" w:value="Сборка сигн. / СС: Сигнализация от ТС"/>
+                  <w:listItem w:displayText="Сборка сигн. / СС: ТЗ заблокирована" w:value="Сборка сигн. / СС: ТЗ заблокирована"/>
+                  <w:listItem w:displayText="ТК ЗДЗ / ТК ЗДЗ: Пуск" w:value="ТК ЗДЗ / ТК ЗДЗ: Пуск"/>
+                  <w:listItem w:displayText="ТК ЗДЗ / ТК ЗДЗ: Функция введена в работу" w:value="ТК ЗДЗ / ТК ЗДЗ: Функция введена в работу"/>
+                  <w:listItem w:displayText="ТК ЗДЗ / ТК ЗДЗ: Функция оперативно выведена из работы" w:value="ТК ЗДЗ / ТК ЗДЗ: Функция оперативно выведена из работы"/>
+                  <w:listItem w:displayText="ТО ЗПО / ТО ЗПО ВН: Пуск" w:value="ТО ЗПО / ТО ЗПО ВН: Пуск"/>
+                  <w:listItem w:displayText="ТО ЗПО / ТО ЗПО ВН: Функция введена в работу" w:value="ТО ЗПО / ТО ЗПО ВН: Функция введена в работу"/>
+                  <w:listItem w:displayText="ТО ЗПО / ТО ЗПО ВН: Функция оперативно выведена из работы" w:value="ТО ЗПО / ТО ЗПО ВН: Функция оперативно выведена из работы"/>
+                  <w:listItem w:displayText="ТО ЗПО / ТО ЗПО НН1: Пуск" w:value="ТО ЗПО / ТО ЗПО НН1: Пуск"/>
+                  <w:listItem w:displayText="ТО ЗПО / ТО ЗПО НН1: Функция введена в работу" w:value="ТО ЗПО / ТО ЗПО НН1: Функция введена в работу"/>
+                  <w:listItem w:displayText="ТО ЗПО / ТО ЗПО НН1: Функция оперативно выведена из работы" w:value="ТО ЗПО / ТО ЗПО НН1: Функция оперативно выведена из работы"/>
+                  <w:listItem w:displayText="ТО ЗПО / ТО ЗПО НН2: Пуск" w:value="ТО ЗПО / ТО ЗПО НН2: Пуск"/>
+                  <w:listItem w:displayText="ТО ЗПО / ТО ЗПО НН2: Функция введена в работу" w:value="ТО ЗПО / ТО ЗПО НН2: Функция введена в работу"/>
+                  <w:listItem w:displayText="ТО ЗПО / ТО ЗПО НН2: Функция оперативно выведена из работы" w:value="ТО ЗПО / ТО ЗПО НН2: Функция оперативно выведена из работы"/>
+                  <w:listItem w:displayText="ТО ЗПО / ТО ЗПО_общ: Пуск" w:value="ТО ЗПО / ТО ЗПО_общ: Пуск"/>
+                  <w:listItem w:displayText="ТО ЗПО / ТО ЗПО_общ: Функция введена в работу" w:value="ТО ЗПО / ТО ЗПО_общ: Функция введена в работу"/>
+                  <w:listItem w:displayText="ТО ЗПО / ТО ЗПО_общ: Функция оперативно выведена из работы" w:value="ТО ЗПО / ТО ЗПО_общ: Функция оперативно выведена из работы"/>
+                  <w:listItem w:displayText="ТО РПН / ТО РПН: Пуск" w:value="ТО РПН / ТО РПН: Пуск"/>
+                  <w:listItem w:displayText="ТО РПН / ТО РПН: Функция введена в работу" w:value="ТО РПН / ТО РПН: Функция введена в работу"/>
+                  <w:listItem w:displayText="ТО РПН / ТО РПН: Функция оперативно выведена из работы" w:value="ТО РПН / ТО РПН: Функция оперативно выведена из работы"/>
+                  <w:listItem w:displayText="УРОВ ВН / УРОВ: Пуск" w:value="УРОВ ВН / УРОВ: Пуск"/>
+                  <w:listItem w:displayText="УРОВ ВН / УРОВ: Пуск ИО максимального тока" w:value="УРОВ ВН / УРОВ: Пуск ИО максимального тока"/>
+                  <w:listItem w:displayText="УРОВ ВН / УРОВ: Срабатывание УРОВ" w:value="УРОВ ВН / УРОВ: Срабатывание УРОВ"/>
+                  <w:listItem w:displayText="УРОВ ВН / УРОВ: Срабатывание УРОВ  'на себя'" w:value="УРОВ ВН / УРОВ: Срабатывание УРОВ  'на себя'"/>
+                  <w:listItem w:displayText="УРОВ ВН / УРОВ: Функция введена в работу" w:value="УРОВ ВН / УРОВ: Функция введена в работу"/>
+                  <w:listItem w:displayText="УРОВ ВН / УРОВ: Функция оперативно выведена из работы" w:value="УРОВ ВН / УРОВ: Функция оперативно выведена из работы"/>
                 </w:dropDownList>
                 <w:showingPlcHdr/>
                 <w:placeholder>
@@ -7452,11 +7924,6 @@
                 <w:id w:val="0"/>
                 <w:dropDownList>
                   <w:listItem w:displayText="Не назначено" w:value=""/>
-                  <w:listItem w:displayText="ЛО ГЗоткл / ЛО: Функция введена в работу" w:value="ЛО ГЗоткл / ЛО: Функция введена в работу"/>
-                  <w:listItem w:displayText="ЛО ГЗоткл / ЛО: Функция оперативно выведена из работы" w:value="ЛО ГЗоткл / ЛО: Функция оперативно выведена из работы"/>
-                  <w:listItem w:displayText="ЛО ГЗоткл / ЛО: Блокировка ГЗоткл" w:value="ЛО ГЗоткл / ЛО: Блокировка ГЗоткл"/>
-                  <w:listItem w:displayText="ЛО ГЗоткл / ЛО: Срабатывание на сигнал" w:value="ЛО ГЗоткл / ЛО: Срабатывание на сигнал"/>
-                  <w:listItem w:displayText="ЛО ГЗоткл / ЛО: Срабатывание" w:value="ЛО ГЗоткл / ЛО: Срабатывание"/>
                   <w:listItem w:displayText="ДЗТ / БВКЗ: Срабатывание БВКЗ" w:value="ДЗТ / БВКЗ: Срабатывание БВКЗ"/>
                   <w:listItem w:displayText="ДЗТ / БВКЗ: Срабатывание БВКЗ по фазе А" w:value="ДЗТ / БВКЗ: Срабатывание БВКЗ по фазе А"/>
                   <w:listItem w:displayText="ДЗТ / БВКЗ: Срабатывание БВКЗ по фазе В" w:value="ДЗТ / БВКЗ: Срабатывание БВКЗ по фазе В"/>
@@ -7474,12 +7941,12 @@
                   <w:listItem w:displayText="ДЗТ / ДТЗт: Пуск ДТО по фазе В" w:value="ДЗТ / ДТЗт: Пуск ДТО по фазе В"/>
                   <w:listItem w:displayText="ДЗТ / ДТЗт: Пуск ДТО по фазе С" w:value="ДЗТ / ДТЗт: Пуск ДТО по фазе С"/>
                   <w:listItem w:displayText="ДЗТ / ДТЗт: Срабатывание ДТЗт" w:value="ДЗТ / ДТЗт: Срабатывание ДТЗт"/>
+                  <w:listItem w:displayText="ДЗТ / ДТЗт: Срабатывание ДТЗт на сигнал" w:value="ДЗТ / ДТЗт: Срабатывание ДТЗт на сигнал"/>
                   <w:listItem w:displayText="ДЗТ / ДТЗт: Срабатывание ДТЗт по фазе A" w:value="ДЗТ / ДТЗт: Срабатывание ДТЗт по фазе A"/>
+                  <w:listItem w:displayText="ДЗТ / ДТЗт: Срабатывание ДТЗт по фазе A на сигнал" w:value="ДЗТ / ДТЗт: Срабатывание ДТЗт по фазе A на сигнал"/>
                   <w:listItem w:displayText="ДЗТ / ДТЗт: Срабатывание ДТЗт по фазе В" w:value="ДЗТ / ДТЗт: Срабатывание ДТЗт по фазе В"/>
+                  <w:listItem w:displayText="ДЗТ / ДТЗт: Срабатывание ДТЗт по фазе В на сигнал" w:value="ДЗТ / ДТЗт: Срабатывание ДТЗт по фазе В на сигнал"/>
                   <w:listItem w:displayText="ДЗТ / ДТЗт: Срабатывание ДТЗт по фазе С" w:value="ДЗТ / ДТЗт: Срабатывание ДТЗт по фазе С"/>
-                  <w:listItem w:displayText="ДЗТ / ДТЗт: Срабатывание ДТЗт на сигнал" w:value="ДЗТ / ДТЗт: Срабатывание ДТЗт на сигнал"/>
-                  <w:listItem w:displayText="ДЗТ / ДТЗт: Срабатывание ДТЗт по фазе A на сигнал" w:value="ДЗТ / ДТЗт: Срабатывание ДТЗт по фазе A на сигнал"/>
-                  <w:listItem w:displayText="ДЗТ / ДТЗт: Срабатывание ДТЗт по фазе В на сигнал" w:value="ДЗТ / ДТЗт: Срабатывание ДТЗт по фазе В на сигнал"/>
                   <w:listItem w:displayText="ДЗТ / ДТЗт: Срабатывание ДТЗт по фазе С на сигнал" w:value="ДЗТ / ДТЗт: Срабатывание ДТЗт по фазе С на сигнал"/>
                   <w:listItem w:displayText="ДЗТ / ДТЗт: Функция введена в работу" w:value="ДЗТ / ДТЗт: Функция введена в работу"/>
                   <w:listItem w:displayText="ДЗТ / ДТЗт: Функция оперативно выведена из работы" w:value="ДЗТ / ДТЗт: Функция оперативно выведена из работы"/>
@@ -7488,12 +7955,12 @@
                   <w:listItem w:displayText="ДЗТ / ДТО: Пуск ДТО по фазе В" w:value="ДЗТ / ДТО: Пуск ДТО по фазе В"/>
                   <w:listItem w:displayText="ДЗТ / ДТО: Пуск ДТО по фазе С" w:value="ДЗТ / ДТО: Пуск ДТО по фазе С"/>
                   <w:listItem w:displayText="ДЗТ / ДТО: Срабатывание ДТО" w:value="ДЗТ / ДТО: Срабатывание ДТО"/>
+                  <w:listItem w:displayText="ДЗТ / ДТО: Срабатывание ДТО на сигнал" w:value="ДЗТ / ДТО: Срабатывание ДТО на сигнал"/>
                   <w:listItem w:displayText="ДЗТ / ДТО: Срабатывание ДТО по фазе A" w:value="ДЗТ / ДТО: Срабатывание ДТО по фазе A"/>
+                  <w:listItem w:displayText="ДЗТ / ДТО: Срабатывание ДТО по фазе A на сигнал" w:value="ДЗТ / ДТО: Срабатывание ДТО по фазе A на сигнал"/>
                   <w:listItem w:displayText="ДЗТ / ДТО: Срабатывание ДТО по фазе В" w:value="ДЗТ / ДТО: Срабатывание ДТО по фазе В"/>
+                  <w:listItem w:displayText="ДЗТ / ДТО: Срабатывание ДТО по фазе В на сигнал" w:value="ДЗТ / ДТО: Срабатывание ДТО по фазе В на сигнал"/>
                   <w:listItem w:displayText="ДЗТ / ДТО: Срабатывание ДТО по фазе С" w:value="ДЗТ / ДТО: Срабатывание ДТО по фазе С"/>
-                  <w:listItem w:displayText="ДЗТ / ДТО: Срабатывание ДТО на сигнал" w:value="ДЗТ / ДТО: Срабатывание ДТО на сигнал"/>
-                  <w:listItem w:displayText="ДЗТ / ДТО: Срабатывание ДТО по фазе A на сигнал" w:value="ДЗТ / ДТО: Срабатывание ДТО по фазе A на сигнал"/>
-                  <w:listItem w:displayText="ДЗТ / ДТО: Срабатывание ДТО по фазе В на сигнал" w:value="ДЗТ / ДТО: Срабатывание ДТО по фазе В на сигнал"/>
                   <w:listItem w:displayText="ДЗТ / ДТО: Срабатывание ДТО по фазе С на сигнал" w:value="ДЗТ / ДТО: Срабатывание ДТО по фазе С на сигнал"/>
                   <w:listItem w:displayText="ДЗТ / ДТО: Функция введена в работу" w:value="ДЗТ / ДТО: Функция введена в работу"/>
                   <w:listItem w:displayText="ДЗТ / ДТО: Функция оперативно выведена из работы" w:value="ДЗТ / ДТО: Функция оперативно выведена из работы"/>
@@ -7503,50 +7970,508 @@
                   <w:listItem w:displayText="ДЗТ / КЦТнеб: Срабатывание КЦНнеб фазы С" w:value="ДЗТ / КЦТнеб: Срабатывание КЦНнеб фазы С"/>
                   <w:listItem w:displayText="ДЗТ / КЦТнеб: Функция введена в работу" w:value="ДЗТ / КЦТнеб: Функция введена в работу"/>
                   <w:listItem w:displayText="ДЗТ / КЦТнеб: Функция оперативно выведена из работы" w:value="ДЗТ / КЦТнеб: Функция оперативно выведена из работы"/>
+                  <w:listItem w:displayText="ЗП / ЗП ВН: Пуск" w:value="ЗП / ЗП ВН: Пуск"/>
+                  <w:listItem w:displayText="ЗП / ЗП ВН: Пуск ИО максимального тока" w:value="ЗП / ЗП ВН: Пуск ИО максимального тока"/>
+                  <w:listItem w:displayText="ЗП / ЗП ВН: Срабатывание ЗП ВН" w:value="ЗП / ЗП ВН: Срабатывание ЗП ВН"/>
+                  <w:listItem w:displayText="ЗП / ЗП ВН: Срабатывание ЗП ВН на сигнал" w:value="ЗП / ЗП ВН: Срабатывание ЗП ВН на сигнал"/>
+                  <w:listItem w:displayText="ЗП / ЗП ВН: Функция введена в работу" w:value="ЗП / ЗП ВН: Функция введена в работу"/>
+                  <w:listItem w:displayText="ЗП / ЗП ВН: Функция оперативно выведена из работы" w:value="ЗП / ЗП ВН: Функция оперативно выведена из работы"/>
+                  <w:listItem w:displayText="ЗП / ЗП НН1: Пуск" w:value="ЗП / ЗП НН1: Пуск"/>
+                  <w:listItem w:displayText="ЗП / ЗП НН1: Пуск ИО максимального тока" w:value="ЗП / ЗП НН1: Пуск ИО максимального тока"/>
+                  <w:listItem w:displayText="ЗП / ЗП НН1: Срабатывание ЗП НН1" w:value="ЗП / ЗП НН1: Срабатывание ЗП НН1"/>
+                  <w:listItem w:displayText="ЗП / ЗП НН1: Срабатывание ЗП НН1 на сигнал" w:value="ЗП / ЗП НН1: Срабатывание ЗП НН1 на сигнал"/>
+                  <w:listItem w:displayText="ЗП / ЗП НН1: Функция введена в работу" w:value="ЗП / ЗП НН1: Функция введена в работу"/>
+                  <w:listItem w:displayText="ЗП / ЗП НН1: Функция оперативно выведена из работы" w:value="ЗП / ЗП НН1: Функция оперативно выведена из работы"/>
+                  <w:listItem w:displayText="ЗП / ЗП НН2: Пуск" w:value="ЗП / ЗП НН2: Пуск"/>
+                  <w:listItem w:displayText="ЗП / ЗП НН2: Пуск ИО максимального тока" w:value="ЗП / ЗП НН2: Пуск ИО максимального тока"/>
+                  <w:listItem w:displayText="ЗП / ЗП НН2: Срабатывание ЗП НН2" w:value="ЗП / ЗП НН2: Срабатывание ЗП НН2"/>
+                  <w:listItem w:displayText="ЗП / ЗП НН2: Срабатывание ЗП НН2 на сигнал" w:value="ЗП / ЗП НН2: Срабатывание ЗП НН2 на сигнал"/>
+                  <w:listItem w:displayText="ЗП / ЗП НН2: Функция введена в работу" w:value="ЗП / ЗП НН2: Функция введена в работу"/>
+                  <w:listItem w:displayText="ЗП / ЗП НН2: Функция оперативно выведена из работы" w:value="ЗП / ЗП НН2: Функция оперативно выведена из работы"/>
+                  <w:listItem w:displayText="ЗПО / ЗПО: Пуск" w:value="ЗПО / ЗПО: Пуск"/>
+                  <w:listItem w:displayText="ЗПО / ЗПО: Срабатывание ЗПО" w:value="ЗПО / ЗПО: Срабатывание ЗПО"/>
+                  <w:listItem w:displayText="ЗПО / ЗПО: Срабатывание ЗПО на сигнал" w:value="ЗПО / ЗПО: Срабатывание ЗПО на сигнал"/>
+                  <w:listItem w:displayText="ЗПО / ЗПО: Функция введена в работу" w:value="ЗПО / ЗПО: Функция введена в работу"/>
+                  <w:listItem w:displayText="ЗПО / ЗПО: Функция оперативно выведена из работы" w:value="ЗПО / ЗПО: Функция оперативно выведена из работы"/>
+                  <w:listItem w:displayText="КЦТ / КЦТст1: Пуск при асимметрии" w:value="КЦТ / КЦТст1: Пуск при асимметрии"/>
+                  <w:listItem w:displayText="КЦТ / КЦТст1: Пуск при обрыве провода" w:value="КЦТ / КЦТст1: Пуск при обрыве провода"/>
+                  <w:listItem w:displayText="КЦТ / КЦТст1: Срабатывание при асимметрии" w:value="КЦТ / КЦТст1: Срабатывание при асимметрии"/>
+                  <w:listItem w:displayText="КЦТ / КЦТст1: Срабатывание при обрыве провода" w:value="КЦТ / КЦТст1: Срабатывание при обрыве провода"/>
+                  <w:listItem w:displayText="КЦТ / КЦТст1: Функция введена в работу" w:value="КЦТ / КЦТст1: Функция введена в работу"/>
+                  <w:listItem w:displayText="КЦТ / КЦТст1: Функция оперативно выведена из работы" w:value="КЦТ / КЦТст1: Функция оперативно выведена из работы"/>
+                  <w:listItem w:displayText="КЦТ / КЦТст2: Пуск при асимметрии" w:value="КЦТ / КЦТст2: Пуск при асимметрии"/>
+                  <w:listItem w:displayText="КЦТ / КЦТст2: Пуск при обрыве провода" w:value="КЦТ / КЦТст2: Пуск при обрыве провода"/>
+                  <w:listItem w:displayText="КЦТ / КЦТст2: Срабатывание при асимметрии" w:value="КЦТ / КЦТст2: Срабатывание при асимметрии"/>
+                  <w:listItem w:displayText="КЦТ / КЦТст2: Срабатывание при обрыве провода" w:value="КЦТ / КЦТст2: Срабатывание при обрыве провода"/>
+                  <w:listItem w:displayText="КЦТ / КЦТст2: Функция введена в работу" w:value="КЦТ / КЦТст2: Функция введена в работу"/>
+                  <w:listItem w:displayText="КЦТ / КЦТст2: Функция оперативно выведена из работы" w:value="КЦТ / КЦТст2: Функция оперативно выведена из работы"/>
+                  <w:listItem w:displayText="КЦТ / КЦТст3: Пуск при асимметрии" w:value="КЦТ / КЦТст3: Пуск при асимметрии"/>
+                  <w:listItem w:displayText="КЦТ / КЦТст3: Пуск при обрыве провода" w:value="КЦТ / КЦТст3: Пуск при обрыве провода"/>
+                  <w:listItem w:displayText="КЦТ / КЦТст3: Срабатывание при асимметрии" w:value="КЦТ / КЦТст3: Срабатывание при асимметрии"/>
+                  <w:listItem w:displayText="КЦТ / КЦТст3: Срабатывание при обрыве провода" w:value="КЦТ / КЦТст3: Срабатывание при обрыве провода"/>
+                  <w:listItem w:displayText="КЦТ / КЦТст3: Функция введена в работу" w:value="КЦТ / КЦТст3: Функция введена в работу"/>
+                  <w:listItem w:displayText="КЦТ / КЦТст3: Функция оперативно выведена из работы" w:value="КЦТ / КЦТст3: Функция оперативно выведена из работы"/>
+                  <w:listItem w:displayText="ЛО ВН / ЛО: Отключение" w:value="ЛО ВН / ЛО: Отключение"/>
+                  <w:listItem w:displayText="ЛО ВН / ЛО: Отключить аварийно" w:value="ЛО ВН / ЛО: Отключить аварийно"/>
+                  <w:listItem w:displayText="ЛО ВН / ЛО: Функция введена в работу" w:value="ЛО ВН / ЛО: Функция введена в работу"/>
+                  <w:listItem w:displayText="ЛО ВН / ЛО: Функция оперативно выведена из работы" w:value="ЛО ВН / ЛО: Функция оперативно выведена из работы"/>
+                  <w:listItem w:displayText="ЛО ГЗ РПН / ЛО: Блокировка ГЗ РПН" w:value="ЛО ГЗ РПН / ЛО: Блокировка ГЗ РПН"/>
+                  <w:listItem w:displayText="ЛО ГЗ РПН / ЛО: Срабатывание" w:value="ЛО ГЗ РПН / ЛО: Срабатывание"/>
+                  <w:listItem w:displayText="ЛО ГЗ РПН / ЛО: Срабатывание на сигнал" w:value="ЛО ГЗ РПН / ЛО: Срабатывание на сигнал"/>
+                  <w:listItem w:displayText="ЛО ГЗ РПН / ЛО: Функция введена в работу" w:value="ЛО ГЗ РПН / ЛО: Функция введена в работу"/>
+                  <w:listItem w:displayText="ЛО ГЗ РПН / ЛО: Функция оперативно выведена из работы" w:value="ЛО ГЗ РПН / ЛО: Функция оперативно выведена из работы"/>
+                  <w:listItem w:displayText="ЛО ГЗоткл / ЛО: Блокировка ГЗоткл" w:value="ЛО ГЗоткл / ЛО: Блокировка ГЗоткл"/>
+                  <w:listItem w:displayText="ЛО ГЗоткл / ЛО: Срабатывание" w:value="ЛО ГЗоткл / ЛО: Срабатывание"/>
+                  <w:listItem w:displayText="ЛО ГЗоткл / ЛО: Срабатывание на сигнал" w:value="ЛО ГЗоткл / ЛО: Срабатывание на сигнал"/>
+                  <w:listItem w:displayText="ЛО ГЗоткл / ЛО: Функция введена в работу" w:value="ЛО ГЗоткл / ЛО: Функция введена в работу"/>
+                  <w:listItem w:displayText="ЛО ГЗоткл / ЛО: Функция оперативно выведена из работы" w:value="ЛО ГЗоткл / ЛО: Функция оперативно выведена из работы"/>
+                  <w:listItem w:displayText="ЛО ГЗсигн / ЛО: Блокировка ГЗсигн" w:value="ЛО ГЗсигн / ЛО: Блокировка ГЗсигн"/>
+                  <w:listItem w:displayText="ЛО ГЗсигн / ЛО: Срабатывание" w:value="ЛО ГЗсигн / ЛО: Срабатывание"/>
+                  <w:listItem w:displayText="ЛО ГЗсигн / ЛО: Срабатывание на сигнал" w:value="ЛО ГЗсигн / ЛО: Срабатывание на сигнал"/>
+                  <w:listItem w:displayText="ЛО ГЗсигн / ЛО: Функция введена в работу" w:value="ЛО ГЗсигн / ЛО: Функция введена в работу"/>
+                  <w:listItem w:displayText="ЛО ГЗсигн / ЛО: Функция оперативно выведена из работы" w:value="ЛО ГЗсигн / ЛО: Функция оперативно выведена из работы"/>
+                  <w:listItem w:displayText="ЛО Т / ЗАПВ: Запрет АПВ" w:value="ЛО Т / ЗАПВ: Запрет АПВ"/>
+                  <w:listItem w:displayText="ЛО Т / ЗАПВ: Функция введена в работу" w:value="ЛО Т / ЗАПВ: Функция введена в работу"/>
+                  <w:listItem w:displayText="ЛО Т / ЗАПВ: Функция оперативно выведена из работы" w:value="ЛО Т / ЗАПВ: Функция оперативно выведена из работы"/>
+                  <w:listItem w:displayText="ЛО Т / ЛО: Пуск" w:value="ЛО Т / ЛО: Пуск"/>
+                  <w:listItem w:displayText="ЛО Т / ЛО: Срабатывание" w:value="ЛО Т / ЛО: Срабатывание"/>
+                  <w:listItem w:displayText="ЛО Т / ЛО: Функция введена в работу" w:value="ЛО Т / ЛО: Функция введена в работу"/>
+                  <w:listItem w:displayText="ЛО Т / ЛО: Функция оперативно выведена из работы" w:value="ЛО Т / ЛО: Функция оперативно выведена из работы"/>
+                  <w:listItem w:displayText="ЛО ТЗ / ЛО ДТм: Срабатывание" w:value="ЛО ТЗ / ЛО ДТм: Срабатывание"/>
+                  <w:listItem w:displayText="ЛО ТЗ / ЛО ДТм: Срабатывание датчика температуры масла заблокировано" w:value="ЛО ТЗ / ЛО ДТм: Срабатывание датчика температуры масла заблокировано"/>
+                  <w:listItem w:displayText="ЛО ТЗ / ЛО ДТм: Срабатывание на сигнал" w:value="ЛО ТЗ / ЛО ДТм: Срабатывание на сигнал"/>
+                  <w:listItem w:displayText="ЛО ТЗ / ЛО ДТм: Функция введена в работу" w:value="ЛО ТЗ / ЛО ДТм: Функция введена в работу"/>
+                  <w:listItem w:displayText="ЛО ТЗ / ЛО ДТм: Функция оперативно выведена из работы" w:value="ЛО ТЗ / ЛО ДТм: Функция оперативно выведена из работы"/>
+                  <w:listItem w:displayText="ЛО ТЗ / ЛО ДТо: Срабатывание" w:value="ЛО ТЗ / ЛО ДТо: Срабатывание"/>
+                  <w:listItem w:displayText="ЛО ТЗ / ЛО ДТо: Срабатывание датчика температуры обмотки заблокировано" w:value="ЛО ТЗ / ЛО ДТо: Срабатывание датчика температуры обмотки заблокировано"/>
+                  <w:listItem w:displayText="ЛО ТЗ / ЛО ДТо: Срабатывание на сигнал" w:value="ЛО ТЗ / ЛО ДТо: Срабатывание на сигнал"/>
+                  <w:listItem w:displayText="ЛО ТЗ / ЛО ДТо: Функция введена в работу" w:value="ЛО ТЗ / ЛО ДТо: Функция введена в работу"/>
+                  <w:listItem w:displayText="ЛО ТЗ / ЛО ДТо: Функция оперативно выведена из работы" w:value="ЛО ТЗ / ЛО ДТо: Функция оперативно выведена из работы"/>
+                  <w:listItem w:displayText="ЛО ТЗ / ЛО РД: Срабатывание" w:value="ЛО ТЗ / ЛО РД: Срабатывание"/>
+                  <w:listItem w:displayText="ЛО ТЗ / ЛО РД: Срабатывание на сигнал" w:value="ЛО ТЗ / ЛО РД: Срабатывание на сигнал"/>
+                  <w:listItem w:displayText="ЛО ТЗ / ЛО РД: Срабатывание реле давления заблокировано" w:value="ЛО ТЗ / ЛО РД: Срабатывание реле давления заблокировано"/>
+                  <w:listItem w:displayText="ЛО ТЗ / ЛО РД: Функция введена в работу" w:value="ЛО ТЗ / ЛО РД: Функция введена в работу"/>
+                  <w:listItem w:displayText="ЛО ТЗ / ЛО РД: Функция оперативно выведена из работы" w:value="ЛО ТЗ / ЛО РД: Функция оперативно выведена из работы"/>
+                  <w:listItem w:displayText="ЛО ТС / ЛО ДУм расширителя: Срабатывание" w:value="ЛО ТС / ЛО ДУм расширителя: Срабатывание"/>
+                  <w:listItem w:displayText="ЛО ТС / ЛО ДУм расширителя: Срабатывание на сигнал" w:value="ЛО ТС / ЛО ДУм расширителя: Срабатывание на сигнал"/>
+                  <w:listItem w:displayText="ЛО ТС / ЛО ДУм расширителя: Функция введена в работу" w:value="ЛО ТС / ЛО ДУм расширителя: Функция введена в работу"/>
+                  <w:listItem w:displayText="ЛО ТС / ЛО ДУм расширителя: Функция оперативно выведена из работы" w:value="ЛО ТС / ЛО ДУм расширителя: Функция оперативно выведена из работы"/>
+                  <w:listItem w:displayText="ЛО ТС / ЛО ОК: Срабатывание" w:value="ЛО ТС / ЛО ОК: Срабатывание"/>
+                  <w:listItem w:displayText="ЛО ТС / ЛО ОК: Срабатывание на сигнал" w:value="ЛО ТС / ЛО ОК: Срабатывание на сигнал"/>
+                  <w:listItem w:displayText="ЛО ТС / ЛО ОК: Функция введена в работу" w:value="ЛО ТС / ЛО ОК: Функция введена в работу"/>
+                  <w:listItem w:displayText="ЛО ТС / ЛО ОК: Функция оперативно выведена из работы" w:value="ЛО ТС / ЛО ОК: Функция оперативно выведена из работы"/>
+                  <w:listItem w:displayText="ЛО ТС / ЛО ПК: Срабатывание" w:value="ЛО ТС / ЛО ПК: Срабатывание"/>
+                  <w:listItem w:displayText="ЛО ТС / ЛО ПК: Срабатывание на сигнал" w:value="ЛО ТС / ЛО ПК: Срабатывание на сигнал"/>
+                  <w:listItem w:displayText="ЛО ТС / ЛО ПК: Функция введена в работу" w:value="ЛО ТС / ЛО ПК: Функция введена в работу"/>
+                  <w:listItem w:displayText="ЛО ТС / ЛО ПК: Функция оперативно выведена из работы" w:value="ЛО ТС / ЛО ПК: Функция оперативно выведена из работы"/>
+                  <w:listItem w:displayText="ПДС / ГЗ РПН: Низкая изоляция " w:value="ПДС / ГЗ РПН: Низкая изоляция "/>
+                  <w:listItem w:displayText="ПДС / ГЗ РПН: Отключение" w:value="ПДС / ГЗ РПН: Отключение"/>
+                  <w:listItem w:displayText="ПДС / ГЗ Т: Низкая изоляция ГЗоткл" w:value="ПДС / ГЗ Т: Низкая изоляция ГЗоткл"/>
+                  <w:listItem w:displayText="ПДС / ГЗ Т: Низкая изоляция ГЗсигн" w:value="ПДС / ГЗ Т: Низкая изоляция ГЗсигн"/>
+                  <w:listItem w:displayText="ПДС / ГЗ Т: Отключение" w:value="ПДС / ГЗ Т: Отключение"/>
+                  <w:listItem w:displayText="ПДС / ГЗ Т: Сигнал" w:value="ПДС / ГЗ Т: Сигнал"/>
+                  <w:listItem w:displayText="ПДС / ДТм РПН: Срабатывание" w:value="ПДС / ДТм РПН: Срабатывание"/>
+                  <w:listItem w:displayText="ПДС / ДТм: Низкая изоляция" w:value="ПДС / ДТм: Низкая изоляция"/>
+                  <w:listItem w:displayText="ПДС / ДТм: Отключение" w:value="ПДС / ДТм: Отключение"/>
+                  <w:listItem w:displayText="ПДС / ДТм: Сигнал" w:value="ПДС / ДТм: Сигнал"/>
+                  <w:listItem w:displayText="ПДС / ДТо: Низкая изоляция" w:value="ПДС / ДТо: Низкая изоляция"/>
+                  <w:listItem w:displayText="ПДС / ДТо: Отключение" w:value="ПДС / ДТо: Отключение"/>
+                  <w:listItem w:displayText="ПДС / ДТо: Сигнал" w:value="ПДС / ДТо: Сигнал"/>
                   <w:listItem w:displayText="ПДС / ДУм РПН: Высокий уровень масла" w:value="ПДС / ДУм РПН: Высокий уровень масла"/>
                   <w:listItem w:displayText="ПДС / ДУм РПН: Низкий уровень масла" w:value="ПДС / ДУм РПН: Низкий уровень масла"/>
-                  <w:listItem w:displayText="ПДС / ГЗ РПН: Отключение" w:value="ПДС / ГЗ РПН: Отключение"/>
-                  <w:listItem w:displayText="ПДС / ГЗ РПН: Низкая изоляция " w:value="ПДС / ГЗ РПН: Низкая изоляция "/>
                   <w:listItem w:displayText="ПДС / ДУм расширителя: Высокий уровень масла" w:value="ПДС / ДУм расширителя: Высокий уровень масла"/>
                   <w:listItem w:displayText="ПДС / ДУм расширителя: Низкий уровень масла" w:value="ПДС / ДУм расширителя: Низкий уровень масла"/>
-                  <w:listItem w:displayText="ПДС / ДТм: Отключение" w:value="ПДС / ДТм: Отключение"/>
-                  <w:listItem w:displayText="ПДС / ДТм: Сигнал" w:value="ПДС / ДТм: Сигнал"/>
-                  <w:listItem w:displayText="ПДС / ДТм: Низкая изоляция" w:value="ПДС / ДТм: Низкая изоляция"/>
+                  <w:listItem w:displayText="ПДС / КСО: Авария" w:value="ПДС / КСО: Авария"/>
+                  <w:listItem w:displayText="ПДС / КСО: Неисправность" w:value="ПДС / КСО: Неисправность"/>
+                  <w:listItem w:displayText="ПДС / ОК: Срабатывание" w:value="ПДС / ОК: Срабатывание"/>
                   <w:listItem w:displayText="ПДС / ПК: Срабатывание" w:value="ПДС / ПК: Срабатывание"/>
-                  <w:listItem w:displayText="ПДС / ГЗ Т: Отключение" w:value="ПДС / ГЗ Т: Отключение"/>
-                  <w:listItem w:displayText="ПДС / ГЗ Т: Сигнал" w:value="ПДС / ГЗ Т: Сигнал"/>
-                  <w:listItem w:displayText="ПДС / ГЗ Т: Низкая изоляция ГЗоткл" w:value="ПДС / ГЗ Т: Низкая изоляция ГЗоткл"/>
-                  <w:listItem w:displayText="ПДС / ГЗ Т: Низкая изоляция ГЗсигн" w:value="ПДС / ГЗ Т: Низкая изоляция ГЗсигн"/>
-                  <w:listItem w:displayText="ПДС / КЦВ: Контроль цепи ЭМВ" w:value="ПДС / КЦВ: Контроль цепи ЭМВ"/>
-                  <w:listItem w:displayText="ПДС / КЦВ: Контроль цепи ЭМО1" w:value="ПДС / КЦВ: Контроль цепи ЭМО1"/>
-                  <w:listItem w:displayText="ПДС / КЦВ: Контроль цепи ЭМО2" w:value="ПДС / КЦВ: Контроль цепи ЭМО2"/>
-                  <w:listItem w:displayText="ПДС / КЦВ: Работа ЭМВ" w:value="ПДС / КЦВ: Работа ЭМВ"/>
-                  <w:listItem w:displayText="ПДС / КЦВ: Работа ЭМО1" w:value="ПДС / КЦВ: Работа ЭМО1"/>
-                  <w:listItem w:displayText="ПДС / КЦВ: Работа ЭМО2" w:value="ПДС / КЦВ: Работа ЭМО2"/>
-                  <w:listItem w:displayText="ПДС / ОК: Срабатывание" w:value="ПДС / ОК: Срабатывание"/>
-                  <w:listItem w:displayText="ПДС / КИ: Аварийный уровень изоляции" w:value="ПДС / КИ: Аварийный уровень изоляции"/>
-                  <w:listItem w:displayText="ПДС / КИ: Низкий уровень изоляции" w:value="ПДС / КИ: Низкий уровень изоляции"/>
+                  <w:listItem w:displayText="ПДС / РД: Низкая изоляция" w:value="ПДС / РД: Низкая изоляция"/>
                   <w:listItem w:displayText="ПДС / РД: Отключение" w:value="ПДС / РД: Отключение"/>
-                  <w:listItem w:displayText="ПДС / РД: Низкая изоляция" w:value="ПДС / РД: Низкая изоляция"/>
-                  <w:listItem w:displayText="ПДС / КПруж: Пружина не заведена" w:value="ПДС / КПруж: Пружина не заведена"/>
-                  <w:listItem w:displayText="ПДС / ДТо: Отключение" w:value="ПДС / ДТо: Отключение"/>
-                  <w:listItem w:displayText="ПДС / ДТо: Сигнал" w:value="ПДС / ДТо: Сигнал"/>
-                  <w:listItem w:displayText="ПДС / ДТо: Низкая изоляция" w:value="ПДС / ДТо: Низкая изоляция"/>
-                  <w:listItem w:displayText="ПДС / В: Положение В (Отключено)" w:value="ПДС / В: Положение В (Отключено)"/>
-                  <w:listItem w:displayText="ПДС / В: Положение В (Включено)" w:value="ПДС / В: Положение В (Включено)"/>
-                  <w:listItem w:displayText="ПДС / В: Положение В (Не определено)" w:value="ПДС / В: Положение В (Не определено)"/>
-                  <w:listItem w:displayText="ПДС / В: Положение В (Неисправность)" w:value="ПДС / В: Положение В (Неисправность)"/>
-                  <w:listItem w:displayText="ПДС / В: Ключ М/Д привода В" w:value="ПДС / В: Ключ М/Д привода В"/>
-                  <w:listItem w:displayText="ЛО Т / ЗАВР: Функция введена в работу" w:value="ЛО Т / ЗАВР: Функция введена в работу"/>
-                  <w:listItem w:displayText="ЛО Т / ЗАВР: Функция оперативно выведена из работы" w:value="ЛО Т / ЗАВР: Функция оперативно выведена из работы"/>
-                  <w:listItem w:displayText="ЛО Т / ЗАВР: Запрет АВР" w:value="ЛО Т / ЗАВР: Запрет АВР"/>
-                  <w:listItem w:displayText="ЛО Т / ЛО: Функция введена в работу" w:value="ЛО Т / ЛО: Функция введена в работу"/>
-                  <w:listItem w:displayText="ЛО Т / ЛО: Функция оперативно выведена из работы" w:value="ЛО Т / ЛО: Функция оперативно выведена из работы"/>
-                  <w:listItem w:displayText="ЛО Т / ЛО: Пуск" w:value="ЛО Т / ЛО: Пуск"/>
-                  <w:listItem w:displayText="ЛО Т / ЛО: Срабатывание" w:value="ЛО Т / ЛО: Срабатывание"/>
-                  <w:listItem w:displayText="ЛО Т / ЗАПВ: Функция введена в работу" w:value="ЛО Т / ЗАПВ: Функция введена в работу"/>
-                  <w:listItem w:displayText="ЛО Т / ЗАПВ: Функция оперативно выведена из работы" w:value="ЛО Т / ЗАПВ: Функция оперативно выведена из работы"/>
-                  <w:listItem w:displayText="ЛО Т / ЗАПВ: Запрет АПВ" w:value="ЛО Т / ЗАПВ: Запрет АПВ"/>
+                  <w:listItem w:displayText="ПДС НКУ / SA1: Цепь введена" w:value="ПДС НКУ / SA1: Цепь введена"/>
+                  <w:listItem w:displayText="ПДС НКУ / SA2: Цепь введена" w:value="ПДС НКУ / SA2: Цепь введена"/>
+                  <w:listItem w:displayText="ПДС НКУ / SA3: Цепь введена" w:value="ПДС НКУ / SA3: Цепь введена"/>
+                  <w:listItem w:displayText="ПДС НКУ / SA4: Цепь введена" w:value="ПДС НКУ / SA4: Цепь введена"/>
+                  <w:listItem w:displayText="ПДС НКУ / SG1: Рабочее положение" w:value="ПДС НКУ / SG1: Рабочее положение"/>
+                  <w:listItem w:displayText="ПДС НКУ / SG2: Рабочее положение" w:value="ПДС НКУ / SG2: Рабочее положение"/>
+                  <w:listItem w:displayText="ПДС НКУ / SG3: Рабочее положение" w:value="ПДС НКУ / SG3: Рабочее положение"/>
+                  <w:listItem w:displayText="ПДС НКУ / ВнешСигн1: Срабатывание" w:value="ПДС НКУ / ВнешСигн1: Срабатывание"/>
+                  <w:listItem w:displayText="ПДС НКУ / ВнешСигн2: Срабатывание" w:value="ПДС НКУ / ВнешСигн2: Срабатывание"/>
+                  <w:listItem w:displayText="ПДС НКУ / ВнешСигн3: Срабатывание" w:value="ПДС НКУ / ВнешСигн3: Срабатывание"/>
+                  <w:listItem w:displayText="ПДС НКУ / ВнешСигн4: Срабатывание" w:value="ПДС НКУ / ВнешСигн4: Срабатывание"/>
+                  <w:listItem w:displayText="ПДС НКУ / Дверь: Дверь шкафа закрыта" w:value="ПДС НКУ / Дверь: Дверь шкафа закрыта"/>
+                  <w:listItem w:displayText="ПДС НКУ / Дверь: Дверь шкафа открыта" w:value="ПДС НКУ / Дверь: Дверь шкафа открыта"/>
+                  <w:listItem w:displayText="ПДС НКУ / ОТ ГЗ: Неисправность" w:value="ПДС НКУ / ОТ ГЗ: Неисправность"/>
+                  <w:listItem w:displayText="ПДС НКУ / ОТ ЗДЗ1: Неисправность" w:value="ПДС НКУ / ОТ ЗДЗ1: Неисправность"/>
+                  <w:listItem w:displayText="ПДС НКУ / ОТ ЗДЗ2: Неисправность" w:value="ПДС НКУ / ОТ ЗДЗ2: Неисправность"/>
+                  <w:listItem w:displayText="ПДС НКУ / ОТ ИЭУ ТН1: Неисправность" w:value="ПДС НКУ / ОТ ИЭУ ТН1: Неисправность"/>
+                  <w:listItem w:displayText="ПДС НКУ / ОТ ИЭУ ТН2: Неисправность" w:value="ПДС НКУ / ОТ ИЭУ ТН2: Неисправность"/>
+                  <w:listItem w:displayText="ПДС НКУ / ОТ ТЗ, ТС: Неисправность" w:value="ПДС НКУ / ОТ ТЗ, ТС: Неисправность"/>
+                  <w:listItem w:displayText="ПДС НКУ / ОТ УРОВ1: Неисправность" w:value="ПДС НКУ / ОТ УРОВ1: Неисправность"/>
+                  <w:listItem w:displayText="ПДС НКУ / ОТ УРОВ2: Неисправность" w:value="ПДС НКУ / ОТ УРОВ2: Неисправность"/>
+                  <w:listItem w:displayText="Пред. сигн. / ПС: Пуск предупредительной сигнализации" w:value="Пред. сигн. / ПС: Пуск предупредительной сигнализации"/>
+                  <w:listItem w:displayText="Пред. сигн. / ПС: Пуск предупредительной сигнализации (импульс)" w:value="Пред. сигн. / ПС: Пуск предупредительной сигнализации (импульс)"/>
+                  <w:listItem w:displayText="РТПО / РТПО ВН: Пуск" w:value="РТПО / РТПО ВН: Пуск"/>
+                  <w:listItem w:displayText="РТПО / РТПО ВН: Функция введена в работу" w:value="РТПО / РТПО ВН: Функция введена в работу"/>
+                  <w:listItem w:displayText="РТПО / РТПО ВН: Функция оперативно выведена из работы" w:value="РТПО / РТПО ВН: Функция оперативно выведена из работы"/>
+                  <w:listItem w:displayText="РТПО / РТПО НН1: Пуск" w:value="РТПО / РТПО НН1: Пуск"/>
+                  <w:listItem w:displayText="РТПО / РТПО НН1: Функция введена в работу" w:value="РТПО / РТПО НН1: Функция введена в работу"/>
+                  <w:listItem w:displayText="РТПО / РТПО НН1: Функция оперативно выведена из работы" w:value="РТПО / РТПО НН1: Функция оперативно выведена из работы"/>
+                  <w:listItem w:displayText="РТПО / РТПО НН2: Пуск" w:value="РТПО / РТПО НН2: Пуск"/>
+                  <w:listItem w:displayText="РТПО / РТПО НН2: Функция введена в работу" w:value="РТПО / РТПО НН2: Функция введена в работу"/>
+                  <w:listItem w:displayText="РТПО / РТПО НН2: Функция оперативно выведена из работы" w:value="РТПО / РТПО НН2: Функция оперативно выведена из работы"/>
+                  <w:listItem w:displayText="РТПО / РТПО_общ: Пуск" w:value="РТПО / РТПО_общ: Пуск"/>
+                  <w:listItem w:displayText="РТПО / РТПО_общ: Функция введена в работу" w:value="РТПО / РТПО_общ: Функция введена в работу"/>
+                  <w:listItem w:displayText="РТПО / РТПО_общ: Функция оперативно выведена из работы" w:value="РТПО / РТПО_общ: Функция оперативно выведена из работы"/>
+                  <w:listItem w:displayText="СИСТ / БУ: Индикация местного управления" w:value="СИСТ / БУ: Индикация местного управления"/>
+                  <w:listItem w:displayText="СИСТ / Диагностика: Изменение встраиваемого ПО" w:value="СИСТ / Диагностика: Изменение встраиваемого ПО"/>
+                  <w:listItem w:displayText="СИСТ / Диагностика: Индикация логического узла-прокси" w:value="СИСТ / Диагностика: Индикация логического узла-прокси"/>
+                  <w:listItem w:displayText="СИСТ / Диагностика: Индикация наличия оперативного питания" w:value="СИСТ / Диагностика: Индикация наличия оперативного питания"/>
+                  <w:listItem w:displayText="СИСТ / Диагностика: Индикация потери оперативного питания" w:value="СИСТ / Диагностика: Индикация потери оперативного питания"/>
+                  <w:listItem w:displayText="СИСТ / Диагностика: Индикация работы по летнему времени" w:value="СИСТ / Диагностика: Индикация работы по летнему времени"/>
+                  <w:listItem w:displayText="СИСТ / Диагностика: Конфигурация изменена" w:value="СИСТ / Диагностика: Конфигурация изменена"/>
+                  <w:listItem w:displayText="СИСТ / Диагностика: Неисправность АЦП" w:value="СИСТ / Диагностика: Неисправность АЦП"/>
+                  <w:listItem w:displayText="СИСТ / Диагностика: Неисправность ЦП" w:value="СИСТ / Диагностика: Неисправность ЦП"/>
+                  <w:listItem w:displayText="СИСТ / Диагностика: Неисправность встроенного ПО" w:value="СИСТ / Диагностика: Неисправность встроенного ПО"/>
+                  <w:listItem w:displayText="СИСТ / Диагностика: Неисправность модуля аналоговых входов (слот М12)" w:value="СИСТ / Диагностика: Неисправность модуля аналоговых входов (слот М12)"/>
+                  <w:listItem w:displayText="СИСТ / Диагностика: Неисправность модуля дискретных входов/выходов (слот М10)" w:value="СИСТ / Диагностика: Неисправность модуля дискретных входов/выходов (слот М10)"/>
+                  <w:listItem w:displayText="СИСТ / Диагностика: Неисправность модуля дискретных входов/выходов (слот М11)" w:value="СИСТ / Диагностика: Неисправность модуля дискретных входов/выходов (слот М11)"/>
+                  <w:listItem w:displayText="СИСТ / Диагностика: Неисправность модуля дискретных входов/выходов (слот М3)" w:value="СИСТ / Диагностика: Неисправность модуля дискретных входов/выходов (слот М3)"/>
+                  <w:listItem w:displayText="СИСТ / Диагностика: Неисправность модуля дискретных входов/выходов (слот М4)" w:value="СИСТ / Диагностика: Неисправность модуля дискретных входов/выходов (слот М4)"/>
+                  <w:listItem w:displayText="СИСТ / Диагностика: Неисправность модуля дискретных входов/выходов (слот М8)" w:value="СИСТ / Диагностика: Неисправность модуля дискретных входов/выходов (слот М8)"/>
+                  <w:listItem w:displayText="СИСТ / Диагностика: Неисправность модуля дискретных входов/выходов (слот М9)" w:value="СИСТ / Диагностика: Неисправность модуля дискретных входов/выходов (слот М9)"/>
+                  <w:listItem w:displayText="СИСТ / Диагностика: Неисправность цепей оперативного питания" w:value="СИСТ / Диагностика: Неисправность цепей оперативного питания"/>
+                  <w:listItem w:displayText="СИСТ / Диагностика: Необходимость корректировки конфигурации на прием GOOSE 1" w:value="СИСТ / Диагностика: Необходимость корректировки конфигурации на прием GOOSE 1"/>
+                  <w:listItem w:displayText="СИСТ / Диагностика: Необходимость корректировки конфигурации на прием GOOSE 2" w:value="СИСТ / Диагностика: Необходимость корректировки конфигурации на прием GOOSE 2"/>
+                  <w:listItem w:displayText="СИСТ / Диагностика: Необходимость корректировки конфигурации на прием GOOSE 3" w:value="СИСТ / Диагностика: Необходимость корректировки конфигурации на прием GOOSE 3"/>
+                  <w:listItem w:displayText="СИСТ / Диагностика: Необходимость корректировки конфигурации на прием GOOSE 4" w:value="СИСТ / Диагностика: Необходимость корректировки конфигурации на прием GOOSE 4"/>
+                  <w:listItem w:displayText="СИСТ / Диагностика: Необходимость корректировки конфигурации на прием GOOSE 5" w:value="СИСТ / Диагностика: Необходимость корректировки конфигурации на прием GOOSE 5"/>
+                  <w:listItem w:displayText="СИСТ / Диагностика: Необходимость корректировки конфигурации на прием GOOSE 6" w:value="СИСТ / Диагностика: Необходимость корректировки конфигурации на прием GOOSE 6"/>
+                  <w:listItem w:displayText="СИСТ / Диагностика: Необходимость корректировки конфигурации на прием GOOSE 7" w:value="СИСТ / Диагностика: Необходимость корректировки конфигурации на прием GOOSE 7"/>
+                  <w:listItem w:displayText="СИСТ / Диагностика: Необходимость корректировки конфигурации на прием GOOSE 8" w:value="СИСТ / Диагностика: Необходимость корректировки конфигурации на прием GOOSE 8"/>
+                  <w:listItem w:displayText="СИСТ / Диагностика: Отказ источника питания" w:value="СИСТ / Диагностика: Отказ источника питания"/>
+                  <w:listItem w:displayText="СИСТ / Диагностика: Ошибка авторизации" w:value="СИСТ / Диагностика: Ошибка авторизации"/>
+                  <w:listItem w:displayText="СИСТ / Диагностика: Ошибка конфигурации" w:value="СИСТ / Диагностика: Ошибка конфигурации"/>
+                  <w:listItem w:displayText="СИСТ / Диагностика: Подписка на дублированное GOOSE 1 сообщение с признаком симуляции" w:value="СИСТ / Диагностика: Подписка на дублированное GOOSE 1 сообщение с признаком симуляции"/>
+                  <w:listItem w:displayText="СИСТ / Диагностика: Подписка на дублированное GOOSE 2 сообщение с признаком симуляции" w:value="СИСТ / Диагностика: Подписка на дублированное GOOSE 2 сообщение с признаком симуляции"/>
+                  <w:listItem w:displayText="СИСТ / Диагностика: Подписка на дублированное GOOSE 3 сообщение с признаком симуляции" w:value="СИСТ / Диагностика: Подписка на дублированное GOOSE 3 сообщение с признаком симуляции"/>
+                  <w:listItem w:displayText="СИСТ / Диагностика: Подписка на дублированное GOOSE 4 сообщение с признаком симуляции" w:value="СИСТ / Диагностика: Подписка на дублированное GOOSE 4 сообщение с признаком симуляции"/>
+                  <w:listItem w:displayText="СИСТ / Диагностика: Подписка на дублированное GOOSE 5 сообщение с признаком симуляции" w:value="СИСТ / Диагностика: Подписка на дублированное GOOSE 5 сообщение с признаком симуляции"/>
+                  <w:listItem w:displayText="СИСТ / Диагностика: Подписка на дублированное GOOSE 6 сообщение с признаком симуляции" w:value="СИСТ / Диагностика: Подписка на дублированное GOOSE 6 сообщение с признаком симуляции"/>
+                  <w:listItem w:displayText="СИСТ / Диагностика: Подписка на дублированное GOOSE 7 сообщение с признаком симуляции" w:value="СИСТ / Диагностика: Подписка на дублированное GOOSE 7 сообщение с признаком симуляции"/>
+                  <w:listItem w:displayText="СИСТ / Диагностика: Подписка на дублированное GOOSE 8 сообщение с признаком симуляции" w:value="СИСТ / Диагностика: Подписка на дублированное GOOSE 8 сообщение с признаком симуляции"/>
+                  <w:listItem w:displayText="СИСТ / Диагностика: Сброс часов или памяти вследствие перезагрузки" w:value="СИСТ / Диагностика: Сброс часов или памяти вследствие перезагрузки"/>
+                  <w:listItem w:displayText="СИСТ / Диагностика: Сигнал готовности к работе" w:value="СИСТ / Диагностика: Сигнал готовности к работе"/>
+                  <w:listItem w:displayText="СИСТ / Диагностика: Состояние подписки GOOSE 1" w:value="СИСТ / Диагностика: Состояние подписки GOOSE 1"/>
+                  <w:listItem w:displayText="СИСТ / Диагностика: Состояние подписки GOOSE 2" w:value="СИСТ / Диагностика: Состояние подписки GOOSE 2"/>
+                  <w:listItem w:displayText="СИСТ / Диагностика: Состояние подписки GOOSE 3" w:value="СИСТ / Диагностика: Состояние подписки GOOSE 3"/>
+                  <w:listItem w:displayText="СИСТ / Диагностика: Состояние подписки GOOSE 4" w:value="СИСТ / Диагностика: Состояние подписки GOOSE 4"/>
+                  <w:listItem w:displayText="СИСТ / Диагностика: Состояние подписки GOOSE 5" w:value="СИСТ / Диагностика: Состояние подписки GOOSE 5"/>
+                  <w:listItem w:displayText="СИСТ / Диагностика: Состояние подписки GOOSE 6" w:value="СИСТ / Диагностика: Состояние подписки GOOSE 6"/>
+                  <w:listItem w:displayText="СИСТ / Диагностика: Состояние подписки GOOSE 7" w:value="СИСТ / Диагностика: Состояние подписки GOOSE 7"/>
+                  <w:listItem w:displayText="СИСТ / Диагностика: Состояние подписки GOOSE 8" w:value="СИСТ / Диагностика: Состояние подписки GOOSE 8"/>
+                  <w:listItem w:displayText="СИСТ / Диагностика: Установлено подключение через сервисный порт" w:value="СИСТ / Диагностика: Установлено подключение через сервисный порт"/>
+                  <w:listItem w:displayText="СИСТ / ПлДВх10: Состояние ДВх1" w:value="СИСТ / ПлДВх10: Состояние ДВх1"/>
+                  <w:listItem w:displayText="СИСТ / ПлДВх10: Состояние ДВх10" w:value="СИСТ / ПлДВх10: Состояние ДВх10"/>
+                  <w:listItem w:displayText="СИСТ / ПлДВх10: Состояние ДВх11" w:value="СИСТ / ПлДВх10: Состояние ДВх11"/>
+                  <w:listItem w:displayText="СИСТ / ПлДВх10: Состояние ДВх12" w:value="СИСТ / ПлДВх10: Состояние ДВх12"/>
+                  <w:listItem w:displayText="СИСТ / ПлДВх10: Состояние ДВх13" w:value="СИСТ / ПлДВх10: Состояние ДВх13"/>
+                  <w:listItem w:displayText="СИСТ / ПлДВх10: Состояние ДВх14" w:value="СИСТ / ПлДВх10: Состояние ДВх14"/>
+                  <w:listItem w:displayText="СИСТ / ПлДВх10: Состояние ДВх2" w:value="СИСТ / ПлДВх10: Состояние ДВх2"/>
+                  <w:listItem w:displayText="СИСТ / ПлДВх10: Состояние ДВх3" w:value="СИСТ / ПлДВх10: Состояние ДВх3"/>
+                  <w:listItem w:displayText="СИСТ / ПлДВх10: Состояние ДВх4" w:value="СИСТ / ПлДВх10: Состояние ДВх4"/>
+                  <w:listItem w:displayText="СИСТ / ПлДВх10: Состояние ДВх5" w:value="СИСТ / ПлДВх10: Состояние ДВх5"/>
+                  <w:listItem w:displayText="СИСТ / ПлДВх10: Состояние ДВх6" w:value="СИСТ / ПлДВх10: Состояние ДВх6"/>
+                  <w:listItem w:displayText="СИСТ / ПлДВх10: Состояние ДВх7" w:value="СИСТ / ПлДВх10: Состояние ДВх7"/>
+                  <w:listItem w:displayText="СИСТ / ПлДВх10: Состояние ДВх8" w:value="СИСТ / ПлДВх10: Состояние ДВх8"/>
+                  <w:listItem w:displayText="СИСТ / ПлДВх10: Состояние ДВх9" w:value="СИСТ / ПлДВх10: Состояние ДВх9"/>
+                  <w:listItem w:displayText="СИСТ / ПлДВх11: Состояние ДВх1" w:value="СИСТ / ПлДВх11: Состояние ДВх1"/>
+                  <w:listItem w:displayText="СИСТ / ПлДВх11: Состояние ДВх10" w:value="СИСТ / ПлДВх11: Состояние ДВх10"/>
+                  <w:listItem w:displayText="СИСТ / ПлДВх11: Состояние ДВх11" w:value="СИСТ / ПлДВх11: Состояние ДВх11"/>
+                  <w:listItem w:displayText="СИСТ / ПлДВх11: Состояние ДВх12" w:value="СИСТ / ПлДВх11: Состояние ДВх12"/>
+                  <w:listItem w:displayText="СИСТ / ПлДВх11: Состояние ДВх13" w:value="СИСТ / ПлДВх11: Состояние ДВх13"/>
+                  <w:listItem w:displayText="СИСТ / ПлДВх11: Состояние ДВх14" w:value="СИСТ / ПлДВх11: Состояние ДВх14"/>
+                  <w:listItem w:displayText="СИСТ / ПлДВх11: Состояние ДВх2" w:value="СИСТ / ПлДВх11: Состояние ДВх2"/>
+                  <w:listItem w:displayText="СИСТ / ПлДВх11: Состояние ДВх3" w:value="СИСТ / ПлДВх11: Состояние ДВх3"/>
+                  <w:listItem w:displayText="СИСТ / ПлДВх11: Состояние ДВх4" w:value="СИСТ / ПлДВх11: Состояние ДВх4"/>
+                  <w:listItem w:displayText="СИСТ / ПлДВх11: Состояние ДВх5" w:value="СИСТ / ПлДВх11: Состояние ДВх5"/>
+                  <w:listItem w:displayText="СИСТ / ПлДВх11: Состояние ДВх6" w:value="СИСТ / ПлДВх11: Состояние ДВх6"/>
+                  <w:listItem w:displayText="СИСТ / ПлДВх11: Состояние ДВх7" w:value="СИСТ / ПлДВх11: Состояние ДВх7"/>
+                  <w:listItem w:displayText="СИСТ / ПлДВх11: Состояние ДВх8" w:value="СИСТ / ПлДВх11: Состояние ДВх8"/>
+                  <w:listItem w:displayText="СИСТ / ПлДВх11: Состояние ДВх9" w:value="СИСТ / ПлДВх11: Состояние ДВх9"/>
+                  <w:listItem w:displayText="СИСТ / ПлДВх2: Состояние ДВх1" w:value="СИСТ / ПлДВх2: Состояние ДВх1"/>
+                  <w:listItem w:displayText="СИСТ / ПлДВх2: Состояние ДВх10" w:value="СИСТ / ПлДВх2: Состояние ДВх10"/>
+                  <w:listItem w:displayText="СИСТ / ПлДВх2: Состояние ДВх11" w:value="СИСТ / ПлДВх2: Состояние ДВх11"/>
+                  <w:listItem w:displayText="СИСТ / ПлДВх2: Состояние ДВх12" w:value="СИСТ / ПлДВх2: Состояние ДВх12"/>
+                  <w:listItem w:displayText="СИСТ / ПлДВх2: Состояние ДВх13" w:value="СИСТ / ПлДВх2: Состояние ДВх13"/>
+                  <w:listItem w:displayText="СИСТ / ПлДВх2: Состояние ДВх14" w:value="СИСТ / ПлДВх2: Состояние ДВх14"/>
+                  <w:listItem w:displayText="СИСТ / ПлДВх2: Состояние ДВх2" w:value="СИСТ / ПлДВх2: Состояние ДВх2"/>
+                  <w:listItem w:displayText="СИСТ / ПлДВх2: Состояние ДВх3" w:value="СИСТ / ПлДВх2: Состояние ДВх3"/>
+                  <w:listItem w:displayText="СИСТ / ПлДВх2: Состояние ДВх4" w:value="СИСТ / ПлДВх2: Состояние ДВх4"/>
+                  <w:listItem w:displayText="СИСТ / ПлДВх2: Состояние ДВх5" w:value="СИСТ / ПлДВх2: Состояние ДВх5"/>
+                  <w:listItem w:displayText="СИСТ / ПлДВх2: Состояние ДВх6" w:value="СИСТ / ПлДВх2: Состояние ДВх6"/>
+                  <w:listItem w:displayText="СИСТ / ПлДВх2: Состояние ДВх7" w:value="СИСТ / ПлДВх2: Состояние ДВх7"/>
+                  <w:listItem w:displayText="СИСТ / ПлДВх2: Состояние ДВх8" w:value="СИСТ / ПлДВх2: Состояние ДВх8"/>
+                  <w:listItem w:displayText="СИСТ / ПлДВх2: Состояние ДВх9" w:value="СИСТ / ПлДВх2: Состояние ДВх9"/>
+                  <w:listItem w:displayText="СИСТ / ПлДВх3: Состояние ДВх1" w:value="СИСТ / ПлДВх3: Состояние ДВх1"/>
+                  <w:listItem w:displayText="СИСТ / ПлДВх3: Состояние ДВх10" w:value="СИСТ / ПлДВх3: Состояние ДВх10"/>
+                  <w:listItem w:displayText="СИСТ / ПлДВх3: Состояние ДВх11" w:value="СИСТ / ПлДВх3: Состояние ДВх11"/>
+                  <w:listItem w:displayText="СИСТ / ПлДВх3: Состояние ДВх12" w:value="СИСТ / ПлДВх3: Состояние ДВх12"/>
+                  <w:listItem w:displayText="СИСТ / ПлДВх3: Состояние ДВх13" w:value="СИСТ / ПлДВх3: Состояние ДВх13"/>
+                  <w:listItem w:displayText="СИСТ / ПлДВх3: Состояние ДВх14" w:value="СИСТ / ПлДВх3: Состояние ДВх14"/>
+                  <w:listItem w:displayText="СИСТ / ПлДВх3: Состояние ДВх2" w:value="СИСТ / ПлДВх3: Состояние ДВх2"/>
+                  <w:listItem w:displayText="СИСТ / ПлДВх3: Состояние ДВх3" w:value="СИСТ / ПлДВх3: Состояние ДВх3"/>
+                  <w:listItem w:displayText="СИСТ / ПлДВх3: Состояние ДВх4" w:value="СИСТ / ПлДВх3: Состояние ДВх4"/>
+                  <w:listItem w:displayText="СИСТ / ПлДВх3: Состояние ДВх5" w:value="СИСТ / ПлДВх3: Состояние ДВх5"/>
+                  <w:listItem w:displayText="СИСТ / ПлДВх3: Состояние ДВх6" w:value="СИСТ / ПлДВх3: Состояние ДВх6"/>
+                  <w:listItem w:displayText="СИСТ / ПлДВх3: Состояние ДВх7" w:value="СИСТ / ПлДВх3: Состояние ДВх7"/>
+                  <w:listItem w:displayText="СИСТ / ПлДВх3: Состояние ДВх8" w:value="СИСТ / ПлДВх3: Состояние ДВх8"/>
+                  <w:listItem w:displayText="СИСТ / ПлДВх3: Состояние ДВх9" w:value="СИСТ / ПлДВх3: Состояние ДВх9"/>
+                  <w:listItem w:displayText="СИСТ / ПлДВх4: Состояние ДВх1" w:value="СИСТ / ПлДВх4: Состояние ДВх1"/>
+                  <w:listItem w:displayText="СИСТ / ПлДВх4: Состояние ДВх10" w:value="СИСТ / ПлДВх4: Состояние ДВх10"/>
+                  <w:listItem w:displayText="СИСТ / ПлДВх4: Состояние ДВх11" w:value="СИСТ / ПлДВх4: Состояние ДВх11"/>
+                  <w:listItem w:displayText="СИСТ / ПлДВх4: Состояние ДВх12" w:value="СИСТ / ПлДВх4: Состояние ДВх12"/>
+                  <w:listItem w:displayText="СИСТ / ПлДВх4: Состояние ДВх13" w:value="СИСТ / ПлДВх4: Состояние ДВх13"/>
+                  <w:listItem w:displayText="СИСТ / ПлДВх4: Состояние ДВх14" w:value="СИСТ / ПлДВх4: Состояние ДВх14"/>
+                  <w:listItem w:displayText="СИСТ / ПлДВх4: Состояние ДВх2" w:value="СИСТ / ПлДВх4: Состояние ДВх2"/>
+                  <w:listItem w:displayText="СИСТ / ПлДВх4: Состояние ДВх3" w:value="СИСТ / ПлДВх4: Состояние ДВх3"/>
+                  <w:listItem w:displayText="СИСТ / ПлДВх4: Состояние ДВх4" w:value="СИСТ / ПлДВх4: Состояние ДВх4"/>
+                  <w:listItem w:displayText="СИСТ / ПлДВх4: Состояние ДВх5" w:value="СИСТ / ПлДВх4: Состояние ДВх5"/>
+                  <w:listItem w:displayText="СИСТ / ПлДВх4: Состояние ДВх6" w:value="СИСТ / ПлДВх4: Состояние ДВх6"/>
+                  <w:listItem w:displayText="СИСТ / ПлДВх4: Состояние ДВх7" w:value="СИСТ / ПлДВх4: Состояние ДВх7"/>
+                  <w:listItem w:displayText="СИСТ / ПлДВх4: Состояние ДВх8" w:value="СИСТ / ПлДВх4: Состояние ДВх8"/>
+                  <w:listItem w:displayText="СИСТ / ПлДВх4: Состояние ДВх9" w:value="СИСТ / ПлДВх4: Состояние ДВх9"/>
+                  <w:listItem w:displayText="СИСТ / ПлДВх5: Состояние ДВх1" w:value="СИСТ / ПлДВх5: Состояние ДВх1"/>
+                  <w:listItem w:displayText="СИСТ / ПлДВх5: Состояние ДВх10" w:value="СИСТ / ПлДВх5: Состояние ДВх10"/>
+                  <w:listItem w:displayText="СИСТ / ПлДВх5: Состояние ДВх11" w:value="СИСТ / ПлДВх5: Состояние ДВх11"/>
+                  <w:listItem w:displayText="СИСТ / ПлДВх5: Состояние ДВх12" w:value="СИСТ / ПлДВх5: Состояние ДВх12"/>
+                  <w:listItem w:displayText="СИСТ / ПлДВх5: Состояние ДВх13" w:value="СИСТ / ПлДВх5: Состояние ДВх13"/>
+                  <w:listItem w:displayText="СИСТ / ПлДВх5: Состояние ДВх14" w:value="СИСТ / ПлДВх5: Состояние ДВх14"/>
+                  <w:listItem w:displayText="СИСТ / ПлДВх5: Состояние ДВх2" w:value="СИСТ / ПлДВх5: Состояние ДВх2"/>
+                  <w:listItem w:displayText="СИСТ / ПлДВх5: Состояние ДВх3" w:value="СИСТ / ПлДВх5: Состояние ДВх3"/>
+                  <w:listItem w:displayText="СИСТ / ПлДВх5: Состояние ДВх4" w:value="СИСТ / ПлДВх5: Состояние ДВх4"/>
+                  <w:listItem w:displayText="СИСТ / ПлДВх5: Состояние ДВх5" w:value="СИСТ / ПлДВх5: Состояние ДВх5"/>
+                  <w:listItem w:displayText="СИСТ / ПлДВх5: Состояние ДВх6" w:value="СИСТ / ПлДВх5: Состояние ДВх6"/>
+                  <w:listItem w:displayText="СИСТ / ПлДВх5: Состояние ДВх7" w:value="СИСТ / ПлДВх5: Состояние ДВх7"/>
+                  <w:listItem w:displayText="СИСТ / ПлДВх5: Состояние ДВх8" w:value="СИСТ / ПлДВх5: Состояние ДВх8"/>
+                  <w:listItem w:displayText="СИСТ / ПлДВх5: Состояние ДВх9" w:value="СИСТ / ПлДВх5: Состояние ДВх9"/>
+                  <w:listItem w:displayText="СИСТ / ПлДВх6: Состояние ДВх1" w:value="СИСТ / ПлДВх6: Состояние ДВх1"/>
+                  <w:listItem w:displayText="СИСТ / ПлДВх6: Состояние ДВх10" w:value="СИСТ / ПлДВх6: Состояние ДВх10"/>
+                  <w:listItem w:displayText="СИСТ / ПлДВх6: Состояние ДВх11" w:value="СИСТ / ПлДВх6: Состояние ДВх11"/>
+                  <w:listItem w:displayText="СИСТ / ПлДВх6: Состояние ДВх12" w:value="СИСТ / ПлДВх6: Состояние ДВх12"/>
+                  <w:listItem w:displayText="СИСТ / ПлДВх6: Состояние ДВх13" w:value="СИСТ / ПлДВх6: Состояние ДВх13"/>
+                  <w:listItem w:displayText="СИСТ / ПлДВх6: Состояние ДВх14" w:value="СИСТ / ПлДВх6: Состояние ДВх14"/>
+                  <w:listItem w:displayText="СИСТ / ПлДВх6: Состояние ДВх2" w:value="СИСТ / ПлДВх6: Состояние ДВх2"/>
+                  <w:listItem w:displayText="СИСТ / ПлДВх6: Состояние ДВх3" w:value="СИСТ / ПлДВх6: Состояние ДВх3"/>
+                  <w:listItem w:displayText="СИСТ / ПлДВх6: Состояние ДВх4" w:value="СИСТ / ПлДВх6: Состояние ДВх4"/>
+                  <w:listItem w:displayText="СИСТ / ПлДВх6: Состояние ДВх5" w:value="СИСТ / ПлДВх6: Состояние ДВх5"/>
+                  <w:listItem w:displayText="СИСТ / ПлДВх6: Состояние ДВх6" w:value="СИСТ / ПлДВх6: Состояние ДВх6"/>
+                  <w:listItem w:displayText="СИСТ / ПлДВх6: Состояние ДВх7" w:value="СИСТ / ПлДВх6: Состояние ДВх7"/>
+                  <w:listItem w:displayText="СИСТ / ПлДВх6: Состояние ДВх8" w:value="СИСТ / ПлДВх6: Состояние ДВх8"/>
+                  <w:listItem w:displayText="СИСТ / ПлДВх6: Состояние ДВх9" w:value="СИСТ / ПлДВх6: Состояние ДВх9"/>
+                  <w:listItem w:displayText="СИСТ / ПлДВх7: Состояние ДВх1" w:value="СИСТ / ПлДВх7: Состояние ДВх1"/>
+                  <w:listItem w:displayText="СИСТ / ПлДВх7: Состояние ДВх10" w:value="СИСТ / ПлДВх7: Состояние ДВх10"/>
+                  <w:listItem w:displayText="СИСТ / ПлДВх7: Состояние ДВх11" w:value="СИСТ / ПлДВх7: Состояние ДВх11"/>
+                  <w:listItem w:displayText="СИСТ / ПлДВх7: Состояние ДВх12" w:value="СИСТ / ПлДВх7: Состояние ДВх12"/>
+                  <w:listItem w:displayText="СИСТ / ПлДВх7: Состояние ДВх13" w:value="СИСТ / ПлДВх7: Состояние ДВх13"/>
+                  <w:listItem w:displayText="СИСТ / ПлДВх7: Состояние ДВх14" w:value="СИСТ / ПлДВх7: Состояние ДВх14"/>
+                  <w:listItem w:displayText="СИСТ / ПлДВх7: Состояние ДВх2" w:value="СИСТ / ПлДВх7: Состояние ДВх2"/>
+                  <w:listItem w:displayText="СИСТ / ПлДВх7: Состояние ДВх3" w:value="СИСТ / ПлДВх7: Состояние ДВх3"/>
+                  <w:listItem w:displayText="СИСТ / ПлДВх7: Состояние ДВх4" w:value="СИСТ / ПлДВх7: Состояние ДВх4"/>
+                  <w:listItem w:displayText="СИСТ / ПлДВх7: Состояние ДВх5" w:value="СИСТ / ПлДВх7: Состояние ДВх5"/>
+                  <w:listItem w:displayText="СИСТ / ПлДВх7: Состояние ДВх6" w:value="СИСТ / ПлДВх7: Состояние ДВх6"/>
+                  <w:listItem w:displayText="СИСТ / ПлДВх7: Состояние ДВх7" w:value="СИСТ / ПлДВх7: Состояние ДВх7"/>
+                  <w:listItem w:displayText="СИСТ / ПлДВх7: Состояние ДВх8" w:value="СИСТ / ПлДВх7: Состояние ДВх8"/>
+                  <w:listItem w:displayText="СИСТ / ПлДВх7: Состояние ДВх9" w:value="СИСТ / ПлДВх7: Состояние ДВх9"/>
+                  <w:listItem w:displayText="СИСТ / ПлДВх8: Состояние ДВх1" w:value="СИСТ / ПлДВх8: Состояние ДВх1"/>
+                  <w:listItem w:displayText="СИСТ / ПлДВх8: Состояние ДВх10" w:value="СИСТ / ПлДВх8: Состояние ДВх10"/>
+                  <w:listItem w:displayText="СИСТ / ПлДВх8: Состояние ДВх11" w:value="СИСТ / ПлДВх8: Состояние ДВх11"/>
+                  <w:listItem w:displayText="СИСТ / ПлДВх8: Состояние ДВх12" w:value="СИСТ / ПлДВх8: Состояние ДВх12"/>
+                  <w:listItem w:displayText="СИСТ / ПлДВх8: Состояние ДВх13" w:value="СИСТ / ПлДВх8: Состояние ДВх13"/>
+                  <w:listItem w:displayText="СИСТ / ПлДВх8: Состояние ДВх14" w:value="СИСТ / ПлДВх8: Состояние ДВх14"/>
+                  <w:listItem w:displayText="СИСТ / ПлДВх8: Состояние ДВх2" w:value="СИСТ / ПлДВх8: Состояние ДВх2"/>
+                  <w:listItem w:displayText="СИСТ / ПлДВх8: Состояние ДВх3" w:value="СИСТ / ПлДВх8: Состояние ДВх3"/>
+                  <w:listItem w:displayText="СИСТ / ПлДВх8: Состояние ДВх4" w:value="СИСТ / ПлДВх8: Состояние ДВх4"/>
+                  <w:listItem w:displayText="СИСТ / ПлДВх8: Состояние ДВх5" w:value="СИСТ / ПлДВх8: Состояние ДВх5"/>
+                  <w:listItem w:displayText="СИСТ / ПлДВх8: Состояние ДВх6" w:value="СИСТ / ПлДВх8: Состояние ДВх6"/>
+                  <w:listItem w:displayText="СИСТ / ПлДВх8: Состояние ДВх7" w:value="СИСТ / ПлДВх8: Состояние ДВх7"/>
+                  <w:listItem w:displayText="СИСТ / ПлДВх8: Состояние ДВх8" w:value="СИСТ / ПлДВх8: Состояние ДВх8"/>
+                  <w:listItem w:displayText="СИСТ / ПлДВх8: Состояние ДВх9" w:value="СИСТ / ПлДВх8: Состояние ДВх9"/>
+                  <w:listItem w:displayText="СИСТ / ПлДВх9: Состояние ДВх1" w:value="СИСТ / ПлДВх9: Состояние ДВх1"/>
+                  <w:listItem w:displayText="СИСТ / ПлДВх9: Состояние ДВх10" w:value="СИСТ / ПлДВх9: Состояние ДВх10"/>
+                  <w:listItem w:displayText="СИСТ / ПлДВх9: Состояние ДВх11" w:value="СИСТ / ПлДВх9: Состояние ДВх11"/>
+                  <w:listItem w:displayText="СИСТ / ПлДВх9: Состояние ДВх12" w:value="СИСТ / ПлДВх9: Состояние ДВх12"/>
+                  <w:listItem w:displayText="СИСТ / ПлДВх9: Состояние ДВх13" w:value="СИСТ / ПлДВх9: Состояние ДВх13"/>
+                  <w:listItem w:displayText="СИСТ / ПлДВх9: Состояние ДВх14" w:value="СИСТ / ПлДВх9: Состояние ДВх14"/>
+                  <w:listItem w:displayText="СИСТ / ПлДВх9: Состояние ДВх2" w:value="СИСТ / ПлДВх9: Состояние ДВх2"/>
+                  <w:listItem w:displayText="СИСТ / ПлДВх9: Состояние ДВх3" w:value="СИСТ / ПлДВх9: Состояние ДВх3"/>
+                  <w:listItem w:displayText="СИСТ / ПлДВх9: Состояние ДВх4" w:value="СИСТ / ПлДВх9: Состояние ДВх4"/>
+                  <w:listItem w:displayText="СИСТ / ПлДВх9: Состояние ДВх5" w:value="СИСТ / ПлДВх9: Состояние ДВх5"/>
+                  <w:listItem w:displayText="СИСТ / ПлДВх9: Состояние ДВх6" w:value="СИСТ / ПлДВх9: Состояние ДВх6"/>
+                  <w:listItem w:displayText="СИСТ / ПлДВх9: Состояние ДВх7" w:value="СИСТ / ПлДВх9: Состояние ДВх7"/>
+                  <w:listItem w:displayText="СИСТ / ПлДВх9: Состояние ДВх8" w:value="СИСТ / ПлДВх9: Состояние ДВх8"/>
+                  <w:listItem w:displayText="СИСТ / ПлДВх9: Состояние ДВх9" w:value="СИСТ / ПлДВх9: Состояние ДВх9"/>
+                  <w:listItem w:displayText="СИСТ / ПлДВых10: Состояние ДВых1" w:value="СИСТ / ПлДВых10: Состояние ДВых1"/>
+                  <w:listItem w:displayText="СИСТ / ПлДВых10: Состояние ДВых2" w:value="СИСТ / ПлДВых10: Состояние ДВых2"/>
+                  <w:listItem w:displayText="СИСТ / ПлДВых10: Состояние ДВых3" w:value="СИСТ / ПлДВых10: Состояние ДВых3"/>
+                  <w:listItem w:displayText="СИСТ / ПлДВых10: Состояние ДВых4" w:value="СИСТ / ПлДВых10: Состояние ДВых4"/>
+                  <w:listItem w:displayText="СИСТ / ПлДВых10: Состояние ДВых5" w:value="СИСТ / ПлДВых10: Состояние ДВых5"/>
+                  <w:listItem w:displayText="СИСТ / ПлДВых10: Состояние ДВых6" w:value="СИСТ / ПлДВых10: Состояние ДВых6"/>
+                  <w:listItem w:displayText="СИСТ / ПлДВых10: Состояние ДВых7" w:value="СИСТ / ПлДВых10: Состояние ДВых7"/>
+                  <w:listItem w:displayText="СИСТ / ПлДВых10: Состояние ДВых8" w:value="СИСТ / ПлДВых10: Состояние ДВых8"/>
+                  <w:listItem w:displayText="СИСТ / ПлДВых11: Состояние ДВых1" w:value="СИСТ / ПлДВых11: Состояние ДВых1"/>
+                  <w:listItem w:displayText="СИСТ / ПлДВых11: Состояние ДВых2" w:value="СИСТ / ПлДВых11: Состояние ДВых2"/>
+                  <w:listItem w:displayText="СИСТ / ПлДВых11: Состояние ДВых3" w:value="СИСТ / ПлДВых11: Состояние ДВых3"/>
+                  <w:listItem w:displayText="СИСТ / ПлДВых11: Состояние ДВых4" w:value="СИСТ / ПлДВых11: Состояние ДВых4"/>
+                  <w:listItem w:displayText="СИСТ / ПлДВых11: Состояние ДВых5" w:value="СИСТ / ПлДВых11: Состояние ДВых5"/>
+                  <w:listItem w:displayText="СИСТ / ПлДВых11: Состояние ДВых6" w:value="СИСТ / ПлДВых11: Состояние ДВых6"/>
+                  <w:listItem w:displayText="СИСТ / ПлДВых11: Состояние ДВых7" w:value="СИСТ / ПлДВых11: Состояние ДВых7"/>
+                  <w:listItem w:displayText="СИСТ / ПлДВых11: Состояние ДВых8" w:value="СИСТ / ПлДВых11: Состояние ДВых8"/>
+                  <w:listItem w:displayText="СИСТ / ПлДВых2: Состояние ДВых1" w:value="СИСТ / ПлДВых2: Состояние ДВых1"/>
+                  <w:listItem w:displayText="СИСТ / ПлДВых2: Состояние ДВых2" w:value="СИСТ / ПлДВых2: Состояние ДВых2"/>
+                  <w:listItem w:displayText="СИСТ / ПлДВых2: Состояние ДВых3" w:value="СИСТ / ПлДВых2: Состояние ДВых3"/>
+                  <w:listItem w:displayText="СИСТ / ПлДВых2: Состояние ДВых4" w:value="СИСТ / ПлДВых2: Состояние ДВых4"/>
+                  <w:listItem w:displayText="СИСТ / ПлДВых2: Состояние ДВых5" w:value="СИСТ / ПлДВых2: Состояние ДВых5"/>
+                  <w:listItem w:displayText="СИСТ / ПлДВых2: Состояние ДВых6" w:value="СИСТ / ПлДВых2: Состояние ДВых6"/>
+                  <w:listItem w:displayText="СИСТ / ПлДВых2: Состояние ДВых7" w:value="СИСТ / ПлДВых2: Состояние ДВых7"/>
+                  <w:listItem w:displayText="СИСТ / ПлДВых2: Состояние ДВых8" w:value="СИСТ / ПлДВых2: Состояние ДВых8"/>
+                  <w:listItem w:displayText="СИСТ / ПлДВых3: Состояние ДВых1" w:value="СИСТ / ПлДВых3: Состояние ДВых1"/>
+                  <w:listItem w:displayText="СИСТ / ПлДВых3: Состояние ДВых2" w:value="СИСТ / ПлДВых3: Состояние ДВых2"/>
+                  <w:listItem w:displayText="СИСТ / ПлДВых3: Состояние ДВых3" w:value="СИСТ / ПлДВых3: Состояние ДВых3"/>
+                  <w:listItem w:displayText="СИСТ / ПлДВых3: Состояние ДВых4" w:value="СИСТ / ПлДВых3: Состояние ДВых4"/>
+                  <w:listItem w:displayText="СИСТ / ПлДВых3: Состояние ДВых5" w:value="СИСТ / ПлДВых3: Состояние ДВых5"/>
+                  <w:listItem w:displayText="СИСТ / ПлДВых3: Состояние ДВых6" w:value="СИСТ / ПлДВых3: Состояние ДВых6"/>
+                  <w:listItem w:displayText="СИСТ / ПлДВых3: Состояние ДВых7" w:value="СИСТ / ПлДВых3: Состояние ДВых7"/>
+                  <w:listItem w:displayText="СИСТ / ПлДВых3: Состояние ДВых8" w:value="СИСТ / ПлДВых3: Состояние ДВых8"/>
+                  <w:listItem w:displayText="СИСТ / ПлДВых4: Состояние ДВых1" w:value="СИСТ / ПлДВых4: Состояние ДВых1"/>
+                  <w:listItem w:displayText="СИСТ / ПлДВых4: Состояние ДВых2" w:value="СИСТ / ПлДВых4: Состояние ДВых2"/>
+                  <w:listItem w:displayText="СИСТ / ПлДВых4: Состояние ДВых3" w:value="СИСТ / ПлДВых4: Состояние ДВых3"/>
+                  <w:listItem w:displayText="СИСТ / ПлДВых4: Состояние ДВых4" w:value="СИСТ / ПлДВых4: Состояние ДВых4"/>
+                  <w:listItem w:displayText="СИСТ / ПлДВых4: Состояние ДВых5" w:value="СИСТ / ПлДВых4: Состояние ДВых5"/>
+                  <w:listItem w:displayText="СИСТ / ПлДВых4: Состояние ДВых6" w:value="СИСТ / ПлДВых4: Состояние ДВых6"/>
+                  <w:listItem w:displayText="СИСТ / ПлДВых4: Состояние ДВых7" w:value="СИСТ / ПлДВых4: Состояние ДВых7"/>
+                  <w:listItem w:displayText="СИСТ / ПлДВых4: Состояние ДВых8" w:value="СИСТ / ПлДВых4: Состояние ДВых8"/>
+                  <w:listItem w:displayText="СИСТ / ПлДВых5: Состояние ДВых1" w:value="СИСТ / ПлДВых5: Состояние ДВых1"/>
+                  <w:listItem w:displayText="СИСТ / ПлДВых5: Состояние ДВых2" w:value="СИСТ / ПлДВых5: Состояние ДВых2"/>
+                  <w:listItem w:displayText="СИСТ / ПлДВых5: Состояние ДВых3" w:value="СИСТ / ПлДВых5: Состояние ДВых3"/>
+                  <w:listItem w:displayText="СИСТ / ПлДВых5: Состояние ДВых4" w:value="СИСТ / ПлДВых5: Состояние ДВых4"/>
+                  <w:listItem w:displayText="СИСТ / ПлДВых5: Состояние ДВых5" w:value="СИСТ / ПлДВых5: Состояние ДВых5"/>
+                  <w:listItem w:displayText="СИСТ / ПлДВых5: Состояние ДВых6" w:value="СИСТ / ПлДВых5: Состояние ДВых6"/>
+                  <w:listItem w:displayText="СИСТ / ПлДВых5: Состояние ДВых7" w:value="СИСТ / ПлДВых5: Состояние ДВых7"/>
+                  <w:listItem w:displayText="СИСТ / ПлДВых5: Состояние ДВых8" w:value="СИСТ / ПлДВых5: Состояние ДВых8"/>
+                  <w:listItem w:displayText="СИСТ / ПлДВых6: Состояние ДВых1" w:value="СИСТ / ПлДВых6: Состояние ДВых1"/>
+                  <w:listItem w:displayText="СИСТ / ПлДВых6: Состояние ДВых2" w:value="СИСТ / ПлДВых6: Состояние ДВых2"/>
+                  <w:listItem w:displayText="СИСТ / ПлДВых6: Состояние ДВых3" w:value="СИСТ / ПлДВых6: Состояние ДВых3"/>
+                  <w:listItem w:displayText="СИСТ / ПлДВых6: Состояние ДВых4" w:value="СИСТ / ПлДВых6: Состояние ДВых4"/>
+                  <w:listItem w:displayText="СИСТ / ПлДВых6: Состояние ДВых5" w:value="СИСТ / ПлДВых6: Состояние ДВых5"/>
+                  <w:listItem w:displayText="СИСТ / ПлДВых6: Состояние ДВых6" w:value="СИСТ / ПлДВых6: Состояние ДВых6"/>
+                  <w:listItem w:displayText="СИСТ / ПлДВых6: Состояние ДВых7" w:value="СИСТ / ПлДВых6: Состояние ДВых7"/>
+                  <w:listItem w:displayText="СИСТ / ПлДВых6: Состояние ДВых8" w:value="СИСТ / ПлДВых6: Состояние ДВых8"/>
+                  <w:listItem w:displayText="СИСТ / ПлДВых7: Состояние ДВых1" w:value="СИСТ / ПлДВых7: Состояние ДВых1"/>
+                  <w:listItem w:displayText="СИСТ / ПлДВых7: Состояние ДВых2" w:value="СИСТ / ПлДВых7: Состояние ДВых2"/>
+                  <w:listItem w:displayText="СИСТ / ПлДВых7: Состояние ДВых3" w:value="СИСТ / ПлДВых7: Состояние ДВых3"/>
+                  <w:listItem w:displayText="СИСТ / ПлДВых7: Состояние ДВых4" w:value="СИСТ / ПлДВых7: Состояние ДВых4"/>
+                  <w:listItem w:displayText="СИСТ / ПлДВых7: Состояние ДВых5" w:value="СИСТ / ПлДВых7: Состояние ДВых5"/>
+                  <w:listItem w:displayText="СИСТ / ПлДВых7: Состояние ДВых6" w:value="СИСТ / ПлДВых7: Состояние ДВых6"/>
+                  <w:listItem w:displayText="СИСТ / ПлДВых7: Состояние ДВых7" w:value="СИСТ / ПлДВых7: Состояние ДВых7"/>
+                  <w:listItem w:displayText="СИСТ / ПлДВых7: Состояние ДВых8" w:value="СИСТ / ПлДВых7: Состояние ДВых8"/>
+                  <w:listItem w:displayText="СИСТ / ПлДВых8: Состояние ДВых1" w:value="СИСТ / ПлДВых8: Состояние ДВых1"/>
+                  <w:listItem w:displayText="СИСТ / ПлДВых8: Состояние ДВых2" w:value="СИСТ / ПлДВых8: Состояние ДВых2"/>
+                  <w:listItem w:displayText="СИСТ / ПлДВых8: Состояние ДВых3" w:value="СИСТ / ПлДВых8: Состояние ДВых3"/>
+                  <w:listItem w:displayText="СИСТ / ПлДВых8: Состояние ДВых4" w:value="СИСТ / ПлДВых8: Состояние ДВых4"/>
+                  <w:listItem w:displayText="СИСТ / ПлДВых8: Состояние ДВых5" w:value="СИСТ / ПлДВых8: Состояние ДВых5"/>
+                  <w:listItem w:displayText="СИСТ / ПлДВых8: Состояние ДВых6" w:value="СИСТ / ПлДВых8: Состояние ДВых6"/>
+                  <w:listItem w:displayText="СИСТ / ПлДВых8: Состояние ДВых7" w:value="СИСТ / ПлДВых8: Состояние ДВых7"/>
+                  <w:listItem w:displayText="СИСТ / ПлДВых8: Состояние ДВых8" w:value="СИСТ / ПлДВых8: Состояние ДВых8"/>
+                  <w:listItem w:displayText="СИСТ / ПлДВых9: Состояние ДВых1" w:value="СИСТ / ПлДВых9: Состояние ДВых1"/>
+                  <w:listItem w:displayText="СИСТ / ПлДВых9: Состояние ДВых2" w:value="СИСТ / ПлДВых9: Состояние ДВых2"/>
+                  <w:listItem w:displayText="СИСТ / ПлДВых9: Состояние ДВых3" w:value="СИСТ / ПлДВых9: Состояние ДВых3"/>
+                  <w:listItem w:displayText="СИСТ / ПлДВых9: Состояние ДВых4" w:value="СИСТ / ПлДВых9: Состояние ДВых4"/>
+                  <w:listItem w:displayText="СИСТ / ПлДВых9: Состояние ДВых5" w:value="СИСТ / ПлДВых9: Состояние ДВых5"/>
+                  <w:listItem w:displayText="СИСТ / ПлДВых9: Состояние ДВых6" w:value="СИСТ / ПлДВых9: Состояние ДВых6"/>
+                  <w:listItem w:displayText="СИСТ / ПлДВых9: Состояние ДВых7" w:value="СИСТ / ПлДВых9: Состояние ДВых7"/>
+                  <w:listItem w:displayText="СИСТ / ПлДВых9: Состояние ДВых8" w:value="СИСТ / ПлДВых9: Состояние ДВых8"/>
+                  <w:listItem w:displayText="СИСТ / СД ФК: Действие на В ВН" w:value="СИСТ / СД ФК: Действие на В ВН"/>
+                  <w:listItem w:displayText="СИСТ / СД ФК: Действие на В НН1" w:value="СИСТ / СД ФК: Действие на В НН1"/>
+                  <w:listItem w:displayText="СИСТ / СД ФК: Действие на В НН2" w:value="СИСТ / СД ФК: Действие на В НН2"/>
+                  <w:listItem w:displayText="СИСТ / СД ФК: Комплект" w:value="СИСТ / СД ФК: Комплект"/>
+                  <w:listItem w:displayText="СИСТ / СД ФК: Режим работы ГЗ РПН" w:value="СИСТ / СД ФК: Режим работы ГЗ РПН"/>
+                  <w:listItem w:displayText="СИСТ / СД ФК: Режим работы ГЗ Т откл" w:value="СИСТ / СД ФК: Режим работы ГЗ Т откл"/>
+                  <w:listItem w:displayText="СИСТ / СД ФК: Режим работы ГЗ Т сигн" w:value="СИСТ / СД ФК: Режим работы ГЗ Т сигн"/>
+                  <w:listItem w:displayText="СИСТ / СД ФК: Режим работы ДЗТ" w:value="СИСТ / СД ФК: Режим работы ДЗТ"/>
+                  <w:listItem w:displayText="СИСТ / СД ФК: Режим работы ЗПО" w:value="СИСТ / СД ФК: Режим работы ЗПО"/>
+                  <w:listItem w:displayText="СИСТ / СД ФК: Режим работы УРОВ" w:value="СИСТ / СД ФК: Режим работы УРОВ"/>
+                  <w:listItem w:displayText="СИСТ / СД ФК: Управление ИЭУ" w:value="СИСТ / СД ФК: Управление ИЭУ"/>
+                  <w:listItem w:displayText="СИСТ / СД: БИ выведены" w:value="СИСТ / СД: БИ выведены"/>
+                  <w:listItem w:displayText="СИСТ / СД: Внешнее отключение" w:value="СИСТ / СД: Внешнее отключение"/>
+                  <w:listItem w:displayText="СИСТ / СД: Выходные цепи разобраны" w:value="СИСТ / СД: Выходные цепи разобраны"/>
+                  <w:listItem w:displayText="СИСТ / СД: Неисправность ШС-А" w:value="СИСТ / СД: Неисправность ШС-А"/>
+                  <w:listItem w:displayText="СИСТ / СД: Неисправность ШС-В" w:value="СИСТ / СД: Неисправность ШС-В"/>
+                  <w:listItem w:displayText="СИСТ / СД: Неисправность опер. тока ГЗ" w:value="СИСТ / СД: Неисправность опер. тока ГЗ"/>
+                  <w:listItem w:displayText="СИСТ / СД: Неисправность опер. тока ТЗ, ТС" w:value="СИСТ / СД: Неисправность опер. тока ТЗ, ТС"/>
+                  <w:listItem w:displayText="СИСТ / СД: Неисправность цепей ГЗ РПН" w:value="СИСТ / СД: Неисправность цепей ГЗ РПН"/>
+                  <w:listItem w:displayText="СИСТ / СД: Неисправность цепей ГЗ Т" w:value="СИСТ / СД: Неисправность цепей ГЗ Т"/>
+                  <w:listItem w:displayText="СИСТ / СД: Неисправность цепей ТЗ" w:value="СИСТ / СД: Неисправность цепей ТЗ"/>
+                  <w:listItem w:displayText="СИСТ / СД: Потеря GOOSE" w:value="СИСТ / СД: Потеря GOOSE"/>
+                  <w:listItem w:displayText="СИСТ / СД: Пуск ЗПО" w:value="СИСТ / СД: Пуск ЗПО"/>
+                  <w:listItem w:displayText="СИСТ / СД: Срабатывание ГЗ РПН" w:value="СИСТ / СД: Срабатывание ГЗ РПН"/>
+                  <w:listItem w:displayText="СИСТ / СД: Срабатывание ГЗоткл" w:value="СИСТ / СД: Срабатывание ГЗоткл"/>
+                  <w:listItem w:displayText="СИСТ / СД: Срабатывание ГЗсигн" w:value="СИСТ / СД: Срабатывание ГЗсигн"/>
+                  <w:listItem w:displayText="СИСТ / СД: Срабатывание ДЗТ" w:value="СИСТ / СД: Срабатывание ДЗТ"/>
+                  <w:listItem w:displayText="СИСТ / СД: Срабатывание ЗП" w:value="СИСТ / СД: Срабатывание ЗП"/>
+                  <w:listItem w:displayText="СИСТ / СД: Срабатывание ТЗоткл" w:value="СИСТ / СД: Срабатывание ТЗоткл"/>
+                  <w:listItem w:displayText="СИСТ / СД: Срабатывание ТЗсигн" w:value="СИСТ / СД: Срабатывание ТЗсигн"/>
+                  <w:listItem w:displayText="СИСТ / СД: Срабатывание УРОВ" w:value="СИСТ / СД: Срабатывание УРОВ"/>
+                  <w:listItem w:displayText="СИСТ / ФК: Действие на В ВН" w:value="СИСТ / ФК: Действие на В ВН"/>
+                  <w:listItem w:displayText="СИСТ / ФК: Действие на В НН1" w:value="СИСТ / ФК: Действие на В НН1"/>
+                  <w:listItem w:displayText="СИСТ / ФК: Действие на В НН2" w:value="СИСТ / ФК: Действие на В НН2"/>
+                  <w:listItem w:displayText="СИСТ / ФК: Комплект" w:value="СИСТ / ФК: Комплект"/>
+                  <w:listItem w:displayText="СИСТ / ФК: Режим работы ГЗ РПН" w:value="СИСТ / ФК: Режим работы ГЗ РПН"/>
+                  <w:listItem w:displayText="СИСТ / ФК: Режим работы ГЗ Т откл" w:value="СИСТ / ФК: Режим работы ГЗ Т откл"/>
+                  <w:listItem w:displayText="СИСТ / ФК: Режим работы ГЗ Т сигн" w:value="СИСТ / ФК: Режим работы ГЗ Т сигн"/>
+                  <w:listItem w:displayText="СИСТ / ФК: Режим работы ДЗТ" w:value="СИСТ / ФК: Режим работы ДЗТ"/>
+                  <w:listItem w:displayText="СИСТ / ФК: Режим работы ЗПО" w:value="СИСТ / ФК: Режим работы ЗПО"/>
+                  <w:listItem w:displayText="СИСТ / ФК: Режим работы УРОВ" w:value="СИСТ / ФК: Режим работы УРОВ"/>
+                  <w:listItem w:displayText="СИСТ / ФК: Управление ИЭУ" w:value="СИСТ / ФК: Управление ИЭУ"/>
+                  <w:listItem w:displayText="СИСТ / ШС: Переполнение буфера входных данных" w:value="СИСТ / ШС: Переполнение буфера входных данных"/>
+                  <w:listItem w:displayText="СИСТ / ШС: Переполнение буфера выходных данных" w:value="СИСТ / ШС: Переполнение буфера выходных данных"/>
+                  <w:listItem w:displayText="СИСТ / ШС: Состояние основного канала" w:value="СИСТ / ШС: Состояние основного канала"/>
+                  <w:listItem w:displayText="СИСТ / ШС: Состояние резервного канала" w:value="СИСТ / ШС: Состояние резервного канала"/>
+                  <w:listItem w:displayText="Сборка сигн. / СС: БИ выведены" w:value="Сборка сигн. / СС: БИ выведены"/>
+                  <w:listItem w:displayText="Сборка сигн. / СС: Внешнее отключение" w:value="Сборка сигн. / СС: Внешнее отключение"/>
+                  <w:listItem w:displayText="Сборка сигн. / СС: Выходные цепи разобраны" w:value="Сборка сигн. / СС: Выходные цепи разобраны"/>
+                  <w:listItem w:displayText="Сборка сигн. / СС: ГЗ заблокирована" w:value="Сборка сигн. / СС: ГЗ заблокирована"/>
+                  <w:listItem w:displayText="Сборка сигн. / СС: Контроль оперативного тока" w:value="Сборка сигн. / СС: Контроль оперативного тока"/>
+                  <w:listItem w:displayText="Сборка сигн. / СС: Контроль оперативного тока НН" w:value="Сборка сигн. / СС: Контроль оперативного тока НН"/>
+                  <w:listItem w:displayText="Сборка сигн. / СС: Низкая изоляция ГЗ" w:value="Сборка сигн. / СС: Низкая изоляция ГЗ"/>
+                  <w:listItem w:displayText="Сборка сигн. / СС: Низкая изоляция ТЗ" w:value="Сборка сигн. / СС: Низкая изоляция ТЗ"/>
+                  <w:listItem w:displayText="Сборка сигн. / СС: Сигнализация от ГЗ" w:value="Сборка сигн. / СС: Сигнализация от ГЗ"/>
+                  <w:listItem w:displayText="Сборка сигн. / СС: Сигнализация от ТЗ" w:value="Сборка сигн. / СС: Сигнализация от ТЗ"/>
+                  <w:listItem w:displayText="Сборка сигн. / СС: Сигнализация от ТС" w:value="Сборка сигн. / СС: Сигнализация от ТС"/>
+                  <w:listItem w:displayText="Сборка сигн. / СС: ТЗ заблокирована" w:value="Сборка сигн. / СС: ТЗ заблокирована"/>
+                  <w:listItem w:displayText="ТК ЗДЗ / ТК ЗДЗ: Пуск" w:value="ТК ЗДЗ / ТК ЗДЗ: Пуск"/>
+                  <w:listItem w:displayText="ТК ЗДЗ / ТК ЗДЗ: Функция введена в работу" w:value="ТК ЗДЗ / ТК ЗДЗ: Функция введена в работу"/>
+                  <w:listItem w:displayText="ТК ЗДЗ / ТК ЗДЗ: Функция оперативно выведена из работы" w:value="ТК ЗДЗ / ТК ЗДЗ: Функция оперативно выведена из работы"/>
+                  <w:listItem w:displayText="ТО ЗПО / ТО ЗПО ВН: Пуск" w:value="ТО ЗПО / ТО ЗПО ВН: Пуск"/>
+                  <w:listItem w:displayText="ТО ЗПО / ТО ЗПО ВН: Функция введена в работу" w:value="ТО ЗПО / ТО ЗПО ВН: Функция введена в работу"/>
+                  <w:listItem w:displayText="ТО ЗПО / ТО ЗПО ВН: Функция оперативно выведена из работы" w:value="ТО ЗПО / ТО ЗПО ВН: Функция оперативно выведена из работы"/>
+                  <w:listItem w:displayText="ТО ЗПО / ТО ЗПО НН1: Пуск" w:value="ТО ЗПО / ТО ЗПО НН1: Пуск"/>
+                  <w:listItem w:displayText="ТО ЗПО / ТО ЗПО НН1: Функция введена в работу" w:value="ТО ЗПО / ТО ЗПО НН1: Функция введена в работу"/>
+                  <w:listItem w:displayText="ТО ЗПО / ТО ЗПО НН1: Функция оперативно выведена из работы" w:value="ТО ЗПО / ТО ЗПО НН1: Функция оперативно выведена из работы"/>
+                  <w:listItem w:displayText="ТО ЗПО / ТО ЗПО НН2: Пуск" w:value="ТО ЗПО / ТО ЗПО НН2: Пуск"/>
+                  <w:listItem w:displayText="ТО ЗПО / ТО ЗПО НН2: Функция введена в работу" w:value="ТО ЗПО / ТО ЗПО НН2: Функция введена в работу"/>
+                  <w:listItem w:displayText="ТО ЗПО / ТО ЗПО НН2: Функция оперативно выведена из работы" w:value="ТО ЗПО / ТО ЗПО НН2: Функция оперативно выведена из работы"/>
+                  <w:listItem w:displayText="ТО ЗПО / ТО ЗПО_общ: Пуск" w:value="ТО ЗПО / ТО ЗПО_общ: Пуск"/>
+                  <w:listItem w:displayText="ТО ЗПО / ТО ЗПО_общ: Функция введена в работу" w:value="ТО ЗПО / ТО ЗПО_общ: Функция введена в работу"/>
+                  <w:listItem w:displayText="ТО ЗПО / ТО ЗПО_общ: Функция оперативно выведена из работы" w:value="ТО ЗПО / ТО ЗПО_общ: Функция оперативно выведена из работы"/>
+                  <w:listItem w:displayText="ТО РПН / ТО РПН: Пуск" w:value="ТО РПН / ТО РПН: Пуск"/>
+                  <w:listItem w:displayText="ТО РПН / ТО РПН: Функция введена в работу" w:value="ТО РПН / ТО РПН: Функция введена в работу"/>
+                  <w:listItem w:displayText="ТО РПН / ТО РПН: Функция оперативно выведена из работы" w:value="ТО РПН / ТО РПН: Функция оперативно выведена из работы"/>
+                  <w:listItem w:displayText="УРОВ ВН / УРОВ: Пуск" w:value="УРОВ ВН / УРОВ: Пуск"/>
+                  <w:listItem w:displayText="УРОВ ВН / УРОВ: Пуск ИО максимального тока" w:value="УРОВ ВН / УРОВ: Пуск ИО максимального тока"/>
+                  <w:listItem w:displayText="УРОВ ВН / УРОВ: Срабатывание УРОВ" w:value="УРОВ ВН / УРОВ: Срабатывание УРОВ"/>
+                  <w:listItem w:displayText="УРОВ ВН / УРОВ: Срабатывание УРОВ  'на себя'" w:value="УРОВ ВН / УРОВ: Срабатывание УРОВ  'на себя'"/>
+                  <w:listItem w:displayText="УРОВ ВН / УРОВ: Функция введена в работу" w:value="УРОВ ВН / УРОВ: Функция введена в работу"/>
+                  <w:listItem w:displayText="УРОВ ВН / УРОВ: Функция оперативно выведена из работы" w:value="УРОВ ВН / УРОВ: Функция оперативно выведена из работы"/>
                 </w:dropDownList>
                 <w:showingPlcHdr/>
                 <w:placeholder>
@@ -7585,11 +8510,6 @@
                 <w:id w:val="0"/>
                 <w:dropDownList>
                   <w:listItem w:displayText="Не назначено" w:value=""/>
-                  <w:listItem w:displayText="ЛО ГЗоткл / ЛО: Функция введена в работу" w:value="ЛО ГЗоткл / ЛО: Функция введена в работу"/>
-                  <w:listItem w:displayText="ЛО ГЗоткл / ЛО: Функция оперативно выведена из работы" w:value="ЛО ГЗоткл / ЛО: Функция оперативно выведена из работы"/>
-                  <w:listItem w:displayText="ЛО ГЗоткл / ЛО: Блокировка ГЗоткл" w:value="ЛО ГЗоткл / ЛО: Блокировка ГЗоткл"/>
-                  <w:listItem w:displayText="ЛО ГЗоткл / ЛО: Срабатывание на сигнал" w:value="ЛО ГЗоткл / ЛО: Срабатывание на сигнал"/>
-                  <w:listItem w:displayText="ЛО ГЗоткл / ЛО: Срабатывание" w:value="ЛО ГЗоткл / ЛО: Срабатывание"/>
                   <w:listItem w:displayText="ДЗТ / БВКЗ: Срабатывание БВКЗ" w:value="ДЗТ / БВКЗ: Срабатывание БВКЗ"/>
                   <w:listItem w:displayText="ДЗТ / БВКЗ: Срабатывание БВКЗ по фазе А" w:value="ДЗТ / БВКЗ: Срабатывание БВКЗ по фазе А"/>
                   <w:listItem w:displayText="ДЗТ / БВКЗ: Срабатывание БВКЗ по фазе В" w:value="ДЗТ / БВКЗ: Срабатывание БВКЗ по фазе В"/>
@@ -7607,12 +8527,12 @@
                   <w:listItem w:displayText="ДЗТ / ДТЗт: Пуск ДТО по фазе В" w:value="ДЗТ / ДТЗт: Пуск ДТО по фазе В"/>
                   <w:listItem w:displayText="ДЗТ / ДТЗт: Пуск ДТО по фазе С" w:value="ДЗТ / ДТЗт: Пуск ДТО по фазе С"/>
                   <w:listItem w:displayText="ДЗТ / ДТЗт: Срабатывание ДТЗт" w:value="ДЗТ / ДТЗт: Срабатывание ДТЗт"/>
+                  <w:listItem w:displayText="ДЗТ / ДТЗт: Срабатывание ДТЗт на сигнал" w:value="ДЗТ / ДТЗт: Срабатывание ДТЗт на сигнал"/>
                   <w:listItem w:displayText="ДЗТ / ДТЗт: Срабатывание ДТЗт по фазе A" w:value="ДЗТ / ДТЗт: Срабатывание ДТЗт по фазе A"/>
+                  <w:listItem w:displayText="ДЗТ / ДТЗт: Срабатывание ДТЗт по фазе A на сигнал" w:value="ДЗТ / ДТЗт: Срабатывание ДТЗт по фазе A на сигнал"/>
                   <w:listItem w:displayText="ДЗТ / ДТЗт: Срабатывание ДТЗт по фазе В" w:value="ДЗТ / ДТЗт: Срабатывание ДТЗт по фазе В"/>
+                  <w:listItem w:displayText="ДЗТ / ДТЗт: Срабатывание ДТЗт по фазе В на сигнал" w:value="ДЗТ / ДТЗт: Срабатывание ДТЗт по фазе В на сигнал"/>
                   <w:listItem w:displayText="ДЗТ / ДТЗт: Срабатывание ДТЗт по фазе С" w:value="ДЗТ / ДТЗт: Срабатывание ДТЗт по фазе С"/>
-                  <w:listItem w:displayText="ДЗТ / ДТЗт: Срабатывание ДТЗт на сигнал" w:value="ДЗТ / ДТЗт: Срабатывание ДТЗт на сигнал"/>
-                  <w:listItem w:displayText="ДЗТ / ДТЗт: Срабатывание ДТЗт по фазе A на сигнал" w:value="ДЗТ / ДТЗт: Срабатывание ДТЗт по фазе A на сигнал"/>
-                  <w:listItem w:displayText="ДЗТ / ДТЗт: Срабатывание ДТЗт по фазе В на сигнал" w:value="ДЗТ / ДТЗт: Срабатывание ДТЗт по фазе В на сигнал"/>
                   <w:listItem w:displayText="ДЗТ / ДТЗт: Срабатывание ДТЗт по фазе С на сигнал" w:value="ДЗТ / ДТЗт: Срабатывание ДТЗт по фазе С на сигнал"/>
                   <w:listItem w:displayText="ДЗТ / ДТЗт: Функция введена в работу" w:value="ДЗТ / ДТЗт: Функция введена в работу"/>
                   <w:listItem w:displayText="ДЗТ / ДТЗт: Функция оперативно выведена из работы" w:value="ДЗТ / ДТЗт: Функция оперативно выведена из работы"/>
@@ -7621,12 +8541,12 @@
                   <w:listItem w:displayText="ДЗТ / ДТО: Пуск ДТО по фазе В" w:value="ДЗТ / ДТО: Пуск ДТО по фазе В"/>
                   <w:listItem w:displayText="ДЗТ / ДТО: Пуск ДТО по фазе С" w:value="ДЗТ / ДТО: Пуск ДТО по фазе С"/>
                   <w:listItem w:displayText="ДЗТ / ДТО: Срабатывание ДТО" w:value="ДЗТ / ДТО: Срабатывание ДТО"/>
+                  <w:listItem w:displayText="ДЗТ / ДТО: Срабатывание ДТО на сигнал" w:value="ДЗТ / ДТО: Срабатывание ДТО на сигнал"/>
                   <w:listItem w:displayText="ДЗТ / ДТО: Срабатывание ДТО по фазе A" w:value="ДЗТ / ДТО: Срабатывание ДТО по фазе A"/>
+                  <w:listItem w:displayText="ДЗТ / ДТО: Срабатывание ДТО по фазе A на сигнал" w:value="ДЗТ / ДТО: Срабатывание ДТО по фазе A на сигнал"/>
                   <w:listItem w:displayText="ДЗТ / ДТО: Срабатывание ДТО по фазе В" w:value="ДЗТ / ДТО: Срабатывание ДТО по фазе В"/>
+                  <w:listItem w:displayText="ДЗТ / ДТО: Срабатывание ДТО по фазе В на сигнал" w:value="ДЗТ / ДТО: Срабатывание ДТО по фазе В на сигнал"/>
                   <w:listItem w:displayText="ДЗТ / ДТО: Срабатывание ДТО по фазе С" w:value="ДЗТ / ДТО: Срабатывание ДТО по фазе С"/>
-                  <w:listItem w:displayText="ДЗТ / ДТО: Срабатывание ДТО на сигнал" w:value="ДЗТ / ДТО: Срабатывание ДТО на сигнал"/>
-                  <w:listItem w:displayText="ДЗТ / ДТО: Срабатывание ДТО по фазе A на сигнал" w:value="ДЗТ / ДТО: Срабатывание ДТО по фазе A на сигнал"/>
-                  <w:listItem w:displayText="ДЗТ / ДТО: Срабатывание ДТО по фазе В на сигнал" w:value="ДЗТ / ДТО: Срабатывание ДТО по фазе В на сигнал"/>
                   <w:listItem w:displayText="ДЗТ / ДТО: Срабатывание ДТО по фазе С на сигнал" w:value="ДЗТ / ДТО: Срабатывание ДТО по фазе С на сигнал"/>
                   <w:listItem w:displayText="ДЗТ / ДТО: Функция введена в работу" w:value="ДЗТ / ДТО: Функция введена в работу"/>
                   <w:listItem w:displayText="ДЗТ / ДТО: Функция оперативно выведена из работы" w:value="ДЗТ / ДТО: Функция оперативно выведена из работы"/>
@@ -7636,50 +8556,508 @@
                   <w:listItem w:displayText="ДЗТ / КЦТнеб: Срабатывание КЦНнеб фазы С" w:value="ДЗТ / КЦТнеб: Срабатывание КЦНнеб фазы С"/>
                   <w:listItem w:displayText="ДЗТ / КЦТнеб: Функция введена в работу" w:value="ДЗТ / КЦТнеб: Функция введена в работу"/>
                   <w:listItem w:displayText="ДЗТ / КЦТнеб: Функция оперативно выведена из работы" w:value="ДЗТ / КЦТнеб: Функция оперативно выведена из работы"/>
+                  <w:listItem w:displayText="ЗП / ЗП ВН: Пуск" w:value="ЗП / ЗП ВН: Пуск"/>
+                  <w:listItem w:displayText="ЗП / ЗП ВН: Пуск ИО максимального тока" w:value="ЗП / ЗП ВН: Пуск ИО максимального тока"/>
+                  <w:listItem w:displayText="ЗП / ЗП ВН: Срабатывание ЗП ВН" w:value="ЗП / ЗП ВН: Срабатывание ЗП ВН"/>
+                  <w:listItem w:displayText="ЗП / ЗП ВН: Срабатывание ЗП ВН на сигнал" w:value="ЗП / ЗП ВН: Срабатывание ЗП ВН на сигнал"/>
+                  <w:listItem w:displayText="ЗП / ЗП ВН: Функция введена в работу" w:value="ЗП / ЗП ВН: Функция введена в работу"/>
+                  <w:listItem w:displayText="ЗП / ЗП ВН: Функция оперативно выведена из работы" w:value="ЗП / ЗП ВН: Функция оперативно выведена из работы"/>
+                  <w:listItem w:displayText="ЗП / ЗП НН1: Пуск" w:value="ЗП / ЗП НН1: Пуск"/>
+                  <w:listItem w:displayText="ЗП / ЗП НН1: Пуск ИО максимального тока" w:value="ЗП / ЗП НН1: Пуск ИО максимального тока"/>
+                  <w:listItem w:displayText="ЗП / ЗП НН1: Срабатывание ЗП НН1" w:value="ЗП / ЗП НН1: Срабатывание ЗП НН1"/>
+                  <w:listItem w:displayText="ЗП / ЗП НН1: Срабатывание ЗП НН1 на сигнал" w:value="ЗП / ЗП НН1: Срабатывание ЗП НН1 на сигнал"/>
+                  <w:listItem w:displayText="ЗП / ЗП НН1: Функция введена в работу" w:value="ЗП / ЗП НН1: Функция введена в работу"/>
+                  <w:listItem w:displayText="ЗП / ЗП НН1: Функция оперативно выведена из работы" w:value="ЗП / ЗП НН1: Функция оперативно выведена из работы"/>
+                  <w:listItem w:displayText="ЗП / ЗП НН2: Пуск" w:value="ЗП / ЗП НН2: Пуск"/>
+                  <w:listItem w:displayText="ЗП / ЗП НН2: Пуск ИО максимального тока" w:value="ЗП / ЗП НН2: Пуск ИО максимального тока"/>
+                  <w:listItem w:displayText="ЗП / ЗП НН2: Срабатывание ЗП НН2" w:value="ЗП / ЗП НН2: Срабатывание ЗП НН2"/>
+                  <w:listItem w:displayText="ЗП / ЗП НН2: Срабатывание ЗП НН2 на сигнал" w:value="ЗП / ЗП НН2: Срабатывание ЗП НН2 на сигнал"/>
+                  <w:listItem w:displayText="ЗП / ЗП НН2: Функция введена в работу" w:value="ЗП / ЗП НН2: Функция введена в работу"/>
+                  <w:listItem w:displayText="ЗП / ЗП НН2: Функция оперативно выведена из работы" w:value="ЗП / ЗП НН2: Функция оперативно выведена из работы"/>
+                  <w:listItem w:displayText="ЗПО / ЗПО: Пуск" w:value="ЗПО / ЗПО: Пуск"/>
+                  <w:listItem w:displayText="ЗПО / ЗПО: Срабатывание ЗПО" w:value="ЗПО / ЗПО: Срабатывание ЗПО"/>
+                  <w:listItem w:displayText="ЗПО / ЗПО: Срабатывание ЗПО на сигнал" w:value="ЗПО / ЗПО: Срабатывание ЗПО на сигнал"/>
+                  <w:listItem w:displayText="ЗПО / ЗПО: Функция введена в работу" w:value="ЗПО / ЗПО: Функция введена в работу"/>
+                  <w:listItem w:displayText="ЗПО / ЗПО: Функция оперативно выведена из работы" w:value="ЗПО / ЗПО: Функция оперативно выведена из работы"/>
+                  <w:listItem w:displayText="КЦТ / КЦТст1: Пуск при асимметрии" w:value="КЦТ / КЦТст1: Пуск при асимметрии"/>
+                  <w:listItem w:displayText="КЦТ / КЦТст1: Пуск при обрыве провода" w:value="КЦТ / КЦТст1: Пуск при обрыве провода"/>
+                  <w:listItem w:displayText="КЦТ / КЦТст1: Срабатывание при асимметрии" w:value="КЦТ / КЦТст1: Срабатывание при асимметрии"/>
+                  <w:listItem w:displayText="КЦТ / КЦТст1: Срабатывание при обрыве провода" w:value="КЦТ / КЦТст1: Срабатывание при обрыве провода"/>
+                  <w:listItem w:displayText="КЦТ / КЦТст1: Функция введена в работу" w:value="КЦТ / КЦТст1: Функция введена в работу"/>
+                  <w:listItem w:displayText="КЦТ / КЦТст1: Функция оперативно выведена из работы" w:value="КЦТ / КЦТст1: Функция оперативно выведена из работы"/>
+                  <w:listItem w:displayText="КЦТ / КЦТст2: Пуск при асимметрии" w:value="КЦТ / КЦТст2: Пуск при асимметрии"/>
+                  <w:listItem w:displayText="КЦТ / КЦТст2: Пуск при обрыве провода" w:value="КЦТ / КЦТст2: Пуск при обрыве провода"/>
+                  <w:listItem w:displayText="КЦТ / КЦТст2: Срабатывание при асимметрии" w:value="КЦТ / КЦТст2: Срабатывание при асимметрии"/>
+                  <w:listItem w:displayText="КЦТ / КЦТст2: Срабатывание при обрыве провода" w:value="КЦТ / КЦТст2: Срабатывание при обрыве провода"/>
+                  <w:listItem w:displayText="КЦТ / КЦТст2: Функция введена в работу" w:value="КЦТ / КЦТст2: Функция введена в работу"/>
+                  <w:listItem w:displayText="КЦТ / КЦТст2: Функция оперативно выведена из работы" w:value="КЦТ / КЦТст2: Функция оперативно выведена из работы"/>
+                  <w:listItem w:displayText="КЦТ / КЦТст3: Пуск при асимметрии" w:value="КЦТ / КЦТст3: Пуск при асимметрии"/>
+                  <w:listItem w:displayText="КЦТ / КЦТст3: Пуск при обрыве провода" w:value="КЦТ / КЦТст3: Пуск при обрыве провода"/>
+                  <w:listItem w:displayText="КЦТ / КЦТст3: Срабатывание при асимметрии" w:value="КЦТ / КЦТст3: Срабатывание при асимметрии"/>
+                  <w:listItem w:displayText="КЦТ / КЦТст3: Срабатывание при обрыве провода" w:value="КЦТ / КЦТст3: Срабатывание при обрыве провода"/>
+                  <w:listItem w:displayText="КЦТ / КЦТст3: Функция введена в работу" w:value="КЦТ / КЦТст3: Функция введена в работу"/>
+                  <w:listItem w:displayText="КЦТ / КЦТст3: Функция оперативно выведена из работы" w:value="КЦТ / КЦТст3: Функция оперативно выведена из работы"/>
+                  <w:listItem w:displayText="ЛО ВН / ЛО: Отключение" w:value="ЛО ВН / ЛО: Отключение"/>
+                  <w:listItem w:displayText="ЛО ВН / ЛО: Отключить аварийно" w:value="ЛО ВН / ЛО: Отключить аварийно"/>
+                  <w:listItem w:displayText="ЛО ВН / ЛО: Функция введена в работу" w:value="ЛО ВН / ЛО: Функция введена в работу"/>
+                  <w:listItem w:displayText="ЛО ВН / ЛО: Функция оперативно выведена из работы" w:value="ЛО ВН / ЛО: Функция оперативно выведена из работы"/>
+                  <w:listItem w:displayText="ЛО ГЗ РПН / ЛО: Блокировка ГЗ РПН" w:value="ЛО ГЗ РПН / ЛО: Блокировка ГЗ РПН"/>
+                  <w:listItem w:displayText="ЛО ГЗ РПН / ЛО: Срабатывание" w:value="ЛО ГЗ РПН / ЛО: Срабатывание"/>
+                  <w:listItem w:displayText="ЛО ГЗ РПН / ЛО: Срабатывание на сигнал" w:value="ЛО ГЗ РПН / ЛО: Срабатывание на сигнал"/>
+                  <w:listItem w:displayText="ЛО ГЗ РПН / ЛО: Функция введена в работу" w:value="ЛО ГЗ РПН / ЛО: Функция введена в работу"/>
+                  <w:listItem w:displayText="ЛО ГЗ РПН / ЛО: Функция оперативно выведена из работы" w:value="ЛО ГЗ РПН / ЛО: Функция оперативно выведена из работы"/>
+                  <w:listItem w:displayText="ЛО ГЗоткл / ЛО: Блокировка ГЗоткл" w:value="ЛО ГЗоткл / ЛО: Блокировка ГЗоткл"/>
+                  <w:listItem w:displayText="ЛО ГЗоткл / ЛО: Срабатывание" w:value="ЛО ГЗоткл / ЛО: Срабатывание"/>
+                  <w:listItem w:displayText="ЛО ГЗоткл / ЛО: Срабатывание на сигнал" w:value="ЛО ГЗоткл / ЛО: Срабатывание на сигнал"/>
+                  <w:listItem w:displayText="ЛО ГЗоткл / ЛО: Функция введена в работу" w:value="ЛО ГЗоткл / ЛО: Функция введена в работу"/>
+                  <w:listItem w:displayText="ЛО ГЗоткл / ЛО: Функция оперативно выведена из работы" w:value="ЛО ГЗоткл / ЛО: Функция оперативно выведена из работы"/>
+                  <w:listItem w:displayText="ЛО ГЗсигн / ЛО: Блокировка ГЗсигн" w:value="ЛО ГЗсигн / ЛО: Блокировка ГЗсигн"/>
+                  <w:listItem w:displayText="ЛО ГЗсигн / ЛО: Срабатывание" w:value="ЛО ГЗсигн / ЛО: Срабатывание"/>
+                  <w:listItem w:displayText="ЛО ГЗсигн / ЛО: Срабатывание на сигнал" w:value="ЛО ГЗсигн / ЛО: Срабатывание на сигнал"/>
+                  <w:listItem w:displayText="ЛО ГЗсигн / ЛО: Функция введена в работу" w:value="ЛО ГЗсигн / ЛО: Функция введена в работу"/>
+                  <w:listItem w:displayText="ЛО ГЗсигн / ЛО: Функция оперативно выведена из работы" w:value="ЛО ГЗсигн / ЛО: Функция оперативно выведена из работы"/>
+                  <w:listItem w:displayText="ЛО Т / ЗАПВ: Запрет АПВ" w:value="ЛО Т / ЗАПВ: Запрет АПВ"/>
+                  <w:listItem w:displayText="ЛО Т / ЗАПВ: Функция введена в работу" w:value="ЛО Т / ЗАПВ: Функция введена в работу"/>
+                  <w:listItem w:displayText="ЛО Т / ЗАПВ: Функция оперативно выведена из работы" w:value="ЛО Т / ЗАПВ: Функция оперативно выведена из работы"/>
+                  <w:listItem w:displayText="ЛО Т / ЛО: Пуск" w:value="ЛО Т / ЛО: Пуск"/>
+                  <w:listItem w:displayText="ЛО Т / ЛО: Срабатывание" w:value="ЛО Т / ЛО: Срабатывание"/>
+                  <w:listItem w:displayText="ЛО Т / ЛО: Функция введена в работу" w:value="ЛО Т / ЛО: Функция введена в работу"/>
+                  <w:listItem w:displayText="ЛО Т / ЛО: Функция оперативно выведена из работы" w:value="ЛО Т / ЛО: Функция оперативно выведена из работы"/>
+                  <w:listItem w:displayText="ЛО ТЗ / ЛО ДТм: Срабатывание" w:value="ЛО ТЗ / ЛО ДТм: Срабатывание"/>
+                  <w:listItem w:displayText="ЛО ТЗ / ЛО ДТм: Срабатывание датчика температуры масла заблокировано" w:value="ЛО ТЗ / ЛО ДТм: Срабатывание датчика температуры масла заблокировано"/>
+                  <w:listItem w:displayText="ЛО ТЗ / ЛО ДТм: Срабатывание на сигнал" w:value="ЛО ТЗ / ЛО ДТм: Срабатывание на сигнал"/>
+                  <w:listItem w:displayText="ЛО ТЗ / ЛО ДТм: Функция введена в работу" w:value="ЛО ТЗ / ЛО ДТм: Функция введена в работу"/>
+                  <w:listItem w:displayText="ЛО ТЗ / ЛО ДТм: Функция оперативно выведена из работы" w:value="ЛО ТЗ / ЛО ДТм: Функция оперативно выведена из работы"/>
+                  <w:listItem w:displayText="ЛО ТЗ / ЛО ДТо: Срабатывание" w:value="ЛО ТЗ / ЛО ДТо: Срабатывание"/>
+                  <w:listItem w:displayText="ЛО ТЗ / ЛО ДТо: Срабатывание датчика температуры обмотки заблокировано" w:value="ЛО ТЗ / ЛО ДТо: Срабатывание датчика температуры обмотки заблокировано"/>
+                  <w:listItem w:displayText="ЛО ТЗ / ЛО ДТо: Срабатывание на сигнал" w:value="ЛО ТЗ / ЛО ДТо: Срабатывание на сигнал"/>
+                  <w:listItem w:displayText="ЛО ТЗ / ЛО ДТо: Функция введена в работу" w:value="ЛО ТЗ / ЛО ДТо: Функция введена в работу"/>
+                  <w:listItem w:displayText="ЛО ТЗ / ЛО ДТо: Функция оперативно выведена из работы" w:value="ЛО ТЗ / ЛО ДТо: Функция оперативно выведена из работы"/>
+                  <w:listItem w:displayText="ЛО ТЗ / ЛО РД: Срабатывание" w:value="ЛО ТЗ / ЛО РД: Срабатывание"/>
+                  <w:listItem w:displayText="ЛО ТЗ / ЛО РД: Срабатывание на сигнал" w:value="ЛО ТЗ / ЛО РД: Срабатывание на сигнал"/>
+                  <w:listItem w:displayText="ЛО ТЗ / ЛО РД: Срабатывание реле давления заблокировано" w:value="ЛО ТЗ / ЛО РД: Срабатывание реле давления заблокировано"/>
+                  <w:listItem w:displayText="ЛО ТЗ / ЛО РД: Функция введена в работу" w:value="ЛО ТЗ / ЛО РД: Функция введена в работу"/>
+                  <w:listItem w:displayText="ЛО ТЗ / ЛО РД: Функция оперативно выведена из работы" w:value="ЛО ТЗ / ЛО РД: Функция оперативно выведена из работы"/>
+                  <w:listItem w:displayText="ЛО ТС / ЛО ДУм расширителя: Срабатывание" w:value="ЛО ТС / ЛО ДУм расширителя: Срабатывание"/>
+                  <w:listItem w:displayText="ЛО ТС / ЛО ДУм расширителя: Срабатывание на сигнал" w:value="ЛО ТС / ЛО ДУм расширителя: Срабатывание на сигнал"/>
+                  <w:listItem w:displayText="ЛО ТС / ЛО ДУм расширителя: Функция введена в работу" w:value="ЛО ТС / ЛО ДУм расширителя: Функция введена в работу"/>
+                  <w:listItem w:displayText="ЛО ТС / ЛО ДУм расширителя: Функция оперативно выведена из работы" w:value="ЛО ТС / ЛО ДУм расширителя: Функция оперативно выведена из работы"/>
+                  <w:listItem w:displayText="ЛО ТС / ЛО ОК: Срабатывание" w:value="ЛО ТС / ЛО ОК: Срабатывание"/>
+                  <w:listItem w:displayText="ЛО ТС / ЛО ОК: Срабатывание на сигнал" w:value="ЛО ТС / ЛО ОК: Срабатывание на сигнал"/>
+                  <w:listItem w:displayText="ЛО ТС / ЛО ОК: Функция введена в работу" w:value="ЛО ТС / ЛО ОК: Функция введена в работу"/>
+                  <w:listItem w:displayText="ЛО ТС / ЛО ОК: Функция оперативно выведена из работы" w:value="ЛО ТС / ЛО ОК: Функция оперативно выведена из работы"/>
+                  <w:listItem w:displayText="ЛО ТС / ЛО ПК: Срабатывание" w:value="ЛО ТС / ЛО ПК: Срабатывание"/>
+                  <w:listItem w:displayText="ЛО ТС / ЛО ПК: Срабатывание на сигнал" w:value="ЛО ТС / ЛО ПК: Срабатывание на сигнал"/>
+                  <w:listItem w:displayText="ЛО ТС / ЛО ПК: Функция введена в работу" w:value="ЛО ТС / ЛО ПК: Функция введена в работу"/>
+                  <w:listItem w:displayText="ЛО ТС / ЛО ПК: Функция оперативно выведена из работы" w:value="ЛО ТС / ЛО ПК: Функция оперативно выведена из работы"/>
+                  <w:listItem w:displayText="ПДС / ГЗ РПН: Низкая изоляция " w:value="ПДС / ГЗ РПН: Низкая изоляция "/>
+                  <w:listItem w:displayText="ПДС / ГЗ РПН: Отключение" w:value="ПДС / ГЗ РПН: Отключение"/>
+                  <w:listItem w:displayText="ПДС / ГЗ Т: Низкая изоляция ГЗоткл" w:value="ПДС / ГЗ Т: Низкая изоляция ГЗоткл"/>
+                  <w:listItem w:displayText="ПДС / ГЗ Т: Низкая изоляция ГЗсигн" w:value="ПДС / ГЗ Т: Низкая изоляция ГЗсигн"/>
+                  <w:listItem w:displayText="ПДС / ГЗ Т: Отключение" w:value="ПДС / ГЗ Т: Отключение"/>
+                  <w:listItem w:displayText="ПДС / ГЗ Т: Сигнал" w:value="ПДС / ГЗ Т: Сигнал"/>
+                  <w:listItem w:displayText="ПДС / ДТм РПН: Срабатывание" w:value="ПДС / ДТм РПН: Срабатывание"/>
+                  <w:listItem w:displayText="ПДС / ДТм: Низкая изоляция" w:value="ПДС / ДТм: Низкая изоляция"/>
+                  <w:listItem w:displayText="ПДС / ДТм: Отключение" w:value="ПДС / ДТм: Отключение"/>
+                  <w:listItem w:displayText="ПДС / ДТм: Сигнал" w:value="ПДС / ДТм: Сигнал"/>
+                  <w:listItem w:displayText="ПДС / ДТо: Низкая изоляция" w:value="ПДС / ДТо: Низкая изоляция"/>
+                  <w:listItem w:displayText="ПДС / ДТо: Отключение" w:value="ПДС / ДТо: Отключение"/>
+                  <w:listItem w:displayText="ПДС / ДТо: Сигнал" w:value="ПДС / ДТо: Сигнал"/>
                   <w:listItem w:displayText="ПДС / ДУм РПН: Высокий уровень масла" w:value="ПДС / ДУм РПН: Высокий уровень масла"/>
                   <w:listItem w:displayText="ПДС / ДУм РПН: Низкий уровень масла" w:value="ПДС / ДУм РПН: Низкий уровень масла"/>
-                  <w:listItem w:displayText="ПДС / ГЗ РПН: Отключение" w:value="ПДС / ГЗ РПН: Отключение"/>
-                  <w:listItem w:displayText="ПДС / ГЗ РПН: Низкая изоляция " w:value="ПДС / ГЗ РПН: Низкая изоляция "/>
                   <w:listItem w:displayText="ПДС / ДУм расширителя: Высокий уровень масла" w:value="ПДС / ДУм расширителя: Высокий уровень масла"/>
                   <w:listItem w:displayText="ПДС / ДУм расширителя: Низкий уровень масла" w:value="ПДС / ДУм расширителя: Низкий уровень масла"/>
-                  <w:listItem w:displayText="ПДС / ДТм: Отключение" w:value="ПДС / ДТм: Отключение"/>
-                  <w:listItem w:displayText="ПДС / ДТм: Сигнал" w:value="ПДС / ДТм: Сигнал"/>
-                  <w:listItem w:displayText="ПДС / ДТм: Низкая изоляция" w:value="ПДС / ДТм: Низкая изоляция"/>
+                  <w:listItem w:displayText="ПДС / КСО: Авария" w:value="ПДС / КСО: Авария"/>
+                  <w:listItem w:displayText="ПДС / КСО: Неисправность" w:value="ПДС / КСО: Неисправность"/>
+                  <w:listItem w:displayText="ПДС / ОК: Срабатывание" w:value="ПДС / ОК: Срабатывание"/>
                   <w:listItem w:displayText="ПДС / ПК: Срабатывание" w:value="ПДС / ПК: Срабатывание"/>
-                  <w:listItem w:displayText="ПДС / ГЗ Т: Отключение" w:value="ПДС / ГЗ Т: Отключение"/>
-                  <w:listItem w:displayText="ПДС / ГЗ Т: Сигнал" w:value="ПДС / ГЗ Т: Сигнал"/>
-                  <w:listItem w:displayText="ПДС / ГЗ Т: Низкая изоляция ГЗоткл" w:value="ПДС / ГЗ Т: Низкая изоляция ГЗоткл"/>
-                  <w:listItem w:displayText="ПДС / ГЗ Т: Низкая изоляция ГЗсигн" w:value="ПДС / ГЗ Т: Низкая изоляция ГЗсигн"/>
-                  <w:listItem w:displayText="ПДС / КЦВ: Контроль цепи ЭМВ" w:value="ПДС / КЦВ: Контроль цепи ЭМВ"/>
-                  <w:listItem w:displayText="ПДС / КЦВ: Контроль цепи ЭМО1" w:value="ПДС / КЦВ: Контроль цепи ЭМО1"/>
-                  <w:listItem w:displayText="ПДС / КЦВ: Контроль цепи ЭМО2" w:value="ПДС / КЦВ: Контроль цепи ЭМО2"/>
-                  <w:listItem w:displayText="ПДС / КЦВ: Работа ЭМВ" w:value="ПДС / КЦВ: Работа ЭМВ"/>
-                  <w:listItem w:displayText="ПДС / КЦВ: Работа ЭМО1" w:value="ПДС / КЦВ: Работа ЭМО1"/>
-                  <w:listItem w:displayText="ПДС / КЦВ: Работа ЭМО2" w:value="ПДС / КЦВ: Работа ЭМО2"/>
-                  <w:listItem w:displayText="ПДС / ОК: Срабатывание" w:value="ПДС / ОК: Срабатывание"/>
-                  <w:listItem w:displayText="ПДС / КИ: Аварийный уровень изоляции" w:value="ПДС / КИ: Аварийный уровень изоляции"/>
-                  <w:listItem w:displayText="ПДС / КИ: Низкий уровень изоляции" w:value="ПДС / КИ: Низкий уровень изоляции"/>
+                  <w:listItem w:displayText="ПДС / РД: Низкая изоляция" w:value="ПДС / РД: Низкая изоляция"/>
                   <w:listItem w:displayText="ПДС / РД: Отключение" w:value="ПДС / РД: Отключение"/>
-                  <w:listItem w:displayText="ПДС / РД: Низкая изоляция" w:value="ПДС / РД: Низкая изоляция"/>
-                  <w:listItem w:displayText="ПДС / КПруж: Пружина не заведена" w:value="ПДС / КПруж: Пружина не заведена"/>
-                  <w:listItem w:displayText="ПДС / ДТо: Отключение" w:value="ПДС / ДТо: Отключение"/>
-                  <w:listItem w:displayText="ПДС / ДТо: Сигнал" w:value="ПДС / ДТо: Сигнал"/>
-                  <w:listItem w:displayText="ПДС / ДТо: Низкая изоляция" w:value="ПДС / ДТо: Низкая изоляция"/>
-                  <w:listItem w:displayText="ПДС / В: Положение В (Отключено)" w:value="ПДС / В: Положение В (Отключено)"/>
-                  <w:listItem w:displayText="ПДС / В: Положение В (Включено)" w:value="ПДС / В: Положение В (Включено)"/>
-                  <w:listItem w:displayText="ПДС / В: Положение В (Не определено)" w:value="ПДС / В: Положение В (Не определено)"/>
-                  <w:listItem w:displayText="ПДС / В: Положение В (Неисправность)" w:value="ПДС / В: Положение В (Неисправность)"/>
-                  <w:listItem w:displayText="ПДС / В: Ключ М/Д привода В" w:value="ПДС / В: Ключ М/Д привода В"/>
-                  <w:listItem w:displayText="ЛО Т / ЗАВР: Функция введена в работу" w:value="ЛО Т / ЗАВР: Функция введена в работу"/>
-                  <w:listItem w:displayText="ЛО Т / ЗАВР: Функция оперативно выведена из работы" w:value="ЛО Т / ЗАВР: Функция оперативно выведена из работы"/>
-                  <w:listItem w:displayText="ЛО Т / ЗАВР: Запрет АВР" w:value="ЛО Т / ЗАВР: Запрет АВР"/>
-                  <w:listItem w:displayText="ЛО Т / ЛО: Функция введена в работу" w:value="ЛО Т / ЛО: Функция введена в работу"/>
-                  <w:listItem w:displayText="ЛО Т / ЛО: Функция оперативно выведена из работы" w:value="ЛО Т / ЛО: Функция оперативно выведена из работы"/>
-                  <w:listItem w:displayText="ЛО Т / ЛО: Пуск" w:value="ЛО Т / ЛО: Пуск"/>
-                  <w:listItem w:displayText="ЛО Т / ЛО: Срабатывание" w:value="ЛО Т / ЛО: Срабатывание"/>
-                  <w:listItem w:displayText="ЛО Т / ЗАПВ: Функция введена в работу" w:value="ЛО Т / ЗАПВ: Функция введена в работу"/>
-                  <w:listItem w:displayText="ЛО Т / ЗАПВ: Функция оперативно выведена из работы" w:value="ЛО Т / ЗАПВ: Функция оперативно выведена из работы"/>
-                  <w:listItem w:displayText="ЛО Т / ЗАПВ: Запрет АПВ" w:value="ЛО Т / ЗАПВ: Запрет АПВ"/>
+                  <w:listItem w:displayText="ПДС НКУ / SA1: Цепь введена" w:value="ПДС НКУ / SA1: Цепь введена"/>
+                  <w:listItem w:displayText="ПДС НКУ / SA2: Цепь введена" w:value="ПДС НКУ / SA2: Цепь введена"/>
+                  <w:listItem w:displayText="ПДС НКУ / SA3: Цепь введена" w:value="ПДС НКУ / SA3: Цепь введена"/>
+                  <w:listItem w:displayText="ПДС НКУ / SA4: Цепь введена" w:value="ПДС НКУ / SA4: Цепь введена"/>
+                  <w:listItem w:displayText="ПДС НКУ / SG1: Рабочее положение" w:value="ПДС НКУ / SG1: Рабочее положение"/>
+                  <w:listItem w:displayText="ПДС НКУ / SG2: Рабочее положение" w:value="ПДС НКУ / SG2: Рабочее положение"/>
+                  <w:listItem w:displayText="ПДС НКУ / SG3: Рабочее положение" w:value="ПДС НКУ / SG3: Рабочее положение"/>
+                  <w:listItem w:displayText="ПДС НКУ / ВнешСигн1: Срабатывание" w:value="ПДС НКУ / ВнешСигн1: Срабатывание"/>
+                  <w:listItem w:displayText="ПДС НКУ / ВнешСигн2: Срабатывание" w:value="ПДС НКУ / ВнешСигн2: Срабатывание"/>
+                  <w:listItem w:displayText="ПДС НКУ / ВнешСигн3: Срабатывание" w:value="ПДС НКУ / ВнешСигн3: Срабатывание"/>
+                  <w:listItem w:displayText="ПДС НКУ / ВнешСигн4: Срабатывание" w:value="ПДС НКУ / ВнешСигн4: Срабатывание"/>
+                  <w:listItem w:displayText="ПДС НКУ / Дверь: Дверь шкафа закрыта" w:value="ПДС НКУ / Дверь: Дверь шкафа закрыта"/>
+                  <w:listItem w:displayText="ПДС НКУ / Дверь: Дверь шкафа открыта" w:value="ПДС НКУ / Дверь: Дверь шкафа открыта"/>
+                  <w:listItem w:displayText="ПДС НКУ / ОТ ГЗ: Неисправность" w:value="ПДС НКУ / ОТ ГЗ: Неисправность"/>
+                  <w:listItem w:displayText="ПДС НКУ / ОТ ЗДЗ1: Неисправность" w:value="ПДС НКУ / ОТ ЗДЗ1: Неисправность"/>
+                  <w:listItem w:displayText="ПДС НКУ / ОТ ЗДЗ2: Неисправность" w:value="ПДС НКУ / ОТ ЗДЗ2: Неисправность"/>
+                  <w:listItem w:displayText="ПДС НКУ / ОТ ИЭУ ТН1: Неисправность" w:value="ПДС НКУ / ОТ ИЭУ ТН1: Неисправность"/>
+                  <w:listItem w:displayText="ПДС НКУ / ОТ ИЭУ ТН2: Неисправность" w:value="ПДС НКУ / ОТ ИЭУ ТН2: Неисправность"/>
+                  <w:listItem w:displayText="ПДС НКУ / ОТ ТЗ, ТС: Неисправность" w:value="ПДС НКУ / ОТ ТЗ, ТС: Неисправность"/>
+                  <w:listItem w:displayText="ПДС НКУ / ОТ УРОВ1: Неисправность" w:value="ПДС НКУ / ОТ УРОВ1: Неисправность"/>
+                  <w:listItem w:displayText="ПДС НКУ / ОТ УРОВ2: Неисправность" w:value="ПДС НКУ / ОТ УРОВ2: Неисправность"/>
+                  <w:listItem w:displayText="Пред. сигн. / ПС: Пуск предупредительной сигнализации" w:value="Пред. сигн. / ПС: Пуск предупредительной сигнализации"/>
+                  <w:listItem w:displayText="Пред. сигн. / ПС: Пуск предупредительной сигнализации (импульс)" w:value="Пред. сигн. / ПС: Пуск предупредительной сигнализации (импульс)"/>
+                  <w:listItem w:displayText="РТПО / РТПО ВН: Пуск" w:value="РТПО / РТПО ВН: Пуск"/>
+                  <w:listItem w:displayText="РТПО / РТПО ВН: Функция введена в работу" w:value="РТПО / РТПО ВН: Функция введена в работу"/>
+                  <w:listItem w:displayText="РТПО / РТПО ВН: Функция оперативно выведена из работы" w:value="РТПО / РТПО ВН: Функция оперативно выведена из работы"/>
+                  <w:listItem w:displayText="РТПО / РТПО НН1: Пуск" w:value="РТПО / РТПО НН1: Пуск"/>
+                  <w:listItem w:displayText="РТПО / РТПО НН1: Функция введена в работу" w:value="РТПО / РТПО НН1: Функция введена в работу"/>
+                  <w:listItem w:displayText="РТПО / РТПО НН1: Функция оперативно выведена из работы" w:value="РТПО / РТПО НН1: Функция оперативно выведена из работы"/>
+                  <w:listItem w:displayText="РТПО / РТПО НН2: Пуск" w:value="РТПО / РТПО НН2: Пуск"/>
+                  <w:listItem w:displayText="РТПО / РТПО НН2: Функция введена в работу" w:value="РТПО / РТПО НН2: Функция введена в работу"/>
+                  <w:listItem w:displayText="РТПО / РТПО НН2: Функция оперативно выведена из работы" w:value="РТПО / РТПО НН2: Функция оперативно выведена из работы"/>
+                  <w:listItem w:displayText="РТПО / РТПО_общ: Пуск" w:value="РТПО / РТПО_общ: Пуск"/>
+                  <w:listItem w:displayText="РТПО / РТПО_общ: Функция введена в работу" w:value="РТПО / РТПО_общ: Функция введена в работу"/>
+                  <w:listItem w:displayText="РТПО / РТПО_общ: Функция оперативно выведена из работы" w:value="РТПО / РТПО_общ: Функция оперативно выведена из работы"/>
+                  <w:listItem w:displayText="СИСТ / БУ: Индикация местного управления" w:value="СИСТ / БУ: Индикация местного управления"/>
+                  <w:listItem w:displayText="СИСТ / Диагностика: Изменение встраиваемого ПО" w:value="СИСТ / Диагностика: Изменение встраиваемого ПО"/>
+                  <w:listItem w:displayText="СИСТ / Диагностика: Индикация логического узла-прокси" w:value="СИСТ / Диагностика: Индикация логического узла-прокси"/>
+                  <w:listItem w:displayText="СИСТ / Диагностика: Индикация наличия оперативного питания" w:value="СИСТ / Диагностика: Индикация наличия оперативного питания"/>
+                  <w:listItem w:displayText="СИСТ / Диагностика: Индикация потери оперативного питания" w:value="СИСТ / Диагностика: Индикация потери оперативного питания"/>
+                  <w:listItem w:displayText="СИСТ / Диагностика: Индикация работы по летнему времени" w:value="СИСТ / Диагностика: Индикация работы по летнему времени"/>
+                  <w:listItem w:displayText="СИСТ / Диагностика: Конфигурация изменена" w:value="СИСТ / Диагностика: Конфигурация изменена"/>
+                  <w:listItem w:displayText="СИСТ / Диагностика: Неисправность АЦП" w:value="СИСТ / Диагностика: Неисправность АЦП"/>
+                  <w:listItem w:displayText="СИСТ / Диагностика: Неисправность ЦП" w:value="СИСТ / Диагностика: Неисправность ЦП"/>
+                  <w:listItem w:displayText="СИСТ / Диагностика: Неисправность встроенного ПО" w:value="СИСТ / Диагностика: Неисправность встроенного ПО"/>
+                  <w:listItem w:displayText="СИСТ / Диагностика: Неисправность модуля аналоговых входов (слот М12)" w:value="СИСТ / Диагностика: Неисправность модуля аналоговых входов (слот М12)"/>
+                  <w:listItem w:displayText="СИСТ / Диагностика: Неисправность модуля дискретных входов/выходов (слот М10)" w:value="СИСТ / Диагностика: Неисправность модуля дискретных входов/выходов (слот М10)"/>
+                  <w:listItem w:displayText="СИСТ / Диагностика: Неисправность модуля дискретных входов/выходов (слот М11)" w:value="СИСТ / Диагностика: Неисправность модуля дискретных входов/выходов (слот М11)"/>
+                  <w:listItem w:displayText="СИСТ / Диагностика: Неисправность модуля дискретных входов/выходов (слот М3)" w:value="СИСТ / Диагностика: Неисправность модуля дискретных входов/выходов (слот М3)"/>
+                  <w:listItem w:displayText="СИСТ / Диагностика: Неисправность модуля дискретных входов/выходов (слот М4)" w:value="СИСТ / Диагностика: Неисправность модуля дискретных входов/выходов (слот М4)"/>
+                  <w:listItem w:displayText="СИСТ / Диагностика: Неисправность модуля дискретных входов/выходов (слот М8)" w:value="СИСТ / Диагностика: Неисправность модуля дискретных входов/выходов (слот М8)"/>
+                  <w:listItem w:displayText="СИСТ / Диагностика: Неисправность модуля дискретных входов/выходов (слот М9)" w:value="СИСТ / Диагностика: Неисправность модуля дискретных входов/выходов (слот М9)"/>
+                  <w:listItem w:displayText="СИСТ / Диагностика: Неисправность цепей оперативного питания" w:value="СИСТ / Диагностика: Неисправность цепей оперативного питания"/>
+                  <w:listItem w:displayText="СИСТ / Диагностика: Необходимость корректировки конфигурации на прием GOOSE 1" w:value="СИСТ / Диагностика: Необходимость корректировки конфигурации на прием GOOSE 1"/>
+                  <w:listItem w:displayText="СИСТ / Диагностика: Необходимость корректировки конфигурации на прием GOOSE 2" w:value="СИСТ / Диагностика: Необходимость корректировки конфигурации на прием GOOSE 2"/>
+                  <w:listItem w:displayText="СИСТ / Диагностика: Необходимость корректировки конфигурации на прием GOOSE 3" w:value="СИСТ / Диагностика: Необходимость корректировки конфигурации на прием GOOSE 3"/>
+                  <w:listItem w:displayText="СИСТ / Диагностика: Необходимость корректировки конфигурации на прием GOOSE 4" w:value="СИСТ / Диагностика: Необходимость корректировки конфигурации на прием GOOSE 4"/>
+                  <w:listItem w:displayText="СИСТ / Диагностика: Необходимость корректировки конфигурации на прием GOOSE 5" w:value="СИСТ / Диагностика: Необходимость корректировки конфигурации на прием GOOSE 5"/>
+                  <w:listItem w:displayText="СИСТ / Диагностика: Необходимость корректировки конфигурации на прием GOOSE 6" w:value="СИСТ / Диагностика: Необходимость корректировки конфигурации на прием GOOSE 6"/>
+                  <w:listItem w:displayText="СИСТ / Диагностика: Необходимость корректировки конфигурации на прием GOOSE 7" w:value="СИСТ / Диагностика: Необходимость корректировки конфигурации на прием GOOSE 7"/>
+                  <w:listItem w:displayText="СИСТ / Диагностика: Необходимость корректировки конфигурации на прием GOOSE 8" w:value="СИСТ / Диагностика: Необходимость корректировки конфигурации на прием GOOSE 8"/>
+                  <w:listItem w:displayText="СИСТ / Диагностика: Отказ источника питания" w:value="СИСТ / Диагностика: Отказ источника питания"/>
+                  <w:listItem w:displayText="СИСТ / Диагностика: Ошибка авторизации" w:value="СИСТ / Диагностика: Ошибка авторизации"/>
+                  <w:listItem w:displayText="СИСТ / Диагностика: Ошибка конфигурации" w:value="СИСТ / Диагностика: Ошибка конфигурации"/>
+                  <w:listItem w:displayText="СИСТ / Диагностика: Подписка на дублированное GOOSE 1 сообщение с признаком симуляции" w:value="СИСТ / Диагностика: Подписка на дублированное GOOSE 1 сообщение с признаком симуляции"/>
+                  <w:listItem w:displayText="СИСТ / Диагностика: Подписка на дублированное GOOSE 2 сообщение с признаком симуляции" w:value="СИСТ / Диагностика: Подписка на дублированное GOOSE 2 сообщение с признаком симуляции"/>
+                  <w:listItem w:displayText="СИСТ / Диагностика: Подписка на дублированное GOOSE 3 сообщение с признаком симуляции" w:value="СИСТ / Диагностика: Подписка на дублированное GOOSE 3 сообщение с признаком симуляции"/>
+                  <w:listItem w:displayText="СИСТ / Диагностика: Подписка на дублированное GOOSE 4 сообщение с признаком симуляции" w:value="СИСТ / Диагностика: Подписка на дублированное GOOSE 4 сообщение с признаком симуляции"/>
+                  <w:listItem w:displayText="СИСТ / Диагностика: Подписка на дублированное GOOSE 5 сообщение с признаком симуляции" w:value="СИСТ / Диагностика: Подписка на дублированное GOOSE 5 сообщение с признаком симуляции"/>
+                  <w:listItem w:displayText="СИСТ / Диагностика: Подписка на дублированное GOOSE 6 сообщение с признаком симуляции" w:value="СИСТ / Диагностика: Подписка на дублированное GOOSE 6 сообщение с признаком симуляции"/>
+                  <w:listItem w:displayText="СИСТ / Диагностика: Подписка на дублированное GOOSE 7 сообщение с признаком симуляции" w:value="СИСТ / Диагностика: Подписка на дублированное GOOSE 7 сообщение с признаком симуляции"/>
+                  <w:listItem w:displayText="СИСТ / Диагностика: Подписка на дублированное GOOSE 8 сообщение с признаком симуляции" w:value="СИСТ / Диагностика: Подписка на дублированное GOOSE 8 сообщение с признаком симуляции"/>
+                  <w:listItem w:displayText="СИСТ / Диагностика: Сброс часов или памяти вследствие перезагрузки" w:value="СИСТ / Диагностика: Сброс часов или памяти вследствие перезагрузки"/>
+                  <w:listItem w:displayText="СИСТ / Диагностика: Сигнал готовности к работе" w:value="СИСТ / Диагностика: Сигнал готовности к работе"/>
+                  <w:listItem w:displayText="СИСТ / Диагностика: Состояние подписки GOOSE 1" w:value="СИСТ / Диагностика: Состояние подписки GOOSE 1"/>
+                  <w:listItem w:displayText="СИСТ / Диагностика: Состояние подписки GOOSE 2" w:value="СИСТ / Диагностика: Состояние подписки GOOSE 2"/>
+                  <w:listItem w:displayText="СИСТ / Диагностика: Состояние подписки GOOSE 3" w:value="СИСТ / Диагностика: Состояние подписки GOOSE 3"/>
+                  <w:listItem w:displayText="СИСТ / Диагностика: Состояние подписки GOOSE 4" w:value="СИСТ / Диагностика: Состояние подписки GOOSE 4"/>
+                  <w:listItem w:displayText="СИСТ / Диагностика: Состояние подписки GOOSE 5" w:value="СИСТ / Диагностика: Состояние подписки GOOSE 5"/>
+                  <w:listItem w:displayText="СИСТ / Диагностика: Состояние подписки GOOSE 6" w:value="СИСТ / Диагностика: Состояние подписки GOOSE 6"/>
+                  <w:listItem w:displayText="СИСТ / Диагностика: Состояние подписки GOOSE 7" w:value="СИСТ / Диагностика: Состояние подписки GOOSE 7"/>
+                  <w:listItem w:displayText="СИСТ / Диагностика: Состояние подписки GOOSE 8" w:value="СИСТ / Диагностика: Состояние подписки GOOSE 8"/>
+                  <w:listItem w:displayText="СИСТ / Диагностика: Установлено подключение через сервисный порт" w:value="СИСТ / Диагностика: Установлено подключение через сервисный порт"/>
+                  <w:listItem w:displayText="СИСТ / ПлДВх10: Состояние ДВх1" w:value="СИСТ / ПлДВх10: Состояние ДВх1"/>
+                  <w:listItem w:displayText="СИСТ / ПлДВх10: Состояние ДВх10" w:value="СИСТ / ПлДВх10: Состояние ДВх10"/>
+                  <w:listItem w:displayText="СИСТ / ПлДВх10: Состояние ДВх11" w:value="СИСТ / ПлДВх10: Состояние ДВх11"/>
+                  <w:listItem w:displayText="СИСТ / ПлДВх10: Состояние ДВх12" w:value="СИСТ / ПлДВх10: Состояние ДВх12"/>
+                  <w:listItem w:displayText="СИСТ / ПлДВх10: Состояние ДВх13" w:value="СИСТ / ПлДВх10: Состояние ДВх13"/>
+                  <w:listItem w:displayText="СИСТ / ПлДВх10: Состояние ДВх14" w:value="СИСТ / ПлДВх10: Состояние ДВх14"/>
+                  <w:listItem w:displayText="СИСТ / ПлДВх10: Состояние ДВх2" w:value="СИСТ / ПлДВх10: Состояние ДВх2"/>
+                  <w:listItem w:displayText="СИСТ / ПлДВх10: Состояние ДВх3" w:value="СИСТ / ПлДВх10: Состояние ДВх3"/>
+                  <w:listItem w:displayText="СИСТ / ПлДВх10: Состояние ДВх4" w:value="СИСТ / ПлДВх10: Состояние ДВх4"/>
+                  <w:listItem w:displayText="СИСТ / ПлДВх10: Состояние ДВх5" w:value="СИСТ / ПлДВх10: Состояние ДВх5"/>
+                  <w:listItem w:displayText="СИСТ / ПлДВх10: Состояние ДВх6" w:value="СИСТ / ПлДВх10: Состояние ДВх6"/>
+                  <w:listItem w:displayText="СИСТ / ПлДВх10: Состояние ДВх7" w:value="СИСТ / ПлДВх10: Состояние ДВх7"/>
+                  <w:listItem w:displayText="СИСТ / ПлДВх10: Состояние ДВх8" w:value="СИСТ / ПлДВх10: Состояние ДВх8"/>
+                  <w:listItem w:displayText="СИСТ / ПлДВх10: Состояние ДВх9" w:value="СИСТ / ПлДВх10: Состояние ДВх9"/>
+                  <w:listItem w:displayText="СИСТ / ПлДВх11: Состояние ДВх1" w:value="СИСТ / ПлДВх11: Состояние ДВх1"/>
+                  <w:listItem w:displayText="СИСТ / ПлДВх11: Состояние ДВх10" w:value="СИСТ / ПлДВх11: Состояние ДВх10"/>
+                  <w:listItem w:displayText="СИСТ / ПлДВх11: Состояние ДВх11" w:value="СИСТ / ПлДВх11: Состояние ДВх11"/>
+                  <w:listItem w:displayText="СИСТ / ПлДВх11: Состояние ДВх12" w:value="СИСТ / ПлДВх11: Состояние ДВх12"/>
+                  <w:listItem w:displayText="СИСТ / ПлДВх11: Состояние ДВх13" w:value="СИСТ / ПлДВх11: Состояние ДВх13"/>
+                  <w:listItem w:displayText="СИСТ / ПлДВх11: Состояние ДВх14" w:value="СИСТ / ПлДВх11: Состояние ДВх14"/>
+                  <w:listItem w:displayText="СИСТ / ПлДВх11: Состояние ДВх2" w:value="СИСТ / ПлДВх11: Состояние ДВх2"/>
+                  <w:listItem w:displayText="СИСТ / ПлДВх11: Состояние ДВх3" w:value="СИСТ / ПлДВх11: Состояние ДВх3"/>
+                  <w:listItem w:displayText="СИСТ / ПлДВх11: Состояние ДВх4" w:value="СИСТ / ПлДВх11: Состояние ДВх4"/>
+                  <w:listItem w:displayText="СИСТ / ПлДВх11: Состояние ДВх5" w:value="СИСТ / ПлДВх11: Состояние ДВх5"/>
+                  <w:listItem w:displayText="СИСТ / ПлДВх11: Состояние ДВх6" w:value="СИСТ / ПлДВх11: Состояние ДВх6"/>
+                  <w:listItem w:displayText="СИСТ / ПлДВх11: Состояние ДВх7" w:value="СИСТ / ПлДВх11: Состояние ДВх7"/>
+                  <w:listItem w:displayText="СИСТ / ПлДВх11: Состояние ДВх8" w:value="СИСТ / ПлДВх11: Состояние ДВх8"/>
+                  <w:listItem w:displayText="СИСТ / ПлДВх11: Состояние ДВх9" w:value="СИСТ / ПлДВх11: Состояние ДВх9"/>
+                  <w:listItem w:displayText="СИСТ / ПлДВх2: Состояние ДВх1" w:value="СИСТ / ПлДВх2: Состояние ДВх1"/>
+                  <w:listItem w:displayText="СИСТ / ПлДВх2: Состояние ДВх10" w:value="СИСТ / ПлДВх2: Состояние ДВх10"/>
+                  <w:listItem w:displayText="СИСТ / ПлДВх2: Состояние ДВх11" w:value="СИСТ / ПлДВх2: Состояние ДВх11"/>
+                  <w:listItem w:displayText="СИСТ / ПлДВх2: Состояние ДВх12" w:value="СИСТ / ПлДВх2: Состояние ДВх12"/>
+                  <w:listItem w:displayText="СИСТ / ПлДВх2: Состояние ДВх13" w:value="СИСТ / ПлДВх2: Состояние ДВх13"/>
+                  <w:listItem w:displayText="СИСТ / ПлДВх2: Состояние ДВх14" w:value="СИСТ / ПлДВх2: Состояние ДВх14"/>
+                  <w:listItem w:displayText="СИСТ / ПлДВх2: Состояние ДВх2" w:value="СИСТ / ПлДВх2: Состояние ДВх2"/>
+                  <w:listItem w:displayText="СИСТ / ПлДВх2: Состояние ДВх3" w:value="СИСТ / ПлДВх2: Состояние ДВх3"/>
+                  <w:listItem w:displayText="СИСТ / ПлДВх2: Состояние ДВх4" w:value="СИСТ / ПлДВх2: Состояние ДВх4"/>
+                  <w:listItem w:displayText="СИСТ / ПлДВх2: Состояние ДВх5" w:value="СИСТ / ПлДВх2: Состояние ДВх5"/>
+                  <w:listItem w:displayText="СИСТ / ПлДВх2: Состояние ДВх6" w:value="СИСТ / ПлДВх2: Состояние ДВх6"/>
+                  <w:listItem w:displayText="СИСТ / ПлДВх2: Состояние ДВх7" w:value="СИСТ / ПлДВх2: Состояние ДВх7"/>
+                  <w:listItem w:displayText="СИСТ / ПлДВх2: Состояние ДВх8" w:value="СИСТ / ПлДВх2: Состояние ДВх8"/>
+                  <w:listItem w:displayText="СИСТ / ПлДВх2: Состояние ДВх9" w:value="СИСТ / ПлДВх2: Состояние ДВх9"/>
+                  <w:listItem w:displayText="СИСТ / ПлДВх3: Состояние ДВх1" w:value="СИСТ / ПлДВх3: Состояние ДВх1"/>
+                  <w:listItem w:displayText="СИСТ / ПлДВх3: Состояние ДВх10" w:value="СИСТ / ПлДВх3: Состояние ДВх10"/>
+                  <w:listItem w:displayText="СИСТ / ПлДВх3: Состояние ДВх11" w:value="СИСТ / ПлДВх3: Состояние ДВх11"/>
+                  <w:listItem w:displayText="СИСТ / ПлДВх3: Состояние ДВх12" w:value="СИСТ / ПлДВх3: Состояние ДВх12"/>
+                  <w:listItem w:displayText="СИСТ / ПлДВх3: Состояние ДВх13" w:value="СИСТ / ПлДВх3: Состояние ДВх13"/>
+                  <w:listItem w:displayText="СИСТ / ПлДВх3: Состояние ДВх14" w:value="СИСТ / ПлДВх3: Состояние ДВх14"/>
+                  <w:listItem w:displayText="СИСТ / ПлДВх3: Состояние ДВх2" w:value="СИСТ / ПлДВх3: Состояние ДВх2"/>
+                  <w:listItem w:displayText="СИСТ / ПлДВх3: Состояние ДВх3" w:value="СИСТ / ПлДВх3: Состояние ДВх3"/>
+                  <w:listItem w:displayText="СИСТ / ПлДВх3: Состояние ДВх4" w:value="СИСТ / ПлДВх3: Состояние ДВх4"/>
+                  <w:listItem w:displayText="СИСТ / ПлДВх3: Состояние ДВх5" w:value="СИСТ / ПлДВх3: Состояние ДВх5"/>
+                  <w:listItem w:displayText="СИСТ / ПлДВх3: Состояние ДВх6" w:value="СИСТ / ПлДВх3: Состояние ДВх6"/>
+                  <w:listItem w:displayText="СИСТ / ПлДВх3: Состояние ДВх7" w:value="СИСТ / ПлДВх3: Состояние ДВх7"/>
+                  <w:listItem w:displayText="СИСТ / ПлДВх3: Состояние ДВх8" w:value="СИСТ / ПлДВх3: Состояние ДВх8"/>
+                  <w:listItem w:displayText="СИСТ / ПлДВх3: Состояние ДВх9" w:value="СИСТ / ПлДВх3: Состояние ДВх9"/>
+                  <w:listItem w:displayText="СИСТ / ПлДВх4: Состояние ДВх1" w:value="СИСТ / ПлДВх4: Состояние ДВх1"/>
+                  <w:listItem w:displayText="СИСТ / ПлДВх4: Состояние ДВх10" w:value="СИСТ / ПлДВх4: Состояние ДВх10"/>
+                  <w:listItem w:displayText="СИСТ / ПлДВх4: Состояние ДВх11" w:value="СИСТ / ПлДВх4: Состояние ДВх11"/>
+                  <w:listItem w:displayText="СИСТ / ПлДВх4: Состояние ДВх12" w:value="СИСТ / ПлДВх4: Состояние ДВх12"/>
+                  <w:listItem w:displayText="СИСТ / ПлДВх4: Состояние ДВх13" w:value="СИСТ / ПлДВх4: Состояние ДВх13"/>
+                  <w:listItem w:displayText="СИСТ / ПлДВх4: Состояние ДВх14" w:value="СИСТ / ПлДВх4: Состояние ДВх14"/>
+                  <w:listItem w:displayText="СИСТ / ПлДВх4: Состояние ДВх2" w:value="СИСТ / ПлДВх4: Состояние ДВх2"/>
+                  <w:listItem w:displayText="СИСТ / ПлДВх4: Состояние ДВх3" w:value="СИСТ / ПлДВх4: Состояние ДВх3"/>
+                  <w:listItem w:displayText="СИСТ / ПлДВх4: Состояние ДВх4" w:value="СИСТ / ПлДВх4: Состояние ДВх4"/>
+                  <w:listItem w:displayText="СИСТ / ПлДВх4: Состояние ДВх5" w:value="СИСТ / ПлДВх4: Состояние ДВх5"/>
+                  <w:listItem w:displayText="СИСТ / ПлДВх4: Состояние ДВх6" w:value="СИСТ / ПлДВх4: Состояние ДВх6"/>
+                  <w:listItem w:displayText="СИСТ / ПлДВх4: Состояние ДВх7" w:value="СИСТ / ПлДВх4: Состояние ДВх7"/>
+                  <w:listItem w:displayText="СИСТ / ПлДВх4: Состояние ДВх8" w:value="СИСТ / ПлДВх4: Состояние ДВх8"/>
+                  <w:listItem w:displayText="СИСТ / ПлДВх4: Состояние ДВх9" w:value="СИСТ / ПлДВх4: Состояние ДВх9"/>
+                  <w:listItem w:displayText="СИСТ / ПлДВх5: Состояние ДВх1" w:value="СИСТ / ПлДВх5: Состояние ДВх1"/>
+                  <w:listItem w:displayText="СИСТ / ПлДВх5: Состояние ДВх10" w:value="СИСТ / ПлДВх5: Состояние ДВх10"/>
+                  <w:listItem w:displayText="СИСТ / ПлДВх5: Состояние ДВх11" w:value="СИСТ / ПлДВх5: Состояние ДВх11"/>
+                  <w:listItem w:displayText="СИСТ / ПлДВх5: Состояние ДВх12" w:value="СИСТ / ПлДВх5: Состояние ДВх12"/>
+                  <w:listItem w:displayText="СИСТ / ПлДВх5: Состояние ДВх13" w:value="СИСТ / ПлДВх5: Состояние ДВх13"/>
+                  <w:listItem w:displayText="СИСТ / ПлДВх5: Состояние ДВх14" w:value="СИСТ / ПлДВх5: Состояние ДВх14"/>
+                  <w:listItem w:displayText="СИСТ / ПлДВх5: Состояние ДВх2" w:value="СИСТ / ПлДВх5: Состояние ДВх2"/>
+                  <w:listItem w:displayText="СИСТ / ПлДВх5: Состояние ДВх3" w:value="СИСТ / ПлДВх5: Состояние ДВх3"/>
+                  <w:listItem w:displayText="СИСТ / ПлДВх5: Состояние ДВх4" w:value="СИСТ / ПлДВх5: Состояние ДВх4"/>
+                  <w:listItem w:displayText="СИСТ / ПлДВх5: Состояние ДВх5" w:value="СИСТ / ПлДВх5: Состояние ДВх5"/>
+                  <w:listItem w:displayText="СИСТ / ПлДВх5: Состояние ДВх6" w:value="СИСТ / ПлДВх5: Состояние ДВх6"/>
+                  <w:listItem w:displayText="СИСТ / ПлДВх5: Состояние ДВх7" w:value="СИСТ / ПлДВх5: Состояние ДВх7"/>
+                  <w:listItem w:displayText="СИСТ / ПлДВх5: Состояние ДВх8" w:value="СИСТ / ПлДВх5: Состояние ДВх8"/>
+                  <w:listItem w:displayText="СИСТ / ПлДВх5: Состояние ДВх9" w:value="СИСТ / ПлДВх5: Состояние ДВх9"/>
+                  <w:listItem w:displayText="СИСТ / ПлДВх6: Состояние ДВх1" w:value="СИСТ / ПлДВх6: Состояние ДВх1"/>
+                  <w:listItem w:displayText="СИСТ / ПлДВх6: Состояние ДВх10" w:value="СИСТ / ПлДВх6: Состояние ДВх10"/>
+                  <w:listItem w:displayText="СИСТ / ПлДВх6: Состояние ДВх11" w:value="СИСТ / ПлДВх6: Состояние ДВх11"/>
+                  <w:listItem w:displayText="СИСТ / ПлДВх6: Состояние ДВх12" w:value="СИСТ / ПлДВх6: Состояние ДВх12"/>
+                  <w:listItem w:displayText="СИСТ / ПлДВх6: Состояние ДВх13" w:value="СИСТ / ПлДВх6: Состояние ДВх13"/>
+                  <w:listItem w:displayText="СИСТ / ПлДВх6: Состояние ДВх14" w:value="СИСТ / ПлДВх6: Состояние ДВх14"/>
+                  <w:listItem w:displayText="СИСТ / ПлДВх6: Состояние ДВх2" w:value="СИСТ / ПлДВх6: Состояние ДВх2"/>
+                  <w:listItem w:displayText="СИСТ / ПлДВх6: Состояние ДВх3" w:value="СИСТ / ПлДВх6: Состояние ДВх3"/>
+                  <w:listItem w:displayText="СИСТ / ПлДВх6: Состояние ДВх4" w:value="СИСТ / ПлДВх6: Состояние ДВх4"/>
+                  <w:listItem w:displayText="СИСТ / ПлДВх6: Состояние ДВх5" w:value="СИСТ / ПлДВх6: Состояние ДВх5"/>
+                  <w:listItem w:displayText="СИСТ / ПлДВх6: Состояние ДВх6" w:value="СИСТ / ПлДВх6: Состояние ДВх6"/>
+                  <w:listItem w:displayText="СИСТ / ПлДВх6: Состояние ДВх7" w:value="СИСТ / ПлДВх6: Состояние ДВх7"/>
+                  <w:listItem w:displayText="СИСТ / ПлДВх6: Состояние ДВх8" w:value="СИСТ / ПлДВх6: Состояние ДВх8"/>
+                  <w:listItem w:displayText="СИСТ / ПлДВх6: Состояние ДВх9" w:value="СИСТ / ПлДВх6: Состояние ДВх9"/>
+                  <w:listItem w:displayText="СИСТ / ПлДВх7: Состояние ДВх1" w:value="СИСТ / ПлДВх7: Состояние ДВх1"/>
+                  <w:listItem w:displayText="СИСТ / ПлДВх7: Состояние ДВх10" w:value="СИСТ / ПлДВх7: Состояние ДВх10"/>
+                  <w:listItem w:displayText="СИСТ / ПлДВх7: Состояние ДВх11" w:value="СИСТ / ПлДВх7: Состояние ДВх11"/>
+                  <w:listItem w:displayText="СИСТ / ПлДВх7: Состояние ДВх12" w:value="СИСТ / ПлДВх7: Состояние ДВх12"/>
+                  <w:listItem w:displayText="СИСТ / ПлДВх7: Состояние ДВх13" w:value="СИСТ / ПлДВх7: Состояние ДВх13"/>
+                  <w:listItem w:displayText="СИСТ / ПлДВх7: Состояние ДВх14" w:value="СИСТ / ПлДВх7: Состояние ДВх14"/>
+                  <w:listItem w:displayText="СИСТ / ПлДВх7: Состояние ДВх2" w:value="СИСТ / ПлДВх7: Состояние ДВх2"/>
+                  <w:listItem w:displayText="СИСТ / ПлДВх7: Состояние ДВх3" w:value="СИСТ / ПлДВх7: Состояние ДВх3"/>
+                  <w:listItem w:displayText="СИСТ / ПлДВх7: Состояние ДВх4" w:value="СИСТ / ПлДВх7: Состояние ДВх4"/>
+                  <w:listItem w:displayText="СИСТ / ПлДВх7: Состояние ДВх5" w:value="СИСТ / ПлДВх7: Состояние ДВх5"/>
+                  <w:listItem w:displayText="СИСТ / ПлДВх7: Состояние ДВх6" w:value="СИСТ / ПлДВх7: Состояние ДВх6"/>
+                  <w:listItem w:displayText="СИСТ / ПлДВх7: Состояние ДВх7" w:value="СИСТ / ПлДВх7: Состояние ДВх7"/>
+                  <w:listItem w:displayText="СИСТ / ПлДВх7: Состояние ДВх8" w:value="СИСТ / ПлДВх7: Состояние ДВх8"/>
+                  <w:listItem w:displayText="СИСТ / ПлДВх7: Состояние ДВх9" w:value="СИСТ / ПлДВх7: Состояние ДВх9"/>
+                  <w:listItem w:displayText="СИСТ / ПлДВх8: Состояние ДВх1" w:value="СИСТ / ПлДВх8: Состояние ДВх1"/>
+                  <w:listItem w:displayText="СИСТ / ПлДВх8: Состояние ДВх10" w:value="СИСТ / ПлДВх8: Состояние ДВх10"/>
+                  <w:listItem w:displayText="СИСТ / ПлДВх8: Состояние ДВх11" w:value="СИСТ / ПлДВх8: Состояние ДВх11"/>
+                  <w:listItem w:displayText="СИСТ / ПлДВх8: Состояние ДВх12" w:value="СИСТ / ПлДВх8: Состояние ДВх12"/>
+                  <w:listItem w:displayText="СИСТ / ПлДВх8: Состояние ДВх13" w:value="СИСТ / ПлДВх8: Состояние ДВх13"/>
+                  <w:listItem w:displayText="СИСТ / ПлДВх8: Состояние ДВх14" w:value="СИСТ / ПлДВх8: Состояние ДВх14"/>
+                  <w:listItem w:displayText="СИСТ / ПлДВх8: Состояние ДВх2" w:value="СИСТ / ПлДВх8: Состояние ДВх2"/>
+                  <w:listItem w:displayText="СИСТ / ПлДВх8: Состояние ДВх3" w:value="СИСТ / ПлДВх8: Состояние ДВх3"/>
+                  <w:listItem w:displayText="СИСТ / ПлДВх8: Состояние ДВх4" w:value="СИСТ / ПлДВх8: Состояние ДВх4"/>
+                  <w:listItem w:displayText="СИСТ / ПлДВх8: Состояние ДВх5" w:value="СИСТ / ПлДВх8: Состояние ДВх5"/>
+                  <w:listItem w:displayText="СИСТ / ПлДВх8: Состояние ДВх6" w:value="СИСТ / ПлДВх8: Состояние ДВх6"/>
+                  <w:listItem w:displayText="СИСТ / ПлДВх8: Состояние ДВх7" w:value="СИСТ / ПлДВх8: Состояние ДВх7"/>
+                  <w:listItem w:displayText="СИСТ / ПлДВх8: Состояние ДВх8" w:value="СИСТ / ПлДВх8: Состояние ДВх8"/>
+                  <w:listItem w:displayText="СИСТ / ПлДВх8: Состояние ДВх9" w:value="СИСТ / ПлДВх8: Состояние ДВх9"/>
+                  <w:listItem w:displayText="СИСТ / ПлДВх9: Состояние ДВх1" w:value="СИСТ / ПлДВх9: Состояние ДВх1"/>
+                  <w:listItem w:displayText="СИСТ / ПлДВх9: Состояние ДВх10" w:value="СИСТ / ПлДВх9: Состояние ДВх10"/>
+                  <w:listItem w:displayText="СИСТ / ПлДВх9: Состояние ДВх11" w:value="СИСТ / ПлДВх9: Состояние ДВх11"/>
+                  <w:listItem w:displayText="СИСТ / ПлДВх9: Состояние ДВх12" w:value="СИСТ / ПлДВх9: Состояние ДВх12"/>
+                  <w:listItem w:displayText="СИСТ / ПлДВх9: Состояние ДВх13" w:value="СИСТ / ПлДВх9: Состояние ДВх13"/>
+                  <w:listItem w:displayText="СИСТ / ПлДВх9: Состояние ДВх14" w:value="СИСТ / ПлДВх9: Состояние ДВх14"/>
+                  <w:listItem w:displayText="СИСТ / ПлДВх9: Состояние ДВх2" w:value="СИСТ / ПлДВх9: Состояние ДВх2"/>
+                  <w:listItem w:displayText="СИСТ / ПлДВх9: Состояние ДВх3" w:value="СИСТ / ПлДВх9: Состояние ДВх3"/>
+                  <w:listItem w:displayText="СИСТ / ПлДВх9: Состояние ДВх4" w:value="СИСТ / ПлДВх9: Состояние ДВх4"/>
+                  <w:listItem w:displayText="СИСТ / ПлДВх9: Состояние ДВх5" w:value="СИСТ / ПлДВх9: Состояние ДВх5"/>
+                  <w:listItem w:displayText="СИСТ / ПлДВх9: Состояние ДВх6" w:value="СИСТ / ПлДВх9: Состояние ДВх6"/>
+                  <w:listItem w:displayText="СИСТ / ПлДВх9: Состояние ДВх7" w:value="СИСТ / ПлДВх9: Состояние ДВх7"/>
+                  <w:listItem w:displayText="СИСТ / ПлДВх9: Состояние ДВх8" w:value="СИСТ / ПлДВх9: Состояние ДВх8"/>
+                  <w:listItem w:displayText="СИСТ / ПлДВх9: Состояние ДВх9" w:value="СИСТ / ПлДВх9: Состояние ДВх9"/>
+                  <w:listItem w:displayText="СИСТ / ПлДВых10: Состояние ДВых1" w:value="СИСТ / ПлДВых10: Состояние ДВых1"/>
+                  <w:listItem w:displayText="СИСТ / ПлДВых10: Состояние ДВых2" w:value="СИСТ / ПлДВых10: Состояние ДВых2"/>
+                  <w:listItem w:displayText="СИСТ / ПлДВых10: Состояние ДВых3" w:value="СИСТ / ПлДВых10: Состояние ДВых3"/>
+                  <w:listItem w:displayText="СИСТ / ПлДВых10: Состояние ДВых4" w:value="СИСТ / ПлДВых10: Состояние ДВых4"/>
+                  <w:listItem w:displayText="СИСТ / ПлДВых10: Состояние ДВых5" w:value="СИСТ / ПлДВых10: Состояние ДВых5"/>
+                  <w:listItem w:displayText="СИСТ / ПлДВых10: Состояние ДВых6" w:value="СИСТ / ПлДВых10: Состояние ДВых6"/>
+                  <w:listItem w:displayText="СИСТ / ПлДВых10: Состояние ДВых7" w:value="СИСТ / ПлДВых10: Состояние ДВых7"/>
+                  <w:listItem w:displayText="СИСТ / ПлДВых10: Состояние ДВых8" w:value="СИСТ / ПлДВых10: Состояние ДВых8"/>
+                  <w:listItem w:displayText="СИСТ / ПлДВых11: Состояние ДВых1" w:value="СИСТ / ПлДВых11: Состояние ДВых1"/>
+                  <w:listItem w:displayText="СИСТ / ПлДВых11: Состояние ДВых2" w:value="СИСТ / ПлДВых11: Состояние ДВых2"/>
+                  <w:listItem w:displayText="СИСТ / ПлДВых11: Состояние ДВых3" w:value="СИСТ / ПлДВых11: Состояние ДВых3"/>
+                  <w:listItem w:displayText="СИСТ / ПлДВых11: Состояние ДВых4" w:value="СИСТ / ПлДВых11: Состояние ДВых4"/>
+                  <w:listItem w:displayText="СИСТ / ПлДВых11: Состояние ДВых5" w:value="СИСТ / ПлДВых11: Состояние ДВых5"/>
+                  <w:listItem w:displayText="СИСТ / ПлДВых11: Состояние ДВых6" w:value="СИСТ / ПлДВых11: Состояние ДВых6"/>
+                  <w:listItem w:displayText="СИСТ / ПлДВых11: Состояние ДВых7" w:value="СИСТ / ПлДВых11: Состояние ДВых7"/>
+                  <w:listItem w:displayText="СИСТ / ПлДВых11: Состояние ДВых8" w:value="СИСТ / ПлДВых11: Состояние ДВых8"/>
+                  <w:listItem w:displayText="СИСТ / ПлДВых2: Состояние ДВых1" w:value="СИСТ / ПлДВых2: Состояние ДВых1"/>
+                  <w:listItem w:displayText="СИСТ / ПлДВых2: Состояние ДВых2" w:value="СИСТ / ПлДВых2: Состояние ДВых2"/>
+                  <w:listItem w:displayText="СИСТ / ПлДВых2: Состояние ДВых3" w:value="СИСТ / ПлДВых2: Состояние ДВых3"/>
+                  <w:listItem w:displayText="СИСТ / ПлДВых2: Состояние ДВых4" w:value="СИСТ / ПлДВых2: Состояние ДВых4"/>
+                  <w:listItem w:displayText="СИСТ / ПлДВых2: Состояние ДВых5" w:value="СИСТ / ПлДВых2: Состояние ДВых5"/>
+                  <w:listItem w:displayText="СИСТ / ПлДВых2: Состояние ДВых6" w:value="СИСТ / ПлДВых2: Состояние ДВых6"/>
+                  <w:listItem w:displayText="СИСТ / ПлДВых2: Состояние ДВых7" w:value="СИСТ / ПлДВых2: Состояние ДВых7"/>
+                  <w:listItem w:displayText="СИСТ / ПлДВых2: Состояние ДВых8" w:value="СИСТ / ПлДВых2: Состояние ДВых8"/>
+                  <w:listItem w:displayText="СИСТ / ПлДВых3: Состояние ДВых1" w:value="СИСТ / ПлДВых3: Состояние ДВых1"/>
+                  <w:listItem w:displayText="СИСТ / ПлДВых3: Состояние ДВых2" w:value="СИСТ / ПлДВых3: Состояние ДВых2"/>
+                  <w:listItem w:displayText="СИСТ / ПлДВых3: Состояние ДВых3" w:value="СИСТ / ПлДВых3: Состояние ДВых3"/>
+                  <w:listItem w:displayText="СИСТ / ПлДВых3: Состояние ДВых4" w:value="СИСТ / ПлДВых3: Состояние ДВых4"/>
+                  <w:listItem w:displayText="СИСТ / ПлДВых3: Состояние ДВых5" w:value="СИСТ / ПлДВых3: Состояние ДВых5"/>
+                  <w:listItem w:displayText="СИСТ / ПлДВых3: Состояние ДВых6" w:value="СИСТ / ПлДВых3: Состояние ДВых6"/>
+                  <w:listItem w:displayText="СИСТ / ПлДВых3: Состояние ДВых7" w:value="СИСТ / ПлДВых3: Состояние ДВых7"/>
+                  <w:listItem w:displayText="СИСТ / ПлДВых3: Состояние ДВых8" w:value="СИСТ / ПлДВых3: Состояние ДВых8"/>
+                  <w:listItem w:displayText="СИСТ / ПлДВых4: Состояние ДВых1" w:value="СИСТ / ПлДВых4: Состояние ДВых1"/>
+                  <w:listItem w:displayText="СИСТ / ПлДВых4: Состояние ДВых2" w:value="СИСТ / ПлДВых4: Состояние ДВых2"/>
+                  <w:listItem w:displayText="СИСТ / ПлДВых4: Состояние ДВых3" w:value="СИСТ / ПлДВых4: Состояние ДВых3"/>
+                  <w:listItem w:displayText="СИСТ / ПлДВых4: Состояние ДВых4" w:value="СИСТ / ПлДВых4: Состояние ДВых4"/>
+                  <w:listItem w:displayText="СИСТ / ПлДВых4: Состояние ДВых5" w:value="СИСТ / ПлДВых4: Состояние ДВых5"/>
+                  <w:listItem w:displayText="СИСТ / ПлДВых4: Состояние ДВых6" w:value="СИСТ / ПлДВых4: Состояние ДВых6"/>
+                  <w:listItem w:displayText="СИСТ / ПлДВых4: Состояние ДВых7" w:value="СИСТ / ПлДВых4: Состояние ДВых7"/>
+                  <w:listItem w:displayText="СИСТ / ПлДВых4: Состояние ДВых8" w:value="СИСТ / ПлДВых4: Состояние ДВых8"/>
+                  <w:listItem w:displayText="СИСТ / ПлДВых5: Состояние ДВых1" w:value="СИСТ / ПлДВых5: Состояние ДВых1"/>
+                  <w:listItem w:displayText="СИСТ / ПлДВых5: Состояние ДВых2" w:value="СИСТ / ПлДВых5: Состояние ДВых2"/>
+                  <w:listItem w:displayText="СИСТ / ПлДВых5: Состояние ДВых3" w:value="СИСТ / ПлДВых5: Состояние ДВых3"/>
+                  <w:listItem w:displayText="СИСТ / ПлДВых5: Состояние ДВых4" w:value="СИСТ / ПлДВых5: Состояние ДВых4"/>
+                  <w:listItem w:displayText="СИСТ / ПлДВых5: Состояние ДВых5" w:value="СИСТ / ПлДВых5: Состояние ДВых5"/>
+                  <w:listItem w:displayText="СИСТ / ПлДВых5: Состояние ДВых6" w:value="СИСТ / ПлДВых5: Состояние ДВых6"/>
+                  <w:listItem w:displayText="СИСТ / ПлДВых5: Состояние ДВых7" w:value="СИСТ / ПлДВых5: Состояние ДВых7"/>
+                  <w:listItem w:displayText="СИСТ / ПлДВых5: Состояние ДВых8" w:value="СИСТ / ПлДВых5: Состояние ДВых8"/>
+                  <w:listItem w:displayText="СИСТ / ПлДВых6: Состояние ДВых1" w:value="СИСТ / ПлДВых6: Состояние ДВых1"/>
+                  <w:listItem w:displayText="СИСТ / ПлДВых6: Состояние ДВых2" w:value="СИСТ / ПлДВых6: Состояние ДВых2"/>
+                  <w:listItem w:displayText="СИСТ / ПлДВых6: Состояние ДВых3" w:value="СИСТ / ПлДВых6: Состояние ДВых3"/>
+                  <w:listItem w:displayText="СИСТ / ПлДВых6: Состояние ДВых4" w:value="СИСТ / ПлДВых6: Состояние ДВых4"/>
+                  <w:listItem w:displayText="СИСТ / ПлДВых6: Состояние ДВых5" w:value="СИСТ / ПлДВых6: Состояние ДВых5"/>
+                  <w:listItem w:displayText="СИСТ / ПлДВых6: Состояние ДВых6" w:value="СИСТ / ПлДВых6: Состояние ДВых6"/>
+                  <w:listItem w:displayText="СИСТ / ПлДВых6: Состояние ДВых7" w:value="СИСТ / ПлДВых6: Состояние ДВых7"/>
+                  <w:listItem w:displayText="СИСТ / ПлДВых6: Состояние ДВых8" w:value="СИСТ / ПлДВых6: Состояние ДВых8"/>
+                  <w:listItem w:displayText="СИСТ / ПлДВых7: Состояние ДВых1" w:value="СИСТ / ПлДВых7: Состояние ДВых1"/>
+                  <w:listItem w:displayText="СИСТ / ПлДВых7: Состояние ДВых2" w:value="СИСТ / ПлДВых7: Состояние ДВых2"/>
+                  <w:listItem w:displayText="СИСТ / ПлДВых7: Состояние ДВых3" w:value="СИСТ / ПлДВых7: Состояние ДВых3"/>
+                  <w:listItem w:displayText="СИСТ / ПлДВых7: Состояние ДВых4" w:value="СИСТ / ПлДВых7: Состояние ДВых4"/>
+                  <w:listItem w:displayText="СИСТ / ПлДВых7: Состояние ДВых5" w:value="СИСТ / ПлДВых7: Состояние ДВых5"/>
+                  <w:listItem w:displayText="СИСТ / ПлДВых7: Состояние ДВых6" w:value="СИСТ / ПлДВых7: Состояние ДВых6"/>
+                  <w:listItem w:displayText="СИСТ / ПлДВых7: Состояние ДВых7" w:value="СИСТ / ПлДВых7: Состояние ДВых7"/>
+                  <w:listItem w:displayText="СИСТ / ПлДВых7: Состояние ДВых8" w:value="СИСТ / ПлДВых7: Состояние ДВых8"/>
+                  <w:listItem w:displayText="СИСТ / ПлДВых8: Состояние ДВых1" w:value="СИСТ / ПлДВых8: Состояние ДВых1"/>
+                  <w:listItem w:displayText="СИСТ / ПлДВых8: Состояние ДВых2" w:value="СИСТ / ПлДВых8: Состояние ДВых2"/>
+                  <w:listItem w:displayText="СИСТ / ПлДВых8: Состояние ДВых3" w:value="СИСТ / ПлДВых8: Состояние ДВых3"/>
+                  <w:listItem w:displayText="СИСТ / ПлДВых8: Состояние ДВых4" w:value="СИСТ / ПлДВых8: Состояние ДВых4"/>
+                  <w:listItem w:displayText="СИСТ / ПлДВых8: Состояние ДВых5" w:value="СИСТ / ПлДВых8: Состояние ДВых5"/>
+                  <w:listItem w:displayText="СИСТ / ПлДВых8: Состояние ДВых6" w:value="СИСТ / ПлДВых8: Состояние ДВых6"/>
+                  <w:listItem w:displayText="СИСТ / ПлДВых8: Состояние ДВых7" w:value="СИСТ / ПлДВых8: Состояние ДВых7"/>
+                  <w:listItem w:displayText="СИСТ / ПлДВых8: Состояние ДВых8" w:value="СИСТ / ПлДВых8: Состояние ДВых8"/>
+                  <w:listItem w:displayText="СИСТ / ПлДВых9: Состояние ДВых1" w:value="СИСТ / ПлДВых9: Состояние ДВых1"/>
+                  <w:listItem w:displayText="СИСТ / ПлДВых9: Состояние ДВых2" w:value="СИСТ / ПлДВых9: Состояние ДВых2"/>
+                  <w:listItem w:displayText="СИСТ / ПлДВых9: Состояние ДВых3" w:value="СИСТ / ПлДВых9: Состояние ДВых3"/>
+                  <w:listItem w:displayText="СИСТ / ПлДВых9: Состояние ДВых4" w:value="СИСТ / ПлДВых9: Состояние ДВых4"/>
+                  <w:listItem w:displayText="СИСТ / ПлДВых9: Состояние ДВых5" w:value="СИСТ / ПлДВых9: Состояние ДВых5"/>
+                  <w:listItem w:displayText="СИСТ / ПлДВых9: Состояние ДВых6" w:value="СИСТ / ПлДВых9: Состояние ДВых6"/>
+                  <w:listItem w:displayText="СИСТ / ПлДВых9: Состояние ДВых7" w:value="СИСТ / ПлДВых9: Состояние ДВых7"/>
+                  <w:listItem w:displayText="СИСТ / ПлДВых9: Состояние ДВых8" w:value="СИСТ / ПлДВых9: Состояние ДВых8"/>
+                  <w:listItem w:displayText="СИСТ / СД ФК: Действие на В ВН" w:value="СИСТ / СД ФК: Действие на В ВН"/>
+                  <w:listItem w:displayText="СИСТ / СД ФК: Действие на В НН1" w:value="СИСТ / СД ФК: Действие на В НН1"/>
+                  <w:listItem w:displayText="СИСТ / СД ФК: Действие на В НН2" w:value="СИСТ / СД ФК: Действие на В НН2"/>
+                  <w:listItem w:displayText="СИСТ / СД ФК: Комплект" w:value="СИСТ / СД ФК: Комплект"/>
+                  <w:listItem w:displayText="СИСТ / СД ФК: Режим работы ГЗ РПН" w:value="СИСТ / СД ФК: Режим работы ГЗ РПН"/>
+                  <w:listItem w:displayText="СИСТ / СД ФК: Режим работы ГЗ Т откл" w:value="СИСТ / СД ФК: Режим работы ГЗ Т откл"/>
+                  <w:listItem w:displayText="СИСТ / СД ФК: Режим работы ГЗ Т сигн" w:value="СИСТ / СД ФК: Режим работы ГЗ Т сигн"/>
+                  <w:listItem w:displayText="СИСТ / СД ФК: Режим работы ДЗТ" w:value="СИСТ / СД ФК: Режим работы ДЗТ"/>
+                  <w:listItem w:displayText="СИСТ / СД ФК: Режим работы ЗПО" w:value="СИСТ / СД ФК: Режим работы ЗПО"/>
+                  <w:listItem w:displayText="СИСТ / СД ФК: Режим работы УРОВ" w:value="СИСТ / СД ФК: Режим работы УРОВ"/>
+                  <w:listItem w:displayText="СИСТ / СД ФК: Управление ИЭУ" w:value="СИСТ / СД ФК: Управление ИЭУ"/>
+                  <w:listItem w:displayText="СИСТ / СД: БИ выведены" w:value="СИСТ / СД: БИ выведены"/>
+                  <w:listItem w:displayText="СИСТ / СД: Внешнее отключение" w:value="СИСТ / СД: Внешнее отключение"/>
+                  <w:listItem w:displayText="СИСТ / СД: Выходные цепи разобраны" w:value="СИСТ / СД: Выходные цепи разобраны"/>
+                  <w:listItem w:displayText="СИСТ / СД: Неисправность ШС-А" w:value="СИСТ / СД: Неисправность ШС-А"/>
+                  <w:listItem w:displayText="СИСТ / СД: Неисправность ШС-В" w:value="СИСТ / СД: Неисправность ШС-В"/>
+                  <w:listItem w:displayText="СИСТ / СД: Неисправность опер. тока ГЗ" w:value="СИСТ / СД: Неисправность опер. тока ГЗ"/>
+                  <w:listItem w:displayText="СИСТ / СД: Неисправность опер. тока ТЗ, ТС" w:value="СИСТ / СД: Неисправность опер. тока ТЗ, ТС"/>
+                  <w:listItem w:displayText="СИСТ / СД: Неисправность цепей ГЗ РПН" w:value="СИСТ / СД: Неисправность цепей ГЗ РПН"/>
+                  <w:listItem w:displayText="СИСТ / СД: Неисправность цепей ГЗ Т" w:value="СИСТ / СД: Неисправность цепей ГЗ Т"/>
+                  <w:listItem w:displayText="СИСТ / СД: Неисправность цепей ТЗ" w:value="СИСТ / СД: Неисправность цепей ТЗ"/>
+                  <w:listItem w:displayText="СИСТ / СД: Потеря GOOSE" w:value="СИСТ / СД: Потеря GOOSE"/>
+                  <w:listItem w:displayText="СИСТ / СД: Пуск ЗПО" w:value="СИСТ / СД: Пуск ЗПО"/>
+                  <w:listItem w:displayText="СИСТ / СД: Срабатывание ГЗ РПН" w:value="СИСТ / СД: Срабатывание ГЗ РПН"/>
+                  <w:listItem w:displayText="СИСТ / СД: Срабатывание ГЗоткл" w:value="СИСТ / СД: Срабатывание ГЗоткл"/>
+                  <w:listItem w:displayText="СИСТ / СД: Срабатывание ГЗсигн" w:value="СИСТ / СД: Срабатывание ГЗсигн"/>
+                  <w:listItem w:displayText="СИСТ / СД: Срабатывание ДЗТ" w:value="СИСТ / СД: Срабатывание ДЗТ"/>
+                  <w:listItem w:displayText="СИСТ / СД: Срабатывание ЗП" w:value="СИСТ / СД: Срабатывание ЗП"/>
+                  <w:listItem w:displayText="СИСТ / СД: Срабатывание ТЗоткл" w:value="СИСТ / СД: Срабатывание ТЗоткл"/>
+                  <w:listItem w:displayText="СИСТ / СД: Срабатывание ТЗсигн" w:value="СИСТ / СД: Срабатывание ТЗсигн"/>
+                  <w:listItem w:displayText="СИСТ / СД: Срабатывание УРОВ" w:value="СИСТ / СД: Срабатывание УРОВ"/>
+                  <w:listItem w:displayText="СИСТ / ФК: Действие на В ВН" w:value="СИСТ / ФК: Действие на В ВН"/>
+                  <w:listItem w:displayText="СИСТ / ФК: Действие на В НН1" w:value="СИСТ / ФК: Действие на В НН1"/>
+                  <w:listItem w:displayText="СИСТ / ФК: Действие на В НН2" w:value="СИСТ / ФК: Действие на В НН2"/>
+                  <w:listItem w:displayText="СИСТ / ФК: Комплект" w:value="СИСТ / ФК: Комплект"/>
+                  <w:listItem w:displayText="СИСТ / ФК: Режим работы ГЗ РПН" w:value="СИСТ / ФК: Режим работы ГЗ РПН"/>
+                  <w:listItem w:displayText="СИСТ / ФК: Режим работы ГЗ Т откл" w:value="СИСТ / ФК: Режим работы ГЗ Т откл"/>
+                  <w:listItem w:displayText="СИСТ / ФК: Режим работы ГЗ Т сигн" w:value="СИСТ / ФК: Режим работы ГЗ Т сигн"/>
+                  <w:listItem w:displayText="СИСТ / ФК: Режим работы ДЗТ" w:value="СИСТ / ФК: Режим работы ДЗТ"/>
+                  <w:listItem w:displayText="СИСТ / ФК: Режим работы ЗПО" w:value="СИСТ / ФК: Режим работы ЗПО"/>
+                  <w:listItem w:displayText="СИСТ / ФК: Режим работы УРОВ" w:value="СИСТ / ФК: Режим работы УРОВ"/>
+                  <w:listItem w:displayText="СИСТ / ФК: Управление ИЭУ" w:value="СИСТ / ФК: Управление ИЭУ"/>
+                  <w:listItem w:displayText="СИСТ / ШС: Переполнение буфера входных данных" w:value="СИСТ / ШС: Переполнение буфера входных данных"/>
+                  <w:listItem w:displayText="СИСТ / ШС: Переполнение буфера выходных данных" w:value="СИСТ / ШС: Переполнение буфера выходных данных"/>
+                  <w:listItem w:displayText="СИСТ / ШС: Состояние основного канала" w:value="СИСТ / ШС: Состояние основного канала"/>
+                  <w:listItem w:displayText="СИСТ / ШС: Состояние резервного канала" w:value="СИСТ / ШС: Состояние резервного канала"/>
+                  <w:listItem w:displayText="Сборка сигн. / СС: БИ выведены" w:value="Сборка сигн. / СС: БИ выведены"/>
+                  <w:listItem w:displayText="Сборка сигн. / СС: Внешнее отключение" w:value="Сборка сигн. / СС: Внешнее отключение"/>
+                  <w:listItem w:displayText="Сборка сигн. / СС: Выходные цепи разобраны" w:value="Сборка сигн. / СС: Выходные цепи разобраны"/>
+                  <w:listItem w:displayText="Сборка сигн. / СС: ГЗ заблокирована" w:value="Сборка сигн. / СС: ГЗ заблокирована"/>
+                  <w:listItem w:displayText="Сборка сигн. / СС: Контроль оперативного тока" w:value="Сборка сигн. / СС: Контроль оперативного тока"/>
+                  <w:listItem w:displayText="Сборка сигн. / СС: Контроль оперативного тока НН" w:value="Сборка сигн. / СС: Контроль оперативного тока НН"/>
+                  <w:listItem w:displayText="Сборка сигн. / СС: Низкая изоляция ГЗ" w:value="Сборка сигн. / СС: Низкая изоляция ГЗ"/>
+                  <w:listItem w:displayText="Сборка сигн. / СС: Низкая изоляция ТЗ" w:value="Сборка сигн. / СС: Низкая изоляция ТЗ"/>
+                  <w:listItem w:displayText="Сборка сигн. / СС: Сигнализация от ГЗ" w:value="Сборка сигн. / СС: Сигнализация от ГЗ"/>
+                  <w:listItem w:displayText="Сборка сигн. / СС: Сигнализация от ТЗ" w:value="Сборка сигн. / СС: Сигнализация от ТЗ"/>
+                  <w:listItem w:displayText="Сборка сигн. / СС: Сигнализация от ТС" w:value="Сборка сигн. / СС: Сигнализация от ТС"/>
+                  <w:listItem w:displayText="Сборка сигн. / СС: ТЗ заблокирована" w:value="Сборка сигн. / СС: ТЗ заблокирована"/>
+                  <w:listItem w:displayText="ТК ЗДЗ / ТК ЗДЗ: Пуск" w:value="ТК ЗДЗ / ТК ЗДЗ: Пуск"/>
+                  <w:listItem w:displayText="ТК ЗДЗ / ТК ЗДЗ: Функция введена в работу" w:value="ТК ЗДЗ / ТК ЗДЗ: Функция введена в работу"/>
+                  <w:listItem w:displayText="ТК ЗДЗ / ТК ЗДЗ: Функция оперативно выведена из работы" w:value="ТК ЗДЗ / ТК ЗДЗ: Функция оперативно выведена из работы"/>
+                  <w:listItem w:displayText="ТО ЗПО / ТО ЗПО ВН: Пуск" w:value="ТО ЗПО / ТО ЗПО ВН: Пуск"/>
+                  <w:listItem w:displayText="ТО ЗПО / ТО ЗПО ВН: Функция введена в работу" w:value="ТО ЗПО / ТО ЗПО ВН: Функция введена в работу"/>
+                  <w:listItem w:displayText="ТО ЗПО / ТО ЗПО ВН: Функция оперативно выведена из работы" w:value="ТО ЗПО / ТО ЗПО ВН: Функция оперативно выведена из работы"/>
+                  <w:listItem w:displayText="ТО ЗПО / ТО ЗПО НН1: Пуск" w:value="ТО ЗПО / ТО ЗПО НН1: Пуск"/>
+                  <w:listItem w:displayText="ТО ЗПО / ТО ЗПО НН1: Функция введена в работу" w:value="ТО ЗПО / ТО ЗПО НН1: Функция введена в работу"/>
+                  <w:listItem w:displayText="ТО ЗПО / ТО ЗПО НН1: Функция оперативно выведена из работы" w:value="ТО ЗПО / ТО ЗПО НН1: Функция оперативно выведена из работы"/>
+                  <w:listItem w:displayText="ТО ЗПО / ТО ЗПО НН2: Пуск" w:value="ТО ЗПО / ТО ЗПО НН2: Пуск"/>
+                  <w:listItem w:displayText="ТО ЗПО / ТО ЗПО НН2: Функция введена в работу" w:value="ТО ЗПО / ТО ЗПО НН2: Функция введена в работу"/>
+                  <w:listItem w:displayText="ТО ЗПО / ТО ЗПО НН2: Функция оперативно выведена из работы" w:value="ТО ЗПО / ТО ЗПО НН2: Функция оперативно выведена из работы"/>
+                  <w:listItem w:displayText="ТО ЗПО / ТО ЗПО_общ: Пуск" w:value="ТО ЗПО / ТО ЗПО_общ: Пуск"/>
+                  <w:listItem w:displayText="ТО ЗПО / ТО ЗПО_общ: Функция введена в работу" w:value="ТО ЗПО / ТО ЗПО_общ: Функция введена в работу"/>
+                  <w:listItem w:displayText="ТО ЗПО / ТО ЗПО_общ: Функция оперативно выведена из работы" w:value="ТО ЗПО / ТО ЗПО_общ: Функция оперативно выведена из работы"/>
+                  <w:listItem w:displayText="ТО РПН / ТО РПН: Пуск" w:value="ТО РПН / ТО РПН: Пуск"/>
+                  <w:listItem w:displayText="ТО РПН / ТО РПН: Функция введена в работу" w:value="ТО РПН / ТО РПН: Функция введена в работу"/>
+                  <w:listItem w:displayText="ТО РПН / ТО РПН: Функция оперативно выведена из работы" w:value="ТО РПН / ТО РПН: Функция оперативно выведена из работы"/>
+                  <w:listItem w:displayText="УРОВ ВН / УРОВ: Пуск" w:value="УРОВ ВН / УРОВ: Пуск"/>
+                  <w:listItem w:displayText="УРОВ ВН / УРОВ: Пуск ИО максимального тока" w:value="УРОВ ВН / УРОВ: Пуск ИО максимального тока"/>
+                  <w:listItem w:displayText="УРОВ ВН / УРОВ: Срабатывание УРОВ" w:value="УРОВ ВН / УРОВ: Срабатывание УРОВ"/>
+                  <w:listItem w:displayText="УРОВ ВН / УРОВ: Срабатывание УРОВ  'на себя'" w:value="УРОВ ВН / УРОВ: Срабатывание УРОВ  'на себя'"/>
+                  <w:listItem w:displayText="УРОВ ВН / УРОВ: Функция введена в работу" w:value="УРОВ ВН / УРОВ: Функция введена в работу"/>
+                  <w:listItem w:displayText="УРОВ ВН / УРОВ: Функция оперативно выведена из работы" w:value="УРОВ ВН / УРОВ: Функция оперативно выведена из работы"/>
                 </w:dropDownList>
                 <w:showingPlcHdr/>
                 <w:placeholder>
@@ -7718,11 +9096,6 @@
                 <w:id w:val="0"/>
                 <w:dropDownList>
                   <w:listItem w:displayText="Не назначено" w:value=""/>
-                  <w:listItem w:displayText="ЛО ГЗоткл / ЛО: Функция введена в работу" w:value="ЛО ГЗоткл / ЛО: Функция введена в работу"/>
-                  <w:listItem w:displayText="ЛО ГЗоткл / ЛО: Функция оперативно выведена из работы" w:value="ЛО ГЗоткл / ЛО: Функция оперативно выведена из работы"/>
-                  <w:listItem w:displayText="ЛО ГЗоткл / ЛО: Блокировка ГЗоткл" w:value="ЛО ГЗоткл / ЛО: Блокировка ГЗоткл"/>
-                  <w:listItem w:displayText="ЛО ГЗоткл / ЛО: Срабатывание на сигнал" w:value="ЛО ГЗоткл / ЛО: Срабатывание на сигнал"/>
-                  <w:listItem w:displayText="ЛО ГЗоткл / ЛО: Срабатывание" w:value="ЛО ГЗоткл / ЛО: Срабатывание"/>
                   <w:listItem w:displayText="ДЗТ / БВКЗ: Срабатывание БВКЗ" w:value="ДЗТ / БВКЗ: Срабатывание БВКЗ"/>
                   <w:listItem w:displayText="ДЗТ / БВКЗ: Срабатывание БВКЗ по фазе А" w:value="ДЗТ / БВКЗ: Срабатывание БВКЗ по фазе А"/>
                   <w:listItem w:displayText="ДЗТ / БВКЗ: Срабатывание БВКЗ по фазе В" w:value="ДЗТ / БВКЗ: Срабатывание БВКЗ по фазе В"/>
@@ -7740,12 +9113,12 @@
                   <w:listItem w:displayText="ДЗТ / ДТЗт: Пуск ДТО по фазе В" w:value="ДЗТ / ДТЗт: Пуск ДТО по фазе В"/>
                   <w:listItem w:displayText="ДЗТ / ДТЗт: Пуск ДТО по фазе С" w:value="ДЗТ / ДТЗт: Пуск ДТО по фазе С"/>
                   <w:listItem w:displayText="ДЗТ / ДТЗт: Срабатывание ДТЗт" w:value="ДЗТ / ДТЗт: Срабатывание ДТЗт"/>
+                  <w:listItem w:displayText="ДЗТ / ДТЗт: Срабатывание ДТЗт на сигнал" w:value="ДЗТ / ДТЗт: Срабатывание ДТЗт на сигнал"/>
                   <w:listItem w:displayText="ДЗТ / ДТЗт: Срабатывание ДТЗт по фазе A" w:value="ДЗТ / ДТЗт: Срабатывание ДТЗт по фазе A"/>
+                  <w:listItem w:displayText="ДЗТ / ДТЗт: Срабатывание ДТЗт по фазе A на сигнал" w:value="ДЗТ / ДТЗт: Срабатывание ДТЗт по фазе A на сигнал"/>
                   <w:listItem w:displayText="ДЗТ / ДТЗт: Срабатывание ДТЗт по фазе В" w:value="ДЗТ / ДТЗт: Срабатывание ДТЗт по фазе В"/>
+                  <w:listItem w:displayText="ДЗТ / ДТЗт: Срабатывание ДТЗт по фазе В на сигнал" w:value="ДЗТ / ДТЗт: Срабатывание ДТЗт по фазе В на сигнал"/>
                   <w:listItem w:displayText="ДЗТ / ДТЗт: Срабатывание ДТЗт по фазе С" w:value="ДЗТ / ДТЗт: Срабатывание ДТЗт по фазе С"/>
-                  <w:listItem w:displayText="ДЗТ / ДТЗт: Срабатывание ДТЗт на сигнал" w:value="ДЗТ / ДТЗт: Срабатывание ДТЗт на сигнал"/>
-                  <w:listItem w:displayText="ДЗТ / ДТЗт: Срабатывание ДТЗт по фазе A на сигнал" w:value="ДЗТ / ДТЗт: Срабатывание ДТЗт по фазе A на сигнал"/>
-                  <w:listItem w:displayText="ДЗТ / ДТЗт: Срабатывание ДТЗт по фазе В на сигнал" w:value="ДЗТ / ДТЗт: Срабатывание ДТЗт по фазе В на сигнал"/>
                   <w:listItem w:displayText="ДЗТ / ДТЗт: Срабатывание ДТЗт по фазе С на сигнал" w:value="ДЗТ / ДТЗт: Срабатывание ДТЗт по фазе С на сигнал"/>
                   <w:listItem w:displayText="ДЗТ / ДТЗт: Функция введена в работу" w:value="ДЗТ / ДТЗт: Функция введена в работу"/>
                   <w:listItem w:displayText="ДЗТ / ДТЗт: Функция оперативно выведена из работы" w:value="ДЗТ / ДТЗт: Функция оперативно выведена из работы"/>
@@ -7754,12 +9127,12 @@
                   <w:listItem w:displayText="ДЗТ / ДТО: Пуск ДТО по фазе В" w:value="ДЗТ / ДТО: Пуск ДТО по фазе В"/>
                   <w:listItem w:displayText="ДЗТ / ДТО: Пуск ДТО по фазе С" w:value="ДЗТ / ДТО: Пуск ДТО по фазе С"/>
                   <w:listItem w:displayText="ДЗТ / ДТО: Срабатывание ДТО" w:value="ДЗТ / ДТО: Срабатывание ДТО"/>
+                  <w:listItem w:displayText="ДЗТ / ДТО: Срабатывание ДТО на сигнал" w:value="ДЗТ / ДТО: Срабатывание ДТО на сигнал"/>
                   <w:listItem w:displayText="ДЗТ / ДТО: Срабатывание ДТО по фазе A" w:value="ДЗТ / ДТО: Срабатывание ДТО по фазе A"/>
+                  <w:listItem w:displayText="ДЗТ / ДТО: Срабатывание ДТО по фазе A на сигнал" w:value="ДЗТ / ДТО: Срабатывание ДТО по фазе A на сигнал"/>
                   <w:listItem w:displayText="ДЗТ / ДТО: Срабатывание ДТО по фазе В" w:value="ДЗТ / ДТО: Срабатывание ДТО по фазе В"/>
+                  <w:listItem w:displayText="ДЗТ / ДТО: Срабатывание ДТО по фазе В на сигнал" w:value="ДЗТ / ДТО: Срабатывание ДТО по фазе В на сигнал"/>
                   <w:listItem w:displayText="ДЗТ / ДТО: Срабатывание ДТО по фазе С" w:value="ДЗТ / ДТО: Срабатывание ДТО по фазе С"/>
-                  <w:listItem w:displayText="ДЗТ / ДТО: Срабатывание ДТО на сигнал" w:value="ДЗТ / ДТО: Срабатывание ДТО на сигнал"/>
-                  <w:listItem w:displayText="ДЗТ / ДТО: Срабатывание ДТО по фазе A на сигнал" w:value="ДЗТ / ДТО: Срабатывание ДТО по фазе A на сигнал"/>
-                  <w:listItem w:displayText="ДЗТ / ДТО: Срабатывание ДТО по фазе В на сигнал" w:value="ДЗТ / ДТО: Срабатывание ДТО по фазе В на сигнал"/>
                   <w:listItem w:displayText="ДЗТ / ДТО: Срабатывание ДТО по фазе С на сигнал" w:value="ДЗТ / ДТО: Срабатывание ДТО по фазе С на сигнал"/>
                   <w:listItem w:displayText="ДЗТ / ДТО: Функция введена в работу" w:value="ДЗТ / ДТО: Функция введена в работу"/>
                   <w:listItem w:displayText="ДЗТ / ДТО: Функция оперативно выведена из работы" w:value="ДЗТ / ДТО: Функция оперативно выведена из работы"/>
@@ -7769,50 +9142,508 @@
                   <w:listItem w:displayText="ДЗТ / КЦТнеб: Срабатывание КЦНнеб фазы С" w:value="ДЗТ / КЦТнеб: Срабатывание КЦНнеб фазы С"/>
                   <w:listItem w:displayText="ДЗТ / КЦТнеб: Функция введена в работу" w:value="ДЗТ / КЦТнеб: Функция введена в работу"/>
                   <w:listItem w:displayText="ДЗТ / КЦТнеб: Функция оперативно выведена из работы" w:value="ДЗТ / КЦТнеб: Функция оперативно выведена из работы"/>
+                  <w:listItem w:displayText="ЗП / ЗП ВН: Пуск" w:value="ЗП / ЗП ВН: Пуск"/>
+                  <w:listItem w:displayText="ЗП / ЗП ВН: Пуск ИО максимального тока" w:value="ЗП / ЗП ВН: Пуск ИО максимального тока"/>
+                  <w:listItem w:displayText="ЗП / ЗП ВН: Срабатывание ЗП ВН" w:value="ЗП / ЗП ВН: Срабатывание ЗП ВН"/>
+                  <w:listItem w:displayText="ЗП / ЗП ВН: Срабатывание ЗП ВН на сигнал" w:value="ЗП / ЗП ВН: Срабатывание ЗП ВН на сигнал"/>
+                  <w:listItem w:displayText="ЗП / ЗП ВН: Функция введена в работу" w:value="ЗП / ЗП ВН: Функция введена в работу"/>
+                  <w:listItem w:displayText="ЗП / ЗП ВН: Функция оперативно выведена из работы" w:value="ЗП / ЗП ВН: Функция оперативно выведена из работы"/>
+                  <w:listItem w:displayText="ЗП / ЗП НН1: Пуск" w:value="ЗП / ЗП НН1: Пуск"/>
+                  <w:listItem w:displayText="ЗП / ЗП НН1: Пуск ИО максимального тока" w:value="ЗП / ЗП НН1: Пуск ИО максимального тока"/>
+                  <w:listItem w:displayText="ЗП / ЗП НН1: Срабатывание ЗП НН1" w:value="ЗП / ЗП НН1: Срабатывание ЗП НН1"/>
+                  <w:listItem w:displayText="ЗП / ЗП НН1: Срабатывание ЗП НН1 на сигнал" w:value="ЗП / ЗП НН1: Срабатывание ЗП НН1 на сигнал"/>
+                  <w:listItem w:displayText="ЗП / ЗП НН1: Функция введена в работу" w:value="ЗП / ЗП НН1: Функция введена в работу"/>
+                  <w:listItem w:displayText="ЗП / ЗП НН1: Функция оперативно выведена из работы" w:value="ЗП / ЗП НН1: Функция оперативно выведена из работы"/>
+                  <w:listItem w:displayText="ЗП / ЗП НН2: Пуск" w:value="ЗП / ЗП НН2: Пуск"/>
+                  <w:listItem w:displayText="ЗП / ЗП НН2: Пуск ИО максимального тока" w:value="ЗП / ЗП НН2: Пуск ИО максимального тока"/>
+                  <w:listItem w:displayText="ЗП / ЗП НН2: Срабатывание ЗП НН2" w:value="ЗП / ЗП НН2: Срабатывание ЗП НН2"/>
+                  <w:listItem w:displayText="ЗП / ЗП НН2: Срабатывание ЗП НН2 на сигнал" w:value="ЗП / ЗП НН2: Срабатывание ЗП НН2 на сигнал"/>
+                  <w:listItem w:displayText="ЗП / ЗП НН2: Функция введена в работу" w:value="ЗП / ЗП НН2: Функция введена в работу"/>
+                  <w:listItem w:displayText="ЗП / ЗП НН2: Функция оперативно выведена из работы" w:value="ЗП / ЗП НН2: Функция оперативно выведена из работы"/>
+                  <w:listItem w:displayText="ЗПО / ЗПО: Пуск" w:value="ЗПО / ЗПО: Пуск"/>
+                  <w:listItem w:displayText="ЗПО / ЗПО: Срабатывание ЗПО" w:value="ЗПО / ЗПО: Срабатывание ЗПО"/>
+                  <w:listItem w:displayText="ЗПО / ЗПО: Срабатывание ЗПО на сигнал" w:value="ЗПО / ЗПО: Срабатывание ЗПО на сигнал"/>
+                  <w:listItem w:displayText="ЗПО / ЗПО: Функция введена в работу" w:value="ЗПО / ЗПО: Функция введена в работу"/>
+                  <w:listItem w:displayText="ЗПО / ЗПО: Функция оперативно выведена из работы" w:value="ЗПО / ЗПО: Функция оперативно выведена из работы"/>
+                  <w:listItem w:displayText="КЦТ / КЦТст1: Пуск при асимметрии" w:value="КЦТ / КЦТст1: Пуск при асимметрии"/>
+                  <w:listItem w:displayText="КЦТ / КЦТст1: Пуск при обрыве провода" w:value="КЦТ / КЦТст1: Пуск при обрыве провода"/>
+                  <w:listItem w:displayText="КЦТ / КЦТст1: Срабатывание при асимметрии" w:value="КЦТ / КЦТст1: Срабатывание при асимметрии"/>
+                  <w:listItem w:displayText="КЦТ / КЦТст1: Срабатывание при обрыве провода" w:value="КЦТ / КЦТст1: Срабатывание при обрыве провода"/>
+                  <w:listItem w:displayText="КЦТ / КЦТст1: Функция введена в работу" w:value="КЦТ / КЦТст1: Функция введена в работу"/>
+                  <w:listItem w:displayText="КЦТ / КЦТст1: Функция оперативно выведена из работы" w:value="КЦТ / КЦТст1: Функция оперативно выведена из работы"/>
+                  <w:listItem w:displayText="КЦТ / КЦТст2: Пуск при асимметрии" w:value="КЦТ / КЦТст2: Пуск при асимметрии"/>
+                  <w:listItem w:displayText="КЦТ / КЦТст2: Пуск при обрыве провода" w:value="КЦТ / КЦТст2: Пуск при обрыве провода"/>
+                  <w:listItem w:displayText="КЦТ / КЦТст2: Срабатывание при асимметрии" w:value="КЦТ / КЦТст2: Срабатывание при асимметрии"/>
+                  <w:listItem w:displayText="КЦТ / КЦТст2: Срабатывание при обрыве провода" w:value="КЦТ / КЦТст2: Срабатывание при обрыве провода"/>
+                  <w:listItem w:displayText="КЦТ / КЦТст2: Функция введена в работу" w:value="КЦТ / КЦТст2: Функция введена в работу"/>
+                  <w:listItem w:displayText="КЦТ / КЦТст2: Функция оперативно выведена из работы" w:value="КЦТ / КЦТст2: Функция оперативно выведена из работы"/>
+                  <w:listItem w:displayText="КЦТ / КЦТст3: Пуск при асимметрии" w:value="КЦТ / КЦТст3: Пуск при асимметрии"/>
+                  <w:listItem w:displayText="КЦТ / КЦТст3: Пуск при обрыве провода" w:value="КЦТ / КЦТст3: Пуск при обрыве провода"/>
+                  <w:listItem w:displayText="КЦТ / КЦТст3: Срабатывание при асимметрии" w:value="КЦТ / КЦТст3: Срабатывание при асимметрии"/>
+                  <w:listItem w:displayText="КЦТ / КЦТст3: Срабатывание при обрыве провода" w:value="КЦТ / КЦТст3: Срабатывание при обрыве провода"/>
+                  <w:listItem w:displayText="КЦТ / КЦТст3: Функция введена в работу" w:value="КЦТ / КЦТст3: Функция введена в работу"/>
+                  <w:listItem w:displayText="КЦТ / КЦТст3: Функция оперативно выведена из работы" w:value="КЦТ / КЦТст3: Функция оперативно выведена из работы"/>
+                  <w:listItem w:displayText="ЛО ВН / ЛО: Отключение" w:value="ЛО ВН / ЛО: Отключение"/>
+                  <w:listItem w:displayText="ЛО ВН / ЛО: Отключить аварийно" w:value="ЛО ВН / ЛО: Отключить аварийно"/>
+                  <w:listItem w:displayText="ЛО ВН / ЛО: Функция введена в работу" w:value="ЛО ВН / ЛО: Функция введена в работу"/>
+                  <w:listItem w:displayText="ЛО ВН / ЛО: Функция оперативно выведена из работы" w:value="ЛО ВН / ЛО: Функция оперативно выведена из работы"/>
+                  <w:listItem w:displayText="ЛО ГЗ РПН / ЛО: Блокировка ГЗ РПН" w:value="ЛО ГЗ РПН / ЛО: Блокировка ГЗ РПН"/>
+                  <w:listItem w:displayText="ЛО ГЗ РПН / ЛО: Срабатывание" w:value="ЛО ГЗ РПН / ЛО: Срабатывание"/>
+                  <w:listItem w:displayText="ЛО ГЗ РПН / ЛО: Срабатывание на сигнал" w:value="ЛО ГЗ РПН / ЛО: Срабатывание на сигнал"/>
+                  <w:listItem w:displayText="ЛО ГЗ РПН / ЛО: Функция введена в работу" w:value="ЛО ГЗ РПН / ЛО: Функция введена в работу"/>
+                  <w:listItem w:displayText="ЛО ГЗ РПН / ЛО: Функция оперативно выведена из работы" w:value="ЛО ГЗ РПН / ЛО: Функция оперативно выведена из работы"/>
+                  <w:listItem w:displayText="ЛО ГЗоткл / ЛО: Блокировка ГЗоткл" w:value="ЛО ГЗоткл / ЛО: Блокировка ГЗоткл"/>
+                  <w:listItem w:displayText="ЛО ГЗоткл / ЛО: Срабатывание" w:value="ЛО ГЗоткл / ЛО: Срабатывание"/>
+                  <w:listItem w:displayText="ЛО ГЗоткл / ЛО: Срабатывание на сигнал" w:value="ЛО ГЗоткл / ЛО: Срабатывание на сигнал"/>
+                  <w:listItem w:displayText="ЛО ГЗоткл / ЛО: Функция введена в работу" w:value="ЛО ГЗоткл / ЛО: Функция введена в работу"/>
+                  <w:listItem w:displayText="ЛО ГЗоткл / ЛО: Функция оперативно выведена из работы" w:value="ЛО ГЗоткл / ЛО: Функция оперативно выведена из работы"/>
+                  <w:listItem w:displayText="ЛО ГЗсигн / ЛО: Блокировка ГЗсигн" w:value="ЛО ГЗсигн / ЛО: Блокировка ГЗсигн"/>
+                  <w:listItem w:displayText="ЛО ГЗсигн / ЛО: Срабатывание" w:value="ЛО ГЗсигн / ЛО: Срабатывание"/>
+                  <w:listItem w:displayText="ЛО ГЗсигн / ЛО: Срабатывание на сигнал" w:value="ЛО ГЗсигн / ЛО: Срабатывание на сигнал"/>
+                  <w:listItem w:displayText="ЛО ГЗсигн / ЛО: Функция введена в работу" w:value="ЛО ГЗсигн / ЛО: Функция введена в работу"/>
+                  <w:listItem w:displayText="ЛО ГЗсигн / ЛО: Функция оперативно выведена из работы" w:value="ЛО ГЗсигн / ЛО: Функция оперативно выведена из работы"/>
+                  <w:listItem w:displayText="ЛО Т / ЗАПВ: Запрет АПВ" w:value="ЛО Т / ЗАПВ: Запрет АПВ"/>
+                  <w:listItem w:displayText="ЛО Т / ЗАПВ: Функция введена в работу" w:value="ЛО Т / ЗАПВ: Функция введена в работу"/>
+                  <w:listItem w:displayText="ЛО Т / ЗАПВ: Функция оперативно выведена из работы" w:value="ЛО Т / ЗАПВ: Функция оперативно выведена из работы"/>
+                  <w:listItem w:displayText="ЛО Т / ЛО: Пуск" w:value="ЛО Т / ЛО: Пуск"/>
+                  <w:listItem w:displayText="ЛО Т / ЛО: Срабатывание" w:value="ЛО Т / ЛО: Срабатывание"/>
+                  <w:listItem w:displayText="ЛО Т / ЛО: Функция введена в работу" w:value="ЛО Т / ЛО: Функция введена в работу"/>
+                  <w:listItem w:displayText="ЛО Т / ЛО: Функция оперативно выведена из работы" w:value="ЛО Т / ЛО: Функция оперативно выведена из работы"/>
+                  <w:listItem w:displayText="ЛО ТЗ / ЛО ДТм: Срабатывание" w:value="ЛО ТЗ / ЛО ДТм: Срабатывание"/>
+                  <w:listItem w:displayText="ЛО ТЗ / ЛО ДТм: Срабатывание датчика температуры масла заблокировано" w:value="ЛО ТЗ / ЛО ДТм: Срабатывание датчика температуры масла заблокировано"/>
+                  <w:listItem w:displayText="ЛО ТЗ / ЛО ДТм: Срабатывание на сигнал" w:value="ЛО ТЗ / ЛО ДТм: Срабатывание на сигнал"/>
+                  <w:listItem w:displayText="ЛО ТЗ / ЛО ДТм: Функция введена в работу" w:value="ЛО ТЗ / ЛО ДТм: Функция введена в работу"/>
+                  <w:listItem w:displayText="ЛО ТЗ / ЛО ДТм: Функция оперативно выведена из работы" w:value="ЛО ТЗ / ЛО ДТм: Функция оперативно выведена из работы"/>
+                  <w:listItem w:displayText="ЛО ТЗ / ЛО ДТо: Срабатывание" w:value="ЛО ТЗ / ЛО ДТо: Срабатывание"/>
+                  <w:listItem w:displayText="ЛО ТЗ / ЛО ДТо: Срабатывание датчика температуры обмотки заблокировано" w:value="ЛО ТЗ / ЛО ДТо: Срабатывание датчика температуры обмотки заблокировано"/>
+                  <w:listItem w:displayText="ЛО ТЗ / ЛО ДТо: Срабатывание на сигнал" w:value="ЛО ТЗ / ЛО ДТо: Срабатывание на сигнал"/>
+                  <w:listItem w:displayText="ЛО ТЗ / ЛО ДТо: Функция введена в работу" w:value="ЛО ТЗ / ЛО ДТо: Функция введена в работу"/>
+                  <w:listItem w:displayText="ЛО ТЗ / ЛО ДТо: Функция оперативно выведена из работы" w:value="ЛО ТЗ / ЛО ДТо: Функция оперативно выведена из работы"/>
+                  <w:listItem w:displayText="ЛО ТЗ / ЛО РД: Срабатывание" w:value="ЛО ТЗ / ЛО РД: Срабатывание"/>
+                  <w:listItem w:displayText="ЛО ТЗ / ЛО РД: Срабатывание на сигнал" w:value="ЛО ТЗ / ЛО РД: Срабатывание на сигнал"/>
+                  <w:listItem w:displayText="ЛО ТЗ / ЛО РД: Срабатывание реле давления заблокировано" w:value="ЛО ТЗ / ЛО РД: Срабатывание реле давления заблокировано"/>
+                  <w:listItem w:displayText="ЛО ТЗ / ЛО РД: Функция введена в работу" w:value="ЛО ТЗ / ЛО РД: Функция введена в работу"/>
+                  <w:listItem w:displayText="ЛО ТЗ / ЛО РД: Функция оперативно выведена из работы" w:value="ЛО ТЗ / ЛО РД: Функция оперативно выведена из работы"/>
+                  <w:listItem w:displayText="ЛО ТС / ЛО ДУм расширителя: Срабатывание" w:value="ЛО ТС / ЛО ДУм расширителя: Срабатывание"/>
+                  <w:listItem w:displayText="ЛО ТС / ЛО ДУм расширителя: Срабатывание на сигнал" w:value="ЛО ТС / ЛО ДУм расширителя: Срабатывание на сигнал"/>
+                  <w:listItem w:displayText="ЛО ТС / ЛО ДУм расширителя: Функция введена в работу" w:value="ЛО ТС / ЛО ДУм расширителя: Функция введена в работу"/>
+                  <w:listItem w:displayText="ЛО ТС / ЛО ДУм расширителя: Функция оперативно выведена из работы" w:value="ЛО ТС / ЛО ДУм расширителя: Функция оперативно выведена из работы"/>
+                  <w:listItem w:displayText="ЛО ТС / ЛО ОК: Срабатывание" w:value="ЛО ТС / ЛО ОК: Срабатывание"/>
+                  <w:listItem w:displayText="ЛО ТС / ЛО ОК: Срабатывание на сигнал" w:value="ЛО ТС / ЛО ОК: Срабатывание на сигнал"/>
+                  <w:listItem w:displayText="ЛО ТС / ЛО ОК: Функция введена в работу" w:value="ЛО ТС / ЛО ОК: Функция введена в работу"/>
+                  <w:listItem w:displayText="ЛО ТС / ЛО ОК: Функция оперативно выведена из работы" w:value="ЛО ТС / ЛО ОК: Функция оперативно выведена из работы"/>
+                  <w:listItem w:displayText="ЛО ТС / ЛО ПК: Срабатывание" w:value="ЛО ТС / ЛО ПК: Срабатывание"/>
+                  <w:listItem w:displayText="ЛО ТС / ЛО ПК: Срабатывание на сигнал" w:value="ЛО ТС / ЛО ПК: Срабатывание на сигнал"/>
+                  <w:listItem w:displayText="ЛО ТС / ЛО ПК: Функция введена в работу" w:value="ЛО ТС / ЛО ПК: Функция введена в работу"/>
+                  <w:listItem w:displayText="ЛО ТС / ЛО ПК: Функция оперативно выведена из работы" w:value="ЛО ТС / ЛО ПК: Функция оперативно выведена из работы"/>
+                  <w:listItem w:displayText="ПДС / ГЗ РПН: Низкая изоляция " w:value="ПДС / ГЗ РПН: Низкая изоляция "/>
+                  <w:listItem w:displayText="ПДС / ГЗ РПН: Отключение" w:value="ПДС / ГЗ РПН: Отключение"/>
+                  <w:listItem w:displayText="ПДС / ГЗ Т: Низкая изоляция ГЗоткл" w:value="ПДС / ГЗ Т: Низкая изоляция ГЗоткл"/>
+                  <w:listItem w:displayText="ПДС / ГЗ Т: Низкая изоляция ГЗсигн" w:value="ПДС / ГЗ Т: Низкая изоляция ГЗсигн"/>
+                  <w:listItem w:displayText="ПДС / ГЗ Т: Отключение" w:value="ПДС / ГЗ Т: Отключение"/>
+                  <w:listItem w:displayText="ПДС / ГЗ Т: Сигнал" w:value="ПДС / ГЗ Т: Сигнал"/>
+                  <w:listItem w:displayText="ПДС / ДТм РПН: Срабатывание" w:value="ПДС / ДТм РПН: Срабатывание"/>
+                  <w:listItem w:displayText="ПДС / ДТм: Низкая изоляция" w:value="ПДС / ДТм: Низкая изоляция"/>
+                  <w:listItem w:displayText="ПДС / ДТм: Отключение" w:value="ПДС / ДТм: Отключение"/>
+                  <w:listItem w:displayText="ПДС / ДТм: Сигнал" w:value="ПДС / ДТм: Сигнал"/>
+                  <w:listItem w:displayText="ПДС / ДТо: Низкая изоляция" w:value="ПДС / ДТо: Низкая изоляция"/>
+                  <w:listItem w:displayText="ПДС / ДТо: Отключение" w:value="ПДС / ДТо: Отключение"/>
+                  <w:listItem w:displayText="ПДС / ДТо: Сигнал" w:value="ПДС / ДТо: Сигнал"/>
                   <w:listItem w:displayText="ПДС / ДУм РПН: Высокий уровень масла" w:value="ПДС / ДУм РПН: Высокий уровень масла"/>
                   <w:listItem w:displayText="ПДС / ДУм РПН: Низкий уровень масла" w:value="ПДС / ДУм РПН: Низкий уровень масла"/>
-                  <w:listItem w:displayText="ПДС / ГЗ РПН: Отключение" w:value="ПДС / ГЗ РПН: Отключение"/>
-                  <w:listItem w:displayText="ПДС / ГЗ РПН: Низкая изоляция " w:value="ПДС / ГЗ РПН: Низкая изоляция "/>
                   <w:listItem w:displayText="ПДС / ДУм расширителя: Высокий уровень масла" w:value="ПДС / ДУм расширителя: Высокий уровень масла"/>
                   <w:listItem w:displayText="ПДС / ДУм расширителя: Низкий уровень масла" w:value="ПДС / ДУм расширителя: Низкий уровень масла"/>
-                  <w:listItem w:displayText="ПДС / ДТм: Отключение" w:value="ПДС / ДТм: Отключение"/>
-                  <w:listItem w:displayText="ПДС / ДТм: Сигнал" w:value="ПДС / ДТм: Сигнал"/>
-                  <w:listItem w:displayText="ПДС / ДТм: Низкая изоляция" w:value="ПДС / ДТм: Низкая изоляция"/>
+                  <w:listItem w:displayText="ПДС / КСО: Авария" w:value="ПДС / КСО: Авария"/>
+                  <w:listItem w:displayText="ПДС / КСО: Неисправность" w:value="ПДС / КСО: Неисправность"/>
+                  <w:listItem w:displayText="ПДС / ОК: Срабатывание" w:value="ПДС / ОК: Срабатывание"/>
                   <w:listItem w:displayText="ПДС / ПК: Срабатывание" w:value="ПДС / ПК: Срабатывание"/>
-                  <w:listItem w:displayText="ПДС / ГЗ Т: Отключение" w:value="ПДС / ГЗ Т: Отключение"/>
-                  <w:listItem w:displayText="ПДС / ГЗ Т: Сигнал" w:value="ПДС / ГЗ Т: Сигнал"/>
-                  <w:listItem w:displayText="ПДС / ГЗ Т: Низкая изоляция ГЗоткл" w:value="ПДС / ГЗ Т: Низкая изоляция ГЗоткл"/>
-                  <w:listItem w:displayText="ПДС / ГЗ Т: Низкая изоляция ГЗсигн" w:value="ПДС / ГЗ Т: Низкая изоляция ГЗсигн"/>
-                  <w:listItem w:displayText="ПДС / КЦВ: Контроль цепи ЭМВ" w:value="ПДС / КЦВ: Контроль цепи ЭМВ"/>
-                  <w:listItem w:displayText="ПДС / КЦВ: Контроль цепи ЭМО1" w:value="ПДС / КЦВ: Контроль цепи ЭМО1"/>
-                  <w:listItem w:displayText="ПДС / КЦВ: Контроль цепи ЭМО2" w:value="ПДС / КЦВ: Контроль цепи ЭМО2"/>
-                  <w:listItem w:displayText="ПДС / КЦВ: Работа ЭМВ" w:value="ПДС / КЦВ: Работа ЭМВ"/>
-                  <w:listItem w:displayText="ПДС / КЦВ: Работа ЭМО1" w:value="ПДС / КЦВ: Работа ЭМО1"/>
-                  <w:listItem w:displayText="ПДС / КЦВ: Работа ЭМО2" w:value="ПДС / КЦВ: Работа ЭМО2"/>
-                  <w:listItem w:displayText="ПДС / ОК: Срабатывание" w:value="ПДС / ОК: Срабатывание"/>
-                  <w:listItem w:displayText="ПДС / КИ: Аварийный уровень изоляции" w:value="ПДС / КИ: Аварийный уровень изоляции"/>
-                  <w:listItem w:displayText="ПДС / КИ: Низкий уровень изоляции" w:value="ПДС / КИ: Низкий уровень изоляции"/>
+                  <w:listItem w:displayText="ПДС / РД: Низкая изоляция" w:value="ПДС / РД: Низкая изоляция"/>
                   <w:listItem w:displayText="ПДС / РД: Отключение" w:value="ПДС / РД: Отключение"/>
-                  <w:listItem w:displayText="ПДС / РД: Низкая изоляция" w:value="ПДС / РД: Низкая изоляция"/>
-                  <w:listItem w:displayText="ПДС / КПруж: Пружина не заведена" w:value="ПДС / КПруж: Пружина не заведена"/>
-                  <w:listItem w:displayText="ПДС / ДТо: Отключение" w:value="ПДС / ДТо: Отключение"/>
-                  <w:listItem w:displayText="ПДС / ДТо: Сигнал" w:value="ПДС / ДТо: Сигнал"/>
-                  <w:listItem w:displayText="ПДС / ДТо: Низкая изоляция" w:value="ПДС / ДТо: Низкая изоляция"/>
-                  <w:listItem w:displayText="ПДС / В: Положение В (Отключено)" w:value="ПДС / В: Положение В (Отключено)"/>
-                  <w:listItem w:displayText="ПДС / В: Положение В (Включено)" w:value="ПДС / В: Положение В (Включено)"/>
-                  <w:listItem w:displayText="ПДС / В: Положение В (Не определено)" w:value="ПДС / В: Положение В (Не определено)"/>
-                  <w:listItem w:displayText="ПДС / В: Положение В (Неисправность)" w:value="ПДС / В: Положение В (Неисправность)"/>
-                  <w:listItem w:displayText="ПДС / В: Ключ М/Д привода В" w:value="ПДС / В: Ключ М/Д привода В"/>
-                  <w:listItem w:displayText="ЛО Т / ЗАВР: Функция введена в работу" w:value="ЛО Т / ЗАВР: Функция введена в работу"/>
-                  <w:listItem w:displayText="ЛО Т / ЗАВР: Функция оперативно выведена из работы" w:value="ЛО Т / ЗАВР: Функция оперативно выведена из работы"/>
-                  <w:listItem w:displayText="ЛО Т / ЗАВР: Запрет АВР" w:value="ЛО Т / ЗАВР: Запрет АВР"/>
-                  <w:listItem w:displayText="ЛО Т / ЛО: Функция введена в работу" w:value="ЛО Т / ЛО: Функция введена в работу"/>
-                  <w:listItem w:displayText="ЛО Т / ЛО: Функция оперативно выведена из работы" w:value="ЛО Т / ЛО: Функция оперативно выведена из работы"/>
-                  <w:listItem w:displayText="ЛО Т / ЛО: Пуск" w:value="ЛО Т / ЛО: Пуск"/>
-                  <w:listItem w:displayText="ЛО Т / ЛО: Срабатывание" w:value="ЛО Т / ЛО: Срабатывание"/>
-                  <w:listItem w:displayText="ЛО Т / ЗАПВ: Функция введена в работу" w:value="ЛО Т / ЗАПВ: Функция введена в работу"/>
-                  <w:listItem w:displayText="ЛО Т / ЗАПВ: Функция оперативно выведена из работы" w:value="ЛО Т / ЗАПВ: Функция оперативно выведена из работы"/>
-                  <w:listItem w:displayText="ЛО Т / ЗАПВ: Запрет АПВ" w:value="ЛО Т / ЗАПВ: Запрет АПВ"/>
+                  <w:listItem w:displayText="ПДС НКУ / SA1: Цепь введена" w:value="ПДС НКУ / SA1: Цепь введена"/>
+                  <w:listItem w:displayText="ПДС НКУ / SA2: Цепь введена" w:value="ПДС НКУ / SA2: Цепь введена"/>
+                  <w:listItem w:displayText="ПДС НКУ / SA3: Цепь введена" w:value="ПДС НКУ / SA3: Цепь введена"/>
+                  <w:listItem w:displayText="ПДС НКУ / SA4: Цепь введена" w:value="ПДС НКУ / SA4: Цепь введена"/>
+                  <w:listItem w:displayText="ПДС НКУ / SG1: Рабочее положение" w:value="ПДС НКУ / SG1: Рабочее положение"/>
+                  <w:listItem w:displayText="ПДС НКУ / SG2: Рабочее положение" w:value="ПДС НКУ / SG2: Рабочее положение"/>
+                  <w:listItem w:displayText="ПДС НКУ / SG3: Рабочее положение" w:value="ПДС НКУ / SG3: Рабочее положение"/>
+                  <w:listItem w:displayText="ПДС НКУ / ВнешСигн1: Срабатывание" w:value="ПДС НКУ / ВнешСигн1: Срабатывание"/>
+                  <w:listItem w:displayText="ПДС НКУ / ВнешСигн2: Срабатывание" w:value="ПДС НКУ / ВнешСигн2: Срабатывание"/>
+                  <w:listItem w:displayText="ПДС НКУ / ВнешСигн3: Срабатывание" w:value="ПДС НКУ / ВнешСигн3: Срабатывание"/>
+                  <w:listItem w:displayText="ПДС НКУ / ВнешСигн4: Срабатывание" w:value="ПДС НКУ / ВнешСигн4: Срабатывание"/>
+                  <w:listItem w:displayText="ПДС НКУ / Дверь: Дверь шкафа закрыта" w:value="ПДС НКУ / Дверь: Дверь шкафа закрыта"/>
+                  <w:listItem w:displayText="ПДС НКУ / Дверь: Дверь шкафа открыта" w:value="ПДС НКУ / Дверь: Дверь шкафа открыта"/>
+                  <w:listItem w:displayText="ПДС НКУ / ОТ ГЗ: Неисправность" w:value="ПДС НКУ / ОТ ГЗ: Неисправность"/>
+                  <w:listItem w:displayText="ПДС НКУ / ОТ ЗДЗ1: Неисправность" w:value="ПДС НКУ / ОТ ЗДЗ1: Неисправность"/>
+                  <w:listItem w:displayText="ПДС НКУ / ОТ ЗДЗ2: Неисправность" w:value="ПДС НКУ / ОТ ЗДЗ2: Неисправность"/>
+                  <w:listItem w:displayText="ПДС НКУ / ОТ ИЭУ ТН1: Неисправность" w:value="ПДС НКУ / ОТ ИЭУ ТН1: Неисправность"/>
+                  <w:listItem w:displayText="ПДС НКУ / ОТ ИЭУ ТН2: Неисправность" w:value="ПДС НКУ / ОТ ИЭУ ТН2: Неисправность"/>
+                  <w:listItem w:displayText="ПДС НКУ / ОТ ТЗ, ТС: Неисправность" w:value="ПДС НКУ / ОТ ТЗ, ТС: Неисправность"/>
+                  <w:listItem w:displayText="ПДС НКУ / ОТ УРОВ1: Неисправность" w:value="ПДС НКУ / ОТ УРОВ1: Неисправность"/>
+                  <w:listItem w:displayText="ПДС НКУ / ОТ УРОВ2: Неисправность" w:value="ПДС НКУ / ОТ УРОВ2: Неисправность"/>
+                  <w:listItem w:displayText="Пред. сигн. / ПС: Пуск предупредительной сигнализации" w:value="Пред. сигн. / ПС: Пуск предупредительной сигнализации"/>
+                  <w:listItem w:displayText="Пред. сигн. / ПС: Пуск предупредительной сигнализации (импульс)" w:value="Пред. сигн. / ПС: Пуск предупредительной сигнализации (импульс)"/>
+                  <w:listItem w:displayText="РТПО / РТПО ВН: Пуск" w:value="РТПО / РТПО ВН: Пуск"/>
+                  <w:listItem w:displayText="РТПО / РТПО ВН: Функция введена в работу" w:value="РТПО / РТПО ВН: Функция введена в работу"/>
+                  <w:listItem w:displayText="РТПО / РТПО ВН: Функция оперативно выведена из работы" w:value="РТПО / РТПО ВН: Функция оперативно выведена из работы"/>
+                  <w:listItem w:displayText="РТПО / РТПО НН1: Пуск" w:value="РТПО / РТПО НН1: Пуск"/>
+                  <w:listItem w:displayText="РТПО / РТПО НН1: Функция введена в работу" w:value="РТПО / РТПО НН1: Функция введена в работу"/>
+                  <w:listItem w:displayText="РТПО / РТПО НН1: Функция оперативно выведена из работы" w:value="РТПО / РТПО НН1: Функция оперативно выведена из работы"/>
+                  <w:listItem w:displayText="РТПО / РТПО НН2: Пуск" w:value="РТПО / РТПО НН2: Пуск"/>
+                  <w:listItem w:displayText="РТПО / РТПО НН2: Функция введена в работу" w:value="РТПО / РТПО НН2: Функция введена в работу"/>
+                  <w:listItem w:displayText="РТПО / РТПО НН2: Функция оперативно выведена из работы" w:value="РТПО / РТПО НН2: Функция оперативно выведена из работы"/>
+                  <w:listItem w:displayText="РТПО / РТПО_общ: Пуск" w:value="РТПО / РТПО_общ: Пуск"/>
+                  <w:listItem w:displayText="РТПО / РТПО_общ: Функция введена в работу" w:value="РТПО / РТПО_общ: Функция введена в работу"/>
+                  <w:listItem w:displayText="РТПО / РТПО_общ: Функция оперативно выведена из работы" w:value="РТПО / РТПО_общ: Функция оперативно выведена из работы"/>
+                  <w:listItem w:displayText="СИСТ / БУ: Индикация местного управления" w:value="СИСТ / БУ: Индикация местного управления"/>
+                  <w:listItem w:displayText="СИСТ / Диагностика: Изменение встраиваемого ПО" w:value="СИСТ / Диагностика: Изменение встраиваемого ПО"/>
+                  <w:listItem w:displayText="СИСТ / Диагностика: Индикация логического узла-прокси" w:value="СИСТ / Диагностика: Индикация логического узла-прокси"/>
+                  <w:listItem w:displayText="СИСТ / Диагностика: Индикация наличия оперативного питания" w:value="СИСТ / Диагностика: Индикация наличия оперативного питания"/>
+                  <w:listItem w:displayText="СИСТ / Диагностика: Индикация потери оперативного питания" w:value="СИСТ / Диагностика: Индикация потери оперативного питания"/>
+                  <w:listItem w:displayText="СИСТ / Диагностика: Индикация работы по летнему времени" w:value="СИСТ / Диагностика: Индикация работы по летнему времени"/>
+                  <w:listItem w:displayText="СИСТ / Диагностика: Конфигурация изменена" w:value="СИСТ / Диагностика: Конфигурация изменена"/>
+                  <w:listItem w:displayText="СИСТ / Диагностика: Неисправность АЦП" w:value="СИСТ / Диагностика: Неисправность АЦП"/>
+                  <w:listItem w:displayText="СИСТ / Диагностика: Неисправность ЦП" w:value="СИСТ / Диагностика: Неисправность ЦП"/>
+                  <w:listItem w:displayText="СИСТ / Диагностика: Неисправность встроенного ПО" w:value="СИСТ / Диагностика: Неисправность встроенного ПО"/>
+                  <w:listItem w:displayText="СИСТ / Диагностика: Неисправность модуля аналоговых входов (слот М12)" w:value="СИСТ / Диагностика: Неисправность модуля аналоговых входов (слот М12)"/>
+                  <w:listItem w:displayText="СИСТ / Диагностика: Неисправность модуля дискретных входов/выходов (слот М10)" w:value="СИСТ / Диагностика: Неисправность модуля дискретных входов/выходов (слот М10)"/>
+                  <w:listItem w:displayText="СИСТ / Диагностика: Неисправность модуля дискретных входов/выходов (слот М11)" w:value="СИСТ / Диагностика: Неисправность модуля дискретных входов/выходов (слот М11)"/>
+                  <w:listItem w:displayText="СИСТ / Диагностика: Неисправность модуля дискретных входов/выходов (слот М3)" w:value="СИСТ / Диагностика: Неисправность модуля дискретных входов/выходов (слот М3)"/>
+                  <w:listItem w:displayText="СИСТ / Диагностика: Неисправность модуля дискретных входов/выходов (слот М4)" w:value="СИСТ / Диагностика: Неисправность модуля дискретных входов/выходов (слот М4)"/>
+                  <w:listItem w:displayText="СИСТ / Диагностика: Неисправность модуля дискретных входов/выходов (слот М8)" w:value="СИСТ / Диагностика: Неисправность модуля дискретных входов/выходов (слот М8)"/>
+                  <w:listItem w:displayText="СИСТ / Диагностика: Неисправность модуля дискретных входов/выходов (слот М9)" w:value="СИСТ / Диагностика: Неисправность модуля дискретных входов/выходов (слот М9)"/>
+                  <w:listItem w:displayText="СИСТ / Диагностика: Неисправность цепей оперативного питания" w:value="СИСТ / Диагностика: Неисправность цепей оперативного питания"/>
+                  <w:listItem w:displayText="СИСТ / Диагностика: Необходимость корректировки конфигурации на прием GOOSE 1" w:value="СИСТ / Диагностика: Необходимость корректировки конфигурации на прием GOOSE 1"/>
+                  <w:listItem w:displayText="СИСТ / Диагностика: Необходимость корректировки конфигурации на прием GOOSE 2" w:value="СИСТ / Диагностика: Необходимость корректировки конфигурации на прием GOOSE 2"/>
+                  <w:listItem w:displayText="СИСТ / Диагностика: Необходимость корректировки конфигурации на прием GOOSE 3" w:value="СИСТ / Диагностика: Необходимость корректировки конфигурации на прием GOOSE 3"/>
+                  <w:listItem w:displayText="СИСТ / Диагностика: Необходимость корректировки конфигурации на прием GOOSE 4" w:value="СИСТ / Диагностика: Необходимость корректировки конфигурации на прием GOOSE 4"/>
+                  <w:listItem w:displayText="СИСТ / Диагностика: Необходимость корректировки конфигурации на прием GOOSE 5" w:value="СИСТ / Диагностика: Необходимость корректировки конфигурации на прием GOOSE 5"/>
+                  <w:listItem w:displayText="СИСТ / Диагностика: Необходимость корректировки конфигурации на прием GOOSE 6" w:value="СИСТ / Диагностика: Необходимость корректировки конфигурации на прием GOOSE 6"/>
+                  <w:listItem w:displayText="СИСТ / Диагностика: Необходимость корректировки конфигурации на прием GOOSE 7" w:value="СИСТ / Диагностика: Необходимость корректировки конфигурации на прием GOOSE 7"/>
+                  <w:listItem w:displayText="СИСТ / Диагностика: Необходимость корректировки конфигурации на прием GOOSE 8" w:value="СИСТ / Диагностика: Необходимость корректировки конфигурации на прием GOOSE 8"/>
+                  <w:listItem w:displayText="СИСТ / Диагностика: Отказ источника питания" w:value="СИСТ / Диагностика: Отказ источника питания"/>
+                  <w:listItem w:displayText="СИСТ / Диагностика: Ошибка авторизации" w:value="СИСТ / Диагностика: Ошибка авторизации"/>
+                  <w:listItem w:displayText="СИСТ / Диагностика: Ошибка конфигурации" w:value="СИСТ / Диагностика: Ошибка конфигурации"/>
+                  <w:listItem w:displayText="СИСТ / Диагностика: Подписка на дублированное GOOSE 1 сообщение с признаком симуляции" w:value="СИСТ / Диагностика: Подписка на дублированное GOOSE 1 сообщение с признаком симуляции"/>
+                  <w:listItem w:displayText="СИСТ / Диагностика: Подписка на дублированное GOOSE 2 сообщение с признаком симуляции" w:value="СИСТ / Диагностика: Подписка на дублированное GOOSE 2 сообщение с признаком симуляции"/>
+                  <w:listItem w:displayText="СИСТ / Диагностика: Подписка на дублированное GOOSE 3 сообщение с признаком симуляции" w:value="СИСТ / Диагностика: Подписка на дублированное GOOSE 3 сообщение с признаком симуляции"/>
+                  <w:listItem w:displayText="СИСТ / Диагностика: Подписка на дублированное GOOSE 4 сообщение с признаком симуляции" w:value="СИСТ / Диагностика: Подписка на дублированное GOOSE 4 сообщение с признаком симуляции"/>
+                  <w:listItem w:displayText="СИСТ / Диагностика: Подписка на дублированное GOOSE 5 сообщение с признаком симуляции" w:value="СИСТ / Диагностика: Подписка на дублированное GOOSE 5 сообщение с признаком симуляции"/>
+                  <w:listItem w:displayText="СИСТ / Диагностика: Подписка на дублированное GOOSE 6 сообщение с признаком симуляции" w:value="СИСТ / Диагностика: Подписка на дублированное GOOSE 6 сообщение с признаком симуляции"/>
+                  <w:listItem w:displayText="СИСТ / Диагностика: Подписка на дублированное GOOSE 7 сообщение с признаком симуляции" w:value="СИСТ / Диагностика: Подписка на дублированное GOOSE 7 сообщение с признаком симуляции"/>
+                  <w:listItem w:displayText="СИСТ / Диагностика: Подписка на дублированное GOOSE 8 сообщение с признаком симуляции" w:value="СИСТ / Диагностика: Подписка на дублированное GOOSE 8 сообщение с признаком симуляции"/>
+                  <w:listItem w:displayText="СИСТ / Диагностика: Сброс часов или памяти вследствие перезагрузки" w:value="СИСТ / Диагностика: Сброс часов или памяти вследствие перезагрузки"/>
+                  <w:listItem w:displayText="СИСТ / Диагностика: Сигнал готовности к работе" w:value="СИСТ / Диагностика: Сигнал готовности к работе"/>
+                  <w:listItem w:displayText="СИСТ / Диагностика: Состояние подписки GOOSE 1" w:value="СИСТ / Диагностика: Состояние подписки GOOSE 1"/>
+                  <w:listItem w:displayText="СИСТ / Диагностика: Состояние подписки GOOSE 2" w:value="СИСТ / Диагностика: Состояние подписки GOOSE 2"/>
+                  <w:listItem w:displayText="СИСТ / Диагностика: Состояние подписки GOOSE 3" w:value="СИСТ / Диагностика: Состояние подписки GOOSE 3"/>
+                  <w:listItem w:displayText="СИСТ / Диагностика: Состояние подписки GOOSE 4" w:value="СИСТ / Диагностика: Состояние подписки GOOSE 4"/>
+                  <w:listItem w:displayText="СИСТ / Диагностика: Состояние подписки GOOSE 5" w:value="СИСТ / Диагностика: Состояние подписки GOOSE 5"/>
+                  <w:listItem w:displayText="СИСТ / Диагностика: Состояние подписки GOOSE 6" w:value="СИСТ / Диагностика: Состояние подписки GOOSE 6"/>
+                  <w:listItem w:displayText="СИСТ / Диагностика: Состояние подписки GOOSE 7" w:value="СИСТ / Диагностика: Состояние подписки GOOSE 7"/>
+                  <w:listItem w:displayText="СИСТ / Диагностика: Состояние подписки GOOSE 8" w:value="СИСТ / Диагностика: Состояние подписки GOOSE 8"/>
+                  <w:listItem w:displayText="СИСТ / Диагностика: Установлено подключение через сервисный порт" w:value="СИСТ / Диагностика: Установлено подключение через сервисный порт"/>
+                  <w:listItem w:displayText="СИСТ / ПлДВх10: Состояние ДВх1" w:value="СИСТ / ПлДВх10: Состояние ДВх1"/>
+                  <w:listItem w:displayText="СИСТ / ПлДВх10: Состояние ДВх10" w:value="СИСТ / ПлДВх10: Состояние ДВх10"/>
+                  <w:listItem w:displayText="СИСТ / ПлДВх10: Состояние ДВх11" w:value="СИСТ / ПлДВх10: Состояние ДВх11"/>
+                  <w:listItem w:displayText="СИСТ / ПлДВх10: Состояние ДВх12" w:value="СИСТ / ПлДВх10: Состояние ДВх12"/>
+                  <w:listItem w:displayText="СИСТ / ПлДВх10: Состояние ДВх13" w:value="СИСТ / ПлДВх10: Состояние ДВх13"/>
+                  <w:listItem w:displayText="СИСТ / ПлДВх10: Состояние ДВх14" w:value="СИСТ / ПлДВх10: Состояние ДВх14"/>
+                  <w:listItem w:displayText="СИСТ / ПлДВх10: Состояние ДВх2" w:value="СИСТ / ПлДВх10: Состояние ДВх2"/>
+                  <w:listItem w:displayText="СИСТ / ПлДВх10: Состояние ДВх3" w:value="СИСТ / ПлДВх10: Состояние ДВх3"/>
+                  <w:listItem w:displayText="СИСТ / ПлДВх10: Состояние ДВх4" w:value="СИСТ / ПлДВх10: Состояние ДВх4"/>
+                  <w:listItem w:displayText="СИСТ / ПлДВх10: Состояние ДВх5" w:value="СИСТ / ПлДВх10: Состояние ДВх5"/>
+                  <w:listItem w:displayText="СИСТ / ПлДВх10: Состояние ДВх6" w:value="СИСТ / ПлДВх10: Состояние ДВх6"/>
+                  <w:listItem w:displayText="СИСТ / ПлДВх10: Состояние ДВх7" w:value="СИСТ / ПлДВх10: Состояние ДВх7"/>
+                  <w:listItem w:displayText="СИСТ / ПлДВх10: Состояние ДВх8" w:value="СИСТ / ПлДВх10: Состояние ДВх8"/>
+                  <w:listItem w:displayText="СИСТ / ПлДВх10: Состояние ДВх9" w:value="СИСТ / ПлДВх10: Состояние ДВх9"/>
+                  <w:listItem w:displayText="СИСТ / ПлДВх11: Состояние ДВх1" w:value="СИСТ / ПлДВх11: Состояние ДВх1"/>
+                  <w:listItem w:displayText="СИСТ / ПлДВх11: Состояние ДВх10" w:value="СИСТ / ПлДВх11: Состояние ДВх10"/>
+                  <w:listItem w:displayText="СИСТ / ПлДВх11: Состояние ДВх11" w:value="СИСТ / ПлДВх11: Состояние ДВх11"/>
+                  <w:listItem w:displayText="СИСТ / ПлДВх11: Состояние ДВх12" w:value="СИСТ / ПлДВх11: Состояние ДВх12"/>
+                  <w:listItem w:displayText="СИСТ / ПлДВх11: Состояние ДВх13" w:value="СИСТ / ПлДВх11: Состояние ДВх13"/>
+                  <w:listItem w:displayText="СИСТ / ПлДВх11: Состояние ДВх14" w:value="СИСТ / ПлДВх11: Состояние ДВх14"/>
+                  <w:listItem w:displayText="СИСТ / ПлДВх11: Состояние ДВх2" w:value="СИСТ / ПлДВх11: Состояние ДВх2"/>
+                  <w:listItem w:displayText="СИСТ / ПлДВх11: Состояние ДВх3" w:value="СИСТ / ПлДВх11: Состояние ДВх3"/>
+                  <w:listItem w:displayText="СИСТ / ПлДВх11: Состояние ДВх4" w:value="СИСТ / ПлДВх11: Состояние ДВх4"/>
+                  <w:listItem w:displayText="СИСТ / ПлДВх11: Состояние ДВх5" w:value="СИСТ / ПлДВх11: Состояние ДВх5"/>
+                  <w:listItem w:displayText="СИСТ / ПлДВх11: Состояние ДВх6" w:value="СИСТ / ПлДВх11: Состояние ДВх6"/>
+                  <w:listItem w:displayText="СИСТ / ПлДВх11: Состояние ДВх7" w:value="СИСТ / ПлДВх11: Состояние ДВх7"/>
+                  <w:listItem w:displayText="СИСТ / ПлДВх11: Состояние ДВх8" w:value="СИСТ / ПлДВх11: Состояние ДВх8"/>
+                  <w:listItem w:displayText="СИСТ / ПлДВх11: Состояние ДВх9" w:value="СИСТ / ПлДВх11: Состояние ДВх9"/>
+                  <w:listItem w:displayText="СИСТ / ПлДВх2: Состояние ДВх1" w:value="СИСТ / ПлДВх2: Состояние ДВх1"/>
+                  <w:listItem w:displayText="СИСТ / ПлДВх2: Состояние ДВх10" w:value="СИСТ / ПлДВх2: Состояние ДВх10"/>
+                  <w:listItem w:displayText="СИСТ / ПлДВх2: Состояние ДВх11" w:value="СИСТ / ПлДВх2: Состояние ДВх11"/>
+                  <w:listItem w:displayText="СИСТ / ПлДВх2: Состояние ДВх12" w:value="СИСТ / ПлДВх2: Состояние ДВх12"/>
+                  <w:listItem w:displayText="СИСТ / ПлДВх2: Состояние ДВх13" w:value="СИСТ / ПлДВх2: Состояние ДВх13"/>
+                  <w:listItem w:displayText="СИСТ / ПлДВх2: Состояние ДВх14" w:value="СИСТ / ПлДВх2: Состояние ДВх14"/>
+                  <w:listItem w:displayText="СИСТ / ПлДВх2: Состояние ДВх2" w:value="СИСТ / ПлДВх2: Состояние ДВх2"/>
+                  <w:listItem w:displayText="СИСТ / ПлДВх2: Состояние ДВх3" w:value="СИСТ / ПлДВх2: Состояние ДВх3"/>
+                  <w:listItem w:displayText="СИСТ / ПлДВх2: Состояние ДВх4" w:value="СИСТ / ПлДВх2: Состояние ДВх4"/>
+                  <w:listItem w:displayText="СИСТ / ПлДВх2: Состояние ДВх5" w:value="СИСТ / ПлДВх2: Состояние ДВх5"/>
+                  <w:listItem w:displayText="СИСТ / ПлДВх2: Состояние ДВх6" w:value="СИСТ / ПлДВх2: Состояние ДВх6"/>
+                  <w:listItem w:displayText="СИСТ / ПлДВх2: Состояние ДВх7" w:value="СИСТ / ПлДВх2: Состояние ДВх7"/>
+                  <w:listItem w:displayText="СИСТ / ПлДВх2: Состояние ДВх8" w:value="СИСТ / ПлДВх2: Состояние ДВх8"/>
+                  <w:listItem w:displayText="СИСТ / ПлДВх2: Состояние ДВх9" w:value="СИСТ / ПлДВх2: Состояние ДВх9"/>
+                  <w:listItem w:displayText="СИСТ / ПлДВх3: Состояние ДВх1" w:value="СИСТ / ПлДВх3: Состояние ДВх1"/>
+                  <w:listItem w:displayText="СИСТ / ПлДВх3: Состояние ДВх10" w:value="СИСТ / ПлДВх3: Состояние ДВх10"/>
+                  <w:listItem w:displayText="СИСТ / ПлДВх3: Состояние ДВх11" w:value="СИСТ / ПлДВх3: Состояние ДВх11"/>
+                  <w:listItem w:displayText="СИСТ / ПлДВх3: Состояние ДВх12" w:value="СИСТ / ПлДВх3: Состояние ДВх12"/>
+                  <w:listItem w:displayText="СИСТ / ПлДВх3: Состояние ДВх13" w:value="СИСТ / ПлДВх3: Состояние ДВх13"/>
+                  <w:listItem w:displayText="СИСТ / ПлДВх3: Состояние ДВх14" w:value="СИСТ / ПлДВх3: Состояние ДВх14"/>
+                  <w:listItem w:displayText="СИСТ / ПлДВх3: Состояние ДВх2" w:value="СИСТ / ПлДВх3: Состояние ДВх2"/>
+                  <w:listItem w:displayText="СИСТ / ПлДВх3: Состояние ДВх3" w:value="СИСТ / ПлДВх3: Состояние ДВх3"/>
+                  <w:listItem w:displayText="СИСТ / ПлДВх3: Состояние ДВх4" w:value="СИСТ / ПлДВх3: Состояние ДВх4"/>
+                  <w:listItem w:displayText="СИСТ / ПлДВх3: Состояние ДВх5" w:value="СИСТ / ПлДВх3: Состояние ДВх5"/>
+                  <w:listItem w:displayText="СИСТ / ПлДВх3: Состояние ДВх6" w:value="СИСТ / ПлДВх3: Состояние ДВх6"/>
+                  <w:listItem w:displayText="СИСТ / ПлДВх3: Состояние ДВх7" w:value="СИСТ / ПлДВх3: Состояние ДВх7"/>
+                  <w:listItem w:displayText="СИСТ / ПлДВх3: Состояние ДВх8" w:value="СИСТ / ПлДВх3: Состояние ДВх8"/>
+                  <w:listItem w:displayText="СИСТ / ПлДВх3: Состояние ДВх9" w:value="СИСТ / ПлДВх3: Состояние ДВх9"/>
+                  <w:listItem w:displayText="СИСТ / ПлДВх4: Состояние ДВх1" w:value="СИСТ / ПлДВх4: Состояние ДВх1"/>
+                  <w:listItem w:displayText="СИСТ / ПлДВх4: Состояние ДВх10" w:value="СИСТ / ПлДВх4: Состояние ДВх10"/>
+                  <w:listItem w:displayText="СИСТ / ПлДВх4: Состояние ДВх11" w:value="СИСТ / ПлДВх4: Состояние ДВх11"/>
+                  <w:listItem w:displayText="СИСТ / ПлДВх4: Состояние ДВх12" w:value="СИСТ / ПлДВх4: Состояние ДВх12"/>
+                  <w:listItem w:displayText="СИСТ / ПлДВх4: Состояние ДВх13" w:value="СИСТ / ПлДВх4: Состояние ДВх13"/>
+                  <w:listItem w:displayText="СИСТ / ПлДВх4: Состояние ДВх14" w:value="СИСТ / ПлДВх4: Состояние ДВх14"/>
+                  <w:listItem w:displayText="СИСТ / ПлДВх4: Состояние ДВх2" w:value="СИСТ / ПлДВх4: Состояние ДВх2"/>
+                  <w:listItem w:displayText="СИСТ / ПлДВх4: Состояние ДВх3" w:value="СИСТ / ПлДВх4: Состояние ДВх3"/>
+                  <w:listItem w:displayText="СИСТ / ПлДВх4: Состояние ДВх4" w:value="СИСТ / ПлДВх4: Состояние ДВх4"/>
+                  <w:listItem w:displayText="СИСТ / ПлДВх4: Состояние ДВх5" w:value="СИСТ / ПлДВх4: Состояние ДВх5"/>
+                  <w:listItem w:displayText="СИСТ / ПлДВх4: Состояние ДВх6" w:value="СИСТ / ПлДВх4: Состояние ДВх6"/>
+                  <w:listItem w:displayText="СИСТ / ПлДВх4: Состояние ДВх7" w:value="СИСТ / ПлДВх4: Состояние ДВх7"/>
+                  <w:listItem w:displayText="СИСТ / ПлДВх4: Состояние ДВх8" w:value="СИСТ / ПлДВх4: Состояние ДВх8"/>
+                  <w:listItem w:displayText="СИСТ / ПлДВх4: Состояние ДВх9" w:value="СИСТ / ПлДВх4: Состояние ДВх9"/>
+                  <w:listItem w:displayText="СИСТ / ПлДВх5: Состояние ДВх1" w:value="СИСТ / ПлДВх5: Состояние ДВх1"/>
+                  <w:listItem w:displayText="СИСТ / ПлДВх5: Состояние ДВх10" w:value="СИСТ / ПлДВх5: Состояние ДВх10"/>
+                  <w:listItem w:displayText="СИСТ / ПлДВх5: Состояние ДВх11" w:value="СИСТ / ПлДВх5: Состояние ДВх11"/>
+                  <w:listItem w:displayText="СИСТ / ПлДВх5: Состояние ДВх12" w:value="СИСТ / ПлДВх5: Состояние ДВх12"/>
+                  <w:listItem w:displayText="СИСТ / ПлДВх5: Состояние ДВх13" w:value="СИСТ / ПлДВх5: Состояние ДВх13"/>
+                  <w:listItem w:displayText="СИСТ / ПлДВх5: Состояние ДВх14" w:value="СИСТ / ПлДВх5: Состояние ДВх14"/>
+                  <w:listItem w:displayText="СИСТ / ПлДВх5: Состояние ДВх2" w:value="СИСТ / ПлДВх5: Состояние ДВх2"/>
+                  <w:listItem w:displayText="СИСТ / ПлДВх5: Состояние ДВх3" w:value="СИСТ / ПлДВх5: Состояние ДВх3"/>
+                  <w:listItem w:displayText="СИСТ / ПлДВх5: Состояние ДВх4" w:value="СИСТ / ПлДВх5: Состояние ДВх4"/>
+                  <w:listItem w:displayText="СИСТ / ПлДВх5: Состояние ДВх5" w:value="СИСТ / ПлДВх5: Состояние ДВх5"/>
+                  <w:listItem w:displayText="СИСТ / ПлДВх5: Состояние ДВх6" w:value="СИСТ / ПлДВх5: Состояние ДВх6"/>
+                  <w:listItem w:displayText="СИСТ / ПлДВх5: Состояние ДВх7" w:value="СИСТ / ПлДВх5: Состояние ДВх7"/>
+                  <w:listItem w:displayText="СИСТ / ПлДВх5: Состояние ДВх8" w:value="СИСТ / ПлДВх5: Состояние ДВх8"/>
+                  <w:listItem w:displayText="СИСТ / ПлДВх5: Состояние ДВх9" w:value="СИСТ / ПлДВх5: Состояние ДВх9"/>
+                  <w:listItem w:displayText="СИСТ / ПлДВх6: Состояние ДВх1" w:value="СИСТ / ПлДВх6: Состояние ДВх1"/>
+                  <w:listItem w:displayText="СИСТ / ПлДВх6: Состояние ДВх10" w:value="СИСТ / ПлДВх6: Состояние ДВх10"/>
+                  <w:listItem w:displayText="СИСТ / ПлДВх6: Состояние ДВх11" w:value="СИСТ / ПлДВх6: Состояние ДВх11"/>
+                  <w:listItem w:displayText="СИСТ / ПлДВх6: Состояние ДВх12" w:value="СИСТ / ПлДВх6: Состояние ДВх12"/>
+                  <w:listItem w:displayText="СИСТ / ПлДВх6: Состояние ДВх13" w:value="СИСТ / ПлДВх6: Состояние ДВх13"/>
+                  <w:listItem w:displayText="СИСТ / ПлДВх6: Состояние ДВх14" w:value="СИСТ / ПлДВх6: Состояние ДВх14"/>
+                  <w:listItem w:displayText="СИСТ / ПлДВх6: Состояние ДВх2" w:value="СИСТ / ПлДВх6: Состояние ДВх2"/>
+                  <w:listItem w:displayText="СИСТ / ПлДВх6: Состояние ДВх3" w:value="СИСТ / ПлДВх6: Состояние ДВх3"/>
+                  <w:listItem w:displayText="СИСТ / ПлДВх6: Состояние ДВх4" w:value="СИСТ / ПлДВх6: Состояние ДВх4"/>
+                  <w:listItem w:displayText="СИСТ / ПлДВх6: Состояние ДВх5" w:value="СИСТ / ПлДВх6: Состояние ДВх5"/>
+                  <w:listItem w:displayText="СИСТ / ПлДВх6: Состояние ДВх6" w:value="СИСТ / ПлДВх6: Состояние ДВх6"/>
+                  <w:listItem w:displayText="СИСТ / ПлДВх6: Состояние ДВх7" w:value="СИСТ / ПлДВх6: Состояние ДВх7"/>
+                  <w:listItem w:displayText="СИСТ / ПлДВх6: Состояние ДВх8" w:value="СИСТ / ПлДВх6: Состояние ДВх8"/>
+                  <w:listItem w:displayText="СИСТ / ПлДВх6: Состояние ДВх9" w:value="СИСТ / ПлДВх6: Состояние ДВх9"/>
+                  <w:listItem w:displayText="СИСТ / ПлДВх7: Состояние ДВх1" w:value="СИСТ / ПлДВх7: Состояние ДВх1"/>
+                  <w:listItem w:displayText="СИСТ / ПлДВх7: Состояние ДВх10" w:value="СИСТ / ПлДВх7: Состояние ДВх10"/>
+                  <w:listItem w:displayText="СИСТ / ПлДВх7: Состояние ДВх11" w:value="СИСТ / ПлДВх7: Состояние ДВх11"/>
+                  <w:listItem w:displayText="СИСТ / ПлДВх7: Состояние ДВх12" w:value="СИСТ / ПлДВх7: Состояние ДВх12"/>
+                  <w:listItem w:displayText="СИСТ / ПлДВх7: Состояние ДВх13" w:value="СИСТ / ПлДВх7: Состояние ДВх13"/>
+                  <w:listItem w:displayText="СИСТ / ПлДВх7: Состояние ДВх14" w:value="СИСТ / ПлДВх7: Состояние ДВх14"/>
+                  <w:listItem w:displayText="СИСТ / ПлДВх7: Состояние ДВх2" w:value="СИСТ / ПлДВх7: Состояние ДВх2"/>
+                  <w:listItem w:displayText="СИСТ / ПлДВх7: Состояние ДВх3" w:value="СИСТ / ПлДВх7: Состояние ДВх3"/>
+                  <w:listItem w:displayText="СИСТ / ПлДВх7: Состояние ДВх4" w:value="СИСТ / ПлДВх7: Состояние ДВх4"/>
+                  <w:listItem w:displayText="СИСТ / ПлДВх7: Состояние ДВх5" w:value="СИСТ / ПлДВх7: Состояние ДВх5"/>
+                  <w:listItem w:displayText="СИСТ / ПлДВх7: Состояние ДВх6" w:value="СИСТ / ПлДВх7: Состояние ДВх6"/>
+                  <w:listItem w:displayText="СИСТ / ПлДВх7: Состояние ДВх7" w:value="СИСТ / ПлДВх7: Состояние ДВх7"/>
+                  <w:listItem w:displayText="СИСТ / ПлДВх7: Состояние ДВх8" w:value="СИСТ / ПлДВх7: Состояние ДВх8"/>
+                  <w:listItem w:displayText="СИСТ / ПлДВх7: Состояние ДВх9" w:value="СИСТ / ПлДВх7: Состояние ДВх9"/>
+                  <w:listItem w:displayText="СИСТ / ПлДВх8: Состояние ДВх1" w:value="СИСТ / ПлДВх8: Состояние ДВх1"/>
+                  <w:listItem w:displayText="СИСТ / ПлДВх8: Состояние ДВх10" w:value="СИСТ / ПлДВх8: Состояние ДВх10"/>
+                  <w:listItem w:displayText="СИСТ / ПлДВх8: Состояние ДВх11" w:value="СИСТ / ПлДВх8: Состояние ДВх11"/>
+                  <w:listItem w:displayText="СИСТ / ПлДВх8: Состояние ДВх12" w:value="СИСТ / ПлДВх8: Состояние ДВх12"/>
+                  <w:listItem w:displayText="СИСТ / ПлДВх8: Состояние ДВх13" w:value="СИСТ / ПлДВх8: Состояние ДВх13"/>
+                  <w:listItem w:displayText="СИСТ / ПлДВх8: Состояние ДВх14" w:value="СИСТ / ПлДВх8: Состояние ДВх14"/>
+                  <w:listItem w:displayText="СИСТ / ПлДВх8: Состояние ДВх2" w:value="СИСТ / ПлДВх8: Состояние ДВх2"/>
+                  <w:listItem w:displayText="СИСТ / ПлДВх8: Состояние ДВх3" w:value="СИСТ / ПлДВх8: Состояние ДВх3"/>
+                  <w:listItem w:displayText="СИСТ / ПлДВх8: Состояние ДВх4" w:value="СИСТ / ПлДВх8: Состояние ДВх4"/>
+                  <w:listItem w:displayText="СИСТ / ПлДВх8: Состояние ДВх5" w:value="СИСТ / ПлДВх8: Состояние ДВх5"/>
+                  <w:listItem w:displayText="СИСТ / ПлДВх8: Состояние ДВх6" w:value="СИСТ / ПлДВх8: Состояние ДВх6"/>
+                  <w:listItem w:displayText="СИСТ / ПлДВх8: Состояние ДВх7" w:value="СИСТ / ПлДВх8: Состояние ДВх7"/>
+                  <w:listItem w:displayText="СИСТ / ПлДВх8: Состояние ДВх8" w:value="СИСТ / ПлДВх8: Состояние ДВх8"/>
+                  <w:listItem w:displayText="СИСТ / ПлДВх8: Состояние ДВх9" w:value="СИСТ / ПлДВх8: Состояние ДВх9"/>
+                  <w:listItem w:displayText="СИСТ / ПлДВх9: Состояние ДВх1" w:value="СИСТ / ПлДВх9: Состояние ДВх1"/>
+                  <w:listItem w:displayText="СИСТ / ПлДВх9: Состояние ДВх10" w:value="СИСТ / ПлДВх9: Состояние ДВх10"/>
+                  <w:listItem w:displayText="СИСТ / ПлДВх9: Состояние ДВх11" w:value="СИСТ / ПлДВх9: Состояние ДВх11"/>
+                  <w:listItem w:displayText="СИСТ / ПлДВх9: Состояние ДВх12" w:value="СИСТ / ПлДВх9: Состояние ДВх12"/>
+                  <w:listItem w:displayText="СИСТ / ПлДВх9: Состояние ДВх13" w:value="СИСТ / ПлДВх9: Состояние ДВх13"/>
+                  <w:listItem w:displayText="СИСТ / ПлДВх9: Состояние ДВх14" w:value="СИСТ / ПлДВх9: Состояние ДВх14"/>
+                  <w:listItem w:displayText="СИСТ / ПлДВх9: Состояние ДВх2" w:value="СИСТ / ПлДВх9: Состояние ДВх2"/>
+                  <w:listItem w:displayText="СИСТ / ПлДВх9: Состояние ДВх3" w:value="СИСТ / ПлДВх9: Состояние ДВх3"/>
+                  <w:listItem w:displayText="СИСТ / ПлДВх9: Состояние ДВх4" w:value="СИСТ / ПлДВх9: Состояние ДВх4"/>
+                  <w:listItem w:displayText="СИСТ / ПлДВх9: Состояние ДВх5" w:value="СИСТ / ПлДВх9: Состояние ДВх5"/>
+                  <w:listItem w:displayText="СИСТ / ПлДВх9: Состояние ДВх6" w:value="СИСТ / ПлДВх9: Состояние ДВх6"/>
+                  <w:listItem w:displayText="СИСТ / ПлДВх9: Состояние ДВх7" w:value="СИСТ / ПлДВх9: Состояние ДВх7"/>
+                  <w:listItem w:displayText="СИСТ / ПлДВх9: Состояние ДВх8" w:value="СИСТ / ПлДВх9: Состояние ДВх8"/>
+                  <w:listItem w:displayText="СИСТ / ПлДВх9: Состояние ДВх9" w:value="СИСТ / ПлДВх9: Состояние ДВх9"/>
+                  <w:listItem w:displayText="СИСТ / ПлДВых10: Состояние ДВых1" w:value="СИСТ / ПлДВых10: Состояние ДВых1"/>
+                  <w:listItem w:displayText="СИСТ / ПлДВых10: Состояние ДВых2" w:value="СИСТ / ПлДВых10: Состояние ДВых2"/>
+                  <w:listItem w:displayText="СИСТ / ПлДВых10: Состояние ДВых3" w:value="СИСТ / ПлДВых10: Состояние ДВых3"/>
+                  <w:listItem w:displayText="СИСТ / ПлДВых10: Состояние ДВых4" w:value="СИСТ / ПлДВых10: Состояние ДВых4"/>
+                  <w:listItem w:displayText="СИСТ / ПлДВых10: Состояние ДВых5" w:value="СИСТ / ПлДВых10: Состояние ДВых5"/>
+                  <w:listItem w:displayText="СИСТ / ПлДВых10: Состояние ДВых6" w:value="СИСТ / ПлДВых10: Состояние ДВых6"/>
+                  <w:listItem w:displayText="СИСТ / ПлДВых10: Состояние ДВых7" w:value="СИСТ / ПлДВых10: Состояние ДВых7"/>
+                  <w:listItem w:displayText="СИСТ / ПлДВых10: Состояние ДВых8" w:value="СИСТ / ПлДВых10: Состояние ДВых8"/>
+                  <w:listItem w:displayText="СИСТ / ПлДВых11: Состояние ДВых1" w:value="СИСТ / ПлДВых11: Состояние ДВых1"/>
+                  <w:listItem w:displayText="СИСТ / ПлДВых11: Состояние ДВых2" w:value="СИСТ / ПлДВых11: Состояние ДВых2"/>
+                  <w:listItem w:displayText="СИСТ / ПлДВых11: Состояние ДВых3" w:value="СИСТ / ПлДВых11: Состояние ДВых3"/>
+                  <w:listItem w:displayText="СИСТ / ПлДВых11: Состояние ДВых4" w:value="СИСТ / ПлДВых11: Состояние ДВых4"/>
+                  <w:listItem w:displayText="СИСТ / ПлДВых11: Состояние ДВых5" w:value="СИСТ / ПлДВых11: Состояние ДВых5"/>
+                  <w:listItem w:displayText="СИСТ / ПлДВых11: Состояние ДВых6" w:value="СИСТ / ПлДВых11: Состояние ДВых6"/>
+                  <w:listItem w:displayText="СИСТ / ПлДВых11: Состояние ДВых7" w:value="СИСТ / ПлДВых11: Состояние ДВых7"/>
+                  <w:listItem w:displayText="СИСТ / ПлДВых11: Состояние ДВых8" w:value="СИСТ / ПлДВых11: Состояние ДВых8"/>
+                  <w:listItem w:displayText="СИСТ / ПлДВых2: Состояние ДВых1" w:value="СИСТ / ПлДВых2: Состояние ДВых1"/>
+                  <w:listItem w:displayText="СИСТ / ПлДВых2: Состояние ДВых2" w:value="СИСТ / ПлДВых2: Состояние ДВых2"/>
+                  <w:listItem w:displayText="СИСТ / ПлДВых2: Состояние ДВых3" w:value="СИСТ / ПлДВых2: Состояние ДВых3"/>
+                  <w:listItem w:displayText="СИСТ / ПлДВых2: Состояние ДВых4" w:value="СИСТ / ПлДВых2: Состояние ДВых4"/>
+                  <w:listItem w:displayText="СИСТ / ПлДВых2: Состояние ДВых5" w:value="СИСТ / ПлДВых2: Состояние ДВых5"/>
+                  <w:listItem w:displayText="СИСТ / ПлДВых2: Состояние ДВых6" w:value="СИСТ / ПлДВых2: Состояние ДВых6"/>
+                  <w:listItem w:displayText="СИСТ / ПлДВых2: Состояние ДВых7" w:value="СИСТ / ПлДВых2: Состояние ДВых7"/>
+                  <w:listItem w:displayText="СИСТ / ПлДВых2: Состояние ДВых8" w:value="СИСТ / ПлДВых2: Состояние ДВых8"/>
+                  <w:listItem w:displayText="СИСТ / ПлДВых3: Состояние ДВых1" w:value="СИСТ / ПлДВых3: Состояние ДВых1"/>
+                  <w:listItem w:displayText="СИСТ / ПлДВых3: Состояние ДВых2" w:value="СИСТ / ПлДВых3: Состояние ДВых2"/>
+                  <w:listItem w:displayText="СИСТ / ПлДВых3: Состояние ДВых3" w:value="СИСТ / ПлДВых3: Состояние ДВых3"/>
+                  <w:listItem w:displayText="СИСТ / ПлДВых3: Состояние ДВых4" w:value="СИСТ / ПлДВых3: Состояние ДВых4"/>
+                  <w:listItem w:displayText="СИСТ / ПлДВых3: Состояние ДВых5" w:value="СИСТ / ПлДВых3: Состояние ДВых5"/>
+                  <w:listItem w:displayText="СИСТ / ПлДВых3: Состояние ДВых6" w:value="СИСТ / ПлДВых3: Состояние ДВых6"/>
+                  <w:listItem w:displayText="СИСТ / ПлДВых3: Состояние ДВых7" w:value="СИСТ / ПлДВых3: Состояние ДВых7"/>
+                  <w:listItem w:displayText="СИСТ / ПлДВых3: Состояние ДВых8" w:value="СИСТ / ПлДВых3: Состояние ДВых8"/>
+                  <w:listItem w:displayText="СИСТ / ПлДВых4: Состояние ДВых1" w:value="СИСТ / ПлДВых4: Состояние ДВых1"/>
+                  <w:listItem w:displayText="СИСТ / ПлДВых4: Состояние ДВых2" w:value="СИСТ / ПлДВых4: Состояние ДВых2"/>
+                  <w:listItem w:displayText="СИСТ / ПлДВых4: Состояние ДВых3" w:value="СИСТ / ПлДВых4: Состояние ДВых3"/>
+                  <w:listItem w:displayText="СИСТ / ПлДВых4: Состояние ДВых4" w:value="СИСТ / ПлДВых4: Состояние ДВых4"/>
+                  <w:listItem w:displayText="СИСТ / ПлДВых4: Состояние ДВых5" w:value="СИСТ / ПлДВых4: Состояние ДВых5"/>
+                  <w:listItem w:displayText="СИСТ / ПлДВых4: Состояние ДВых6" w:value="СИСТ / ПлДВых4: Состояние ДВых6"/>
+                  <w:listItem w:displayText="СИСТ / ПлДВых4: Состояние ДВых7" w:value="СИСТ / ПлДВых4: Состояние ДВых7"/>
+                  <w:listItem w:displayText="СИСТ / ПлДВых4: Состояние ДВых8" w:value="СИСТ / ПлДВых4: Состояние ДВых8"/>
+                  <w:listItem w:displayText="СИСТ / ПлДВых5: Состояние ДВых1" w:value="СИСТ / ПлДВых5: Состояние ДВых1"/>
+                  <w:listItem w:displayText="СИСТ / ПлДВых5: Состояние ДВых2" w:value="СИСТ / ПлДВых5: Состояние ДВых2"/>
+                  <w:listItem w:displayText="СИСТ / ПлДВых5: Состояние ДВых3" w:value="СИСТ / ПлДВых5: Состояние ДВых3"/>
+                  <w:listItem w:displayText="СИСТ / ПлДВых5: Состояние ДВых4" w:value="СИСТ / ПлДВых5: Состояние ДВых4"/>
+                  <w:listItem w:displayText="СИСТ / ПлДВых5: Состояние ДВых5" w:value="СИСТ / ПлДВых5: Состояние ДВых5"/>
+                  <w:listItem w:displayText="СИСТ / ПлДВых5: Состояние ДВых6" w:value="СИСТ / ПлДВых5: Состояние ДВых6"/>
+                  <w:listItem w:displayText="СИСТ / ПлДВых5: Состояние ДВых7" w:value="СИСТ / ПлДВых5: Состояние ДВых7"/>
+                  <w:listItem w:displayText="СИСТ / ПлДВых5: Состояние ДВых8" w:value="СИСТ / ПлДВых5: Состояние ДВых8"/>
+                  <w:listItem w:displayText="СИСТ / ПлДВых6: Состояние ДВых1" w:value="СИСТ / ПлДВых6: Состояние ДВых1"/>
+                  <w:listItem w:displayText="СИСТ / ПлДВых6: Состояние ДВых2" w:value="СИСТ / ПлДВых6: Состояние ДВых2"/>
+                  <w:listItem w:displayText="СИСТ / ПлДВых6: Состояние ДВых3" w:value="СИСТ / ПлДВых6: Состояние ДВых3"/>
+                  <w:listItem w:displayText="СИСТ / ПлДВых6: Состояние ДВых4" w:value="СИСТ / ПлДВых6: Состояние ДВых4"/>
+                  <w:listItem w:displayText="СИСТ / ПлДВых6: Состояние ДВых5" w:value="СИСТ / ПлДВых6: Состояние ДВых5"/>
+                  <w:listItem w:displayText="СИСТ / ПлДВых6: Состояние ДВых6" w:value="СИСТ / ПлДВых6: Состояние ДВых6"/>
+                  <w:listItem w:displayText="СИСТ / ПлДВых6: Состояние ДВых7" w:value="СИСТ / ПлДВых6: Состояние ДВых7"/>
+                  <w:listItem w:displayText="СИСТ / ПлДВых6: Состояние ДВых8" w:value="СИСТ / ПлДВых6: Состояние ДВых8"/>
+                  <w:listItem w:displayText="СИСТ / ПлДВых7: Состояние ДВых1" w:value="СИСТ / ПлДВых7: Состояние ДВых1"/>
+                  <w:listItem w:displayText="СИСТ / ПлДВых7: Состояние ДВых2" w:value="СИСТ / ПлДВых7: Состояние ДВых2"/>
+                  <w:listItem w:displayText="СИСТ / ПлДВых7: Состояние ДВых3" w:value="СИСТ / ПлДВых7: Состояние ДВых3"/>
+                  <w:listItem w:displayText="СИСТ / ПлДВых7: Состояние ДВых4" w:value="СИСТ / ПлДВых7: Состояние ДВых4"/>
+                  <w:listItem w:displayText="СИСТ / ПлДВых7: Состояние ДВых5" w:value="СИСТ / ПлДВых7: Состояние ДВых5"/>
+                  <w:listItem w:displayText="СИСТ / ПлДВых7: Состояние ДВых6" w:value="СИСТ / ПлДВых7: Состояние ДВых6"/>
+                  <w:listItem w:displayText="СИСТ / ПлДВых7: Состояние ДВых7" w:value="СИСТ / ПлДВых7: Состояние ДВых7"/>
+                  <w:listItem w:displayText="СИСТ / ПлДВых7: Состояние ДВых8" w:value="СИСТ / ПлДВых7: Состояние ДВых8"/>
+                  <w:listItem w:displayText="СИСТ / ПлДВых8: Состояние ДВых1" w:value="СИСТ / ПлДВых8: Состояние ДВых1"/>
+                  <w:listItem w:displayText="СИСТ / ПлДВых8: Состояние ДВых2" w:value="СИСТ / ПлДВых8: Состояние ДВых2"/>
+                  <w:listItem w:displayText="СИСТ / ПлДВых8: Состояние ДВых3" w:value="СИСТ / ПлДВых8: Состояние ДВых3"/>
+                  <w:listItem w:displayText="СИСТ / ПлДВых8: Состояние ДВых4" w:value="СИСТ / ПлДВых8: Состояние ДВых4"/>
+                  <w:listItem w:displayText="СИСТ / ПлДВых8: Состояние ДВых5" w:value="СИСТ / ПлДВых8: Состояние ДВых5"/>
+                  <w:listItem w:displayText="СИСТ / ПлДВых8: Состояние ДВых6" w:value="СИСТ / ПлДВых8: Состояние ДВых6"/>
+                  <w:listItem w:displayText="СИСТ / ПлДВых8: Состояние ДВых7" w:value="СИСТ / ПлДВых8: Состояние ДВых7"/>
+                  <w:listItem w:displayText="СИСТ / ПлДВых8: Состояние ДВых8" w:value="СИСТ / ПлДВых8: Состояние ДВых8"/>
+                  <w:listItem w:displayText="СИСТ / ПлДВых9: Состояние ДВых1" w:value="СИСТ / ПлДВых9: Состояние ДВых1"/>
+                  <w:listItem w:displayText="СИСТ / ПлДВых9: Состояние ДВых2" w:value="СИСТ / ПлДВых9: Состояние ДВых2"/>
+                  <w:listItem w:displayText="СИСТ / ПлДВых9: Состояние ДВых3" w:value="СИСТ / ПлДВых9: Состояние ДВых3"/>
+                  <w:listItem w:displayText="СИСТ / ПлДВых9: Состояние ДВых4" w:value="СИСТ / ПлДВых9: Состояние ДВых4"/>
+                  <w:listItem w:displayText="СИСТ / ПлДВых9: Состояние ДВых5" w:value="СИСТ / ПлДВых9: Состояние ДВых5"/>
+                  <w:listItem w:displayText="СИСТ / ПлДВых9: Состояние ДВых6" w:value="СИСТ / ПлДВых9: Состояние ДВых6"/>
+                  <w:listItem w:displayText="СИСТ / ПлДВых9: Состояние ДВых7" w:value="СИСТ / ПлДВых9: Состояние ДВых7"/>
+                  <w:listItem w:displayText="СИСТ / ПлДВых9: Состояние ДВых8" w:value="СИСТ / ПлДВых9: Состояние ДВых8"/>
+                  <w:listItem w:displayText="СИСТ / СД ФК: Действие на В ВН" w:value="СИСТ / СД ФК: Действие на В ВН"/>
+                  <w:listItem w:displayText="СИСТ / СД ФК: Действие на В НН1" w:value="СИСТ / СД ФК: Действие на В НН1"/>
+                  <w:listItem w:displayText="СИСТ / СД ФК: Действие на В НН2" w:value="СИСТ / СД ФК: Действие на В НН2"/>
+                  <w:listItem w:displayText="СИСТ / СД ФК: Комплект" w:value="СИСТ / СД ФК: Комплект"/>
+                  <w:listItem w:displayText="СИСТ / СД ФК: Режим работы ГЗ РПН" w:value="СИСТ / СД ФК: Режим работы ГЗ РПН"/>
+                  <w:listItem w:displayText="СИСТ / СД ФК: Режим работы ГЗ Т откл" w:value="СИСТ / СД ФК: Режим работы ГЗ Т откл"/>
+                  <w:listItem w:displayText="СИСТ / СД ФК: Режим работы ГЗ Т сигн" w:value="СИСТ / СД ФК: Режим работы ГЗ Т сигн"/>
+                  <w:listItem w:displayText="СИСТ / СД ФК: Режим работы ДЗТ" w:value="СИСТ / СД ФК: Режим работы ДЗТ"/>
+                  <w:listItem w:displayText="СИСТ / СД ФК: Режим работы ЗПО" w:value="СИСТ / СД ФК: Режим работы ЗПО"/>
+                  <w:listItem w:displayText="СИСТ / СД ФК: Режим работы УРОВ" w:value="СИСТ / СД ФК: Режим работы УРОВ"/>
+                  <w:listItem w:displayText="СИСТ / СД ФК: Управление ИЭУ" w:value="СИСТ / СД ФК: Управление ИЭУ"/>
+                  <w:listItem w:displayText="СИСТ / СД: БИ выведены" w:value="СИСТ / СД: БИ выведены"/>
+                  <w:listItem w:displayText="СИСТ / СД: Внешнее отключение" w:value="СИСТ / СД: Внешнее отключение"/>
+                  <w:listItem w:displayText="СИСТ / СД: Выходные цепи разобраны" w:value="СИСТ / СД: Выходные цепи разобраны"/>
+                  <w:listItem w:displayText="СИСТ / СД: Неисправность ШС-А" w:value="СИСТ / СД: Неисправность ШС-А"/>
+                  <w:listItem w:displayText="СИСТ / СД: Неисправность ШС-В" w:value="СИСТ / СД: Неисправность ШС-В"/>
+                  <w:listItem w:displayText="СИСТ / СД: Неисправность опер. тока ГЗ" w:value="СИСТ / СД: Неисправность опер. тока ГЗ"/>
+                  <w:listItem w:displayText="СИСТ / СД: Неисправность опер. тока ТЗ, ТС" w:value="СИСТ / СД: Неисправность опер. тока ТЗ, ТС"/>
+                  <w:listItem w:displayText="СИСТ / СД: Неисправность цепей ГЗ РПН" w:value="СИСТ / СД: Неисправность цепей ГЗ РПН"/>
+                  <w:listItem w:displayText="СИСТ / СД: Неисправность цепей ГЗ Т" w:value="СИСТ / СД: Неисправность цепей ГЗ Т"/>
+                  <w:listItem w:displayText="СИСТ / СД: Неисправность цепей ТЗ" w:value="СИСТ / СД: Неисправность цепей ТЗ"/>
+                  <w:listItem w:displayText="СИСТ / СД: Потеря GOOSE" w:value="СИСТ / СД: Потеря GOOSE"/>
+                  <w:listItem w:displayText="СИСТ / СД: Пуск ЗПО" w:value="СИСТ / СД: Пуск ЗПО"/>
+                  <w:listItem w:displayText="СИСТ / СД: Срабатывание ГЗ РПН" w:value="СИСТ / СД: Срабатывание ГЗ РПН"/>
+                  <w:listItem w:displayText="СИСТ / СД: Срабатывание ГЗоткл" w:value="СИСТ / СД: Срабатывание ГЗоткл"/>
+                  <w:listItem w:displayText="СИСТ / СД: Срабатывание ГЗсигн" w:value="СИСТ / СД: Срабатывание ГЗсигн"/>
+                  <w:listItem w:displayText="СИСТ / СД: Срабатывание ДЗТ" w:value="СИСТ / СД: Срабатывание ДЗТ"/>
+                  <w:listItem w:displayText="СИСТ / СД: Срабатывание ЗП" w:value="СИСТ / СД: Срабатывание ЗП"/>
+                  <w:listItem w:displayText="СИСТ / СД: Срабатывание ТЗоткл" w:value="СИСТ / СД: Срабатывание ТЗоткл"/>
+                  <w:listItem w:displayText="СИСТ / СД: Срабатывание ТЗсигн" w:value="СИСТ / СД: Срабатывание ТЗсигн"/>
+                  <w:listItem w:displayText="СИСТ / СД: Срабатывание УРОВ" w:value="СИСТ / СД: Срабатывание УРОВ"/>
+                  <w:listItem w:displayText="СИСТ / ФК: Действие на В ВН" w:value="СИСТ / ФК: Действие на В ВН"/>
+                  <w:listItem w:displayText="СИСТ / ФК: Действие на В НН1" w:value="СИСТ / ФК: Действие на В НН1"/>
+                  <w:listItem w:displayText="СИСТ / ФК: Действие на В НН2" w:value="СИСТ / ФК: Действие на В НН2"/>
+                  <w:listItem w:displayText="СИСТ / ФК: Комплект" w:value="СИСТ / ФК: Комплект"/>
+                  <w:listItem w:displayText="СИСТ / ФК: Режим работы ГЗ РПН" w:value="СИСТ / ФК: Режим работы ГЗ РПН"/>
+                  <w:listItem w:displayText="СИСТ / ФК: Режим работы ГЗ Т откл" w:value="СИСТ / ФК: Режим работы ГЗ Т откл"/>
+                  <w:listItem w:displayText="СИСТ / ФК: Режим работы ГЗ Т сигн" w:value="СИСТ / ФК: Режим работы ГЗ Т сигн"/>
+                  <w:listItem w:displayText="СИСТ / ФК: Режим работы ДЗТ" w:value="СИСТ / ФК: Режим работы ДЗТ"/>
+                  <w:listItem w:displayText="СИСТ / ФК: Режим работы ЗПО" w:value="СИСТ / ФК: Режим работы ЗПО"/>
+                  <w:listItem w:displayText="СИСТ / ФК: Режим работы УРОВ" w:value="СИСТ / ФК: Режим работы УРОВ"/>
+                  <w:listItem w:displayText="СИСТ / ФК: Управление ИЭУ" w:value="СИСТ / ФК: Управление ИЭУ"/>
+                  <w:listItem w:displayText="СИСТ / ШС: Переполнение буфера входных данных" w:value="СИСТ / ШС: Переполнение буфера входных данных"/>
+                  <w:listItem w:displayText="СИСТ / ШС: Переполнение буфера выходных данных" w:value="СИСТ / ШС: Переполнение буфера выходных данных"/>
+                  <w:listItem w:displayText="СИСТ / ШС: Состояние основного канала" w:value="СИСТ / ШС: Состояние основного канала"/>
+                  <w:listItem w:displayText="СИСТ / ШС: Состояние резервного канала" w:value="СИСТ / ШС: Состояние резервного канала"/>
+                  <w:listItem w:displayText="Сборка сигн. / СС: БИ выведены" w:value="Сборка сигн. / СС: БИ выведены"/>
+                  <w:listItem w:displayText="Сборка сигн. / СС: Внешнее отключение" w:value="Сборка сигн. / СС: Внешнее отключение"/>
+                  <w:listItem w:displayText="Сборка сигн. / СС: Выходные цепи разобраны" w:value="Сборка сигн. / СС: Выходные цепи разобраны"/>
+                  <w:listItem w:displayText="Сборка сигн. / СС: ГЗ заблокирована" w:value="Сборка сигн. / СС: ГЗ заблокирована"/>
+                  <w:listItem w:displayText="Сборка сигн. / СС: Контроль оперативного тока" w:value="Сборка сигн. / СС: Контроль оперативного тока"/>
+                  <w:listItem w:displayText="Сборка сигн. / СС: Контроль оперативного тока НН" w:value="Сборка сигн. / СС: Контроль оперативного тока НН"/>
+                  <w:listItem w:displayText="Сборка сигн. / СС: Низкая изоляция ГЗ" w:value="Сборка сигн. / СС: Низкая изоляция ГЗ"/>
+                  <w:listItem w:displayText="Сборка сигн. / СС: Низкая изоляция ТЗ" w:value="Сборка сигн. / СС: Низкая изоляция ТЗ"/>
+                  <w:listItem w:displayText="Сборка сигн. / СС: Сигнализация от ГЗ" w:value="Сборка сигн. / СС: Сигнализация от ГЗ"/>
+                  <w:listItem w:displayText="Сборка сигн. / СС: Сигнализация от ТЗ" w:value="Сборка сигн. / СС: Сигнализация от ТЗ"/>
+                  <w:listItem w:displayText="Сборка сигн. / СС: Сигнализация от ТС" w:value="Сборка сигн. / СС: Сигнализация от ТС"/>
+                  <w:listItem w:displayText="Сборка сигн. / СС: ТЗ заблокирована" w:value="Сборка сигн. / СС: ТЗ заблокирована"/>
+                  <w:listItem w:displayText="ТК ЗДЗ / ТК ЗДЗ: Пуск" w:value="ТК ЗДЗ / ТК ЗДЗ: Пуск"/>
+                  <w:listItem w:displayText="ТК ЗДЗ / ТК ЗДЗ: Функция введена в работу" w:value="ТК ЗДЗ / ТК ЗДЗ: Функция введена в работу"/>
+                  <w:listItem w:displayText="ТК ЗДЗ / ТК ЗДЗ: Функция оперативно выведена из работы" w:value="ТК ЗДЗ / ТК ЗДЗ: Функция оперативно выведена из работы"/>
+                  <w:listItem w:displayText="ТО ЗПО / ТО ЗПО ВН: Пуск" w:value="ТО ЗПО / ТО ЗПО ВН: Пуск"/>
+                  <w:listItem w:displayText="ТО ЗПО / ТО ЗПО ВН: Функция введена в работу" w:value="ТО ЗПО / ТО ЗПО ВН: Функция введена в работу"/>
+                  <w:listItem w:displayText="ТО ЗПО / ТО ЗПО ВН: Функция оперативно выведена из работы" w:value="ТО ЗПО / ТО ЗПО ВН: Функция оперативно выведена из работы"/>
+                  <w:listItem w:displayText="ТО ЗПО / ТО ЗПО НН1: Пуск" w:value="ТО ЗПО / ТО ЗПО НН1: Пуск"/>
+                  <w:listItem w:displayText="ТО ЗПО / ТО ЗПО НН1: Функция введена в работу" w:value="ТО ЗПО / ТО ЗПО НН1: Функция введена в работу"/>
+                  <w:listItem w:displayText="ТО ЗПО / ТО ЗПО НН1: Функция оперативно выведена из работы" w:value="ТО ЗПО / ТО ЗПО НН1: Функция оперативно выведена из работы"/>
+                  <w:listItem w:displayText="ТО ЗПО / ТО ЗПО НН2: Пуск" w:value="ТО ЗПО / ТО ЗПО НН2: Пуск"/>
+                  <w:listItem w:displayText="ТО ЗПО / ТО ЗПО НН2: Функция введена в работу" w:value="ТО ЗПО / ТО ЗПО НН2: Функция введена в работу"/>
+                  <w:listItem w:displayText="ТО ЗПО / ТО ЗПО НН2: Функция оперативно выведена из работы" w:value="ТО ЗПО / ТО ЗПО НН2: Функция оперативно выведена из работы"/>
+                  <w:listItem w:displayText="ТО ЗПО / ТО ЗПО_общ: Пуск" w:value="ТО ЗПО / ТО ЗПО_общ: Пуск"/>
+                  <w:listItem w:displayText="ТО ЗПО / ТО ЗПО_общ: Функция введена в работу" w:value="ТО ЗПО / ТО ЗПО_общ: Функция введена в работу"/>
+                  <w:listItem w:displayText="ТО ЗПО / ТО ЗПО_общ: Функция оперативно выведена из работы" w:value="ТО ЗПО / ТО ЗПО_общ: Функция оперативно выведена из работы"/>
+                  <w:listItem w:displayText="ТО РПН / ТО РПН: Пуск" w:value="ТО РПН / ТО РПН: Пуск"/>
+                  <w:listItem w:displayText="ТО РПН / ТО РПН: Функция введена в работу" w:value="ТО РПН / ТО РПН: Функция введена в работу"/>
+                  <w:listItem w:displayText="ТО РПН / ТО РПН: Функция оперативно выведена из работы" w:value="ТО РПН / ТО РПН: Функция оперативно выведена из работы"/>
+                  <w:listItem w:displayText="УРОВ ВН / УРОВ: Пуск" w:value="УРОВ ВН / УРОВ: Пуск"/>
+                  <w:listItem w:displayText="УРОВ ВН / УРОВ: Пуск ИО максимального тока" w:value="УРОВ ВН / УРОВ: Пуск ИО максимального тока"/>
+                  <w:listItem w:displayText="УРОВ ВН / УРОВ: Срабатывание УРОВ" w:value="УРОВ ВН / УРОВ: Срабатывание УРОВ"/>
+                  <w:listItem w:displayText="УРОВ ВН / УРОВ: Срабатывание УРОВ  'на себя'" w:value="УРОВ ВН / УРОВ: Срабатывание УРОВ  'на себя'"/>
+                  <w:listItem w:displayText="УРОВ ВН / УРОВ: Функция введена в работу" w:value="УРОВ ВН / УРОВ: Функция введена в работу"/>
+                  <w:listItem w:displayText="УРОВ ВН / УРОВ: Функция оперативно выведена из работы" w:value="УРОВ ВН / УРОВ: Функция оперативно выведена из работы"/>
                 </w:dropDownList>
                 <w:showingPlcHdr/>
                 <w:placeholder>
@@ -7851,11 +9682,6 @@
                 <w:id w:val="0"/>
                 <w:dropDownList>
                   <w:listItem w:displayText="Не назначено" w:value=""/>
-                  <w:listItem w:displayText="ЛО ГЗоткл / ЛО: Функция введена в работу" w:value="ЛО ГЗоткл / ЛО: Функция введена в работу"/>
-                  <w:listItem w:displayText="ЛО ГЗоткл / ЛО: Функция оперативно выведена из работы" w:value="ЛО ГЗоткл / ЛО: Функция оперативно выведена из работы"/>
-                  <w:listItem w:displayText="ЛО ГЗоткл / ЛО: Блокировка ГЗоткл" w:value="ЛО ГЗоткл / ЛО: Блокировка ГЗоткл"/>
-                  <w:listItem w:displayText="ЛО ГЗоткл / ЛО: Срабатывание на сигнал" w:value="ЛО ГЗоткл / ЛО: Срабатывание на сигнал"/>
-                  <w:listItem w:displayText="ЛО ГЗоткл / ЛО: Срабатывание" w:value="ЛО ГЗоткл / ЛО: Срабатывание"/>
                   <w:listItem w:displayText="ДЗТ / БВКЗ: Срабатывание БВКЗ" w:value="ДЗТ / БВКЗ: Срабатывание БВКЗ"/>
                   <w:listItem w:displayText="ДЗТ / БВКЗ: Срабатывание БВКЗ по фазе А" w:value="ДЗТ / БВКЗ: Срабатывание БВКЗ по фазе А"/>
                   <w:listItem w:displayText="ДЗТ / БВКЗ: Срабатывание БВКЗ по фазе В" w:value="ДЗТ / БВКЗ: Срабатывание БВКЗ по фазе В"/>
@@ -7873,12 +9699,12 @@
                   <w:listItem w:displayText="ДЗТ / ДТЗт: Пуск ДТО по фазе В" w:value="ДЗТ / ДТЗт: Пуск ДТО по фазе В"/>
                   <w:listItem w:displayText="ДЗТ / ДТЗт: Пуск ДТО по фазе С" w:value="ДЗТ / ДТЗт: Пуск ДТО по фазе С"/>
                   <w:listItem w:displayText="ДЗТ / ДТЗт: Срабатывание ДТЗт" w:value="ДЗТ / ДТЗт: Срабатывание ДТЗт"/>
+                  <w:listItem w:displayText="ДЗТ / ДТЗт: Срабатывание ДТЗт на сигнал" w:value="ДЗТ / ДТЗт: Срабатывание ДТЗт на сигнал"/>
                   <w:listItem w:displayText="ДЗТ / ДТЗт: Срабатывание ДТЗт по фазе A" w:value="ДЗТ / ДТЗт: Срабатывание ДТЗт по фазе A"/>
+                  <w:listItem w:displayText="ДЗТ / ДТЗт: Срабатывание ДТЗт по фазе A на сигнал" w:value="ДЗТ / ДТЗт: Срабатывание ДТЗт по фазе A на сигнал"/>
                   <w:listItem w:displayText="ДЗТ / ДТЗт: Срабатывание ДТЗт по фазе В" w:value="ДЗТ / ДТЗт: Срабатывание ДТЗт по фазе В"/>
+                  <w:listItem w:displayText="ДЗТ / ДТЗт: Срабатывание ДТЗт по фазе В на сигнал" w:value="ДЗТ / ДТЗт: Срабатывание ДТЗт по фазе В на сигнал"/>
                   <w:listItem w:displayText="ДЗТ / ДТЗт: Срабатывание ДТЗт по фазе С" w:value="ДЗТ / ДТЗт: Срабатывание ДТЗт по фазе С"/>
-                  <w:listItem w:displayText="ДЗТ / ДТЗт: Срабатывание ДТЗт на сигнал" w:value="ДЗТ / ДТЗт: Срабатывание ДТЗт на сигнал"/>
-                  <w:listItem w:displayText="ДЗТ / ДТЗт: Срабатывание ДТЗт по фазе A на сигнал" w:value="ДЗТ / ДТЗт: Срабатывание ДТЗт по фазе A на сигнал"/>
-                  <w:listItem w:displayText="ДЗТ / ДТЗт: Срабатывание ДТЗт по фазе В на сигнал" w:value="ДЗТ / ДТЗт: Срабатывание ДТЗт по фазе В на сигнал"/>
                   <w:listItem w:displayText="ДЗТ / ДТЗт: Срабатывание ДТЗт по фазе С на сигнал" w:value="ДЗТ / ДТЗт: Срабатывание ДТЗт по фазе С на сигнал"/>
                   <w:listItem w:displayText="ДЗТ / ДТЗт: Функция введена в работу" w:value="ДЗТ / ДТЗт: Функция введена в работу"/>
                   <w:listItem w:displayText="ДЗТ / ДТЗт: Функция оперативно выведена из работы" w:value="ДЗТ / ДТЗт: Функция оперативно выведена из работы"/>
@@ -7887,12 +9713,12 @@
                   <w:listItem w:displayText="ДЗТ / ДТО: Пуск ДТО по фазе В" w:value="ДЗТ / ДТО: Пуск ДТО по фазе В"/>
                   <w:listItem w:displayText="ДЗТ / ДТО: Пуск ДТО по фазе С" w:value="ДЗТ / ДТО: Пуск ДТО по фазе С"/>
                   <w:listItem w:displayText="ДЗТ / ДТО: Срабатывание ДТО" w:value="ДЗТ / ДТО: Срабатывание ДТО"/>
+                  <w:listItem w:displayText="ДЗТ / ДТО: Срабатывание ДТО на сигнал" w:value="ДЗТ / ДТО: Срабатывание ДТО на сигнал"/>
                   <w:listItem w:displayText="ДЗТ / ДТО: Срабатывание ДТО по фазе A" w:value="ДЗТ / ДТО: Срабатывание ДТО по фазе A"/>
+                  <w:listItem w:displayText="ДЗТ / ДТО: Срабатывание ДТО по фазе A на сигнал" w:value="ДЗТ / ДТО: Срабатывание ДТО по фазе A на сигнал"/>
                   <w:listItem w:displayText="ДЗТ / ДТО: Срабатывание ДТО по фазе В" w:value="ДЗТ / ДТО: Срабатывание ДТО по фазе В"/>
+                  <w:listItem w:displayText="ДЗТ / ДТО: Срабатывание ДТО по фазе В на сигнал" w:value="ДЗТ / ДТО: Срабатывание ДТО по фазе В на сигнал"/>
                   <w:listItem w:displayText="ДЗТ / ДТО: Срабатывание ДТО по фазе С" w:value="ДЗТ / ДТО: Срабатывание ДТО по фазе С"/>
-                  <w:listItem w:displayText="ДЗТ / ДТО: Срабатывание ДТО на сигнал" w:value="ДЗТ / ДТО: Срабатывание ДТО на сигнал"/>
-                  <w:listItem w:displayText="ДЗТ / ДТО: Срабатывание ДТО по фазе A на сигнал" w:value="ДЗТ / ДТО: Срабатывание ДТО по фазе A на сигнал"/>
-                  <w:listItem w:displayText="ДЗТ / ДТО: Срабатывание ДТО по фазе В на сигнал" w:value="ДЗТ / ДТО: Срабатывание ДТО по фазе В на сигнал"/>
                   <w:listItem w:displayText="ДЗТ / ДТО: Срабатывание ДТО по фазе С на сигнал" w:value="ДЗТ / ДТО: Срабатывание ДТО по фазе С на сигнал"/>
                   <w:listItem w:displayText="ДЗТ / ДТО: Функция введена в работу" w:value="ДЗТ / ДТО: Функция введена в работу"/>
                   <w:listItem w:displayText="ДЗТ / ДТО: Функция оперативно выведена из работы" w:value="ДЗТ / ДТО: Функция оперативно выведена из работы"/>
@@ -7902,50 +9728,508 @@
                   <w:listItem w:displayText="ДЗТ / КЦТнеб: Срабатывание КЦНнеб фазы С" w:value="ДЗТ / КЦТнеб: Срабатывание КЦНнеб фазы С"/>
                   <w:listItem w:displayText="ДЗТ / КЦТнеб: Функция введена в работу" w:value="ДЗТ / КЦТнеб: Функция введена в работу"/>
                   <w:listItem w:displayText="ДЗТ / КЦТнеб: Функция оперативно выведена из работы" w:value="ДЗТ / КЦТнеб: Функция оперативно выведена из работы"/>
+                  <w:listItem w:displayText="ЗП / ЗП ВН: Пуск" w:value="ЗП / ЗП ВН: Пуск"/>
+                  <w:listItem w:displayText="ЗП / ЗП ВН: Пуск ИО максимального тока" w:value="ЗП / ЗП ВН: Пуск ИО максимального тока"/>
+                  <w:listItem w:displayText="ЗП / ЗП ВН: Срабатывание ЗП ВН" w:value="ЗП / ЗП ВН: Срабатывание ЗП ВН"/>
+                  <w:listItem w:displayText="ЗП / ЗП ВН: Срабатывание ЗП ВН на сигнал" w:value="ЗП / ЗП ВН: Срабатывание ЗП ВН на сигнал"/>
+                  <w:listItem w:displayText="ЗП / ЗП ВН: Функция введена в работу" w:value="ЗП / ЗП ВН: Функция введена в работу"/>
+                  <w:listItem w:displayText="ЗП / ЗП ВН: Функция оперативно выведена из работы" w:value="ЗП / ЗП ВН: Функция оперативно выведена из работы"/>
+                  <w:listItem w:displayText="ЗП / ЗП НН1: Пуск" w:value="ЗП / ЗП НН1: Пуск"/>
+                  <w:listItem w:displayText="ЗП / ЗП НН1: Пуск ИО максимального тока" w:value="ЗП / ЗП НН1: Пуск ИО максимального тока"/>
+                  <w:listItem w:displayText="ЗП / ЗП НН1: Срабатывание ЗП НН1" w:value="ЗП / ЗП НН1: Срабатывание ЗП НН1"/>
+                  <w:listItem w:displayText="ЗП / ЗП НН1: Срабатывание ЗП НН1 на сигнал" w:value="ЗП / ЗП НН1: Срабатывание ЗП НН1 на сигнал"/>
+                  <w:listItem w:displayText="ЗП / ЗП НН1: Функция введена в работу" w:value="ЗП / ЗП НН1: Функция введена в работу"/>
+                  <w:listItem w:displayText="ЗП / ЗП НН1: Функция оперативно выведена из работы" w:value="ЗП / ЗП НН1: Функция оперативно выведена из работы"/>
+                  <w:listItem w:displayText="ЗП / ЗП НН2: Пуск" w:value="ЗП / ЗП НН2: Пуск"/>
+                  <w:listItem w:displayText="ЗП / ЗП НН2: Пуск ИО максимального тока" w:value="ЗП / ЗП НН2: Пуск ИО максимального тока"/>
+                  <w:listItem w:displayText="ЗП / ЗП НН2: Срабатывание ЗП НН2" w:value="ЗП / ЗП НН2: Срабатывание ЗП НН2"/>
+                  <w:listItem w:displayText="ЗП / ЗП НН2: Срабатывание ЗП НН2 на сигнал" w:value="ЗП / ЗП НН2: Срабатывание ЗП НН2 на сигнал"/>
+                  <w:listItem w:displayText="ЗП / ЗП НН2: Функция введена в работу" w:value="ЗП / ЗП НН2: Функция введена в работу"/>
+                  <w:listItem w:displayText="ЗП / ЗП НН2: Функция оперативно выведена из работы" w:value="ЗП / ЗП НН2: Функция оперативно выведена из работы"/>
+                  <w:listItem w:displayText="ЗПО / ЗПО: Пуск" w:value="ЗПО / ЗПО: Пуск"/>
+                  <w:listItem w:displayText="ЗПО / ЗПО: Срабатывание ЗПО" w:value="ЗПО / ЗПО: Срабатывание ЗПО"/>
+                  <w:listItem w:displayText="ЗПО / ЗПО: Срабатывание ЗПО на сигнал" w:value="ЗПО / ЗПО: Срабатывание ЗПО на сигнал"/>
+                  <w:listItem w:displayText="ЗПО / ЗПО: Функция введена в работу" w:value="ЗПО / ЗПО: Функция введена в работу"/>
+                  <w:listItem w:displayText="ЗПО / ЗПО: Функция оперативно выведена из работы" w:value="ЗПО / ЗПО: Функция оперативно выведена из работы"/>
+                  <w:listItem w:displayText="КЦТ / КЦТст1: Пуск при асимметрии" w:value="КЦТ / КЦТст1: Пуск при асимметрии"/>
+                  <w:listItem w:displayText="КЦТ / КЦТст1: Пуск при обрыве провода" w:value="КЦТ / КЦТст1: Пуск при обрыве провода"/>
+                  <w:listItem w:displayText="КЦТ / КЦТст1: Срабатывание при асимметрии" w:value="КЦТ / КЦТст1: Срабатывание при асимметрии"/>
+                  <w:listItem w:displayText="КЦТ / КЦТст1: Срабатывание при обрыве провода" w:value="КЦТ / КЦТст1: Срабатывание при обрыве провода"/>
+                  <w:listItem w:displayText="КЦТ / КЦТст1: Функция введена в работу" w:value="КЦТ / КЦТст1: Функция введена в работу"/>
+                  <w:listItem w:displayText="КЦТ / КЦТст1: Функция оперативно выведена из работы" w:value="КЦТ / КЦТст1: Функция оперативно выведена из работы"/>
+                  <w:listItem w:displayText="КЦТ / КЦТст2: Пуск при асимметрии" w:value="КЦТ / КЦТст2: Пуск при асимметрии"/>
+                  <w:listItem w:displayText="КЦТ / КЦТст2: Пуск при обрыве провода" w:value="КЦТ / КЦТст2: Пуск при обрыве провода"/>
+                  <w:listItem w:displayText="КЦТ / КЦТст2: Срабатывание при асимметрии" w:value="КЦТ / КЦТст2: Срабатывание при асимметрии"/>
+                  <w:listItem w:displayText="КЦТ / КЦТст2: Срабатывание при обрыве провода" w:value="КЦТ / КЦТст2: Срабатывание при обрыве провода"/>
+                  <w:listItem w:displayText="КЦТ / КЦТст2: Функция введена в работу" w:value="КЦТ / КЦТст2: Функция введена в работу"/>
+                  <w:listItem w:displayText="КЦТ / КЦТст2: Функция оперативно выведена из работы" w:value="КЦТ / КЦТст2: Функция оперативно выведена из работы"/>
+                  <w:listItem w:displayText="КЦТ / КЦТст3: Пуск при асимметрии" w:value="КЦТ / КЦТст3: Пуск при асимметрии"/>
+                  <w:listItem w:displayText="КЦТ / КЦТст3: Пуск при обрыве провода" w:value="КЦТ / КЦТст3: Пуск при обрыве провода"/>
+                  <w:listItem w:displayText="КЦТ / КЦТст3: Срабатывание при асимметрии" w:value="КЦТ / КЦТст3: Срабатывание при асимметрии"/>
+                  <w:listItem w:displayText="КЦТ / КЦТст3: Срабатывание при обрыве провода" w:value="КЦТ / КЦТст3: Срабатывание при обрыве провода"/>
+                  <w:listItem w:displayText="КЦТ / КЦТст3: Функция введена в работу" w:value="КЦТ / КЦТст3: Функция введена в работу"/>
+                  <w:listItem w:displayText="КЦТ / КЦТст3: Функция оперативно выведена из работы" w:value="КЦТ / КЦТст3: Функция оперативно выведена из работы"/>
+                  <w:listItem w:displayText="ЛО ВН / ЛО: Отключение" w:value="ЛО ВН / ЛО: Отключение"/>
+                  <w:listItem w:displayText="ЛО ВН / ЛО: Отключить аварийно" w:value="ЛО ВН / ЛО: Отключить аварийно"/>
+                  <w:listItem w:displayText="ЛО ВН / ЛО: Функция введена в работу" w:value="ЛО ВН / ЛО: Функция введена в работу"/>
+                  <w:listItem w:displayText="ЛО ВН / ЛО: Функция оперативно выведена из работы" w:value="ЛО ВН / ЛО: Функция оперативно выведена из работы"/>
+                  <w:listItem w:displayText="ЛО ГЗ РПН / ЛО: Блокировка ГЗ РПН" w:value="ЛО ГЗ РПН / ЛО: Блокировка ГЗ РПН"/>
+                  <w:listItem w:displayText="ЛО ГЗ РПН / ЛО: Срабатывание" w:value="ЛО ГЗ РПН / ЛО: Срабатывание"/>
+                  <w:listItem w:displayText="ЛО ГЗ РПН / ЛО: Срабатывание на сигнал" w:value="ЛО ГЗ РПН / ЛО: Срабатывание на сигнал"/>
+                  <w:listItem w:displayText="ЛО ГЗ РПН / ЛО: Функция введена в работу" w:value="ЛО ГЗ РПН / ЛО: Функция введена в работу"/>
+                  <w:listItem w:displayText="ЛО ГЗ РПН / ЛО: Функция оперативно выведена из работы" w:value="ЛО ГЗ РПН / ЛО: Функция оперативно выведена из работы"/>
+                  <w:listItem w:displayText="ЛО ГЗоткл / ЛО: Блокировка ГЗоткл" w:value="ЛО ГЗоткл / ЛО: Блокировка ГЗоткл"/>
+                  <w:listItem w:displayText="ЛО ГЗоткл / ЛО: Срабатывание" w:value="ЛО ГЗоткл / ЛО: Срабатывание"/>
+                  <w:listItem w:displayText="ЛО ГЗоткл / ЛО: Срабатывание на сигнал" w:value="ЛО ГЗоткл / ЛО: Срабатывание на сигнал"/>
+                  <w:listItem w:displayText="ЛО ГЗоткл / ЛО: Функция введена в работу" w:value="ЛО ГЗоткл / ЛО: Функция введена в работу"/>
+                  <w:listItem w:displayText="ЛО ГЗоткл / ЛО: Функция оперативно выведена из работы" w:value="ЛО ГЗоткл / ЛО: Функция оперативно выведена из работы"/>
+                  <w:listItem w:displayText="ЛО ГЗсигн / ЛО: Блокировка ГЗсигн" w:value="ЛО ГЗсигн / ЛО: Блокировка ГЗсигн"/>
+                  <w:listItem w:displayText="ЛО ГЗсигн / ЛО: Срабатывание" w:value="ЛО ГЗсигн / ЛО: Срабатывание"/>
+                  <w:listItem w:displayText="ЛО ГЗсигн / ЛО: Срабатывание на сигнал" w:value="ЛО ГЗсигн / ЛО: Срабатывание на сигнал"/>
+                  <w:listItem w:displayText="ЛО ГЗсигн / ЛО: Функция введена в работу" w:value="ЛО ГЗсигн / ЛО: Функция введена в работу"/>
+                  <w:listItem w:displayText="ЛО ГЗсигн / ЛО: Функция оперативно выведена из работы" w:value="ЛО ГЗсигн / ЛО: Функция оперативно выведена из работы"/>
+                  <w:listItem w:displayText="ЛО Т / ЗАПВ: Запрет АПВ" w:value="ЛО Т / ЗАПВ: Запрет АПВ"/>
+                  <w:listItem w:displayText="ЛО Т / ЗАПВ: Функция введена в работу" w:value="ЛО Т / ЗАПВ: Функция введена в работу"/>
+                  <w:listItem w:displayText="ЛО Т / ЗАПВ: Функция оперативно выведена из работы" w:value="ЛО Т / ЗАПВ: Функция оперативно выведена из работы"/>
+                  <w:listItem w:displayText="ЛО Т / ЛО: Пуск" w:value="ЛО Т / ЛО: Пуск"/>
+                  <w:listItem w:displayText="ЛО Т / ЛО: Срабатывание" w:value="ЛО Т / ЛО: Срабатывание"/>
+                  <w:listItem w:displayText="ЛО Т / ЛО: Функция введена в работу" w:value="ЛО Т / ЛО: Функция введена в работу"/>
+                  <w:listItem w:displayText="ЛО Т / ЛО: Функция оперативно выведена из работы" w:value="ЛО Т / ЛО: Функция оперативно выведена из работы"/>
+                  <w:listItem w:displayText="ЛО ТЗ / ЛО ДТм: Срабатывание" w:value="ЛО ТЗ / ЛО ДТм: Срабатывание"/>
+                  <w:listItem w:displayText="ЛО ТЗ / ЛО ДТм: Срабатывание датчика температуры масла заблокировано" w:value="ЛО ТЗ / ЛО ДТм: Срабатывание датчика температуры масла заблокировано"/>
+                  <w:listItem w:displayText="ЛО ТЗ / ЛО ДТм: Срабатывание на сигнал" w:value="ЛО ТЗ / ЛО ДТм: Срабатывание на сигнал"/>
+                  <w:listItem w:displayText="ЛО ТЗ / ЛО ДТм: Функция введена в работу" w:value="ЛО ТЗ / ЛО ДТм: Функция введена в работу"/>
+                  <w:listItem w:displayText="ЛО ТЗ / ЛО ДТм: Функция оперативно выведена из работы" w:value="ЛО ТЗ / ЛО ДТм: Функция оперативно выведена из работы"/>
+                  <w:listItem w:displayText="ЛО ТЗ / ЛО ДТо: Срабатывание" w:value="ЛО ТЗ / ЛО ДТо: Срабатывание"/>
+                  <w:listItem w:displayText="ЛО ТЗ / ЛО ДТо: Срабатывание датчика температуры обмотки заблокировано" w:value="ЛО ТЗ / ЛО ДТо: Срабатывание датчика температуры обмотки заблокировано"/>
+                  <w:listItem w:displayText="ЛО ТЗ / ЛО ДТо: Срабатывание на сигнал" w:value="ЛО ТЗ / ЛО ДТо: Срабатывание на сигнал"/>
+                  <w:listItem w:displayText="ЛО ТЗ / ЛО ДТо: Функция введена в работу" w:value="ЛО ТЗ / ЛО ДТо: Функция введена в работу"/>
+                  <w:listItem w:displayText="ЛО ТЗ / ЛО ДТо: Функция оперативно выведена из работы" w:value="ЛО ТЗ / ЛО ДТо: Функция оперативно выведена из работы"/>
+                  <w:listItem w:displayText="ЛО ТЗ / ЛО РД: Срабатывание" w:value="ЛО ТЗ / ЛО РД: Срабатывание"/>
+                  <w:listItem w:displayText="ЛО ТЗ / ЛО РД: Срабатывание на сигнал" w:value="ЛО ТЗ / ЛО РД: Срабатывание на сигнал"/>
+                  <w:listItem w:displayText="ЛО ТЗ / ЛО РД: Срабатывание реле давления заблокировано" w:value="ЛО ТЗ / ЛО РД: Срабатывание реле давления заблокировано"/>
+                  <w:listItem w:displayText="ЛО ТЗ / ЛО РД: Функция введена в работу" w:value="ЛО ТЗ / ЛО РД: Функция введена в работу"/>
+                  <w:listItem w:displayText="ЛО ТЗ / ЛО РД: Функция оперативно выведена из работы" w:value="ЛО ТЗ / ЛО РД: Функция оперативно выведена из работы"/>
+                  <w:listItem w:displayText="ЛО ТС / ЛО ДУм расширителя: Срабатывание" w:value="ЛО ТС / ЛО ДУм расширителя: Срабатывание"/>
+                  <w:listItem w:displayText="ЛО ТС / ЛО ДУм расширителя: Срабатывание на сигнал" w:value="ЛО ТС / ЛО ДУм расширителя: Срабатывание на сигнал"/>
+                  <w:listItem w:displayText="ЛО ТС / ЛО ДУм расширителя: Функция введена в работу" w:value="ЛО ТС / ЛО ДУм расширителя: Функция введена в работу"/>
+                  <w:listItem w:displayText="ЛО ТС / ЛО ДУм расширителя: Функция оперативно выведена из работы" w:value="ЛО ТС / ЛО ДУм расширителя: Функция оперативно выведена из работы"/>
+                  <w:listItem w:displayText="ЛО ТС / ЛО ОК: Срабатывание" w:value="ЛО ТС / ЛО ОК: Срабатывание"/>
+                  <w:listItem w:displayText="ЛО ТС / ЛО ОК: Срабатывание на сигнал" w:value="ЛО ТС / ЛО ОК: Срабатывание на сигнал"/>
+                  <w:listItem w:displayText="ЛО ТС / ЛО ОК: Функция введена в работу" w:value="ЛО ТС / ЛО ОК: Функция введена в работу"/>
+                  <w:listItem w:displayText="ЛО ТС / ЛО ОК: Функция оперативно выведена из работы" w:value="ЛО ТС / ЛО ОК: Функция оперативно выведена из работы"/>
+                  <w:listItem w:displayText="ЛО ТС / ЛО ПК: Срабатывание" w:value="ЛО ТС / ЛО ПК: Срабатывание"/>
+                  <w:listItem w:displayText="ЛО ТС / ЛО ПК: Срабатывание на сигнал" w:value="ЛО ТС / ЛО ПК: Срабатывание на сигнал"/>
+                  <w:listItem w:displayText="ЛО ТС / ЛО ПК: Функция введена в работу" w:value="ЛО ТС / ЛО ПК: Функция введена в работу"/>
+                  <w:listItem w:displayText="ЛО ТС / ЛО ПК: Функция оперативно выведена из работы" w:value="ЛО ТС / ЛО ПК: Функция оперативно выведена из работы"/>
+                  <w:listItem w:displayText="ПДС / ГЗ РПН: Низкая изоляция " w:value="ПДС / ГЗ РПН: Низкая изоляция "/>
+                  <w:listItem w:displayText="ПДС / ГЗ РПН: Отключение" w:value="ПДС / ГЗ РПН: Отключение"/>
+                  <w:listItem w:displayText="ПДС / ГЗ Т: Низкая изоляция ГЗоткл" w:value="ПДС / ГЗ Т: Низкая изоляция ГЗоткл"/>
+                  <w:listItem w:displayText="ПДС / ГЗ Т: Низкая изоляция ГЗсигн" w:value="ПДС / ГЗ Т: Низкая изоляция ГЗсигн"/>
+                  <w:listItem w:displayText="ПДС / ГЗ Т: Отключение" w:value="ПДС / ГЗ Т: Отключение"/>
+                  <w:listItem w:displayText="ПДС / ГЗ Т: Сигнал" w:value="ПДС / ГЗ Т: Сигнал"/>
+                  <w:listItem w:displayText="ПДС / ДТм РПН: Срабатывание" w:value="ПДС / ДТм РПН: Срабатывание"/>
+                  <w:listItem w:displayText="ПДС / ДТм: Низкая изоляция" w:value="ПДС / ДТм: Низкая изоляция"/>
+                  <w:listItem w:displayText="ПДС / ДТм: Отключение" w:value="ПДС / ДТм: Отключение"/>
+                  <w:listItem w:displayText="ПДС / ДТм: Сигнал" w:value="ПДС / ДТм: Сигнал"/>
+                  <w:listItem w:displayText="ПДС / ДТо: Низкая изоляция" w:value="ПДС / ДТо: Низкая изоляция"/>
+                  <w:listItem w:displayText="ПДС / ДТо: Отключение" w:value="ПДС / ДТо: Отключение"/>
+                  <w:listItem w:displayText="ПДС / ДТо: Сигнал" w:value="ПДС / ДТо: Сигнал"/>
                   <w:listItem w:displayText="ПДС / ДУм РПН: Высокий уровень масла" w:value="ПДС / ДУм РПН: Высокий уровень масла"/>
                   <w:listItem w:displayText="ПДС / ДУм РПН: Низкий уровень масла" w:value="ПДС / ДУм РПН: Низкий уровень масла"/>
-                  <w:listItem w:displayText="ПДС / ГЗ РПН: Отключение" w:value="ПДС / ГЗ РПН: Отключение"/>
-                  <w:listItem w:displayText="ПДС / ГЗ РПН: Низкая изоляция " w:value="ПДС / ГЗ РПН: Низкая изоляция "/>
                   <w:listItem w:displayText="ПДС / ДУм расширителя: Высокий уровень масла" w:value="ПДС / ДУм расширителя: Высокий уровень масла"/>
                   <w:listItem w:displayText="ПДС / ДУм расширителя: Низкий уровень масла" w:value="ПДС / ДУм расширителя: Низкий уровень масла"/>
-                  <w:listItem w:displayText="ПДС / ДТм: Отключение" w:value="ПДС / ДТм: Отключение"/>
-                  <w:listItem w:displayText="ПДС / ДТм: Сигнал" w:value="ПДС / ДТм: Сигнал"/>
-                  <w:listItem w:displayText="ПДС / ДТм: Низкая изоляция" w:value="ПДС / ДТм: Низкая изоляция"/>
+                  <w:listItem w:displayText="ПДС / КСО: Авария" w:value="ПДС / КСО: Авария"/>
+                  <w:listItem w:displayText="ПДС / КСО: Неисправность" w:value="ПДС / КСО: Неисправность"/>
+                  <w:listItem w:displayText="ПДС / ОК: Срабатывание" w:value="ПДС / ОК: Срабатывание"/>
                   <w:listItem w:displayText="ПДС / ПК: Срабатывание" w:value="ПДС / ПК: Срабатывание"/>
-                  <w:listItem w:displayText="ПДС / ГЗ Т: Отключение" w:value="ПДС / ГЗ Т: Отключение"/>
-                  <w:listItem w:displayText="ПДС / ГЗ Т: Сигнал" w:value="ПДС / ГЗ Т: Сигнал"/>
-                  <w:listItem w:displayText="ПДС / ГЗ Т: Низкая изоляция ГЗоткл" w:value="ПДС / ГЗ Т: Низкая изоляция ГЗоткл"/>
-                  <w:listItem w:displayText="ПДС / ГЗ Т: Низкая изоляция ГЗсигн" w:value="ПДС / ГЗ Т: Низкая изоляция ГЗсигн"/>
-                  <w:listItem w:displayText="ПДС / КЦВ: Контроль цепи ЭМВ" w:value="ПДС / КЦВ: Контроль цепи ЭМВ"/>
-                  <w:listItem w:displayText="ПДС / КЦВ: Контроль цепи ЭМО1" w:value="ПДС / КЦВ: Контроль цепи ЭМО1"/>
-                  <w:listItem w:displayText="ПДС / КЦВ: Контроль цепи ЭМО2" w:value="ПДС / КЦВ: Контроль цепи ЭМО2"/>
-                  <w:listItem w:displayText="ПДС / КЦВ: Работа ЭМВ" w:value="ПДС / КЦВ: Работа ЭМВ"/>
-                  <w:listItem w:displayText="ПДС / КЦВ: Работа ЭМО1" w:value="ПДС / КЦВ: Работа ЭМО1"/>
-                  <w:listItem w:displayText="ПДС / КЦВ: Работа ЭМО2" w:value="ПДС / КЦВ: Работа ЭМО2"/>
-                  <w:listItem w:displayText="ПДС / ОК: Срабатывание" w:value="ПДС / ОК: Срабатывание"/>
-                  <w:listItem w:displayText="ПДС / КИ: Аварийный уровень изоляции" w:value="ПДС / КИ: Аварийный уровень изоляции"/>
-                  <w:listItem w:displayText="ПДС / КИ: Низкий уровень изоляции" w:value="ПДС / КИ: Низкий уровень изоляции"/>
+                  <w:listItem w:displayText="ПДС / РД: Низкая изоляция" w:value="ПДС / РД: Низкая изоляция"/>
                   <w:listItem w:displayText="ПДС / РД: Отключение" w:value="ПДС / РД: Отключение"/>
-                  <w:listItem w:displayText="ПДС / РД: Низкая изоляция" w:value="ПДС / РД: Низкая изоляция"/>
-                  <w:listItem w:displayText="ПДС / КПруж: Пружина не заведена" w:value="ПДС / КПруж: Пружина не заведена"/>
-                  <w:listItem w:displayText="ПДС / ДТо: Отключение" w:value="ПДС / ДТо: Отключение"/>
-                  <w:listItem w:displayText="ПДС / ДТо: Сигнал" w:value="ПДС / ДТо: Сигнал"/>
-                  <w:listItem w:displayText="ПДС / ДТо: Низкая изоляция" w:value="ПДС / ДТо: Низкая изоляция"/>
-                  <w:listItem w:displayText="ПДС / В: Положение В (Отключено)" w:value="ПДС / В: Положение В (Отключено)"/>
-                  <w:listItem w:displayText="ПДС / В: Положение В (Включено)" w:value="ПДС / В: Положение В (Включено)"/>
-                  <w:listItem w:displayText="ПДС / В: Положение В (Не определено)" w:value="ПДС / В: Положение В (Не определено)"/>
-                  <w:listItem w:displayText="ПДС / В: Положение В (Неисправность)" w:value="ПДС / В: Положение В (Неисправность)"/>
-                  <w:listItem w:displayText="ПДС / В: Ключ М/Д привода В" w:value="ПДС / В: Ключ М/Д привода В"/>
-                  <w:listItem w:displayText="ЛО Т / ЗАВР: Функция введена в работу" w:value="ЛО Т / ЗАВР: Функция введена в работу"/>
-                  <w:listItem w:displayText="ЛО Т / ЗАВР: Функция оперативно выведена из работы" w:value="ЛО Т / ЗАВР: Функция оперативно выведена из работы"/>
-                  <w:listItem w:displayText="ЛО Т / ЗАВР: Запрет АВР" w:value="ЛО Т / ЗАВР: Запрет АВР"/>
-                  <w:listItem w:displayText="ЛО Т / ЛО: Функция введена в работу" w:value="ЛО Т / ЛО: Функция введена в работу"/>
-                  <w:listItem w:displayText="ЛО Т / ЛО: Функция оперативно выведена из работы" w:value="ЛО Т / ЛО: Функция оперативно выведена из работы"/>
-                  <w:listItem w:displayText="ЛО Т / ЛО: Пуск" w:value="ЛО Т / ЛО: Пуск"/>
-                  <w:listItem w:displayText="ЛО Т / ЛО: Срабатывание" w:value="ЛО Т / ЛО: Срабатывание"/>
-                  <w:listItem w:displayText="ЛО Т / ЗАПВ: Функция введена в работу" w:value="ЛО Т / ЗАПВ: Функция введена в работу"/>
-                  <w:listItem w:displayText="ЛО Т / ЗАПВ: Функция оперативно выведена из работы" w:value="ЛО Т / ЗАПВ: Функция оперативно выведена из работы"/>
-                  <w:listItem w:displayText="ЛО Т / ЗАПВ: Запрет АПВ" w:value="ЛО Т / ЗАПВ: Запрет АПВ"/>
+                  <w:listItem w:displayText="ПДС НКУ / SA1: Цепь введена" w:value="ПДС НКУ / SA1: Цепь введена"/>
+                  <w:listItem w:displayText="ПДС НКУ / SA2: Цепь введена" w:value="ПДС НКУ / SA2: Цепь введена"/>
+                  <w:listItem w:displayText="ПДС НКУ / SA3: Цепь введена" w:value="ПДС НКУ / SA3: Цепь введена"/>
+                  <w:listItem w:displayText="ПДС НКУ / SA4: Цепь введена" w:value="ПДС НКУ / SA4: Цепь введена"/>
+                  <w:listItem w:displayText="ПДС НКУ / SG1: Рабочее положение" w:value="ПДС НКУ / SG1: Рабочее положение"/>
+                  <w:listItem w:displayText="ПДС НКУ / SG2: Рабочее положение" w:value="ПДС НКУ / SG2: Рабочее положение"/>
+                  <w:listItem w:displayText="ПДС НКУ / SG3: Рабочее положение" w:value="ПДС НКУ / SG3: Рабочее положение"/>
+                  <w:listItem w:displayText="ПДС НКУ / ВнешСигн1: Срабатывание" w:value="ПДС НКУ / ВнешСигн1: Срабатывание"/>
+                  <w:listItem w:displayText="ПДС НКУ / ВнешСигн2: Срабатывание" w:value="ПДС НКУ / ВнешСигн2: Срабатывание"/>
+                  <w:listItem w:displayText="ПДС НКУ / ВнешСигн3: Срабатывание" w:value="ПДС НКУ / ВнешСигн3: Срабатывание"/>
+                  <w:listItem w:displayText="ПДС НКУ / ВнешСигн4: Срабатывание" w:value="ПДС НКУ / ВнешСигн4: Срабатывание"/>
+                  <w:listItem w:displayText="ПДС НКУ / Дверь: Дверь шкафа закрыта" w:value="ПДС НКУ / Дверь: Дверь шкафа закрыта"/>
+                  <w:listItem w:displayText="ПДС НКУ / Дверь: Дверь шкафа открыта" w:value="ПДС НКУ / Дверь: Дверь шкафа открыта"/>
+                  <w:listItem w:displayText="ПДС НКУ / ОТ ГЗ: Неисправность" w:value="ПДС НКУ / ОТ ГЗ: Неисправность"/>
+                  <w:listItem w:displayText="ПДС НКУ / ОТ ЗДЗ1: Неисправность" w:value="ПДС НКУ / ОТ ЗДЗ1: Неисправность"/>
+                  <w:listItem w:displayText="ПДС НКУ / ОТ ЗДЗ2: Неисправность" w:value="ПДС НКУ / ОТ ЗДЗ2: Неисправность"/>
+                  <w:listItem w:displayText="ПДС НКУ / ОТ ИЭУ ТН1: Неисправность" w:value="ПДС НКУ / ОТ ИЭУ ТН1: Неисправность"/>
+                  <w:listItem w:displayText="ПДС НКУ / ОТ ИЭУ ТН2: Неисправность" w:value="ПДС НКУ / ОТ ИЭУ ТН2: Неисправность"/>
+                  <w:listItem w:displayText="ПДС НКУ / ОТ ТЗ, ТС: Неисправность" w:value="ПДС НКУ / ОТ ТЗ, ТС: Неисправность"/>
+                  <w:listItem w:displayText="ПДС НКУ / ОТ УРОВ1: Неисправность" w:value="ПДС НКУ / ОТ УРОВ1: Неисправность"/>
+                  <w:listItem w:displayText="ПДС НКУ / ОТ УРОВ2: Неисправность" w:value="ПДС НКУ / ОТ УРОВ2: Неисправность"/>
+                  <w:listItem w:displayText="Пред. сигн. / ПС: Пуск предупредительной сигнализации" w:value="Пред. сигн. / ПС: Пуск предупредительной сигнализации"/>
+                  <w:listItem w:displayText="Пред. сигн. / ПС: Пуск предупредительной сигнализации (импульс)" w:value="Пред. сигн. / ПС: Пуск предупредительной сигнализации (импульс)"/>
+                  <w:listItem w:displayText="РТПО / РТПО ВН: Пуск" w:value="РТПО / РТПО ВН: Пуск"/>
+                  <w:listItem w:displayText="РТПО / РТПО ВН: Функция введена в работу" w:value="РТПО / РТПО ВН: Функция введена в работу"/>
+                  <w:listItem w:displayText="РТПО / РТПО ВН: Функция оперативно выведена из работы" w:value="РТПО / РТПО ВН: Функция оперативно выведена из работы"/>
+                  <w:listItem w:displayText="РТПО / РТПО НН1: Пуск" w:value="РТПО / РТПО НН1: Пуск"/>
+                  <w:listItem w:displayText="РТПО / РТПО НН1: Функция введена в работу" w:value="РТПО / РТПО НН1: Функция введена в работу"/>
+                  <w:listItem w:displayText="РТПО / РТПО НН1: Функция оперативно выведена из работы" w:value="РТПО / РТПО НН1: Функция оперативно выведена из работы"/>
+                  <w:listItem w:displayText="РТПО / РТПО НН2: Пуск" w:value="РТПО / РТПО НН2: Пуск"/>
+                  <w:listItem w:displayText="РТПО / РТПО НН2: Функция введена в работу" w:value="РТПО / РТПО НН2: Функция введена в работу"/>
+                  <w:listItem w:displayText="РТПО / РТПО НН2: Функция оперативно выведена из работы" w:value="РТПО / РТПО НН2: Функция оперативно выведена из работы"/>
+                  <w:listItem w:displayText="РТПО / РТПО_общ: Пуск" w:value="РТПО / РТПО_общ: Пуск"/>
+                  <w:listItem w:displayText="РТПО / РТПО_общ: Функция введена в работу" w:value="РТПО / РТПО_общ: Функция введена в работу"/>
+                  <w:listItem w:displayText="РТПО / РТПО_общ: Функция оперативно выведена из работы" w:value="РТПО / РТПО_общ: Функция оперативно выведена из работы"/>
+                  <w:listItem w:displayText="СИСТ / БУ: Индикация местного управления" w:value="СИСТ / БУ: Индикация местного управления"/>
+                  <w:listItem w:displayText="СИСТ / Диагностика: Изменение встраиваемого ПО" w:value="СИСТ / Диагностика: Изменение встраиваемого ПО"/>
+                  <w:listItem w:displayText="СИСТ / Диагностика: Индикация логического узла-прокси" w:value="СИСТ / Диагностика: Индикация логического узла-прокси"/>
+                  <w:listItem w:displayText="СИСТ / Диагностика: Индикация наличия оперативного питания" w:value="СИСТ / Диагностика: Индикация наличия оперативного питания"/>
+                  <w:listItem w:displayText="СИСТ / Диагностика: Индикация потери оперативного питания" w:value="СИСТ / Диагностика: Индикация потери оперативного питания"/>
+                  <w:listItem w:displayText="СИСТ / Диагностика: Индикация работы по летнему времени" w:value="СИСТ / Диагностика: Индикация работы по летнему времени"/>
+                  <w:listItem w:displayText="СИСТ / Диагностика: Конфигурация изменена" w:value="СИСТ / Диагностика: Конфигурация изменена"/>
+                  <w:listItem w:displayText="СИСТ / Диагностика: Неисправность АЦП" w:value="СИСТ / Диагностика: Неисправность АЦП"/>
+                  <w:listItem w:displayText="СИСТ / Диагностика: Неисправность ЦП" w:value="СИСТ / Диагностика: Неисправность ЦП"/>
+                  <w:listItem w:displayText="СИСТ / Диагностика: Неисправность встроенного ПО" w:value="СИСТ / Диагностика: Неисправность встроенного ПО"/>
+                  <w:listItem w:displayText="СИСТ / Диагностика: Неисправность модуля аналоговых входов (слот М12)" w:value="СИСТ / Диагностика: Неисправность модуля аналоговых входов (слот М12)"/>
+                  <w:listItem w:displayText="СИСТ / Диагностика: Неисправность модуля дискретных входов/выходов (слот М10)" w:value="СИСТ / Диагностика: Неисправность модуля дискретных входов/выходов (слот М10)"/>
+                  <w:listItem w:displayText="СИСТ / Диагностика: Неисправность модуля дискретных входов/выходов (слот М11)" w:value="СИСТ / Диагностика: Неисправность модуля дискретных входов/выходов (слот М11)"/>
+                  <w:listItem w:displayText="СИСТ / Диагностика: Неисправность модуля дискретных входов/выходов (слот М3)" w:value="СИСТ / Диагностика: Неисправность модуля дискретных входов/выходов (слот М3)"/>
+                  <w:listItem w:displayText="СИСТ / Диагностика: Неисправность модуля дискретных входов/выходов (слот М4)" w:value="СИСТ / Диагностика: Неисправность модуля дискретных входов/выходов (слот М4)"/>
+                  <w:listItem w:displayText="СИСТ / Диагностика: Неисправность модуля дискретных входов/выходов (слот М8)" w:value="СИСТ / Диагностика: Неисправность модуля дискретных входов/выходов (слот М8)"/>
+                  <w:listItem w:displayText="СИСТ / Диагностика: Неисправность модуля дискретных входов/выходов (слот М9)" w:value="СИСТ / Диагностика: Неисправность модуля дискретных входов/выходов (слот М9)"/>
+                  <w:listItem w:displayText="СИСТ / Диагностика: Неисправность цепей оперативного питания" w:value="СИСТ / Диагностика: Неисправность цепей оперативного питания"/>
+                  <w:listItem w:displayText="СИСТ / Диагностика: Необходимость корректировки конфигурации на прием GOOSE 1" w:value="СИСТ / Диагностика: Необходимость корректировки конфигурации на прием GOOSE 1"/>
+                  <w:listItem w:displayText="СИСТ / Диагностика: Необходимость корректировки конфигурации на прием GOOSE 2" w:value="СИСТ / Диагностика: Необходимость корректировки конфигурации на прием GOOSE 2"/>
+                  <w:listItem w:displayText="СИСТ / Диагностика: Необходимость корректировки конфигурации на прием GOOSE 3" w:value="СИСТ / Диагностика: Необходимость корректировки конфигурации на прием GOOSE 3"/>
+                  <w:listItem w:displayText="СИСТ / Диагностика: Необходимость корректировки конфигурации на прием GOOSE 4" w:value="СИСТ / Диагностика: Необходимость корректировки конфигурации на прием GOOSE 4"/>
+                  <w:listItem w:displayText="СИСТ / Диагностика: Необходимость корректировки конфигурации на прием GOOSE 5" w:value="СИСТ / Диагностика: Необходимость корректировки конфигурации на прием GOOSE 5"/>
+                  <w:listItem w:displayText="СИСТ / Диагностика: Необходимость корректировки конфигурации на прием GOOSE 6" w:value="СИСТ / Диагностика: Необходимость корректировки конфигурации на прием GOOSE 6"/>
+                  <w:listItem w:displayText="СИСТ / Диагностика: Необходимость корректировки конфигурации на прием GOOSE 7" w:value="СИСТ / Диагностика: Необходимость корректировки конфигурации на прием GOOSE 7"/>
+                  <w:listItem w:displayText="СИСТ / Диагностика: Необходимость корректировки конфигурации на прием GOOSE 8" w:value="СИСТ / Диагностика: Необходимость корректировки конфигурации на прием GOOSE 8"/>
+                  <w:listItem w:displayText="СИСТ / Диагностика: Отказ источника питания" w:value="СИСТ / Диагностика: Отказ источника питания"/>
+                  <w:listItem w:displayText="СИСТ / Диагностика: Ошибка авторизации" w:value="СИСТ / Диагностика: Ошибка авторизации"/>
+                  <w:listItem w:displayText="СИСТ / Диагностика: Ошибка конфигурации" w:value="СИСТ / Диагностика: Ошибка конфигурации"/>
+                  <w:listItem w:displayText="СИСТ / Диагностика: Подписка на дублированное GOOSE 1 сообщение с признаком симуляции" w:value="СИСТ / Диагностика: Подписка на дублированное GOOSE 1 сообщение с признаком симуляции"/>
+                  <w:listItem w:displayText="СИСТ / Диагностика: Подписка на дублированное GOOSE 2 сообщение с признаком симуляции" w:value="СИСТ / Диагностика: Подписка на дублированное GOOSE 2 сообщение с признаком симуляции"/>
+                  <w:listItem w:displayText="СИСТ / Диагностика: Подписка на дублированное GOOSE 3 сообщение с признаком симуляции" w:value="СИСТ / Диагностика: Подписка на дублированное GOOSE 3 сообщение с признаком симуляции"/>
+                  <w:listItem w:displayText="СИСТ / Диагностика: Подписка на дублированное GOOSE 4 сообщение с признаком симуляции" w:value="СИСТ / Диагностика: Подписка на дублированное GOOSE 4 сообщение с признаком симуляции"/>
+                  <w:listItem w:displayText="СИСТ / Диагностика: Подписка на дублированное GOOSE 5 сообщение с признаком симуляции" w:value="СИСТ / Диагностика: Подписка на дублированное GOOSE 5 сообщение с признаком симуляции"/>
+                  <w:listItem w:displayText="СИСТ / Диагностика: Подписка на дублированное GOOSE 6 сообщение с признаком симуляции" w:value="СИСТ / Диагностика: Подписка на дублированное GOOSE 6 сообщение с признаком симуляции"/>
+                  <w:listItem w:displayText="СИСТ / Диагностика: Подписка на дублированное GOOSE 7 сообщение с признаком симуляции" w:value="СИСТ / Диагностика: Подписка на дублированное GOOSE 7 сообщение с признаком симуляции"/>
+                  <w:listItem w:displayText="СИСТ / Диагностика: Подписка на дублированное GOOSE 8 сообщение с признаком симуляции" w:value="СИСТ / Диагностика: Подписка на дублированное GOOSE 8 сообщение с признаком симуляции"/>
+                  <w:listItem w:displayText="СИСТ / Диагностика: Сброс часов или памяти вследствие перезагрузки" w:value="СИСТ / Диагностика: Сброс часов или памяти вследствие перезагрузки"/>
+                  <w:listItem w:displayText="СИСТ / Диагностика: Сигнал готовности к работе" w:value="СИСТ / Диагностика: Сигнал готовности к работе"/>
+                  <w:listItem w:displayText="СИСТ / Диагностика: Состояние подписки GOOSE 1" w:value="СИСТ / Диагностика: Состояние подписки GOOSE 1"/>
+                  <w:listItem w:displayText="СИСТ / Диагностика: Состояние подписки GOOSE 2" w:value="СИСТ / Диагностика: Состояние подписки GOOSE 2"/>
+                  <w:listItem w:displayText="СИСТ / Диагностика: Состояние подписки GOOSE 3" w:value="СИСТ / Диагностика: Состояние подписки GOOSE 3"/>
+                  <w:listItem w:displayText="СИСТ / Диагностика: Состояние подписки GOOSE 4" w:value="СИСТ / Диагностика: Состояние подписки GOOSE 4"/>
+                  <w:listItem w:displayText="СИСТ / Диагностика: Состояние подписки GOOSE 5" w:value="СИСТ / Диагностика: Состояние подписки GOOSE 5"/>
+                  <w:listItem w:displayText="СИСТ / Диагностика: Состояние подписки GOOSE 6" w:value="СИСТ / Диагностика: Состояние подписки GOOSE 6"/>
+                  <w:listItem w:displayText="СИСТ / Диагностика: Состояние подписки GOOSE 7" w:value="СИСТ / Диагностика: Состояние подписки GOOSE 7"/>
+                  <w:listItem w:displayText="СИСТ / Диагностика: Состояние подписки GOOSE 8" w:value="СИСТ / Диагностика: Состояние подписки GOOSE 8"/>
+                  <w:listItem w:displayText="СИСТ / Диагностика: Установлено подключение через сервисный порт" w:value="СИСТ / Диагностика: Установлено подключение через сервисный порт"/>
+                  <w:listItem w:displayText="СИСТ / ПлДВх10: Состояние ДВх1" w:value="СИСТ / ПлДВх10: Состояние ДВх1"/>
+                  <w:listItem w:displayText="СИСТ / ПлДВх10: Состояние ДВх10" w:value="СИСТ / ПлДВх10: Состояние ДВх10"/>
+                  <w:listItem w:displayText="СИСТ / ПлДВх10: Состояние ДВх11" w:value="СИСТ / ПлДВх10: Состояние ДВх11"/>
+                  <w:listItem w:displayText="СИСТ / ПлДВх10: Состояние ДВх12" w:value="СИСТ / ПлДВх10: Состояние ДВх12"/>
+                  <w:listItem w:displayText="СИСТ / ПлДВх10: Состояние ДВх13" w:value="СИСТ / ПлДВх10: Состояние ДВх13"/>
+                  <w:listItem w:displayText="СИСТ / ПлДВх10: Состояние ДВх14" w:value="СИСТ / ПлДВх10: Состояние ДВх14"/>
+                  <w:listItem w:displayText="СИСТ / ПлДВх10: Состояние ДВх2" w:value="СИСТ / ПлДВх10: Состояние ДВх2"/>
+                  <w:listItem w:displayText="СИСТ / ПлДВх10: Состояние ДВх3" w:value="СИСТ / ПлДВх10: Состояние ДВх3"/>
+                  <w:listItem w:displayText="СИСТ / ПлДВх10: Состояние ДВх4" w:value="СИСТ / ПлДВх10: Состояние ДВх4"/>
+                  <w:listItem w:displayText="СИСТ / ПлДВх10: Состояние ДВх5" w:value="СИСТ / ПлДВх10: Состояние ДВх5"/>
+                  <w:listItem w:displayText="СИСТ / ПлДВх10: Состояние ДВх6" w:value="СИСТ / ПлДВх10: Состояние ДВх6"/>
+                  <w:listItem w:displayText="СИСТ / ПлДВх10: Состояние ДВх7" w:value="СИСТ / ПлДВх10: Состояние ДВх7"/>
+                  <w:listItem w:displayText="СИСТ / ПлДВх10: Состояние ДВх8" w:value="СИСТ / ПлДВх10: Состояние ДВх8"/>
+                  <w:listItem w:displayText="СИСТ / ПлДВх10: Состояние ДВх9" w:value="СИСТ / ПлДВх10: Состояние ДВх9"/>
+                  <w:listItem w:displayText="СИСТ / ПлДВх11: Состояние ДВх1" w:value="СИСТ / ПлДВх11: Состояние ДВх1"/>
+                  <w:listItem w:displayText="СИСТ / ПлДВх11: Состояние ДВх10" w:value="СИСТ / ПлДВх11: Состояние ДВх10"/>
+                  <w:listItem w:displayText="СИСТ / ПлДВх11: Состояние ДВх11" w:value="СИСТ / ПлДВх11: Состояние ДВх11"/>
+                  <w:listItem w:displayText="СИСТ / ПлДВх11: Состояние ДВх12" w:value="СИСТ / ПлДВх11: Состояние ДВх12"/>
+                  <w:listItem w:displayText="СИСТ / ПлДВх11: Состояние ДВх13" w:value="СИСТ / ПлДВх11: Состояние ДВх13"/>
+                  <w:listItem w:displayText="СИСТ / ПлДВх11: Состояние ДВх14" w:value="СИСТ / ПлДВх11: Состояние ДВх14"/>
+                  <w:listItem w:displayText="СИСТ / ПлДВх11: Состояние ДВх2" w:value="СИСТ / ПлДВх11: Состояние ДВх2"/>
+                  <w:listItem w:displayText="СИСТ / ПлДВх11: Состояние ДВх3" w:value="СИСТ / ПлДВх11: Состояние ДВх3"/>
+                  <w:listItem w:displayText="СИСТ / ПлДВх11: Состояние ДВх4" w:value="СИСТ / ПлДВх11: Состояние ДВх4"/>
+                  <w:listItem w:displayText="СИСТ / ПлДВх11: Состояние ДВх5" w:value="СИСТ / ПлДВх11: Состояние ДВх5"/>
+                  <w:listItem w:displayText="СИСТ / ПлДВх11: Состояние ДВх6" w:value="СИСТ / ПлДВх11: Состояние ДВх6"/>
+                  <w:listItem w:displayText="СИСТ / ПлДВх11: Состояние ДВх7" w:value="СИСТ / ПлДВх11: Состояние ДВх7"/>
+                  <w:listItem w:displayText="СИСТ / ПлДВх11: Состояние ДВх8" w:value="СИСТ / ПлДВх11: Состояние ДВх8"/>
+                  <w:listItem w:displayText="СИСТ / ПлДВх11: Состояние ДВх9" w:value="СИСТ / ПлДВх11: Состояние ДВх9"/>
+                  <w:listItem w:displayText="СИСТ / ПлДВх2: Состояние ДВх1" w:value="СИСТ / ПлДВх2: Состояние ДВх1"/>
+                  <w:listItem w:displayText="СИСТ / ПлДВх2: Состояние ДВх10" w:value="СИСТ / ПлДВх2: Состояние ДВх10"/>
+                  <w:listItem w:displayText="СИСТ / ПлДВх2: Состояние ДВх11" w:value="СИСТ / ПлДВх2: Состояние ДВх11"/>
+                  <w:listItem w:displayText="СИСТ / ПлДВх2: Состояние ДВх12" w:value="СИСТ / ПлДВх2: Состояние ДВх12"/>
+                  <w:listItem w:displayText="СИСТ / ПлДВх2: Состояние ДВх13" w:value="СИСТ / ПлДВх2: Состояние ДВх13"/>
+                  <w:listItem w:displayText="СИСТ / ПлДВх2: Состояние ДВх14" w:value="СИСТ / ПлДВх2: Состояние ДВх14"/>
+                  <w:listItem w:displayText="СИСТ / ПлДВх2: Состояние ДВх2" w:value="СИСТ / ПлДВх2: Состояние ДВх2"/>
+                  <w:listItem w:displayText="СИСТ / ПлДВх2: Состояние ДВх3" w:value="СИСТ / ПлДВх2: Состояние ДВх3"/>
+                  <w:listItem w:displayText="СИСТ / ПлДВх2: Состояние ДВх4" w:value="СИСТ / ПлДВх2: Состояние ДВх4"/>
+                  <w:listItem w:displayText="СИСТ / ПлДВх2: Состояние ДВх5" w:value="СИСТ / ПлДВх2: Состояние ДВх5"/>
+                  <w:listItem w:displayText="СИСТ / ПлДВх2: Состояние ДВх6" w:value="СИСТ / ПлДВх2: Состояние ДВх6"/>
+                  <w:listItem w:displayText="СИСТ / ПлДВх2: Состояние ДВх7" w:value="СИСТ / ПлДВх2: Состояние ДВх7"/>
+                  <w:listItem w:displayText="СИСТ / ПлДВх2: Состояние ДВх8" w:value="СИСТ / ПлДВх2: Состояние ДВх8"/>
+                  <w:listItem w:displayText="СИСТ / ПлДВх2: Состояние ДВх9" w:value="СИСТ / ПлДВх2: Состояние ДВх9"/>
+                  <w:listItem w:displayText="СИСТ / ПлДВх3: Состояние ДВх1" w:value="СИСТ / ПлДВх3: Состояние ДВх1"/>
+                  <w:listItem w:displayText="СИСТ / ПлДВх3: Состояние ДВх10" w:value="СИСТ / ПлДВх3: Состояние ДВх10"/>
+                  <w:listItem w:displayText="СИСТ / ПлДВх3: Состояние ДВх11" w:value="СИСТ / ПлДВх3: Состояние ДВх11"/>
+                  <w:listItem w:displayText="СИСТ / ПлДВх3: Состояние ДВх12" w:value="СИСТ / ПлДВх3: Состояние ДВх12"/>
+                  <w:listItem w:displayText="СИСТ / ПлДВх3: Состояние ДВх13" w:value="СИСТ / ПлДВх3: Состояние ДВх13"/>
+                  <w:listItem w:displayText="СИСТ / ПлДВх3: Состояние ДВх14" w:value="СИСТ / ПлДВх3: Состояние ДВх14"/>
+                  <w:listItem w:displayText="СИСТ / ПлДВх3: Состояние ДВх2" w:value="СИСТ / ПлДВх3: Состояние ДВх2"/>
+                  <w:listItem w:displayText="СИСТ / ПлДВх3: Состояние ДВх3" w:value="СИСТ / ПлДВх3: Состояние ДВх3"/>
+                  <w:listItem w:displayText="СИСТ / ПлДВх3: Состояние ДВх4" w:value="СИСТ / ПлДВх3: Состояние ДВх4"/>
+                  <w:listItem w:displayText="СИСТ / ПлДВх3: Состояние ДВх5" w:value="СИСТ / ПлДВх3: Состояние ДВх5"/>
+                  <w:listItem w:displayText="СИСТ / ПлДВх3: Состояние ДВх6" w:value="СИСТ / ПлДВх3: Состояние ДВх6"/>
+                  <w:listItem w:displayText="СИСТ / ПлДВх3: Состояние ДВх7" w:value="СИСТ / ПлДВх3: Состояние ДВх7"/>
+                  <w:listItem w:displayText="СИСТ / ПлДВх3: Состояние ДВх8" w:value="СИСТ / ПлДВх3: Состояние ДВх8"/>
+                  <w:listItem w:displayText="СИСТ / ПлДВх3: Состояние ДВх9" w:value="СИСТ / ПлДВх3: Состояние ДВх9"/>
+                  <w:listItem w:displayText="СИСТ / ПлДВх4: Состояние ДВх1" w:value="СИСТ / ПлДВх4: Состояние ДВх1"/>
+                  <w:listItem w:displayText="СИСТ / ПлДВх4: Состояние ДВх10" w:value="СИСТ / ПлДВх4: Состояние ДВх10"/>
+                  <w:listItem w:displayText="СИСТ / ПлДВх4: Состояние ДВх11" w:value="СИСТ / ПлДВх4: Состояние ДВх11"/>
+                  <w:listItem w:displayText="СИСТ / ПлДВх4: Состояние ДВх12" w:value="СИСТ / ПлДВх4: Состояние ДВх12"/>
+                  <w:listItem w:displayText="СИСТ / ПлДВх4: Состояние ДВх13" w:value="СИСТ / ПлДВх4: Состояние ДВх13"/>
+                  <w:listItem w:displayText="СИСТ / ПлДВх4: Состояние ДВх14" w:value="СИСТ / ПлДВх4: Состояние ДВх14"/>
+                  <w:listItem w:displayText="СИСТ / ПлДВх4: Состояние ДВх2" w:value="СИСТ / ПлДВх4: Состояние ДВх2"/>
+                  <w:listItem w:displayText="СИСТ / ПлДВх4: Состояние ДВх3" w:value="СИСТ / ПлДВх4: Состояние ДВх3"/>
+                  <w:listItem w:displayText="СИСТ / ПлДВх4: Состояние ДВх4" w:value="СИСТ / ПлДВх4: Состояние ДВх4"/>
+                  <w:listItem w:displayText="СИСТ / ПлДВх4: Состояние ДВх5" w:value="СИСТ / ПлДВх4: Состояние ДВх5"/>
+                  <w:listItem w:displayText="СИСТ / ПлДВх4: Состояние ДВх6" w:value="СИСТ / ПлДВх4: Состояние ДВх6"/>
+                  <w:listItem w:displayText="СИСТ / ПлДВх4: Состояние ДВх7" w:value="СИСТ / ПлДВх4: Состояние ДВх7"/>
+                  <w:listItem w:displayText="СИСТ / ПлДВх4: Состояние ДВх8" w:value="СИСТ / ПлДВх4: Состояние ДВх8"/>
+                  <w:listItem w:displayText="СИСТ / ПлДВх4: Состояние ДВх9" w:value="СИСТ / ПлДВх4: Состояние ДВх9"/>
+                  <w:listItem w:displayText="СИСТ / ПлДВх5: Состояние ДВх1" w:value="СИСТ / ПлДВх5: Состояние ДВх1"/>
+                  <w:listItem w:displayText="СИСТ / ПлДВх5: Состояние ДВх10" w:value="СИСТ / ПлДВх5: Состояние ДВх10"/>
+                  <w:listItem w:displayText="СИСТ / ПлДВх5: Состояние ДВх11" w:value="СИСТ / ПлДВх5: Состояние ДВх11"/>
+                  <w:listItem w:displayText="СИСТ / ПлДВх5: Состояние ДВх12" w:value="СИСТ / ПлДВх5: Состояние ДВх12"/>
+                  <w:listItem w:displayText="СИСТ / ПлДВх5: Состояние ДВх13" w:value="СИСТ / ПлДВх5: Состояние ДВх13"/>
+                  <w:listItem w:displayText="СИСТ / ПлДВх5: Состояние ДВх14" w:value="СИСТ / ПлДВх5: Состояние ДВх14"/>
+                  <w:listItem w:displayText="СИСТ / ПлДВх5: Состояние ДВх2" w:value="СИСТ / ПлДВх5: Состояние ДВх2"/>
+                  <w:listItem w:displayText="СИСТ / ПлДВх5: Состояние ДВх3" w:value="СИСТ / ПлДВх5: Состояние ДВх3"/>
+                  <w:listItem w:displayText="СИСТ / ПлДВх5: Состояние ДВх4" w:value="СИСТ / ПлДВх5: Состояние ДВх4"/>
+                  <w:listItem w:displayText="СИСТ / ПлДВх5: Состояние ДВх5" w:value="СИСТ / ПлДВх5: Состояние ДВх5"/>
+                  <w:listItem w:displayText="СИСТ / ПлДВх5: Состояние ДВх6" w:value="СИСТ / ПлДВх5: Состояние ДВх6"/>
+                  <w:listItem w:displayText="СИСТ / ПлДВх5: Состояние ДВх7" w:value="СИСТ / ПлДВх5: Состояние ДВх7"/>
+                  <w:listItem w:displayText="СИСТ / ПлДВх5: Состояние ДВх8" w:value="СИСТ / ПлДВх5: Состояние ДВх8"/>
+                  <w:listItem w:displayText="СИСТ / ПлДВх5: Состояние ДВх9" w:value="СИСТ / ПлДВх5: Состояние ДВх9"/>
+                  <w:listItem w:displayText="СИСТ / ПлДВх6: Состояние ДВх1" w:value="СИСТ / ПлДВх6: Состояние ДВх1"/>
+                  <w:listItem w:displayText="СИСТ / ПлДВх6: Состояние ДВх10" w:value="СИСТ / ПлДВх6: Состояние ДВх10"/>
+                  <w:listItem w:displayText="СИСТ / ПлДВх6: Состояние ДВх11" w:value="СИСТ / ПлДВх6: Состояние ДВх11"/>
+                  <w:listItem w:displayText="СИСТ / ПлДВх6: Состояние ДВх12" w:value="СИСТ / ПлДВх6: Состояние ДВх12"/>
+                  <w:listItem w:displayText="СИСТ / ПлДВх6: Состояние ДВх13" w:value="СИСТ / ПлДВх6: Состояние ДВх13"/>
+                  <w:listItem w:displayText="СИСТ / ПлДВх6: Состояние ДВх14" w:value="СИСТ / ПлДВх6: Состояние ДВх14"/>
+                  <w:listItem w:displayText="СИСТ / ПлДВх6: Состояние ДВх2" w:value="СИСТ / ПлДВх6: Состояние ДВх2"/>
+                  <w:listItem w:displayText="СИСТ / ПлДВх6: Состояние ДВх3" w:value="СИСТ / ПлДВх6: Состояние ДВх3"/>
+                  <w:listItem w:displayText="СИСТ / ПлДВх6: Состояние ДВх4" w:value="СИСТ / ПлДВх6: Состояние ДВх4"/>
+                  <w:listItem w:displayText="СИСТ / ПлДВх6: Состояние ДВх5" w:value="СИСТ / ПлДВх6: Состояние ДВх5"/>
+                  <w:listItem w:displayText="СИСТ / ПлДВх6: Состояние ДВх6" w:value="СИСТ / ПлДВх6: Состояние ДВх6"/>
+                  <w:listItem w:displayText="СИСТ / ПлДВх6: Состояние ДВх7" w:value="СИСТ / ПлДВх6: Состояние ДВх7"/>
+                  <w:listItem w:displayText="СИСТ / ПлДВх6: Состояние ДВх8" w:value="СИСТ / ПлДВх6: Состояние ДВх8"/>
+                  <w:listItem w:displayText="СИСТ / ПлДВх6: Состояние ДВх9" w:value="СИСТ / ПлДВх6: Состояние ДВх9"/>
+                  <w:listItem w:displayText="СИСТ / ПлДВх7: Состояние ДВх1" w:value="СИСТ / ПлДВх7: Состояние ДВх1"/>
+                  <w:listItem w:displayText="СИСТ / ПлДВх7: Состояние ДВх10" w:value="СИСТ / ПлДВх7: Состояние ДВх10"/>
+                  <w:listItem w:displayText="СИСТ / ПлДВх7: Состояние ДВх11" w:value="СИСТ / ПлДВх7: Состояние ДВх11"/>
+                  <w:listItem w:displayText="СИСТ / ПлДВх7: Состояние ДВх12" w:value="СИСТ / ПлДВх7: Состояние ДВх12"/>
+                  <w:listItem w:displayText="СИСТ / ПлДВх7: Состояние ДВх13" w:value="СИСТ / ПлДВх7: Состояние ДВх13"/>
+                  <w:listItem w:displayText="СИСТ / ПлДВх7: Состояние ДВх14" w:value="СИСТ / ПлДВх7: Состояние ДВх14"/>
+                  <w:listItem w:displayText="СИСТ / ПлДВх7: Состояние ДВх2" w:value="СИСТ / ПлДВх7: Состояние ДВх2"/>
+                  <w:listItem w:displayText="СИСТ / ПлДВх7: Состояние ДВх3" w:value="СИСТ / ПлДВх7: Состояние ДВх3"/>
+                  <w:listItem w:displayText="СИСТ / ПлДВх7: Состояние ДВх4" w:value="СИСТ / ПлДВх7: Состояние ДВх4"/>
+                  <w:listItem w:displayText="СИСТ / ПлДВх7: Состояние ДВх5" w:value="СИСТ / ПлДВх7: Состояние ДВх5"/>
+                  <w:listItem w:displayText="СИСТ / ПлДВх7: Состояние ДВх6" w:value="СИСТ / ПлДВх7: Состояние ДВх6"/>
+                  <w:listItem w:displayText="СИСТ / ПлДВх7: Состояние ДВх7" w:value="СИСТ / ПлДВх7: Состояние ДВх7"/>
+                  <w:listItem w:displayText="СИСТ / ПлДВх7: Состояние ДВх8" w:value="СИСТ / ПлДВх7: Состояние ДВх8"/>
+                  <w:listItem w:displayText="СИСТ / ПлДВх7: Состояние ДВх9" w:value="СИСТ / ПлДВх7: Состояние ДВх9"/>
+                  <w:listItem w:displayText="СИСТ / ПлДВх8: Состояние ДВх1" w:value="СИСТ / ПлДВх8: Состояние ДВх1"/>
+                  <w:listItem w:displayText="СИСТ / ПлДВх8: Состояние ДВх10" w:value="СИСТ / ПлДВх8: Состояние ДВх10"/>
+                  <w:listItem w:displayText="СИСТ / ПлДВх8: Состояние ДВх11" w:value="СИСТ / ПлДВх8: Состояние ДВх11"/>
+                  <w:listItem w:displayText="СИСТ / ПлДВх8: Состояние ДВх12" w:value="СИСТ / ПлДВх8: Состояние ДВх12"/>
+                  <w:listItem w:displayText="СИСТ / ПлДВх8: Состояние ДВх13" w:value="СИСТ / ПлДВх8: Состояние ДВх13"/>
+                  <w:listItem w:displayText="СИСТ / ПлДВх8: Состояние ДВх14" w:value="СИСТ / ПлДВх8: Состояние ДВх14"/>
+                  <w:listItem w:displayText="СИСТ / ПлДВх8: Состояние ДВх2" w:value="СИСТ / ПлДВх8: Состояние ДВх2"/>
+                  <w:listItem w:displayText="СИСТ / ПлДВх8: Состояние ДВх3" w:value="СИСТ / ПлДВх8: Состояние ДВх3"/>
+                  <w:listItem w:displayText="СИСТ / ПлДВх8: Состояние ДВх4" w:value="СИСТ / ПлДВх8: Состояние ДВх4"/>
+                  <w:listItem w:displayText="СИСТ / ПлДВх8: Состояние ДВх5" w:value="СИСТ / ПлДВх8: Состояние ДВх5"/>
+                  <w:listItem w:displayText="СИСТ / ПлДВх8: Состояние ДВх6" w:value="СИСТ / ПлДВх8: Состояние ДВх6"/>
+                  <w:listItem w:displayText="СИСТ / ПлДВх8: Состояние ДВх7" w:value="СИСТ / ПлДВх8: Состояние ДВх7"/>
+                  <w:listItem w:displayText="СИСТ / ПлДВх8: Состояние ДВх8" w:value="СИСТ / ПлДВх8: Состояние ДВх8"/>
+                  <w:listItem w:displayText="СИСТ / ПлДВх8: Состояние ДВх9" w:value="СИСТ / ПлДВх8: Состояние ДВх9"/>
+                  <w:listItem w:displayText="СИСТ / ПлДВх9: Состояние ДВх1" w:value="СИСТ / ПлДВх9: Состояние ДВх1"/>
+                  <w:listItem w:displayText="СИСТ / ПлДВх9: Состояние ДВх10" w:value="СИСТ / ПлДВх9: Состояние ДВх10"/>
+                  <w:listItem w:displayText="СИСТ / ПлДВх9: Состояние ДВх11" w:value="СИСТ / ПлДВх9: Состояние ДВх11"/>
+                  <w:listItem w:displayText="СИСТ / ПлДВх9: Состояние ДВх12" w:value="СИСТ / ПлДВх9: Состояние ДВх12"/>
+                  <w:listItem w:displayText="СИСТ / ПлДВх9: Состояние ДВх13" w:value="СИСТ / ПлДВх9: Состояние ДВх13"/>
+                  <w:listItem w:displayText="СИСТ / ПлДВх9: Состояние ДВх14" w:value="СИСТ / ПлДВх9: Состояние ДВх14"/>
+                  <w:listItem w:displayText="СИСТ / ПлДВх9: Состояние ДВх2" w:value="СИСТ / ПлДВх9: Состояние ДВх2"/>
+                  <w:listItem w:displayText="СИСТ / ПлДВх9: Состояние ДВх3" w:value="СИСТ / ПлДВх9: Состояние ДВх3"/>
+                  <w:listItem w:displayText="СИСТ / ПлДВх9: Состояние ДВх4" w:value="СИСТ / ПлДВх9: Состояние ДВх4"/>
+                  <w:listItem w:displayText="СИСТ / ПлДВх9: Состояние ДВх5" w:value="СИСТ / ПлДВх9: Состояние ДВх5"/>
+                  <w:listItem w:displayText="СИСТ / ПлДВх9: Состояние ДВх6" w:value="СИСТ / ПлДВх9: Состояние ДВх6"/>
+                  <w:listItem w:displayText="СИСТ / ПлДВх9: Состояние ДВх7" w:value="СИСТ / ПлДВх9: Состояние ДВх7"/>
+                  <w:listItem w:displayText="СИСТ / ПлДВх9: Состояние ДВх8" w:value="СИСТ / ПлДВх9: Состояние ДВх8"/>
+                  <w:listItem w:displayText="СИСТ / ПлДВх9: Состояние ДВх9" w:value="СИСТ / ПлДВх9: Состояние ДВх9"/>
+                  <w:listItem w:displayText="СИСТ / ПлДВых10: Состояние ДВых1" w:value="СИСТ / ПлДВых10: Состояние ДВых1"/>
+                  <w:listItem w:displayText="СИСТ / ПлДВых10: Состояние ДВых2" w:value="СИСТ / ПлДВых10: Состояние ДВых2"/>
+                  <w:listItem w:displayText="СИСТ / ПлДВых10: Состояние ДВых3" w:value="СИСТ / ПлДВых10: Состояние ДВых3"/>
+                  <w:listItem w:displayText="СИСТ / ПлДВых10: Состояние ДВых4" w:value="СИСТ / ПлДВых10: Состояние ДВых4"/>
+                  <w:listItem w:displayText="СИСТ / ПлДВых10: Состояние ДВых5" w:value="СИСТ / ПлДВых10: Состояние ДВых5"/>
+                  <w:listItem w:displayText="СИСТ / ПлДВых10: Состояние ДВых6" w:value="СИСТ / ПлДВых10: Состояние ДВых6"/>
+                  <w:listItem w:displayText="СИСТ / ПлДВых10: Состояние ДВых7" w:value="СИСТ / ПлДВых10: Состояние ДВых7"/>
+                  <w:listItem w:displayText="СИСТ / ПлДВых10: Состояние ДВых8" w:value="СИСТ / ПлДВых10: Состояние ДВых8"/>
+                  <w:listItem w:displayText="СИСТ / ПлДВых11: Состояние ДВых1" w:value="СИСТ / ПлДВых11: Состояние ДВых1"/>
+                  <w:listItem w:displayText="СИСТ / ПлДВых11: Состояние ДВых2" w:value="СИСТ / ПлДВых11: Состояние ДВых2"/>
+                  <w:listItem w:displayText="СИСТ / ПлДВых11: Состояние ДВых3" w:value="СИСТ / ПлДВых11: Состояние ДВых3"/>
+                  <w:listItem w:displayText="СИСТ / ПлДВых11: Состояние ДВых4" w:value="СИСТ / ПлДВых11: Состояние ДВых4"/>
+                  <w:listItem w:displayText="СИСТ / ПлДВых11: Состояние ДВых5" w:value="СИСТ / ПлДВых11: Состояние ДВых5"/>
+                  <w:listItem w:displayText="СИСТ / ПлДВых11: Состояние ДВых6" w:value="СИСТ / ПлДВых11: Состояние ДВых6"/>
+                  <w:listItem w:displayText="СИСТ / ПлДВых11: Состояние ДВых7" w:value="СИСТ / ПлДВых11: Состояние ДВых7"/>
+                  <w:listItem w:displayText="СИСТ / ПлДВых11: Состояние ДВых8" w:value="СИСТ / ПлДВых11: Состояние ДВых8"/>
+                  <w:listItem w:displayText="СИСТ / ПлДВых2: Состояние ДВых1" w:value="СИСТ / ПлДВых2: Состояние ДВых1"/>
+                  <w:listItem w:displayText="СИСТ / ПлДВых2: Состояние ДВых2" w:value="СИСТ / ПлДВых2: Состояние ДВых2"/>
+                  <w:listItem w:displayText="СИСТ / ПлДВых2: Состояние ДВых3" w:value="СИСТ / ПлДВых2: Состояние ДВых3"/>
+                  <w:listItem w:displayText="СИСТ / ПлДВых2: Состояние ДВых4" w:value="СИСТ / ПлДВых2: Состояние ДВых4"/>
+                  <w:listItem w:displayText="СИСТ / ПлДВых2: Состояние ДВых5" w:value="СИСТ / ПлДВых2: Состояние ДВых5"/>
+                  <w:listItem w:displayText="СИСТ / ПлДВых2: Состояние ДВых6" w:value="СИСТ / ПлДВых2: Состояние ДВых6"/>
+                  <w:listItem w:displayText="СИСТ / ПлДВых2: Состояние ДВых7" w:value="СИСТ / ПлДВых2: Состояние ДВых7"/>
+                  <w:listItem w:displayText="СИСТ / ПлДВых2: Состояние ДВых8" w:value="СИСТ / ПлДВых2: Состояние ДВых8"/>
+                  <w:listItem w:displayText="СИСТ / ПлДВых3: Состояние ДВых1" w:value="СИСТ / ПлДВых3: Состояние ДВых1"/>
+                  <w:listItem w:displayText="СИСТ / ПлДВых3: Состояние ДВых2" w:value="СИСТ / ПлДВых3: Состояние ДВых2"/>
+                  <w:listItem w:displayText="СИСТ / ПлДВых3: Состояние ДВых3" w:value="СИСТ / ПлДВых3: Состояние ДВых3"/>
+                  <w:listItem w:displayText="СИСТ / ПлДВых3: Состояние ДВых4" w:value="СИСТ / ПлДВых3: Состояние ДВых4"/>
+                  <w:listItem w:displayText="СИСТ / ПлДВых3: Состояние ДВых5" w:value="СИСТ / ПлДВых3: Состояние ДВых5"/>
+                  <w:listItem w:displayText="СИСТ / ПлДВых3: Состояние ДВых6" w:value="СИСТ / ПлДВых3: Состояние ДВых6"/>
+                  <w:listItem w:displayText="СИСТ / ПлДВых3: Состояние ДВых7" w:value="СИСТ / ПлДВых3: Состояние ДВых7"/>
+                  <w:listItem w:displayText="СИСТ / ПлДВых3: Состояние ДВых8" w:value="СИСТ / ПлДВых3: Состояние ДВых8"/>
+                  <w:listItem w:displayText="СИСТ / ПлДВых4: Состояние ДВых1" w:value="СИСТ / ПлДВых4: Состояние ДВых1"/>
+                  <w:listItem w:displayText="СИСТ / ПлДВых4: Состояние ДВых2" w:value="СИСТ / ПлДВых4: Состояние ДВых2"/>
+                  <w:listItem w:displayText="СИСТ / ПлДВых4: Состояние ДВых3" w:value="СИСТ / ПлДВых4: Состояние ДВых3"/>
+                  <w:listItem w:displayText="СИСТ / ПлДВых4: Состояние ДВых4" w:value="СИСТ / ПлДВых4: Состояние ДВых4"/>
+                  <w:listItem w:displayText="СИСТ / ПлДВых4: Состояние ДВых5" w:value="СИСТ / ПлДВых4: Состояние ДВых5"/>
+                  <w:listItem w:displayText="СИСТ / ПлДВых4: Состояние ДВых6" w:value="СИСТ / ПлДВых4: Состояние ДВых6"/>
+                  <w:listItem w:displayText="СИСТ / ПлДВых4: Состояние ДВых7" w:value="СИСТ / ПлДВых4: Состояние ДВых7"/>
+                  <w:listItem w:displayText="СИСТ / ПлДВых4: Состояние ДВых8" w:value="СИСТ / ПлДВых4: Состояние ДВых8"/>
+                  <w:listItem w:displayText="СИСТ / ПлДВых5: Состояние ДВых1" w:value="СИСТ / ПлДВых5: Состояние ДВых1"/>
+                  <w:listItem w:displayText="СИСТ / ПлДВых5: Состояние ДВых2" w:value="СИСТ / ПлДВых5: Состояние ДВых2"/>
+                  <w:listItem w:displayText="СИСТ / ПлДВых5: Состояние ДВых3" w:value="СИСТ / ПлДВых5: Состояние ДВых3"/>
+                  <w:listItem w:displayText="СИСТ / ПлДВых5: Состояние ДВых4" w:value="СИСТ / ПлДВых5: Состояние ДВых4"/>
+                  <w:listItem w:displayText="СИСТ / ПлДВых5: Состояние ДВых5" w:value="СИСТ / ПлДВых5: Состояние ДВых5"/>
+                  <w:listItem w:displayText="СИСТ / ПлДВых5: Состояние ДВых6" w:value="СИСТ / ПлДВых5: Состояние ДВых6"/>
+                  <w:listItem w:displayText="СИСТ / ПлДВых5: Состояние ДВых7" w:value="СИСТ / ПлДВых5: Состояние ДВых7"/>
+                  <w:listItem w:displayText="СИСТ / ПлДВых5: Состояние ДВых8" w:value="СИСТ / ПлДВых5: Состояние ДВых8"/>
+                  <w:listItem w:displayText="СИСТ / ПлДВых6: Состояние ДВых1" w:value="СИСТ / ПлДВых6: Состояние ДВых1"/>
+                  <w:listItem w:displayText="СИСТ / ПлДВых6: Состояние ДВых2" w:value="СИСТ / ПлДВых6: Состояние ДВых2"/>
+                  <w:listItem w:displayText="СИСТ / ПлДВых6: Состояние ДВых3" w:value="СИСТ / ПлДВых6: Состояние ДВых3"/>
+                  <w:listItem w:displayText="СИСТ / ПлДВых6: Состояние ДВых4" w:value="СИСТ / ПлДВых6: Состояние ДВых4"/>
+                  <w:listItem w:displayText="СИСТ / ПлДВых6: Состояние ДВых5" w:value="СИСТ / ПлДВых6: Состояние ДВых5"/>
+                  <w:listItem w:displayText="СИСТ / ПлДВых6: Состояние ДВых6" w:value="СИСТ / ПлДВых6: Состояние ДВых6"/>
+                  <w:listItem w:displayText="СИСТ / ПлДВых6: Состояние ДВых7" w:value="СИСТ / ПлДВых6: Состояние ДВых7"/>
+                  <w:listItem w:displayText="СИСТ / ПлДВых6: Состояние ДВых8" w:value="СИСТ / ПлДВых6: Состояние ДВых8"/>
+                  <w:listItem w:displayText="СИСТ / ПлДВых7: Состояние ДВых1" w:value="СИСТ / ПлДВых7: Состояние ДВых1"/>
+                  <w:listItem w:displayText="СИСТ / ПлДВых7: Состояние ДВых2" w:value="СИСТ / ПлДВых7: Состояние ДВых2"/>
+                  <w:listItem w:displayText="СИСТ / ПлДВых7: Состояние ДВых3" w:value="СИСТ / ПлДВых7: Состояние ДВых3"/>
+                  <w:listItem w:displayText="СИСТ / ПлДВых7: Состояние ДВых4" w:value="СИСТ / ПлДВых7: Состояние ДВых4"/>
+                  <w:listItem w:displayText="СИСТ / ПлДВых7: Состояние ДВых5" w:value="СИСТ / ПлДВых7: Состояние ДВых5"/>
+                  <w:listItem w:displayText="СИСТ / ПлДВых7: Состояние ДВых6" w:value="СИСТ / ПлДВых7: Состояние ДВых6"/>
+                  <w:listItem w:displayText="СИСТ / ПлДВых7: Состояние ДВых7" w:value="СИСТ / ПлДВых7: Состояние ДВых7"/>
+                  <w:listItem w:displayText="СИСТ / ПлДВых7: Состояние ДВых8" w:value="СИСТ / ПлДВых7: Состояние ДВых8"/>
+                  <w:listItem w:displayText="СИСТ / ПлДВых8: Состояние ДВых1" w:value="СИСТ / ПлДВых8: Состояние ДВых1"/>
+                  <w:listItem w:displayText="СИСТ / ПлДВых8: Состояние ДВых2" w:value="СИСТ / ПлДВых8: Состояние ДВых2"/>
+                  <w:listItem w:displayText="СИСТ / ПлДВых8: Состояние ДВых3" w:value="СИСТ / ПлДВых8: Состояние ДВых3"/>
+                  <w:listItem w:displayText="СИСТ / ПлДВых8: Состояние ДВых4" w:value="СИСТ / ПлДВых8: Состояние ДВых4"/>
+                  <w:listItem w:displayText="СИСТ / ПлДВых8: Состояние ДВых5" w:value="СИСТ / ПлДВых8: Состояние ДВых5"/>
+                  <w:listItem w:displayText="СИСТ / ПлДВых8: Состояние ДВых6" w:value="СИСТ / ПлДВых8: Состояние ДВых6"/>
+                  <w:listItem w:displayText="СИСТ / ПлДВых8: Состояние ДВых7" w:value="СИСТ / ПлДВых8: Состояние ДВых7"/>
+                  <w:listItem w:displayText="СИСТ / ПлДВых8: Состояние ДВых8" w:value="СИСТ / ПлДВых8: Состояние ДВых8"/>
+                  <w:listItem w:displayText="СИСТ / ПлДВых9: Состояние ДВых1" w:value="СИСТ / ПлДВых9: Состояние ДВых1"/>
+                  <w:listItem w:displayText="СИСТ / ПлДВых9: Состояние ДВых2" w:value="СИСТ / ПлДВых9: Состояние ДВых2"/>
+                  <w:listItem w:displayText="СИСТ / ПлДВых9: Состояние ДВых3" w:value="СИСТ / ПлДВых9: Состояние ДВых3"/>
+                  <w:listItem w:displayText="СИСТ / ПлДВых9: Состояние ДВых4" w:value="СИСТ / ПлДВых9: Состояние ДВых4"/>
+                  <w:listItem w:displayText="СИСТ / ПлДВых9: Состояние ДВых5" w:value="СИСТ / ПлДВых9: Состояние ДВых5"/>
+                  <w:listItem w:displayText="СИСТ / ПлДВых9: Состояние ДВых6" w:value="СИСТ / ПлДВых9: Состояние ДВых6"/>
+                  <w:listItem w:displayText="СИСТ / ПлДВых9: Состояние ДВых7" w:value="СИСТ / ПлДВых9: Состояние ДВых7"/>
+                  <w:listItem w:displayText="СИСТ / ПлДВых9: Состояние ДВых8" w:value="СИСТ / ПлДВых9: Состояние ДВых8"/>
+                  <w:listItem w:displayText="СИСТ / СД ФК: Действие на В ВН" w:value="СИСТ / СД ФК: Действие на В ВН"/>
+                  <w:listItem w:displayText="СИСТ / СД ФК: Действие на В НН1" w:value="СИСТ / СД ФК: Действие на В НН1"/>
+                  <w:listItem w:displayText="СИСТ / СД ФК: Действие на В НН2" w:value="СИСТ / СД ФК: Действие на В НН2"/>
+                  <w:listItem w:displayText="СИСТ / СД ФК: Комплект" w:value="СИСТ / СД ФК: Комплект"/>
+                  <w:listItem w:displayText="СИСТ / СД ФК: Режим работы ГЗ РПН" w:value="СИСТ / СД ФК: Режим работы ГЗ РПН"/>
+                  <w:listItem w:displayText="СИСТ / СД ФК: Режим работы ГЗ Т откл" w:value="СИСТ / СД ФК: Режим работы ГЗ Т откл"/>
+                  <w:listItem w:displayText="СИСТ / СД ФК: Режим работы ГЗ Т сигн" w:value="СИСТ / СД ФК: Режим работы ГЗ Т сигн"/>
+                  <w:listItem w:displayText="СИСТ / СД ФК: Режим работы ДЗТ" w:value="СИСТ / СД ФК: Режим работы ДЗТ"/>
+                  <w:listItem w:displayText="СИСТ / СД ФК: Режим работы ЗПО" w:value="СИСТ / СД ФК: Режим работы ЗПО"/>
+                  <w:listItem w:displayText="СИСТ / СД ФК: Режим работы УРОВ" w:value="СИСТ / СД ФК: Режим работы УРОВ"/>
+                  <w:listItem w:displayText="СИСТ / СД ФК: Управление ИЭУ" w:value="СИСТ / СД ФК: Управление ИЭУ"/>
+                  <w:listItem w:displayText="СИСТ / СД: БИ выведены" w:value="СИСТ / СД: БИ выведены"/>
+                  <w:listItem w:displayText="СИСТ / СД: Внешнее отключение" w:value="СИСТ / СД: Внешнее отключение"/>
+                  <w:listItem w:displayText="СИСТ / СД: Выходные цепи разобраны" w:value="СИСТ / СД: Выходные цепи разобраны"/>
+                  <w:listItem w:displayText="СИСТ / СД: Неисправность ШС-А" w:value="СИСТ / СД: Неисправность ШС-А"/>
+                  <w:listItem w:displayText="СИСТ / СД: Неисправность ШС-В" w:value="СИСТ / СД: Неисправность ШС-В"/>
+                  <w:listItem w:displayText="СИСТ / СД: Неисправность опер. тока ГЗ" w:value="СИСТ / СД: Неисправность опер. тока ГЗ"/>
+                  <w:listItem w:displayText="СИСТ / СД: Неисправность опер. тока ТЗ, ТС" w:value="СИСТ / СД: Неисправность опер. тока ТЗ, ТС"/>
+                  <w:listItem w:displayText="СИСТ / СД: Неисправность цепей ГЗ РПН" w:value="СИСТ / СД: Неисправность цепей ГЗ РПН"/>
+                  <w:listItem w:displayText="СИСТ / СД: Неисправность цепей ГЗ Т" w:value="СИСТ / СД: Неисправность цепей ГЗ Т"/>
+                  <w:listItem w:displayText="СИСТ / СД: Неисправность цепей ТЗ" w:value="СИСТ / СД: Неисправность цепей ТЗ"/>
+                  <w:listItem w:displayText="СИСТ / СД: Потеря GOOSE" w:value="СИСТ / СД: Потеря GOOSE"/>
+                  <w:listItem w:displayText="СИСТ / СД: Пуск ЗПО" w:value="СИСТ / СД: Пуск ЗПО"/>
+                  <w:listItem w:displayText="СИСТ / СД: Срабатывание ГЗ РПН" w:value="СИСТ / СД: Срабатывание ГЗ РПН"/>
+                  <w:listItem w:displayText="СИСТ / СД: Срабатывание ГЗоткл" w:value="СИСТ / СД: Срабатывание ГЗоткл"/>
+                  <w:listItem w:displayText="СИСТ / СД: Срабатывание ГЗсигн" w:value="СИСТ / СД: Срабатывание ГЗсигн"/>
+                  <w:listItem w:displayText="СИСТ / СД: Срабатывание ДЗТ" w:value="СИСТ / СД: Срабатывание ДЗТ"/>
+                  <w:listItem w:displayText="СИСТ / СД: Срабатывание ЗП" w:value="СИСТ / СД: Срабатывание ЗП"/>
+                  <w:listItem w:displayText="СИСТ / СД: Срабатывание ТЗоткл" w:value="СИСТ / СД: Срабатывание ТЗоткл"/>
+                  <w:listItem w:displayText="СИСТ / СД: Срабатывание ТЗсигн" w:value="СИСТ / СД: Срабатывание ТЗсигн"/>
+                  <w:listItem w:displayText="СИСТ / СД: Срабатывание УРОВ" w:value="СИСТ / СД: Срабатывание УРОВ"/>
+                  <w:listItem w:displayText="СИСТ / ФК: Действие на В ВН" w:value="СИСТ / ФК: Действие на В ВН"/>
+                  <w:listItem w:displayText="СИСТ / ФК: Действие на В НН1" w:value="СИСТ / ФК: Действие на В НН1"/>
+                  <w:listItem w:displayText="СИСТ / ФК: Действие на В НН2" w:value="СИСТ / ФК: Действие на В НН2"/>
+                  <w:listItem w:displayText="СИСТ / ФК: Комплект" w:value="СИСТ / ФК: Комплект"/>
+                  <w:listItem w:displayText="СИСТ / ФК: Режим работы ГЗ РПН" w:value="СИСТ / ФК: Режим работы ГЗ РПН"/>
+                  <w:listItem w:displayText="СИСТ / ФК: Режим работы ГЗ Т откл" w:value="СИСТ / ФК: Режим работы ГЗ Т откл"/>
+                  <w:listItem w:displayText="СИСТ / ФК: Режим работы ГЗ Т сигн" w:value="СИСТ / ФК: Режим работы ГЗ Т сигн"/>
+                  <w:listItem w:displayText="СИСТ / ФК: Режим работы ДЗТ" w:value="СИСТ / ФК: Режим работы ДЗТ"/>
+                  <w:listItem w:displayText="СИСТ / ФК: Режим работы ЗПО" w:value="СИСТ / ФК: Режим работы ЗПО"/>
+                  <w:listItem w:displayText="СИСТ / ФК: Режим работы УРОВ" w:value="СИСТ / ФК: Режим работы УРОВ"/>
+                  <w:listItem w:displayText="СИСТ / ФК: Управление ИЭУ" w:value="СИСТ / ФК: Управление ИЭУ"/>
+                  <w:listItem w:displayText="СИСТ / ШС: Переполнение буфера входных данных" w:value="СИСТ / ШС: Переполнение буфера входных данных"/>
+                  <w:listItem w:displayText="СИСТ / ШС: Переполнение буфера выходных данных" w:value="СИСТ / ШС: Переполнение буфера выходных данных"/>
+                  <w:listItem w:displayText="СИСТ / ШС: Состояние основного канала" w:value="СИСТ / ШС: Состояние основного канала"/>
+                  <w:listItem w:displayText="СИСТ / ШС: Состояние резервного канала" w:value="СИСТ / ШС: Состояние резервного канала"/>
+                  <w:listItem w:displayText="Сборка сигн. / СС: БИ выведены" w:value="Сборка сигн. / СС: БИ выведены"/>
+                  <w:listItem w:displayText="Сборка сигн. / СС: Внешнее отключение" w:value="Сборка сигн. / СС: Внешнее отключение"/>
+                  <w:listItem w:displayText="Сборка сигн. / СС: Выходные цепи разобраны" w:value="Сборка сигн. / СС: Выходные цепи разобраны"/>
+                  <w:listItem w:displayText="Сборка сигн. / СС: ГЗ заблокирована" w:value="Сборка сигн. / СС: ГЗ заблокирована"/>
+                  <w:listItem w:displayText="Сборка сигн. / СС: Контроль оперативного тока" w:value="Сборка сигн. / СС: Контроль оперативного тока"/>
+                  <w:listItem w:displayText="Сборка сигн. / СС: Контроль оперативного тока НН" w:value="Сборка сигн. / СС: Контроль оперативного тока НН"/>
+                  <w:listItem w:displayText="Сборка сигн. / СС: Низкая изоляция ГЗ" w:value="Сборка сигн. / СС: Низкая изоляция ГЗ"/>
+                  <w:listItem w:displayText="Сборка сигн. / СС: Низкая изоляция ТЗ" w:value="Сборка сигн. / СС: Низкая изоляция ТЗ"/>
+                  <w:listItem w:displayText="Сборка сигн. / СС: Сигнализация от ГЗ" w:value="Сборка сигн. / СС: Сигнализация от ГЗ"/>
+                  <w:listItem w:displayText="Сборка сигн. / СС: Сигнализация от ТЗ" w:value="Сборка сигн. / СС: Сигнализация от ТЗ"/>
+                  <w:listItem w:displayText="Сборка сигн. / СС: Сигнализация от ТС" w:value="Сборка сигн. / СС: Сигнализация от ТС"/>
+                  <w:listItem w:displayText="Сборка сигн. / СС: ТЗ заблокирована" w:value="Сборка сигн. / СС: ТЗ заблокирована"/>
+                  <w:listItem w:displayText="ТК ЗДЗ / ТК ЗДЗ: Пуск" w:value="ТК ЗДЗ / ТК ЗДЗ: Пуск"/>
+                  <w:listItem w:displayText="ТК ЗДЗ / ТК ЗДЗ: Функция введена в работу" w:value="ТК ЗДЗ / ТК ЗДЗ: Функция введена в работу"/>
+                  <w:listItem w:displayText="ТК ЗДЗ / ТК ЗДЗ: Функция оперативно выведена из работы" w:value="ТК ЗДЗ / ТК ЗДЗ: Функция оперативно выведена из работы"/>
+                  <w:listItem w:displayText="ТО ЗПО / ТО ЗПО ВН: Пуск" w:value="ТО ЗПО / ТО ЗПО ВН: Пуск"/>
+                  <w:listItem w:displayText="ТО ЗПО / ТО ЗПО ВН: Функция введена в работу" w:value="ТО ЗПО / ТО ЗПО ВН: Функция введена в работу"/>
+                  <w:listItem w:displayText="ТО ЗПО / ТО ЗПО ВН: Функция оперативно выведена из работы" w:value="ТО ЗПО / ТО ЗПО ВН: Функция оперативно выведена из работы"/>
+                  <w:listItem w:displayText="ТО ЗПО / ТО ЗПО НН1: Пуск" w:value="ТО ЗПО / ТО ЗПО НН1: Пуск"/>
+                  <w:listItem w:displayText="ТО ЗПО / ТО ЗПО НН1: Функция введена в работу" w:value="ТО ЗПО / ТО ЗПО НН1: Функция введена в работу"/>
+                  <w:listItem w:displayText="ТО ЗПО / ТО ЗПО НН1: Функция оперативно выведена из работы" w:value="ТО ЗПО / ТО ЗПО НН1: Функция оперативно выведена из работы"/>
+                  <w:listItem w:displayText="ТО ЗПО / ТО ЗПО НН2: Пуск" w:value="ТО ЗПО / ТО ЗПО НН2: Пуск"/>
+                  <w:listItem w:displayText="ТО ЗПО / ТО ЗПО НН2: Функция введена в работу" w:value="ТО ЗПО / ТО ЗПО НН2: Функция введена в работу"/>
+                  <w:listItem w:displayText="ТО ЗПО / ТО ЗПО НН2: Функция оперативно выведена из работы" w:value="ТО ЗПО / ТО ЗПО НН2: Функция оперативно выведена из работы"/>
+                  <w:listItem w:displayText="ТО ЗПО / ТО ЗПО_общ: Пуск" w:value="ТО ЗПО / ТО ЗПО_общ: Пуск"/>
+                  <w:listItem w:displayText="ТО ЗПО / ТО ЗПО_общ: Функция введена в работу" w:value="ТО ЗПО / ТО ЗПО_общ: Функция введена в работу"/>
+                  <w:listItem w:displayText="ТО ЗПО / ТО ЗПО_общ: Функция оперативно выведена из работы" w:value="ТО ЗПО / ТО ЗПО_общ: Функция оперативно выведена из работы"/>
+                  <w:listItem w:displayText="ТО РПН / ТО РПН: Пуск" w:value="ТО РПН / ТО РПН: Пуск"/>
+                  <w:listItem w:displayText="ТО РПН / ТО РПН: Функция введена в работу" w:value="ТО РПН / ТО РПН: Функция введена в работу"/>
+                  <w:listItem w:displayText="ТО РПН / ТО РПН: Функция оперативно выведена из работы" w:value="ТО РПН / ТО РПН: Функция оперативно выведена из работы"/>
+                  <w:listItem w:displayText="УРОВ ВН / УРОВ: Пуск" w:value="УРОВ ВН / УРОВ: Пуск"/>
+                  <w:listItem w:displayText="УРОВ ВН / УРОВ: Пуск ИО максимального тока" w:value="УРОВ ВН / УРОВ: Пуск ИО максимального тока"/>
+                  <w:listItem w:displayText="УРОВ ВН / УРОВ: Срабатывание УРОВ" w:value="УРОВ ВН / УРОВ: Срабатывание УРОВ"/>
+                  <w:listItem w:displayText="УРОВ ВН / УРОВ: Срабатывание УРОВ  'на себя'" w:value="УРОВ ВН / УРОВ: Срабатывание УРОВ  'на себя'"/>
+                  <w:listItem w:displayText="УРОВ ВН / УРОВ: Функция введена в работу" w:value="УРОВ ВН / УРОВ: Функция введена в работу"/>
+                  <w:listItem w:displayText="УРОВ ВН / УРОВ: Функция оперативно выведена из работы" w:value="УРОВ ВН / УРОВ: Функция оперативно выведена из работы"/>
                 </w:dropDownList>
                 <w:showingPlcHdr/>
                 <w:placeholder>
@@ -8191,11 +10475,6 @@
                 <w:id w:val="0"/>
                 <w:dropDownList>
                   <w:listItem w:displayText="Не назначено" w:value=""/>
-                  <w:listItem w:displayText="ЛО ГЗоткл / ЛО: Функция введена в работу" w:value="ЛО ГЗоткл / ЛО: Функция введена в работу"/>
-                  <w:listItem w:displayText="ЛО ГЗоткл / ЛО: Функция оперативно выведена из работы" w:value="ЛО ГЗоткл / ЛО: Функция оперативно выведена из работы"/>
-                  <w:listItem w:displayText="ЛО ГЗоткл / ЛО: Блокировка ГЗоткл" w:value="ЛО ГЗоткл / ЛО: Блокировка ГЗоткл"/>
-                  <w:listItem w:displayText="ЛО ГЗоткл / ЛО: Срабатывание на сигнал" w:value="ЛО ГЗоткл / ЛО: Срабатывание на сигнал"/>
-                  <w:listItem w:displayText="ЛО ГЗоткл / ЛО: Срабатывание" w:value="ЛО ГЗоткл / ЛО: Срабатывание"/>
                   <w:listItem w:displayText="ДЗТ / БВКЗ: Срабатывание БВКЗ" w:value="ДЗТ / БВКЗ: Срабатывание БВКЗ"/>
                   <w:listItem w:displayText="ДЗТ / БВКЗ: Срабатывание БВКЗ по фазе А" w:value="ДЗТ / БВКЗ: Срабатывание БВКЗ по фазе А"/>
                   <w:listItem w:displayText="ДЗТ / БВКЗ: Срабатывание БВКЗ по фазе В" w:value="ДЗТ / БВКЗ: Срабатывание БВКЗ по фазе В"/>
@@ -8213,12 +10492,12 @@
                   <w:listItem w:displayText="ДЗТ / ДТЗт: Пуск ДТО по фазе В" w:value="ДЗТ / ДТЗт: Пуск ДТО по фазе В"/>
                   <w:listItem w:displayText="ДЗТ / ДТЗт: Пуск ДТО по фазе С" w:value="ДЗТ / ДТЗт: Пуск ДТО по фазе С"/>
                   <w:listItem w:displayText="ДЗТ / ДТЗт: Срабатывание ДТЗт" w:value="ДЗТ / ДТЗт: Срабатывание ДТЗт"/>
+                  <w:listItem w:displayText="ДЗТ / ДТЗт: Срабатывание ДТЗт на сигнал" w:value="ДЗТ / ДТЗт: Срабатывание ДТЗт на сигнал"/>
                   <w:listItem w:displayText="ДЗТ / ДТЗт: Срабатывание ДТЗт по фазе A" w:value="ДЗТ / ДТЗт: Срабатывание ДТЗт по фазе A"/>
+                  <w:listItem w:displayText="ДЗТ / ДТЗт: Срабатывание ДТЗт по фазе A на сигнал" w:value="ДЗТ / ДТЗт: Срабатывание ДТЗт по фазе A на сигнал"/>
                   <w:listItem w:displayText="ДЗТ / ДТЗт: Срабатывание ДТЗт по фазе В" w:value="ДЗТ / ДТЗт: Срабатывание ДТЗт по фазе В"/>
+                  <w:listItem w:displayText="ДЗТ / ДТЗт: Срабатывание ДТЗт по фазе В на сигнал" w:value="ДЗТ / ДТЗт: Срабатывание ДТЗт по фазе В на сигнал"/>
                   <w:listItem w:displayText="ДЗТ / ДТЗт: Срабатывание ДТЗт по фазе С" w:value="ДЗТ / ДТЗт: Срабатывание ДТЗт по фазе С"/>
-                  <w:listItem w:displayText="ДЗТ / ДТЗт: Срабатывание ДТЗт на сигнал" w:value="ДЗТ / ДТЗт: Срабатывание ДТЗт на сигнал"/>
-                  <w:listItem w:displayText="ДЗТ / ДТЗт: Срабатывание ДТЗт по фазе A на сигнал" w:value="ДЗТ / ДТЗт: Срабатывание ДТЗт по фазе A на сигнал"/>
-                  <w:listItem w:displayText="ДЗТ / ДТЗт: Срабатывание ДТЗт по фазе В на сигнал" w:value="ДЗТ / ДТЗт: Срабатывание ДТЗт по фазе В на сигнал"/>
                   <w:listItem w:displayText="ДЗТ / ДТЗт: Срабатывание ДТЗт по фазе С на сигнал" w:value="ДЗТ / ДТЗт: Срабатывание ДТЗт по фазе С на сигнал"/>
                   <w:listItem w:displayText="ДЗТ / ДТЗт: Функция введена в работу" w:value="ДЗТ / ДТЗт: Функция введена в работу"/>
                   <w:listItem w:displayText="ДЗТ / ДТЗт: Функция оперативно выведена из работы" w:value="ДЗТ / ДТЗт: Функция оперативно выведена из работы"/>
@@ -8227,12 +10506,12 @@
                   <w:listItem w:displayText="ДЗТ / ДТО: Пуск ДТО по фазе В" w:value="ДЗТ / ДТО: Пуск ДТО по фазе В"/>
                   <w:listItem w:displayText="ДЗТ / ДТО: Пуск ДТО по фазе С" w:value="ДЗТ / ДТО: Пуск ДТО по фазе С"/>
                   <w:listItem w:displayText="ДЗТ / ДТО: Срабатывание ДТО" w:value="ДЗТ / ДТО: Срабатывание ДТО"/>
+                  <w:listItem w:displayText="ДЗТ / ДТО: Срабатывание ДТО на сигнал" w:value="ДЗТ / ДТО: Срабатывание ДТО на сигнал"/>
                   <w:listItem w:displayText="ДЗТ / ДТО: Срабатывание ДТО по фазе A" w:value="ДЗТ / ДТО: Срабатывание ДТО по фазе A"/>
+                  <w:listItem w:displayText="ДЗТ / ДТО: Срабатывание ДТО по фазе A на сигнал" w:value="ДЗТ / ДТО: Срабатывание ДТО по фазе A на сигнал"/>
                   <w:listItem w:displayText="ДЗТ / ДТО: Срабатывание ДТО по фазе В" w:value="ДЗТ / ДТО: Срабатывание ДТО по фазе В"/>
+                  <w:listItem w:displayText="ДЗТ / ДТО: Срабатывание ДТО по фазе В на сигнал" w:value="ДЗТ / ДТО: Срабатывание ДТО по фазе В на сигнал"/>
                   <w:listItem w:displayText="ДЗТ / ДТО: Срабатывание ДТО по фазе С" w:value="ДЗТ / ДТО: Срабатывание ДТО по фазе С"/>
-                  <w:listItem w:displayText="ДЗТ / ДТО: Срабатывание ДТО на сигнал" w:value="ДЗТ / ДТО: Срабатывание ДТО на сигнал"/>
-                  <w:listItem w:displayText="ДЗТ / ДТО: Срабатывание ДТО по фазе A на сигнал" w:value="ДЗТ / ДТО: Срабатывание ДТО по фазе A на сигнал"/>
-                  <w:listItem w:displayText="ДЗТ / ДТО: Срабатывание ДТО по фазе В на сигнал" w:value="ДЗТ / ДТО: Срабатывание ДТО по фазе В на сигнал"/>
                   <w:listItem w:displayText="ДЗТ / ДТО: Срабатывание ДТО по фазе С на сигнал" w:value="ДЗТ / ДТО: Срабатывание ДТО по фазе С на сигнал"/>
                   <w:listItem w:displayText="ДЗТ / ДТО: Функция введена в работу" w:value="ДЗТ / ДТО: Функция введена в работу"/>
                   <w:listItem w:displayText="ДЗТ / ДТО: Функция оперативно выведена из работы" w:value="ДЗТ / ДТО: Функция оперативно выведена из работы"/>
@@ -8242,50 +10521,508 @@
                   <w:listItem w:displayText="ДЗТ / КЦТнеб: Срабатывание КЦНнеб фазы С" w:value="ДЗТ / КЦТнеб: Срабатывание КЦНнеб фазы С"/>
                   <w:listItem w:displayText="ДЗТ / КЦТнеб: Функция введена в работу" w:value="ДЗТ / КЦТнеб: Функция введена в работу"/>
                   <w:listItem w:displayText="ДЗТ / КЦТнеб: Функция оперативно выведена из работы" w:value="ДЗТ / КЦТнеб: Функция оперативно выведена из работы"/>
+                  <w:listItem w:displayText="ЗП / ЗП ВН: Пуск" w:value="ЗП / ЗП ВН: Пуск"/>
+                  <w:listItem w:displayText="ЗП / ЗП ВН: Пуск ИО максимального тока" w:value="ЗП / ЗП ВН: Пуск ИО максимального тока"/>
+                  <w:listItem w:displayText="ЗП / ЗП ВН: Срабатывание ЗП ВН" w:value="ЗП / ЗП ВН: Срабатывание ЗП ВН"/>
+                  <w:listItem w:displayText="ЗП / ЗП ВН: Срабатывание ЗП ВН на сигнал" w:value="ЗП / ЗП ВН: Срабатывание ЗП ВН на сигнал"/>
+                  <w:listItem w:displayText="ЗП / ЗП ВН: Функция введена в работу" w:value="ЗП / ЗП ВН: Функция введена в работу"/>
+                  <w:listItem w:displayText="ЗП / ЗП ВН: Функция оперативно выведена из работы" w:value="ЗП / ЗП ВН: Функция оперативно выведена из работы"/>
+                  <w:listItem w:displayText="ЗП / ЗП НН1: Пуск" w:value="ЗП / ЗП НН1: Пуск"/>
+                  <w:listItem w:displayText="ЗП / ЗП НН1: Пуск ИО максимального тока" w:value="ЗП / ЗП НН1: Пуск ИО максимального тока"/>
+                  <w:listItem w:displayText="ЗП / ЗП НН1: Срабатывание ЗП НН1" w:value="ЗП / ЗП НН1: Срабатывание ЗП НН1"/>
+                  <w:listItem w:displayText="ЗП / ЗП НН1: Срабатывание ЗП НН1 на сигнал" w:value="ЗП / ЗП НН1: Срабатывание ЗП НН1 на сигнал"/>
+                  <w:listItem w:displayText="ЗП / ЗП НН1: Функция введена в работу" w:value="ЗП / ЗП НН1: Функция введена в работу"/>
+                  <w:listItem w:displayText="ЗП / ЗП НН1: Функция оперативно выведена из работы" w:value="ЗП / ЗП НН1: Функция оперативно выведена из работы"/>
+                  <w:listItem w:displayText="ЗП / ЗП НН2: Пуск" w:value="ЗП / ЗП НН2: Пуск"/>
+                  <w:listItem w:displayText="ЗП / ЗП НН2: Пуск ИО максимального тока" w:value="ЗП / ЗП НН2: Пуск ИО максимального тока"/>
+                  <w:listItem w:displayText="ЗП / ЗП НН2: Срабатывание ЗП НН2" w:value="ЗП / ЗП НН2: Срабатывание ЗП НН2"/>
+                  <w:listItem w:displayText="ЗП / ЗП НН2: Срабатывание ЗП НН2 на сигнал" w:value="ЗП / ЗП НН2: Срабатывание ЗП НН2 на сигнал"/>
+                  <w:listItem w:displayText="ЗП / ЗП НН2: Функция введена в работу" w:value="ЗП / ЗП НН2: Функция введена в работу"/>
+                  <w:listItem w:displayText="ЗП / ЗП НН2: Функция оперативно выведена из работы" w:value="ЗП / ЗП НН2: Функция оперативно выведена из работы"/>
+                  <w:listItem w:displayText="ЗПО / ЗПО: Пуск" w:value="ЗПО / ЗПО: Пуск"/>
+                  <w:listItem w:displayText="ЗПО / ЗПО: Срабатывание ЗПО" w:value="ЗПО / ЗПО: Срабатывание ЗПО"/>
+                  <w:listItem w:displayText="ЗПО / ЗПО: Срабатывание ЗПО на сигнал" w:value="ЗПО / ЗПО: Срабатывание ЗПО на сигнал"/>
+                  <w:listItem w:displayText="ЗПО / ЗПО: Функция введена в работу" w:value="ЗПО / ЗПО: Функция введена в работу"/>
+                  <w:listItem w:displayText="ЗПО / ЗПО: Функция оперативно выведена из работы" w:value="ЗПО / ЗПО: Функция оперативно выведена из работы"/>
+                  <w:listItem w:displayText="КЦТ / КЦТст1: Пуск при асимметрии" w:value="КЦТ / КЦТст1: Пуск при асимметрии"/>
+                  <w:listItem w:displayText="КЦТ / КЦТст1: Пуск при обрыве провода" w:value="КЦТ / КЦТст1: Пуск при обрыве провода"/>
+                  <w:listItem w:displayText="КЦТ / КЦТст1: Срабатывание при асимметрии" w:value="КЦТ / КЦТст1: Срабатывание при асимметрии"/>
+                  <w:listItem w:displayText="КЦТ / КЦТст1: Срабатывание при обрыве провода" w:value="КЦТ / КЦТст1: Срабатывание при обрыве провода"/>
+                  <w:listItem w:displayText="КЦТ / КЦТст1: Функция введена в работу" w:value="КЦТ / КЦТст1: Функция введена в работу"/>
+                  <w:listItem w:displayText="КЦТ / КЦТст1: Функция оперативно выведена из работы" w:value="КЦТ / КЦТст1: Функция оперативно выведена из работы"/>
+                  <w:listItem w:displayText="КЦТ / КЦТст2: Пуск при асимметрии" w:value="КЦТ / КЦТст2: Пуск при асимметрии"/>
+                  <w:listItem w:displayText="КЦТ / КЦТст2: Пуск при обрыве провода" w:value="КЦТ / КЦТст2: Пуск при обрыве провода"/>
+                  <w:listItem w:displayText="КЦТ / КЦТст2: Срабатывание при асимметрии" w:value="КЦТ / КЦТст2: Срабатывание при асимметрии"/>
+                  <w:listItem w:displayText="КЦТ / КЦТст2: Срабатывание при обрыве провода" w:value="КЦТ / КЦТст2: Срабатывание при обрыве провода"/>
+                  <w:listItem w:displayText="КЦТ / КЦТст2: Функция введена в работу" w:value="КЦТ / КЦТст2: Функция введена в работу"/>
+                  <w:listItem w:displayText="КЦТ / КЦТст2: Функция оперативно выведена из работы" w:value="КЦТ / КЦТст2: Функция оперативно выведена из работы"/>
+                  <w:listItem w:displayText="КЦТ / КЦТст3: Пуск при асимметрии" w:value="КЦТ / КЦТст3: Пуск при асимметрии"/>
+                  <w:listItem w:displayText="КЦТ / КЦТст3: Пуск при обрыве провода" w:value="КЦТ / КЦТст3: Пуск при обрыве провода"/>
+                  <w:listItem w:displayText="КЦТ / КЦТст3: Срабатывание при асимметрии" w:value="КЦТ / КЦТст3: Срабатывание при асимметрии"/>
+                  <w:listItem w:displayText="КЦТ / КЦТст3: Срабатывание при обрыве провода" w:value="КЦТ / КЦТст3: Срабатывание при обрыве провода"/>
+                  <w:listItem w:displayText="КЦТ / КЦТст3: Функция введена в работу" w:value="КЦТ / КЦТст3: Функция введена в работу"/>
+                  <w:listItem w:displayText="КЦТ / КЦТст3: Функция оперативно выведена из работы" w:value="КЦТ / КЦТст3: Функция оперативно выведена из работы"/>
+                  <w:listItem w:displayText="ЛО ВН / ЛО: Отключение" w:value="ЛО ВН / ЛО: Отключение"/>
+                  <w:listItem w:displayText="ЛО ВН / ЛО: Отключить аварийно" w:value="ЛО ВН / ЛО: Отключить аварийно"/>
+                  <w:listItem w:displayText="ЛО ВН / ЛО: Функция введена в работу" w:value="ЛО ВН / ЛО: Функция введена в работу"/>
+                  <w:listItem w:displayText="ЛО ВН / ЛО: Функция оперативно выведена из работы" w:value="ЛО ВН / ЛО: Функция оперативно выведена из работы"/>
+                  <w:listItem w:displayText="ЛО ГЗ РПН / ЛО: Блокировка ГЗ РПН" w:value="ЛО ГЗ РПН / ЛО: Блокировка ГЗ РПН"/>
+                  <w:listItem w:displayText="ЛО ГЗ РПН / ЛО: Срабатывание" w:value="ЛО ГЗ РПН / ЛО: Срабатывание"/>
+                  <w:listItem w:displayText="ЛО ГЗ РПН / ЛО: Срабатывание на сигнал" w:value="ЛО ГЗ РПН / ЛО: Срабатывание на сигнал"/>
+                  <w:listItem w:displayText="ЛО ГЗ РПН / ЛО: Функция введена в работу" w:value="ЛО ГЗ РПН / ЛО: Функция введена в работу"/>
+                  <w:listItem w:displayText="ЛО ГЗ РПН / ЛО: Функция оперативно выведена из работы" w:value="ЛО ГЗ РПН / ЛО: Функция оперативно выведена из работы"/>
+                  <w:listItem w:displayText="ЛО ГЗоткл / ЛО: Блокировка ГЗоткл" w:value="ЛО ГЗоткл / ЛО: Блокировка ГЗоткл"/>
+                  <w:listItem w:displayText="ЛО ГЗоткл / ЛО: Срабатывание" w:value="ЛО ГЗоткл / ЛО: Срабатывание"/>
+                  <w:listItem w:displayText="ЛО ГЗоткл / ЛО: Срабатывание на сигнал" w:value="ЛО ГЗоткл / ЛО: Срабатывание на сигнал"/>
+                  <w:listItem w:displayText="ЛО ГЗоткл / ЛО: Функция введена в работу" w:value="ЛО ГЗоткл / ЛО: Функция введена в работу"/>
+                  <w:listItem w:displayText="ЛО ГЗоткл / ЛО: Функция оперативно выведена из работы" w:value="ЛО ГЗоткл / ЛО: Функция оперативно выведена из работы"/>
+                  <w:listItem w:displayText="ЛО ГЗсигн / ЛО: Блокировка ГЗсигн" w:value="ЛО ГЗсигн / ЛО: Блокировка ГЗсигн"/>
+                  <w:listItem w:displayText="ЛО ГЗсигн / ЛО: Срабатывание" w:value="ЛО ГЗсигн / ЛО: Срабатывание"/>
+                  <w:listItem w:displayText="ЛО ГЗсигн / ЛО: Срабатывание на сигнал" w:value="ЛО ГЗсигн / ЛО: Срабатывание на сигнал"/>
+                  <w:listItem w:displayText="ЛО ГЗсигн / ЛО: Функция введена в работу" w:value="ЛО ГЗсигн / ЛО: Функция введена в работу"/>
+                  <w:listItem w:displayText="ЛО ГЗсигн / ЛО: Функция оперативно выведена из работы" w:value="ЛО ГЗсигн / ЛО: Функция оперативно выведена из работы"/>
+                  <w:listItem w:displayText="ЛО Т / ЗАПВ: Запрет АПВ" w:value="ЛО Т / ЗАПВ: Запрет АПВ"/>
+                  <w:listItem w:displayText="ЛО Т / ЗАПВ: Функция введена в работу" w:value="ЛО Т / ЗАПВ: Функция введена в работу"/>
+                  <w:listItem w:displayText="ЛО Т / ЗАПВ: Функция оперативно выведена из работы" w:value="ЛО Т / ЗАПВ: Функция оперативно выведена из работы"/>
+                  <w:listItem w:displayText="ЛО Т / ЛО: Пуск" w:value="ЛО Т / ЛО: Пуск"/>
+                  <w:listItem w:displayText="ЛО Т / ЛО: Срабатывание" w:value="ЛО Т / ЛО: Срабатывание"/>
+                  <w:listItem w:displayText="ЛО Т / ЛО: Функция введена в работу" w:value="ЛО Т / ЛО: Функция введена в работу"/>
+                  <w:listItem w:displayText="ЛО Т / ЛО: Функция оперативно выведена из работы" w:value="ЛО Т / ЛО: Функция оперативно выведена из работы"/>
+                  <w:listItem w:displayText="ЛО ТЗ / ЛО ДТм: Срабатывание" w:value="ЛО ТЗ / ЛО ДТм: Срабатывание"/>
+                  <w:listItem w:displayText="ЛО ТЗ / ЛО ДТм: Срабатывание датчика температуры масла заблокировано" w:value="ЛО ТЗ / ЛО ДТм: Срабатывание датчика температуры масла заблокировано"/>
+                  <w:listItem w:displayText="ЛО ТЗ / ЛО ДТм: Срабатывание на сигнал" w:value="ЛО ТЗ / ЛО ДТм: Срабатывание на сигнал"/>
+                  <w:listItem w:displayText="ЛО ТЗ / ЛО ДТм: Функция введена в работу" w:value="ЛО ТЗ / ЛО ДТм: Функция введена в работу"/>
+                  <w:listItem w:displayText="ЛО ТЗ / ЛО ДТм: Функция оперативно выведена из работы" w:value="ЛО ТЗ / ЛО ДТм: Функция оперативно выведена из работы"/>
+                  <w:listItem w:displayText="ЛО ТЗ / ЛО ДТо: Срабатывание" w:value="ЛО ТЗ / ЛО ДТо: Срабатывание"/>
+                  <w:listItem w:displayText="ЛО ТЗ / ЛО ДТо: Срабатывание датчика температуры обмотки заблокировано" w:value="ЛО ТЗ / ЛО ДТо: Срабатывание датчика температуры обмотки заблокировано"/>
+                  <w:listItem w:displayText="ЛО ТЗ / ЛО ДТо: Срабатывание на сигнал" w:value="ЛО ТЗ / ЛО ДТо: Срабатывание на сигнал"/>
+                  <w:listItem w:displayText="ЛО ТЗ / ЛО ДТо: Функция введена в работу" w:value="ЛО ТЗ / ЛО ДТо: Функция введена в работу"/>
+                  <w:listItem w:displayText="ЛО ТЗ / ЛО ДТо: Функция оперативно выведена из работы" w:value="ЛО ТЗ / ЛО ДТо: Функция оперативно выведена из работы"/>
+                  <w:listItem w:displayText="ЛО ТЗ / ЛО РД: Срабатывание" w:value="ЛО ТЗ / ЛО РД: Срабатывание"/>
+                  <w:listItem w:displayText="ЛО ТЗ / ЛО РД: Срабатывание на сигнал" w:value="ЛО ТЗ / ЛО РД: Срабатывание на сигнал"/>
+                  <w:listItem w:displayText="ЛО ТЗ / ЛО РД: Срабатывание реле давления заблокировано" w:value="ЛО ТЗ / ЛО РД: Срабатывание реле давления заблокировано"/>
+                  <w:listItem w:displayText="ЛО ТЗ / ЛО РД: Функция введена в работу" w:value="ЛО ТЗ / ЛО РД: Функция введена в работу"/>
+                  <w:listItem w:displayText="ЛО ТЗ / ЛО РД: Функция оперативно выведена из работы" w:value="ЛО ТЗ / ЛО РД: Функция оперативно выведена из работы"/>
+                  <w:listItem w:displayText="ЛО ТС / ЛО ДУм расширителя: Срабатывание" w:value="ЛО ТС / ЛО ДУм расширителя: Срабатывание"/>
+                  <w:listItem w:displayText="ЛО ТС / ЛО ДУм расширителя: Срабатывание на сигнал" w:value="ЛО ТС / ЛО ДУм расширителя: Срабатывание на сигнал"/>
+                  <w:listItem w:displayText="ЛО ТС / ЛО ДУм расширителя: Функция введена в работу" w:value="ЛО ТС / ЛО ДУм расширителя: Функция введена в работу"/>
+                  <w:listItem w:displayText="ЛО ТС / ЛО ДУм расширителя: Функция оперативно выведена из работы" w:value="ЛО ТС / ЛО ДУм расширителя: Функция оперативно выведена из работы"/>
+                  <w:listItem w:displayText="ЛО ТС / ЛО ОК: Срабатывание" w:value="ЛО ТС / ЛО ОК: Срабатывание"/>
+                  <w:listItem w:displayText="ЛО ТС / ЛО ОК: Срабатывание на сигнал" w:value="ЛО ТС / ЛО ОК: Срабатывание на сигнал"/>
+                  <w:listItem w:displayText="ЛО ТС / ЛО ОК: Функция введена в работу" w:value="ЛО ТС / ЛО ОК: Функция введена в работу"/>
+                  <w:listItem w:displayText="ЛО ТС / ЛО ОК: Функция оперативно выведена из работы" w:value="ЛО ТС / ЛО ОК: Функция оперативно выведена из работы"/>
+                  <w:listItem w:displayText="ЛО ТС / ЛО ПК: Срабатывание" w:value="ЛО ТС / ЛО ПК: Срабатывание"/>
+                  <w:listItem w:displayText="ЛО ТС / ЛО ПК: Срабатывание на сигнал" w:value="ЛО ТС / ЛО ПК: Срабатывание на сигнал"/>
+                  <w:listItem w:displayText="ЛО ТС / ЛО ПК: Функция введена в работу" w:value="ЛО ТС / ЛО ПК: Функция введена в работу"/>
+                  <w:listItem w:displayText="ЛО ТС / ЛО ПК: Функция оперативно выведена из работы" w:value="ЛО ТС / ЛО ПК: Функция оперативно выведена из работы"/>
+                  <w:listItem w:displayText="ПДС / ГЗ РПН: Низкая изоляция " w:value="ПДС / ГЗ РПН: Низкая изоляция "/>
+                  <w:listItem w:displayText="ПДС / ГЗ РПН: Отключение" w:value="ПДС / ГЗ РПН: Отключение"/>
+                  <w:listItem w:displayText="ПДС / ГЗ Т: Низкая изоляция ГЗоткл" w:value="ПДС / ГЗ Т: Низкая изоляция ГЗоткл"/>
+                  <w:listItem w:displayText="ПДС / ГЗ Т: Низкая изоляция ГЗсигн" w:value="ПДС / ГЗ Т: Низкая изоляция ГЗсигн"/>
+                  <w:listItem w:displayText="ПДС / ГЗ Т: Отключение" w:value="ПДС / ГЗ Т: Отключение"/>
+                  <w:listItem w:displayText="ПДС / ГЗ Т: Сигнал" w:value="ПДС / ГЗ Т: Сигнал"/>
+                  <w:listItem w:displayText="ПДС / ДТм РПН: Срабатывание" w:value="ПДС / ДТм РПН: Срабатывание"/>
+                  <w:listItem w:displayText="ПДС / ДТм: Низкая изоляция" w:value="ПДС / ДТм: Низкая изоляция"/>
+                  <w:listItem w:displayText="ПДС / ДТм: Отключение" w:value="ПДС / ДТм: Отключение"/>
+                  <w:listItem w:displayText="ПДС / ДТм: Сигнал" w:value="ПДС / ДТм: Сигнал"/>
+                  <w:listItem w:displayText="ПДС / ДТо: Низкая изоляция" w:value="ПДС / ДТо: Низкая изоляция"/>
+                  <w:listItem w:displayText="ПДС / ДТо: Отключение" w:value="ПДС / ДТо: Отключение"/>
+                  <w:listItem w:displayText="ПДС / ДТо: Сигнал" w:value="ПДС / ДТо: Сигнал"/>
                   <w:listItem w:displayText="ПДС / ДУм РПН: Высокий уровень масла" w:value="ПДС / ДУм РПН: Высокий уровень масла"/>
                   <w:listItem w:displayText="ПДС / ДУм РПН: Низкий уровень масла" w:value="ПДС / ДУм РПН: Низкий уровень масла"/>
-                  <w:listItem w:displayText="ПДС / ГЗ РПН: Отключение" w:value="ПДС / ГЗ РПН: Отключение"/>
-                  <w:listItem w:displayText="ПДС / ГЗ РПН: Низкая изоляция " w:value="ПДС / ГЗ РПН: Низкая изоляция "/>
                   <w:listItem w:displayText="ПДС / ДУм расширителя: Высокий уровень масла" w:value="ПДС / ДУм расширителя: Высокий уровень масла"/>
                   <w:listItem w:displayText="ПДС / ДУм расширителя: Низкий уровень масла" w:value="ПДС / ДУм расширителя: Низкий уровень масла"/>
-                  <w:listItem w:displayText="ПДС / ДТм: Отключение" w:value="ПДС / ДТм: Отключение"/>
-                  <w:listItem w:displayText="ПДС / ДТм: Сигнал" w:value="ПДС / ДТм: Сигнал"/>
-                  <w:listItem w:displayText="ПДС / ДТм: Низкая изоляция" w:value="ПДС / ДТм: Низкая изоляция"/>
+                  <w:listItem w:displayText="ПДС / КСО: Авария" w:value="ПДС / КСО: Авария"/>
+                  <w:listItem w:displayText="ПДС / КСО: Неисправность" w:value="ПДС / КСО: Неисправность"/>
+                  <w:listItem w:displayText="ПДС / ОК: Срабатывание" w:value="ПДС / ОК: Срабатывание"/>
                   <w:listItem w:displayText="ПДС / ПК: Срабатывание" w:value="ПДС / ПК: Срабатывание"/>
-                  <w:listItem w:displayText="ПДС / ГЗ Т: Отключение" w:value="ПДС / ГЗ Т: Отключение"/>
-                  <w:listItem w:displayText="ПДС / ГЗ Т: Сигнал" w:value="ПДС / ГЗ Т: Сигнал"/>
-                  <w:listItem w:displayText="ПДС / ГЗ Т: Низкая изоляция ГЗоткл" w:value="ПДС / ГЗ Т: Низкая изоляция ГЗоткл"/>
-                  <w:listItem w:displayText="ПДС / ГЗ Т: Низкая изоляция ГЗсигн" w:value="ПДС / ГЗ Т: Низкая изоляция ГЗсигн"/>
-                  <w:listItem w:displayText="ПДС / КЦВ: Контроль цепи ЭМВ" w:value="ПДС / КЦВ: Контроль цепи ЭМВ"/>
-                  <w:listItem w:displayText="ПДС / КЦВ: Контроль цепи ЭМО1" w:value="ПДС / КЦВ: Контроль цепи ЭМО1"/>
-                  <w:listItem w:displayText="ПДС / КЦВ: Контроль цепи ЭМО2" w:value="ПДС / КЦВ: Контроль цепи ЭМО2"/>
-                  <w:listItem w:displayText="ПДС / КЦВ: Работа ЭМВ" w:value="ПДС / КЦВ: Работа ЭМВ"/>
-                  <w:listItem w:displayText="ПДС / КЦВ: Работа ЭМО1" w:value="ПДС / КЦВ: Работа ЭМО1"/>
-                  <w:listItem w:displayText="ПДС / КЦВ: Работа ЭМО2" w:value="ПДС / КЦВ: Работа ЭМО2"/>
-                  <w:listItem w:displayText="ПДС / ОК: Срабатывание" w:value="ПДС / ОК: Срабатывание"/>
-                  <w:listItem w:displayText="ПДС / КИ: Аварийный уровень изоляции" w:value="ПДС / КИ: Аварийный уровень изоляции"/>
-                  <w:listItem w:displayText="ПДС / КИ: Низкий уровень изоляции" w:value="ПДС / КИ: Низкий уровень изоляции"/>
+                  <w:listItem w:displayText="ПДС / РД: Низкая изоляция" w:value="ПДС / РД: Низкая изоляция"/>
                   <w:listItem w:displayText="ПДС / РД: Отключение" w:value="ПДС / РД: Отключение"/>
-                  <w:listItem w:displayText="ПДС / РД: Низкая изоляция" w:value="ПДС / РД: Низкая изоляция"/>
-                  <w:listItem w:displayText="ПДС / КПруж: Пружина не заведена" w:value="ПДС / КПруж: Пружина не заведена"/>
-                  <w:listItem w:displayText="ПДС / ДТо: Отключение" w:value="ПДС / ДТо: Отключение"/>
-                  <w:listItem w:displayText="ПДС / ДТо: Сигнал" w:value="ПДС / ДТо: Сигнал"/>
-                  <w:listItem w:displayText="ПДС / ДТо: Низкая изоляция" w:value="ПДС / ДТо: Низкая изоляция"/>
-                  <w:listItem w:displayText="ПДС / В: Положение В (Отключено)" w:value="ПДС / В: Положение В (Отключено)"/>
-                  <w:listItem w:displayText="ПДС / В: Положение В (Включено)" w:value="ПДС / В: Положение В (Включено)"/>
-                  <w:listItem w:displayText="ПДС / В: Положение В (Не определено)" w:value="ПДС / В: Положение В (Не определено)"/>
-                  <w:listItem w:displayText="ПДС / В: Положение В (Неисправность)" w:value="ПДС / В: Положение В (Неисправность)"/>
-                  <w:listItem w:displayText="ПДС / В: Ключ М/Д привода В" w:value="ПДС / В: Ключ М/Д привода В"/>
-                  <w:listItem w:displayText="ЛО Т / ЗАВР: Функция введена в работу" w:value="ЛО Т / ЗАВР: Функция введена в работу"/>
-                  <w:listItem w:displayText="ЛО Т / ЗАВР: Функция оперативно выведена из работы" w:value="ЛО Т / ЗАВР: Функция оперативно выведена из работы"/>
-                  <w:listItem w:displayText="ЛО Т / ЗАВР: Запрет АВР" w:value="ЛО Т / ЗАВР: Запрет АВР"/>
-                  <w:listItem w:displayText="ЛО Т / ЛО: Функция введена в работу" w:value="ЛО Т / ЛО: Функция введена в работу"/>
-                  <w:listItem w:displayText="ЛО Т / ЛО: Функция оперативно выведена из работы" w:value="ЛО Т / ЛО: Функция оперативно выведена из работы"/>
-                  <w:listItem w:displayText="ЛО Т / ЛО: Пуск" w:value="ЛО Т / ЛО: Пуск"/>
-                  <w:listItem w:displayText="ЛО Т / ЛО: Срабатывание" w:value="ЛО Т / ЛО: Срабатывание"/>
-                  <w:listItem w:displayText="ЛО Т / ЗАПВ: Функция введена в работу" w:value="ЛО Т / ЗАПВ: Функция введена в работу"/>
-                  <w:listItem w:displayText="ЛО Т / ЗАПВ: Функция оперативно выведена из работы" w:value="ЛО Т / ЗАПВ: Функция оперативно выведена из работы"/>
-                  <w:listItem w:displayText="ЛО Т / ЗАПВ: Запрет АПВ" w:value="ЛО Т / ЗАПВ: Запрет АПВ"/>
+                  <w:listItem w:displayText="ПДС НКУ / SA1: Цепь введена" w:value="ПДС НКУ / SA1: Цепь введена"/>
+                  <w:listItem w:displayText="ПДС НКУ / SA2: Цепь введена" w:value="ПДС НКУ / SA2: Цепь введена"/>
+                  <w:listItem w:displayText="ПДС НКУ / SA3: Цепь введена" w:value="ПДС НКУ / SA3: Цепь введена"/>
+                  <w:listItem w:displayText="ПДС НКУ / SA4: Цепь введена" w:value="ПДС НКУ / SA4: Цепь введена"/>
+                  <w:listItem w:displayText="ПДС НКУ / SG1: Рабочее положение" w:value="ПДС НКУ / SG1: Рабочее положение"/>
+                  <w:listItem w:displayText="ПДС НКУ / SG2: Рабочее положение" w:value="ПДС НКУ / SG2: Рабочее положение"/>
+                  <w:listItem w:displayText="ПДС НКУ / SG3: Рабочее положение" w:value="ПДС НКУ / SG3: Рабочее положение"/>
+                  <w:listItem w:displayText="ПДС НКУ / ВнешСигн1: Срабатывание" w:value="ПДС НКУ / ВнешСигн1: Срабатывание"/>
+                  <w:listItem w:displayText="ПДС НКУ / ВнешСигн2: Срабатывание" w:value="ПДС НКУ / ВнешСигн2: Срабатывание"/>
+                  <w:listItem w:displayText="ПДС НКУ / ВнешСигн3: Срабатывание" w:value="ПДС НКУ / ВнешСигн3: Срабатывание"/>
+                  <w:listItem w:displayText="ПДС НКУ / ВнешСигн4: Срабатывание" w:value="ПДС НКУ / ВнешСигн4: Срабатывание"/>
+                  <w:listItem w:displayText="ПДС НКУ / Дверь: Дверь шкафа закрыта" w:value="ПДС НКУ / Дверь: Дверь шкафа закрыта"/>
+                  <w:listItem w:displayText="ПДС НКУ / Дверь: Дверь шкафа открыта" w:value="ПДС НКУ / Дверь: Дверь шкафа открыта"/>
+                  <w:listItem w:displayText="ПДС НКУ / ОТ ГЗ: Неисправность" w:value="ПДС НКУ / ОТ ГЗ: Неисправность"/>
+                  <w:listItem w:displayText="ПДС НКУ / ОТ ЗДЗ1: Неисправность" w:value="ПДС НКУ / ОТ ЗДЗ1: Неисправность"/>
+                  <w:listItem w:displayText="ПДС НКУ / ОТ ЗДЗ2: Неисправность" w:value="ПДС НКУ / ОТ ЗДЗ2: Неисправность"/>
+                  <w:listItem w:displayText="ПДС НКУ / ОТ ИЭУ ТН1: Неисправность" w:value="ПДС НКУ / ОТ ИЭУ ТН1: Неисправность"/>
+                  <w:listItem w:displayText="ПДС НКУ / ОТ ИЭУ ТН2: Неисправность" w:value="ПДС НКУ / ОТ ИЭУ ТН2: Неисправность"/>
+                  <w:listItem w:displayText="ПДС НКУ / ОТ ТЗ, ТС: Неисправность" w:value="ПДС НКУ / ОТ ТЗ, ТС: Неисправность"/>
+                  <w:listItem w:displayText="ПДС НКУ / ОТ УРОВ1: Неисправность" w:value="ПДС НКУ / ОТ УРОВ1: Неисправность"/>
+                  <w:listItem w:displayText="ПДС НКУ / ОТ УРОВ2: Неисправность" w:value="ПДС НКУ / ОТ УРОВ2: Неисправность"/>
+                  <w:listItem w:displayText="Пред. сигн. / ПС: Пуск предупредительной сигнализации" w:value="Пред. сигн. / ПС: Пуск предупредительной сигнализации"/>
+                  <w:listItem w:displayText="Пред. сигн. / ПС: Пуск предупредительной сигнализации (импульс)" w:value="Пред. сигн. / ПС: Пуск предупредительной сигнализации (импульс)"/>
+                  <w:listItem w:displayText="РТПО / РТПО ВН: Пуск" w:value="РТПО / РТПО ВН: Пуск"/>
+                  <w:listItem w:displayText="РТПО / РТПО ВН: Функция введена в работу" w:value="РТПО / РТПО ВН: Функция введена в работу"/>
+                  <w:listItem w:displayText="РТПО / РТПО ВН: Функция оперативно выведена из работы" w:value="РТПО / РТПО ВН: Функция оперативно выведена из работы"/>
+                  <w:listItem w:displayText="РТПО / РТПО НН1: Пуск" w:value="РТПО / РТПО НН1: Пуск"/>
+                  <w:listItem w:displayText="РТПО / РТПО НН1: Функция введена в работу" w:value="РТПО / РТПО НН1: Функция введена в работу"/>
+                  <w:listItem w:displayText="РТПО / РТПО НН1: Функция оперативно выведена из работы" w:value="РТПО / РТПО НН1: Функция оперативно выведена из работы"/>
+                  <w:listItem w:displayText="РТПО / РТПО НН2: Пуск" w:value="РТПО / РТПО НН2: Пуск"/>
+                  <w:listItem w:displayText="РТПО / РТПО НН2: Функция введена в работу" w:value="РТПО / РТПО НН2: Функция введена в работу"/>
+                  <w:listItem w:displayText="РТПО / РТПО НН2: Функция оперативно выведена из работы" w:value="РТПО / РТПО НН2: Функция оперативно выведена из работы"/>
+                  <w:listItem w:displayText="РТПО / РТПО_общ: Пуск" w:value="РТПО / РТПО_общ: Пуск"/>
+                  <w:listItem w:displayText="РТПО / РТПО_общ: Функция введена в работу" w:value="РТПО / РТПО_общ: Функция введена в работу"/>
+                  <w:listItem w:displayText="РТПО / РТПО_общ: Функция оперативно выведена из работы" w:value="РТПО / РТПО_общ: Функция оперативно выведена из работы"/>
+                  <w:listItem w:displayText="СИСТ / БУ: Индикация местного управления" w:value="СИСТ / БУ: Индикация местного управления"/>
+                  <w:listItem w:displayText="СИСТ / Диагностика: Изменение встраиваемого ПО" w:value="СИСТ / Диагностика: Изменение встраиваемого ПО"/>
+                  <w:listItem w:displayText="СИСТ / Диагностика: Индикация логического узла-прокси" w:value="СИСТ / Диагностика: Индикация логического узла-прокси"/>
+                  <w:listItem w:displayText="СИСТ / Диагностика: Индикация наличия оперативного питания" w:value="СИСТ / Диагностика: Индикация наличия оперативного питания"/>
+                  <w:listItem w:displayText="СИСТ / Диагностика: Индикация потери оперативного питания" w:value="СИСТ / Диагностика: Индикация потери оперативного питания"/>
+                  <w:listItem w:displayText="СИСТ / Диагностика: Индикация работы по летнему времени" w:value="СИСТ / Диагностика: Индикация работы по летнему времени"/>
+                  <w:listItem w:displayText="СИСТ / Диагностика: Конфигурация изменена" w:value="СИСТ / Диагностика: Конфигурация изменена"/>
+                  <w:listItem w:displayText="СИСТ / Диагностика: Неисправность АЦП" w:value="СИСТ / Диагностика: Неисправность АЦП"/>
+                  <w:listItem w:displayText="СИСТ / Диагностика: Неисправность ЦП" w:value="СИСТ / Диагностика: Неисправность ЦП"/>
+                  <w:listItem w:displayText="СИСТ / Диагностика: Неисправность встроенного ПО" w:value="СИСТ / Диагностика: Неисправность встроенного ПО"/>
+                  <w:listItem w:displayText="СИСТ / Диагностика: Неисправность модуля аналоговых входов (слот М12)" w:value="СИСТ / Диагностика: Неисправность модуля аналоговых входов (слот М12)"/>
+                  <w:listItem w:displayText="СИСТ / Диагностика: Неисправность модуля дискретных входов/выходов (слот М10)" w:value="СИСТ / Диагностика: Неисправность модуля дискретных входов/выходов (слот М10)"/>
+                  <w:listItem w:displayText="СИСТ / Диагностика: Неисправность модуля дискретных входов/выходов (слот М11)" w:value="СИСТ / Диагностика: Неисправность модуля дискретных входов/выходов (слот М11)"/>
+                  <w:listItem w:displayText="СИСТ / Диагностика: Неисправность модуля дискретных входов/выходов (слот М3)" w:value="СИСТ / Диагностика: Неисправность модуля дискретных входов/выходов (слот М3)"/>
+                  <w:listItem w:displayText="СИСТ / Диагностика: Неисправность модуля дискретных входов/выходов (слот М4)" w:value="СИСТ / Диагностика: Неисправность модуля дискретных входов/выходов (слот М4)"/>
+                  <w:listItem w:displayText="СИСТ / Диагностика: Неисправность модуля дискретных входов/выходов (слот М8)" w:value="СИСТ / Диагностика: Неисправность модуля дискретных входов/выходов (слот М8)"/>
+                  <w:listItem w:displayText="СИСТ / Диагностика: Неисправность модуля дискретных входов/выходов (слот М9)" w:value="СИСТ / Диагностика: Неисправность модуля дискретных входов/выходов (слот М9)"/>
+                  <w:listItem w:displayText="СИСТ / Диагностика: Неисправность цепей оперативного питания" w:value="СИСТ / Диагностика: Неисправность цепей оперативного питания"/>
+                  <w:listItem w:displayText="СИСТ / Диагностика: Необходимость корректировки конфигурации на прием GOOSE 1" w:value="СИСТ / Диагностика: Необходимость корректировки конфигурации на прием GOOSE 1"/>
+                  <w:listItem w:displayText="СИСТ / Диагностика: Необходимость корректировки конфигурации на прием GOOSE 2" w:value="СИСТ / Диагностика: Необходимость корректировки конфигурации на прием GOOSE 2"/>
+                  <w:listItem w:displayText="СИСТ / Диагностика: Необходимость корректировки конфигурации на прием GOOSE 3" w:value="СИСТ / Диагностика: Необходимость корректировки конфигурации на прием GOOSE 3"/>
+                  <w:listItem w:displayText="СИСТ / Диагностика: Необходимость корректировки конфигурации на прием GOOSE 4" w:value="СИСТ / Диагностика: Необходимость корректировки конфигурации на прием GOOSE 4"/>
+                  <w:listItem w:displayText="СИСТ / Диагностика: Необходимость корректировки конфигурации на прием GOOSE 5" w:value="СИСТ / Диагностика: Необходимость корректировки конфигурации на прием GOOSE 5"/>
+                  <w:listItem w:displayText="СИСТ / Диагностика: Необходимость корректировки конфигурации на прием GOOSE 6" w:value="СИСТ / Диагностика: Необходимость корректировки конфигурации на прием GOOSE 6"/>
+                  <w:listItem w:displayText="СИСТ / Диагностика: Необходимость корректировки конфигурации на прием GOOSE 7" w:value="СИСТ / Диагностика: Необходимость корректировки конфигурации на прием GOOSE 7"/>
+                  <w:listItem w:displayText="СИСТ / Диагностика: Необходимость корректировки конфигурации на прием GOOSE 8" w:value="СИСТ / Диагностика: Необходимость корректировки конфигурации на прием GOOSE 8"/>
+                  <w:listItem w:displayText="СИСТ / Диагностика: Отказ источника питания" w:value="СИСТ / Диагностика: Отказ источника питания"/>
+                  <w:listItem w:displayText="СИСТ / Диагностика: Ошибка авторизации" w:value="СИСТ / Диагностика: Ошибка авторизации"/>
+                  <w:listItem w:displayText="СИСТ / Диагностика: Ошибка конфигурации" w:value="СИСТ / Диагностика: Ошибка конфигурации"/>
+                  <w:listItem w:displayText="СИСТ / Диагностика: Подписка на дублированное GOOSE 1 сообщение с признаком симуляции" w:value="СИСТ / Диагностика: Подписка на дублированное GOOSE 1 сообщение с признаком симуляции"/>
+                  <w:listItem w:displayText="СИСТ / Диагностика: Подписка на дублированное GOOSE 2 сообщение с признаком симуляции" w:value="СИСТ / Диагностика: Подписка на дублированное GOOSE 2 сообщение с признаком симуляции"/>
+                  <w:listItem w:displayText="СИСТ / Диагностика: Подписка на дублированное GOOSE 3 сообщение с признаком симуляции" w:value="СИСТ / Диагностика: Подписка на дублированное GOOSE 3 сообщение с признаком симуляции"/>
+                  <w:listItem w:displayText="СИСТ / Диагностика: Подписка на дублированное GOOSE 4 сообщение с признаком симуляции" w:value="СИСТ / Диагностика: Подписка на дублированное GOOSE 4 сообщение с признаком симуляции"/>
+                  <w:listItem w:displayText="СИСТ / Диагностика: Подписка на дублированное GOOSE 5 сообщение с признаком симуляции" w:value="СИСТ / Диагностика: Подписка на дублированное GOOSE 5 сообщение с признаком симуляции"/>
+                  <w:listItem w:displayText="СИСТ / Диагностика: Подписка на дублированное GOOSE 6 сообщение с признаком симуляции" w:value="СИСТ / Диагностика: Подписка на дублированное GOOSE 6 сообщение с признаком симуляции"/>
+                  <w:listItem w:displayText="СИСТ / Диагностика: Подписка на дублированное GOOSE 7 сообщение с признаком симуляции" w:value="СИСТ / Диагностика: Подписка на дублированное GOOSE 7 сообщение с признаком симуляции"/>
+                  <w:listItem w:displayText="СИСТ / Диагностика: Подписка на дублированное GOOSE 8 сообщение с признаком симуляции" w:value="СИСТ / Диагностика: Подписка на дублированное GOOSE 8 сообщение с признаком симуляции"/>
+                  <w:listItem w:displayText="СИСТ / Диагностика: Сброс часов или памяти вследствие перезагрузки" w:value="СИСТ / Диагностика: Сброс часов или памяти вследствие перезагрузки"/>
+                  <w:listItem w:displayText="СИСТ / Диагностика: Сигнал готовности к работе" w:value="СИСТ / Диагностика: Сигнал готовности к работе"/>
+                  <w:listItem w:displayText="СИСТ / Диагностика: Состояние подписки GOOSE 1" w:value="СИСТ / Диагностика: Состояние подписки GOOSE 1"/>
+                  <w:listItem w:displayText="СИСТ / Диагностика: Состояние подписки GOOSE 2" w:value="СИСТ / Диагностика: Состояние подписки GOOSE 2"/>
+                  <w:listItem w:displayText="СИСТ / Диагностика: Состояние подписки GOOSE 3" w:value="СИСТ / Диагностика: Состояние подписки GOOSE 3"/>
+                  <w:listItem w:displayText="СИСТ / Диагностика: Состояние подписки GOOSE 4" w:value="СИСТ / Диагностика: Состояние подписки GOOSE 4"/>
+                  <w:listItem w:displayText="СИСТ / Диагностика: Состояние подписки GOOSE 5" w:value="СИСТ / Диагностика: Состояние подписки GOOSE 5"/>
+                  <w:listItem w:displayText="СИСТ / Диагностика: Состояние подписки GOOSE 6" w:value="СИСТ / Диагностика: Состояние подписки GOOSE 6"/>
+                  <w:listItem w:displayText="СИСТ / Диагностика: Состояние подписки GOOSE 7" w:value="СИСТ / Диагностика: Состояние подписки GOOSE 7"/>
+                  <w:listItem w:displayText="СИСТ / Диагностика: Состояние подписки GOOSE 8" w:value="СИСТ / Диагностика: Состояние подписки GOOSE 8"/>
+                  <w:listItem w:displayText="СИСТ / Диагностика: Установлено подключение через сервисный порт" w:value="СИСТ / Диагностика: Установлено подключение через сервисный порт"/>
+                  <w:listItem w:displayText="СИСТ / ПлДВх10: Состояние ДВх1" w:value="СИСТ / ПлДВх10: Состояние ДВх1"/>
+                  <w:listItem w:displayText="СИСТ / ПлДВх10: Состояние ДВх10" w:value="СИСТ / ПлДВх10: Состояние ДВх10"/>
+                  <w:listItem w:displayText="СИСТ / ПлДВх10: Состояние ДВх11" w:value="СИСТ / ПлДВх10: Состояние ДВх11"/>
+                  <w:listItem w:displayText="СИСТ / ПлДВх10: Состояние ДВх12" w:value="СИСТ / ПлДВх10: Состояние ДВх12"/>
+                  <w:listItem w:displayText="СИСТ / ПлДВх10: Состояние ДВх13" w:value="СИСТ / ПлДВх10: Состояние ДВх13"/>
+                  <w:listItem w:displayText="СИСТ / ПлДВх10: Состояние ДВх14" w:value="СИСТ / ПлДВх10: Состояние ДВх14"/>
+                  <w:listItem w:displayText="СИСТ / ПлДВх10: Состояние ДВх2" w:value="СИСТ / ПлДВх10: Состояние ДВх2"/>
+                  <w:listItem w:displayText="СИСТ / ПлДВх10: Состояние ДВх3" w:value="СИСТ / ПлДВх10: Состояние ДВх3"/>
+                  <w:listItem w:displayText="СИСТ / ПлДВх10: Состояние ДВх4" w:value="СИСТ / ПлДВх10: Состояние ДВх4"/>
+                  <w:listItem w:displayText="СИСТ / ПлДВх10: Состояние ДВх5" w:value="СИСТ / ПлДВх10: Состояние ДВх5"/>
+                  <w:listItem w:displayText="СИСТ / ПлДВх10: Состояние ДВх6" w:value="СИСТ / ПлДВх10: Состояние ДВх6"/>
+                  <w:listItem w:displayText="СИСТ / ПлДВх10: Состояние ДВх7" w:value="СИСТ / ПлДВх10: Состояние ДВх7"/>
+                  <w:listItem w:displayText="СИСТ / ПлДВх10: Состояние ДВх8" w:value="СИСТ / ПлДВх10: Состояние ДВх8"/>
+                  <w:listItem w:displayText="СИСТ / ПлДВх10: Состояние ДВх9" w:value="СИСТ / ПлДВх10: Состояние ДВх9"/>
+                  <w:listItem w:displayText="СИСТ / ПлДВх11: Состояние ДВх1" w:value="СИСТ / ПлДВх11: Состояние ДВх1"/>
+                  <w:listItem w:displayText="СИСТ / ПлДВх11: Состояние ДВх10" w:value="СИСТ / ПлДВх11: Состояние ДВх10"/>
+                  <w:listItem w:displayText="СИСТ / ПлДВх11: Состояние ДВх11" w:value="СИСТ / ПлДВх11: Состояние ДВх11"/>
+                  <w:listItem w:displayText="СИСТ / ПлДВх11: Состояние ДВх12" w:value="СИСТ / ПлДВх11: Состояние ДВх12"/>
+                  <w:listItem w:displayText="СИСТ / ПлДВх11: Состояние ДВх13" w:value="СИСТ / ПлДВх11: Состояние ДВх13"/>
+                  <w:listItem w:displayText="СИСТ / ПлДВх11: Состояние ДВх14" w:value="СИСТ / ПлДВх11: Состояние ДВх14"/>
+                  <w:listItem w:displayText="СИСТ / ПлДВх11: Состояние ДВх2" w:value="СИСТ / ПлДВх11: Состояние ДВх2"/>
+                  <w:listItem w:displayText="СИСТ / ПлДВх11: Состояние ДВх3" w:value="СИСТ / ПлДВх11: Состояние ДВх3"/>
+                  <w:listItem w:displayText="СИСТ / ПлДВх11: Состояние ДВх4" w:value="СИСТ / ПлДВх11: Состояние ДВх4"/>
+                  <w:listItem w:displayText="СИСТ / ПлДВх11: Состояние ДВх5" w:value="СИСТ / ПлДВх11: Состояние ДВх5"/>
+                  <w:listItem w:displayText="СИСТ / ПлДВх11: Состояние ДВх6" w:value="СИСТ / ПлДВх11: Состояние ДВх6"/>
+                  <w:listItem w:displayText="СИСТ / ПлДВх11: Состояние ДВх7" w:value="СИСТ / ПлДВх11: Состояние ДВх7"/>
+                  <w:listItem w:displayText="СИСТ / ПлДВх11: Состояние ДВх8" w:value="СИСТ / ПлДВх11: Состояние ДВх8"/>
+                  <w:listItem w:displayText="СИСТ / ПлДВх11: Состояние ДВх9" w:value="СИСТ / ПлДВх11: Состояние ДВх9"/>
+                  <w:listItem w:displayText="СИСТ / ПлДВх2: Состояние ДВх1" w:value="СИСТ / ПлДВх2: Состояние ДВх1"/>
+                  <w:listItem w:displayText="СИСТ / ПлДВх2: Состояние ДВх10" w:value="СИСТ / ПлДВх2: Состояние ДВх10"/>
+                  <w:listItem w:displayText="СИСТ / ПлДВх2: Состояние ДВх11" w:value="СИСТ / ПлДВх2: Состояние ДВх11"/>
+                  <w:listItem w:displayText="СИСТ / ПлДВх2: Состояние ДВх12" w:value="СИСТ / ПлДВх2: Состояние ДВх12"/>
+                  <w:listItem w:displayText="СИСТ / ПлДВх2: Состояние ДВх13" w:value="СИСТ / ПлДВх2: Состояние ДВх13"/>
+                  <w:listItem w:displayText="СИСТ / ПлДВх2: Состояние ДВх14" w:value="СИСТ / ПлДВх2: Состояние ДВх14"/>
+                  <w:listItem w:displayText="СИСТ / ПлДВх2: Состояние ДВх2" w:value="СИСТ / ПлДВх2: Состояние ДВх2"/>
+                  <w:listItem w:displayText="СИСТ / ПлДВх2: Состояние ДВх3" w:value="СИСТ / ПлДВх2: Состояние ДВх3"/>
+                  <w:listItem w:displayText="СИСТ / ПлДВх2: Состояние ДВх4" w:value="СИСТ / ПлДВх2: Состояние ДВх4"/>
+                  <w:listItem w:displayText="СИСТ / ПлДВх2: Состояние ДВх5" w:value="СИСТ / ПлДВх2: Состояние ДВх5"/>
+                  <w:listItem w:displayText="СИСТ / ПлДВх2: Состояние ДВх6" w:value="СИСТ / ПлДВх2: Состояние ДВх6"/>
+                  <w:listItem w:displayText="СИСТ / ПлДВх2: Состояние ДВх7" w:value="СИСТ / ПлДВх2: Состояние ДВх7"/>
+                  <w:listItem w:displayText="СИСТ / ПлДВх2: Состояние ДВх8" w:value="СИСТ / ПлДВх2: Состояние ДВх8"/>
+                  <w:listItem w:displayText="СИСТ / ПлДВх2: Состояние ДВх9" w:value="СИСТ / ПлДВх2: Состояние ДВх9"/>
+                  <w:listItem w:displayText="СИСТ / ПлДВх3: Состояние ДВх1" w:value="СИСТ / ПлДВх3: Состояние ДВх1"/>
+                  <w:listItem w:displayText="СИСТ / ПлДВх3: Состояние ДВх10" w:value="СИСТ / ПлДВх3: Состояние ДВх10"/>
+                  <w:listItem w:displayText="СИСТ / ПлДВх3: Состояние ДВх11" w:value="СИСТ / ПлДВх3: Состояние ДВх11"/>
+                  <w:listItem w:displayText="СИСТ / ПлДВх3: Состояние ДВх12" w:value="СИСТ / ПлДВх3: Состояние ДВх12"/>
+                  <w:listItem w:displayText="СИСТ / ПлДВх3: Состояние ДВх13" w:value="СИСТ / ПлДВх3: Состояние ДВх13"/>
+                  <w:listItem w:displayText="СИСТ / ПлДВх3: Состояние ДВх14" w:value="СИСТ / ПлДВх3: Состояние ДВх14"/>
+                  <w:listItem w:displayText="СИСТ / ПлДВх3: Состояние ДВх2" w:value="СИСТ / ПлДВх3: Состояние ДВх2"/>
+                  <w:listItem w:displayText="СИСТ / ПлДВх3: Состояние ДВх3" w:value="СИСТ / ПлДВх3: Состояние ДВх3"/>
+                  <w:listItem w:displayText="СИСТ / ПлДВх3: Состояние ДВх4" w:value="СИСТ / ПлДВх3: Состояние ДВх4"/>
+                  <w:listItem w:displayText="СИСТ / ПлДВх3: Состояние ДВх5" w:value="СИСТ / ПлДВх3: Состояние ДВх5"/>
+                  <w:listItem w:displayText="СИСТ / ПлДВх3: Состояние ДВх6" w:value="СИСТ / ПлДВх3: Состояние ДВх6"/>
+                  <w:listItem w:displayText="СИСТ / ПлДВх3: Состояние ДВх7" w:value="СИСТ / ПлДВх3: Состояние ДВх7"/>
+                  <w:listItem w:displayText="СИСТ / ПлДВх3: Состояние ДВх8" w:value="СИСТ / ПлДВх3: Состояние ДВх8"/>
+                  <w:listItem w:displayText="СИСТ / ПлДВх3: Состояние ДВх9" w:value="СИСТ / ПлДВх3: Состояние ДВх9"/>
+                  <w:listItem w:displayText="СИСТ / ПлДВх4: Состояние ДВх1" w:value="СИСТ / ПлДВх4: Состояние ДВх1"/>
+                  <w:listItem w:displayText="СИСТ / ПлДВх4: Состояние ДВх10" w:value="СИСТ / ПлДВх4: Состояние ДВх10"/>
+                  <w:listItem w:displayText="СИСТ / ПлДВх4: Состояние ДВх11" w:value="СИСТ / ПлДВх4: Состояние ДВх11"/>
+                  <w:listItem w:displayText="СИСТ / ПлДВх4: Состояние ДВх12" w:value="СИСТ / ПлДВх4: Состояние ДВх12"/>
+                  <w:listItem w:displayText="СИСТ / ПлДВх4: Состояние ДВх13" w:value="СИСТ / ПлДВх4: Состояние ДВх13"/>
+                  <w:listItem w:displayText="СИСТ / ПлДВх4: Состояние ДВх14" w:value="СИСТ / ПлДВх4: Состояние ДВх14"/>
+                  <w:listItem w:displayText="СИСТ / ПлДВх4: Состояние ДВх2" w:value="СИСТ / ПлДВх4: Состояние ДВх2"/>
+                  <w:listItem w:displayText="СИСТ / ПлДВх4: Состояние ДВх3" w:value="СИСТ / ПлДВх4: Состояние ДВх3"/>
+                  <w:listItem w:displayText="СИСТ / ПлДВх4: Состояние ДВх4" w:value="СИСТ / ПлДВх4: Состояние ДВх4"/>
+                  <w:listItem w:displayText="СИСТ / ПлДВх4: Состояние ДВх5" w:value="СИСТ / ПлДВх4: Состояние ДВх5"/>
+                  <w:listItem w:displayText="СИСТ / ПлДВх4: Состояние ДВх6" w:value="СИСТ / ПлДВх4: Состояние ДВх6"/>
+                  <w:listItem w:displayText="СИСТ / ПлДВх4: Состояние ДВх7" w:value="СИСТ / ПлДВх4: Состояние ДВх7"/>
+                  <w:listItem w:displayText="СИСТ / ПлДВх4: Состояние ДВх8" w:value="СИСТ / ПлДВх4: Состояние ДВх8"/>
+                  <w:listItem w:displayText="СИСТ / ПлДВх4: Состояние ДВх9" w:value="СИСТ / ПлДВх4: Состояние ДВх9"/>
+                  <w:listItem w:displayText="СИСТ / ПлДВх5: Состояние ДВх1" w:value="СИСТ / ПлДВх5: Состояние ДВх1"/>
+                  <w:listItem w:displayText="СИСТ / ПлДВх5: Состояние ДВх10" w:value="СИСТ / ПлДВх5: Состояние ДВх10"/>
+                  <w:listItem w:displayText="СИСТ / ПлДВх5: Состояние ДВх11" w:value="СИСТ / ПлДВх5: Состояние ДВх11"/>
+                  <w:listItem w:displayText="СИСТ / ПлДВх5: Состояние ДВх12" w:value="СИСТ / ПлДВх5: Состояние ДВх12"/>
+                  <w:listItem w:displayText="СИСТ / ПлДВх5: Состояние ДВх13" w:value="СИСТ / ПлДВх5: Состояние ДВх13"/>
+                  <w:listItem w:displayText="СИСТ / ПлДВх5: Состояние ДВх14" w:value="СИСТ / ПлДВх5: Состояние ДВх14"/>
+                  <w:listItem w:displayText="СИСТ / ПлДВх5: Состояние ДВх2" w:value="СИСТ / ПлДВх5: Состояние ДВх2"/>
+                  <w:listItem w:displayText="СИСТ / ПлДВх5: Состояние ДВх3" w:value="СИСТ / ПлДВх5: Состояние ДВх3"/>
+                  <w:listItem w:displayText="СИСТ / ПлДВх5: Состояние ДВх4" w:value="СИСТ / ПлДВх5: Состояние ДВх4"/>
+                  <w:listItem w:displayText="СИСТ / ПлДВх5: Состояние ДВх5" w:value="СИСТ / ПлДВх5: Состояние ДВх5"/>
+                  <w:listItem w:displayText="СИСТ / ПлДВх5: Состояние ДВх6" w:value="СИСТ / ПлДВх5: Состояние ДВх6"/>
+                  <w:listItem w:displayText="СИСТ / ПлДВх5: Состояние ДВх7" w:value="СИСТ / ПлДВх5: Состояние ДВх7"/>
+                  <w:listItem w:displayText="СИСТ / ПлДВх5: Состояние ДВх8" w:value="СИСТ / ПлДВх5: Состояние ДВх8"/>
+                  <w:listItem w:displayText="СИСТ / ПлДВх5: Состояние ДВх9" w:value="СИСТ / ПлДВх5: Состояние ДВх9"/>
+                  <w:listItem w:displayText="СИСТ / ПлДВх6: Состояние ДВх1" w:value="СИСТ / ПлДВх6: Состояние ДВх1"/>
+                  <w:listItem w:displayText="СИСТ / ПлДВх6: Состояние ДВх10" w:value="СИСТ / ПлДВх6: Состояние ДВх10"/>
+                  <w:listItem w:displayText="СИСТ / ПлДВх6: Состояние ДВх11" w:value="СИСТ / ПлДВх6: Состояние ДВх11"/>
+                  <w:listItem w:displayText="СИСТ / ПлДВх6: Состояние ДВх12" w:value="СИСТ / ПлДВх6: Состояние ДВх12"/>
+                  <w:listItem w:displayText="СИСТ / ПлДВх6: Состояние ДВх13" w:value="СИСТ / ПлДВх6: Состояние ДВх13"/>
+                  <w:listItem w:displayText="СИСТ / ПлДВх6: Состояние ДВх14" w:value="СИСТ / ПлДВх6: Состояние ДВх14"/>
+                  <w:listItem w:displayText="СИСТ / ПлДВх6: Состояние ДВх2" w:value="СИСТ / ПлДВх6: Состояние ДВх2"/>
+                  <w:listItem w:displayText="СИСТ / ПлДВх6: Состояние ДВх3" w:value="СИСТ / ПлДВх6: Состояние ДВх3"/>
+                  <w:listItem w:displayText="СИСТ / ПлДВх6: Состояние ДВх4" w:value="СИСТ / ПлДВх6: Состояние ДВх4"/>
+                  <w:listItem w:displayText="СИСТ / ПлДВх6: Состояние ДВх5" w:value="СИСТ / ПлДВх6: Состояние ДВх5"/>
+                  <w:listItem w:displayText="СИСТ / ПлДВх6: Состояние ДВх6" w:value="СИСТ / ПлДВх6: Состояние ДВх6"/>
+                  <w:listItem w:displayText="СИСТ / ПлДВх6: Состояние ДВх7" w:value="СИСТ / ПлДВх6: Состояние ДВх7"/>
+                  <w:listItem w:displayText="СИСТ / ПлДВх6: Состояние ДВх8" w:value="СИСТ / ПлДВх6: Состояние ДВх8"/>
+                  <w:listItem w:displayText="СИСТ / ПлДВх6: Состояние ДВх9" w:value="СИСТ / ПлДВх6: Состояние ДВх9"/>
+                  <w:listItem w:displayText="СИСТ / ПлДВх7: Состояние ДВх1" w:value="СИСТ / ПлДВх7: Состояние ДВх1"/>
+                  <w:listItem w:displayText="СИСТ / ПлДВх7: Состояние ДВх10" w:value="СИСТ / ПлДВх7: Состояние ДВх10"/>
+                  <w:listItem w:displayText="СИСТ / ПлДВх7: Состояние ДВх11" w:value="СИСТ / ПлДВх7: Состояние ДВх11"/>
+                  <w:listItem w:displayText="СИСТ / ПлДВх7: Состояние ДВх12" w:value="СИСТ / ПлДВх7: Состояние ДВх12"/>
+                  <w:listItem w:displayText="СИСТ / ПлДВх7: Состояние ДВх13" w:value="СИСТ / ПлДВх7: Состояние ДВх13"/>
+                  <w:listItem w:displayText="СИСТ / ПлДВх7: Состояние ДВх14" w:value="СИСТ / ПлДВх7: Состояние ДВх14"/>
+                  <w:listItem w:displayText="СИСТ / ПлДВх7: Состояние ДВх2" w:value="СИСТ / ПлДВх7: Состояние ДВх2"/>
+                  <w:listItem w:displayText="СИСТ / ПлДВх7: Состояние ДВх3" w:value="СИСТ / ПлДВх7: Состояние ДВх3"/>
+                  <w:listItem w:displayText="СИСТ / ПлДВх7: Состояние ДВх4" w:value="СИСТ / ПлДВх7: Состояние ДВх4"/>
+                  <w:listItem w:displayText="СИСТ / ПлДВх7: Состояние ДВх5" w:value="СИСТ / ПлДВх7: Состояние ДВх5"/>
+                  <w:listItem w:displayText="СИСТ / ПлДВх7: Состояние ДВх6" w:value="СИСТ / ПлДВх7: Состояние ДВх6"/>
+                  <w:listItem w:displayText="СИСТ / ПлДВх7: Состояние ДВх7" w:value="СИСТ / ПлДВх7: Состояние ДВх7"/>
+                  <w:listItem w:displayText="СИСТ / ПлДВх7: Состояние ДВх8" w:value="СИСТ / ПлДВх7: Состояние ДВх8"/>
+                  <w:listItem w:displayText="СИСТ / ПлДВх7: Состояние ДВх9" w:value="СИСТ / ПлДВх7: Состояние ДВх9"/>
+                  <w:listItem w:displayText="СИСТ / ПлДВх8: Состояние ДВх1" w:value="СИСТ / ПлДВх8: Состояние ДВх1"/>
+                  <w:listItem w:displayText="СИСТ / ПлДВх8: Состояние ДВх10" w:value="СИСТ / ПлДВх8: Состояние ДВх10"/>
+                  <w:listItem w:displayText="СИСТ / ПлДВх8: Состояние ДВх11" w:value="СИСТ / ПлДВх8: Состояние ДВх11"/>
+                  <w:listItem w:displayText="СИСТ / ПлДВх8: Состояние ДВх12" w:value="СИСТ / ПлДВх8: Состояние ДВх12"/>
+                  <w:listItem w:displayText="СИСТ / ПлДВх8: Состояние ДВх13" w:value="СИСТ / ПлДВх8: Состояние ДВх13"/>
+                  <w:listItem w:displayText="СИСТ / ПлДВх8: Состояние ДВх14" w:value="СИСТ / ПлДВх8: Состояние ДВх14"/>
+                  <w:listItem w:displayText="СИСТ / ПлДВх8: Состояние ДВх2" w:value="СИСТ / ПлДВх8: Состояние ДВх2"/>
+                  <w:listItem w:displayText="СИСТ / ПлДВх8: Состояние ДВх3" w:value="СИСТ / ПлДВх8: Состояние ДВх3"/>
+                  <w:listItem w:displayText="СИСТ / ПлДВх8: Состояние ДВх4" w:value="СИСТ / ПлДВх8: Состояние ДВх4"/>
+                  <w:listItem w:displayText="СИСТ / ПлДВх8: Состояние ДВх5" w:value="СИСТ / ПлДВх8: Состояние ДВх5"/>
+                  <w:listItem w:displayText="СИСТ / ПлДВх8: Состояние ДВх6" w:value="СИСТ / ПлДВх8: Состояние ДВх6"/>
+                  <w:listItem w:displayText="СИСТ / ПлДВх8: Состояние ДВх7" w:value="СИСТ / ПлДВх8: Состояние ДВх7"/>
+                  <w:listItem w:displayText="СИСТ / ПлДВх8: Состояние ДВх8" w:value="СИСТ / ПлДВх8: Состояние ДВх8"/>
+                  <w:listItem w:displayText="СИСТ / ПлДВх8: Состояние ДВх9" w:value="СИСТ / ПлДВх8: Состояние ДВх9"/>
+                  <w:listItem w:displayText="СИСТ / ПлДВх9: Состояние ДВх1" w:value="СИСТ / ПлДВх9: Состояние ДВх1"/>
+                  <w:listItem w:displayText="СИСТ / ПлДВх9: Состояние ДВх10" w:value="СИСТ / ПлДВх9: Состояние ДВх10"/>
+                  <w:listItem w:displayText="СИСТ / ПлДВх9: Состояние ДВх11" w:value="СИСТ / ПлДВх9: Состояние ДВх11"/>
+                  <w:listItem w:displayText="СИСТ / ПлДВх9: Состояние ДВх12" w:value="СИСТ / ПлДВх9: Состояние ДВх12"/>
+                  <w:listItem w:displayText="СИСТ / ПлДВх9: Состояние ДВх13" w:value="СИСТ / ПлДВх9: Состояние ДВх13"/>
+                  <w:listItem w:displayText="СИСТ / ПлДВх9: Состояние ДВх14" w:value="СИСТ / ПлДВх9: Состояние ДВх14"/>
+                  <w:listItem w:displayText="СИСТ / ПлДВх9: Состояние ДВх2" w:value="СИСТ / ПлДВх9: Состояние ДВх2"/>
+                  <w:listItem w:displayText="СИСТ / ПлДВх9: Состояние ДВх3" w:value="СИСТ / ПлДВх9: Состояние ДВх3"/>
+                  <w:listItem w:displayText="СИСТ / ПлДВх9: Состояние ДВх4" w:value="СИСТ / ПлДВх9: Состояние ДВх4"/>
+                  <w:listItem w:displayText="СИСТ / ПлДВх9: Состояние ДВх5" w:value="СИСТ / ПлДВх9: Состояние ДВх5"/>
+                  <w:listItem w:displayText="СИСТ / ПлДВх9: Состояние ДВх6" w:value="СИСТ / ПлДВх9: Состояние ДВх6"/>
+                  <w:listItem w:displayText="СИСТ / ПлДВх9: Состояние ДВх7" w:value="СИСТ / ПлДВх9: Состояние ДВх7"/>
+                  <w:listItem w:displayText="СИСТ / ПлДВх9: Состояние ДВх8" w:value="СИСТ / ПлДВх9: Состояние ДВх8"/>
+                  <w:listItem w:displayText="СИСТ / ПлДВх9: Состояние ДВх9" w:value="СИСТ / ПлДВх9: Состояние ДВх9"/>
+                  <w:listItem w:displayText="СИСТ / ПлДВых10: Состояние ДВых1" w:value="СИСТ / ПлДВых10: Состояние ДВых1"/>
+                  <w:listItem w:displayText="СИСТ / ПлДВых10: Состояние ДВых2" w:value="СИСТ / ПлДВых10: Состояние ДВых2"/>
+                  <w:listItem w:displayText="СИСТ / ПлДВых10: Состояние ДВых3" w:value="СИСТ / ПлДВых10: Состояние ДВых3"/>
+                  <w:listItem w:displayText="СИСТ / ПлДВых10: Состояние ДВых4" w:value="СИСТ / ПлДВых10: Состояние ДВых4"/>
+                  <w:listItem w:displayText="СИСТ / ПлДВых10: Состояние ДВых5" w:value="СИСТ / ПлДВых10: Состояние ДВых5"/>
+                  <w:listItem w:displayText="СИСТ / ПлДВых10: Состояние ДВых6" w:value="СИСТ / ПлДВых10: Состояние ДВых6"/>
+                  <w:listItem w:displayText="СИСТ / ПлДВых10: Состояние ДВых7" w:value="СИСТ / ПлДВых10: Состояние ДВых7"/>
+                  <w:listItem w:displayText="СИСТ / ПлДВых10: Состояние ДВых8" w:value="СИСТ / ПлДВых10: Состояние ДВых8"/>
+                  <w:listItem w:displayText="СИСТ / ПлДВых11: Состояние ДВых1" w:value="СИСТ / ПлДВых11: Состояние ДВых1"/>
+                  <w:listItem w:displayText="СИСТ / ПлДВых11: Состояние ДВых2" w:value="СИСТ / ПлДВых11: Состояние ДВых2"/>
+                  <w:listItem w:displayText="СИСТ / ПлДВых11: Состояние ДВых3" w:value="СИСТ / ПлДВых11: Состояние ДВых3"/>
+                  <w:listItem w:displayText="СИСТ / ПлДВых11: Состояние ДВых4" w:value="СИСТ / ПлДВых11: Состояние ДВых4"/>
+                  <w:listItem w:displayText="СИСТ / ПлДВых11: Состояние ДВых5" w:value="СИСТ / ПлДВых11: Состояние ДВых5"/>
+                  <w:listItem w:displayText="СИСТ / ПлДВых11: Состояние ДВых6" w:value="СИСТ / ПлДВых11: Состояние ДВых6"/>
+                  <w:listItem w:displayText="СИСТ / ПлДВых11: Состояние ДВых7" w:value="СИСТ / ПлДВых11: Состояние ДВых7"/>
+                  <w:listItem w:displayText="СИСТ / ПлДВых11: Состояние ДВых8" w:value="СИСТ / ПлДВых11: Состояние ДВых8"/>
+                  <w:listItem w:displayText="СИСТ / ПлДВых2: Состояние ДВых1" w:value="СИСТ / ПлДВых2: Состояние ДВых1"/>
+                  <w:listItem w:displayText="СИСТ / ПлДВых2: Состояние ДВых2" w:value="СИСТ / ПлДВых2: Состояние ДВых2"/>
+                  <w:listItem w:displayText="СИСТ / ПлДВых2: Состояние ДВых3" w:value="СИСТ / ПлДВых2: Состояние ДВых3"/>
+                  <w:listItem w:displayText="СИСТ / ПлДВых2: Состояние ДВых4" w:value="СИСТ / ПлДВых2: Состояние ДВых4"/>
+                  <w:listItem w:displayText="СИСТ / ПлДВых2: Состояние ДВых5" w:value="СИСТ / ПлДВых2: Состояние ДВых5"/>
+                  <w:listItem w:displayText="СИСТ / ПлДВых2: Состояние ДВых6" w:value="СИСТ / ПлДВых2: Состояние ДВых6"/>
+                  <w:listItem w:displayText="СИСТ / ПлДВых2: Состояние ДВых7" w:value="СИСТ / ПлДВых2: Состояние ДВых7"/>
+                  <w:listItem w:displayText="СИСТ / ПлДВых2: Состояние ДВых8" w:value="СИСТ / ПлДВых2: Состояние ДВых8"/>
+                  <w:listItem w:displayText="СИСТ / ПлДВых3: Состояние ДВых1" w:value="СИСТ / ПлДВых3: Состояние ДВых1"/>
+                  <w:listItem w:displayText="СИСТ / ПлДВых3: Состояние ДВых2" w:value="СИСТ / ПлДВых3: Состояние ДВых2"/>
+                  <w:listItem w:displayText="СИСТ / ПлДВых3: Состояние ДВых3" w:value="СИСТ / ПлДВых3: Состояние ДВых3"/>
+                  <w:listItem w:displayText="СИСТ / ПлДВых3: Состояние ДВых4" w:value="СИСТ / ПлДВых3: Состояние ДВых4"/>
+                  <w:listItem w:displayText="СИСТ / ПлДВых3: Состояние ДВых5" w:value="СИСТ / ПлДВых3: Состояние ДВых5"/>
+                  <w:listItem w:displayText="СИСТ / ПлДВых3: Состояние ДВых6" w:value="СИСТ / ПлДВых3: Состояние ДВых6"/>
+                  <w:listItem w:displayText="СИСТ / ПлДВых3: Состояние ДВых7" w:value="СИСТ / ПлДВых3: Состояние ДВых7"/>
+                  <w:listItem w:displayText="СИСТ / ПлДВых3: Состояние ДВых8" w:value="СИСТ / ПлДВых3: Состояние ДВых8"/>
+                  <w:listItem w:displayText="СИСТ / ПлДВых4: Состояние ДВых1" w:value="СИСТ / ПлДВых4: Состояние ДВых1"/>
+                  <w:listItem w:displayText="СИСТ / ПлДВых4: Состояние ДВых2" w:value="СИСТ / ПлДВых4: Состояние ДВых2"/>
+                  <w:listItem w:displayText="СИСТ / ПлДВых4: Состояние ДВых3" w:value="СИСТ / ПлДВых4: Состояние ДВых3"/>
+                  <w:listItem w:displayText="СИСТ / ПлДВых4: Состояние ДВых4" w:value="СИСТ / ПлДВых4: Состояние ДВых4"/>
+                  <w:listItem w:displayText="СИСТ / ПлДВых4: Состояние ДВых5" w:value="СИСТ / ПлДВых4: Состояние ДВых5"/>
+                  <w:listItem w:displayText="СИСТ / ПлДВых4: Состояние ДВых6" w:value="СИСТ / ПлДВых4: Состояние ДВых6"/>
+                  <w:listItem w:displayText="СИСТ / ПлДВых4: Состояние ДВых7" w:value="СИСТ / ПлДВых4: Состояние ДВых7"/>
+                  <w:listItem w:displayText="СИСТ / ПлДВых4: Состояние ДВых8" w:value="СИСТ / ПлДВых4: Состояние ДВых8"/>
+                  <w:listItem w:displayText="СИСТ / ПлДВых5: Состояние ДВых1" w:value="СИСТ / ПлДВых5: Состояние ДВых1"/>
+                  <w:listItem w:displayText="СИСТ / ПлДВых5: Состояние ДВых2" w:value="СИСТ / ПлДВых5: Состояние ДВых2"/>
+                  <w:listItem w:displayText="СИСТ / ПлДВых5: Состояние ДВых3" w:value="СИСТ / ПлДВых5: Состояние ДВых3"/>
+                  <w:listItem w:displayText="СИСТ / ПлДВых5: Состояние ДВых4" w:value="СИСТ / ПлДВых5: Состояние ДВых4"/>
+                  <w:listItem w:displayText="СИСТ / ПлДВых5: Состояние ДВых5" w:value="СИСТ / ПлДВых5: Состояние ДВых5"/>
+                  <w:listItem w:displayText="СИСТ / ПлДВых5: Состояние ДВых6" w:value="СИСТ / ПлДВых5: Состояние ДВых6"/>
+                  <w:listItem w:displayText="СИСТ / ПлДВых5: Состояние ДВых7" w:value="СИСТ / ПлДВых5: Состояние ДВых7"/>
+                  <w:listItem w:displayText="СИСТ / ПлДВых5: Состояние ДВых8" w:value="СИСТ / ПлДВых5: Состояние ДВых8"/>
+                  <w:listItem w:displayText="СИСТ / ПлДВых6: Состояние ДВых1" w:value="СИСТ / ПлДВых6: Состояние ДВых1"/>
+                  <w:listItem w:displayText="СИСТ / ПлДВых6: Состояние ДВых2" w:value="СИСТ / ПлДВых6: Состояние ДВых2"/>
+                  <w:listItem w:displayText="СИСТ / ПлДВых6: Состояние ДВых3" w:value="СИСТ / ПлДВых6: Состояние ДВых3"/>
+                  <w:listItem w:displayText="СИСТ / ПлДВых6: Состояние ДВых4" w:value="СИСТ / ПлДВых6: Состояние ДВых4"/>
+                  <w:listItem w:displayText="СИСТ / ПлДВых6: Состояние ДВых5" w:value="СИСТ / ПлДВых6: Состояние ДВых5"/>
+                  <w:listItem w:displayText="СИСТ / ПлДВых6: Состояние ДВых6" w:value="СИСТ / ПлДВых6: Состояние ДВых6"/>
+                  <w:listItem w:displayText="СИСТ / ПлДВых6: Состояние ДВых7" w:value="СИСТ / ПлДВых6: Состояние ДВых7"/>
+                  <w:listItem w:displayText="СИСТ / ПлДВых6: Состояние ДВых8" w:value="СИСТ / ПлДВых6: Состояние ДВых8"/>
+                  <w:listItem w:displayText="СИСТ / ПлДВых7: Состояние ДВых1" w:value="СИСТ / ПлДВых7: Состояние ДВых1"/>
+                  <w:listItem w:displayText="СИСТ / ПлДВых7: Состояние ДВых2" w:value="СИСТ / ПлДВых7: Состояние ДВых2"/>
+                  <w:listItem w:displayText="СИСТ / ПлДВых7: Состояние ДВых3" w:value="СИСТ / ПлДВых7: Состояние ДВых3"/>
+                  <w:listItem w:displayText="СИСТ / ПлДВых7: Состояние ДВых4" w:value="СИСТ / ПлДВых7: Состояние ДВых4"/>
+                  <w:listItem w:displayText="СИСТ / ПлДВых7: Состояние ДВых5" w:value="СИСТ / ПлДВых7: Состояние ДВых5"/>
+                  <w:listItem w:displayText="СИСТ / ПлДВых7: Состояние ДВых6" w:value="СИСТ / ПлДВых7: Состояние ДВых6"/>
+                  <w:listItem w:displayText="СИСТ / ПлДВых7: Состояние ДВых7" w:value="СИСТ / ПлДВых7: Состояние ДВых7"/>
+                  <w:listItem w:displayText="СИСТ / ПлДВых7: Состояние ДВых8" w:value="СИСТ / ПлДВых7: Состояние ДВых8"/>
+                  <w:listItem w:displayText="СИСТ / ПлДВых8: Состояние ДВых1" w:value="СИСТ / ПлДВых8: Состояние ДВых1"/>
+                  <w:listItem w:displayText="СИСТ / ПлДВых8: Состояние ДВых2" w:value="СИСТ / ПлДВых8: Состояние ДВых2"/>
+                  <w:listItem w:displayText="СИСТ / ПлДВых8: Состояние ДВых3" w:value="СИСТ / ПлДВых8: Состояние ДВых3"/>
+                  <w:listItem w:displayText="СИСТ / ПлДВых8: Состояние ДВых4" w:value="СИСТ / ПлДВых8: Состояние ДВых4"/>
+                  <w:listItem w:displayText="СИСТ / ПлДВых8: Состояние ДВых5" w:value="СИСТ / ПлДВых8: Состояние ДВых5"/>
+                  <w:listItem w:displayText="СИСТ / ПлДВых8: Состояние ДВых6" w:value="СИСТ / ПлДВых8: Состояние ДВых6"/>
+                  <w:listItem w:displayText="СИСТ / ПлДВых8: Состояние ДВых7" w:value="СИСТ / ПлДВых8: Состояние ДВых7"/>
+                  <w:listItem w:displayText="СИСТ / ПлДВых8: Состояние ДВых8" w:value="СИСТ / ПлДВых8: Состояние ДВых8"/>
+                  <w:listItem w:displayText="СИСТ / ПлДВых9: Состояние ДВых1" w:value="СИСТ / ПлДВых9: Состояние ДВых1"/>
+                  <w:listItem w:displayText="СИСТ / ПлДВых9: Состояние ДВых2" w:value="СИСТ / ПлДВых9: Состояние ДВых2"/>
+                  <w:listItem w:displayText="СИСТ / ПлДВых9: Состояние ДВых3" w:value="СИСТ / ПлДВых9: Состояние ДВых3"/>
+                  <w:listItem w:displayText="СИСТ / ПлДВых9: Состояние ДВых4" w:value="СИСТ / ПлДВых9: Состояние ДВых4"/>
+                  <w:listItem w:displayText="СИСТ / ПлДВых9: Состояние ДВых5" w:value="СИСТ / ПлДВых9: Состояние ДВых5"/>
+                  <w:listItem w:displayText="СИСТ / ПлДВых9: Состояние ДВых6" w:value="СИСТ / ПлДВых9: Состояние ДВых6"/>
+                  <w:listItem w:displayText="СИСТ / ПлДВых9: Состояние ДВых7" w:value="СИСТ / ПлДВых9: Состояние ДВых7"/>
+                  <w:listItem w:displayText="СИСТ / ПлДВых9: Состояние ДВых8" w:value="СИСТ / ПлДВых9: Состояние ДВых8"/>
+                  <w:listItem w:displayText="СИСТ / СД ФК: Действие на В ВН" w:value="СИСТ / СД ФК: Действие на В ВН"/>
+                  <w:listItem w:displayText="СИСТ / СД ФК: Действие на В НН1" w:value="СИСТ / СД ФК: Действие на В НН1"/>
+                  <w:listItem w:displayText="СИСТ / СД ФК: Действие на В НН2" w:value="СИСТ / СД ФК: Действие на В НН2"/>
+                  <w:listItem w:displayText="СИСТ / СД ФК: Комплект" w:value="СИСТ / СД ФК: Комплект"/>
+                  <w:listItem w:displayText="СИСТ / СД ФК: Режим работы ГЗ РПН" w:value="СИСТ / СД ФК: Режим работы ГЗ РПН"/>
+                  <w:listItem w:displayText="СИСТ / СД ФК: Режим работы ГЗ Т откл" w:value="СИСТ / СД ФК: Режим работы ГЗ Т откл"/>
+                  <w:listItem w:displayText="СИСТ / СД ФК: Режим работы ГЗ Т сигн" w:value="СИСТ / СД ФК: Режим работы ГЗ Т сигн"/>
+                  <w:listItem w:displayText="СИСТ / СД ФК: Режим работы ДЗТ" w:value="СИСТ / СД ФК: Режим работы ДЗТ"/>
+                  <w:listItem w:displayText="СИСТ / СД ФК: Режим работы ЗПО" w:value="СИСТ / СД ФК: Режим работы ЗПО"/>
+                  <w:listItem w:displayText="СИСТ / СД ФК: Режим работы УРОВ" w:value="СИСТ / СД ФК: Режим работы УРОВ"/>
+                  <w:listItem w:displayText="СИСТ / СД ФК: Управление ИЭУ" w:value="СИСТ / СД ФК: Управление ИЭУ"/>
+                  <w:listItem w:displayText="СИСТ / СД: БИ выведены" w:value="СИСТ / СД: БИ выведены"/>
+                  <w:listItem w:displayText="СИСТ / СД: Внешнее отключение" w:value="СИСТ / СД: Внешнее отключение"/>
+                  <w:listItem w:displayText="СИСТ / СД: Выходные цепи разобраны" w:value="СИСТ / СД: Выходные цепи разобраны"/>
+                  <w:listItem w:displayText="СИСТ / СД: Неисправность ШС-А" w:value="СИСТ / СД: Неисправность ШС-А"/>
+                  <w:listItem w:displayText="СИСТ / СД: Неисправность ШС-В" w:value="СИСТ / СД: Неисправность ШС-В"/>
+                  <w:listItem w:displayText="СИСТ / СД: Неисправность опер. тока ГЗ" w:value="СИСТ / СД: Неисправность опер. тока ГЗ"/>
+                  <w:listItem w:displayText="СИСТ / СД: Неисправность опер. тока ТЗ, ТС" w:value="СИСТ / СД: Неисправность опер. тока ТЗ, ТС"/>
+                  <w:listItem w:displayText="СИСТ / СД: Неисправность цепей ГЗ РПН" w:value="СИСТ / СД: Неисправность цепей ГЗ РПН"/>
+                  <w:listItem w:displayText="СИСТ / СД: Неисправность цепей ГЗ Т" w:value="СИСТ / СД: Неисправность цепей ГЗ Т"/>
+                  <w:listItem w:displayText="СИСТ / СД: Неисправность цепей ТЗ" w:value="СИСТ / СД: Неисправность цепей ТЗ"/>
+                  <w:listItem w:displayText="СИСТ / СД: Потеря GOOSE" w:value="СИСТ / СД: Потеря GOOSE"/>
+                  <w:listItem w:displayText="СИСТ / СД: Пуск ЗПО" w:value="СИСТ / СД: Пуск ЗПО"/>
+                  <w:listItem w:displayText="СИСТ / СД: Срабатывание ГЗ РПН" w:value="СИСТ / СД: Срабатывание ГЗ РПН"/>
+                  <w:listItem w:displayText="СИСТ / СД: Срабатывание ГЗоткл" w:value="СИСТ / СД: Срабатывание ГЗоткл"/>
+                  <w:listItem w:displayText="СИСТ / СД: Срабатывание ГЗсигн" w:value="СИСТ / СД: Срабатывание ГЗсигн"/>
+                  <w:listItem w:displayText="СИСТ / СД: Срабатывание ДЗТ" w:value="СИСТ / СД: Срабатывание ДЗТ"/>
+                  <w:listItem w:displayText="СИСТ / СД: Срабатывание ЗП" w:value="СИСТ / СД: Срабатывание ЗП"/>
+                  <w:listItem w:displayText="СИСТ / СД: Срабатывание ТЗоткл" w:value="СИСТ / СД: Срабатывание ТЗоткл"/>
+                  <w:listItem w:displayText="СИСТ / СД: Срабатывание ТЗсигн" w:value="СИСТ / СД: Срабатывание ТЗсигн"/>
+                  <w:listItem w:displayText="СИСТ / СД: Срабатывание УРОВ" w:value="СИСТ / СД: Срабатывание УРОВ"/>
+                  <w:listItem w:displayText="СИСТ / ФК: Действие на В ВН" w:value="СИСТ / ФК: Действие на В ВН"/>
+                  <w:listItem w:displayText="СИСТ / ФК: Действие на В НН1" w:value="СИСТ / ФК: Действие на В НН1"/>
+                  <w:listItem w:displayText="СИСТ / ФК: Действие на В НН2" w:value="СИСТ / ФК: Действие на В НН2"/>
+                  <w:listItem w:displayText="СИСТ / ФК: Комплект" w:value="СИСТ / ФК: Комплект"/>
+                  <w:listItem w:displayText="СИСТ / ФК: Режим работы ГЗ РПН" w:value="СИСТ / ФК: Режим работы ГЗ РПН"/>
+                  <w:listItem w:displayText="СИСТ / ФК: Режим работы ГЗ Т откл" w:value="СИСТ / ФК: Режим работы ГЗ Т откл"/>
+                  <w:listItem w:displayText="СИСТ / ФК: Режим работы ГЗ Т сигн" w:value="СИСТ / ФК: Режим работы ГЗ Т сигн"/>
+                  <w:listItem w:displayText="СИСТ / ФК: Режим работы ДЗТ" w:value="СИСТ / ФК: Режим работы ДЗТ"/>
+                  <w:listItem w:displayText="СИСТ / ФК: Режим работы ЗПО" w:value="СИСТ / ФК: Режим работы ЗПО"/>
+                  <w:listItem w:displayText="СИСТ / ФК: Режим работы УРОВ" w:value="СИСТ / ФК: Режим работы УРОВ"/>
+                  <w:listItem w:displayText="СИСТ / ФК: Управление ИЭУ" w:value="СИСТ / ФК: Управление ИЭУ"/>
+                  <w:listItem w:displayText="СИСТ / ШС: Переполнение буфера входных данных" w:value="СИСТ / ШС: Переполнение буфера входных данных"/>
+                  <w:listItem w:displayText="СИСТ / ШС: Переполнение буфера выходных данных" w:value="СИСТ / ШС: Переполнение буфера выходных данных"/>
+                  <w:listItem w:displayText="СИСТ / ШС: Состояние основного канала" w:value="СИСТ / ШС: Состояние основного канала"/>
+                  <w:listItem w:displayText="СИСТ / ШС: Состояние резервного канала" w:value="СИСТ / ШС: Состояние резервного канала"/>
+                  <w:listItem w:displayText="Сборка сигн. / СС: БИ выведены" w:value="Сборка сигн. / СС: БИ выведены"/>
+                  <w:listItem w:displayText="Сборка сигн. / СС: Внешнее отключение" w:value="Сборка сигн. / СС: Внешнее отключение"/>
+                  <w:listItem w:displayText="Сборка сигн. / СС: Выходные цепи разобраны" w:value="Сборка сигн. / СС: Выходные цепи разобраны"/>
+                  <w:listItem w:displayText="Сборка сигн. / СС: ГЗ заблокирована" w:value="Сборка сигн. / СС: ГЗ заблокирована"/>
+                  <w:listItem w:displayText="Сборка сигн. / СС: Контроль оперативного тока" w:value="Сборка сигн. / СС: Контроль оперативного тока"/>
+                  <w:listItem w:displayText="Сборка сигн. / СС: Контроль оперативного тока НН" w:value="Сборка сигн. / СС: Контроль оперативного тока НН"/>
+                  <w:listItem w:displayText="Сборка сигн. / СС: Низкая изоляция ГЗ" w:value="Сборка сигн. / СС: Низкая изоляция ГЗ"/>
+                  <w:listItem w:displayText="Сборка сигн. / СС: Низкая изоляция ТЗ" w:value="Сборка сигн. / СС: Низкая изоляция ТЗ"/>
+                  <w:listItem w:displayText="Сборка сигн. / СС: Сигнализация от ГЗ" w:value="Сборка сигн. / СС: Сигнализация от ГЗ"/>
+                  <w:listItem w:displayText="Сборка сигн. / СС: Сигнализация от ТЗ" w:value="Сборка сигн. / СС: Сигнализация от ТЗ"/>
+                  <w:listItem w:displayText="Сборка сигн. / СС: Сигнализация от ТС" w:value="Сборка сигн. / СС: Сигнализация от ТС"/>
+                  <w:listItem w:displayText="Сборка сигн. / СС: ТЗ заблокирована" w:value="Сборка сигн. / СС: ТЗ заблокирована"/>
+                  <w:listItem w:displayText="ТК ЗДЗ / ТК ЗДЗ: Пуск" w:value="ТК ЗДЗ / ТК ЗДЗ: Пуск"/>
+                  <w:listItem w:displayText="ТК ЗДЗ / ТК ЗДЗ: Функция введена в работу" w:value="ТК ЗДЗ / ТК ЗДЗ: Функция введена в работу"/>
+                  <w:listItem w:displayText="ТК ЗДЗ / ТК ЗДЗ: Функция оперативно выведена из работы" w:value="ТК ЗДЗ / ТК ЗДЗ: Функция оперативно выведена из работы"/>
+                  <w:listItem w:displayText="ТО ЗПО / ТО ЗПО ВН: Пуск" w:value="ТО ЗПО / ТО ЗПО ВН: Пуск"/>
+                  <w:listItem w:displayText="ТО ЗПО / ТО ЗПО ВН: Функция введена в работу" w:value="ТО ЗПО / ТО ЗПО ВН: Функция введена в работу"/>
+                  <w:listItem w:displayText="ТО ЗПО / ТО ЗПО ВН: Функция оперативно выведена из работы" w:value="ТО ЗПО / ТО ЗПО ВН: Функция оперативно выведена из работы"/>
+                  <w:listItem w:displayText="ТО ЗПО / ТО ЗПО НН1: Пуск" w:value="ТО ЗПО / ТО ЗПО НН1: Пуск"/>
+                  <w:listItem w:displayText="ТО ЗПО / ТО ЗПО НН1: Функция введена в работу" w:value="ТО ЗПО / ТО ЗПО НН1: Функция введена в работу"/>
+                  <w:listItem w:displayText="ТО ЗПО / ТО ЗПО НН1: Функция оперативно выведена из работы" w:value="ТО ЗПО / ТО ЗПО НН1: Функция оперативно выведена из работы"/>
+                  <w:listItem w:displayText="ТО ЗПО / ТО ЗПО НН2: Пуск" w:value="ТО ЗПО / ТО ЗПО НН2: Пуск"/>
+                  <w:listItem w:displayText="ТО ЗПО / ТО ЗПО НН2: Функция введена в работу" w:value="ТО ЗПО / ТО ЗПО НН2: Функция введена в работу"/>
+                  <w:listItem w:displayText="ТО ЗПО / ТО ЗПО НН2: Функция оперативно выведена из работы" w:value="ТО ЗПО / ТО ЗПО НН2: Функция оперативно выведена из работы"/>
+                  <w:listItem w:displayText="ТО ЗПО / ТО ЗПО_общ: Пуск" w:value="ТО ЗПО / ТО ЗПО_общ: Пуск"/>
+                  <w:listItem w:displayText="ТО ЗПО / ТО ЗПО_общ: Функция введена в работу" w:value="ТО ЗПО / ТО ЗПО_общ: Функция введена в работу"/>
+                  <w:listItem w:displayText="ТО ЗПО / ТО ЗПО_общ: Функция оперативно выведена из работы" w:value="ТО ЗПО / ТО ЗПО_общ: Функция оперативно выведена из работы"/>
+                  <w:listItem w:displayText="ТО РПН / ТО РПН: Пуск" w:value="ТО РПН / ТО РПН: Пуск"/>
+                  <w:listItem w:displayText="ТО РПН / ТО РПН: Функция введена в работу" w:value="ТО РПН / ТО РПН: Функция введена в работу"/>
+                  <w:listItem w:displayText="ТО РПН / ТО РПН: Функция оперативно выведена из работы" w:value="ТО РПН / ТО РПН: Функция оперативно выведена из работы"/>
+                  <w:listItem w:displayText="УРОВ ВН / УРОВ: Пуск" w:value="УРОВ ВН / УРОВ: Пуск"/>
+                  <w:listItem w:displayText="УРОВ ВН / УРОВ: Пуск ИО максимального тока" w:value="УРОВ ВН / УРОВ: Пуск ИО максимального тока"/>
+                  <w:listItem w:displayText="УРОВ ВН / УРОВ: Срабатывание УРОВ" w:value="УРОВ ВН / УРОВ: Срабатывание УРОВ"/>
+                  <w:listItem w:displayText="УРОВ ВН / УРОВ: Срабатывание УРОВ  'на себя'" w:value="УРОВ ВН / УРОВ: Срабатывание УРОВ  'на себя'"/>
+                  <w:listItem w:displayText="УРОВ ВН / УРОВ: Функция введена в работу" w:value="УРОВ ВН / УРОВ: Функция введена в работу"/>
+                  <w:listItem w:displayText="УРОВ ВН / УРОВ: Функция оперативно выведена из работы" w:value="УРОВ ВН / УРОВ: Функция оперативно выведена из работы"/>
                 </w:dropDownList>
                 <w:showingPlcHdr/>
                 <w:placeholder>
@@ -8447,20 +11184,64 @@
                 <w:id w:val="0"/>
                 <w:dropDownList>
                   <w:listItem w:displayText="Не назначено" w:value=""/>
-                  <w:listItem w:displayText="ОВ ГЗоткл " w:value="ОВ ГЗоткл "/>
-                  <w:listItem w:displayText="ОВ ДТО " w:value="ОВ ДТО "/>
-                  <w:listItem w:displayText="ОВ ЛО Т / ЗАВР " w:value="ОВ ЛО Т / ЗАВР "/>
-                  <w:listItem w:displayText="ОВ ДТЗт " w:value="ОВ ДТЗт "/>
-                  <w:listItem w:displayText="Сброс блок. ГЗ,ТЗ " w:value="Сброс блок. ГЗ,ТЗ "/>
-                  <w:listItem w:displayText="ОВ КЦТнеб " w:value="ОВ КЦТнеб "/>
-                  <w:listItem w:displayText="ОВ ЛО Т / ЛО " w:value="ОВ ЛО Т / ЛО "/>
-                  <w:listItem w:displayText="ОВ ЛО Т " w:value="ОВ ЛО Т "/>
-                  <w:listItem w:displayText="ОВ ПДС " w:value="ОВ ПДС "/>
-                  <w:listItem w:displayText="ОВ ЛО Т / ЗАПВ " w:value="ОВ ЛО Т / ЗАПВ "/>
-                  <w:listItem w:displayText="ОВ ДЗТ " w:value="ОВ ДЗТ "/>
+                  <w:listItem w:displayText="ГЗ РПН на сигн " w:value="ГЗ РПН на сигн "/>
                   <w:listItem w:displayText="ГЗоткл на сигн " w:value="ГЗоткл на сигн "/>
+                  <w:listItem w:displayText="ГЗсигн на откл " w:value="ГЗсигн на откл "/>
                   <w:listItem w:displayText="ДТЗт на сигн " w:value="ДТЗт на сигн "/>
                   <w:listItem w:displayText="ДТО на сигн " w:value="ДТО на сигн "/>
+                  <w:listItem w:displayText="ДТм на сигн " w:value="ДТм на сигн "/>
+                  <w:listItem w:displayText="ДТо на сигн " w:value="ДТо на сигн "/>
+                  <w:listItem w:displayText="ДУм расшир на сигн " w:value="ДУм расшир на сигн "/>
+                  <w:listItem w:displayText="ЗП на откл " w:value="ЗП на откл "/>
+                  <w:listItem w:displayText="ЗПО на сигн " w:value="ЗПО на сигн "/>
+                  <w:listItem w:displayText="ОВ ГЗ РПН " w:value="ОВ ГЗ РПН "/>
+                  <w:listItem w:displayText="ОВ ГЗоткл " w:value="ОВ ГЗоткл "/>
+                  <w:listItem w:displayText="ОВ ГЗсигн " w:value="ОВ ГЗсигн "/>
+                  <w:listItem w:displayText="ОВ ДЗТ " w:value="ОВ ДЗТ "/>
+                  <w:listItem w:displayText="ОВ ДТЗт " w:value="ОВ ДТЗт "/>
+                  <w:listItem w:displayText="ОВ ДТО " w:value="ОВ ДТО "/>
+                  <w:listItem w:displayText="ОВ ЗП " w:value="ОВ ЗП "/>
+                  <w:listItem w:displayText="ОВ ЗП ВН " w:value="ОВ ЗП ВН "/>
+                  <w:listItem w:displayText="ОВ ЗП НН1 " w:value="ОВ ЗП НН1 "/>
+                  <w:listItem w:displayText="ОВ ЗП НН2 " w:value="ОВ ЗП НН2 "/>
+                  <w:listItem w:displayText="ОВ ЗПО " w:value="ОВ ЗПО "/>
+                  <w:listItem w:displayText="ОВ КЦТ " w:value="ОВ КЦТ "/>
+                  <w:listItem w:displayText="ОВ КЦТнеб " w:value="ОВ КЦТнеб "/>
+                  <w:listItem w:displayText="ОВ КЦТст1 " w:value="ОВ КЦТст1 "/>
+                  <w:listItem w:displayText="ОВ КЦТст2 " w:value="ОВ КЦТст2 "/>
+                  <w:listItem w:displayText="ОВ КЦТст3 " w:value="ОВ КЦТст3 "/>
+                  <w:listItem w:displayText="ОВ ЛО ВН " w:value="ОВ ЛО ВН "/>
+                  <w:listItem w:displayText="ОВ ЛО ДТм " w:value="ОВ ЛО ДТм "/>
+                  <w:listItem w:displayText="ОВ ЛО ДТо " w:value="ОВ ЛО ДТо "/>
+                  <w:listItem w:displayText="ОВ ЛО ДУм расшир " w:value="ОВ ЛО ДУм расшир "/>
+                  <w:listItem w:displayText="ОВ ЛО ОК " w:value="ОВ ЛО ОК "/>
+                  <w:listItem w:displayText="ОВ ЛО ПК " w:value="ОВ ЛО ПК "/>
+                  <w:listItem w:displayText="ОВ ЛО РД " w:value="ОВ ЛО РД "/>
+                  <w:listItem w:displayText="ОВ ЛО Т " w:value="ОВ ЛО Т "/>
+                  <w:listItem w:displayText="ОВ ЛО Т / ЗАПВ " w:value="ОВ ЛО Т / ЗАПВ "/>
+                  <w:listItem w:displayText="ОВ ЛО Т / ЛО " w:value="ОВ ЛО Т / ЛО "/>
+                  <w:listItem w:displayText="ОВ ЛО ТЗ " w:value="ОВ ЛО ТЗ "/>
+                  <w:listItem w:displayText="ОВ ЛО ТС " w:value="ОВ ЛО ТС "/>
+                  <w:listItem w:displayText="ОВ ПДС " w:value="ОВ ПДС "/>
+                  <w:listItem w:displayText="ОВ ПДС НКУ " w:value="ОВ ПДС НКУ "/>
+                  <w:listItem w:displayText="ОВ РТПО " w:value="ОВ РТПО "/>
+                  <w:listItem w:displayText="ОВ РТПО ВН " w:value="ОВ РТПО ВН "/>
+                  <w:listItem w:displayText="ОВ РТПО НН1 " w:value="ОВ РТПО НН1 "/>
+                  <w:listItem w:displayText="ОВ РТПО НН2 " w:value="ОВ РТПО НН2 "/>
+                  <w:listItem w:displayText="ОВ ТК ЗДЗ " w:value="ОВ ТК ЗДЗ "/>
+                  <w:listItem w:displayText="ОВ ТО ЗПО " w:value="ОВ ТО ЗПО "/>
+                  <w:listItem w:displayText="ОВ ТО ЗПО ВН " w:value="ОВ ТО ЗПО ВН "/>
+                  <w:listItem w:displayText="ОВ ТО ЗПО НН1 " w:value="ОВ ТО ЗПО НН1 "/>
+                  <w:listItem w:displayText="ОВ ТО ЗПО НН2 " w:value="ОВ ТО ЗПО НН2 "/>
+                  <w:listItem w:displayText="ОВ ТО РПН " w:value="ОВ ТО РПН "/>
+                  <w:listItem w:displayText="ОВ УРОВ " w:value="ОВ УРОВ "/>
+                  <w:listItem w:displayText="ОК на сигн " w:value="ОК на сигн "/>
+                  <w:listItem w:displayText="ПК на сигн " w:value="ПК на сигн "/>
+                  <w:listItem w:displayText="Прием сим.данных " w:value="Прием сим.данных "/>
+                  <w:listItem w:displayText="РД на сигн " w:value="РД на сигн "/>
+                  <w:listItem w:displayText="Сброс СД " w:value="Сброс СД "/>
+                  <w:listItem w:displayText="Сброс блок. ГЗ,ТЗ " w:value="Сброс блок. ГЗ,ТЗ "/>
+                  <w:listItem w:displayText="Сброс стат. " w:value="Сброс стат. "/>
                 </w:dropDownList>
                 <w:showingPlcHdr/>
                 <w:placeholder>

--- a/set_maker/templ2.docx
+++ b/set_maker/templ2.docx
@@ -5345,6 +5345,16 @@
       <w:pPr>
         <w:pStyle w:val="TAGS"/>
       </w:pPr>
+    </w:p>
+    <w:p>
+      <w:pPr>
+        <w:pStyle w:val="TAGS"/>
+      </w:pPr>
+    </w:p>
+    <w:p>
+      <w:pPr>
+        <w:pStyle w:val="TAGS"/>
+      </w:pPr>
       <w:bookmarkStart w:id="5" w:name="_GoBack"/>
       <w:bookmarkEnd w:id="5"/>
     </w:p>
@@ -5428,7 +5438,7 @@
         </w:tc>
         <w:tc>
           <w:tcPr>
-            <w:tcW w:type="dxa" w:w="576"/>
+            <w:tcW w:type="dxa" w:w="720"/>
             <w:gridSpan w:val="2"/>
             <w:vAlign w:val="center"/>
           </w:tcPr>
@@ -5444,7 +5454,7 @@
         </w:tc>
         <w:tc>
           <w:tcPr>
-            <w:tcW w:type="dxa" w:w="2304"/>
+            <w:tcW w:type="dxa" w:w="2160"/>
             <w:vMerge w:val="restart"/>
             <w:vAlign w:val="center"/>
           </w:tcPr>
@@ -5556,7 +5566,7 @@
         </w:tc>
         <w:tc>
           <w:tcPr>
-            <w:tcW w:type="dxa" w:w="576"/>
+            <w:tcW w:type="dxa" w:w="720"/>
           </w:tcPr>
           <w:p>
             <w:r>
@@ -5649,7 +5659,7 @@
         </w:tc>
         <w:tc>
           <w:tcPr>
-            <w:tcW w:type="dxa" w:w="576"/>
+            <w:tcW w:type="dxa" w:w="720"/>
           </w:tcPr>
           <w:p>
             <w:pPr>
@@ -5662,7 +5672,7 @@
         </w:tc>
         <w:tc>
           <w:tcPr>
-            <w:tcW w:type="dxa" w:w="2304"/>
+            <w:tcW w:type="dxa" w:w="2160"/>
           </w:tcPr>
           <w:p>
             <w:r>
@@ -5825,7 +5835,7 @@
         </w:tc>
         <w:tc>
           <w:tcPr>
-            <w:tcW w:type="dxa" w:w="576"/>
+            <w:tcW w:type="dxa" w:w="720"/>
             <w:gridSpan w:val="2"/>
             <w:vAlign w:val="center"/>
           </w:tcPr>
@@ -5841,7 +5851,7 @@
         </w:tc>
         <w:tc>
           <w:tcPr>
-            <w:tcW w:type="dxa" w:w="2304"/>
+            <w:tcW w:type="dxa" w:w="2160"/>
             <w:vMerge w:val="restart"/>
             <w:vAlign w:val="center"/>
           </w:tcPr>
@@ -5953,7 +5963,7 @@
         </w:tc>
         <w:tc>
           <w:tcPr>
-            <w:tcW w:type="dxa" w:w="576"/>
+            <w:tcW w:type="dxa" w:w="720"/>
           </w:tcPr>
           <w:p>
             <w:r>
@@ -6046,7 +6056,7 @@
         </w:tc>
         <w:tc>
           <w:tcPr>
-            <w:tcW w:type="dxa" w:w="576"/>
+            <w:tcW w:type="dxa" w:w="720"/>
           </w:tcPr>
           <w:p>
             <w:pPr>
@@ -6059,7 +6069,7 @@
         </w:tc>
         <w:tc>
           <w:tcPr>
-            <w:tcW w:type="dxa" w:w="2304"/>
+            <w:tcW w:type="dxa" w:w="2160"/>
           </w:tcPr>
           <w:p>
             <w:r>
@@ -6240,7 +6250,7 @@
         </w:tc>
         <w:tc>
           <w:tcPr>
-            <w:tcW w:type="dxa" w:w="576"/>
+            <w:tcW w:type="dxa" w:w="720"/>
             <w:gridSpan w:val="2"/>
             <w:vAlign w:val="center"/>
           </w:tcPr>
@@ -6256,7 +6266,7 @@
         </w:tc>
         <w:tc>
           <w:tcPr>
-            <w:tcW w:type="dxa" w:w="2304"/>
+            <w:tcW w:type="dxa" w:w="2160"/>
             <w:vMerge w:val="restart"/>
             <w:vAlign w:val="center"/>
           </w:tcPr>
@@ -6368,7 +6378,7 @@
         </w:tc>
         <w:tc>
           <w:tcPr>
-            <w:tcW w:type="dxa" w:w="576"/>
+            <w:tcW w:type="dxa" w:w="720"/>
           </w:tcPr>
           <w:p>
             <w:r>
@@ -6461,7 +6471,7 @@
         </w:tc>
         <w:tc>
           <w:tcPr>
-            <w:tcW w:type="dxa" w:w="576"/>
+            <w:tcW w:type="dxa" w:w="720"/>
           </w:tcPr>
           <w:p>
             <w:pPr>
@@ -6474,7 +6484,7 @@
         </w:tc>
         <w:tc>
           <w:tcPr>
-            <w:tcW w:type="dxa" w:w="2304"/>
+            <w:tcW w:type="dxa" w:w="2160"/>
           </w:tcPr>
           <w:p>
             <w:r>
@@ -18253,13 +18263,12 @@
     <w:name w:val="Сетка таблицы51"/>
     <w:basedOn w:val="af1"/>
     <w:uiPriority w:val="59"/>
-    <w:rsid w:val="00EA7D68"/>
+    <w:rsid w:val="00F90917"/>
     <w:pPr>
       <w:spacing w:after="0" w:line="240" w:lineRule="auto"/>
     </w:pPr>
     <w:rPr>
       <w:rFonts w:ascii="Times New Roman" w:hAnsi="Times New Roman" w:cs="Times New Roman"/>
-      <w:sz w:val="28"/>
       <w:szCs w:val="28"/>
     </w:rPr>
     <w:tblPr>
@@ -20412,7 +20421,10 @@
     <w:name w:val="Стиль6"/>
     <w:basedOn w:val="510"/>
     <w:uiPriority w:val="99"/>
-    <w:rsid w:val="00D61ECE"/>
+    <w:rsid w:val="00D35BB6"/>
+    <w:rPr>
+      <w:sz w:val="24"/>
+    </w:rPr>
     <w:tblPr>
       <w:tblStyleRowBandSize w:val="1"/>
       <w:jc w:val="left"/>
@@ -20734,6 +20746,7 @@
     <w:rsid w:val="009E0470"/>
     <w:rsid w:val="00A4061C"/>
     <w:rsid w:val="00A436FC"/>
+    <w:rsid w:val="00A861C3"/>
     <w:rsid w:val="00A949B1"/>
     <w:rsid w:val="00AE76CC"/>
     <w:rsid w:val="00AE7F01"/>
@@ -20747,6 +20760,7 @@
     <w:rsid w:val="00DA23D8"/>
     <w:rsid w:val="00DA4E38"/>
     <w:rsid w:val="00DA567C"/>
+    <w:rsid w:val="00DA7474"/>
     <w:rsid w:val="00E40D44"/>
     <w:rsid w:val="00E475C4"/>
     <w:rsid w:val="00EE2ABD"/>
@@ -20756,6 +20770,7 @@
     <w:rsid w:val="00F65272"/>
     <w:rsid w:val="00FA7F71"/>
     <w:rsid w:val="00FB5220"/>
+    <w:rsid w:val="00FC49A5"/>
   </w:rsids>
   <m:mathPr>
     <m:mathFont m:val="Cambria Math"/>
@@ -32605,7 +32620,7 @@
 </file>
 
 <file path=customXml/itemProps1.xml><?xml version="1.0" encoding="utf-8"?>
-<ds:datastoreItem xmlns:ds="http://schemas.openxmlformats.org/officeDocument/2006/customXml" ds:itemID="{04D519BA-46DC-48F5-BD22-2F2EE4FE7A18}">
+<ds:datastoreItem xmlns:ds="http://schemas.openxmlformats.org/officeDocument/2006/customXml" ds:itemID="{E25AF369-9DB2-4EB0-A470-AEC0AC81A3CC}">
   <ds:schemaRefs>
     <ds:schemaRef ds:uri="http://schemas.openxmlformats.org/officeDocument/2006/bibliography"/>
   </ds:schemaRefs>
